--- a/scenarios/commons-comma/The Commons' Comma – Scenario Packet.docx
+++ b/scenarios/commons-comma/The Commons' Comma – Scenario Packet.docx
@@ -175,7 +175,7 @@
         </w:rPr>
       </w:r>
     </w:p>
-    <w:bookmarkStart w:colFirst="0" w:colLast="0" w:name="bookmark=id.n7lw1dktnbuc" w:id="0"/>
+    <w:bookmarkStart w:colFirst="0" w:colLast="0" w:name="n7lw1dktnbuc" w:id="0"/>
     <w:bookmarkEnd w:id="0"/>
     <w:p>
       <w:pPr>
@@ -412,7 +412,7 @@
           <w:vertAlign w:val="baseline"/>
           <w:rtl w:val="0"/>
         </w:rPr>
-        <w:t xml:space="preserve"> 5:00 p.m. (the public examination is at 6:00 p.m.); in play, a budget of 40 questions.</w:t>
+        <w:t xml:space="preserve"> 5:00 p.m. (the public examination is at 6:00 p.m.); in play, a budget of 30 questions.</w:t>
       </w:r>
     </w:p>
     <w:p>
@@ -484,10 +484,10 @@
           <w:vertAlign w:val="baseline"/>
           <w:rtl w:val="0"/>
         </w:rPr>
-        <w:t xml:space="preserve"> The night before the university publicly examines its founding Charter to settle whether a disputed ink mark is a comma, the Charter vanishes from the archive. A first-day work-study assistant in the president’s office has until five o’clock and forty questions to find out who took it, why, and where it is, by interviewing eight students who each know something and each have an opinion about the renovation the comma would decide.</w:t>
+        <w:t xml:space="preserve"> The night before the university publicly examines its founding Charter to settle whether a disputed ink mark is a comma, the Charter vanishes from the archive. A first-day work-study assistant in the president’s office has until five o’clock and thirty questions to find out who took it, why, and where it is, by interviewing eight students who each know something and each have an opinion about the renovation the comma would decide.</w:t>
       </w:r>
     </w:p>
-    <w:bookmarkStart w:colFirst="0" w:colLast="0" w:name="bookmark=id.iwfa01jdq9dv" w:id="1"/>
+    <w:bookmarkStart w:colFirst="0" w:colLast="0" w:name="iwfa01jdq9dv" w:id="1"/>
     <w:bookmarkEnd w:id="1"/>
     <w:p>
       <w:pPr>
@@ -937,7 +937,7 @@
         <w:t xml:space="preserve"> Revealed only after a correct solution. Three non-expert members of the administrative steering group — Adrian Vale (VP for Campus Development), Celia Park (general counsel) and Martin Ellison (university archivist) — secretly commissioned an expensive, near-identical replica of the Charter, engineered so the disputed mark reads as an ordinary blot rather than a comma. They meant the public examination to ‘confirm’ the weak-veto reading using the replica, then to display the replica in a glass case in the renovated student center as if it were the original. Elise Grant (communications director) was not knowingly involved, and the five-member authentication panel (Amara Voss, Daniel Wei, Lenora Bell, Samuel Ortiz, Ruth Halpern) are genuine experts who took no part. The Charter’s text is public domain, so this was never about copyright: it is evidence tampering, falsification of an official record and an attempted fraud on the Board and the public. Mira’s suspicion was right, even though she could not prove it and broke archival custody to act on it.</w:t>
       </w:r>
     </w:p>
-    <w:bookmarkStart w:colFirst="0" w:colLast="0" w:name="bookmark=id.vco6a6luk7vz" w:id="2"/>
+    <w:bookmarkStart w:colFirst="0" w:colLast="0" w:name="vco6a6luk7vz" w:id="2"/>
     <w:bookmarkEnd w:id="2"/>
     <w:p>
       <w:pPr>
@@ -1146,11 +1146,6 @@
           <w:rtl w:val="0"/>
         </w:rPr>
         <w:t xml:space="preserve">The disputed mark sits between ‘the faculty house masters’ and ‘and students of the University’. If it is an original comma, students are their own required approver and nobody can sign off on their behalf (strong veto, the reading the student movement wants). If it is ink damage or a later blemish, ‘the faculty house masters and students’ reads as one bound group, and consulting the house masters can be treated as consulting the students (weak veto, the reading the administration wants).</w:t>
-      </w:r>
-      <w:r>
-        <w:rPr>
-          <w:rtl w:val="0"/>
-        </w:rPr>
       </w:r>
     </w:p>
     <w:p>
@@ -1253,6 +1248,11 @@
         </w:rPr>
         <w:t xml:space="preserve">Strong supporter of the renovation (Leo): students need usable, modern, safe space; the Charter fight is obstruction.</w:t>
       </w:r>
+      <w:r>
+        <w:rPr>
+          <w:rtl w:val="0"/>
+        </w:rPr>
+      </w:r>
     </w:p>
     <w:p>
       <w:pPr>
@@ -1296,6 +1296,11 @@
         </w:rPr>
         <w:t xml:space="preserve">Conditional supporter (Priya): the technology is good, facial recognition is not; wants a credible privacy compromise.</w:t>
       </w:r>
+      <w:r>
+        <w:rPr>
+          <w:rtl w:val="0"/>
+        </w:rPr>
+      </w:r>
     </w:p>
     <w:p>
       <w:pPr>
@@ -1339,6 +1344,11 @@
         </w:rPr>
         <w:t xml:space="preserve">Conditional supporter (Hana): accessibility upgrades are essential, surveillance and privatization are not; wants oversight.</w:t>
       </w:r>
+      <w:r>
+        <w:rPr>
+          <w:rtl w:val="0"/>
+        </w:rPr>
+      </w:r>
     </w:p>
     <w:p>
       <w:pPr>
@@ -1382,6 +1392,11 @@
         </w:rPr>
         <w:t xml:space="preserve">Compromise and a student vote (Nia): both sides share goals; the process must let students decide.</w:t>
       </w:r>
+      <w:r>
+        <w:rPr>
+          <w:rtl w:val="0"/>
+        </w:rPr>
+      </w:r>
     </w:p>
     <w:p>
       <w:pPr>
@@ -1425,6 +1440,11 @@
         </w:rPr>
         <w:t xml:space="preserve">Preservationist (Mira): the Commons is a record of student life; the comma is real and the veto is strong.</w:t>
       </w:r>
+      <w:r>
+        <w:rPr>
+          <w:rtl w:val="0"/>
+        </w:rPr>
+      </w:r>
     </w:p>
     <w:p>
       <w:pPr>
@@ -1468,6 +1488,11 @@
         </w:rPr>
         <w:t xml:space="preserve">Opponent on space grounds (Jonah): the plan destroys rehearsal and storage space that already works.</w:t>
       </w:r>
+      <w:r>
+        <w:rPr>
+          <w:rtl w:val="0"/>
+        </w:rPr>
+      </w:r>
     </w:p>
     <w:p>
       <w:pPr>
@@ -1511,6 +1536,11 @@
         </w:rPr>
         <w:t xml:space="preserve">Opponent on process grounds (Sofia): the process is opaque and she suspects administrative corruption.</w:t>
       </w:r>
+      <w:r>
+        <w:rPr>
+          <w:rtl w:val="0"/>
+        </w:rPr>
+      </w:r>
     </w:p>
     <w:p>
       <w:pPr>
@@ -1554,8 +1584,13 @@
         </w:rPr>
         <w:t xml:space="preserve">Disengaged but practical (Evan): does not care about the politics, cares whether the café and the people in it are treated decently.</w:t>
       </w:r>
+      <w:r>
+        <w:rPr>
+          <w:rtl w:val="0"/>
+        </w:rPr>
+      </w:r>
     </w:p>
-    <w:bookmarkStart w:colFirst="0" w:colLast="0" w:name="bookmark=id.7gxjm14nhtpq" w:id="3"/>
+    <w:bookmarkStart w:colFirst="0" w:colLast="0" w:name="7gxjm14nhtpq" w:id="3"/>
     <w:bookmarkEnd w:id="3"/>
     <w:p>
       <w:pPr>
@@ -1782,7 +1817,7 @@
           <w:vertAlign w:val="baseline"/>
           <w:rtl w:val="0"/>
         </w:rPr>
-        <w:t xml:space="preserve"> 40 questions in total across all witnesses. Follow-up questions do not count toward the 40; tripwire questions do.</w:t>
+        <w:t xml:space="preserve"> 30 questions in total across all witnesses. Follow-up questions do not count toward the 30; tripwire questions do.</w:t>
       </w:r>
     </w:p>
     <w:p>
@@ -1899,6 +1934,11 @@
         </w:rPr>
         <w:t xml:space="preserve">7:20 p.m. — Hana Petrov signs into a steering-group meeting room to retrieve the accessibility impact draft.</w:t>
       </w:r>
+      <w:r>
+        <w:rPr>
+          <w:rtl w:val="0"/>
+        </w:rPr>
+      </w:r>
     </w:p>
     <w:p>
       <w:pPr>
@@ -1942,6 +1982,11 @@
         </w:rPr>
         <w:t xml:space="preserve">7:45 p.m. — Student forum ends; the Charter is in its blue archival folder, seal intact, and is returned to the archive cabinet.</w:t>
       </w:r>
+      <w:r>
+        <w:rPr>
+          <w:rtl w:val="0"/>
+        </w:rPr>
+      </w:r>
     </w:p>
     <w:p>
       <w:pPr>
@@ -1985,6 +2030,11 @@
         </w:rPr>
         <w:t xml:space="preserve">8:30 p.m. — Evan Cho lets an unknown person use his café locker; Martin Ellison is near the archive office signing event insurance forms.</w:t>
       </w:r>
+      <w:r>
+        <w:rPr>
+          <w:rtl w:val="0"/>
+        </w:rPr>
+      </w:r>
     </w:p>
     <w:p>
       <w:pPr>
@@ -2028,6 +2078,11 @@
         </w:rPr>
         <w:t xml:space="preserve">8:35 p.m. — Leo Martinez crosses the Commons lobby (near the archive corridor) on his way to the business building.</w:t>
       </w:r>
+      <w:r>
+        <w:rPr>
+          <w:rtl w:val="0"/>
+        </w:rPr>
+      </w:r>
     </w:p>
     <w:p>
       <w:pPr>
@@ -2069,7 +2124,12 @@
           <w:vertAlign w:val="baseline"/>
           <w:rtl w:val="0"/>
         </w:rPr>
-        <w:t xml:space="preserve">8:42 p.m. — Mira Shah’s graduate credential opens the archive; an ordinary entry, no forced door.</w:t>
+        <w:t xml:space="preserve">8:40 p.m. — Evan Cho steps out of the café for ten minutes to fetch ice from the loading dock; the chemistry building has been locked since 6:00 p.m.</w:t>
+      </w:r>
+      <w:r>
+        <w:rPr>
+          <w:rtl w:val="0"/>
+        </w:rPr>
       </w:r>
     </w:p>
     <w:p>
@@ -2112,7 +2172,12 @@
           <w:vertAlign w:val="baseline"/>
           <w:rtl w:val="0"/>
         </w:rPr>
-        <w:t xml:space="preserve">8:47 p.m. — Mira sees the original Charter, seal intact (her own account).</w:t>
+        <w:t xml:space="preserve">8:42 p.m. — Mira Shah’s graduate credential opens the archive; an ordinary entry, no forced door.</w:t>
+      </w:r>
+      <w:r>
+        <w:rPr>
+          <w:rtl w:val="0"/>
+        </w:rPr>
       </w:r>
     </w:p>
     <w:p>
@@ -2155,7 +2220,12 @@
           <w:vertAlign w:val="baseline"/>
           <w:rtl w:val="0"/>
         </w:rPr>
-        <w:t xml:space="preserve">8:50 p.m. — Mira leaves the archive area carrying something flat in a protective sleeve; stops at the café; asks Jonah Reed for dry, light-proof storage.</w:t>
+        <w:t xml:space="preserve">8:47 p.m. — Mira sees the original Charter, seal intact (her own account).</w:t>
+      </w:r>
+      <w:r>
+        <w:rPr>
+          <w:rtl w:val="0"/>
+        </w:rPr>
       </w:r>
     </w:p>
     <w:p>
@@ -2198,7 +2268,12 @@
           <w:vertAlign w:val="baseline"/>
           <w:rtl w:val="0"/>
         </w:rPr>
-        <w:t xml:space="preserve">8:52 p.m. — Nia Williams sees Mira and Jonah talking near the theatre; Jonah hands over a poster tube labelled ‘Spring Gala 2023’.</w:t>
+        <w:t xml:space="preserve">8:50 p.m. — Mira leaves the archive area carrying something flat in a protective sleeve; stops at the café; asks Jonah Reed for dry, light-proof storage.</w:t>
+      </w:r>
+      <w:r>
+        <w:rPr>
+          <w:rtl w:val="0"/>
+        </w:rPr>
       </w:r>
     </w:p>
     <w:p>
@@ -2241,7 +2316,12 @@
           <w:vertAlign w:val="baseline"/>
           <w:rtl w:val="0"/>
         </w:rPr>
-        <w:t xml:space="preserve">8:55 p.m. — Evan sees a long cardboard tube with theatre paint on one end carried from the Commons toward the theatre.</w:t>
+        <w:t xml:space="preserve">8:52 p.m. — Nia Williams sees Mira and Jonah talking near the theatre; Jonah hands over a poster tube labelled ‘Spring Gala 2023’.</w:t>
+      </w:r>
+      <w:r>
+        <w:rPr>
+          <w:rtl w:val="0"/>
+        </w:rPr>
       </w:r>
     </w:p>
     <w:p>
@@ -2284,7 +2364,12 @@
           <w:vertAlign w:val="baseline"/>
           <w:rtl w:val="0"/>
         </w:rPr>
-        <w:t xml:space="preserve">9:00 p.m. — Archive closes.</w:t>
+        <w:t xml:space="preserve">8:55 p.m. — Evan sees a long cardboard tube with theatre paint on one end carried from the Commons toward the theatre.</w:t>
+      </w:r>
+      <w:r>
+        <w:rPr>
+          <w:rtl w:val="0"/>
+        </w:rPr>
       </w:r>
     </w:p>
     <w:p>
@@ -2327,7 +2412,12 @@
           <w:vertAlign w:val="baseline"/>
           <w:rtl w:val="0"/>
         </w:rPr>
-        <w:t xml:space="preserve">9:17 p.m. — Archive access log is edited (requires an archive credential).</w:t>
+        <w:t xml:space="preserve">9:00 p.m. — Archive closes.</w:t>
+      </w:r>
+      <w:r>
+        <w:rPr>
+          <w:rtl w:val="0"/>
+        </w:rPr>
       </w:r>
     </w:p>
     <w:p>
@@ -2370,7 +2460,12 @@
           <w:vertAlign w:val="baseline"/>
           <w:rtl w:val="0"/>
         </w:rPr>
-        <w:t xml:space="preserve">Later that night — Jonah moves several poster tubes in the scenery loft without updating the inventory.</w:t>
+        <w:t xml:space="preserve">9:17 p.m. — Archive access log is edited (requires an archive credential).</w:t>
+      </w:r>
+      <w:r>
+        <w:rPr>
+          <w:rtl w:val="0"/>
+        </w:rPr>
       </w:r>
     </w:p>
     <w:p>
@@ -2413,7 +2508,12 @@
           <w:vertAlign w:val="baseline"/>
           <w:rtl w:val="0"/>
         </w:rPr>
-        <w:t xml:space="preserve">9:00 a.m. today — The president learns the examination copy may not be the original.</w:t>
+        <w:t xml:space="preserve">9:20 p.m. — A courier delivers the printer's proof of today's front page to the newsroom; Sofia Alvarez signs for it.</w:t>
+      </w:r>
+      <w:r>
+        <w:rPr>
+          <w:rtl w:val="0"/>
+        </w:rPr>
       </w:r>
     </w:p>
     <w:p>
@@ -2456,7 +2556,12 @@
           <w:vertAlign w:val="baseline"/>
           <w:rtl w:val="0"/>
         </w:rPr>
-        <w:t xml:space="preserve">5:00 p.m. today — Player deadline.</w:t>
+        <w:t xml:space="preserve">Later that night — Jonah moves several poster tubes in the scenery loft without updating the inventory.</w:t>
+      </w:r>
+      <w:r>
+        <w:rPr>
+          <w:rtl w:val="0"/>
+        </w:rPr>
       </w:r>
     </w:p>
     <w:p>
@@ -2499,7 +2604,108 @@
           <w:vertAlign w:val="baseline"/>
           <w:rtl w:val="0"/>
         </w:rPr>
+        <w:t xml:space="preserve">9:00 a.m. today — The president learns the examination copy may not be the original.</w:t>
+      </w:r>
+      <w:r>
+        <w:rPr>
+          <w:rtl w:val="0"/>
+        </w:rPr>
+      </w:r>
+    </w:p>
+    <w:p>
+      <w:pPr>
+        <w:keepNext w:val="0"/>
+        <w:keepLines w:val="0"/>
+        <w:pageBreakBefore w:val="0"/>
+        <w:widowControl w:val="1"/>
+        <w:numPr>
+          <w:ilvl w:val="0"/>
+          <w:numId w:val="2"/>
+        </w:numPr>
+        <w:pBdr>
+          <w:top w:space="0" w:sz="0" w:val="nil"/>
+          <w:left w:space="0" w:sz="0" w:val="nil"/>
+          <w:bottom w:space="0" w:sz="0" w:val="nil"/>
+          <w:right w:space="0" w:sz="0" w:val="nil"/>
+          <w:between w:space="0" w:sz="0" w:val="nil"/>
+        </w:pBdr>
+        <w:shd w:fill="auto" w:val="clear"/>
+        <w:spacing w:after="36" w:before="36" w:line="240" w:lineRule="auto"/>
+        <w:ind w:left="720" w:right="0" w:hanging="480"/>
+        <w:jc w:val="left"/>
+        <w:rPr/>
+      </w:pPr>
+      <w:r>
+        <w:rPr>
+          <w:rFonts w:ascii="Cambria" w:cs="Cambria" w:eastAsia="Cambria" w:hAnsi="Cambria"/>
+          <w:b w:val="0"/>
+          <w:bCs w:val="0"/>
+          <w:i w:val="0"/>
+          <w:iCs w:val="0"/>
+          <w:smallCaps w:val="0"/>
+          <w:strike w:val="0"/>
+          <w:color w:val="000000"/>
+          <w:sz w:val="24"/>
+          <w:szCs w:val="24"/>
+          <w:u w:val="none"/>
+          <w:shd w:fill="auto" w:val="clear"/>
+          <w:vertAlign w:val="baseline"/>
+          <w:rtl w:val="0"/>
+        </w:rPr>
+        <w:t xml:space="preserve">5:00 p.m. today — Player deadline.</w:t>
+      </w:r>
+      <w:r>
+        <w:rPr>
+          <w:rtl w:val="0"/>
+        </w:rPr>
+      </w:r>
+    </w:p>
+    <w:p>
+      <w:pPr>
+        <w:keepNext w:val="0"/>
+        <w:keepLines w:val="0"/>
+        <w:pageBreakBefore w:val="0"/>
+        <w:widowControl w:val="1"/>
+        <w:numPr>
+          <w:ilvl w:val="0"/>
+          <w:numId w:val="2"/>
+        </w:numPr>
+        <w:pBdr>
+          <w:top w:space="0" w:sz="0" w:val="nil"/>
+          <w:left w:space="0" w:sz="0" w:val="nil"/>
+          <w:bottom w:space="0" w:sz="0" w:val="nil"/>
+          <w:right w:space="0" w:sz="0" w:val="nil"/>
+          <w:between w:space="0" w:sz="0" w:val="nil"/>
+        </w:pBdr>
+        <w:shd w:fill="auto" w:val="clear"/>
+        <w:spacing w:after="36" w:before="36" w:line="240" w:lineRule="auto"/>
+        <w:ind w:left="720" w:right="0" w:hanging="480"/>
+        <w:jc w:val="left"/>
+        <w:rPr/>
+      </w:pPr>
+      <w:r>
+        <w:rPr>
+          <w:rFonts w:ascii="Cambria" w:cs="Cambria" w:eastAsia="Cambria" w:hAnsi="Cambria"/>
+          <w:b w:val="0"/>
+          <w:bCs w:val="0"/>
+          <w:i w:val="0"/>
+          <w:iCs w:val="0"/>
+          <w:smallCaps w:val="0"/>
+          <w:strike w:val="0"/>
+          <w:color w:val="000000"/>
+          <w:sz w:val="24"/>
+          <w:szCs w:val="24"/>
+          <w:u w:val="none"/>
+          <w:shd w:fill="auto" w:val="clear"/>
+          <w:vertAlign w:val="baseline"/>
+          <w:rtl w:val="0"/>
+        </w:rPr>
         <w:t xml:space="preserve">6:00 p.m. today — Public examination of the Charter.</w:t>
+      </w:r>
+      <w:r>
+        <w:rPr>
+          <w:rtl w:val="0"/>
+        </w:rPr>
       </w:r>
     </w:p>
     <w:p>
@@ -2590,7 +2796,6 @@
             <w:pPr>
               <w:keepNext w:val="0"/>
               <w:keepLines w:val="0"/>
-              <w:pageBreakBefore w:val="0"/>
               <w:widowControl w:val="1"/>
               <w:pBdr>
                 <w:top w:space="0" w:sz="0" w:val="nil"/>
@@ -2646,7 +2851,6 @@
             <w:pPr>
               <w:keepNext w:val="0"/>
               <w:keepLines w:val="0"/>
-              <w:pageBreakBefore w:val="0"/>
               <w:widowControl w:val="1"/>
               <w:pBdr>
                 <w:top w:space="0" w:sz="0" w:val="nil"/>
@@ -2708,7 +2912,6 @@
             <w:pPr>
               <w:keepNext w:val="0"/>
               <w:keepLines w:val="0"/>
-              <w:pageBreakBefore w:val="0"/>
               <w:widowControl w:val="1"/>
               <w:pBdr>
                 <w:top w:space="0" w:sz="0" w:val="nil"/>
@@ -2764,7 +2967,6 @@
             <w:pPr>
               <w:keepNext w:val="0"/>
               <w:keepLines w:val="0"/>
-              <w:pageBreakBefore w:val="0"/>
               <w:widowControl w:val="1"/>
               <w:pBdr>
                 <w:top w:space="0" w:sz="0" w:val="nil"/>
@@ -2826,7 +3028,6 @@
             <w:pPr>
               <w:keepNext w:val="0"/>
               <w:keepLines w:val="0"/>
-              <w:pageBreakBefore w:val="0"/>
               <w:widowControl w:val="1"/>
               <w:pBdr>
                 <w:top w:space="0" w:sz="0" w:val="nil"/>
@@ -2882,7 +3083,6 @@
             <w:pPr>
               <w:keepNext w:val="0"/>
               <w:keepLines w:val="0"/>
-              <w:pageBreakBefore w:val="0"/>
               <w:widowControl w:val="1"/>
               <w:pBdr>
                 <w:top w:space="0" w:sz="0" w:val="nil"/>
@@ -2944,7 +3144,6 @@
             <w:pPr>
               <w:keepNext w:val="0"/>
               <w:keepLines w:val="0"/>
-              <w:pageBreakBefore w:val="0"/>
               <w:widowControl w:val="1"/>
               <w:pBdr>
                 <w:top w:space="0" w:sz="0" w:val="nil"/>
@@ -3000,7 +3199,6 @@
             <w:pPr>
               <w:keepNext w:val="0"/>
               <w:keepLines w:val="0"/>
-              <w:pageBreakBefore w:val="0"/>
               <w:widowControl w:val="1"/>
               <w:pBdr>
                 <w:top w:space="0" w:sz="0" w:val="nil"/>
@@ -3062,7 +3260,6 @@
             <w:pPr>
               <w:keepNext w:val="0"/>
               <w:keepLines w:val="0"/>
-              <w:pageBreakBefore w:val="0"/>
               <w:widowControl w:val="1"/>
               <w:pBdr>
                 <w:top w:space="0" w:sz="0" w:val="nil"/>
@@ -3118,7 +3315,6 @@
             <w:pPr>
               <w:keepNext w:val="0"/>
               <w:keepLines w:val="0"/>
-              <w:pageBreakBefore w:val="0"/>
               <w:widowControl w:val="1"/>
               <w:pBdr>
                 <w:top w:space="0" w:sz="0" w:val="nil"/>
@@ -3180,7 +3376,6 @@
             <w:pPr>
               <w:keepNext w:val="0"/>
               <w:keepLines w:val="0"/>
-              <w:pageBreakBefore w:val="0"/>
               <w:widowControl w:val="1"/>
               <w:pBdr>
                 <w:top w:space="0" w:sz="0" w:val="nil"/>
@@ -3236,7 +3431,6 @@
             <w:pPr>
               <w:keepNext w:val="0"/>
               <w:keepLines w:val="0"/>
-              <w:pageBreakBefore w:val="0"/>
               <w:widowControl w:val="1"/>
               <w:pBdr>
                 <w:top w:space="0" w:sz="0" w:val="nil"/>
@@ -3298,7 +3492,6 @@
             <w:pPr>
               <w:keepNext w:val="0"/>
               <w:keepLines w:val="0"/>
-              <w:pageBreakBefore w:val="0"/>
               <w:widowControl w:val="1"/>
               <w:pBdr>
                 <w:top w:space="0" w:sz="0" w:val="nil"/>
@@ -3354,7 +3547,6 @@
             <w:pPr>
               <w:keepNext w:val="0"/>
               <w:keepLines w:val="0"/>
-              <w:pageBreakBefore w:val="0"/>
               <w:widowControl w:val="1"/>
               <w:pBdr>
                 <w:top w:space="0" w:sz="0" w:val="nil"/>
@@ -3416,7 +3608,6 @@
             <w:pPr>
               <w:keepNext w:val="0"/>
               <w:keepLines w:val="0"/>
-              <w:pageBreakBefore w:val="0"/>
               <w:widowControl w:val="1"/>
               <w:pBdr>
                 <w:top w:space="0" w:sz="0" w:val="nil"/>
@@ -3472,7 +3663,6 @@
             <w:pPr>
               <w:keepNext w:val="0"/>
               <w:keepLines w:val="0"/>
-              <w:pageBreakBefore w:val="0"/>
               <w:widowControl w:val="1"/>
               <w:pBdr>
                 <w:top w:space="0" w:sz="0" w:val="nil"/>
@@ -3534,7 +3724,6 @@
             <w:pPr>
               <w:keepNext w:val="0"/>
               <w:keepLines w:val="0"/>
-              <w:pageBreakBefore w:val="0"/>
               <w:widowControl w:val="1"/>
               <w:pBdr>
                 <w:top w:space="0" w:sz="0" w:val="nil"/>
@@ -3590,7 +3779,6 @@
             <w:pPr>
               <w:keepNext w:val="0"/>
               <w:keepLines w:val="0"/>
-              <w:pageBreakBefore w:val="0"/>
               <w:widowControl w:val="1"/>
               <w:pBdr>
                 <w:top w:space="0" w:sz="0" w:val="nil"/>
@@ -3642,7 +3830,7 @@
         </w:tc>
       </w:tr>
     </w:tbl>
-    <w:bookmarkStart w:colFirst="0" w:colLast="0" w:name="bookmark=id.bx8y9g40i4p9" w:id="4"/>
+    <w:bookmarkStart w:colFirst="0" w:colLast="0" w:name="bx8y9g40i4p9" w:id="4"/>
     <w:bookmarkEnd w:id="4"/>
     <w:p>
       <w:pPr>
@@ -3745,7 +3933,6 @@
             <w:pPr>
               <w:keepNext w:val="0"/>
               <w:keepLines w:val="0"/>
-              <w:pageBreakBefore w:val="0"/>
               <w:widowControl w:val="1"/>
               <w:pBdr>
                 <w:top w:space="0" w:sz="0" w:val="nil"/>
@@ -3801,7 +3988,6 @@
             <w:pPr>
               <w:keepNext w:val="0"/>
               <w:keepLines w:val="0"/>
-              <w:pageBreakBefore w:val="0"/>
               <w:widowControl w:val="1"/>
               <w:pBdr>
                 <w:top w:space="0" w:sz="0" w:val="nil"/>
@@ -3857,7 +4043,6 @@
             <w:pPr>
               <w:keepNext w:val="0"/>
               <w:keepLines w:val="0"/>
-              <w:pageBreakBefore w:val="0"/>
               <w:widowControl w:val="1"/>
               <w:pBdr>
                 <w:top w:space="0" w:sz="0" w:val="nil"/>
@@ -3913,7 +4098,6 @@
             <w:pPr>
               <w:keepNext w:val="0"/>
               <w:keepLines w:val="0"/>
-              <w:pageBreakBefore w:val="0"/>
               <w:widowControl w:val="1"/>
               <w:pBdr>
                 <w:top w:space="0" w:sz="0" w:val="nil"/>
@@ -3969,7 +4153,6 @@
             <w:pPr>
               <w:keepNext w:val="0"/>
               <w:keepLines w:val="0"/>
-              <w:pageBreakBefore w:val="0"/>
               <w:widowControl w:val="1"/>
               <w:pBdr>
                 <w:top w:space="0" w:sz="0" w:val="nil"/>
@@ -4031,7 +4214,6 @@
             <w:pPr>
               <w:keepNext w:val="0"/>
               <w:keepLines w:val="0"/>
-              <w:pageBreakBefore w:val="0"/>
               <w:widowControl w:val="1"/>
               <w:pBdr>
                 <w:top w:space="0" w:sz="0" w:val="nil"/>
@@ -4087,7 +4269,6 @@
             <w:pPr>
               <w:keepNext w:val="0"/>
               <w:keepLines w:val="0"/>
-              <w:pageBreakBefore w:val="0"/>
               <w:widowControl w:val="1"/>
               <w:pBdr>
                 <w:top w:space="0" w:sz="0" w:val="nil"/>
@@ -4143,7 +4324,6 @@
             <w:pPr>
               <w:keepNext w:val="0"/>
               <w:keepLines w:val="0"/>
-              <w:pageBreakBefore w:val="0"/>
               <w:widowControl w:val="1"/>
               <w:pBdr>
                 <w:top w:space="0" w:sz="0" w:val="nil"/>
@@ -4199,7 +4379,6 @@
             <w:pPr>
               <w:keepNext w:val="0"/>
               <w:keepLines w:val="0"/>
-              <w:pageBreakBefore w:val="0"/>
               <w:widowControl w:val="1"/>
               <w:pBdr>
                 <w:top w:space="0" w:sz="0" w:val="nil"/>
@@ -4255,7 +4434,6 @@
             <w:pPr>
               <w:keepNext w:val="0"/>
               <w:keepLines w:val="0"/>
-              <w:pageBreakBefore w:val="0"/>
               <w:widowControl w:val="1"/>
               <w:pBdr>
                 <w:top w:space="0" w:sz="0" w:val="nil"/>
@@ -4317,7 +4495,6 @@
             <w:pPr>
               <w:keepNext w:val="0"/>
               <w:keepLines w:val="0"/>
-              <w:pageBreakBefore w:val="0"/>
               <w:widowControl w:val="1"/>
               <w:pBdr>
                 <w:top w:space="0" w:sz="0" w:val="nil"/>
@@ -4373,7 +4550,6 @@
             <w:pPr>
               <w:keepNext w:val="0"/>
               <w:keepLines w:val="0"/>
-              <w:pageBreakBefore w:val="0"/>
               <w:widowControl w:val="1"/>
               <w:pBdr>
                 <w:top w:space="0" w:sz="0" w:val="nil"/>
@@ -4429,7 +4605,6 @@
             <w:pPr>
               <w:keepNext w:val="0"/>
               <w:keepLines w:val="0"/>
-              <w:pageBreakBefore w:val="0"/>
               <w:widowControl w:val="1"/>
               <w:pBdr>
                 <w:top w:space="0" w:sz="0" w:val="nil"/>
@@ -4485,7 +4660,6 @@
             <w:pPr>
               <w:keepNext w:val="0"/>
               <w:keepLines w:val="0"/>
-              <w:pageBreakBefore w:val="0"/>
               <w:widowControl w:val="1"/>
               <w:pBdr>
                 <w:top w:space="0" w:sz="0" w:val="nil"/>
@@ -4541,7 +4715,6 @@
             <w:pPr>
               <w:keepNext w:val="0"/>
               <w:keepLines w:val="0"/>
-              <w:pageBreakBefore w:val="0"/>
               <w:widowControl w:val="1"/>
               <w:pBdr>
                 <w:top w:space="0" w:sz="0" w:val="nil"/>
@@ -4603,7 +4776,6 @@
             <w:pPr>
               <w:keepNext w:val="0"/>
               <w:keepLines w:val="0"/>
-              <w:pageBreakBefore w:val="0"/>
               <w:widowControl w:val="1"/>
               <w:pBdr>
                 <w:top w:space="0" w:sz="0" w:val="nil"/>
@@ -4659,7 +4831,6 @@
             <w:pPr>
               <w:keepNext w:val="0"/>
               <w:keepLines w:val="0"/>
-              <w:pageBreakBefore w:val="0"/>
               <w:widowControl w:val="1"/>
               <w:pBdr>
                 <w:top w:space="0" w:sz="0" w:val="nil"/>
@@ -4715,7 +4886,6 @@
             <w:pPr>
               <w:keepNext w:val="0"/>
               <w:keepLines w:val="0"/>
-              <w:pageBreakBefore w:val="0"/>
               <w:widowControl w:val="1"/>
               <w:pBdr>
                 <w:top w:space="0" w:sz="0" w:val="nil"/>
@@ -4771,7 +4941,6 @@
             <w:pPr>
               <w:keepNext w:val="0"/>
               <w:keepLines w:val="0"/>
-              <w:pageBreakBefore w:val="0"/>
               <w:widowControl w:val="1"/>
               <w:pBdr>
                 <w:top w:space="0" w:sz="0" w:val="nil"/>
@@ -4827,7 +4996,6 @@
             <w:pPr>
               <w:keepNext w:val="0"/>
               <w:keepLines w:val="0"/>
-              <w:pageBreakBefore w:val="0"/>
               <w:widowControl w:val="1"/>
               <w:pBdr>
                 <w:top w:space="0" w:sz="0" w:val="nil"/>
@@ -4889,7 +5057,6 @@
             <w:pPr>
               <w:keepNext w:val="0"/>
               <w:keepLines w:val="0"/>
-              <w:pageBreakBefore w:val="0"/>
               <w:widowControl w:val="1"/>
               <w:pBdr>
                 <w:top w:space="0" w:sz="0" w:val="nil"/>
@@ -4945,7 +5112,6 @@
             <w:pPr>
               <w:keepNext w:val="0"/>
               <w:keepLines w:val="0"/>
-              <w:pageBreakBefore w:val="0"/>
               <w:widowControl w:val="1"/>
               <w:pBdr>
                 <w:top w:space="0" w:sz="0" w:val="nil"/>
@@ -5001,7 +5167,6 @@
             <w:pPr>
               <w:keepNext w:val="0"/>
               <w:keepLines w:val="0"/>
-              <w:pageBreakBefore w:val="0"/>
               <w:widowControl w:val="1"/>
               <w:pBdr>
                 <w:top w:space="0" w:sz="0" w:val="nil"/>
@@ -5057,7 +5222,6 @@
             <w:pPr>
               <w:keepNext w:val="0"/>
               <w:keepLines w:val="0"/>
-              <w:pageBreakBefore w:val="0"/>
               <w:widowControl w:val="1"/>
               <w:pBdr>
                 <w:top w:space="0" w:sz="0" w:val="nil"/>
@@ -5113,7 +5277,6 @@
             <w:pPr>
               <w:keepNext w:val="0"/>
               <w:keepLines w:val="0"/>
-              <w:pageBreakBefore w:val="0"/>
               <w:widowControl w:val="1"/>
               <w:pBdr>
                 <w:top w:space="0" w:sz="0" w:val="nil"/>
@@ -5175,7 +5338,6 @@
             <w:pPr>
               <w:keepNext w:val="0"/>
               <w:keepLines w:val="0"/>
-              <w:pageBreakBefore w:val="0"/>
               <w:widowControl w:val="1"/>
               <w:pBdr>
                 <w:top w:space="0" w:sz="0" w:val="nil"/>
@@ -5231,7 +5393,6 @@
             <w:pPr>
               <w:keepNext w:val="0"/>
               <w:keepLines w:val="0"/>
-              <w:pageBreakBefore w:val="0"/>
               <w:widowControl w:val="1"/>
               <w:pBdr>
                 <w:top w:space="0" w:sz="0" w:val="nil"/>
@@ -5287,7 +5448,6 @@
             <w:pPr>
               <w:keepNext w:val="0"/>
               <w:keepLines w:val="0"/>
-              <w:pageBreakBefore w:val="0"/>
               <w:widowControl w:val="1"/>
               <w:pBdr>
                 <w:top w:space="0" w:sz="0" w:val="nil"/>
@@ -5343,7 +5503,6 @@
             <w:pPr>
               <w:keepNext w:val="0"/>
               <w:keepLines w:val="0"/>
-              <w:pageBreakBefore w:val="0"/>
               <w:widowControl w:val="1"/>
               <w:pBdr>
                 <w:top w:space="0" w:sz="0" w:val="nil"/>
@@ -5399,7 +5558,6 @@
             <w:pPr>
               <w:keepNext w:val="0"/>
               <w:keepLines w:val="0"/>
-              <w:pageBreakBefore w:val="0"/>
               <w:widowControl w:val="1"/>
               <w:pBdr>
                 <w:top w:space="0" w:sz="0" w:val="nil"/>
@@ -5461,7 +5619,6 @@
             <w:pPr>
               <w:keepNext w:val="0"/>
               <w:keepLines w:val="0"/>
-              <w:pageBreakBefore w:val="0"/>
               <w:widowControl w:val="1"/>
               <w:pBdr>
                 <w:top w:space="0" w:sz="0" w:val="nil"/>
@@ -5517,7 +5674,6 @@
             <w:pPr>
               <w:keepNext w:val="0"/>
               <w:keepLines w:val="0"/>
-              <w:pageBreakBefore w:val="0"/>
               <w:widowControl w:val="1"/>
               <w:pBdr>
                 <w:top w:space="0" w:sz="0" w:val="nil"/>
@@ -5573,7 +5729,6 @@
             <w:pPr>
               <w:keepNext w:val="0"/>
               <w:keepLines w:val="0"/>
-              <w:pageBreakBefore w:val="0"/>
               <w:widowControl w:val="1"/>
               <w:pBdr>
                 <w:top w:space="0" w:sz="0" w:val="nil"/>
@@ -5629,7 +5784,6 @@
             <w:pPr>
               <w:keepNext w:val="0"/>
               <w:keepLines w:val="0"/>
-              <w:pageBreakBefore w:val="0"/>
               <w:widowControl w:val="1"/>
               <w:pBdr>
                 <w:top w:space="0" w:sz="0" w:val="nil"/>
@@ -5685,7 +5839,6 @@
             <w:pPr>
               <w:keepNext w:val="0"/>
               <w:keepLines w:val="0"/>
-              <w:pageBreakBefore w:val="0"/>
               <w:widowControl w:val="1"/>
               <w:pBdr>
                 <w:top w:space="0" w:sz="0" w:val="nil"/>
@@ -5747,7 +5900,6 @@
             <w:pPr>
               <w:keepNext w:val="0"/>
               <w:keepLines w:val="0"/>
-              <w:pageBreakBefore w:val="0"/>
               <w:widowControl w:val="1"/>
               <w:pBdr>
                 <w:top w:space="0" w:sz="0" w:val="nil"/>
@@ -5803,7 +5955,6 @@
             <w:pPr>
               <w:keepNext w:val="0"/>
               <w:keepLines w:val="0"/>
-              <w:pageBreakBefore w:val="0"/>
               <w:widowControl w:val="1"/>
               <w:pBdr>
                 <w:top w:space="0" w:sz="0" w:val="nil"/>
@@ -5859,7 +6010,6 @@
             <w:pPr>
               <w:keepNext w:val="0"/>
               <w:keepLines w:val="0"/>
-              <w:pageBreakBefore w:val="0"/>
               <w:widowControl w:val="1"/>
               <w:pBdr>
                 <w:top w:space="0" w:sz="0" w:val="nil"/>
@@ -5915,7 +6065,6 @@
             <w:pPr>
               <w:keepNext w:val="0"/>
               <w:keepLines w:val="0"/>
-              <w:pageBreakBefore w:val="0"/>
               <w:widowControl w:val="1"/>
               <w:pBdr>
                 <w:top w:space="0" w:sz="0" w:val="nil"/>
@@ -5971,7 +6120,6 @@
             <w:pPr>
               <w:keepNext w:val="0"/>
               <w:keepLines w:val="0"/>
-              <w:pageBreakBefore w:val="0"/>
               <w:widowControl w:val="1"/>
               <w:pBdr>
                 <w:top w:space="0" w:sz="0" w:val="nil"/>
@@ -6033,7 +6181,6 @@
             <w:pPr>
               <w:keepNext w:val="0"/>
               <w:keepLines w:val="0"/>
-              <w:pageBreakBefore w:val="0"/>
               <w:widowControl w:val="1"/>
               <w:pBdr>
                 <w:top w:space="0" w:sz="0" w:val="nil"/>
@@ -6089,7 +6236,6 @@
             <w:pPr>
               <w:keepNext w:val="0"/>
               <w:keepLines w:val="0"/>
-              <w:pageBreakBefore w:val="0"/>
               <w:widowControl w:val="1"/>
               <w:pBdr>
                 <w:top w:space="0" w:sz="0" w:val="nil"/>
@@ -6145,7 +6291,6 @@
             <w:pPr>
               <w:keepNext w:val="0"/>
               <w:keepLines w:val="0"/>
-              <w:pageBreakBefore w:val="0"/>
               <w:widowControl w:val="1"/>
               <w:pBdr>
                 <w:top w:space="0" w:sz="0" w:val="nil"/>
@@ -6201,7 +6346,6 @@
             <w:pPr>
               <w:keepNext w:val="0"/>
               <w:keepLines w:val="0"/>
-              <w:pageBreakBefore w:val="0"/>
               <w:widowControl w:val="1"/>
               <w:pBdr>
                 <w:top w:space="0" w:sz="0" w:val="nil"/>
@@ -6257,7 +6401,6 @@
             <w:pPr>
               <w:keepNext w:val="0"/>
               <w:keepLines w:val="0"/>
-              <w:pageBreakBefore w:val="0"/>
               <w:widowControl w:val="1"/>
               <w:pBdr>
                 <w:top w:space="0" w:sz="0" w:val="nil"/>
@@ -6309,7 +6452,7 @@
         </w:tc>
       </w:tr>
     </w:tbl>
-    <w:bookmarkStart w:colFirst="0" w:colLast="0" w:name="bookmark=id.josv3xhggj2f" w:id="5"/>
+    <w:bookmarkStart w:colFirst="0" w:colLast="0" w:name="josv3xhggj2f" w:id="5"/>
     <w:bookmarkEnd w:id="5"/>
     <w:p>
       <w:pPr>
@@ -6323,7 +6466,7 @@
         <w:t xml:space="preserve">6. The eight witnesses</w:t>
       </w:r>
     </w:p>
-    <w:bookmarkStart w:colFirst="0" w:colLast="0" w:name="bookmark=id.uoqc5824trp5" w:id="6"/>
+    <w:bookmarkStart w:colFirst="0" w:colLast="0" w:name="uoqc5824trp5" w:id="6"/>
     <w:bookmarkEnd w:id="6"/>
     <w:p>
       <w:pPr>
@@ -6923,7 +7066,7 @@
         <w:t xml:space="preserve"> 3 of 8 — receptive on 5 of 7 answers (Q1, Q2, Q4, Q6, Q7).</w:t>
       </w:r>
     </w:p>
-    <w:bookmarkStart w:colFirst="0" w:colLast="0" w:name="bookmark=id.8ytnsgf22ijq" w:id="7"/>
+    <w:bookmarkStart w:colFirst="0" w:colLast="0" w:name="8ytnsgf22ijq" w:id="7"/>
     <w:bookmarkEnd w:id="7"/>
     <w:p>
       <w:pPr>
@@ -7523,7 +7666,7 @@
         <w:t xml:space="preserve"> 8 of 8 — receptive on 0 of 7 answers (none).</w:t>
       </w:r>
     </w:p>
-    <w:bookmarkStart w:colFirst="0" w:colLast="0" w:name="bookmark=id.92esv65ctduo" w:id="8"/>
+    <w:bookmarkStart w:colFirst="0" w:colLast="0" w:name="92esv65ctduo" w:id="8"/>
     <w:bookmarkEnd w:id="8"/>
     <w:p>
       <w:pPr>
@@ -8123,7 +8266,7 @@
         <w:t xml:space="preserve"> 5 of 8 — receptive on 3 of 7 answers (Q3, Q6, Q7).</w:t>
       </w:r>
     </w:p>
-    <w:bookmarkStart w:colFirst="0" w:colLast="0" w:name="bookmark=id.abyb8i8s3xuc" w:id="9"/>
+    <w:bookmarkStart w:colFirst="0" w:colLast="0" w:name="abyb8i8s3xuc" w:id="9"/>
     <w:bookmarkEnd w:id="9"/>
     <w:p>
       <w:pPr>
@@ -8723,7 +8866,7 @@
         <w:t xml:space="preserve"> 4 of 8 — receptive on 4 of 7 answers (Q1, Q2, Q6, Q8).</w:t>
       </w:r>
     </w:p>
-    <w:bookmarkStart w:colFirst="0" w:colLast="0" w:name="bookmark=id.umdqd95v2vgs" w:id="10"/>
+    <w:bookmarkStart w:colFirst="0" w:colLast="0" w:name="umdqd95v2vgs" w:id="10"/>
     <w:bookmarkEnd w:id="10"/>
     <w:p>
       <w:pPr>
@@ -9323,7 +9466,7 @@
         <w:t xml:space="preserve"> 1 of 8 — receptive on 7 of 7 answers (Q1, Q2, Q3, Q4, Q6, Q7, Q8).</w:t>
       </w:r>
     </w:p>
-    <w:bookmarkStart w:colFirst="0" w:colLast="0" w:name="bookmark=id.8jwkj9d0y0bm" w:id="11"/>
+    <w:bookmarkStart w:colFirst="0" w:colLast="0" w:name="8jwkj9d0y0bm" w:id="11"/>
     <w:bookmarkEnd w:id="11"/>
     <w:p>
       <w:pPr>
@@ -9923,7 +10066,7 @@
         <w:t xml:space="preserve"> 7 of 8 — receptive on 1 of 7 answers (Q2).</w:t>
       </w:r>
     </w:p>
-    <w:bookmarkStart w:colFirst="0" w:colLast="0" w:name="bookmark=id.4a12waz4bmd" w:id="12"/>
+    <w:bookmarkStart w:colFirst="0" w:colLast="0" w:name="4a12waz4bmd" w:id="12"/>
     <w:bookmarkEnd w:id="12"/>
     <w:p>
       <w:pPr>
@@ -10523,7 +10666,7 @@
         <w:t xml:space="preserve"> 6 of 8 — receptive on 2 of 7 answers (Q3, Q7).</w:t>
       </w:r>
     </w:p>
-    <w:bookmarkStart w:colFirst="0" w:colLast="0" w:name="bookmark=id.wim0j2ixyxjt" w:id="13"/>
+    <w:bookmarkStart w:colFirst="0" w:colLast="0" w:name="wim0j2ixyxjt" w:id="13"/>
     <w:bookmarkEnd w:id="13"/>
     <w:p>
       <w:pPr>
@@ -11123,7 +11266,7 @@
         <w:t xml:space="preserve"> 2 of 8 — receptive on 6 of 7 answers (Q1, Q2, Q3, Q4, Q6, Q8).</w:t>
       </w:r>
     </w:p>
-    <w:bookmarkStart w:colFirst="0" w:colLast="0" w:name="bookmark=id.qnbnmte7slb9" w:id="14"/>
+    <w:bookmarkStart w:colFirst="0" w:colLast="0" w:name="qnbnmte7slb9" w:id="14"/>
     <w:bookmarkEnd w:id="14"/>
     <w:p>
       <w:pPr>
@@ -11134,7 +11277,7 @@
         <w:rPr>
           <w:rtl w:val="0"/>
         </w:rPr>
-        <w:t xml:space="preserve">7. The 20 Clues</w:t>
+        <w:t xml:space="preserve">7. The 16 Clues</w:t>
       </w:r>
     </w:p>
     <w:p>
@@ -11224,7 +11367,6 @@
             <w:pPr>
               <w:keepNext w:val="0"/>
               <w:keepLines w:val="0"/>
-              <w:pageBreakBefore w:val="0"/>
               <w:widowControl w:val="1"/>
               <w:pBdr>
                 <w:top w:space="0" w:sz="0" w:val="nil"/>
@@ -11280,7 +11422,6 @@
             <w:pPr>
               <w:keepNext w:val="0"/>
               <w:keepLines w:val="0"/>
-              <w:pageBreakBefore w:val="0"/>
               <w:widowControl w:val="1"/>
               <w:pBdr>
                 <w:top w:space="0" w:sz="0" w:val="nil"/>
@@ -11336,7 +11477,6 @@
             <w:pPr>
               <w:keepNext w:val="0"/>
               <w:keepLines w:val="0"/>
-              <w:pageBreakBefore w:val="0"/>
               <w:widowControl w:val="1"/>
               <w:pBdr>
                 <w:top w:space="0" w:sz="0" w:val="nil"/>
@@ -11392,7 +11532,6 @@
             <w:pPr>
               <w:keepNext w:val="0"/>
               <w:keepLines w:val="0"/>
-              <w:pageBreakBefore w:val="0"/>
               <w:widowControl w:val="1"/>
               <w:pBdr>
                 <w:top w:space="0" w:sz="0" w:val="nil"/>
@@ -11454,7 +11593,6 @@
             <w:pPr>
               <w:keepNext w:val="0"/>
               <w:keepLines w:val="0"/>
-              <w:pageBreakBefore w:val="0"/>
               <w:widowControl w:val="1"/>
               <w:pBdr>
                 <w:top w:space="0" w:sz="0" w:val="nil"/>
@@ -11510,7 +11648,6 @@
             <w:pPr>
               <w:keepNext w:val="0"/>
               <w:keepLines w:val="0"/>
-              <w:pageBreakBefore w:val="0"/>
               <w:widowControl w:val="1"/>
               <w:pBdr>
                 <w:top w:space="0" w:sz="0" w:val="nil"/>
@@ -11566,7 +11703,6 @@
             <w:pPr>
               <w:keepNext w:val="0"/>
               <w:keepLines w:val="0"/>
-              <w:pageBreakBefore w:val="0"/>
               <w:widowControl w:val="1"/>
               <w:pBdr>
                 <w:top w:space="0" w:sz="0" w:val="nil"/>
@@ -11622,7 +11758,6 @@
             <w:pPr>
               <w:keepNext w:val="0"/>
               <w:keepLines w:val="0"/>
-              <w:pageBreakBefore w:val="0"/>
               <w:widowControl w:val="1"/>
               <w:pBdr>
                 <w:top w:space="0" w:sz="0" w:val="nil"/>
@@ -11684,7 +11819,6 @@
             <w:pPr>
               <w:keepNext w:val="0"/>
               <w:keepLines w:val="0"/>
-              <w:pageBreakBefore w:val="0"/>
               <w:widowControl w:val="1"/>
               <w:pBdr>
                 <w:top w:space="0" w:sz="0" w:val="nil"/>
@@ -11740,7 +11874,6 @@
             <w:pPr>
               <w:keepNext w:val="0"/>
               <w:keepLines w:val="0"/>
-              <w:pageBreakBefore w:val="0"/>
               <w:widowControl w:val="1"/>
               <w:pBdr>
                 <w:top w:space="0" w:sz="0" w:val="nil"/>
@@ -11796,7 +11929,6 @@
             <w:pPr>
               <w:keepNext w:val="0"/>
               <w:keepLines w:val="0"/>
-              <w:pageBreakBefore w:val="0"/>
               <w:widowControl w:val="1"/>
               <w:pBdr>
                 <w:top w:space="0" w:sz="0" w:val="nil"/>
@@ -11852,7 +11984,6 @@
             <w:pPr>
               <w:keepNext w:val="0"/>
               <w:keepLines w:val="0"/>
-              <w:pageBreakBefore w:val="0"/>
               <w:widowControl w:val="1"/>
               <w:pBdr>
                 <w:top w:space="0" w:sz="0" w:val="nil"/>
@@ -11914,7 +12045,6 @@
             <w:pPr>
               <w:keepNext w:val="0"/>
               <w:keepLines w:val="0"/>
-              <w:pageBreakBefore w:val="0"/>
               <w:widowControl w:val="1"/>
               <w:pBdr>
                 <w:top w:space="0" w:sz="0" w:val="nil"/>
@@ -11970,7 +12100,6 @@
             <w:pPr>
               <w:keepNext w:val="0"/>
               <w:keepLines w:val="0"/>
-              <w:pageBreakBefore w:val="0"/>
               <w:widowControl w:val="1"/>
               <w:pBdr>
                 <w:top w:space="0" w:sz="0" w:val="nil"/>
@@ -12026,7 +12155,6 @@
             <w:pPr>
               <w:keepNext w:val="0"/>
               <w:keepLines w:val="0"/>
-              <w:pageBreakBefore w:val="0"/>
               <w:widowControl w:val="1"/>
               <w:pBdr>
                 <w:top w:space="0" w:sz="0" w:val="nil"/>
@@ -12082,7 +12210,6 @@
             <w:pPr>
               <w:keepNext w:val="0"/>
               <w:keepLines w:val="0"/>
-              <w:pageBreakBefore w:val="0"/>
               <w:widowControl w:val="1"/>
               <w:pBdr>
                 <w:top w:space="0" w:sz="0" w:val="nil"/>
@@ -12144,7 +12271,6 @@
             <w:pPr>
               <w:keepNext w:val="0"/>
               <w:keepLines w:val="0"/>
-              <w:pageBreakBefore w:val="0"/>
               <w:widowControl w:val="1"/>
               <w:pBdr>
                 <w:top w:space="0" w:sz="0" w:val="nil"/>
@@ -12200,7 +12326,6 @@
             <w:pPr>
               <w:keepNext w:val="0"/>
               <w:keepLines w:val="0"/>
-              <w:pageBreakBefore w:val="0"/>
               <w:widowControl w:val="1"/>
               <w:pBdr>
                 <w:top w:space="0" w:sz="0" w:val="nil"/>
@@ -12256,7 +12381,6 @@
             <w:pPr>
               <w:keepNext w:val="0"/>
               <w:keepLines w:val="0"/>
-              <w:pageBreakBefore w:val="0"/>
               <w:widowControl w:val="1"/>
               <w:pBdr>
                 <w:top w:space="0" w:sz="0" w:val="nil"/>
@@ -12312,7 +12436,6 @@
             <w:pPr>
               <w:keepNext w:val="0"/>
               <w:keepLines w:val="0"/>
-              <w:pageBreakBefore w:val="0"/>
               <w:widowControl w:val="1"/>
               <w:pBdr>
                 <w:top w:space="0" w:sz="0" w:val="nil"/>
@@ -12374,7 +12497,6 @@
             <w:pPr>
               <w:keepNext w:val="0"/>
               <w:keepLines w:val="0"/>
-              <w:pageBreakBefore w:val="0"/>
               <w:widowControl w:val="1"/>
               <w:pBdr>
                 <w:top w:space="0" w:sz="0" w:val="nil"/>
@@ -12420,7 +12542,7 @@
                 <w:vertAlign w:val="baseline"/>
                 <w:rtl w:val="0"/>
               </w:rPr>
-              <w:t xml:space="preserve">C05</w:t>
+              <w:t xml:space="preserve">C06</w:t>
             </w:r>
           </w:p>
         </w:tc>
@@ -12430,7 +12552,6 @@
             <w:pPr>
               <w:keepNext w:val="0"/>
               <w:keepLines w:val="0"/>
-              <w:pageBreakBefore w:val="0"/>
               <w:widowControl w:val="1"/>
               <w:pBdr>
                 <w:top w:space="0" w:sz="0" w:val="nil"/>
@@ -12476,7 +12597,7 @@
                 <w:vertAlign w:val="baseline"/>
                 <w:rtl w:val="0"/>
               </w:rPr>
-              <w:t xml:space="preserve">MC1</w:t>
+              <w:t xml:space="preserve">MC2</w:t>
             </w:r>
           </w:p>
         </w:tc>
@@ -12486,7 +12607,6 @@
             <w:pPr>
               <w:keepNext w:val="0"/>
               <w:keepLines w:val="0"/>
-              <w:pageBreakBefore w:val="0"/>
               <w:widowControl w:val="1"/>
               <w:pBdr>
                 <w:top w:space="0" w:sz="0" w:val="nil"/>
@@ -12532,236 +12652,6 @@
                 <w:vertAlign w:val="baseline"/>
                 <w:rtl w:val="0"/>
               </w:rPr>
-              <w:t xml:space="preserve">Mira left the archive area at about 8:50 p.m. carrying something flat inside a protective sleeve.</w:t>
-            </w:r>
-          </w:p>
-        </w:tc>
-        <w:tc>
-          <w:tcPr/>
-          <w:p>
-            <w:pPr>
-              <w:keepNext w:val="0"/>
-              <w:keepLines w:val="0"/>
-              <w:pageBreakBefore w:val="0"/>
-              <w:widowControl w:val="1"/>
-              <w:pBdr>
-                <w:top w:space="0" w:sz="0" w:val="nil"/>
-                <w:left w:space="0" w:sz="0" w:val="nil"/>
-                <w:bottom w:space="0" w:sz="0" w:val="nil"/>
-                <w:right w:space="0" w:sz="0" w:val="nil"/>
-                <w:between w:space="0" w:sz="0" w:val="nil"/>
-              </w:pBdr>
-              <w:shd w:fill="auto" w:val="clear"/>
-              <w:spacing w:after="36" w:before="36" w:line="240" w:lineRule="auto"/>
-              <w:ind w:left="0" w:right="0" w:firstLine="0"/>
-              <w:jc w:val="left"/>
-              <w:rPr>
-                <w:rFonts w:ascii="Cambria" w:cs="Cambria" w:eastAsia="Cambria" w:hAnsi="Cambria"/>
-                <w:b w:val="0"/>
-                <w:bCs w:val="0"/>
-                <w:i w:val="0"/>
-                <w:iCs w:val="0"/>
-                <w:smallCaps w:val="0"/>
-                <w:strike w:val="0"/>
-                <w:color w:val="000000"/>
-                <w:sz w:val="24"/>
-                <w:szCs w:val="24"/>
-                <w:u w:val="none"/>
-                <w:shd w:fill="auto" w:val="clear"/>
-                <w:vertAlign w:val="baseline"/>
-              </w:rPr>
-            </w:pPr>
-            <w:r>
-              <w:rPr>
-                <w:rFonts w:ascii="Cambria" w:cs="Cambria" w:eastAsia="Cambria" w:hAnsi="Cambria"/>
-                <w:b w:val="0"/>
-                <w:bCs w:val="0"/>
-                <w:i w:val="0"/>
-                <w:iCs w:val="0"/>
-                <w:smallCaps w:val="0"/>
-                <w:strike w:val="0"/>
-                <w:color w:val="000000"/>
-                <w:sz w:val="24"/>
-                <w:szCs w:val="24"/>
-                <w:u w:val="none"/>
-                <w:shd w:fill="auto" w:val="clear"/>
-                <w:vertAlign w:val="baseline"/>
-                <w:rtl w:val="0"/>
-              </w:rPr>
-              <w:t xml:space="preserve">Leo Martinez (Q7); Sofia Alvarez (Q1)</w:t>
-            </w:r>
-          </w:p>
-        </w:tc>
-      </w:tr>
-      <w:tr>
-        <w:trPr>
-          <w:cantSplit w:val="0"/>
-          <w:tblHeader w:val="0"/>
-        </w:trPr>
-        <w:tc>
-          <w:tcPr/>
-          <w:p>
-            <w:pPr>
-              <w:keepNext w:val="0"/>
-              <w:keepLines w:val="0"/>
-              <w:pageBreakBefore w:val="0"/>
-              <w:widowControl w:val="1"/>
-              <w:pBdr>
-                <w:top w:space="0" w:sz="0" w:val="nil"/>
-                <w:left w:space="0" w:sz="0" w:val="nil"/>
-                <w:bottom w:space="0" w:sz="0" w:val="nil"/>
-                <w:right w:space="0" w:sz="0" w:val="nil"/>
-                <w:between w:space="0" w:sz="0" w:val="nil"/>
-              </w:pBdr>
-              <w:shd w:fill="auto" w:val="clear"/>
-              <w:spacing w:after="36" w:before="36" w:line="240" w:lineRule="auto"/>
-              <w:ind w:left="0" w:right="0" w:firstLine="0"/>
-              <w:jc w:val="left"/>
-              <w:rPr>
-                <w:rFonts w:ascii="Cambria" w:cs="Cambria" w:eastAsia="Cambria" w:hAnsi="Cambria"/>
-                <w:b w:val="0"/>
-                <w:bCs w:val="0"/>
-                <w:i w:val="0"/>
-                <w:iCs w:val="0"/>
-                <w:smallCaps w:val="0"/>
-                <w:strike w:val="0"/>
-                <w:color w:val="000000"/>
-                <w:sz w:val="24"/>
-                <w:szCs w:val="24"/>
-                <w:u w:val="none"/>
-                <w:shd w:fill="auto" w:val="clear"/>
-                <w:vertAlign w:val="baseline"/>
-              </w:rPr>
-            </w:pPr>
-            <w:r>
-              <w:rPr>
-                <w:rFonts w:ascii="Cambria" w:cs="Cambria" w:eastAsia="Cambria" w:hAnsi="Cambria"/>
-                <w:b w:val="0"/>
-                <w:bCs w:val="0"/>
-                <w:i w:val="0"/>
-                <w:iCs w:val="0"/>
-                <w:smallCaps w:val="0"/>
-                <w:strike w:val="0"/>
-                <w:color w:val="000000"/>
-                <w:sz w:val="24"/>
-                <w:szCs w:val="24"/>
-                <w:u w:val="none"/>
-                <w:shd w:fill="auto" w:val="clear"/>
-                <w:vertAlign w:val="baseline"/>
-                <w:rtl w:val="0"/>
-              </w:rPr>
-              <w:t xml:space="preserve">C06</w:t>
-            </w:r>
-          </w:p>
-        </w:tc>
-        <w:tc>
-          <w:tcPr/>
-          <w:p>
-            <w:pPr>
-              <w:keepNext w:val="0"/>
-              <w:keepLines w:val="0"/>
-              <w:pageBreakBefore w:val="0"/>
-              <w:widowControl w:val="1"/>
-              <w:pBdr>
-                <w:top w:space="0" w:sz="0" w:val="nil"/>
-                <w:left w:space="0" w:sz="0" w:val="nil"/>
-                <w:bottom w:space="0" w:sz="0" w:val="nil"/>
-                <w:right w:space="0" w:sz="0" w:val="nil"/>
-                <w:between w:space="0" w:sz="0" w:val="nil"/>
-              </w:pBdr>
-              <w:shd w:fill="auto" w:val="clear"/>
-              <w:spacing w:after="36" w:before="36" w:line="240" w:lineRule="auto"/>
-              <w:ind w:left="0" w:right="0" w:firstLine="0"/>
-              <w:jc w:val="left"/>
-              <w:rPr>
-                <w:rFonts w:ascii="Cambria" w:cs="Cambria" w:eastAsia="Cambria" w:hAnsi="Cambria"/>
-                <w:b w:val="0"/>
-                <w:bCs w:val="0"/>
-                <w:i w:val="0"/>
-                <w:iCs w:val="0"/>
-                <w:smallCaps w:val="0"/>
-                <w:strike w:val="0"/>
-                <w:color w:val="000000"/>
-                <w:sz w:val="24"/>
-                <w:szCs w:val="24"/>
-                <w:u w:val="none"/>
-                <w:shd w:fill="auto" w:val="clear"/>
-                <w:vertAlign w:val="baseline"/>
-              </w:rPr>
-            </w:pPr>
-            <w:r>
-              <w:rPr>
-                <w:rFonts w:ascii="Cambria" w:cs="Cambria" w:eastAsia="Cambria" w:hAnsi="Cambria"/>
-                <w:b w:val="0"/>
-                <w:bCs w:val="0"/>
-                <w:i w:val="0"/>
-                <w:iCs w:val="0"/>
-                <w:smallCaps w:val="0"/>
-                <w:strike w:val="0"/>
-                <w:color w:val="000000"/>
-                <w:sz w:val="24"/>
-                <w:szCs w:val="24"/>
-                <w:u w:val="none"/>
-                <w:shd w:fill="auto" w:val="clear"/>
-                <w:vertAlign w:val="baseline"/>
-                <w:rtl w:val="0"/>
-              </w:rPr>
-              <w:t xml:space="preserve">MC2</w:t>
-            </w:r>
-          </w:p>
-        </w:tc>
-        <w:tc>
-          <w:tcPr/>
-          <w:p>
-            <w:pPr>
-              <w:keepNext w:val="0"/>
-              <w:keepLines w:val="0"/>
-              <w:pageBreakBefore w:val="0"/>
-              <w:widowControl w:val="1"/>
-              <w:pBdr>
-                <w:top w:space="0" w:sz="0" w:val="nil"/>
-                <w:left w:space="0" w:sz="0" w:val="nil"/>
-                <w:bottom w:space="0" w:sz="0" w:val="nil"/>
-                <w:right w:space="0" w:sz="0" w:val="nil"/>
-                <w:between w:space="0" w:sz="0" w:val="nil"/>
-              </w:pBdr>
-              <w:shd w:fill="auto" w:val="clear"/>
-              <w:spacing w:after="36" w:before="36" w:line="240" w:lineRule="auto"/>
-              <w:ind w:left="0" w:right="0" w:firstLine="0"/>
-              <w:jc w:val="left"/>
-              <w:rPr>
-                <w:rFonts w:ascii="Cambria" w:cs="Cambria" w:eastAsia="Cambria" w:hAnsi="Cambria"/>
-                <w:b w:val="0"/>
-                <w:bCs w:val="0"/>
-                <w:i w:val="0"/>
-                <w:iCs w:val="0"/>
-                <w:smallCaps w:val="0"/>
-                <w:strike w:val="0"/>
-                <w:color w:val="000000"/>
-                <w:sz w:val="24"/>
-                <w:szCs w:val="24"/>
-                <w:u w:val="none"/>
-                <w:shd w:fill="auto" w:val="clear"/>
-                <w:vertAlign w:val="baseline"/>
-              </w:rPr>
-            </w:pPr>
-            <w:r>
-              <w:rPr>
-                <w:rFonts w:ascii="Cambria" w:cs="Cambria" w:eastAsia="Cambria" w:hAnsi="Cambria"/>
-                <w:b w:val="0"/>
-                <w:bCs w:val="0"/>
-                <w:i w:val="0"/>
-                <w:iCs w:val="0"/>
-                <w:smallCaps w:val="0"/>
-                <w:strike w:val="0"/>
-                <w:color w:val="000000"/>
-                <w:sz w:val="24"/>
-                <w:szCs w:val="24"/>
-                <w:u w:val="none"/>
-                <w:shd w:fill="auto" w:val="clear"/>
-                <w:vertAlign w:val="baseline"/>
-                <w:rtl w:val="0"/>
-              </w:rPr>
               <w:t xml:space="preserve">Mira has argued for months, in seminars and in print, that the disputed mark is an original comma, the reading that gives students a strong veto.</w:t>
             </w:r>
           </w:p>
@@ -12772,7 +12662,6 @@
             <w:pPr>
               <w:keepNext w:val="0"/>
               <w:keepLines w:val="0"/>
-              <w:pageBreakBefore w:val="0"/>
               <w:widowControl w:val="1"/>
               <w:pBdr>
                 <w:top w:space="0" w:sz="0" w:val="nil"/>
@@ -12834,7 +12723,6 @@
             <w:pPr>
               <w:keepNext w:val="0"/>
               <w:keepLines w:val="0"/>
-              <w:pageBreakBefore w:val="0"/>
               <w:widowControl w:val="1"/>
               <w:pBdr>
                 <w:top w:space="0" w:sz="0" w:val="nil"/>
@@ -12890,7 +12778,6 @@
             <w:pPr>
               <w:keepNext w:val="0"/>
               <w:keepLines w:val="0"/>
-              <w:pageBreakBefore w:val="0"/>
               <w:widowControl w:val="1"/>
               <w:pBdr>
                 <w:top w:space="0" w:sz="0" w:val="nil"/>
@@ -12946,7 +12833,6 @@
             <w:pPr>
               <w:keepNext w:val="0"/>
               <w:keepLines w:val="0"/>
-              <w:pageBreakBefore w:val="0"/>
               <w:widowControl w:val="1"/>
               <w:pBdr>
                 <w:top w:space="0" w:sz="0" w:val="nil"/>
@@ -13002,7 +12888,6 @@
             <w:pPr>
               <w:keepNext w:val="0"/>
               <w:keepLines w:val="0"/>
-              <w:pageBreakBefore w:val="0"/>
               <w:widowControl w:val="1"/>
               <w:pBdr>
                 <w:top w:space="0" w:sz="0" w:val="nil"/>
@@ -13064,7 +12949,6 @@
             <w:pPr>
               <w:keepNext w:val="0"/>
               <w:keepLines w:val="0"/>
-              <w:pageBreakBefore w:val="0"/>
               <w:widowControl w:val="1"/>
               <w:pBdr>
                 <w:top w:space="0" w:sz="0" w:val="nil"/>
@@ -13120,7 +13004,6 @@
             <w:pPr>
               <w:keepNext w:val="0"/>
               <w:keepLines w:val="0"/>
-              <w:pageBreakBefore w:val="0"/>
               <w:widowControl w:val="1"/>
               <w:pBdr>
                 <w:top w:space="0" w:sz="0" w:val="nil"/>
@@ -13176,7 +13059,6 @@
             <w:pPr>
               <w:keepNext w:val="0"/>
               <w:keepLines w:val="0"/>
-              <w:pageBreakBefore w:val="0"/>
               <w:widowControl w:val="1"/>
               <w:pBdr>
                 <w:top w:space="0" w:sz="0" w:val="nil"/>
@@ -13232,7 +13114,6 @@
             <w:pPr>
               <w:keepNext w:val="0"/>
               <w:keepLines w:val="0"/>
-              <w:pageBreakBefore w:val="0"/>
               <w:widowControl w:val="1"/>
               <w:pBdr>
                 <w:top w:space="0" w:sz="0" w:val="nil"/>
@@ -13294,7 +13175,6 @@
             <w:pPr>
               <w:keepNext w:val="0"/>
               <w:keepLines w:val="0"/>
-              <w:pageBreakBefore w:val="0"/>
               <w:widowControl w:val="1"/>
               <w:pBdr>
                 <w:top w:space="0" w:sz="0" w:val="nil"/>
@@ -13350,7 +13230,6 @@
             <w:pPr>
               <w:keepNext w:val="0"/>
               <w:keepLines w:val="0"/>
-              <w:pageBreakBefore w:val="0"/>
               <w:widowControl w:val="1"/>
               <w:pBdr>
                 <w:top w:space="0" w:sz="0" w:val="nil"/>
@@ -13406,7 +13285,6 @@
             <w:pPr>
               <w:keepNext w:val="0"/>
               <w:keepLines w:val="0"/>
-              <w:pageBreakBefore w:val="0"/>
               <w:widowControl w:val="1"/>
               <w:pBdr>
                 <w:top w:space="0" w:sz="0" w:val="nil"/>
@@ -13462,7 +13340,6 @@
             <w:pPr>
               <w:keepNext w:val="0"/>
               <w:keepLines w:val="0"/>
-              <w:pageBreakBefore w:val="0"/>
               <w:widowControl w:val="1"/>
               <w:pBdr>
                 <w:top w:space="0" w:sz="0" w:val="nil"/>
@@ -13524,7 +13401,6 @@
             <w:pPr>
               <w:keepNext w:val="0"/>
               <w:keepLines w:val="0"/>
-              <w:pageBreakBefore w:val="0"/>
               <w:widowControl w:val="1"/>
               <w:pBdr>
                 <w:top w:space="0" w:sz="0" w:val="nil"/>
@@ -13570,7 +13446,7 @@
                 <w:vertAlign w:val="baseline"/>
                 <w:rtl w:val="0"/>
               </w:rPr>
-              <w:t xml:space="preserve">C10</w:t>
+              <w:t xml:space="preserve">C12</w:t>
             </w:r>
           </w:p>
         </w:tc>
@@ -13580,7 +13456,6 @@
             <w:pPr>
               <w:keepNext w:val="0"/>
               <w:keepLines w:val="0"/>
-              <w:pageBreakBefore w:val="0"/>
               <w:widowControl w:val="1"/>
               <w:pBdr>
                 <w:top w:space="0" w:sz="0" w:val="nil"/>
@@ -13626,7 +13501,7 @@
                 <w:vertAlign w:val="baseline"/>
                 <w:rtl w:val="0"/>
               </w:rPr>
-              <w:t xml:space="preserve">MC2</w:t>
+              <w:t xml:space="preserve">MC3</w:t>
             </w:r>
           </w:p>
         </w:tc>
@@ -13636,7 +13511,6 @@
             <w:pPr>
               <w:keepNext w:val="0"/>
               <w:keepLines w:val="0"/>
-              <w:pageBreakBefore w:val="0"/>
               <w:widowControl w:val="1"/>
               <w:pBdr>
                 <w:top w:space="0" w:sz="0" w:val="nil"/>
@@ -13682,466 +13556,6 @@
                 <w:vertAlign w:val="baseline"/>
                 <w:rtl w:val="0"/>
               </w:rPr>
-              <w:t xml:space="preserve">Mira told other students she wanted to make sure ‘the experts examine the real object’, and feared the original would be quietly swapped or lost after the event.</w:t>
-            </w:r>
-          </w:p>
-        </w:tc>
-        <w:tc>
-          <w:tcPr/>
-          <w:p>
-            <w:pPr>
-              <w:keepNext w:val="0"/>
-              <w:keepLines w:val="0"/>
-              <w:pageBreakBefore w:val="0"/>
-              <w:widowControl w:val="1"/>
-              <w:pBdr>
-                <w:top w:space="0" w:sz="0" w:val="nil"/>
-                <w:left w:space="0" w:sz="0" w:val="nil"/>
-                <w:bottom w:space="0" w:sz="0" w:val="nil"/>
-                <w:right w:space="0" w:sz="0" w:val="nil"/>
-                <w:between w:space="0" w:sz="0" w:val="nil"/>
-              </w:pBdr>
-              <w:shd w:fill="auto" w:val="clear"/>
-              <w:spacing w:after="36" w:before="36" w:line="240" w:lineRule="auto"/>
-              <w:ind w:left="0" w:right="0" w:firstLine="0"/>
-              <w:jc w:val="left"/>
-              <w:rPr>
-                <w:rFonts w:ascii="Cambria" w:cs="Cambria" w:eastAsia="Cambria" w:hAnsi="Cambria"/>
-                <w:b w:val="0"/>
-                <w:bCs w:val="0"/>
-                <w:i w:val="0"/>
-                <w:iCs w:val="0"/>
-                <w:smallCaps w:val="0"/>
-                <w:strike w:val="0"/>
-                <w:color w:val="000000"/>
-                <w:sz w:val="24"/>
-                <w:szCs w:val="24"/>
-                <w:u w:val="none"/>
-                <w:shd w:fill="auto" w:val="clear"/>
-                <w:vertAlign w:val="baseline"/>
-              </w:rPr>
-            </w:pPr>
-            <w:r>
-              <w:rPr>
-                <w:rFonts w:ascii="Cambria" w:cs="Cambria" w:eastAsia="Cambria" w:hAnsi="Cambria"/>
-                <w:b w:val="0"/>
-                <w:bCs w:val="0"/>
-                <w:i w:val="0"/>
-                <w:iCs w:val="0"/>
-                <w:smallCaps w:val="0"/>
-                <w:strike w:val="0"/>
-                <w:color w:val="000000"/>
-                <w:sz w:val="24"/>
-                <w:szCs w:val="24"/>
-                <w:u w:val="none"/>
-                <w:shd w:fill="auto" w:val="clear"/>
-                <w:vertAlign w:val="baseline"/>
-                <w:rtl w:val="0"/>
-              </w:rPr>
-              <w:t xml:space="preserve">Hana Petrov (Q2); Nia Williams (Q3)</w:t>
-            </w:r>
-          </w:p>
-        </w:tc>
-      </w:tr>
-      <w:tr>
-        <w:trPr>
-          <w:cantSplit w:val="0"/>
-          <w:tblHeader w:val="0"/>
-        </w:trPr>
-        <w:tc>
-          <w:tcPr/>
-          <w:p>
-            <w:pPr>
-              <w:keepNext w:val="0"/>
-              <w:keepLines w:val="0"/>
-              <w:pageBreakBefore w:val="0"/>
-              <w:widowControl w:val="1"/>
-              <w:pBdr>
-                <w:top w:space="0" w:sz="0" w:val="nil"/>
-                <w:left w:space="0" w:sz="0" w:val="nil"/>
-                <w:bottom w:space="0" w:sz="0" w:val="nil"/>
-                <w:right w:space="0" w:sz="0" w:val="nil"/>
-                <w:between w:space="0" w:sz="0" w:val="nil"/>
-              </w:pBdr>
-              <w:shd w:fill="auto" w:val="clear"/>
-              <w:spacing w:after="36" w:before="36" w:line="240" w:lineRule="auto"/>
-              <w:ind w:left="0" w:right="0" w:firstLine="0"/>
-              <w:jc w:val="left"/>
-              <w:rPr>
-                <w:rFonts w:ascii="Cambria" w:cs="Cambria" w:eastAsia="Cambria" w:hAnsi="Cambria"/>
-                <w:b w:val="0"/>
-                <w:bCs w:val="0"/>
-                <w:i w:val="0"/>
-                <w:iCs w:val="0"/>
-                <w:smallCaps w:val="0"/>
-                <w:strike w:val="0"/>
-                <w:color w:val="000000"/>
-                <w:sz w:val="24"/>
-                <w:szCs w:val="24"/>
-                <w:u w:val="none"/>
-                <w:shd w:fill="auto" w:val="clear"/>
-                <w:vertAlign w:val="baseline"/>
-              </w:rPr>
-            </w:pPr>
-            <w:r>
-              <w:rPr>
-                <w:rFonts w:ascii="Cambria" w:cs="Cambria" w:eastAsia="Cambria" w:hAnsi="Cambria"/>
-                <w:b w:val="0"/>
-                <w:bCs w:val="0"/>
-                <w:i w:val="0"/>
-                <w:iCs w:val="0"/>
-                <w:smallCaps w:val="0"/>
-                <w:strike w:val="0"/>
-                <w:color w:val="000000"/>
-                <w:sz w:val="24"/>
-                <w:szCs w:val="24"/>
-                <w:u w:val="none"/>
-                <w:shd w:fill="auto" w:val="clear"/>
-                <w:vertAlign w:val="baseline"/>
-                <w:rtl w:val="0"/>
-              </w:rPr>
-              <w:t xml:space="preserve">C11</w:t>
-            </w:r>
-          </w:p>
-        </w:tc>
-        <w:tc>
-          <w:tcPr/>
-          <w:p>
-            <w:pPr>
-              <w:keepNext w:val="0"/>
-              <w:keepLines w:val="0"/>
-              <w:pageBreakBefore w:val="0"/>
-              <w:widowControl w:val="1"/>
-              <w:pBdr>
-                <w:top w:space="0" w:sz="0" w:val="nil"/>
-                <w:left w:space="0" w:sz="0" w:val="nil"/>
-                <w:bottom w:space="0" w:sz="0" w:val="nil"/>
-                <w:right w:space="0" w:sz="0" w:val="nil"/>
-                <w:between w:space="0" w:sz="0" w:val="nil"/>
-              </w:pBdr>
-              <w:shd w:fill="auto" w:val="clear"/>
-              <w:spacing w:after="36" w:before="36" w:line="240" w:lineRule="auto"/>
-              <w:ind w:left="0" w:right="0" w:firstLine="0"/>
-              <w:jc w:val="left"/>
-              <w:rPr>
-                <w:rFonts w:ascii="Cambria" w:cs="Cambria" w:eastAsia="Cambria" w:hAnsi="Cambria"/>
-                <w:b w:val="0"/>
-                <w:bCs w:val="0"/>
-                <w:i w:val="0"/>
-                <w:iCs w:val="0"/>
-                <w:smallCaps w:val="0"/>
-                <w:strike w:val="0"/>
-                <w:color w:val="000000"/>
-                <w:sz w:val="24"/>
-                <w:szCs w:val="24"/>
-                <w:u w:val="none"/>
-                <w:shd w:fill="auto" w:val="clear"/>
-                <w:vertAlign w:val="baseline"/>
-              </w:rPr>
-            </w:pPr>
-            <w:r>
-              <w:rPr>
-                <w:rFonts w:ascii="Cambria" w:cs="Cambria" w:eastAsia="Cambria" w:hAnsi="Cambria"/>
-                <w:b w:val="0"/>
-                <w:bCs w:val="0"/>
-                <w:i w:val="0"/>
-                <w:iCs w:val="0"/>
-                <w:smallCaps w:val="0"/>
-                <w:strike w:val="0"/>
-                <w:color w:val="000000"/>
-                <w:sz w:val="24"/>
-                <w:szCs w:val="24"/>
-                <w:u w:val="none"/>
-                <w:shd w:fill="auto" w:val="clear"/>
-                <w:vertAlign w:val="baseline"/>
-                <w:rtl w:val="0"/>
-              </w:rPr>
-              <w:t xml:space="preserve">MC3</w:t>
-            </w:r>
-          </w:p>
-        </w:tc>
-        <w:tc>
-          <w:tcPr/>
-          <w:p>
-            <w:pPr>
-              <w:keepNext w:val="0"/>
-              <w:keepLines w:val="0"/>
-              <w:pageBreakBefore w:val="0"/>
-              <w:widowControl w:val="1"/>
-              <w:pBdr>
-                <w:top w:space="0" w:sz="0" w:val="nil"/>
-                <w:left w:space="0" w:sz="0" w:val="nil"/>
-                <w:bottom w:space="0" w:sz="0" w:val="nil"/>
-                <w:right w:space="0" w:sz="0" w:val="nil"/>
-                <w:between w:space="0" w:sz="0" w:val="nil"/>
-              </w:pBdr>
-              <w:shd w:fill="auto" w:val="clear"/>
-              <w:spacing w:after="36" w:before="36" w:line="240" w:lineRule="auto"/>
-              <w:ind w:left="0" w:right="0" w:firstLine="0"/>
-              <w:jc w:val="left"/>
-              <w:rPr>
-                <w:rFonts w:ascii="Cambria" w:cs="Cambria" w:eastAsia="Cambria" w:hAnsi="Cambria"/>
-                <w:b w:val="0"/>
-                <w:bCs w:val="0"/>
-                <w:i w:val="0"/>
-                <w:iCs w:val="0"/>
-                <w:smallCaps w:val="0"/>
-                <w:strike w:val="0"/>
-                <w:color w:val="000000"/>
-                <w:sz w:val="24"/>
-                <w:szCs w:val="24"/>
-                <w:u w:val="none"/>
-                <w:shd w:fill="auto" w:val="clear"/>
-                <w:vertAlign w:val="baseline"/>
-              </w:rPr>
-            </w:pPr>
-            <w:r>
-              <w:rPr>
-                <w:rFonts w:ascii="Cambria" w:cs="Cambria" w:eastAsia="Cambria" w:hAnsi="Cambria"/>
-                <w:b w:val="0"/>
-                <w:bCs w:val="0"/>
-                <w:i w:val="0"/>
-                <w:iCs w:val="0"/>
-                <w:smallCaps w:val="0"/>
-                <w:strike w:val="0"/>
-                <w:color w:val="000000"/>
-                <w:sz w:val="24"/>
-                <w:szCs w:val="24"/>
-                <w:u w:val="none"/>
-                <w:shd w:fill="auto" w:val="clear"/>
-                <w:vertAlign w:val="baseline"/>
-                <w:rtl w:val="0"/>
-              </w:rPr>
-              <w:t xml:space="preserve">At about 8:50 p.m. Mira asked whether the theatre had a dry, light-proof place to keep paper.</w:t>
-            </w:r>
-          </w:p>
-        </w:tc>
-        <w:tc>
-          <w:tcPr/>
-          <w:p>
-            <w:pPr>
-              <w:keepNext w:val="0"/>
-              <w:keepLines w:val="0"/>
-              <w:pageBreakBefore w:val="0"/>
-              <w:widowControl w:val="1"/>
-              <w:pBdr>
-                <w:top w:space="0" w:sz="0" w:val="nil"/>
-                <w:left w:space="0" w:sz="0" w:val="nil"/>
-                <w:bottom w:space="0" w:sz="0" w:val="nil"/>
-                <w:right w:space="0" w:sz="0" w:val="nil"/>
-                <w:between w:space="0" w:sz="0" w:val="nil"/>
-              </w:pBdr>
-              <w:shd w:fill="auto" w:val="clear"/>
-              <w:spacing w:after="36" w:before="36" w:line="240" w:lineRule="auto"/>
-              <w:ind w:left="0" w:right="0" w:firstLine="0"/>
-              <w:jc w:val="left"/>
-              <w:rPr>
-                <w:rFonts w:ascii="Cambria" w:cs="Cambria" w:eastAsia="Cambria" w:hAnsi="Cambria"/>
-                <w:b w:val="0"/>
-                <w:bCs w:val="0"/>
-                <w:i w:val="0"/>
-                <w:iCs w:val="0"/>
-                <w:smallCaps w:val="0"/>
-                <w:strike w:val="0"/>
-                <w:color w:val="000000"/>
-                <w:sz w:val="24"/>
-                <w:szCs w:val="24"/>
-                <w:u w:val="none"/>
-                <w:shd w:fill="auto" w:val="clear"/>
-                <w:vertAlign w:val="baseline"/>
-              </w:rPr>
-            </w:pPr>
-            <w:r>
-              <w:rPr>
-                <w:rFonts w:ascii="Cambria" w:cs="Cambria" w:eastAsia="Cambria" w:hAnsi="Cambria"/>
-                <w:b w:val="0"/>
-                <w:bCs w:val="0"/>
-                <w:i w:val="0"/>
-                <w:iCs w:val="0"/>
-                <w:smallCaps w:val="0"/>
-                <w:strike w:val="0"/>
-                <w:color w:val="000000"/>
-                <w:sz w:val="24"/>
-                <w:szCs w:val="24"/>
-                <w:u w:val="none"/>
-                <w:shd w:fill="auto" w:val="clear"/>
-                <w:vertAlign w:val="baseline"/>
-                <w:rtl w:val="0"/>
-              </w:rPr>
-              <w:t xml:space="preserve">Jonah Reed (Q1); Evan Cho (Q4)</w:t>
-            </w:r>
-          </w:p>
-        </w:tc>
-      </w:tr>
-      <w:tr>
-        <w:trPr>
-          <w:cantSplit w:val="0"/>
-          <w:tblHeader w:val="0"/>
-        </w:trPr>
-        <w:tc>
-          <w:tcPr/>
-          <w:p>
-            <w:pPr>
-              <w:keepNext w:val="0"/>
-              <w:keepLines w:val="0"/>
-              <w:pageBreakBefore w:val="0"/>
-              <w:widowControl w:val="1"/>
-              <w:pBdr>
-                <w:top w:space="0" w:sz="0" w:val="nil"/>
-                <w:left w:space="0" w:sz="0" w:val="nil"/>
-                <w:bottom w:space="0" w:sz="0" w:val="nil"/>
-                <w:right w:space="0" w:sz="0" w:val="nil"/>
-                <w:between w:space="0" w:sz="0" w:val="nil"/>
-              </w:pBdr>
-              <w:shd w:fill="auto" w:val="clear"/>
-              <w:spacing w:after="36" w:before="36" w:line="240" w:lineRule="auto"/>
-              <w:ind w:left="0" w:right="0" w:firstLine="0"/>
-              <w:jc w:val="left"/>
-              <w:rPr>
-                <w:rFonts w:ascii="Cambria" w:cs="Cambria" w:eastAsia="Cambria" w:hAnsi="Cambria"/>
-                <w:b w:val="0"/>
-                <w:bCs w:val="0"/>
-                <w:i w:val="0"/>
-                <w:iCs w:val="0"/>
-                <w:smallCaps w:val="0"/>
-                <w:strike w:val="0"/>
-                <w:color w:val="000000"/>
-                <w:sz w:val="24"/>
-                <w:szCs w:val="24"/>
-                <w:u w:val="none"/>
-                <w:shd w:fill="auto" w:val="clear"/>
-                <w:vertAlign w:val="baseline"/>
-              </w:rPr>
-            </w:pPr>
-            <w:r>
-              <w:rPr>
-                <w:rFonts w:ascii="Cambria" w:cs="Cambria" w:eastAsia="Cambria" w:hAnsi="Cambria"/>
-                <w:b w:val="0"/>
-                <w:bCs w:val="0"/>
-                <w:i w:val="0"/>
-                <w:iCs w:val="0"/>
-                <w:smallCaps w:val="0"/>
-                <w:strike w:val="0"/>
-                <w:color w:val="000000"/>
-                <w:sz w:val="24"/>
-                <w:szCs w:val="24"/>
-                <w:u w:val="none"/>
-                <w:shd w:fill="auto" w:val="clear"/>
-                <w:vertAlign w:val="baseline"/>
-                <w:rtl w:val="0"/>
-              </w:rPr>
-              <w:t xml:space="preserve">C12</w:t>
-            </w:r>
-          </w:p>
-        </w:tc>
-        <w:tc>
-          <w:tcPr/>
-          <w:p>
-            <w:pPr>
-              <w:keepNext w:val="0"/>
-              <w:keepLines w:val="0"/>
-              <w:pageBreakBefore w:val="0"/>
-              <w:widowControl w:val="1"/>
-              <w:pBdr>
-                <w:top w:space="0" w:sz="0" w:val="nil"/>
-                <w:left w:space="0" w:sz="0" w:val="nil"/>
-                <w:bottom w:space="0" w:sz="0" w:val="nil"/>
-                <w:right w:space="0" w:sz="0" w:val="nil"/>
-                <w:between w:space="0" w:sz="0" w:val="nil"/>
-              </w:pBdr>
-              <w:shd w:fill="auto" w:val="clear"/>
-              <w:spacing w:after="36" w:before="36" w:line="240" w:lineRule="auto"/>
-              <w:ind w:left="0" w:right="0" w:firstLine="0"/>
-              <w:jc w:val="left"/>
-              <w:rPr>
-                <w:rFonts w:ascii="Cambria" w:cs="Cambria" w:eastAsia="Cambria" w:hAnsi="Cambria"/>
-                <w:b w:val="0"/>
-                <w:bCs w:val="0"/>
-                <w:i w:val="0"/>
-                <w:iCs w:val="0"/>
-                <w:smallCaps w:val="0"/>
-                <w:strike w:val="0"/>
-                <w:color w:val="000000"/>
-                <w:sz w:val="24"/>
-                <w:szCs w:val="24"/>
-                <w:u w:val="none"/>
-                <w:shd w:fill="auto" w:val="clear"/>
-                <w:vertAlign w:val="baseline"/>
-              </w:rPr>
-            </w:pPr>
-            <w:r>
-              <w:rPr>
-                <w:rFonts w:ascii="Cambria" w:cs="Cambria" w:eastAsia="Cambria" w:hAnsi="Cambria"/>
-                <w:b w:val="0"/>
-                <w:bCs w:val="0"/>
-                <w:i w:val="0"/>
-                <w:iCs w:val="0"/>
-                <w:smallCaps w:val="0"/>
-                <w:strike w:val="0"/>
-                <w:color w:val="000000"/>
-                <w:sz w:val="24"/>
-                <w:szCs w:val="24"/>
-                <w:u w:val="none"/>
-                <w:shd w:fill="auto" w:val="clear"/>
-                <w:vertAlign w:val="baseline"/>
-                <w:rtl w:val="0"/>
-              </w:rPr>
-              <w:t xml:space="preserve">MC3</w:t>
-            </w:r>
-          </w:p>
-        </w:tc>
-        <w:tc>
-          <w:tcPr/>
-          <w:p>
-            <w:pPr>
-              <w:keepNext w:val="0"/>
-              <w:keepLines w:val="0"/>
-              <w:pageBreakBefore w:val="0"/>
-              <w:widowControl w:val="1"/>
-              <w:pBdr>
-                <w:top w:space="0" w:sz="0" w:val="nil"/>
-                <w:left w:space="0" w:sz="0" w:val="nil"/>
-                <w:bottom w:space="0" w:sz="0" w:val="nil"/>
-                <w:right w:space="0" w:sz="0" w:val="nil"/>
-                <w:between w:space="0" w:sz="0" w:val="nil"/>
-              </w:pBdr>
-              <w:shd w:fill="auto" w:val="clear"/>
-              <w:spacing w:after="36" w:before="36" w:line="240" w:lineRule="auto"/>
-              <w:ind w:left="0" w:right="0" w:firstLine="0"/>
-              <w:jc w:val="left"/>
-              <w:rPr>
-                <w:rFonts w:ascii="Cambria" w:cs="Cambria" w:eastAsia="Cambria" w:hAnsi="Cambria"/>
-                <w:b w:val="0"/>
-                <w:bCs w:val="0"/>
-                <w:i w:val="0"/>
-                <w:iCs w:val="0"/>
-                <w:smallCaps w:val="0"/>
-                <w:strike w:val="0"/>
-                <w:color w:val="000000"/>
-                <w:sz w:val="24"/>
-                <w:szCs w:val="24"/>
-                <w:u w:val="none"/>
-                <w:shd w:fill="auto" w:val="clear"/>
-                <w:vertAlign w:val="baseline"/>
-              </w:rPr>
-            </w:pPr>
-            <w:r>
-              <w:rPr>
-                <w:rFonts w:ascii="Cambria" w:cs="Cambria" w:eastAsia="Cambria" w:hAnsi="Cambria"/>
-                <w:b w:val="0"/>
-                <w:bCs w:val="0"/>
-                <w:i w:val="0"/>
-                <w:iCs w:val="0"/>
-                <w:smallCaps w:val="0"/>
-                <w:strike w:val="0"/>
-                <w:color w:val="000000"/>
-                <w:sz w:val="24"/>
-                <w:szCs w:val="24"/>
-                <w:u w:val="none"/>
-                <w:shd w:fill="auto" w:val="clear"/>
-                <w:vertAlign w:val="baseline"/>
-                <w:rtl w:val="0"/>
-              </w:rPr>
               <w:t xml:space="preserve">Jonah gave Mira an empty poster tube labelled ‘Spring Gala 2023’.</w:t>
             </w:r>
           </w:p>
@@ -14152,7 +13566,6 @@
             <w:pPr>
               <w:keepNext w:val="0"/>
               <w:keepLines w:val="0"/>
-              <w:pageBreakBefore w:val="0"/>
               <w:widowControl w:val="1"/>
               <w:pBdr>
                 <w:top w:space="0" w:sz="0" w:val="nil"/>
@@ -14214,7 +13627,6 @@
             <w:pPr>
               <w:keepNext w:val="0"/>
               <w:keepLines w:val="0"/>
-              <w:pageBreakBefore w:val="0"/>
               <w:widowControl w:val="1"/>
               <w:pBdr>
                 <w:top w:space="0" w:sz="0" w:val="nil"/>
@@ -14270,7 +13682,6 @@
             <w:pPr>
               <w:keepNext w:val="0"/>
               <w:keepLines w:val="0"/>
-              <w:pageBreakBefore w:val="0"/>
               <w:widowControl w:val="1"/>
               <w:pBdr>
                 <w:top w:space="0" w:sz="0" w:val="nil"/>
@@ -14326,7 +13737,6 @@
             <w:pPr>
               <w:keepNext w:val="0"/>
               <w:keepLines w:val="0"/>
-              <w:pageBreakBefore w:val="0"/>
               <w:widowControl w:val="1"/>
               <w:pBdr>
                 <w:top w:space="0" w:sz="0" w:val="nil"/>
@@ -14382,7 +13792,6 @@
             <w:pPr>
               <w:keepNext w:val="0"/>
               <w:keepLines w:val="0"/>
-              <w:pageBreakBefore w:val="0"/>
               <w:widowControl w:val="1"/>
               <w:pBdr>
                 <w:top w:space="0" w:sz="0" w:val="nil"/>
@@ -14444,7 +13853,6 @@
             <w:pPr>
               <w:keepNext w:val="0"/>
               <w:keepLines w:val="0"/>
-              <w:pageBreakBefore w:val="0"/>
               <w:widowControl w:val="1"/>
               <w:pBdr>
                 <w:top w:space="0" w:sz="0" w:val="nil"/>
@@ -14500,7 +13908,6 @@
             <w:pPr>
               <w:keepNext w:val="0"/>
               <w:keepLines w:val="0"/>
-              <w:pageBreakBefore w:val="0"/>
               <w:widowControl w:val="1"/>
               <w:pBdr>
                 <w:top w:space="0" w:sz="0" w:val="nil"/>
@@ -14556,7 +13963,6 @@
             <w:pPr>
               <w:keepNext w:val="0"/>
               <w:keepLines w:val="0"/>
-              <w:pageBreakBefore w:val="0"/>
               <w:widowControl w:val="1"/>
               <w:pBdr>
                 <w:top w:space="0" w:sz="0" w:val="nil"/>
@@ -14612,7 +14018,6 @@
             <w:pPr>
               <w:keepNext w:val="0"/>
               <w:keepLines w:val="0"/>
-              <w:pageBreakBefore w:val="0"/>
               <w:widowControl w:val="1"/>
               <w:pBdr>
                 <w:top w:space="0" w:sz="0" w:val="nil"/>
@@ -14674,7 +14079,6 @@
             <w:pPr>
               <w:keepNext w:val="0"/>
               <w:keepLines w:val="0"/>
-              <w:pageBreakBefore w:val="0"/>
               <w:widowControl w:val="1"/>
               <w:pBdr>
                 <w:top w:space="0" w:sz="0" w:val="nil"/>
@@ -14730,7 +14134,6 @@
             <w:pPr>
               <w:keepNext w:val="0"/>
               <w:keepLines w:val="0"/>
-              <w:pageBreakBefore w:val="0"/>
               <w:widowControl w:val="1"/>
               <w:pBdr>
                 <w:top w:space="0" w:sz="0" w:val="nil"/>
@@ -14786,7 +14189,6 @@
             <w:pPr>
               <w:keepNext w:val="0"/>
               <w:keepLines w:val="0"/>
-              <w:pageBreakBefore w:val="0"/>
               <w:widowControl w:val="1"/>
               <w:pBdr>
                 <w:top w:space="0" w:sz="0" w:val="nil"/>
@@ -14842,7 +14244,6 @@
             <w:pPr>
               <w:keepNext w:val="0"/>
               <w:keepLines w:val="0"/>
-              <w:pageBreakBefore w:val="0"/>
               <w:widowControl w:val="1"/>
               <w:pBdr>
                 <w:top w:space="0" w:sz="0" w:val="nil"/>
@@ -14904,7 +14305,6 @@
             <w:pPr>
               <w:keepNext w:val="0"/>
               <w:keepLines w:val="0"/>
-              <w:pageBreakBefore w:val="0"/>
               <w:widowControl w:val="1"/>
               <w:pBdr>
                 <w:top w:space="0" w:sz="0" w:val="nil"/>
@@ -14960,7 +14360,6 @@
             <w:pPr>
               <w:keepNext w:val="0"/>
               <w:keepLines w:val="0"/>
-              <w:pageBreakBefore w:val="0"/>
               <w:widowControl w:val="1"/>
               <w:pBdr>
                 <w:top w:space="0" w:sz="0" w:val="nil"/>
@@ -15016,7 +14415,6 @@
             <w:pPr>
               <w:keepNext w:val="0"/>
               <w:keepLines w:val="0"/>
-              <w:pageBreakBefore w:val="0"/>
               <w:widowControl w:val="1"/>
               <w:pBdr>
                 <w:top w:space="0" w:sz="0" w:val="nil"/>
@@ -15072,7 +14470,6 @@
             <w:pPr>
               <w:keepNext w:val="0"/>
               <w:keepLines w:val="0"/>
-              <w:pageBreakBefore w:val="0"/>
               <w:widowControl w:val="1"/>
               <w:pBdr>
                 <w:top w:space="0" w:sz="0" w:val="nil"/>
@@ -15134,7 +14531,6 @@
             <w:pPr>
               <w:keepNext w:val="0"/>
               <w:keepLines w:val="0"/>
-              <w:pageBreakBefore w:val="0"/>
               <w:widowControl w:val="1"/>
               <w:pBdr>
                 <w:top w:space="0" w:sz="0" w:val="nil"/>
@@ -15190,7 +14586,6 @@
             <w:pPr>
               <w:keepNext w:val="0"/>
               <w:keepLines w:val="0"/>
-              <w:pageBreakBefore w:val="0"/>
               <w:widowControl w:val="1"/>
               <w:pBdr>
                 <w:top w:space="0" w:sz="0" w:val="nil"/>
@@ -15246,7 +14641,6 @@
             <w:pPr>
               <w:keepNext w:val="0"/>
               <w:keepLines w:val="0"/>
-              <w:pageBreakBefore w:val="0"/>
               <w:widowControl w:val="1"/>
               <w:pBdr>
                 <w:top w:space="0" w:sz="0" w:val="nil"/>
@@ -15302,7 +14696,6 @@
             <w:pPr>
               <w:keepNext w:val="0"/>
               <w:keepLines w:val="0"/>
-              <w:pageBreakBefore w:val="0"/>
               <w:widowControl w:val="1"/>
               <w:pBdr>
                 <w:top w:space="0" w:sz="0" w:val="nil"/>
@@ -15364,7 +14757,6 @@
             <w:pPr>
               <w:keepNext w:val="0"/>
               <w:keepLines w:val="0"/>
-              <w:pageBreakBefore w:val="0"/>
               <w:widowControl w:val="1"/>
               <w:pBdr>
                 <w:top w:space="0" w:sz="0" w:val="nil"/>
@@ -15410,7 +14802,7 @@
                 <w:vertAlign w:val="baseline"/>
                 <w:rtl w:val="0"/>
               </w:rPr>
-              <w:t xml:space="preserve">C18</w:t>
+              <w:t xml:space="preserve">C19</w:t>
             </w:r>
           </w:p>
         </w:tc>
@@ -15420,7 +14812,6 @@
             <w:pPr>
               <w:keepNext w:val="0"/>
               <w:keepLines w:val="0"/>
-              <w:pageBreakBefore w:val="0"/>
               <w:widowControl w:val="1"/>
               <w:pBdr>
                 <w:top w:space="0" w:sz="0" w:val="nil"/>
@@ -15476,7 +14867,6 @@
             <w:pPr>
               <w:keepNext w:val="0"/>
               <w:keepLines w:val="0"/>
-              <w:pageBreakBefore w:val="0"/>
               <w:widowControl w:val="1"/>
               <w:pBdr>
                 <w:top w:space="0" w:sz="0" w:val="nil"/>
@@ -15522,236 +14912,6 @@
                 <w:vertAlign w:val="baseline"/>
                 <w:rtl w:val="0"/>
               </w:rPr>
-              <w:t xml:space="preserve">The Charter’s protective sleeve is missing along with it. Whoever took it handled it like a conservator, not a thief.</w:t>
-            </w:r>
-          </w:p>
-        </w:tc>
-        <w:tc>
-          <w:tcPr/>
-          <w:p>
-            <w:pPr>
-              <w:keepNext w:val="0"/>
-              <w:keepLines w:val="0"/>
-              <w:pageBreakBefore w:val="0"/>
-              <w:widowControl w:val="1"/>
-              <w:pBdr>
-                <w:top w:space="0" w:sz="0" w:val="nil"/>
-                <w:left w:space="0" w:sz="0" w:val="nil"/>
-                <w:bottom w:space="0" w:sz="0" w:val="nil"/>
-                <w:right w:space="0" w:sz="0" w:val="nil"/>
-                <w:between w:space="0" w:sz="0" w:val="nil"/>
-              </w:pBdr>
-              <w:shd w:fill="auto" w:val="clear"/>
-              <w:spacing w:after="36" w:before="36" w:line="240" w:lineRule="auto"/>
-              <w:ind w:left="0" w:right="0" w:firstLine="0"/>
-              <w:jc w:val="left"/>
-              <w:rPr>
-                <w:rFonts w:ascii="Cambria" w:cs="Cambria" w:eastAsia="Cambria" w:hAnsi="Cambria"/>
-                <w:b w:val="0"/>
-                <w:bCs w:val="0"/>
-                <w:i w:val="0"/>
-                <w:iCs w:val="0"/>
-                <w:smallCaps w:val="0"/>
-                <w:strike w:val="0"/>
-                <w:color w:val="000000"/>
-                <w:sz w:val="24"/>
-                <w:szCs w:val="24"/>
-                <w:u w:val="none"/>
-                <w:shd w:fill="auto" w:val="clear"/>
-                <w:vertAlign w:val="baseline"/>
-              </w:rPr>
-            </w:pPr>
-            <w:r>
-              <w:rPr>
-                <w:rFonts w:ascii="Cambria" w:cs="Cambria" w:eastAsia="Cambria" w:hAnsi="Cambria"/>
-                <w:b w:val="0"/>
-                <w:bCs w:val="0"/>
-                <w:i w:val="0"/>
-                <w:iCs w:val="0"/>
-                <w:smallCaps w:val="0"/>
-                <w:strike w:val="0"/>
-                <w:color w:val="000000"/>
-                <w:sz w:val="24"/>
-                <w:szCs w:val="24"/>
-                <w:u w:val="none"/>
-                <w:shd w:fill="auto" w:val="clear"/>
-                <w:vertAlign w:val="baseline"/>
-                <w:rtl w:val="0"/>
-              </w:rPr>
-              <w:t xml:space="preserve">Mira Shah (Q4); Priya Nwosu (Q4)</w:t>
-            </w:r>
-          </w:p>
-        </w:tc>
-      </w:tr>
-      <w:tr>
-        <w:trPr>
-          <w:cantSplit w:val="0"/>
-          <w:tblHeader w:val="0"/>
-        </w:trPr>
-        <w:tc>
-          <w:tcPr/>
-          <w:p>
-            <w:pPr>
-              <w:keepNext w:val="0"/>
-              <w:keepLines w:val="0"/>
-              <w:pageBreakBefore w:val="0"/>
-              <w:widowControl w:val="1"/>
-              <w:pBdr>
-                <w:top w:space="0" w:sz="0" w:val="nil"/>
-                <w:left w:space="0" w:sz="0" w:val="nil"/>
-                <w:bottom w:space="0" w:sz="0" w:val="nil"/>
-                <w:right w:space="0" w:sz="0" w:val="nil"/>
-                <w:between w:space="0" w:sz="0" w:val="nil"/>
-              </w:pBdr>
-              <w:shd w:fill="auto" w:val="clear"/>
-              <w:spacing w:after="36" w:before="36" w:line="240" w:lineRule="auto"/>
-              <w:ind w:left="0" w:right="0" w:firstLine="0"/>
-              <w:jc w:val="left"/>
-              <w:rPr>
-                <w:rFonts w:ascii="Cambria" w:cs="Cambria" w:eastAsia="Cambria" w:hAnsi="Cambria"/>
-                <w:b w:val="0"/>
-                <w:bCs w:val="0"/>
-                <w:i w:val="0"/>
-                <w:iCs w:val="0"/>
-                <w:smallCaps w:val="0"/>
-                <w:strike w:val="0"/>
-                <w:color w:val="000000"/>
-                <w:sz w:val="24"/>
-                <w:szCs w:val="24"/>
-                <w:u w:val="none"/>
-                <w:shd w:fill="auto" w:val="clear"/>
-                <w:vertAlign w:val="baseline"/>
-              </w:rPr>
-            </w:pPr>
-            <w:r>
-              <w:rPr>
-                <w:rFonts w:ascii="Cambria" w:cs="Cambria" w:eastAsia="Cambria" w:hAnsi="Cambria"/>
-                <w:b w:val="0"/>
-                <w:bCs w:val="0"/>
-                <w:i w:val="0"/>
-                <w:iCs w:val="0"/>
-                <w:smallCaps w:val="0"/>
-                <w:strike w:val="0"/>
-                <w:color w:val="000000"/>
-                <w:sz w:val="24"/>
-                <w:szCs w:val="24"/>
-                <w:u w:val="none"/>
-                <w:shd w:fill="auto" w:val="clear"/>
-                <w:vertAlign w:val="baseline"/>
-                <w:rtl w:val="0"/>
-              </w:rPr>
-              <w:t xml:space="preserve">C19</w:t>
-            </w:r>
-          </w:p>
-        </w:tc>
-        <w:tc>
-          <w:tcPr/>
-          <w:p>
-            <w:pPr>
-              <w:keepNext w:val="0"/>
-              <w:keepLines w:val="0"/>
-              <w:pageBreakBefore w:val="0"/>
-              <w:widowControl w:val="1"/>
-              <w:pBdr>
-                <w:top w:space="0" w:sz="0" w:val="nil"/>
-                <w:left w:space="0" w:sz="0" w:val="nil"/>
-                <w:bottom w:space="0" w:sz="0" w:val="nil"/>
-                <w:right w:space="0" w:sz="0" w:val="nil"/>
-                <w:between w:space="0" w:sz="0" w:val="nil"/>
-              </w:pBdr>
-              <w:shd w:fill="auto" w:val="clear"/>
-              <w:spacing w:after="36" w:before="36" w:line="240" w:lineRule="auto"/>
-              <w:ind w:left="0" w:right="0" w:firstLine="0"/>
-              <w:jc w:val="left"/>
-              <w:rPr>
-                <w:rFonts w:ascii="Cambria" w:cs="Cambria" w:eastAsia="Cambria" w:hAnsi="Cambria"/>
-                <w:b w:val="0"/>
-                <w:bCs w:val="0"/>
-                <w:i w:val="0"/>
-                <w:iCs w:val="0"/>
-                <w:smallCaps w:val="0"/>
-                <w:strike w:val="0"/>
-                <w:color w:val="000000"/>
-                <w:sz w:val="24"/>
-                <w:szCs w:val="24"/>
-                <w:u w:val="none"/>
-                <w:shd w:fill="auto" w:val="clear"/>
-                <w:vertAlign w:val="baseline"/>
-              </w:rPr>
-            </w:pPr>
-            <w:r>
-              <w:rPr>
-                <w:rFonts w:ascii="Cambria" w:cs="Cambria" w:eastAsia="Cambria" w:hAnsi="Cambria"/>
-                <w:b w:val="0"/>
-                <w:bCs w:val="0"/>
-                <w:i w:val="0"/>
-                <w:iCs w:val="0"/>
-                <w:smallCaps w:val="0"/>
-                <w:strike w:val="0"/>
-                <w:color w:val="000000"/>
-                <w:sz w:val="24"/>
-                <w:szCs w:val="24"/>
-                <w:u w:val="none"/>
-                <w:shd w:fill="auto" w:val="clear"/>
-                <w:vertAlign w:val="baseline"/>
-                <w:rtl w:val="0"/>
-              </w:rPr>
-              <w:t xml:space="preserve">MC4</w:t>
-            </w:r>
-          </w:p>
-        </w:tc>
-        <w:tc>
-          <w:tcPr/>
-          <w:p>
-            <w:pPr>
-              <w:keepNext w:val="0"/>
-              <w:keepLines w:val="0"/>
-              <w:pageBreakBefore w:val="0"/>
-              <w:widowControl w:val="1"/>
-              <w:pBdr>
-                <w:top w:space="0" w:sz="0" w:val="nil"/>
-                <w:left w:space="0" w:sz="0" w:val="nil"/>
-                <w:bottom w:space="0" w:sz="0" w:val="nil"/>
-                <w:right w:space="0" w:sz="0" w:val="nil"/>
-                <w:between w:space="0" w:sz="0" w:val="nil"/>
-              </w:pBdr>
-              <w:shd w:fill="auto" w:val="clear"/>
-              <w:spacing w:after="36" w:before="36" w:line="240" w:lineRule="auto"/>
-              <w:ind w:left="0" w:right="0" w:firstLine="0"/>
-              <w:jc w:val="left"/>
-              <w:rPr>
-                <w:rFonts w:ascii="Cambria" w:cs="Cambria" w:eastAsia="Cambria" w:hAnsi="Cambria"/>
-                <w:b w:val="0"/>
-                <w:bCs w:val="0"/>
-                <w:i w:val="0"/>
-                <w:iCs w:val="0"/>
-                <w:smallCaps w:val="0"/>
-                <w:strike w:val="0"/>
-                <w:color w:val="000000"/>
-                <w:sz w:val="24"/>
-                <w:szCs w:val="24"/>
-                <w:u w:val="none"/>
-                <w:shd w:fill="auto" w:val="clear"/>
-                <w:vertAlign w:val="baseline"/>
-              </w:rPr>
-            </w:pPr>
-            <w:r>
-              <w:rPr>
-                <w:rFonts w:ascii="Cambria" w:cs="Cambria" w:eastAsia="Cambria" w:hAnsi="Cambria"/>
-                <w:b w:val="0"/>
-                <w:bCs w:val="0"/>
-                <w:i w:val="0"/>
-                <w:iCs w:val="0"/>
-                <w:smallCaps w:val="0"/>
-                <w:strike w:val="0"/>
-                <w:color w:val="000000"/>
-                <w:sz w:val="24"/>
-                <w:szCs w:val="24"/>
-                <w:u w:val="none"/>
-                <w:shd w:fill="auto" w:val="clear"/>
-                <w:vertAlign w:val="baseline"/>
-                <w:rtl w:val="0"/>
-              </w:rPr>
               <w:t xml:space="preserve">Members of the administrative steering group do not hold archive credentials; they reach the archive through the archivist’s office, and none of them used it that night.</w:t>
             </w:r>
           </w:p>
@@ -15762,7 +14922,6 @@
             <w:pPr>
               <w:keepNext w:val="0"/>
               <w:keepLines w:val="0"/>
-              <w:pageBreakBefore w:val="0"/>
               <w:widowControl w:val="1"/>
               <w:pBdr>
                 <w:top w:space="0" w:sz="0" w:val="nil"/>
@@ -15824,7 +14983,6 @@
             <w:pPr>
               <w:keepNext w:val="0"/>
               <w:keepLines w:val="0"/>
-              <w:pageBreakBefore w:val="0"/>
               <w:widowControl w:val="1"/>
               <w:pBdr>
                 <w:top w:space="0" w:sz="0" w:val="nil"/>
@@ -15880,7 +15038,6 @@
             <w:pPr>
               <w:keepNext w:val="0"/>
               <w:keepLines w:val="0"/>
-              <w:pageBreakBefore w:val="0"/>
               <w:widowControl w:val="1"/>
               <w:pBdr>
                 <w:top w:space="0" w:sz="0" w:val="nil"/>
@@ -15936,7 +15093,6 @@
             <w:pPr>
               <w:keepNext w:val="0"/>
               <w:keepLines w:val="0"/>
-              <w:pageBreakBefore w:val="0"/>
               <w:widowControl w:val="1"/>
               <w:pBdr>
                 <w:top w:space="0" w:sz="0" w:val="nil"/>
@@ -15992,7 +15148,6 @@
             <w:pPr>
               <w:keepNext w:val="0"/>
               <w:keepLines w:val="0"/>
-              <w:pageBreakBefore w:val="0"/>
               <w:widowControl w:val="1"/>
               <w:pBdr>
                 <w:top w:space="0" w:sz="0" w:val="nil"/>
@@ -16044,7 +15199,7 @@
         </w:tc>
       </w:tr>
     </w:tbl>
-    <w:bookmarkStart w:colFirst="0" w:colLast="0" w:name="bookmark=id.pnmvq1eqlfgy" w:id="15"/>
+    <w:bookmarkStart w:colFirst="0" w:colLast="0" w:name="pnmvq1eqlfgy" w:id="15"/>
     <w:bookmarkEnd w:id="15"/>
     <w:p>
       <w:pPr>
@@ -16180,7 +15335,7 @@
           <w:vertAlign w:val="baseline"/>
           <w:rtl w:val="0"/>
         </w:rPr>
-        <w:t xml:space="preserve"> Synthesises C01, C02, C03, C04, C05.</w:t>
+        <w:t xml:space="preserve"> Synthesises C01, C02, C03, C04.</w:t>
       </w:r>
     </w:p>
     <w:p>
@@ -16233,7 +15388,7 @@
           <w:vertAlign w:val="baseline"/>
           <w:rtl w:val="0"/>
         </w:rPr>
-        <w:t xml:space="preserve">The Charter was in the archive cabinet at 7:45 p.m. Only one credential opened the archive after that: Mira Shah’s, at 8:42, an ordinary entry with no forced door. She left at about 8:50 carrying something flat in a protective sleeve. The access log was edited at 9:17, after closing, by someone holding an archive credential.</w:t>
+        <w:t xml:space="preserve">The Charter was in the archive cabinet at 7:45 p.m. Only one credential opened the archive after that: Mira Shah's, at 8:42, an ordinary entry with no forced door. The access log was edited at 9:17, after closing, by someone holding an archive credential.</w:t>
       </w:r>
     </w:p>
     <w:p>
@@ -16305,7 +15460,7 @@
           <w:vertAlign w:val="baseline"/>
           <w:rtl w:val="0"/>
         </w:rPr>
-        <w:t xml:space="preserve"> Synthesises C06, C07, C08, C09, C10.</w:t>
+        <w:t xml:space="preserve"> Synthesises C06, C07, C08, C09.</w:t>
       </w:r>
     </w:p>
     <w:p>
@@ -16358,7 +15513,7 @@
           <w:vertAlign w:val="baseline"/>
           <w:rtl w:val="0"/>
         </w:rPr>
-        <w:t xml:space="preserve">Mira has long argued the disputed mark is an original comma. The newspaper photograph of the ‘examination copy’ shows a mark with the wrong edges and shadow, and a crease seen in older photographs is missing. The event materials quietly stopped calling the object ‘the original’. Mira told friends she wanted the experts to examine ‘the real object’ and feared the original would be swapped or lost after the event.</w:t>
+        <w:t xml:space="preserve">Mira has long argued the disputed mark is an original comma. The newspaper photograph of the 'examination copy' shows a mark with the wrong edges and shadow, and a crease seen in older photographs is missing. The event materials quietly stopped calling the object 'the original'. Mira had every reason to believe the document prepared for examination is not the real one.</w:t>
       </w:r>
     </w:p>
     <w:p>
@@ -16430,7 +15585,7 @@
           <w:vertAlign w:val="baseline"/>
           <w:rtl w:val="0"/>
         </w:rPr>
-        <w:t xml:space="preserve"> Synthesises C11, C12, C13, C14, C15.</w:t>
+        <w:t xml:space="preserve"> Synthesises C12, C13, C14, C15.</w:t>
       </w:r>
     </w:p>
     <w:p>
@@ -16483,7 +15638,7 @@
           <w:vertAlign w:val="baseline"/>
           <w:rtl w:val="0"/>
         </w:rPr>
-        <w:t xml:space="preserve">At about 8:50 Mira asked Jonah for a dry, light-proof place to keep paper. He gave her an empty poster tube labelled ‘Spring Gala 2023’. Minutes later a tube with theatre paint on one end was carried toward the theatre. That tube is now in the scenery loft, heavier than it should be, and Jonah has since moved tubes around without updating the inventory.</w:t>
+        <w:t xml:space="preserve">Jonah gave Mira an empty poster tube labelled 'Spring Gala 2023'. At about 8:55 a tube with theatre paint on one end was carried from the Commons toward the theatre. That tube is now in the scenery loft, heavier than it should be, and Jonah has since moved tubes around without updating the inventory.</w:t>
       </w:r>
     </w:p>
     <w:p>
@@ -16555,7 +15710,7 @@
           <w:vertAlign w:val="baseline"/>
           <w:rtl w:val="0"/>
         </w:rPr>
-        <w:t xml:space="preserve"> Synthesises C16, C17, C18, C19, C20.</w:t>
+        <w:t xml:space="preserve"> Synthesises C16, C17, C19, C20.</w:t>
       </w:r>
     </w:p>
     <w:p>
@@ -16608,10 +15763,10 @@
           <w:vertAlign w:val="baseline"/>
           <w:rtl w:val="0"/>
         </w:rPr>
-        <w:t xml:space="preserve">Mira and Jonah met near the theatre for a practical reason: both want the Charter undamaged. The Charter left with its protective sleeve, handled like a conservator would. The steering group had no archive credential to use that night. Mira means to return the Charter once the examination copy can be compared against it. This was protection, not theft, and it can be resolved before six o’clock.</w:t>
+        <w:t xml:space="preserve">Mira and Jonah met near the theatre for a practical reason: both want the Charter undamaged. The steering group had no archive credential to use that night. Mira means to return the Charter once the examination copy can be compared against it. This was protection, not theft, and it can be resolved before six o'clock.</w:t>
       </w:r>
     </w:p>
-    <w:bookmarkStart w:colFirst="0" w:colLast="0" w:name="bookmark=id.2mxxjzm4rapz" w:id="16"/>
+    <w:bookmarkStart w:colFirst="0" w:colLast="0" w:name="2mxxjzm4rapz" w:id="16"/>
     <w:bookmarkEnd w:id="16"/>
     <w:p>
       <w:pPr>
@@ -16622,7 +15777,7 @@
         <w:rPr>
           <w:rtl w:val="0"/>
         </w:rPr>
-        <w:t xml:space="preserve">9. The 16 Red Herrings and their sets</w:t>
+        <w:t xml:space="preserve">9. The 24 Red Herrings and their sets</w:t>
       </w:r>
     </w:p>
     <w:p>
@@ -18410,20 +17565,6 @@
         </w:rPr>
       </w:r>
     </w:p>
-    <w:bookmarkStart w:colFirst="0" w:colLast="0" w:name="bookmark=id.b8pbiusrqh4l" w:id="17"/>
-    <w:bookmarkEnd w:id="17"/>
-    <w:p>
-      <w:pPr>
-        <w:pStyle w:val="Heading1"/>
-        <w:rPr/>
-      </w:pPr>
-      <w:r>
-        <w:rPr>
-          <w:rtl w:val="0"/>
-        </w:rPr>
-        <w:t xml:space="preserve">10. Follow-up pairs</w:t>
-      </w:r>
-    </w:p>
     <w:p>
       <w:pPr>
         <w:keepNext w:val="0"/>
@@ -18460,35 +17601,279 @@
       <w:r>
         <w:rPr>
           <w:rFonts w:ascii="Cambria" w:cs="Cambria" w:eastAsia="Cambria" w:hAnsi="Cambria"/>
-          <w:b w:val="0"/>
-          <w:bCs w:val="0"/>
-          <w:i w:val="0"/>
-          <w:iCs w:val="0"/>
-          <w:smallCaps w:val="0"/>
-          <w:strike w:val="0"/>
-          <w:color w:val="000000"/>
-          <w:sz w:val="24"/>
-          <w:szCs w:val="24"/>
-          <w:u w:val="none"/>
-          <w:shd w:fill="auto" w:val="clear"/>
-          <w:vertAlign w:val="baseline"/>
-          <w:rtl w:val="0"/>
-        </w:rPr>
-        <w:t xml:space="preserve">Once per witness. The receptive option earns the next Major Clue and shows the explanation; the unreceptive option ends the interview.</w:t>
+          <w:b w:val="1"/>
+          <w:bCs w:val="1"/>
+          <w:i w:val="0"/>
+          <w:iCs w:val="0"/>
+          <w:smallCaps w:val="0"/>
+          <w:strike w:val="0"/>
+          <w:color w:val="000000"/>
+          <w:sz w:val="24"/>
+          <w:szCs w:val="24"/>
+          <w:u w:val="none"/>
+          <w:shd w:fill="auto" w:val="clear"/>
+          <w:vertAlign w:val="baseline"/>
+          <w:rtl w:val="0"/>
+        </w:rPr>
+        <w:t xml:space="preserve">Set S7 — The Charter in the theatre's costume trunk.</w:t>
+      </w:r>
+      <w:r>
+        <w:rPr>
+          <w:rFonts w:ascii="Cambria" w:cs="Cambria" w:eastAsia="Cambria" w:hAnsi="Cambria"/>
+          <w:b w:val="0"/>
+          <w:bCs w:val="0"/>
+          <w:i w:val="0"/>
+          <w:iCs w:val="0"/>
+          <w:smallCaps w:val="0"/>
+          <w:strike w:val="0"/>
+          <w:color w:val="000000"/>
+          <w:sz w:val="24"/>
+          <w:szCs w:val="24"/>
+          <w:u w:val="none"/>
+          <w:shd w:fill="auto" w:val="clear"/>
+          <w:vertAlign w:val="baseline"/>
+          <w:rtl w:val="0"/>
+        </w:rPr>
+        <w:t xml:space="preserve"> </w:t>
+      </w:r>
+      <w:r>
+        <w:rPr>
+          <w:rFonts w:ascii="Cambria" w:cs="Cambria" w:eastAsia="Cambria" w:hAnsi="Cambria"/>
+          <w:b w:val="0"/>
+          <w:bCs w:val="0"/>
+          <w:i w:val="1"/>
+          <w:iCs w:val="1"/>
+          <w:smallCaps w:val="0"/>
+          <w:strike w:val="0"/>
+          <w:color w:val="000000"/>
+          <w:sz w:val="24"/>
+          <w:szCs w:val="24"/>
+          <w:u w:val="none"/>
+          <w:shd w:fill="auto" w:val="clear"/>
+          <w:vertAlign w:val="baseline"/>
+          <w:rtl w:val="0"/>
+        </w:rPr>
+        <w:t xml:space="preserve">Resolution:</w:t>
+      </w:r>
+      <w:r>
+        <w:rPr>
+          <w:rFonts w:ascii="Cambria" w:cs="Cambria" w:eastAsia="Cambria" w:hAnsi="Cambria"/>
+          <w:b w:val="0"/>
+          <w:bCs w:val="0"/>
+          <w:i w:val="0"/>
+          <w:iCs w:val="0"/>
+          <w:smallCaps w:val="0"/>
+          <w:strike w:val="0"/>
+          <w:color w:val="000000"/>
+          <w:sz w:val="24"/>
+          <w:szCs w:val="24"/>
+          <w:u w:val="none"/>
+          <w:shd w:fill="auto" w:val="clear"/>
+          <w:vertAlign w:val="baseline"/>
+          <w:rtl w:val="0"/>
+        </w:rPr>
+        <w:t xml:space="preserve"> A Charter-like document in the theatre and a sign-out record, cancelled by what the item is: a printed prop from a 2019 play.</w:t>
       </w:r>
     </w:p>
-    <w:bookmarkStart w:colFirst="0" w:colLast="0" w:name="bookmark=id.ksodkz163i4q" w:id="18"/>
-    <w:bookmarkEnd w:id="18"/>
     <w:p>
       <w:pPr>
-        <w:pStyle w:val="Heading2"/>
+        <w:keepNext w:val="0"/>
+        <w:keepLines w:val="0"/>
+        <w:pageBreakBefore w:val="0"/>
+        <w:widowControl w:val="1"/>
+        <w:numPr>
+          <w:ilvl w:val="0"/>
+          <w:numId w:val="8"/>
+        </w:numPr>
+        <w:pBdr>
+          <w:top w:space="0" w:sz="0" w:val="nil"/>
+          <w:left w:space="0" w:sz="0" w:val="nil"/>
+          <w:bottom w:space="0" w:sz="0" w:val="nil"/>
+          <w:right w:space="0" w:sz="0" w:val="nil"/>
+          <w:between w:space="0" w:sz="0" w:val="nil"/>
+        </w:pBdr>
+        <w:shd w:fill="auto" w:val="clear"/>
+        <w:spacing w:after="36" w:before="36" w:line="240" w:lineRule="auto"/>
+        <w:ind w:left="720" w:right="0" w:hanging="480"/>
+        <w:jc w:val="left"/>
         <w:rPr/>
       </w:pPr>
       <w:r>
         <w:rPr>
-          <w:rtl w:val="0"/>
-        </w:rPr>
-        <w:t xml:space="preserve">Mira Shah</w:t>
+          <w:rFonts w:ascii="Cambria" w:cs="Cambria" w:eastAsia="Cambria" w:hAnsi="Cambria"/>
+          <w:b w:val="0"/>
+          <w:bCs w:val="0"/>
+          <w:i w:val="0"/>
+          <w:iCs w:val="0"/>
+          <w:smallCaps w:val="0"/>
+          <w:strike w:val="0"/>
+          <w:color w:val="000000"/>
+          <w:sz w:val="24"/>
+          <w:szCs w:val="24"/>
+          <w:u w:val="none"/>
+          <w:shd w:fill="auto" w:val="clear"/>
+          <w:vertAlign w:val="baseline"/>
+          <w:rtl w:val="0"/>
+        </w:rPr>
+        <w:t xml:space="preserve">R17: At closing, a rolled parchment that looked just like the Charter was lying on the costume trunk by the theatre's stage door. </w:t>
+      </w:r>
+      <w:r>
+        <w:rPr>
+          <w:rFonts w:ascii="Cambria" w:cs="Cambria" w:eastAsia="Cambria" w:hAnsi="Cambria"/>
+          <w:b w:val="0"/>
+          <w:bCs w:val="0"/>
+          <w:i w:val="1"/>
+          <w:iCs w:val="1"/>
+          <w:smallCaps w:val="0"/>
+          <w:strike w:val="0"/>
+          <w:color w:val="000000"/>
+          <w:sz w:val="24"/>
+          <w:szCs w:val="24"/>
+          <w:u w:val="none"/>
+          <w:shd w:fill="auto" w:val="clear"/>
+          <w:vertAlign w:val="baseline"/>
+          <w:rtl w:val="0"/>
+        </w:rPr>
+        <w:t xml:space="preserve">(given by Evan Cho (Q4))</w:t>
+      </w:r>
+      <w:r>
+        <w:rPr>
+          <w:rtl w:val="0"/>
+        </w:rPr>
+      </w:r>
+    </w:p>
+    <w:p>
+      <w:pPr>
+        <w:keepNext w:val="0"/>
+        <w:keepLines w:val="0"/>
+        <w:pageBreakBefore w:val="0"/>
+        <w:widowControl w:val="1"/>
+        <w:numPr>
+          <w:ilvl w:val="0"/>
+          <w:numId w:val="8"/>
+        </w:numPr>
+        <w:pBdr>
+          <w:top w:space="0" w:sz="0" w:val="nil"/>
+          <w:left w:space="0" w:sz="0" w:val="nil"/>
+          <w:bottom w:space="0" w:sz="0" w:val="nil"/>
+          <w:right w:space="0" w:sz="0" w:val="nil"/>
+          <w:between w:space="0" w:sz="0" w:val="nil"/>
+        </w:pBdr>
+        <w:shd w:fill="auto" w:val="clear"/>
+        <w:spacing w:after="36" w:before="36" w:line="240" w:lineRule="auto"/>
+        <w:ind w:left="720" w:right="0" w:hanging="480"/>
+        <w:jc w:val="left"/>
+        <w:rPr/>
+      </w:pPr>
+      <w:r>
+        <w:rPr>
+          <w:rFonts w:ascii="Cambria" w:cs="Cambria" w:eastAsia="Cambria" w:hAnsi="Cambria"/>
+          <w:b w:val="0"/>
+          <w:bCs w:val="0"/>
+          <w:i w:val="0"/>
+          <w:iCs w:val="0"/>
+          <w:smallCaps w:val="0"/>
+          <w:strike w:val="0"/>
+          <w:color w:val="000000"/>
+          <w:sz w:val="24"/>
+          <w:szCs w:val="24"/>
+          <w:u w:val="none"/>
+          <w:shd w:fill="auto" w:val="clear"/>
+          <w:vertAlign w:val="baseline"/>
+          <w:rtl w:val="0"/>
+        </w:rPr>
+        <w:t xml:space="preserve">R18: The campus equipment-booking system shows the theatre signed out an item called 'Commons Charter' last week, and it has not been returned. </w:t>
+      </w:r>
+      <w:r>
+        <w:rPr>
+          <w:rFonts w:ascii="Cambria" w:cs="Cambria" w:eastAsia="Cambria" w:hAnsi="Cambria"/>
+          <w:b w:val="0"/>
+          <w:bCs w:val="0"/>
+          <w:i w:val="1"/>
+          <w:iCs w:val="1"/>
+          <w:smallCaps w:val="0"/>
+          <w:strike w:val="0"/>
+          <w:color w:val="000000"/>
+          <w:sz w:val="24"/>
+          <w:szCs w:val="24"/>
+          <w:u w:val="none"/>
+          <w:shd w:fill="auto" w:val="clear"/>
+          <w:vertAlign w:val="baseline"/>
+          <w:rtl w:val="0"/>
+        </w:rPr>
+        <w:t xml:space="preserve">(given by Priya Nwosu (Q4))</w:t>
+      </w:r>
+      <w:r>
+        <w:rPr>
+          <w:rtl w:val="0"/>
+        </w:rPr>
+      </w:r>
+    </w:p>
+    <w:p>
+      <w:pPr>
+        <w:keepNext w:val="0"/>
+        <w:keepLines w:val="0"/>
+        <w:pageBreakBefore w:val="0"/>
+        <w:widowControl w:val="1"/>
+        <w:numPr>
+          <w:ilvl w:val="0"/>
+          <w:numId w:val="8"/>
+        </w:numPr>
+        <w:pBdr>
+          <w:top w:space="0" w:sz="0" w:val="nil"/>
+          <w:left w:space="0" w:sz="0" w:val="nil"/>
+          <w:bottom w:space="0" w:sz="0" w:val="nil"/>
+          <w:right w:space="0" w:sz="0" w:val="nil"/>
+          <w:between w:space="0" w:sz="0" w:val="nil"/>
+        </w:pBdr>
+        <w:shd w:fill="auto" w:val="clear"/>
+        <w:spacing w:after="36" w:before="36" w:line="240" w:lineRule="auto"/>
+        <w:ind w:left="720" w:right="0" w:hanging="480"/>
+        <w:jc w:val="left"/>
+        <w:rPr/>
+      </w:pPr>
+      <w:r>
+        <w:rPr>
+          <w:rFonts w:ascii="Cambria" w:cs="Cambria" w:eastAsia="Cambria" w:hAnsi="Cambria"/>
+          <w:b w:val="0"/>
+          <w:bCs w:val="0"/>
+          <w:i w:val="0"/>
+          <w:iCs w:val="0"/>
+          <w:smallCaps w:val="0"/>
+          <w:strike w:val="0"/>
+          <w:color w:val="000000"/>
+          <w:sz w:val="24"/>
+          <w:szCs w:val="24"/>
+          <w:u w:val="none"/>
+          <w:shd w:fill="auto" w:val="clear"/>
+          <w:vertAlign w:val="baseline"/>
+          <w:rtl w:val="0"/>
+        </w:rPr>
+        <w:t xml:space="preserve">R19: The theatre's 'Commons Charter' is a printed prop from the 2019 Founders' Day play, on modern paper and a third smaller than the real one, signed out for a costume fitting. </w:t>
+      </w:r>
+      <w:r>
+        <w:rPr>
+          <w:rFonts w:ascii="Cambria" w:cs="Cambria" w:eastAsia="Cambria" w:hAnsi="Cambria"/>
+          <w:b w:val="0"/>
+          <w:bCs w:val="0"/>
+          <w:i w:val="1"/>
+          <w:iCs w:val="1"/>
+          <w:smallCaps w:val="0"/>
+          <w:strike w:val="0"/>
+          <w:color w:val="000000"/>
+          <w:sz w:val="24"/>
+          <w:szCs w:val="24"/>
+          <w:u w:val="none"/>
+          <w:shd w:fill="auto" w:val="clear"/>
+          <w:vertAlign w:val="baseline"/>
+          <w:rtl w:val="0"/>
+        </w:rPr>
+        <w:t xml:space="preserve">(given by Mira Shah (Q4))</w:t>
+      </w:r>
+      <w:r>
+        <w:rPr>
+          <w:rtl w:val="0"/>
+        </w:rPr>
       </w:r>
     </w:p>
     <w:p>
@@ -18541,26 +17926,265 @@
           <w:vertAlign w:val="baseline"/>
           <w:rtl w:val="0"/>
         </w:rPr>
-        <w:t xml:space="preserve">Receptive option.</w:t>
-      </w:r>
-      <w:r>
-        <w:rPr>
-          <w:rFonts w:ascii="Cambria" w:cs="Cambria" w:eastAsia="Cambria" w:hAnsi="Cambria"/>
-          <w:b w:val="0"/>
-          <w:bCs w:val="0"/>
-          <w:i w:val="0"/>
-          <w:iCs w:val="0"/>
-          <w:smallCaps w:val="0"/>
-          <w:strike w:val="0"/>
-          <w:color w:val="000000"/>
-          <w:sz w:val="24"/>
-          <w:szCs w:val="24"/>
-          <w:u w:val="none"/>
-          <w:shd w:fill="auto" w:val="clear"/>
-          <w:vertAlign w:val="baseline"/>
-          <w:rtl w:val="0"/>
-        </w:rPr>
-        <w:t xml:space="preserve"> “I can see you’ve studied this far more closely than I have, and I don’t want to misstate your view. When you say the mark is a comma, how sure are you, and what would change your mind?”</w:t>
+        <w:t xml:space="preserve">Set S8 — Documents and the newsroom.</w:t>
+      </w:r>
+      <w:r>
+        <w:rPr>
+          <w:rFonts w:ascii="Cambria" w:cs="Cambria" w:eastAsia="Cambria" w:hAnsi="Cambria"/>
+          <w:b w:val="0"/>
+          <w:bCs w:val="0"/>
+          <w:i w:val="0"/>
+          <w:iCs w:val="0"/>
+          <w:smallCaps w:val="0"/>
+          <w:strike w:val="0"/>
+          <w:color w:val="000000"/>
+          <w:sz w:val="24"/>
+          <w:szCs w:val="24"/>
+          <w:u w:val="none"/>
+          <w:shd w:fill="auto" w:val="clear"/>
+          <w:vertAlign w:val="baseline"/>
+          <w:rtl w:val="0"/>
+        </w:rPr>
+        <w:t xml:space="preserve"> </w:t>
+      </w:r>
+      <w:r>
+        <w:rPr>
+          <w:rFonts w:ascii="Cambria" w:cs="Cambria" w:eastAsia="Cambria" w:hAnsi="Cambria"/>
+          <w:b w:val="0"/>
+          <w:bCs w:val="0"/>
+          <w:i w:val="1"/>
+          <w:iCs w:val="1"/>
+          <w:smallCaps w:val="0"/>
+          <w:strike w:val="0"/>
+          <w:color w:val="000000"/>
+          <w:sz w:val="24"/>
+          <w:szCs w:val="24"/>
+          <w:u w:val="none"/>
+          <w:shd w:fill="auto" w:val="clear"/>
+          <w:vertAlign w:val="baseline"/>
+          <w:rtl w:val="0"/>
+        </w:rPr>
+        <w:t xml:space="preserve">Resolution:</w:t>
+      </w:r>
+      <w:r>
+        <w:rPr>
+          <w:rFonts w:ascii="Cambria" w:cs="Cambria" w:eastAsia="Cambria" w:hAnsi="Cambria"/>
+          <w:b w:val="0"/>
+          <w:bCs w:val="0"/>
+          <w:i w:val="0"/>
+          <w:iCs w:val="0"/>
+          <w:smallCaps w:val="0"/>
+          <w:strike w:val="0"/>
+          <w:color w:val="000000"/>
+          <w:sz w:val="24"/>
+          <w:szCs w:val="24"/>
+          <w:u w:val="none"/>
+          <w:shd w:fill="auto" w:val="clear"/>
+          <w:vertAlign w:val="baseline"/>
+          <w:rtl w:val="0"/>
+        </w:rPr>
+        <w:t xml:space="preserve"> A leak and a late delivery to the newsroom, cancelled by Nia's admission and what the envelope held.</w:t>
+      </w:r>
+    </w:p>
+    <w:p>
+      <w:pPr>
+        <w:keepNext w:val="0"/>
+        <w:keepLines w:val="0"/>
+        <w:pageBreakBefore w:val="0"/>
+        <w:widowControl w:val="1"/>
+        <w:numPr>
+          <w:ilvl w:val="0"/>
+          <w:numId w:val="8"/>
+        </w:numPr>
+        <w:pBdr>
+          <w:top w:space="0" w:sz="0" w:val="nil"/>
+          <w:left w:space="0" w:sz="0" w:val="nil"/>
+          <w:bottom w:space="0" w:sz="0" w:val="nil"/>
+          <w:right w:space="0" w:sz="0" w:val="nil"/>
+          <w:between w:space="0" w:sz="0" w:val="nil"/>
+        </w:pBdr>
+        <w:shd w:fill="auto" w:val="clear"/>
+        <w:spacing w:after="36" w:before="36" w:line="240" w:lineRule="auto"/>
+        <w:ind w:left="720" w:right="0" w:hanging="480"/>
+        <w:jc w:val="left"/>
+        <w:rPr/>
+      </w:pPr>
+      <w:r>
+        <w:rPr>
+          <w:rFonts w:ascii="Cambria" w:cs="Cambria" w:eastAsia="Cambria" w:hAnsi="Cambria"/>
+          <w:b w:val="0"/>
+          <w:bCs w:val="0"/>
+          <w:i w:val="0"/>
+          <w:iCs w:val="0"/>
+          <w:smallCaps w:val="0"/>
+          <w:strike w:val="0"/>
+          <w:color w:val="000000"/>
+          <w:sz w:val="24"/>
+          <w:szCs w:val="24"/>
+          <w:u w:val="none"/>
+          <w:shd w:fill="auto" w:val="clear"/>
+          <w:vertAlign w:val="baseline"/>
+          <w:rtl w:val="0"/>
+        </w:rPr>
+        <w:t xml:space="preserve">R20: Someone is passing documents to Sofia's paper: a draft student-government resolution that only a handful of people had appeared in this morning's edition. </w:t>
+      </w:r>
+      <w:r>
+        <w:rPr>
+          <w:rFonts w:ascii="Cambria" w:cs="Cambria" w:eastAsia="Cambria" w:hAnsi="Cambria"/>
+          <w:b w:val="0"/>
+          <w:bCs w:val="0"/>
+          <w:i w:val="1"/>
+          <w:iCs w:val="1"/>
+          <w:smallCaps w:val="0"/>
+          <w:strike w:val="0"/>
+          <w:color w:val="000000"/>
+          <w:sz w:val="24"/>
+          <w:szCs w:val="24"/>
+          <w:u w:val="none"/>
+          <w:shd w:fill="auto" w:val="clear"/>
+          <w:vertAlign w:val="baseline"/>
+          <w:rtl w:val="0"/>
+        </w:rPr>
+        <w:t xml:space="preserve">(given by Leo Martinez (Q7))</w:t>
+      </w:r>
+      <w:r>
+        <w:rPr>
+          <w:rtl w:val="0"/>
+        </w:rPr>
+      </w:r>
+    </w:p>
+    <w:p>
+      <w:pPr>
+        <w:keepNext w:val="0"/>
+        <w:keepLines w:val="0"/>
+        <w:pageBreakBefore w:val="0"/>
+        <w:widowControl w:val="1"/>
+        <w:numPr>
+          <w:ilvl w:val="0"/>
+          <w:numId w:val="8"/>
+        </w:numPr>
+        <w:pBdr>
+          <w:top w:space="0" w:sz="0" w:val="nil"/>
+          <w:left w:space="0" w:sz="0" w:val="nil"/>
+          <w:bottom w:space="0" w:sz="0" w:val="nil"/>
+          <w:right w:space="0" w:sz="0" w:val="nil"/>
+          <w:between w:space="0" w:sz="0" w:val="nil"/>
+        </w:pBdr>
+        <w:shd w:fill="auto" w:val="clear"/>
+        <w:spacing w:after="36" w:before="36" w:line="240" w:lineRule="auto"/>
+        <w:ind w:left="720" w:right="0" w:hanging="480"/>
+        <w:jc w:val="left"/>
+        <w:rPr/>
+      </w:pPr>
+      <w:r>
+        <w:rPr>
+          <w:rFonts w:ascii="Cambria" w:cs="Cambria" w:eastAsia="Cambria" w:hAnsi="Cambria"/>
+          <w:b w:val="0"/>
+          <w:bCs w:val="0"/>
+          <w:i w:val="0"/>
+          <w:iCs w:val="0"/>
+          <w:smallCaps w:val="0"/>
+          <w:strike w:val="0"/>
+          <w:color w:val="000000"/>
+          <w:sz w:val="24"/>
+          <w:szCs w:val="24"/>
+          <w:u w:val="none"/>
+          <w:shd w:fill="auto" w:val="clear"/>
+          <w:vertAlign w:val="baseline"/>
+          <w:rtl w:val="0"/>
+        </w:rPr>
+        <w:t xml:space="preserve">R21: At 9:20 p.m. a courier delivered a stiff, document-sized envelope to the newsroom, and Sofia signed for it without saying who sent it. </w:t>
+      </w:r>
+      <w:r>
+        <w:rPr>
+          <w:rFonts w:ascii="Cambria" w:cs="Cambria" w:eastAsia="Cambria" w:hAnsi="Cambria"/>
+          <w:b w:val="0"/>
+          <w:bCs w:val="0"/>
+          <w:i w:val="1"/>
+          <w:iCs w:val="1"/>
+          <w:smallCaps w:val="0"/>
+          <w:strike w:val="0"/>
+          <w:color w:val="000000"/>
+          <w:sz w:val="24"/>
+          <w:szCs w:val="24"/>
+          <w:u w:val="none"/>
+          <w:shd w:fill="auto" w:val="clear"/>
+          <w:vertAlign w:val="baseline"/>
+          <w:rtl w:val="0"/>
+        </w:rPr>
+        <w:t xml:space="preserve">(given by Sofia Alvarez (Q1))</w:t>
+      </w:r>
+      <w:r>
+        <w:rPr>
+          <w:rtl w:val="0"/>
+        </w:rPr>
+      </w:r>
+    </w:p>
+    <w:p>
+      <w:pPr>
+        <w:keepNext w:val="0"/>
+        <w:keepLines w:val="0"/>
+        <w:pageBreakBefore w:val="0"/>
+        <w:widowControl w:val="1"/>
+        <w:numPr>
+          <w:ilvl w:val="0"/>
+          <w:numId w:val="8"/>
+        </w:numPr>
+        <w:pBdr>
+          <w:top w:space="0" w:sz="0" w:val="nil"/>
+          <w:left w:space="0" w:sz="0" w:val="nil"/>
+          <w:bottom w:space="0" w:sz="0" w:val="nil"/>
+          <w:right w:space="0" w:sz="0" w:val="nil"/>
+          <w:between w:space="0" w:sz="0" w:val="nil"/>
+        </w:pBdr>
+        <w:shd w:fill="auto" w:val="clear"/>
+        <w:spacing w:after="36" w:before="36" w:line="240" w:lineRule="auto"/>
+        <w:ind w:left="720" w:right="0" w:hanging="480"/>
+        <w:jc w:val="left"/>
+        <w:rPr/>
+      </w:pPr>
+      <w:r>
+        <w:rPr>
+          <w:rFonts w:ascii="Cambria" w:cs="Cambria" w:eastAsia="Cambria" w:hAnsi="Cambria"/>
+          <w:b w:val="0"/>
+          <w:bCs w:val="0"/>
+          <w:i w:val="0"/>
+          <w:iCs w:val="0"/>
+          <w:smallCaps w:val="0"/>
+          <w:strike w:val="0"/>
+          <w:color w:val="000000"/>
+          <w:sz w:val="24"/>
+          <w:szCs w:val="24"/>
+          <w:u w:val="none"/>
+          <w:shd w:fill="auto" w:val="clear"/>
+          <w:vertAlign w:val="baseline"/>
+          <w:rtl w:val="0"/>
+        </w:rPr>
+        <w:t xml:space="preserve">R22: Nia gave Sofia the draft resolution herself, and the envelope Sofia signed for was the printer's proof of today's front page, now pinned on the newsroom wall. </w:t>
+      </w:r>
+      <w:r>
+        <w:rPr>
+          <w:rFonts w:ascii="Cambria" w:cs="Cambria" w:eastAsia="Cambria" w:hAnsi="Cambria"/>
+          <w:b w:val="0"/>
+          <w:bCs w:val="0"/>
+          <w:i w:val="1"/>
+          <w:iCs w:val="1"/>
+          <w:smallCaps w:val="0"/>
+          <w:strike w:val="0"/>
+          <w:color w:val="000000"/>
+          <w:sz w:val="24"/>
+          <w:szCs w:val="24"/>
+          <w:u w:val="none"/>
+          <w:shd w:fill="auto" w:val="clear"/>
+          <w:vertAlign w:val="baseline"/>
+          <w:rtl w:val="0"/>
+        </w:rPr>
+        <w:t xml:space="preserve">(given by Nia Williams (Q3))</w:t>
+      </w:r>
+      <w:r>
+        <w:rPr>
+          <w:rtl w:val="0"/>
+        </w:rPr>
       </w:r>
     </w:p>
     <w:p>
@@ -18613,26 +18237,212 @@
           <w:vertAlign w:val="baseline"/>
           <w:rtl w:val="0"/>
         </w:rPr>
-        <w:t xml:space="preserve">Unreceptive option.</w:t>
-      </w:r>
-      <w:r>
-        <w:rPr>
-          <w:rFonts w:ascii="Cambria" w:cs="Cambria" w:eastAsia="Cambria" w:hAnsi="Cambria"/>
-          <w:b w:val="0"/>
-          <w:bCs w:val="0"/>
-          <w:i w:val="0"/>
-          <w:iCs w:val="0"/>
-          <w:smallCaps w:val="0"/>
-          <w:strike w:val="0"/>
-          <w:color w:val="000000"/>
-          <w:sz w:val="24"/>
-          <w:szCs w:val="24"/>
-          <w:u w:val="none"/>
-          <w:shd w:fill="auto" w:val="clear"/>
-          <w:vertAlign w:val="baseline"/>
-          <w:rtl w:val="0"/>
-        </w:rPr>
-        <w:t xml:space="preserve"> “Come on. You’ve decided it’s a comma because you want a student veto. Isn’t that just motivated reasoning?”</w:t>
+        <w:t xml:space="preserve">Set S9 — The ink test in the chemistry lab.</w:t>
+      </w:r>
+      <w:r>
+        <w:rPr>
+          <w:rFonts w:ascii="Cambria" w:cs="Cambria" w:eastAsia="Cambria" w:hAnsi="Cambria"/>
+          <w:b w:val="0"/>
+          <w:bCs w:val="0"/>
+          <w:i w:val="0"/>
+          <w:iCs w:val="0"/>
+          <w:smallCaps w:val="0"/>
+          <w:strike w:val="0"/>
+          <w:color w:val="000000"/>
+          <w:sz w:val="24"/>
+          <w:szCs w:val="24"/>
+          <w:u w:val="none"/>
+          <w:shd w:fill="auto" w:val="clear"/>
+          <w:vertAlign w:val="baseline"/>
+          <w:rtl w:val="0"/>
+        </w:rPr>
+        <w:t xml:space="preserve"> </w:t>
+      </w:r>
+      <w:r>
+        <w:rPr>
+          <w:rFonts w:ascii="Cambria" w:cs="Cambria" w:eastAsia="Cambria" w:hAnsi="Cambria"/>
+          <w:b w:val="0"/>
+          <w:bCs w:val="0"/>
+          <w:i w:val="1"/>
+          <w:iCs w:val="1"/>
+          <w:smallCaps w:val="0"/>
+          <w:strike w:val="0"/>
+          <w:color w:val="000000"/>
+          <w:sz w:val="24"/>
+          <w:szCs w:val="24"/>
+          <w:u w:val="none"/>
+          <w:shd w:fill="auto" w:val="clear"/>
+          <w:vertAlign w:val="baseline"/>
+          <w:rtl w:val="0"/>
+        </w:rPr>
+        <w:t xml:space="preserve">Resolution:</w:t>
+      </w:r>
+      <w:r>
+        <w:rPr>
+          <w:rFonts w:ascii="Cambria" w:cs="Cambria" w:eastAsia="Cambria" w:hAnsi="Cambria"/>
+          <w:b w:val="0"/>
+          <w:bCs w:val="0"/>
+          <w:i w:val="0"/>
+          <w:iCs w:val="0"/>
+          <w:smallCaps w:val="0"/>
+          <w:strike w:val="0"/>
+          <w:color w:val="000000"/>
+          <w:sz w:val="24"/>
+          <w:szCs w:val="24"/>
+          <w:u w:val="none"/>
+          <w:shd w:fill="auto" w:val="clear"/>
+          <w:vertAlign w:val="baseline"/>
+          <w:rtl w:val="0"/>
+        </w:rPr>
+        <w:t xml:space="preserve"> A chemistry major slipping out toward the lab, cancelled by the building's hours and what an ink test needs.</w:t>
+      </w:r>
+    </w:p>
+    <w:p>
+      <w:pPr>
+        <w:keepNext w:val="0"/>
+        <w:keepLines w:val="0"/>
+        <w:pageBreakBefore w:val="0"/>
+        <w:widowControl w:val="1"/>
+        <w:numPr>
+          <w:ilvl w:val="0"/>
+          <w:numId w:val="8"/>
+        </w:numPr>
+        <w:pBdr>
+          <w:top w:space="0" w:sz="0" w:val="nil"/>
+          <w:left w:space="0" w:sz="0" w:val="nil"/>
+          <w:bottom w:space="0" w:sz="0" w:val="nil"/>
+          <w:right w:space="0" w:sz="0" w:val="nil"/>
+          <w:between w:space="0" w:sz="0" w:val="nil"/>
+        </w:pBdr>
+        <w:shd w:fill="auto" w:val="clear"/>
+        <w:spacing w:after="36" w:before="36" w:line="240" w:lineRule="auto"/>
+        <w:ind w:left="720" w:right="0" w:hanging="480"/>
+        <w:jc w:val="left"/>
+        <w:rPr/>
+      </w:pPr>
+      <w:r>
+        <w:rPr>
+          <w:rFonts w:ascii="Cambria" w:cs="Cambria" w:eastAsia="Cambria" w:hAnsi="Cambria"/>
+          <w:b w:val="0"/>
+          <w:bCs w:val="0"/>
+          <w:i w:val="0"/>
+          <w:iCs w:val="0"/>
+          <w:smallCaps w:val="0"/>
+          <w:strike w:val="0"/>
+          <w:color w:val="000000"/>
+          <w:sz w:val="24"/>
+          <w:szCs w:val="24"/>
+          <w:u w:val="none"/>
+          <w:shd w:fill="auto" w:val="clear"/>
+          <w:vertAlign w:val="baseline"/>
+          <w:rtl w:val="0"/>
+        </w:rPr>
+        <w:t xml:space="preserve">R23: At about 8:40 p.m. Evan, a chemistry major, slipped out of the café for ten minutes and came back from the direction of the chemistry building, after a joke at the forum that the comma's ink could be tested in a lab tonight. </w:t>
+      </w:r>
+      <w:r>
+        <w:rPr>
+          <w:rFonts w:ascii="Cambria" w:cs="Cambria" w:eastAsia="Cambria" w:hAnsi="Cambria"/>
+          <w:b w:val="0"/>
+          <w:bCs w:val="0"/>
+          <w:i w:val="1"/>
+          <w:iCs w:val="1"/>
+          <w:smallCaps w:val="0"/>
+          <w:strike w:val="0"/>
+          <w:color w:val="000000"/>
+          <w:sz w:val="24"/>
+          <w:szCs w:val="24"/>
+          <w:u w:val="none"/>
+          <w:shd w:fill="auto" w:val="clear"/>
+          <w:vertAlign w:val="baseline"/>
+          <w:rtl w:val="0"/>
+        </w:rPr>
+        <w:t xml:space="preserve">(given by Jonah Reed (Q1))</w:t>
+      </w:r>
+      <w:r>
+        <w:rPr>
+          <w:rtl w:val="0"/>
+        </w:rPr>
+      </w:r>
+    </w:p>
+    <w:p>
+      <w:pPr>
+        <w:keepNext w:val="0"/>
+        <w:keepLines w:val="0"/>
+        <w:pageBreakBefore w:val="0"/>
+        <w:widowControl w:val="1"/>
+        <w:numPr>
+          <w:ilvl w:val="0"/>
+          <w:numId w:val="8"/>
+        </w:numPr>
+        <w:pBdr>
+          <w:top w:space="0" w:sz="0" w:val="nil"/>
+          <w:left w:space="0" w:sz="0" w:val="nil"/>
+          <w:bottom w:space="0" w:sz="0" w:val="nil"/>
+          <w:right w:space="0" w:sz="0" w:val="nil"/>
+          <w:between w:space="0" w:sz="0" w:val="nil"/>
+        </w:pBdr>
+        <w:shd w:fill="auto" w:val="clear"/>
+        <w:spacing w:after="36" w:before="36" w:line="240" w:lineRule="auto"/>
+        <w:ind w:left="720" w:right="0" w:hanging="480"/>
+        <w:jc w:val="left"/>
+        <w:rPr/>
+      </w:pPr>
+      <w:r>
+        <w:rPr>
+          <w:rFonts w:ascii="Cambria" w:cs="Cambria" w:eastAsia="Cambria" w:hAnsi="Cambria"/>
+          <w:b w:val="0"/>
+          <w:bCs w:val="0"/>
+          <w:i w:val="0"/>
+          <w:iCs w:val="0"/>
+          <w:smallCaps w:val="0"/>
+          <w:strike w:val="0"/>
+          <w:color w:val="000000"/>
+          <w:sz w:val="24"/>
+          <w:szCs w:val="24"/>
+          <w:u w:val="none"/>
+          <w:shd w:fill="auto" w:val="clear"/>
+          <w:vertAlign w:val="baseline"/>
+          <w:rtl w:val="0"/>
+        </w:rPr>
+        <w:t xml:space="preserve">R24: Dating ink needs a sample scraped from the document and about a week of lab work, and every chemistry-building door locks at six on event nights. </w:t>
+      </w:r>
+      <w:r>
+        <w:rPr>
+          <w:rFonts w:ascii="Cambria" w:cs="Cambria" w:eastAsia="Cambria" w:hAnsi="Cambria"/>
+          <w:b w:val="0"/>
+          <w:bCs w:val="0"/>
+          <w:i w:val="1"/>
+          <w:iCs w:val="1"/>
+          <w:smallCaps w:val="0"/>
+          <w:strike w:val="0"/>
+          <w:color w:val="000000"/>
+          <w:sz w:val="24"/>
+          <w:szCs w:val="24"/>
+          <w:u w:val="none"/>
+          <w:shd w:fill="auto" w:val="clear"/>
+          <w:vertAlign w:val="baseline"/>
+          <w:rtl w:val="0"/>
+        </w:rPr>
+        <w:t xml:space="preserve">(given by Hana Petrov (Q2))</w:t>
+      </w:r>
+      <w:r>
+        <w:rPr>
+          <w:rtl w:val="0"/>
+        </w:rPr>
+      </w:r>
+    </w:p>
+    <w:bookmarkStart w:colFirst="0" w:colLast="0" w:name="b8pbiusrqh4l" w:id="17"/>
+    <w:bookmarkEnd w:id="17"/>
+    <w:p>
+      <w:pPr>
+        <w:pStyle w:val="Heading1"/>
+        <w:rPr/>
+      </w:pPr>
+      <w:r>
+        <w:rPr>
+          <w:rtl w:val="0"/>
+        </w:rPr>
+        <w:t xml:space="preserve">10. Follow-up pairs</w:t>
       </w:r>
     </w:p>
     <w:p>
@@ -18671,40 +18481,35 @@
       <w:r>
         <w:rPr>
           <w:rFonts w:ascii="Cambria" w:cs="Cambria" w:eastAsia="Cambria" w:hAnsi="Cambria"/>
-          <w:b w:val="1"/>
-          <w:bCs w:val="1"/>
-          <w:i w:val="0"/>
-          <w:iCs w:val="0"/>
-          <w:smallCaps w:val="0"/>
-          <w:strike w:val="0"/>
-          <w:color w:val="000000"/>
-          <w:sz w:val="24"/>
-          <w:szCs w:val="24"/>
-          <w:u w:val="none"/>
-          <w:shd w:fill="auto" w:val="clear"/>
-          <w:vertAlign w:val="baseline"/>
-          <w:rtl w:val="0"/>
-        </w:rPr>
-        <w:t xml:space="preserve">Explanation shown on success.</w:t>
-      </w:r>
-      <w:r>
-        <w:rPr>
-          <w:rFonts w:ascii="Cambria" w:cs="Cambria" w:eastAsia="Cambria" w:hAnsi="Cambria"/>
-          <w:b w:val="0"/>
-          <w:bCs w:val="0"/>
-          <w:i w:val="0"/>
-          <w:iCs w:val="0"/>
-          <w:smallCaps w:val="0"/>
-          <w:strike w:val="0"/>
-          <w:color w:val="000000"/>
-          <w:sz w:val="24"/>
-          <w:szCs w:val="24"/>
-          <w:u w:val="none"/>
-          <w:shd w:fill="auto" w:val="clear"/>
-          <w:vertAlign w:val="baseline"/>
-          <w:rtl w:val="0"/>
-        </w:rPr>
-        <w:t xml:space="preserve"> The good option acknowledges Mira’s expertise (A), hedges the player’s own position (H) and frames the disagreement as an open question rather than an accusation (R). The bad option asserts a motive as fact and turns her view into a character flaw.</w:t>
+          <w:b w:val="0"/>
+          <w:bCs w:val="0"/>
+          <w:i w:val="0"/>
+          <w:iCs w:val="0"/>
+          <w:smallCaps w:val="0"/>
+          <w:strike w:val="0"/>
+          <w:color w:val="000000"/>
+          <w:sz w:val="24"/>
+          <w:szCs w:val="24"/>
+          <w:u w:val="none"/>
+          <w:shd w:fill="auto" w:val="clear"/>
+          <w:vertAlign w:val="baseline"/>
+          <w:rtl w:val="0"/>
+        </w:rPr>
+        <w:t xml:space="preserve">Once per witness. The receptive option earns the next Major Clue and shows the explanation; the unreceptive option ends the interview.</w:t>
+      </w:r>
+    </w:p>
+    <w:bookmarkStart w:colFirst="0" w:colLast="0" w:name="ksodkz163i4q" w:id="18"/>
+    <w:bookmarkEnd w:id="18"/>
+    <w:p>
+      <w:pPr>
+        <w:pStyle w:val="Heading2"/>
+        <w:rPr/>
+      </w:pPr>
+      <w:r>
+        <w:rPr>
+          <w:rtl w:val="0"/>
+        </w:rPr>
+        <w:t xml:space="preserve">Mira Shah</w:t>
       </w:r>
     </w:p>
     <w:p>
@@ -18757,40 +18562,26 @@
           <w:vertAlign w:val="baseline"/>
           <w:rtl w:val="0"/>
         </w:rPr>
-        <w:t xml:space="preserve">Walk-away on failure.</w:t>
-      </w:r>
-      <w:r>
-        <w:rPr>
-          <w:rFonts w:ascii="Cambria" w:cs="Cambria" w:eastAsia="Cambria" w:hAnsi="Cambria"/>
-          <w:b w:val="0"/>
-          <w:bCs w:val="0"/>
-          <w:i w:val="0"/>
-          <w:iCs w:val="0"/>
-          <w:smallCaps w:val="0"/>
-          <w:strike w:val="0"/>
-          <w:color w:val="000000"/>
-          <w:sz w:val="24"/>
-          <w:szCs w:val="24"/>
-          <w:u w:val="none"/>
-          <w:shd w:fill="auto" w:val="clear"/>
-          <w:vertAlign w:val="baseline"/>
-          <w:rtl w:val="0"/>
-        </w:rPr>
-        <w:t xml:space="preserve"> Mira closes her notebook. “If you already know why I think what I think, you don’t need me.” She leaves.</w:t>
-      </w:r>
-    </w:p>
-    <w:bookmarkStart w:colFirst="0" w:colLast="0" w:name="bookmark=id.848t67noazyj" w:id="19"/>
-    <w:bookmarkEnd w:id="19"/>
-    <w:p>
-      <w:pPr>
-        <w:pStyle w:val="Heading2"/>
-        <w:rPr/>
-      </w:pPr>
-      <w:r>
-        <w:rPr>
-          <w:rtl w:val="0"/>
-        </w:rPr>
-        <w:t xml:space="preserve">Leo Martinez</w:t>
+        <w:t xml:space="preserve">Receptive option.</w:t>
+      </w:r>
+      <w:r>
+        <w:rPr>
+          <w:rFonts w:ascii="Cambria" w:cs="Cambria" w:eastAsia="Cambria" w:hAnsi="Cambria"/>
+          <w:b w:val="0"/>
+          <w:bCs w:val="0"/>
+          <w:i w:val="0"/>
+          <w:iCs w:val="0"/>
+          <w:smallCaps w:val="0"/>
+          <w:strike w:val="0"/>
+          <w:color w:val="000000"/>
+          <w:sz w:val="24"/>
+          <w:szCs w:val="24"/>
+          <w:u w:val="none"/>
+          <w:shd w:fill="auto" w:val="clear"/>
+          <w:vertAlign w:val="baseline"/>
+          <w:rtl w:val="0"/>
+        </w:rPr>
+        <w:t xml:space="preserve"> “I can see you’ve studied this far more closely than I have, and I don’t want to misstate your view. When you say the mark is a comma, how sure are you, and what would change your mind?”</w:t>
       </w:r>
     </w:p>
     <w:p>
@@ -18843,26 +18634,26 @@
           <w:vertAlign w:val="baseline"/>
           <w:rtl w:val="0"/>
         </w:rPr>
-        <w:t xml:space="preserve">Receptive option.</w:t>
-      </w:r>
-      <w:r>
-        <w:rPr>
-          <w:rFonts w:ascii="Cambria" w:cs="Cambria" w:eastAsia="Cambria" w:hAnsi="Cambria"/>
-          <w:b w:val="0"/>
-          <w:bCs w:val="0"/>
-          <w:i w:val="0"/>
-          <w:iCs w:val="0"/>
-          <w:smallCaps w:val="0"/>
-          <w:strike w:val="0"/>
-          <w:color w:val="000000"/>
-          <w:sz w:val="24"/>
-          <w:szCs w:val="24"/>
-          <w:u w:val="none"/>
-          <w:shd w:fill="auto" w:val="clear"/>
-          <w:vertAlign w:val="baseline"/>
-          <w:rtl w:val="0"/>
-        </w:rPr>
-        <w:t xml:space="preserve"> “We both want a Commons students actually use, so I take your point about space. Where do you think the people worried about surveillance might have a fair concern, even if you’d weigh it differently?”</w:t>
+        <w:t xml:space="preserve">Unreceptive option.</w:t>
+      </w:r>
+      <w:r>
+        <w:rPr>
+          <w:rFonts w:ascii="Cambria" w:cs="Cambria" w:eastAsia="Cambria" w:hAnsi="Cambria"/>
+          <w:b w:val="0"/>
+          <w:bCs w:val="0"/>
+          <w:i w:val="0"/>
+          <w:iCs w:val="0"/>
+          <w:smallCaps w:val="0"/>
+          <w:strike w:val="0"/>
+          <w:color w:val="000000"/>
+          <w:sz w:val="24"/>
+          <w:szCs w:val="24"/>
+          <w:u w:val="none"/>
+          <w:shd w:fill="auto" w:val="clear"/>
+          <w:vertAlign w:val="baseline"/>
+          <w:rtl w:val="0"/>
+        </w:rPr>
+        <w:t xml:space="preserve"> “Come on. You’ve decided it’s a comma because you want a student veto. Isn’t that just motivated reasoning?”</w:t>
       </w:r>
     </w:p>
     <w:p>
@@ -18915,26 +18706,26 @@
           <w:vertAlign w:val="baseline"/>
           <w:rtl w:val="0"/>
         </w:rPr>
-        <w:t xml:space="preserve">Unreceptive option.</w:t>
-      </w:r>
-      <w:r>
-        <w:rPr>
-          <w:rFonts w:ascii="Cambria" w:cs="Cambria" w:eastAsia="Cambria" w:hAnsi="Cambria"/>
-          <w:b w:val="0"/>
-          <w:bCs w:val="0"/>
-          <w:i w:val="0"/>
-          <w:iCs w:val="0"/>
-          <w:smallCaps w:val="0"/>
-          <w:strike w:val="0"/>
-          <w:color w:val="000000"/>
-          <w:sz w:val="24"/>
-          <w:szCs w:val="24"/>
-          <w:u w:val="none"/>
-          <w:shd w:fill="auto" w:val="clear"/>
-          <w:vertAlign w:val="baseline"/>
-          <w:rtl w:val="0"/>
-        </w:rPr>
-        <w:t xml:space="preserve"> “You only back the renovation because your club gets something out of it. Why should anyone take your opinion at face value?”</w:t>
+        <w:t xml:space="preserve">Explanation shown on success.</w:t>
+      </w:r>
+      <w:r>
+        <w:rPr>
+          <w:rFonts w:ascii="Cambria" w:cs="Cambria" w:eastAsia="Cambria" w:hAnsi="Cambria"/>
+          <w:b w:val="0"/>
+          <w:bCs w:val="0"/>
+          <w:i w:val="0"/>
+          <w:iCs w:val="0"/>
+          <w:smallCaps w:val="0"/>
+          <w:strike w:val="0"/>
+          <w:color w:val="000000"/>
+          <w:sz w:val="24"/>
+          <w:szCs w:val="24"/>
+          <w:u w:val="none"/>
+          <w:shd w:fill="auto" w:val="clear"/>
+          <w:vertAlign w:val="baseline"/>
+          <w:rtl w:val="0"/>
+        </w:rPr>
+        <w:t xml:space="preserve"> The good option acknowledges Mira’s expertise (A), hedges the player’s own position (H) and frames the disagreement as an open question rather than an accusation (R). The bad option asserts a motive as fact and turns her view into a character flaw.</w:t>
       </w:r>
     </w:p>
     <w:p>
@@ -18987,26 +18778,40 @@
           <w:vertAlign w:val="baseline"/>
           <w:rtl w:val="0"/>
         </w:rPr>
-        <w:t xml:space="preserve">Explanation shown on success.</w:t>
-      </w:r>
-      <w:r>
-        <w:rPr>
-          <w:rFonts w:ascii="Cambria" w:cs="Cambria" w:eastAsia="Cambria" w:hAnsi="Cambria"/>
-          <w:b w:val="0"/>
-          <w:bCs w:val="0"/>
-          <w:i w:val="0"/>
-          <w:iCs w:val="0"/>
-          <w:smallCaps w:val="0"/>
-          <w:strike w:val="0"/>
-          <w:color w:val="000000"/>
-          <w:sz w:val="24"/>
-          <w:szCs w:val="24"/>
-          <w:u w:val="none"/>
-          <w:shd w:fill="auto" w:val="clear"/>
-          <w:vertAlign w:val="baseline"/>
-          <w:rtl w:val="0"/>
-        </w:rPr>
-        <w:t xml:space="preserve"> The good option emphasizes a shared goal (E), acknowledges the opposing concern as possibly fair (A) and stays positive about outcomes (R). The bad option imputes a hidden motive and dismisses the opinion wholesale.</w:t>
+        <w:t xml:space="preserve">Walk-away on failure.</w:t>
+      </w:r>
+      <w:r>
+        <w:rPr>
+          <w:rFonts w:ascii="Cambria" w:cs="Cambria" w:eastAsia="Cambria" w:hAnsi="Cambria"/>
+          <w:b w:val="0"/>
+          <w:bCs w:val="0"/>
+          <w:i w:val="0"/>
+          <w:iCs w:val="0"/>
+          <w:smallCaps w:val="0"/>
+          <w:strike w:val="0"/>
+          <w:color w:val="000000"/>
+          <w:sz w:val="24"/>
+          <w:szCs w:val="24"/>
+          <w:u w:val="none"/>
+          <w:shd w:fill="auto" w:val="clear"/>
+          <w:vertAlign w:val="baseline"/>
+          <w:rtl w:val="0"/>
+        </w:rPr>
+        <w:t xml:space="preserve"> Mira closes her notebook. “If you already know why I think what I think, you don’t need me.” She leaves.</w:t>
+      </w:r>
+    </w:p>
+    <w:bookmarkStart w:colFirst="0" w:colLast="0" w:name="848t67noazyj" w:id="19"/>
+    <w:bookmarkEnd w:id="19"/>
+    <w:p>
+      <w:pPr>
+        <w:pStyle w:val="Heading2"/>
+        <w:rPr/>
+      </w:pPr>
+      <w:r>
+        <w:rPr>
+          <w:rtl w:val="0"/>
+        </w:rPr>
+        <w:t xml:space="preserve">Leo Martinez</w:t>
       </w:r>
     </w:p>
     <w:p>
@@ -19059,40 +18864,26 @@
           <w:vertAlign w:val="baseline"/>
           <w:rtl w:val="0"/>
         </w:rPr>
-        <w:t xml:space="preserve">Walk-away on failure.</w:t>
-      </w:r>
-      <w:r>
-        <w:rPr>
-          <w:rFonts w:ascii="Cambria" w:cs="Cambria" w:eastAsia="Cambria" w:hAnsi="Cambria"/>
-          <w:b w:val="0"/>
-          <w:bCs w:val="0"/>
-          <w:i w:val="0"/>
-          <w:iCs w:val="0"/>
-          <w:smallCaps w:val="0"/>
-          <w:strike w:val="0"/>
-          <w:color w:val="000000"/>
-          <w:sz w:val="24"/>
-          <w:szCs w:val="24"/>
-          <w:u w:val="none"/>
-          <w:shd w:fill="auto" w:val="clear"/>
-          <w:vertAlign w:val="baseline"/>
-          <w:rtl w:val="0"/>
-        </w:rPr>
-        <w:t xml:space="preserve"> Leo checks his watch. “I don’t have time to be cross-examined by the president’s intern.” He walks off.</w:t>
-      </w:r>
-    </w:p>
-    <w:bookmarkStart w:colFirst="0" w:colLast="0" w:name="bookmark=id.t8xqlk8z0toe" w:id="20"/>
-    <w:bookmarkEnd w:id="20"/>
-    <w:p>
-      <w:pPr>
-        <w:pStyle w:val="Heading2"/>
-        <w:rPr/>
-      </w:pPr>
-      <w:r>
-        <w:rPr>
-          <w:rtl w:val="0"/>
-        </w:rPr>
-        <w:t xml:space="preserve">Priya Nwosu</w:t>
+        <w:t xml:space="preserve">Receptive option.</w:t>
+      </w:r>
+      <w:r>
+        <w:rPr>
+          <w:rFonts w:ascii="Cambria" w:cs="Cambria" w:eastAsia="Cambria" w:hAnsi="Cambria"/>
+          <w:b w:val="0"/>
+          <w:bCs w:val="0"/>
+          <w:i w:val="0"/>
+          <w:iCs w:val="0"/>
+          <w:smallCaps w:val="0"/>
+          <w:strike w:val="0"/>
+          <w:color w:val="000000"/>
+          <w:sz w:val="24"/>
+          <w:szCs w:val="24"/>
+          <w:u w:val="none"/>
+          <w:shd w:fill="auto" w:val="clear"/>
+          <w:vertAlign w:val="baseline"/>
+          <w:rtl w:val="0"/>
+        </w:rPr>
+        <w:t xml:space="preserve"> “We both want a Commons students actually use, so I take your point about space. Where do you think the people worried about surveillance might have a fair concern, even if you’d weigh it differently?”</w:t>
       </w:r>
     </w:p>
     <w:p>
@@ -19145,26 +18936,26 @@
           <w:vertAlign w:val="baseline"/>
           <w:rtl w:val="0"/>
         </w:rPr>
-        <w:t xml:space="preserve">Receptive option.</w:t>
-      </w:r>
-      <w:r>
-        <w:rPr>
-          <w:rFonts w:ascii="Cambria" w:cs="Cambria" w:eastAsia="Cambria" w:hAnsi="Cambria"/>
-          <w:b w:val="0"/>
-          <w:bCs w:val="0"/>
-          <w:i w:val="0"/>
-          <w:iCs w:val="0"/>
-          <w:smallCaps w:val="0"/>
-          <w:strike w:val="0"/>
-          <w:color w:val="000000"/>
-          <w:sz w:val="24"/>
-          <w:szCs w:val="24"/>
-          <w:u w:val="none"/>
-          <w:shd w:fill="auto" w:val="clear"/>
-          <w:vertAlign w:val="baseline"/>
-          <w:rtl w:val="0"/>
-        </w:rPr>
-        <w:t xml:space="preserve"> “I may be missing something technical, so correct me: you support the new systems but not facial recognition. Is there a version of the safety case that you’d find persuasive?”</w:t>
+        <w:t xml:space="preserve">Unreceptive option.</w:t>
+      </w:r>
+      <w:r>
+        <w:rPr>
+          <w:rFonts w:ascii="Cambria" w:cs="Cambria" w:eastAsia="Cambria" w:hAnsi="Cambria"/>
+          <w:b w:val="0"/>
+          <w:bCs w:val="0"/>
+          <w:i w:val="0"/>
+          <w:iCs w:val="0"/>
+          <w:smallCaps w:val="0"/>
+          <w:strike w:val="0"/>
+          <w:color w:val="000000"/>
+          <w:sz w:val="24"/>
+          <w:szCs w:val="24"/>
+          <w:u w:val="none"/>
+          <w:shd w:fill="auto" w:val="clear"/>
+          <w:vertAlign w:val="baseline"/>
+          <w:rtl w:val="0"/>
+        </w:rPr>
+        <w:t xml:space="preserve"> “You only back the renovation because your club gets something out of it. Why should anyone take your opinion at face value?”</w:t>
       </w:r>
     </w:p>
     <w:p>
@@ -19217,26 +19008,26 @@
           <w:vertAlign w:val="baseline"/>
           <w:rtl w:val="0"/>
         </w:rPr>
-        <w:t xml:space="preserve">Unreceptive option.</w:t>
-      </w:r>
-      <w:r>
-        <w:rPr>
-          <w:rFonts w:ascii="Cambria" w:cs="Cambria" w:eastAsia="Cambria" w:hAnsi="Cambria"/>
-          <w:b w:val="0"/>
-          <w:bCs w:val="0"/>
-          <w:i w:val="0"/>
-          <w:iCs w:val="0"/>
-          <w:smallCaps w:val="0"/>
-          <w:strike w:val="0"/>
-          <w:color w:val="000000"/>
-          <w:sz w:val="24"/>
-          <w:szCs w:val="24"/>
-          <w:u w:val="none"/>
-          <w:shd w:fill="auto" w:val="clear"/>
-          <w:vertAlign w:val="baseline"/>
-          <w:rtl w:val="0"/>
-        </w:rPr>
-        <w:t xml:space="preserve"> “You’re a computer-science student who’s against a computer system. Isn’t that a bit contradictory?”</w:t>
+        <w:t xml:space="preserve">Explanation shown on success.</w:t>
+      </w:r>
+      <w:r>
+        <w:rPr>
+          <w:rFonts w:ascii="Cambria" w:cs="Cambria" w:eastAsia="Cambria" w:hAnsi="Cambria"/>
+          <w:b w:val="0"/>
+          <w:bCs w:val="0"/>
+          <w:i w:val="0"/>
+          <w:iCs w:val="0"/>
+          <w:smallCaps w:val="0"/>
+          <w:strike w:val="0"/>
+          <w:color w:val="000000"/>
+          <w:sz w:val="24"/>
+          <w:szCs w:val="24"/>
+          <w:u w:val="none"/>
+          <w:shd w:fill="auto" w:val="clear"/>
+          <w:vertAlign w:val="baseline"/>
+          <w:rtl w:val="0"/>
+        </w:rPr>
+        <w:t xml:space="preserve"> The good option emphasizes a shared goal (E), acknowledges the opposing concern as possibly fair (A) and stays positive about outcomes (R). The bad option imputes a hidden motive and dismisses the opinion wholesale.</w:t>
       </w:r>
     </w:p>
     <w:p>
@@ -19289,26 +19080,40 @@
           <w:vertAlign w:val="baseline"/>
           <w:rtl w:val="0"/>
         </w:rPr>
-        <w:t xml:space="preserve">Explanation shown on success.</w:t>
-      </w:r>
-      <w:r>
-        <w:rPr>
-          <w:rFonts w:ascii="Cambria" w:cs="Cambria" w:eastAsia="Cambria" w:hAnsi="Cambria"/>
-          <w:b w:val="0"/>
-          <w:bCs w:val="0"/>
-          <w:i w:val="0"/>
-          <w:iCs w:val="0"/>
-          <w:smallCaps w:val="0"/>
-          <w:strike w:val="0"/>
-          <w:color w:val="000000"/>
-          <w:sz w:val="24"/>
-          <w:szCs w:val="24"/>
-          <w:u w:val="none"/>
-          <w:shd w:fill="auto" w:val="clear"/>
-          <w:vertAlign w:val="baseline"/>
-          <w:rtl w:val="0"/>
-        </w:rPr>
-        <w:t xml:space="preserve"> The good option hedges (H), restates her position accurately (A) and asks what would work rather than what is wrong (R). The bad option caricatures her view and frames it as a contradiction to be defended.</w:t>
+        <w:t xml:space="preserve">Walk-away on failure.</w:t>
+      </w:r>
+      <w:r>
+        <w:rPr>
+          <w:rFonts w:ascii="Cambria" w:cs="Cambria" w:eastAsia="Cambria" w:hAnsi="Cambria"/>
+          <w:b w:val="0"/>
+          <w:bCs w:val="0"/>
+          <w:i w:val="0"/>
+          <w:iCs w:val="0"/>
+          <w:smallCaps w:val="0"/>
+          <w:strike w:val="0"/>
+          <w:color w:val="000000"/>
+          <w:sz w:val="24"/>
+          <w:szCs w:val="24"/>
+          <w:u w:val="none"/>
+          <w:shd w:fill="auto" w:val="clear"/>
+          <w:vertAlign w:val="baseline"/>
+          <w:rtl w:val="0"/>
+        </w:rPr>
+        <w:t xml:space="preserve"> Leo checks his watch. “I don’t have time to be cross-examined by the president’s intern.” He walks off.</w:t>
+      </w:r>
+    </w:p>
+    <w:bookmarkStart w:colFirst="0" w:colLast="0" w:name="t8xqlk8z0toe" w:id="20"/>
+    <w:bookmarkEnd w:id="20"/>
+    <w:p>
+      <w:pPr>
+        <w:pStyle w:val="Heading2"/>
+        <w:rPr/>
+      </w:pPr>
+      <w:r>
+        <w:rPr>
+          <w:rtl w:val="0"/>
+        </w:rPr>
+        <w:t xml:space="preserve">Priya Nwosu</w:t>
       </w:r>
     </w:p>
     <w:p>
@@ -19361,40 +19166,26 @@
           <w:vertAlign w:val="baseline"/>
           <w:rtl w:val="0"/>
         </w:rPr>
-        <w:t xml:space="preserve">Walk-away on failure.</w:t>
-      </w:r>
-      <w:r>
-        <w:rPr>
-          <w:rFonts w:ascii="Cambria" w:cs="Cambria" w:eastAsia="Cambria" w:hAnsi="Cambria"/>
-          <w:b w:val="0"/>
-          <w:bCs w:val="0"/>
-          <w:i w:val="0"/>
-          <w:iCs w:val="0"/>
-          <w:smallCaps w:val="0"/>
-          <w:strike w:val="0"/>
-          <w:color w:val="000000"/>
-          <w:sz w:val="24"/>
-          <w:szCs w:val="24"/>
-          <w:u w:val="none"/>
-          <w:shd w:fill="auto" w:val="clear"/>
-          <w:vertAlign w:val="baseline"/>
-          <w:rtl w:val="0"/>
-        </w:rPr>
-        <w:t xml:space="preserve"> Priya turns back to her monitor. “If you need it explained that simply, someone else can do it.” The interview is over.</w:t>
-      </w:r>
-    </w:p>
-    <w:bookmarkStart w:colFirst="0" w:colLast="0" w:name="bookmark=id.3rddb9h7bwb1" w:id="21"/>
-    <w:bookmarkEnd w:id="21"/>
-    <w:p>
-      <w:pPr>
-        <w:pStyle w:val="Heading2"/>
-        <w:rPr/>
-      </w:pPr>
-      <w:r>
-        <w:rPr>
-          <w:rtl w:val="0"/>
-        </w:rPr>
-        <w:t xml:space="preserve">Jonah Reed</w:t>
+        <w:t xml:space="preserve">Receptive option.</w:t>
+      </w:r>
+      <w:r>
+        <w:rPr>
+          <w:rFonts w:ascii="Cambria" w:cs="Cambria" w:eastAsia="Cambria" w:hAnsi="Cambria"/>
+          <w:b w:val="0"/>
+          <w:bCs w:val="0"/>
+          <w:i w:val="0"/>
+          <w:iCs w:val="0"/>
+          <w:smallCaps w:val="0"/>
+          <w:strike w:val="0"/>
+          <w:color w:val="000000"/>
+          <w:sz w:val="24"/>
+          <w:szCs w:val="24"/>
+          <w:u w:val="none"/>
+          <w:shd w:fill="auto" w:val="clear"/>
+          <w:vertAlign w:val="baseline"/>
+          <w:rtl w:val="0"/>
+        </w:rPr>
+        <w:t xml:space="preserve"> “I may be missing something technical, so correct me: you support the new systems but not facial recognition. Is there a version of the safety case that you’d find persuasive?”</w:t>
       </w:r>
     </w:p>
     <w:p>
@@ -19447,26 +19238,26 @@
           <w:vertAlign w:val="baseline"/>
           <w:rtl w:val="0"/>
         </w:rPr>
-        <w:t xml:space="preserve">Receptive option.</w:t>
-      </w:r>
-      <w:r>
-        <w:rPr>
-          <w:rFonts w:ascii="Cambria" w:cs="Cambria" w:eastAsia="Cambria" w:hAnsi="Cambria"/>
-          <w:b w:val="0"/>
-          <w:bCs w:val="0"/>
-          <w:i w:val="0"/>
-          <w:iCs w:val="0"/>
-          <w:smallCaps w:val="0"/>
-          <w:strike w:val="0"/>
-          <w:color w:val="000000"/>
-          <w:sz w:val="24"/>
-          <w:szCs w:val="24"/>
-          <w:u w:val="none"/>
-          <w:shd w:fill="auto" w:val="clear"/>
-          <w:vertAlign w:val="baseline"/>
-          <w:rtl w:val="0"/>
-        </w:rPr>
-        <w:t xml:space="preserve"> “You know the building better than the committee does, and I think most people agree students should keep space to make things. What would a renovation have to protect for you to live with it?”</w:t>
+        <w:t xml:space="preserve">Unreceptive option.</w:t>
+      </w:r>
+      <w:r>
+        <w:rPr>
+          <w:rFonts w:ascii="Cambria" w:cs="Cambria" w:eastAsia="Cambria" w:hAnsi="Cambria"/>
+          <w:b w:val="0"/>
+          <w:bCs w:val="0"/>
+          <w:i w:val="0"/>
+          <w:iCs w:val="0"/>
+          <w:smallCaps w:val="0"/>
+          <w:strike w:val="0"/>
+          <w:color w:val="000000"/>
+          <w:sz w:val="24"/>
+          <w:szCs w:val="24"/>
+          <w:u w:val="none"/>
+          <w:shd w:fill="auto" w:val="clear"/>
+          <w:vertAlign w:val="baseline"/>
+          <w:rtl w:val="0"/>
+        </w:rPr>
+        <w:t xml:space="preserve"> “You’re a computer-science student who’s against a computer system. Isn’t that a bit contradictory?”</w:t>
       </w:r>
     </w:p>
     <w:p>
@@ -19519,26 +19310,26 @@
           <w:vertAlign w:val="baseline"/>
           <w:rtl w:val="0"/>
         </w:rPr>
-        <w:t xml:space="preserve">Unreceptive option.</w:t>
-      </w:r>
-      <w:r>
-        <w:rPr>
-          <w:rFonts w:ascii="Cambria" w:cs="Cambria" w:eastAsia="Cambria" w:hAnsi="Cambria"/>
-          <w:b w:val="0"/>
-          <w:bCs w:val="0"/>
-          <w:i w:val="0"/>
-          <w:iCs w:val="0"/>
-          <w:smallCaps w:val="0"/>
-          <w:strike w:val="0"/>
-          <w:color w:val="000000"/>
-          <w:sz w:val="24"/>
-          <w:szCs w:val="24"/>
-          <w:u w:val="none"/>
-          <w:shd w:fill="auto" w:val="clear"/>
-          <w:vertAlign w:val="baseline"/>
-          <w:rtl w:val="0"/>
-        </w:rPr>
-        <w:t xml:space="preserve"> “Every group says its space is special. Why is the theatre’s storage more important than a wellness center or accessible classrooms?”</w:t>
+        <w:t xml:space="preserve">Explanation shown on success.</w:t>
+      </w:r>
+      <w:r>
+        <w:rPr>
+          <w:rFonts w:ascii="Cambria" w:cs="Cambria" w:eastAsia="Cambria" w:hAnsi="Cambria"/>
+          <w:b w:val="0"/>
+          <w:bCs w:val="0"/>
+          <w:i w:val="0"/>
+          <w:iCs w:val="0"/>
+          <w:smallCaps w:val="0"/>
+          <w:strike w:val="0"/>
+          <w:color w:val="000000"/>
+          <w:sz w:val="24"/>
+          <w:szCs w:val="24"/>
+          <w:u w:val="none"/>
+          <w:shd w:fill="auto" w:val="clear"/>
+          <w:vertAlign w:val="baseline"/>
+          <w:rtl w:val="0"/>
+        </w:rPr>
+        <w:t xml:space="preserve"> The good option hedges (H), restates her position accurately (A) and asks what would work rather than what is wrong (R). The bad option caricatures her view and frames it as a contradiction to be defended.</w:t>
       </w:r>
     </w:p>
     <w:p>
@@ -19591,26 +19382,40 @@
           <w:vertAlign w:val="baseline"/>
           <w:rtl w:val="0"/>
         </w:rPr>
-        <w:t xml:space="preserve">Explanation shown on success.</w:t>
-      </w:r>
-      <w:r>
-        <w:rPr>
-          <w:rFonts w:ascii="Cambria" w:cs="Cambria" w:eastAsia="Cambria" w:hAnsi="Cambria"/>
-          <w:b w:val="0"/>
-          <w:bCs w:val="0"/>
-          <w:i w:val="0"/>
-          <w:iCs w:val="0"/>
-          <w:smallCaps w:val="0"/>
-          <w:strike w:val="0"/>
-          <w:color w:val="000000"/>
-          <w:sz w:val="24"/>
-          <w:szCs w:val="24"/>
-          <w:u w:val="none"/>
-          <w:shd w:fill="auto" w:val="clear"/>
-          <w:vertAlign w:val="baseline"/>
-          <w:rtl w:val="0"/>
-        </w:rPr>
-        <w:t xml:space="preserve"> The good option acknowledges Jonah’s knowledge (A), emphasizes an area of agreement (E) and reframes toward a workable outcome (R). The bad option ranks his concern against others and demands he justify it.</w:t>
+        <w:t xml:space="preserve">Walk-away on failure.</w:t>
+      </w:r>
+      <w:r>
+        <w:rPr>
+          <w:rFonts w:ascii="Cambria" w:cs="Cambria" w:eastAsia="Cambria" w:hAnsi="Cambria"/>
+          <w:b w:val="0"/>
+          <w:bCs w:val="0"/>
+          <w:i w:val="0"/>
+          <w:iCs w:val="0"/>
+          <w:smallCaps w:val="0"/>
+          <w:strike w:val="0"/>
+          <w:color w:val="000000"/>
+          <w:sz w:val="24"/>
+          <w:szCs w:val="24"/>
+          <w:u w:val="none"/>
+          <w:shd w:fill="auto" w:val="clear"/>
+          <w:vertAlign w:val="baseline"/>
+          <w:rtl w:val="0"/>
+        </w:rPr>
+        <w:t xml:space="preserve"> Priya turns back to her monitor. “If you need it explained that simply, someone else can do it.” The interview is over.</w:t>
+      </w:r>
+    </w:p>
+    <w:bookmarkStart w:colFirst="0" w:colLast="0" w:name="3rddb9h7bwb1" w:id="21"/>
+    <w:bookmarkEnd w:id="21"/>
+    <w:p>
+      <w:pPr>
+        <w:pStyle w:val="Heading2"/>
+        <w:rPr/>
+      </w:pPr>
+      <w:r>
+        <w:rPr>
+          <w:rtl w:val="0"/>
+        </w:rPr>
+        <w:t xml:space="preserve">Jonah Reed</w:t>
       </w:r>
     </w:p>
     <w:p>
@@ -19663,40 +19468,26 @@
           <w:vertAlign w:val="baseline"/>
           <w:rtl w:val="0"/>
         </w:rPr>
-        <w:t xml:space="preserve">Walk-away on failure.</w:t>
-      </w:r>
-      <w:r>
-        <w:rPr>
-          <w:rFonts w:ascii="Cambria" w:cs="Cambria" w:eastAsia="Cambria" w:hAnsi="Cambria"/>
-          <w:b w:val="0"/>
-          <w:bCs w:val="0"/>
-          <w:i w:val="0"/>
-          <w:iCs w:val="0"/>
-          <w:smallCaps w:val="0"/>
-          <w:strike w:val="0"/>
-          <w:color w:val="000000"/>
-          <w:sz w:val="24"/>
-          <w:szCs w:val="24"/>
-          <w:u w:val="none"/>
-          <w:shd w:fill="auto" w:val="clear"/>
-          <w:vertAlign w:val="baseline"/>
-          <w:rtl w:val="0"/>
-        </w:rPr>
-        <w:t xml:space="preserve"> Jonah picks up a coil of cable. “Ask the committee. They’ve already decided what matters.” He goes back to the loading dock.</w:t>
-      </w:r>
-    </w:p>
-    <w:bookmarkStart w:colFirst="0" w:colLast="0" w:name="bookmark=id.j5ycvt2lh45b" w:id="22"/>
-    <w:bookmarkEnd w:id="22"/>
-    <w:p>
-      <w:pPr>
-        <w:pStyle w:val="Heading2"/>
-        <w:rPr/>
-      </w:pPr>
-      <w:r>
-        <w:rPr>
-          <w:rtl w:val="0"/>
-        </w:rPr>
-        <w:t xml:space="preserve">Hana Petrov</w:t>
+        <w:t xml:space="preserve">Receptive option.</w:t>
+      </w:r>
+      <w:r>
+        <w:rPr>
+          <w:rFonts w:ascii="Cambria" w:cs="Cambria" w:eastAsia="Cambria" w:hAnsi="Cambria"/>
+          <w:b w:val="0"/>
+          <w:bCs w:val="0"/>
+          <w:i w:val="0"/>
+          <w:iCs w:val="0"/>
+          <w:smallCaps w:val="0"/>
+          <w:strike w:val="0"/>
+          <w:color w:val="000000"/>
+          <w:sz w:val="24"/>
+          <w:szCs w:val="24"/>
+          <w:u w:val="none"/>
+          <w:shd w:fill="auto" w:val="clear"/>
+          <w:vertAlign w:val="baseline"/>
+          <w:rtl w:val="0"/>
+        </w:rPr>
+        <w:t xml:space="preserve"> “You know the building better than the committee does, and I think most people agree students should keep space to make things. What would a renovation have to protect for you to live with it?”</w:t>
       </w:r>
     </w:p>
     <w:p>
@@ -19749,26 +19540,26 @@
           <w:vertAlign w:val="baseline"/>
           <w:rtl w:val="0"/>
         </w:rPr>
-        <w:t xml:space="preserve">Receptive option.</w:t>
-      </w:r>
-      <w:r>
-        <w:rPr>
-          <w:rFonts w:ascii="Cambria" w:cs="Cambria" w:eastAsia="Cambria" w:hAnsi="Cambria"/>
-          <w:b w:val="0"/>
-          <w:bCs w:val="0"/>
-          <w:i w:val="0"/>
-          <w:iCs w:val="0"/>
-          <w:smallCaps w:val="0"/>
-          <w:strike w:val="0"/>
-          <w:color w:val="000000"/>
-          <w:sz w:val="24"/>
-          <w:szCs w:val="24"/>
-          <w:u w:val="none"/>
-          <w:shd w:fill="auto" w:val="clear"/>
-          <w:vertAlign w:val="baseline"/>
-          <w:rtl w:val="0"/>
-        </w:rPr>
-        <w:t xml:space="preserve"> “I think you and the renovation supporters actually agree that the building fails a lot of students right now. Where does the plan get access right, and where does it fall short?”</w:t>
+        <w:t xml:space="preserve">Unreceptive option.</w:t>
+      </w:r>
+      <w:r>
+        <w:rPr>
+          <w:rFonts w:ascii="Cambria" w:cs="Cambria" w:eastAsia="Cambria" w:hAnsi="Cambria"/>
+          <w:b w:val="0"/>
+          <w:bCs w:val="0"/>
+          <w:i w:val="0"/>
+          <w:iCs w:val="0"/>
+          <w:smallCaps w:val="0"/>
+          <w:strike w:val="0"/>
+          <w:color w:val="000000"/>
+          <w:sz w:val="24"/>
+          <w:szCs w:val="24"/>
+          <w:u w:val="none"/>
+          <w:shd w:fill="auto" w:val="clear"/>
+          <w:vertAlign w:val="baseline"/>
+          <w:rtl w:val="0"/>
+        </w:rPr>
+        <w:t xml:space="preserve"> “Every group says its space is special. Why is the theatre’s storage more important than a wellness center or accessible classrooms?”</w:t>
       </w:r>
     </w:p>
     <w:p>
@@ -19821,26 +19612,26 @@
           <w:vertAlign w:val="baseline"/>
           <w:rtl w:val="0"/>
         </w:rPr>
-        <w:t xml:space="preserve">Unreceptive option.</w:t>
-      </w:r>
-      <w:r>
-        <w:rPr>
-          <w:rFonts w:ascii="Cambria" w:cs="Cambria" w:eastAsia="Cambria" w:hAnsi="Cambria"/>
-          <w:b w:val="0"/>
-          <w:bCs w:val="0"/>
-          <w:i w:val="0"/>
-          <w:iCs w:val="0"/>
-          <w:smallCaps w:val="0"/>
-          <w:strike w:val="0"/>
-          <w:color w:val="000000"/>
-          <w:sz w:val="24"/>
-          <w:szCs w:val="24"/>
-          <w:u w:val="none"/>
-          <w:shd w:fill="auto" w:val="clear"/>
-          <w:vertAlign w:val="baseline"/>
-          <w:rtl w:val="0"/>
-        </w:rPr>
-        <w:t xml:space="preserve"> “Ramps and lifts are in the plan already. Aren’t you holding up improvements for disabled students over an abstract surveillance worry?”</w:t>
+        <w:t xml:space="preserve">Explanation shown on success.</w:t>
+      </w:r>
+      <w:r>
+        <w:rPr>
+          <w:rFonts w:ascii="Cambria" w:cs="Cambria" w:eastAsia="Cambria" w:hAnsi="Cambria"/>
+          <w:b w:val="0"/>
+          <w:bCs w:val="0"/>
+          <w:i w:val="0"/>
+          <w:iCs w:val="0"/>
+          <w:smallCaps w:val="0"/>
+          <w:strike w:val="0"/>
+          <w:color w:val="000000"/>
+          <w:sz w:val="24"/>
+          <w:szCs w:val="24"/>
+          <w:u w:val="none"/>
+          <w:shd w:fill="auto" w:val="clear"/>
+          <w:vertAlign w:val="baseline"/>
+          <w:rtl w:val="0"/>
+        </w:rPr>
+        <w:t xml:space="preserve"> The good option acknowledges Jonah’s knowledge (A), emphasizes an area of agreement (E) and reframes toward a workable outcome (R). The bad option ranks his concern against others and demands he justify it.</w:t>
       </w:r>
     </w:p>
     <w:p>
@@ -19893,26 +19684,40 @@
           <w:vertAlign w:val="baseline"/>
           <w:rtl w:val="0"/>
         </w:rPr>
-        <w:t xml:space="preserve">Explanation shown on success.</w:t>
-      </w:r>
-      <w:r>
-        <w:rPr>
-          <w:rFonts w:ascii="Cambria" w:cs="Cambria" w:eastAsia="Cambria" w:hAnsi="Cambria"/>
-          <w:b w:val="0"/>
-          <w:bCs w:val="0"/>
-          <w:i w:val="0"/>
-          <w:iCs w:val="0"/>
-          <w:smallCaps w:val="0"/>
-          <w:strike w:val="0"/>
-          <w:color w:val="000000"/>
-          <w:sz w:val="24"/>
-          <w:szCs w:val="24"/>
-          <w:u w:val="none"/>
-          <w:shd w:fill="auto" w:val="clear"/>
-          <w:vertAlign w:val="baseline"/>
-          <w:rtl w:val="0"/>
-        </w:rPr>
-        <w:t xml:space="preserve"> The good option names shared ground (E), acknowledges her view accurately (A) and invites a balanced answer (R). The bad option accuses her of harming the people she represents and calls her concern abstract.</w:t>
+        <w:t xml:space="preserve">Walk-away on failure.</w:t>
+      </w:r>
+      <w:r>
+        <w:rPr>
+          <w:rFonts w:ascii="Cambria" w:cs="Cambria" w:eastAsia="Cambria" w:hAnsi="Cambria"/>
+          <w:b w:val="0"/>
+          <w:bCs w:val="0"/>
+          <w:i w:val="0"/>
+          <w:iCs w:val="0"/>
+          <w:smallCaps w:val="0"/>
+          <w:strike w:val="0"/>
+          <w:color w:val="000000"/>
+          <w:sz w:val="24"/>
+          <w:szCs w:val="24"/>
+          <w:u w:val="none"/>
+          <w:shd w:fill="auto" w:val="clear"/>
+          <w:vertAlign w:val="baseline"/>
+          <w:rtl w:val="0"/>
+        </w:rPr>
+        <w:t xml:space="preserve"> Jonah picks up a coil of cable. “Ask the committee. They’ve already decided what matters.” He goes back to the loading dock.</w:t>
+      </w:r>
+    </w:p>
+    <w:bookmarkStart w:colFirst="0" w:colLast="0" w:name="j5ycvt2lh45b" w:id="22"/>
+    <w:bookmarkEnd w:id="22"/>
+    <w:p>
+      <w:pPr>
+        <w:pStyle w:val="Heading2"/>
+        <w:rPr/>
+      </w:pPr>
+      <w:r>
+        <w:rPr>
+          <w:rtl w:val="0"/>
+        </w:rPr>
+        <w:t xml:space="preserve">Hana Petrov</w:t>
       </w:r>
     </w:p>
     <w:p>
@@ -19965,40 +19770,26 @@
           <w:vertAlign w:val="baseline"/>
           <w:rtl w:val="0"/>
         </w:rPr>
-        <w:t xml:space="preserve">Walk-away on failure.</w:t>
-      </w:r>
-      <w:r>
-        <w:rPr>
-          <w:rFonts w:ascii="Cambria" w:cs="Cambria" w:eastAsia="Cambria" w:hAnsi="Cambria"/>
-          <w:b w:val="0"/>
-          <w:bCs w:val="0"/>
-          <w:i w:val="0"/>
-          <w:iCs w:val="0"/>
-          <w:smallCaps w:val="0"/>
-          <w:strike w:val="0"/>
-          <w:color w:val="000000"/>
-          <w:sz w:val="24"/>
-          <w:szCs w:val="24"/>
-          <w:u w:val="none"/>
-          <w:shd w:fill="auto" w:val="clear"/>
-          <w:vertAlign w:val="baseline"/>
-          <w:rtl w:val="0"/>
-        </w:rPr>
-        <w:t xml:space="preserve"> Hana gathers her folders. “When you’re ready to talk about the building instead of about me, come back.” She leaves.</w:t>
-      </w:r>
-    </w:p>
-    <w:bookmarkStart w:colFirst="0" w:colLast="0" w:name="bookmark=id.8stx2hrui13t" w:id="23"/>
-    <w:bookmarkEnd w:id="23"/>
-    <w:p>
-      <w:pPr>
-        <w:pStyle w:val="Heading2"/>
-        <w:rPr/>
-      </w:pPr>
-      <w:r>
-        <w:rPr>
-          <w:rtl w:val="0"/>
-        </w:rPr>
-        <w:t xml:space="preserve">Sofia Alvarez</w:t>
+        <w:t xml:space="preserve">Receptive option.</w:t>
+      </w:r>
+      <w:r>
+        <w:rPr>
+          <w:rFonts w:ascii="Cambria" w:cs="Cambria" w:eastAsia="Cambria" w:hAnsi="Cambria"/>
+          <w:b w:val="0"/>
+          <w:bCs w:val="0"/>
+          <w:i w:val="0"/>
+          <w:iCs w:val="0"/>
+          <w:smallCaps w:val="0"/>
+          <w:strike w:val="0"/>
+          <w:color w:val="000000"/>
+          <w:sz w:val="24"/>
+          <w:szCs w:val="24"/>
+          <w:u w:val="none"/>
+          <w:shd w:fill="auto" w:val="clear"/>
+          <w:vertAlign w:val="baseline"/>
+          <w:rtl w:val="0"/>
+        </w:rPr>
+        <w:t xml:space="preserve"> “I think you and the renovation supporters actually agree that the building fails a lot of students right now. Where does the plan get access right, and where does it fall short?”</w:t>
       </w:r>
     </w:p>
     <w:p>
@@ -20051,26 +19842,26 @@
           <w:vertAlign w:val="baseline"/>
           <w:rtl w:val="0"/>
         </w:rPr>
-        <w:t xml:space="preserve">Receptive option.</w:t>
-      </w:r>
-      <w:r>
-        <w:rPr>
-          <w:rFonts w:ascii="Cambria" w:cs="Cambria" w:eastAsia="Cambria" w:hAnsi="Cambria"/>
-          <w:b w:val="0"/>
-          <w:bCs w:val="0"/>
-          <w:i w:val="0"/>
-          <w:iCs w:val="0"/>
-          <w:smallCaps w:val="0"/>
-          <w:strike w:val="0"/>
-          <w:color w:val="000000"/>
-          <w:sz w:val="24"/>
-          <w:szCs w:val="24"/>
-          <w:u w:val="none"/>
-          <w:shd w:fill="auto" w:val="clear"/>
-          <w:vertAlign w:val="baseline"/>
-          <w:rtl w:val="0"/>
-        </w:rPr>
-        <w:t xml:space="preserve"> “You’ve been closer to this story than anyone. I’m not sure the administration is acting in bad faith, but I could be wrong. What’s the strongest evidence you’ve seen either way?”</w:t>
+        <w:t xml:space="preserve">Unreceptive option.</w:t>
+      </w:r>
+      <w:r>
+        <w:rPr>
+          <w:rFonts w:ascii="Cambria" w:cs="Cambria" w:eastAsia="Cambria" w:hAnsi="Cambria"/>
+          <w:b w:val="0"/>
+          <w:bCs w:val="0"/>
+          <w:i w:val="0"/>
+          <w:iCs w:val="0"/>
+          <w:smallCaps w:val="0"/>
+          <w:strike w:val="0"/>
+          <w:color w:val="000000"/>
+          <w:sz w:val="24"/>
+          <w:szCs w:val="24"/>
+          <w:u w:val="none"/>
+          <w:shd w:fill="auto" w:val="clear"/>
+          <w:vertAlign w:val="baseline"/>
+          <w:rtl w:val="0"/>
+        </w:rPr>
+        <w:t xml:space="preserve"> “Ramps and lifts are in the plan already. Aren’t you holding up improvements for disabled students over an abstract surveillance worry?”</w:t>
       </w:r>
     </w:p>
     <w:p>
@@ -20123,26 +19914,26 @@
           <w:vertAlign w:val="baseline"/>
           <w:rtl w:val="0"/>
         </w:rPr>
-        <w:t xml:space="preserve">Unreceptive option.</w:t>
-      </w:r>
-      <w:r>
-        <w:rPr>
-          <w:rFonts w:ascii="Cambria" w:cs="Cambria" w:eastAsia="Cambria" w:hAnsi="Cambria"/>
-          <w:b w:val="0"/>
-          <w:bCs w:val="0"/>
-          <w:i w:val="0"/>
-          <w:iCs w:val="0"/>
-          <w:smallCaps w:val="0"/>
-          <w:strike w:val="0"/>
-          <w:color w:val="000000"/>
-          <w:sz w:val="24"/>
-          <w:szCs w:val="24"/>
-          <w:u w:val="none"/>
-          <w:shd w:fill="auto" w:val="clear"/>
-          <w:vertAlign w:val="baseline"/>
-          <w:rtl w:val="0"/>
-        </w:rPr>
-        <w:t xml:space="preserve"> “You’ve already decided the administration is corrupt. Doesn’t that make your reporting just advocacy?”</w:t>
+        <w:t xml:space="preserve">Explanation shown on success.</w:t>
+      </w:r>
+      <w:r>
+        <w:rPr>
+          <w:rFonts w:ascii="Cambria" w:cs="Cambria" w:eastAsia="Cambria" w:hAnsi="Cambria"/>
+          <w:b w:val="0"/>
+          <w:bCs w:val="0"/>
+          <w:i w:val="0"/>
+          <w:iCs w:val="0"/>
+          <w:smallCaps w:val="0"/>
+          <w:strike w:val="0"/>
+          <w:color w:val="000000"/>
+          <w:sz w:val="24"/>
+          <w:szCs w:val="24"/>
+          <w:u w:val="none"/>
+          <w:shd w:fill="auto" w:val="clear"/>
+          <w:vertAlign w:val="baseline"/>
+          <w:rtl w:val="0"/>
+        </w:rPr>
+        <w:t xml:space="preserve"> The good option names shared ground (E), acknowledges her view accurately (A) and invites a balanced answer (R). The bad option accuses her of harming the people she represents and calls her concern abstract.</w:t>
       </w:r>
     </w:p>
     <w:p>
@@ -20195,26 +19986,40 @@
           <w:vertAlign w:val="baseline"/>
           <w:rtl w:val="0"/>
         </w:rPr>
-        <w:t xml:space="preserve">Explanation shown on success.</w:t>
-      </w:r>
-      <w:r>
-        <w:rPr>
-          <w:rFonts w:ascii="Cambria" w:cs="Cambria" w:eastAsia="Cambria" w:hAnsi="Cambria"/>
-          <w:b w:val="0"/>
-          <w:bCs w:val="0"/>
-          <w:i w:val="0"/>
-          <w:iCs w:val="0"/>
-          <w:smallCaps w:val="0"/>
-          <w:strike w:val="0"/>
-          <w:color w:val="000000"/>
-          <w:sz w:val="24"/>
-          <w:szCs w:val="24"/>
-          <w:u w:val="none"/>
-          <w:shd w:fill="auto" w:val="clear"/>
-          <w:vertAlign w:val="baseline"/>
-          <w:rtl w:val="0"/>
-        </w:rPr>
-        <w:t xml:space="preserve"> The good option acknowledges her work (A), hedges the player’s disagreement (H) and asks for evidence rather than a verdict (R). The bad option attacks her integrity and closes the question.</w:t>
+        <w:t xml:space="preserve">Walk-away on failure.</w:t>
+      </w:r>
+      <w:r>
+        <w:rPr>
+          <w:rFonts w:ascii="Cambria" w:cs="Cambria" w:eastAsia="Cambria" w:hAnsi="Cambria"/>
+          <w:b w:val="0"/>
+          <w:bCs w:val="0"/>
+          <w:i w:val="0"/>
+          <w:iCs w:val="0"/>
+          <w:smallCaps w:val="0"/>
+          <w:strike w:val="0"/>
+          <w:color w:val="000000"/>
+          <w:sz w:val="24"/>
+          <w:szCs w:val="24"/>
+          <w:u w:val="none"/>
+          <w:shd w:fill="auto" w:val="clear"/>
+          <w:vertAlign w:val="baseline"/>
+          <w:rtl w:val="0"/>
+        </w:rPr>
+        <w:t xml:space="preserve"> Hana gathers her folders. “When you’re ready to talk about the building instead of about me, come back.” She leaves.</w:t>
+      </w:r>
+    </w:p>
+    <w:bookmarkStart w:colFirst="0" w:colLast="0" w:name="8stx2hrui13t" w:id="23"/>
+    <w:bookmarkEnd w:id="23"/>
+    <w:p>
+      <w:pPr>
+        <w:pStyle w:val="Heading2"/>
+        <w:rPr/>
+      </w:pPr>
+      <w:r>
+        <w:rPr>
+          <w:rtl w:val="0"/>
+        </w:rPr>
+        <w:t xml:space="preserve">Sofia Alvarez</w:t>
       </w:r>
     </w:p>
     <w:p>
@@ -20267,40 +20072,26 @@
           <w:vertAlign w:val="baseline"/>
           <w:rtl w:val="0"/>
         </w:rPr>
-        <w:t xml:space="preserve">Walk-away on failure.</w:t>
-      </w:r>
-      <w:r>
-        <w:rPr>
-          <w:rFonts w:ascii="Cambria" w:cs="Cambria" w:eastAsia="Cambria" w:hAnsi="Cambria"/>
-          <w:b w:val="0"/>
-          <w:bCs w:val="0"/>
-          <w:i w:val="0"/>
-          <w:iCs w:val="0"/>
-          <w:smallCaps w:val="0"/>
-          <w:strike w:val="0"/>
-          <w:color w:val="000000"/>
-          <w:sz w:val="24"/>
-          <w:szCs w:val="24"/>
-          <w:u w:val="none"/>
-          <w:shd w:fill="auto" w:val="clear"/>
-          <w:vertAlign w:val="baseline"/>
-          <w:rtl w:val="0"/>
-        </w:rPr>
-        <w:t xml:space="preserve"> Sofia puts her recorder away. “I don’t do interviews with people who’ve written the story already.” She’s done.</w:t>
-      </w:r>
-    </w:p>
-    <w:bookmarkStart w:colFirst="0" w:colLast="0" w:name="bookmark=id.ubchydgc1xfv" w:id="24"/>
-    <w:bookmarkEnd w:id="24"/>
-    <w:p>
-      <w:pPr>
-        <w:pStyle w:val="Heading2"/>
-        <w:rPr/>
-      </w:pPr>
-      <w:r>
-        <w:rPr>
-          <w:rtl w:val="0"/>
-        </w:rPr>
-        <w:t xml:space="preserve">Evan Cho</w:t>
+        <w:t xml:space="preserve">Receptive option.</w:t>
+      </w:r>
+      <w:r>
+        <w:rPr>
+          <w:rFonts w:ascii="Cambria" w:cs="Cambria" w:eastAsia="Cambria" w:hAnsi="Cambria"/>
+          <w:b w:val="0"/>
+          <w:bCs w:val="0"/>
+          <w:i w:val="0"/>
+          <w:iCs w:val="0"/>
+          <w:smallCaps w:val="0"/>
+          <w:strike w:val="0"/>
+          <w:color w:val="000000"/>
+          <w:sz w:val="24"/>
+          <w:szCs w:val="24"/>
+          <w:u w:val="none"/>
+          <w:shd w:fill="auto" w:val="clear"/>
+          <w:vertAlign w:val="baseline"/>
+          <w:rtl w:val="0"/>
+        </w:rPr>
+        <w:t xml:space="preserve"> “You’ve been closer to this story than anyone. I’m not sure the administration is acting in bad faith, but I could be wrong. What’s the strongest evidence you’ve seen either way?”</w:t>
       </w:r>
     </w:p>
     <w:p>
@@ -20353,26 +20144,26 @@
           <w:vertAlign w:val="baseline"/>
           <w:rtl w:val="0"/>
         </w:rPr>
-        <w:t xml:space="preserve">Receptive option.</w:t>
-      </w:r>
-      <w:r>
-        <w:rPr>
-          <w:rFonts w:ascii="Cambria" w:cs="Cambria" w:eastAsia="Cambria" w:hAnsi="Cambria"/>
-          <w:b w:val="0"/>
-          <w:bCs w:val="0"/>
-          <w:i w:val="0"/>
-          <w:iCs w:val="0"/>
-          <w:smallCaps w:val="0"/>
-          <w:strike w:val="0"/>
-          <w:color w:val="000000"/>
-          <w:sz w:val="24"/>
-          <w:szCs w:val="24"/>
-          <w:u w:val="none"/>
-          <w:shd w:fill="auto" w:val="clear"/>
-          <w:vertAlign w:val="baseline"/>
-          <w:rtl w:val="0"/>
-        </w:rPr>
-        <w:t xml:space="preserve"> “Fair enough that the vote isn’t your fight. It sounds like what you care about is people being treated decently, which most of the others would say too. What have you seen that the rest of us are missing?”</w:t>
+        <w:t xml:space="preserve">Unreceptive option.</w:t>
+      </w:r>
+      <w:r>
+        <w:rPr>
+          <w:rFonts w:ascii="Cambria" w:cs="Cambria" w:eastAsia="Cambria" w:hAnsi="Cambria"/>
+          <w:b w:val="0"/>
+          <w:bCs w:val="0"/>
+          <w:i w:val="0"/>
+          <w:iCs w:val="0"/>
+          <w:smallCaps w:val="0"/>
+          <w:strike w:val="0"/>
+          <w:color w:val="000000"/>
+          <w:sz w:val="24"/>
+          <w:szCs w:val="24"/>
+          <w:u w:val="none"/>
+          <w:shd w:fill="auto" w:val="clear"/>
+          <w:vertAlign w:val="baseline"/>
+          <w:rtl w:val="0"/>
+        </w:rPr>
+        <w:t xml:space="preserve"> “You’ve already decided the administration is corrupt. Doesn’t that make your reporting just advocacy?”</w:t>
       </w:r>
     </w:p>
     <w:p>
@@ -20425,26 +20216,26 @@
           <w:vertAlign w:val="baseline"/>
           <w:rtl w:val="0"/>
         </w:rPr>
-        <w:t xml:space="preserve">Unreceptive option.</w:t>
-      </w:r>
-      <w:r>
-        <w:rPr>
-          <w:rFonts w:ascii="Cambria" w:cs="Cambria" w:eastAsia="Cambria" w:hAnsi="Cambria"/>
-          <w:b w:val="0"/>
-          <w:bCs w:val="0"/>
-          <w:i w:val="0"/>
-          <w:iCs w:val="0"/>
-          <w:smallCaps w:val="0"/>
-          <w:strike w:val="0"/>
-          <w:color w:val="000000"/>
-          <w:sz w:val="24"/>
-          <w:szCs w:val="24"/>
-          <w:u w:val="none"/>
-          <w:shd w:fill="auto" w:val="clear"/>
-          <w:vertAlign w:val="baseline"/>
-          <w:rtl w:val="0"/>
-        </w:rPr>
-        <w:t xml:space="preserve"> “If you don’t care about any of this, why should I trust that you were paying attention last night?”</w:t>
+        <w:t xml:space="preserve">Explanation shown on success.</w:t>
+      </w:r>
+      <w:r>
+        <w:rPr>
+          <w:rFonts w:ascii="Cambria" w:cs="Cambria" w:eastAsia="Cambria" w:hAnsi="Cambria"/>
+          <w:b w:val="0"/>
+          <w:bCs w:val="0"/>
+          <w:i w:val="0"/>
+          <w:iCs w:val="0"/>
+          <w:smallCaps w:val="0"/>
+          <w:strike w:val="0"/>
+          <w:color w:val="000000"/>
+          <w:sz w:val="24"/>
+          <w:szCs w:val="24"/>
+          <w:u w:val="none"/>
+          <w:shd w:fill="auto" w:val="clear"/>
+          <w:vertAlign w:val="baseline"/>
+          <w:rtl w:val="0"/>
+        </w:rPr>
+        <w:t xml:space="preserve"> The good option acknowledges her work (A), hedges the player’s disagreement (H) and asks for evidence rather than a verdict (R). The bad option attacks her integrity and closes the question.</w:t>
       </w:r>
     </w:p>
     <w:p>
@@ -20497,26 +20288,40 @@
           <w:vertAlign w:val="baseline"/>
           <w:rtl w:val="0"/>
         </w:rPr>
-        <w:t xml:space="preserve">Explanation shown on success.</w:t>
-      </w:r>
-      <w:r>
-        <w:rPr>
-          <w:rFonts w:ascii="Cambria" w:cs="Cambria" w:eastAsia="Cambria" w:hAnsi="Cambria"/>
-          <w:b w:val="0"/>
-          <w:bCs w:val="0"/>
-          <w:i w:val="0"/>
-          <w:iCs w:val="0"/>
-          <w:smallCaps w:val="0"/>
-          <w:strike w:val="0"/>
-          <w:color w:val="000000"/>
-          <w:sz w:val="24"/>
-          <w:szCs w:val="24"/>
-          <w:u w:val="none"/>
-          <w:shd w:fill="auto" w:val="clear"/>
-          <w:vertAlign w:val="baseline"/>
-          <w:rtl w:val="0"/>
-        </w:rPr>
-        <w:t xml:space="preserve"> The good option acknowledges his view without judgement (A), finds agreement with the others (E) and reframes his disengagement as a vantage point (R). The bad option uses his disengagement to discredit him.</w:t>
+        <w:t xml:space="preserve">Walk-away on failure.</w:t>
+      </w:r>
+      <w:r>
+        <w:rPr>
+          <w:rFonts w:ascii="Cambria" w:cs="Cambria" w:eastAsia="Cambria" w:hAnsi="Cambria"/>
+          <w:b w:val="0"/>
+          <w:bCs w:val="0"/>
+          <w:i w:val="0"/>
+          <w:iCs w:val="0"/>
+          <w:smallCaps w:val="0"/>
+          <w:strike w:val="0"/>
+          <w:color w:val="000000"/>
+          <w:sz w:val="24"/>
+          <w:szCs w:val="24"/>
+          <w:u w:val="none"/>
+          <w:shd w:fill="auto" w:val="clear"/>
+          <w:vertAlign w:val="baseline"/>
+          <w:rtl w:val="0"/>
+        </w:rPr>
+        <w:t xml:space="preserve"> Sofia puts her recorder away. “I don’t do interviews with people who’ve written the story already.” She’s done.</w:t>
+      </w:r>
+    </w:p>
+    <w:bookmarkStart w:colFirst="0" w:colLast="0" w:name="ubchydgc1xfv" w:id="24"/>
+    <w:bookmarkEnd w:id="24"/>
+    <w:p>
+      <w:pPr>
+        <w:pStyle w:val="Heading2"/>
+        <w:rPr/>
+      </w:pPr>
+      <w:r>
+        <w:rPr>
+          <w:rtl w:val="0"/>
+        </w:rPr>
+        <w:t xml:space="preserve">Evan Cho</w:t>
       </w:r>
     </w:p>
     <w:p>
@@ -20569,40 +20374,26 @@
           <w:vertAlign w:val="baseline"/>
           <w:rtl w:val="0"/>
         </w:rPr>
-        <w:t xml:space="preserve">Walk-away on failure.</w:t>
-      </w:r>
-      <w:r>
-        <w:rPr>
-          <w:rFonts w:ascii="Cambria" w:cs="Cambria" w:eastAsia="Cambria" w:hAnsi="Cambria"/>
-          <w:b w:val="0"/>
-          <w:bCs w:val="0"/>
-          <w:i w:val="0"/>
-          <w:iCs w:val="0"/>
-          <w:smallCaps w:val="0"/>
-          <w:strike w:val="0"/>
-          <w:color w:val="000000"/>
-          <w:sz w:val="24"/>
-          <w:szCs w:val="24"/>
-          <w:u w:val="none"/>
-          <w:shd w:fill="auto" w:val="clear"/>
-          <w:vertAlign w:val="baseline"/>
-          <w:rtl w:val="0"/>
-        </w:rPr>
-        <w:t xml:space="preserve"> Evan shrugs and picks up a tray. “Then don’t.” He goes back behind the counter.</w:t>
-      </w:r>
-    </w:p>
-    <w:bookmarkStart w:colFirst="0" w:colLast="0" w:name="bookmark=id.8cfwumhavmcj" w:id="25"/>
-    <w:bookmarkEnd w:id="25"/>
-    <w:p>
-      <w:pPr>
-        <w:pStyle w:val="Heading2"/>
-        <w:rPr/>
-      </w:pPr>
-      <w:r>
-        <w:rPr>
-          <w:rtl w:val="0"/>
-        </w:rPr>
-        <w:t xml:space="preserve">Nia Williams</w:t>
+        <w:t xml:space="preserve">Receptive option.</w:t>
+      </w:r>
+      <w:r>
+        <w:rPr>
+          <w:rFonts w:ascii="Cambria" w:cs="Cambria" w:eastAsia="Cambria" w:hAnsi="Cambria"/>
+          <w:b w:val="0"/>
+          <w:bCs w:val="0"/>
+          <w:i w:val="0"/>
+          <w:iCs w:val="0"/>
+          <w:smallCaps w:val="0"/>
+          <w:strike w:val="0"/>
+          <w:color w:val="000000"/>
+          <w:sz w:val="24"/>
+          <w:szCs w:val="24"/>
+          <w:u w:val="none"/>
+          <w:shd w:fill="auto" w:val="clear"/>
+          <w:vertAlign w:val="baseline"/>
+          <w:rtl w:val="0"/>
+        </w:rPr>
+        <w:t xml:space="preserve"> “Fair enough that the vote isn’t your fight. It sounds like what you care about is people being treated decently, which most of the others would say too. What have you seen that the rest of us are missing?”</w:t>
       </w:r>
     </w:p>
     <w:p>
@@ -20655,26 +20446,26 @@
           <w:vertAlign w:val="baseline"/>
           <w:rtl w:val="0"/>
         </w:rPr>
-        <w:t xml:space="preserve">Receptive option.</w:t>
-      </w:r>
-      <w:r>
-        <w:rPr>
-          <w:rFonts w:ascii="Cambria" w:cs="Cambria" w:eastAsia="Cambria" w:hAnsi="Cambria"/>
-          <w:b w:val="0"/>
-          <w:bCs w:val="0"/>
-          <w:i w:val="0"/>
-          <w:iCs w:val="0"/>
-          <w:smallCaps w:val="0"/>
-          <w:strike w:val="0"/>
-          <w:color w:val="000000"/>
-          <w:sz w:val="24"/>
-          <w:szCs w:val="24"/>
-          <w:u w:val="none"/>
-          <w:shd w:fill="auto" w:val="clear"/>
-          <w:vertAlign w:val="baseline"/>
-          <w:rtl w:val="0"/>
-        </w:rPr>
-        <w:t xml:space="preserve"> “It sounds like you think both sides want a Commons that works for students and disagree about who decides. I might be oversimplifying, so tell me where the compromise you’d propose would still leave people unhappy.”</w:t>
+        <w:t xml:space="preserve">Unreceptive option.</w:t>
+      </w:r>
+      <w:r>
+        <w:rPr>
+          <w:rFonts w:ascii="Cambria" w:cs="Cambria" w:eastAsia="Cambria" w:hAnsi="Cambria"/>
+          <w:b w:val="0"/>
+          <w:bCs w:val="0"/>
+          <w:i w:val="0"/>
+          <w:iCs w:val="0"/>
+          <w:smallCaps w:val="0"/>
+          <w:strike w:val="0"/>
+          <w:color w:val="000000"/>
+          <w:sz w:val="24"/>
+          <w:szCs w:val="24"/>
+          <w:u w:val="none"/>
+          <w:shd w:fill="auto" w:val="clear"/>
+          <w:vertAlign w:val="baseline"/>
+          <w:rtl w:val="0"/>
+        </w:rPr>
+        <w:t xml:space="preserve"> “If you don’t care about any of this, why should I trust that you were paying attention last night?”</w:t>
       </w:r>
     </w:p>
     <w:p>
@@ -20727,26 +20518,26 @@
           <w:vertAlign w:val="baseline"/>
           <w:rtl w:val="0"/>
         </w:rPr>
-        <w:t xml:space="preserve">Unreceptive option.</w:t>
-      </w:r>
-      <w:r>
-        <w:rPr>
-          <w:rFonts w:ascii="Cambria" w:cs="Cambria" w:eastAsia="Cambria" w:hAnsi="Cambria"/>
-          <w:b w:val="0"/>
-          <w:bCs w:val="0"/>
-          <w:i w:val="0"/>
-          <w:iCs w:val="0"/>
-          <w:smallCaps w:val="0"/>
-          <w:strike w:val="0"/>
-          <w:color w:val="000000"/>
-          <w:sz w:val="24"/>
-          <w:szCs w:val="24"/>
-          <w:u w:val="none"/>
-          <w:shd w:fill="auto" w:val="clear"/>
-          <w:vertAlign w:val="baseline"/>
-          <w:rtl w:val="0"/>
-        </w:rPr>
-        <w:t xml:space="preserve"> “Compromise sounds nice, but somebody has to win. Which side would you pick if you had to?”</w:t>
+        <w:t xml:space="preserve">Explanation shown on success.</w:t>
+      </w:r>
+      <w:r>
+        <w:rPr>
+          <w:rFonts w:ascii="Cambria" w:cs="Cambria" w:eastAsia="Cambria" w:hAnsi="Cambria"/>
+          <w:b w:val="0"/>
+          <w:bCs w:val="0"/>
+          <w:i w:val="0"/>
+          <w:iCs w:val="0"/>
+          <w:smallCaps w:val="0"/>
+          <w:strike w:val="0"/>
+          <w:color w:val="000000"/>
+          <w:sz w:val="24"/>
+          <w:szCs w:val="24"/>
+          <w:u w:val="none"/>
+          <w:shd w:fill="auto" w:val="clear"/>
+          <w:vertAlign w:val="baseline"/>
+          <w:rtl w:val="0"/>
+        </w:rPr>
+        <w:t xml:space="preserve"> The good option acknowledges his view without judgement (A), finds agreement with the others (E) and reframes his disengagement as a vantage point (R). The bad option uses his disengagement to discredit him.</w:t>
       </w:r>
     </w:p>
     <w:p>
@@ -20799,26 +20590,40 @@
           <w:vertAlign w:val="baseline"/>
           <w:rtl w:val="0"/>
         </w:rPr>
-        <w:t xml:space="preserve">Explanation shown on success.</w:t>
-      </w:r>
-      <w:r>
-        <w:rPr>
-          <w:rFonts w:ascii="Cambria" w:cs="Cambria" w:eastAsia="Cambria" w:hAnsi="Cambria"/>
-          <w:b w:val="0"/>
-          <w:bCs w:val="0"/>
-          <w:i w:val="0"/>
-          <w:iCs w:val="0"/>
-          <w:smallCaps w:val="0"/>
-          <w:strike w:val="0"/>
-          <w:color w:val="000000"/>
-          <w:sz w:val="24"/>
-          <w:szCs w:val="24"/>
-          <w:u w:val="none"/>
-          <w:shd w:fill="auto" w:val="clear"/>
-          <w:vertAlign w:val="baseline"/>
-          <w:rtl w:val="0"/>
-        </w:rPr>
-        <w:t xml:space="preserve"> The good option restates her view accurately (A), emphasizes the agreement she sees (E), hedges the player’s summary (H) and keeps the framing constructive (R). The bad option forces a binary and treats her position as evasion.</w:t>
+        <w:t xml:space="preserve">Walk-away on failure.</w:t>
+      </w:r>
+      <w:r>
+        <w:rPr>
+          <w:rFonts w:ascii="Cambria" w:cs="Cambria" w:eastAsia="Cambria" w:hAnsi="Cambria"/>
+          <w:b w:val="0"/>
+          <w:bCs w:val="0"/>
+          <w:i w:val="0"/>
+          <w:iCs w:val="0"/>
+          <w:smallCaps w:val="0"/>
+          <w:strike w:val="0"/>
+          <w:color w:val="000000"/>
+          <w:sz w:val="24"/>
+          <w:szCs w:val="24"/>
+          <w:u w:val="none"/>
+          <w:shd w:fill="auto" w:val="clear"/>
+          <w:vertAlign w:val="baseline"/>
+          <w:rtl w:val="0"/>
+        </w:rPr>
+        <w:t xml:space="preserve"> Evan shrugs and picks up a tray. “Then don’t.” He goes back behind the counter.</w:t>
+      </w:r>
+    </w:p>
+    <w:bookmarkStart w:colFirst="0" w:colLast="0" w:name="8cfwumhavmcj" w:id="25"/>
+    <w:bookmarkEnd w:id="25"/>
+    <w:p>
+      <w:pPr>
+        <w:pStyle w:val="Heading2"/>
+        <w:rPr/>
+      </w:pPr>
+      <w:r>
+        <w:rPr>
+          <w:rtl w:val="0"/>
+        </w:rPr>
+        <w:t xml:space="preserve">Nia Williams</w:t>
       </w:r>
     </w:p>
     <w:p>
@@ -20871,6 +20676,222 @@
           <w:vertAlign w:val="baseline"/>
           <w:rtl w:val="0"/>
         </w:rPr>
+        <w:t xml:space="preserve">Receptive option.</w:t>
+      </w:r>
+      <w:r>
+        <w:rPr>
+          <w:rFonts w:ascii="Cambria" w:cs="Cambria" w:eastAsia="Cambria" w:hAnsi="Cambria"/>
+          <w:b w:val="0"/>
+          <w:bCs w:val="0"/>
+          <w:i w:val="0"/>
+          <w:iCs w:val="0"/>
+          <w:smallCaps w:val="0"/>
+          <w:strike w:val="0"/>
+          <w:color w:val="000000"/>
+          <w:sz w:val="24"/>
+          <w:szCs w:val="24"/>
+          <w:u w:val="none"/>
+          <w:shd w:fill="auto" w:val="clear"/>
+          <w:vertAlign w:val="baseline"/>
+          <w:rtl w:val="0"/>
+        </w:rPr>
+        <w:t xml:space="preserve"> “It sounds like you think both sides want a Commons that works for students and disagree about who decides. I might be oversimplifying, so tell me where the compromise you’d propose would still leave people unhappy.”</w:t>
+      </w:r>
+    </w:p>
+    <w:p>
+      <w:pPr>
+        <w:keepNext w:val="0"/>
+        <w:keepLines w:val="0"/>
+        <w:pageBreakBefore w:val="0"/>
+        <w:widowControl w:val="1"/>
+        <w:pBdr>
+          <w:top w:space="0" w:sz="0" w:val="nil"/>
+          <w:left w:space="0" w:sz="0" w:val="nil"/>
+          <w:bottom w:space="0" w:sz="0" w:val="nil"/>
+          <w:right w:space="0" w:sz="0" w:val="nil"/>
+          <w:between w:space="0" w:sz="0" w:val="nil"/>
+        </w:pBdr>
+        <w:shd w:fill="auto" w:val="clear"/>
+        <w:spacing w:after="180" w:before="180" w:line="240" w:lineRule="auto"/>
+        <w:ind w:left="0" w:right="0" w:firstLine="0"/>
+        <w:jc w:val="left"/>
+        <w:rPr>
+          <w:rFonts w:ascii="Cambria" w:cs="Cambria" w:eastAsia="Cambria" w:hAnsi="Cambria"/>
+          <w:b w:val="0"/>
+          <w:bCs w:val="0"/>
+          <w:i w:val="0"/>
+          <w:iCs w:val="0"/>
+          <w:smallCaps w:val="0"/>
+          <w:strike w:val="0"/>
+          <w:color w:val="000000"/>
+          <w:sz w:val="24"/>
+          <w:szCs w:val="24"/>
+          <w:u w:val="none"/>
+          <w:shd w:fill="auto" w:val="clear"/>
+          <w:vertAlign w:val="baseline"/>
+        </w:rPr>
+      </w:pPr>
+      <w:r>
+        <w:rPr>
+          <w:rFonts w:ascii="Cambria" w:cs="Cambria" w:eastAsia="Cambria" w:hAnsi="Cambria"/>
+          <w:b w:val="1"/>
+          <w:bCs w:val="1"/>
+          <w:i w:val="0"/>
+          <w:iCs w:val="0"/>
+          <w:smallCaps w:val="0"/>
+          <w:strike w:val="0"/>
+          <w:color w:val="000000"/>
+          <w:sz w:val="24"/>
+          <w:szCs w:val="24"/>
+          <w:u w:val="none"/>
+          <w:shd w:fill="auto" w:val="clear"/>
+          <w:vertAlign w:val="baseline"/>
+          <w:rtl w:val="0"/>
+        </w:rPr>
+        <w:t xml:space="preserve">Unreceptive option.</w:t>
+      </w:r>
+      <w:r>
+        <w:rPr>
+          <w:rFonts w:ascii="Cambria" w:cs="Cambria" w:eastAsia="Cambria" w:hAnsi="Cambria"/>
+          <w:b w:val="0"/>
+          <w:bCs w:val="0"/>
+          <w:i w:val="0"/>
+          <w:iCs w:val="0"/>
+          <w:smallCaps w:val="0"/>
+          <w:strike w:val="0"/>
+          <w:color w:val="000000"/>
+          <w:sz w:val="24"/>
+          <w:szCs w:val="24"/>
+          <w:u w:val="none"/>
+          <w:shd w:fill="auto" w:val="clear"/>
+          <w:vertAlign w:val="baseline"/>
+          <w:rtl w:val="0"/>
+        </w:rPr>
+        <w:t xml:space="preserve"> “Compromise sounds nice, but somebody has to win. Which side would you pick if you had to?”</w:t>
+      </w:r>
+    </w:p>
+    <w:p>
+      <w:pPr>
+        <w:keepNext w:val="0"/>
+        <w:keepLines w:val="0"/>
+        <w:pageBreakBefore w:val="0"/>
+        <w:widowControl w:val="1"/>
+        <w:pBdr>
+          <w:top w:space="0" w:sz="0" w:val="nil"/>
+          <w:left w:space="0" w:sz="0" w:val="nil"/>
+          <w:bottom w:space="0" w:sz="0" w:val="nil"/>
+          <w:right w:space="0" w:sz="0" w:val="nil"/>
+          <w:between w:space="0" w:sz="0" w:val="nil"/>
+        </w:pBdr>
+        <w:shd w:fill="auto" w:val="clear"/>
+        <w:spacing w:after="180" w:before="180" w:line="240" w:lineRule="auto"/>
+        <w:ind w:left="0" w:right="0" w:firstLine="0"/>
+        <w:jc w:val="left"/>
+        <w:rPr>
+          <w:rFonts w:ascii="Cambria" w:cs="Cambria" w:eastAsia="Cambria" w:hAnsi="Cambria"/>
+          <w:b w:val="0"/>
+          <w:bCs w:val="0"/>
+          <w:i w:val="0"/>
+          <w:iCs w:val="0"/>
+          <w:smallCaps w:val="0"/>
+          <w:strike w:val="0"/>
+          <w:color w:val="000000"/>
+          <w:sz w:val="24"/>
+          <w:szCs w:val="24"/>
+          <w:u w:val="none"/>
+          <w:shd w:fill="auto" w:val="clear"/>
+          <w:vertAlign w:val="baseline"/>
+        </w:rPr>
+      </w:pPr>
+      <w:r>
+        <w:rPr>
+          <w:rFonts w:ascii="Cambria" w:cs="Cambria" w:eastAsia="Cambria" w:hAnsi="Cambria"/>
+          <w:b w:val="1"/>
+          <w:bCs w:val="1"/>
+          <w:i w:val="0"/>
+          <w:iCs w:val="0"/>
+          <w:smallCaps w:val="0"/>
+          <w:strike w:val="0"/>
+          <w:color w:val="000000"/>
+          <w:sz w:val="24"/>
+          <w:szCs w:val="24"/>
+          <w:u w:val="none"/>
+          <w:shd w:fill="auto" w:val="clear"/>
+          <w:vertAlign w:val="baseline"/>
+          <w:rtl w:val="0"/>
+        </w:rPr>
+        <w:t xml:space="preserve">Explanation shown on success.</w:t>
+      </w:r>
+      <w:r>
+        <w:rPr>
+          <w:rFonts w:ascii="Cambria" w:cs="Cambria" w:eastAsia="Cambria" w:hAnsi="Cambria"/>
+          <w:b w:val="0"/>
+          <w:bCs w:val="0"/>
+          <w:i w:val="0"/>
+          <w:iCs w:val="0"/>
+          <w:smallCaps w:val="0"/>
+          <w:strike w:val="0"/>
+          <w:color w:val="000000"/>
+          <w:sz w:val="24"/>
+          <w:szCs w:val="24"/>
+          <w:u w:val="none"/>
+          <w:shd w:fill="auto" w:val="clear"/>
+          <w:vertAlign w:val="baseline"/>
+          <w:rtl w:val="0"/>
+        </w:rPr>
+        <w:t xml:space="preserve"> The good option restates her view accurately (A), emphasizes the agreement she sees (E), hedges the player’s summary (H) and keeps the framing constructive (R). The bad option forces a binary and treats her position as evasion.</w:t>
+      </w:r>
+    </w:p>
+    <w:p>
+      <w:pPr>
+        <w:keepNext w:val="0"/>
+        <w:keepLines w:val="0"/>
+        <w:pageBreakBefore w:val="0"/>
+        <w:widowControl w:val="1"/>
+        <w:pBdr>
+          <w:top w:space="0" w:sz="0" w:val="nil"/>
+          <w:left w:space="0" w:sz="0" w:val="nil"/>
+          <w:bottom w:space="0" w:sz="0" w:val="nil"/>
+          <w:right w:space="0" w:sz="0" w:val="nil"/>
+          <w:between w:space="0" w:sz="0" w:val="nil"/>
+        </w:pBdr>
+        <w:shd w:fill="auto" w:val="clear"/>
+        <w:spacing w:after="180" w:before="180" w:line="240" w:lineRule="auto"/>
+        <w:ind w:left="0" w:right="0" w:firstLine="0"/>
+        <w:jc w:val="left"/>
+        <w:rPr>
+          <w:rFonts w:ascii="Cambria" w:cs="Cambria" w:eastAsia="Cambria" w:hAnsi="Cambria"/>
+          <w:b w:val="0"/>
+          <w:bCs w:val="0"/>
+          <w:i w:val="0"/>
+          <w:iCs w:val="0"/>
+          <w:smallCaps w:val="0"/>
+          <w:strike w:val="0"/>
+          <w:color w:val="000000"/>
+          <w:sz w:val="24"/>
+          <w:szCs w:val="24"/>
+          <w:u w:val="none"/>
+          <w:shd w:fill="auto" w:val="clear"/>
+          <w:vertAlign w:val="baseline"/>
+        </w:rPr>
+      </w:pPr>
+      <w:r>
+        <w:rPr>
+          <w:rFonts w:ascii="Cambria" w:cs="Cambria" w:eastAsia="Cambria" w:hAnsi="Cambria"/>
+          <w:b w:val="1"/>
+          <w:bCs w:val="1"/>
+          <w:i w:val="0"/>
+          <w:iCs w:val="0"/>
+          <w:smallCaps w:val="0"/>
+          <w:strike w:val="0"/>
+          <w:color w:val="000000"/>
+          <w:sz w:val="24"/>
+          <w:szCs w:val="24"/>
+          <w:u w:val="none"/>
+          <w:shd w:fill="auto" w:val="clear"/>
+          <w:vertAlign w:val="baseline"/>
+          <w:rtl w:val="0"/>
+        </w:rPr>
         <w:t xml:space="preserve">Walk-away on failure.</w:t>
       </w:r>
       <w:r>
@@ -20893,7 +20914,7 @@
         <w:t xml:space="preserve"> Nia stands. “I’m not going to be sorted into a team for you.” She goes back to the student-government office.</w:t>
       </w:r>
     </w:p>
-    <w:bookmarkStart w:colFirst="0" w:colLast="0" w:name="bookmark=id.ankrcufd60mn" w:id="26"/>
+    <w:bookmarkStart w:colFirst="0" w:colLast="0" w:name="ankrcufd60mn" w:id="26"/>
     <w:bookmarkEnd w:id="26"/>
     <w:p>
       <w:pPr>
@@ -21095,7 +21116,6 @@
             <w:pPr>
               <w:keepNext w:val="0"/>
               <w:keepLines w:val="0"/>
-              <w:pageBreakBefore w:val="0"/>
               <w:widowControl w:val="1"/>
               <w:pBdr>
                 <w:top w:space="0" w:sz="0" w:val="nil"/>
@@ -21151,7 +21171,6 @@
             <w:pPr>
               <w:keepNext w:val="0"/>
               <w:keepLines w:val="0"/>
-              <w:pageBreakBefore w:val="0"/>
               <w:widowControl w:val="1"/>
               <w:pBdr>
                 <w:top w:space="0" w:sz="0" w:val="nil"/>
@@ -21207,7 +21226,6 @@
             <w:pPr>
               <w:keepNext w:val="0"/>
               <w:keepLines w:val="0"/>
-              <w:pageBreakBefore w:val="0"/>
               <w:widowControl w:val="1"/>
               <w:pBdr>
                 <w:top w:space="0" w:sz="0" w:val="nil"/>
@@ -21263,7 +21281,6 @@
             <w:pPr>
               <w:keepNext w:val="0"/>
               <w:keepLines w:val="0"/>
-              <w:pageBreakBefore w:val="0"/>
               <w:widowControl w:val="1"/>
               <w:pBdr>
                 <w:top w:space="0" w:sz="0" w:val="nil"/>
@@ -21319,7 +21336,6 @@
             <w:pPr>
               <w:keepNext w:val="0"/>
               <w:keepLines w:val="0"/>
-              <w:pageBreakBefore w:val="0"/>
               <w:widowControl w:val="1"/>
               <w:pBdr>
                 <w:top w:space="0" w:sz="0" w:val="nil"/>
@@ -21375,7 +21391,6 @@
             <w:pPr>
               <w:keepNext w:val="0"/>
               <w:keepLines w:val="0"/>
-              <w:pageBreakBefore w:val="0"/>
               <w:widowControl w:val="1"/>
               <w:pBdr>
                 <w:top w:space="0" w:sz="0" w:val="nil"/>
@@ -21431,7 +21446,6 @@
             <w:pPr>
               <w:keepNext w:val="0"/>
               <w:keepLines w:val="0"/>
-              <w:pageBreakBefore w:val="0"/>
               <w:widowControl w:val="1"/>
               <w:pBdr>
                 <w:top w:space="0" w:sz="0" w:val="nil"/>
@@ -21487,7 +21501,6 @@
             <w:pPr>
               <w:keepNext w:val="0"/>
               <w:keepLines w:val="0"/>
-              <w:pageBreakBefore w:val="0"/>
               <w:widowControl w:val="1"/>
               <w:pBdr>
                 <w:top w:space="0" w:sz="0" w:val="nil"/>
@@ -21543,7 +21556,6 @@
             <w:pPr>
               <w:keepNext w:val="0"/>
               <w:keepLines w:val="0"/>
-              <w:pageBreakBefore w:val="0"/>
               <w:widowControl w:val="1"/>
               <w:pBdr>
                 <w:top w:space="0" w:sz="0" w:val="nil"/>
@@ -21605,7 +21617,6 @@
             <w:pPr>
               <w:keepNext w:val="0"/>
               <w:keepLines w:val="0"/>
-              <w:pageBreakBefore w:val="0"/>
               <w:widowControl w:val="1"/>
               <w:pBdr>
                 <w:top w:space="0" w:sz="0" w:val="nil"/>
@@ -21661,7 +21672,6 @@
             <w:pPr>
               <w:keepNext w:val="0"/>
               <w:keepLines w:val="0"/>
-              <w:pageBreakBefore w:val="0"/>
               <w:widowControl w:val="1"/>
               <w:pBdr>
                 <w:top w:space="0" w:sz="0" w:val="nil"/>
@@ -21717,7 +21727,6 @@
             <w:pPr>
               <w:keepNext w:val="0"/>
               <w:keepLines w:val="0"/>
-              <w:pageBreakBefore w:val="0"/>
               <w:widowControl w:val="1"/>
               <w:pBdr>
                 <w:top w:space="0" w:sz="0" w:val="nil"/>
@@ -21778,7 +21787,6 @@
             <w:pPr>
               <w:keepNext w:val="0"/>
               <w:keepLines w:val="0"/>
-              <w:pageBreakBefore w:val="0"/>
               <w:widowControl w:val="1"/>
               <w:pBdr>
                 <w:top w:space="0" w:sz="0" w:val="nil"/>
@@ -21834,7 +21842,6 @@
             <w:pPr>
               <w:keepNext w:val="0"/>
               <w:keepLines w:val="0"/>
-              <w:pageBreakBefore w:val="0"/>
               <w:widowControl w:val="1"/>
               <w:pBdr>
                 <w:top w:space="0" w:sz="0" w:val="nil"/>
@@ -21880,7 +21887,7 @@
                 <w:vertAlign w:val="baseline"/>
                 <w:rtl w:val="0"/>
               </w:rPr>
-              <w:t xml:space="preserve">C11 R</w:t>
+              <w:t xml:space="preserve">R23 R</w:t>
             </w:r>
           </w:p>
         </w:tc>
@@ -21890,7 +21897,6 @@
             <w:pPr>
               <w:keepNext w:val="0"/>
               <w:keepLines w:val="0"/>
-              <w:pageBreakBefore w:val="0"/>
               <w:widowControl w:val="1"/>
               <w:pBdr>
                 <w:top w:space="0" w:sz="0" w:val="nil"/>
@@ -21946,7 +21952,6 @@
             <w:pPr>
               <w:keepNext w:val="0"/>
               <w:keepLines w:val="0"/>
-              <w:pageBreakBefore w:val="0"/>
               <w:widowControl w:val="1"/>
               <w:pBdr>
                 <w:top w:space="0" w:sz="0" w:val="nil"/>
@@ -21992,7 +21997,7 @@
                 <w:vertAlign w:val="baseline"/>
                 <w:rtl w:val="0"/>
               </w:rPr>
-              <w:t xml:space="preserve">C05 U</w:t>
+              <w:t xml:space="preserve">R21 U</w:t>
             </w:r>
           </w:p>
         </w:tc>
@@ -22002,7 +22007,6 @@
             <w:pPr>
               <w:keepNext w:val="0"/>
               <w:keepLines w:val="0"/>
-              <w:pageBreakBefore w:val="0"/>
               <w:widowControl w:val="1"/>
               <w:pBdr>
                 <w:top w:space="0" w:sz="0" w:val="nil"/>
@@ -22058,7 +22062,6 @@
             <w:pPr>
               <w:keepNext w:val="0"/>
               <w:keepLines w:val="0"/>
-              <w:pageBreakBefore w:val="0"/>
               <w:widowControl w:val="1"/>
               <w:pBdr>
                 <w:top w:space="0" w:sz="0" w:val="nil"/>
@@ -22120,7 +22123,6 @@
             <w:pPr>
               <w:keepNext w:val="0"/>
               <w:keepLines w:val="0"/>
-              <w:pageBreakBefore w:val="0"/>
               <w:widowControl w:val="1"/>
               <w:pBdr>
                 <w:top w:space="0" w:sz="0" w:val="nil"/>
@@ -22176,7 +22178,6 @@
             <w:pPr>
               <w:keepNext w:val="0"/>
               <w:keepLines w:val="0"/>
-              <w:pageBreakBefore w:val="0"/>
               <w:widowControl w:val="1"/>
               <w:pBdr>
                 <w:top w:space="0" w:sz="0" w:val="nil"/>
@@ -22232,7 +22233,6 @@
             <w:pPr>
               <w:keepNext w:val="0"/>
               <w:keepLines w:val="0"/>
-              <w:pageBreakBefore w:val="0"/>
               <w:widowControl w:val="1"/>
               <w:pBdr>
                 <w:top w:space="0" w:sz="0" w:val="nil"/>
@@ -22288,7 +22288,6 @@
             <w:pPr>
               <w:keepNext w:val="0"/>
               <w:keepLines w:val="0"/>
-              <w:pageBreakBefore w:val="0"/>
               <w:widowControl w:val="1"/>
               <w:pBdr>
                 <w:top w:space="0" w:sz="0" w:val="nil"/>
@@ -22349,7 +22348,6 @@
             <w:pPr>
               <w:keepNext w:val="0"/>
               <w:keepLines w:val="0"/>
-              <w:pageBreakBefore w:val="0"/>
               <w:widowControl w:val="1"/>
               <w:pBdr>
                 <w:top w:space="0" w:sz="0" w:val="nil"/>
@@ -22405,7 +22403,6 @@
             <w:pPr>
               <w:keepNext w:val="0"/>
               <w:keepLines w:val="0"/>
-              <w:pageBreakBefore w:val="0"/>
               <w:widowControl w:val="1"/>
               <w:pBdr>
                 <w:top w:space="0" w:sz="0" w:val="nil"/>
@@ -22451,7 +22448,7 @@
                 <w:vertAlign w:val="baseline"/>
                 <w:rtl w:val="0"/>
               </w:rPr>
-              <w:t xml:space="preserve">C10 R</w:t>
+              <w:t xml:space="preserve">R24 R</w:t>
             </w:r>
           </w:p>
         </w:tc>
@@ -22461,7 +22458,6 @@
             <w:pPr>
               <w:keepNext w:val="0"/>
               <w:keepLines w:val="0"/>
-              <w:pageBreakBefore w:val="0"/>
               <w:widowControl w:val="1"/>
               <w:pBdr>
                 <w:top w:space="0" w:sz="0" w:val="nil"/>
@@ -22517,7 +22513,6 @@
             <w:pPr>
               <w:keepNext w:val="0"/>
               <w:keepLines w:val="0"/>
-              <w:pageBreakBefore w:val="0"/>
               <w:widowControl w:val="1"/>
               <w:pBdr>
                 <w:top w:space="0" w:sz="0" w:val="nil"/>
@@ -22573,7 +22568,6 @@
             <w:pPr>
               <w:keepNext w:val="0"/>
               <w:keepLines w:val="0"/>
-              <w:pageBreakBefore w:val="0"/>
               <w:widowControl w:val="1"/>
               <w:pBdr>
                 <w:top w:space="0" w:sz="0" w:val="nil"/>
@@ -22635,7 +22629,6 @@
             <w:pPr>
               <w:keepNext w:val="0"/>
               <w:keepLines w:val="0"/>
-              <w:pageBreakBefore w:val="0"/>
               <w:widowControl w:val="1"/>
               <w:pBdr>
                 <w:top w:space="0" w:sz="0" w:val="nil"/>
@@ -22691,7 +22684,6 @@
             <w:pPr>
               <w:keepNext w:val="0"/>
               <w:keepLines w:val="0"/>
-              <w:pageBreakBefore w:val="0"/>
               <w:widowControl w:val="1"/>
               <w:pBdr>
                 <w:top w:space="0" w:sz="0" w:val="nil"/>
@@ -22747,7 +22739,6 @@
             <w:pPr>
               <w:keepNext w:val="0"/>
               <w:keepLines w:val="0"/>
-              <w:pageBreakBefore w:val="0"/>
               <w:widowControl w:val="1"/>
               <w:pBdr>
                 <w:top w:space="0" w:sz="0" w:val="nil"/>
@@ -22803,7 +22794,6 @@
             <w:pPr>
               <w:keepNext w:val="0"/>
               <w:keepLines w:val="0"/>
-              <w:pageBreakBefore w:val="0"/>
               <w:widowControl w:val="1"/>
               <w:pBdr>
                 <w:top w:space="0" w:sz="0" w:val="nil"/>
@@ -22859,7 +22849,6 @@
             <w:pPr>
               <w:keepNext w:val="0"/>
               <w:keepLines w:val="0"/>
-              <w:pageBreakBefore w:val="0"/>
               <w:widowControl w:val="1"/>
               <w:pBdr>
                 <w:top w:space="0" w:sz="0" w:val="nil"/>
@@ -22915,7 +22904,6 @@
             <w:pPr>
               <w:keepNext w:val="0"/>
               <w:keepLines w:val="0"/>
-              <w:pageBreakBefore w:val="0"/>
               <w:widowControl w:val="1"/>
               <w:pBdr>
                 <w:top w:space="0" w:sz="0" w:val="nil"/>
@@ -22971,7 +22959,6 @@
             <w:pPr>
               <w:keepNext w:val="0"/>
               <w:keepLines w:val="0"/>
-              <w:pageBreakBefore w:val="0"/>
               <w:widowControl w:val="1"/>
               <w:pBdr>
                 <w:top w:space="0" w:sz="0" w:val="nil"/>
@@ -23032,7 +23019,6 @@
             <w:pPr>
               <w:keepNext w:val="0"/>
               <w:keepLines w:val="0"/>
-              <w:pageBreakBefore w:val="0"/>
               <w:widowControl w:val="1"/>
               <w:pBdr>
                 <w:top w:space="0" w:sz="0" w:val="nil"/>
@@ -23088,7 +23074,6 @@
             <w:pPr>
               <w:keepNext w:val="0"/>
               <w:keepLines w:val="0"/>
-              <w:pageBreakBefore w:val="0"/>
               <w:widowControl w:val="1"/>
               <w:pBdr>
                 <w:top w:space="0" w:sz="0" w:val="nil"/>
@@ -23134,7 +23119,7 @@
                 <w:vertAlign w:val="baseline"/>
                 <w:rtl w:val="0"/>
               </w:rPr>
-              <w:t xml:space="preserve">C10 R</w:t>
+              <w:t xml:space="preserve">R22 R</w:t>
             </w:r>
           </w:p>
         </w:tc>
@@ -23150,7 +23135,6 @@
             <w:pPr>
               <w:keepNext w:val="0"/>
               <w:keepLines w:val="0"/>
-              <w:pageBreakBefore w:val="0"/>
               <w:widowControl w:val="1"/>
               <w:pBdr>
                 <w:top w:space="0" w:sz="0" w:val="nil"/>
@@ -23206,7 +23190,6 @@
             <w:pPr>
               <w:keepNext w:val="0"/>
               <w:keepLines w:val="0"/>
-              <w:pageBreakBefore w:val="0"/>
               <w:widowControl w:val="1"/>
               <w:pBdr>
                 <w:top w:space="0" w:sz="0" w:val="nil"/>
@@ -23252,7 +23235,7 @@
                 <w:vertAlign w:val="baseline"/>
                 <w:rtl w:val="0"/>
               </w:rPr>
-              <w:t xml:space="preserve">C18 R</w:t>
+              <w:t xml:space="preserve">R19 R</w:t>
             </w:r>
           </w:p>
         </w:tc>
@@ -23262,7 +23245,6 @@
             <w:pPr>
               <w:keepNext w:val="0"/>
               <w:keepLines w:val="0"/>
-              <w:pageBreakBefore w:val="0"/>
               <w:widowControl w:val="1"/>
               <w:pBdr>
                 <w:top w:space="0" w:sz="0" w:val="nil"/>
@@ -23318,7 +23300,6 @@
             <w:pPr>
               <w:keepNext w:val="0"/>
               <w:keepLines w:val="0"/>
-              <w:pageBreakBefore w:val="0"/>
               <w:widowControl w:val="1"/>
               <w:pBdr>
                 <w:top w:space="0" w:sz="0" w:val="nil"/>
@@ -23364,7 +23345,7 @@
                 <w:vertAlign w:val="baseline"/>
                 <w:rtl w:val="0"/>
               </w:rPr>
-              <w:t xml:space="preserve">C18 U</w:t>
+              <w:t xml:space="preserve">R18 U</w:t>
             </w:r>
           </w:p>
         </w:tc>
@@ -23374,7 +23355,6 @@
             <w:pPr>
               <w:keepNext w:val="0"/>
               <w:keepLines w:val="0"/>
-              <w:pageBreakBefore w:val="0"/>
               <w:widowControl w:val="1"/>
               <w:pBdr>
                 <w:top w:space="0" w:sz="0" w:val="nil"/>
@@ -23435,7 +23415,6 @@
             <w:pPr>
               <w:keepNext w:val="0"/>
               <w:keepLines w:val="0"/>
-              <w:pageBreakBefore w:val="0"/>
               <w:widowControl w:val="1"/>
               <w:pBdr>
                 <w:top w:space="0" w:sz="0" w:val="nil"/>
@@ -23491,7 +23470,6 @@
             <w:pPr>
               <w:keepNext w:val="0"/>
               <w:keepLines w:val="0"/>
-              <w:pageBreakBefore w:val="0"/>
               <w:widowControl w:val="1"/>
               <w:pBdr>
                 <w:top w:space="0" w:sz="0" w:val="nil"/>
@@ -23547,7 +23525,6 @@
             <w:pPr>
               <w:keepNext w:val="0"/>
               <w:keepLines w:val="0"/>
-              <w:pageBreakBefore w:val="0"/>
               <w:widowControl w:val="1"/>
               <w:pBdr>
                 <w:top w:space="0" w:sz="0" w:val="nil"/>
@@ -23593,7 +23570,7 @@
                 <w:vertAlign w:val="baseline"/>
                 <w:rtl w:val="0"/>
               </w:rPr>
-              <w:t xml:space="preserve">C11 U</w:t>
+              <w:t xml:space="preserve">R17 U</w:t>
             </w:r>
           </w:p>
         </w:tc>
@@ -23603,7 +23580,6 @@
             <w:pPr>
               <w:keepNext w:val="0"/>
               <w:keepLines w:val="0"/>
-              <w:pageBreakBefore w:val="0"/>
               <w:widowControl w:val="1"/>
               <w:pBdr>
                 <w:top w:space="0" w:sz="0" w:val="nil"/>
@@ -23665,7 +23641,6 @@
             <w:pPr>
               <w:keepNext w:val="0"/>
               <w:keepLines w:val="0"/>
-              <w:pageBreakBefore w:val="0"/>
               <w:widowControl w:val="1"/>
               <w:pBdr>
                 <w:top w:space="0" w:sz="0" w:val="nil"/>
@@ -23721,7 +23696,6 @@
             <w:pPr>
               <w:keepNext w:val="0"/>
               <w:keepLines w:val="0"/>
-              <w:pageBreakBefore w:val="0"/>
               <w:widowControl w:val="1"/>
               <w:pBdr>
                 <w:top w:space="0" w:sz="0" w:val="nil"/>
@@ -23777,7 +23751,6 @@
             <w:pPr>
               <w:keepNext w:val="0"/>
               <w:keepLines w:val="0"/>
-              <w:pageBreakBefore w:val="0"/>
               <w:widowControl w:val="1"/>
               <w:pBdr>
                 <w:top w:space="0" w:sz="0" w:val="nil"/>
@@ -23833,7 +23806,6 @@
             <w:pPr>
               <w:keepNext w:val="0"/>
               <w:keepLines w:val="0"/>
-              <w:pageBreakBefore w:val="0"/>
               <w:widowControl w:val="1"/>
               <w:pBdr>
                 <w:top w:space="0" w:sz="0" w:val="nil"/>
@@ -23889,7 +23861,6 @@
             <w:pPr>
               <w:keepNext w:val="0"/>
               <w:keepLines w:val="0"/>
-              <w:pageBreakBefore w:val="0"/>
               <w:widowControl w:val="1"/>
               <w:pBdr>
                 <w:top w:space="0" w:sz="0" w:val="nil"/>
@@ -23945,7 +23916,6 @@
             <w:pPr>
               <w:keepNext w:val="0"/>
               <w:keepLines w:val="0"/>
-              <w:pageBreakBefore w:val="0"/>
               <w:widowControl w:val="1"/>
               <w:pBdr>
                 <w:top w:space="0" w:sz="0" w:val="nil"/>
@@ -24006,7 +23976,6 @@
             <w:pPr>
               <w:keepNext w:val="0"/>
               <w:keepLines w:val="0"/>
-              <w:pageBreakBefore w:val="0"/>
               <w:widowControl w:val="1"/>
               <w:pBdr>
                 <w:top w:space="0" w:sz="0" w:val="nil"/>
@@ -24062,7 +24031,6 @@
             <w:pPr>
               <w:keepNext w:val="0"/>
               <w:keepLines w:val="0"/>
-              <w:pageBreakBefore w:val="0"/>
               <w:widowControl w:val="1"/>
               <w:pBdr>
                 <w:top w:space="0" w:sz="0" w:val="nil"/>
@@ -24118,7 +24086,6 @@
             <w:pPr>
               <w:keepNext w:val="0"/>
               <w:keepLines w:val="0"/>
-              <w:pageBreakBefore w:val="0"/>
               <w:widowControl w:val="1"/>
               <w:pBdr>
                 <w:top w:space="0" w:sz="0" w:val="nil"/>
@@ -24180,7 +24147,6 @@
             <w:pPr>
               <w:keepNext w:val="0"/>
               <w:keepLines w:val="0"/>
-              <w:pageBreakBefore w:val="0"/>
               <w:widowControl w:val="1"/>
               <w:pBdr>
                 <w:top w:space="0" w:sz="0" w:val="nil"/>
@@ -24236,7 +24202,6 @@
             <w:pPr>
               <w:keepNext w:val="0"/>
               <w:keepLines w:val="0"/>
-              <w:pageBreakBefore w:val="0"/>
               <w:widowControl w:val="1"/>
               <w:pBdr>
                 <w:top w:space="0" w:sz="0" w:val="nil"/>
@@ -24292,7 +24257,6 @@
             <w:pPr>
               <w:keepNext w:val="0"/>
               <w:keepLines w:val="0"/>
-              <w:pageBreakBefore w:val="0"/>
               <w:widowControl w:val="1"/>
               <w:pBdr>
                 <w:top w:space="0" w:sz="0" w:val="nil"/>
@@ -24348,7 +24312,6 @@
             <w:pPr>
               <w:keepNext w:val="0"/>
               <w:keepLines w:val="0"/>
-              <w:pageBreakBefore w:val="0"/>
               <w:widowControl w:val="1"/>
               <w:pBdr>
                 <w:top w:space="0" w:sz="0" w:val="nil"/>
@@ -24404,7 +24367,6 @@
             <w:pPr>
               <w:keepNext w:val="0"/>
               <w:keepLines w:val="0"/>
-              <w:pageBreakBefore w:val="0"/>
               <w:widowControl w:val="1"/>
               <w:pBdr>
                 <w:top w:space="0" w:sz="0" w:val="nil"/>
@@ -24460,7 +24422,6 @@
             <w:pPr>
               <w:keepNext w:val="0"/>
               <w:keepLines w:val="0"/>
-              <w:pageBreakBefore w:val="0"/>
               <w:widowControl w:val="1"/>
               <w:pBdr>
                 <w:top w:space="0" w:sz="0" w:val="nil"/>
@@ -24516,7 +24477,6 @@
             <w:pPr>
               <w:keepNext w:val="0"/>
               <w:keepLines w:val="0"/>
-              <w:pageBreakBefore w:val="0"/>
               <w:widowControl w:val="1"/>
               <w:pBdr>
                 <w:top w:space="0" w:sz="0" w:val="nil"/>
@@ -24572,7 +24532,6 @@
             <w:pPr>
               <w:keepNext w:val="0"/>
               <w:keepLines w:val="0"/>
-              <w:pageBreakBefore w:val="0"/>
               <w:widowControl w:val="1"/>
               <w:pBdr>
                 <w:top w:space="0" w:sz="0" w:val="nil"/>
@@ -24633,7 +24592,6 @@
             <w:pPr>
               <w:keepNext w:val="0"/>
               <w:keepLines w:val="0"/>
-              <w:pageBreakBefore w:val="0"/>
               <w:widowControl w:val="1"/>
               <w:pBdr>
                 <w:top w:space="0" w:sz="0" w:val="nil"/>
@@ -24695,7 +24653,6 @@
             <w:pPr>
               <w:keepNext w:val="0"/>
               <w:keepLines w:val="0"/>
-              <w:pageBreakBefore w:val="0"/>
               <w:widowControl w:val="1"/>
               <w:pBdr>
                 <w:top w:space="0" w:sz="0" w:val="nil"/>
@@ -24751,7 +24708,6 @@
             <w:pPr>
               <w:keepNext w:val="0"/>
               <w:keepLines w:val="0"/>
-              <w:pageBreakBefore w:val="0"/>
               <w:widowControl w:val="1"/>
               <w:pBdr>
                 <w:top w:space="0" w:sz="0" w:val="nil"/>
@@ -24807,7 +24763,6 @@
             <w:pPr>
               <w:keepNext w:val="0"/>
               <w:keepLines w:val="0"/>
-              <w:pageBreakBefore w:val="0"/>
               <w:widowControl w:val="1"/>
               <w:pBdr>
                 <w:top w:space="0" w:sz="0" w:val="nil"/>
@@ -24853,7 +24808,7 @@
                 <w:vertAlign w:val="baseline"/>
                 <w:rtl w:val="0"/>
               </w:rPr>
-              <w:t xml:space="preserve">C05 U</w:t>
+              <w:t xml:space="preserve">R20 U</w:t>
             </w:r>
           </w:p>
         </w:tc>
@@ -24863,7 +24818,6 @@
             <w:pPr>
               <w:keepNext w:val="0"/>
               <w:keepLines w:val="0"/>
-              <w:pageBreakBefore w:val="0"/>
               <w:widowControl w:val="1"/>
               <w:pBdr>
                 <w:top w:space="0" w:sz="0" w:val="nil"/>
@@ -24919,7 +24873,6 @@
             <w:pPr>
               <w:keepNext w:val="0"/>
               <w:keepLines w:val="0"/>
-              <w:pageBreakBefore w:val="0"/>
               <w:widowControl w:val="1"/>
               <w:pBdr>
                 <w:top w:space="0" w:sz="0" w:val="nil"/>
@@ -24975,7 +24928,6 @@
             <w:pPr>
               <w:keepNext w:val="0"/>
               <w:keepLines w:val="0"/>
-              <w:pageBreakBefore w:val="0"/>
               <w:widowControl w:val="1"/>
               <w:pBdr>
                 <w:top w:space="0" w:sz="0" w:val="nil"/>
@@ -25031,7 +24983,6 @@
             <w:pPr>
               <w:keepNext w:val="0"/>
               <w:keepLines w:val="0"/>
-              <w:pageBreakBefore w:val="0"/>
               <w:widowControl w:val="1"/>
               <w:pBdr>
                 <w:top w:space="0" w:sz="0" w:val="nil"/>
@@ -25087,7 +25038,6 @@
             <w:pPr>
               <w:keepNext w:val="0"/>
               <w:keepLines w:val="0"/>
-              <w:pageBreakBefore w:val="0"/>
               <w:widowControl w:val="1"/>
               <w:pBdr>
                 <w:top w:space="0" w:sz="0" w:val="nil"/>
@@ -25143,7 +25093,6 @@
             <w:pPr>
               <w:keepNext w:val="0"/>
               <w:keepLines w:val="0"/>
-              <w:pageBreakBefore w:val="0"/>
               <w:widowControl w:val="1"/>
               <w:pBdr>
                 <w:top w:space="0" w:sz="0" w:val="nil"/>
@@ -25210,7 +25159,6 @@
             <w:pPr>
               <w:keepNext w:val="0"/>
               <w:keepLines w:val="0"/>
-              <w:pageBreakBefore w:val="0"/>
               <w:widowControl w:val="1"/>
               <w:pBdr>
                 <w:top w:space="0" w:sz="0" w:val="nil"/>
@@ -25266,7 +25214,6 @@
             <w:pPr>
               <w:keepNext w:val="0"/>
               <w:keepLines w:val="0"/>
-              <w:pageBreakBefore w:val="0"/>
               <w:widowControl w:val="1"/>
               <w:pBdr>
                 <w:top w:space="0" w:sz="0" w:val="nil"/>
@@ -25327,7 +25274,6 @@
             <w:pPr>
               <w:keepNext w:val="0"/>
               <w:keepLines w:val="0"/>
-              <w:pageBreakBefore w:val="0"/>
               <w:widowControl w:val="1"/>
               <w:pBdr>
                 <w:top w:space="0" w:sz="0" w:val="nil"/>
@@ -25383,7 +25329,6 @@
             <w:pPr>
               <w:keepNext w:val="0"/>
               <w:keepLines w:val="0"/>
-              <w:pageBreakBefore w:val="0"/>
               <w:widowControl w:val="1"/>
               <w:pBdr>
                 <w:top w:space="0" w:sz="0" w:val="nil"/>
@@ -25439,7 +25384,6 @@
             <w:pPr>
               <w:keepNext w:val="0"/>
               <w:keepLines w:val="0"/>
-              <w:pageBreakBefore w:val="0"/>
               <w:widowControl w:val="1"/>
               <w:pBdr>
                 <w:top w:space="0" w:sz="0" w:val="nil"/>
@@ -25495,7 +25439,6 @@
             <w:pPr>
               <w:keepNext w:val="0"/>
               <w:keepLines w:val="0"/>
-              <w:pageBreakBefore w:val="0"/>
               <w:widowControl w:val="1"/>
               <w:pBdr>
                 <w:top w:space="0" w:sz="0" w:val="nil"/>
@@ -25551,7 +25494,6 @@
             <w:pPr>
               <w:keepNext w:val="0"/>
               <w:keepLines w:val="0"/>
-              <w:pageBreakBefore w:val="0"/>
               <w:widowControl w:val="1"/>
               <w:pBdr>
                 <w:top w:space="0" w:sz="0" w:val="nil"/>
@@ -25607,7 +25549,6 @@
             <w:pPr>
               <w:keepNext w:val="0"/>
               <w:keepLines w:val="0"/>
-              <w:pageBreakBefore w:val="0"/>
               <w:widowControl w:val="1"/>
               <w:pBdr>
                 <w:top w:space="0" w:sz="0" w:val="nil"/>
@@ -25663,7 +25604,6 @@
             <w:pPr>
               <w:keepNext w:val="0"/>
               <w:keepLines w:val="0"/>
-              <w:pageBreakBefore w:val="0"/>
               <w:widowControl w:val="1"/>
               <w:pBdr>
                 <w:top w:space="0" w:sz="0" w:val="nil"/>
@@ -25768,7 +25708,7 @@
         <w:t xml:space="preserve">Full text, by witness:</w:t>
       </w:r>
     </w:p>
-    <w:bookmarkStart w:colFirst="0" w:colLast="0" w:name="bookmark=id.qis652n06h4h" w:id="27"/>
+    <w:bookmarkStart w:colFirst="0" w:colLast="0" w:name="qis652n06h4h" w:id="27"/>
     <w:bookmarkEnd w:id="27"/>
     <w:p>
       <w:pPr>
@@ -26048,26 +25988,26 @@
           <w:vertAlign w:val="baseline"/>
           <w:rtl w:val="0"/>
         </w:rPr>
-        <w:t xml:space="preserve">Q4 [C18, clue; opinion receptive].</w:t>
-      </w:r>
-      <w:r>
-        <w:rPr>
-          <w:rFonts w:ascii="Cambria" w:cs="Cambria" w:eastAsia="Cambria" w:hAnsi="Cambria"/>
-          <w:b w:val="0"/>
-          <w:bCs w:val="0"/>
-          <w:i w:val="0"/>
-          <w:iCs w:val="0"/>
-          <w:smallCaps w:val="0"/>
-          <w:strike w:val="0"/>
-          <w:color w:val="000000"/>
-          <w:sz w:val="24"/>
-          <w:szCs w:val="24"/>
-          <w:u w:val="none"/>
-          <w:shd w:fill="auto" w:val="clear"/>
-          <w:vertAlign w:val="baseline"/>
-          <w:rtl w:val="0"/>
-        </w:rPr>
-        <w:t xml:space="preserve"> It could be hidden anywhere dry. What I’d notice is that the protective sleeve is missing along with the document. Whoever took it handled it the way a conservator would, not the way a thief would. Jonah and I disagree about whether the theatre should block the whole plan, and I think he’s right that the loft is one of the few places on campus that’s actually dry and dark.</w:t>
+        <w:t xml:space="preserve">Q4 [R19, red herring; opinion receptive].</w:t>
+      </w:r>
+      <w:r>
+        <w:rPr>
+          <w:rFonts w:ascii="Cambria" w:cs="Cambria" w:eastAsia="Cambria" w:hAnsi="Cambria"/>
+          <w:b w:val="0"/>
+          <w:bCs w:val="0"/>
+          <w:i w:val="0"/>
+          <w:iCs w:val="0"/>
+          <w:smallCaps w:val="0"/>
+          <w:strike w:val="0"/>
+          <w:color w:val="000000"/>
+          <w:sz w:val="24"/>
+          <w:szCs w:val="24"/>
+          <w:u w:val="none"/>
+          <w:shd w:fill="auto" w:val="clear"/>
+          <w:vertAlign w:val="baseline"/>
+          <w:rtl w:val="0"/>
+        </w:rPr>
+        <w:t xml:space="preserve"> It could be, but not the way you might think. The theatre does have a 'Commons Charter': a printed prop from the 2019 Founders' Day play, on modern paper and a third smaller than the real one. It was signed out for a costume fitting last week, and anyone who has handled the original would know the difference across a room. Jonah and I disagree about whether the theatre should block the whole plan, and I think he's right that the loft is one of the few places on campus that's actually dry and dark.</w:t>
       </w:r>
     </w:p>
     <w:p>
@@ -26358,7 +26298,7 @@
         <w:t xml:space="preserve"> Mira’s expression hardens. “If you have already decided what I did, there is no point in asking me anything.” She gathers her papers and leaves.</w:t>
       </w:r>
     </w:p>
-    <w:bookmarkStart w:colFirst="0" w:colLast="0" w:name="bookmark=id.nzqqbv69hc1w" w:id="28"/>
+    <w:bookmarkStart w:colFirst="0" w:colLast="0" w:name="nzqqbv69hc1w" w:id="28"/>
     <w:bookmarkEnd w:id="28"/>
     <w:p>
       <w:pPr>
@@ -26854,26 +26794,26 @@
           <w:vertAlign w:val="baseline"/>
           <w:rtl w:val="0"/>
         </w:rPr>
-        <w:t xml:space="preserve">Q7 [C05, clue; opinion unreceptive].</w:t>
-      </w:r>
-      <w:r>
-        <w:rPr>
-          <w:rFonts w:ascii="Cambria" w:cs="Cambria" w:eastAsia="Cambria" w:hAnsi="Cambria"/>
-          <w:b w:val="0"/>
-          <w:bCs w:val="0"/>
-          <w:i w:val="0"/>
-          <w:iCs w:val="0"/>
-          <w:smallCaps w:val="0"/>
-          <w:strike w:val="0"/>
-          <w:color w:val="000000"/>
-          <w:sz w:val="24"/>
-          <w:szCs w:val="24"/>
-          <w:u w:val="none"/>
-          <w:shd w:fill="auto" w:val="clear"/>
-          <w:vertAlign w:val="baseline"/>
-          <w:rtl w:val="0"/>
-        </w:rPr>
-        <w:t xml:space="preserve"> On the side of getting things built. Facts, if you want them: at about ten to nine I saw Mira leave the archive area carrying something flat in one of those protective sleeves. I didn’t follow her. I’m not going to pretend that’s proof, but I’m also not going to pretend, like Nia does, that everyone in this is acting in good faith.</w:t>
+        <w:t xml:space="preserve">Q7 [R20, red herring; opinion unreceptive].</w:t>
+      </w:r>
+      <w:r>
+        <w:rPr>
+          <w:rFonts w:ascii="Cambria" w:cs="Cambria" w:eastAsia="Cambria" w:hAnsi="Cambria"/>
+          <w:b w:val="0"/>
+          <w:bCs w:val="0"/>
+          <w:i w:val="0"/>
+          <w:iCs w:val="0"/>
+          <w:smallCaps w:val="0"/>
+          <w:strike w:val="0"/>
+          <w:color w:val="000000"/>
+          <w:sz w:val="24"/>
+          <w:szCs w:val="24"/>
+          <w:u w:val="none"/>
+          <w:shd w:fill="auto" w:val="clear"/>
+          <w:vertAlign w:val="baseline"/>
+          <w:rtl w:val="0"/>
+        </w:rPr>
+        <w:t xml:space="preserve"> On the side of getting things built. If you want to know whose side people are on, ask who's feeding Sofia's paper: a draft student-government resolution that only a handful of people had was in this morning's edition. Somebody is passing her documents. I'm not going to pretend, like Nia does, that everyone in this is acting in good faith.</w:t>
       </w:r>
     </w:p>
     <w:p>
@@ -26948,7 +26888,7 @@
         <w:t xml:space="preserve"> No. I last saw the Charter at the forum at 7:45, in a blue archival folder, seal intact, before it went back to the cabinet. I didn’t touch it. Anyone who thinks I’d risk the Board’s whole process to steal a document I want examined hasn’t thought about it for five seconds. Sofia hasn’t.</w:t>
       </w:r>
     </w:p>
-    <w:bookmarkStart w:colFirst="0" w:colLast="0" w:name="bookmark=id.3o17kkk01tl0" w:id="29"/>
+    <w:bookmarkStart w:colFirst="0" w:colLast="0" w:name="3o17kkk01tl0" w:id="29"/>
     <w:bookmarkEnd w:id="29"/>
     <w:p>
       <w:pPr>
@@ -27228,26 +27168,26 @@
           <w:vertAlign w:val="baseline"/>
           <w:rtl w:val="0"/>
         </w:rPr>
-        <w:t xml:space="preserve">Q4 [C18, clue; opinion unreceptive].</w:t>
-      </w:r>
-      <w:r>
-        <w:rPr>
-          <w:rFonts w:ascii="Cambria" w:cs="Cambria" w:eastAsia="Cambria" w:hAnsi="Cambria"/>
-          <w:b w:val="0"/>
-          <w:bCs w:val="0"/>
-          <w:i w:val="0"/>
-          <w:iCs w:val="0"/>
-          <w:smallCaps w:val="0"/>
-          <w:strike w:val="0"/>
-          <w:color w:val="000000"/>
-          <w:sz w:val="24"/>
-          <w:szCs w:val="24"/>
-          <w:u w:val="none"/>
-          <w:shd w:fill="auto" w:val="clear"/>
-          <w:vertAlign w:val="baseline"/>
-          <w:rtl w:val="0"/>
-        </w:rPr>
-        <w:t xml:space="preserve"> The archive inventory says the Charter’s protective sleeve is missing too. Nobody grabbing a document in a hurry takes the sleeve. That narrows the kind of person you’re looking for more than any theatre gossip does. Jonah acts like the loft is off-limits to questions. It’s a room.</w:t>
+        <w:t xml:space="preserve">Q4 [R18, red herring; opinion unreceptive].</w:t>
+      </w:r>
+      <w:r>
+        <w:rPr>
+          <w:rFonts w:ascii="Cambria" w:cs="Cambria" w:eastAsia="Cambria" w:hAnsi="Cambria"/>
+          <w:b w:val="0"/>
+          <w:bCs w:val="0"/>
+          <w:i w:val="0"/>
+          <w:iCs w:val="0"/>
+          <w:smallCaps w:val="0"/>
+          <w:strike w:val="0"/>
+          <w:color w:val="000000"/>
+          <w:sz w:val="24"/>
+          <w:szCs w:val="24"/>
+          <w:u w:val="none"/>
+          <w:shd w:fill="auto" w:val="clear"/>
+          <w:vertAlign w:val="baseline"/>
+          <w:rtl w:val="0"/>
+        </w:rPr>
+        <w:t xml:space="preserve"> Check the equipment-booking system before you check the gossip. It shows the theatre signed out an item called 'Commons Charter' last week, and it hasn't come back. That's a record, not a rumour. Jonah acts like the loft is off-limits to questions. It's a room.</w:t>
       </w:r>
     </w:p>
     <w:p>
@@ -27538,7 +27478,7 @@
         <w:t xml:space="preserve"> No. I copied a debugging file from the access system without permission, and I regret it, and it’s going to come out anyway. It has credential events in it, nothing else. Leo will call it a distraction. Leo calls anything he doesn’t understand a distraction.</w:t>
       </w:r>
     </w:p>
-    <w:bookmarkStart w:colFirst="0" w:colLast="0" w:name="bookmark=id.9dkwww2fwr4k" w:id="30"/>
+    <w:bookmarkStart w:colFirst="0" w:colLast="0" w:name="9dkwww2fwr4k" w:id="30"/>
     <w:bookmarkEnd w:id="30"/>
     <w:p>
       <w:pPr>
@@ -27602,26 +27542,26 @@
           <w:vertAlign w:val="baseline"/>
           <w:rtl w:val="0"/>
         </w:rPr>
-        <w:t xml:space="preserve">Q1 [C11, clue; opinion receptive].</w:t>
-      </w:r>
-      <w:r>
-        <w:rPr>
-          <w:rFonts w:ascii="Cambria" w:cs="Cambria" w:eastAsia="Cambria" w:hAnsi="Cambria"/>
-          <w:b w:val="0"/>
-          <w:bCs w:val="0"/>
-          <w:i w:val="0"/>
-          <w:iCs w:val="0"/>
-          <w:smallCaps w:val="0"/>
-          <w:strike w:val="0"/>
-          <w:color w:val="000000"/>
-          <w:sz w:val="24"/>
-          <w:szCs w:val="24"/>
-          <w:u w:val="none"/>
-          <w:shd w:fill="auto" w:val="clear"/>
-          <w:vertAlign w:val="baseline"/>
-          <w:rtl w:val="0"/>
-        </w:rPr>
-        <w:t xml:space="preserve"> Loading dock from half past seven to nearly nine, wrangling a lighting case. Around ten to nine Mira came by and asked whether the theatre had somewhere dry and light-proof to keep paper. She didn’t say why and I didn’t push. Leo would say I should have. He might be right; theatre people are so used to props moving that we stop asking.</w:t>
+        <w:t xml:space="preserve">Q1 [R23, red herring; opinion receptive].</w:t>
+      </w:r>
+      <w:r>
+        <w:rPr>
+          <w:rFonts w:ascii="Cambria" w:cs="Cambria" w:eastAsia="Cambria" w:hAnsi="Cambria"/>
+          <w:b w:val="0"/>
+          <w:bCs w:val="0"/>
+          <w:i w:val="0"/>
+          <w:iCs w:val="0"/>
+          <w:smallCaps w:val="0"/>
+          <w:strike w:val="0"/>
+          <w:color w:val="000000"/>
+          <w:sz w:val="24"/>
+          <w:szCs w:val="24"/>
+          <w:u w:val="none"/>
+          <w:shd w:fill="auto" w:val="clear"/>
+          <w:vertAlign w:val="baseline"/>
+          <w:rtl w:val="0"/>
+        </w:rPr>
+        <w:t xml:space="preserve"> Loading dock from half past seven to nearly nine, wrangling a lighting case. Around twenty to nine Evan slipped out of the café for ten minutes and came back from the direction of the chemistry building, and somebody at the forum had joked that the comma's ink could be tested in a lab tonight. I didn't ask him about it. Leo would say I should have. He might be right; theatre people are so used to things moving that we stop asking.</w:t>
       </w:r>
     </w:p>
     <w:p>
@@ -28128,7 +28068,7 @@
         <w:t xml:space="preserve"> No, and I’ll tell you the thing that makes me look bad: after Mira left I moved several tubes around in the loft to keep rain off the paper stock and never updated the inventory. That’s sloppy, not sinister. Hana’s told me for a year that bad storage and bad access are the same institutional problem. She’s right, and I should have listened sooner.</w:t>
       </w:r>
     </w:p>
-    <w:bookmarkStart w:colFirst="0" w:colLast="0" w:name="bookmark=id.qmpmf2noec68" w:id="31"/>
+    <w:bookmarkStart w:colFirst="0" w:colLast="0" w:name="qmpmf2noec68" w:id="31"/>
     <w:bookmarkEnd w:id="31"/>
     <w:p>
       <w:pPr>
@@ -28264,26 +28204,26 @@
           <w:vertAlign w:val="baseline"/>
           <w:rtl w:val="0"/>
         </w:rPr>
-        <w:t xml:space="preserve">Q2 [C10, clue; opinion receptive].</w:t>
-      </w:r>
-      <w:r>
-        <w:rPr>
-          <w:rFonts w:ascii="Cambria" w:cs="Cambria" w:eastAsia="Cambria" w:hAnsi="Cambria"/>
-          <w:b w:val="0"/>
-          <w:bCs w:val="0"/>
-          <w:i w:val="0"/>
-          <w:iCs w:val="0"/>
-          <w:smallCaps w:val="0"/>
-          <w:strike w:val="0"/>
-          <w:color w:val="000000"/>
-          <w:sz w:val="24"/>
-          <w:szCs w:val="24"/>
-          <w:u w:val="none"/>
-          <w:shd w:fill="auto" w:val="clear"/>
-          <w:vertAlign w:val="baseline"/>
-          <w:rtl w:val="0"/>
-        </w:rPr>
-        <w:t xml:space="preserve"> I think I do, though Mira understands it better. She told me last week that she wanted to be sure ‘the experts examine the real object’, and that she was afraid the original would be quietly swapped or lost after the event. I can’t judge whether she’s right. Priya would want the timestamps first, and I think that’s the sensible order.</w:t>
+        <w:t xml:space="preserve">Q2 [R24, red herring; opinion receptive].</w:t>
+      </w:r>
+      <w:r>
+        <w:rPr>
+          <w:rFonts w:ascii="Cambria" w:cs="Cambria" w:eastAsia="Cambria" w:hAnsi="Cambria"/>
+          <w:b w:val="0"/>
+          <w:bCs w:val="0"/>
+          <w:i w:val="0"/>
+          <w:iCs w:val="0"/>
+          <w:smallCaps w:val="0"/>
+          <w:strike w:val="0"/>
+          <w:color w:val="000000"/>
+          <w:sz w:val="24"/>
+          <w:szCs w:val="24"/>
+          <w:u w:val="none"/>
+          <w:shd w:fill="auto" w:val="clear"/>
+          <w:vertAlign w:val="baseline"/>
+          <w:rtl w:val="0"/>
+        </w:rPr>
+        <w:t xml:space="preserve"> I think I do, though Mira understands it better. I've heard the rumour that someone meant to settle it last night with a chemistry test on the ink. That couldn't happen: dating ink needs a sample scraped from the document and about a week of lab work, and I checked for the audit that every chemistry-building door locks at six on event nights. I can't judge the comma myself. Priya would want the timestamps first, and I think that's the sensible order.</w:t>
       </w:r>
     </w:p>
     <w:p>
@@ -28718,7 +28658,7 @@
         <w:t xml:space="preserve"> No. I’ve checked the other obvious suspicion for you, since it’s the one Sofia keeps raising: steering-group members don’t hold archive credentials at all. They reach the archive through the archivist’s office, and nobody used that route last night. Sofia may still be right about their motives; she’s just wrong about their access.</w:t>
       </w:r>
     </w:p>
-    <w:bookmarkStart w:colFirst="0" w:colLast="0" w:name="bookmark=id.duwumxtvh6a7" w:id="32"/>
+    <w:bookmarkStart w:colFirst="0" w:colLast="0" w:name="duwumxtvh6a7" w:id="32"/>
     <w:bookmarkEnd w:id="32"/>
     <w:p>
       <w:pPr>
@@ -28782,26 +28722,26 @@
           <w:vertAlign w:val="baseline"/>
           <w:rtl w:val="0"/>
         </w:rPr>
-        <w:t xml:space="preserve">Q1 [C05, clue; opinion unreceptive].</w:t>
-      </w:r>
-      <w:r>
-        <w:rPr>
-          <w:rFonts w:ascii="Cambria" w:cs="Cambria" w:eastAsia="Cambria" w:hAnsi="Cambria"/>
-          <w:b w:val="0"/>
-          <w:bCs w:val="0"/>
-          <w:i w:val="0"/>
-          <w:iCs w:val="0"/>
-          <w:smallCaps w:val="0"/>
-          <w:strike w:val="0"/>
-          <w:color w:val="000000"/>
-          <w:sz w:val="24"/>
-          <w:szCs w:val="24"/>
-          <w:u w:val="none"/>
-          <w:shd w:fill="auto" w:val="clear"/>
-          <w:vertAlign w:val="baseline"/>
-          <w:rtl w:val="0"/>
-        </w:rPr>
-        <w:t xml:space="preserve"> Newsroom until ten to nine, comparing old scans. Then I went out for air and saw Mira leaving the archive area carrying something flat in a protective sleeve. I didn’t follow her. Leo will tell you that’s nothing. Leo would tell you a fire alarm was nothing if it interrupted a pitch.</w:t>
+        <w:t xml:space="preserve">Q1 [R21, red herring; opinion unreceptive].</w:t>
+      </w:r>
+      <w:r>
+        <w:rPr>
+          <w:rFonts w:ascii="Cambria" w:cs="Cambria" w:eastAsia="Cambria" w:hAnsi="Cambria"/>
+          <w:b w:val="0"/>
+          <w:bCs w:val="0"/>
+          <w:i w:val="0"/>
+          <w:iCs w:val="0"/>
+          <w:smallCaps w:val="0"/>
+          <w:strike w:val="0"/>
+          <w:color w:val="000000"/>
+          <w:sz w:val="24"/>
+          <w:szCs w:val="24"/>
+          <w:u w:val="none"/>
+          <w:shd w:fill="auto" w:val="clear"/>
+          <w:vertAlign w:val="baseline"/>
+          <w:rtl w:val="0"/>
+        </w:rPr>
+        <w:t xml:space="preserve"> Newsroom until ten to nine, comparing old scans, then out for air, then back. At 9:20 a courier dropped off a stiff, document-sized envelope and I signed for it. Who sent it is my business. Leo will tell you that's nothing. Leo would tell you a fire alarm was nothing if it interrupted a pitch.</w:t>
       </w:r>
     </w:p>
     <w:p>
@@ -29308,7 +29248,7 @@
         <w:t xml:space="preserve"> No. I have something better: there’s a small crease near the mark in the older photographs of the Charter. It isn’t in the photo we printed of the examination copy. Mira flagged it. Priya says an image needs the same care as a log. Fine. The image says what it says.</w:t>
       </w:r>
     </w:p>
-    <w:bookmarkStart w:colFirst="0" w:colLast="0" w:name="bookmark=id.p4e8sllj91us" w:id="33"/>
+    <w:bookmarkStart w:colFirst="0" w:colLast="0" w:name="p4e8sllj91us" w:id="33"/>
     <w:bookmarkEnd w:id="33"/>
     <w:p>
       <w:pPr>
@@ -29588,26 +29528,26 @@
           <w:vertAlign w:val="baseline"/>
           <w:rtl w:val="0"/>
         </w:rPr>
-        <w:t xml:space="preserve">Q4 [C11, clue; opinion unreceptive].</w:t>
-      </w:r>
-      <w:r>
-        <w:rPr>
-          <w:rFonts w:ascii="Cambria" w:cs="Cambria" w:eastAsia="Cambria" w:hAnsi="Cambria"/>
-          <w:b w:val="0"/>
-          <w:bCs w:val="0"/>
-          <w:i w:val="0"/>
-          <w:iCs w:val="0"/>
-          <w:smallCaps w:val="0"/>
-          <w:strike w:val="0"/>
-          <w:color w:val="000000"/>
-          <w:sz w:val="24"/>
-          <w:szCs w:val="24"/>
-          <w:u w:val="none"/>
-          <w:shd w:fill="auto" w:val="clear"/>
-          <w:vertAlign w:val="baseline"/>
-          <w:rtl w:val="0"/>
-        </w:rPr>
-        <w:t xml:space="preserve"> Could be. Mira asked me, same time she bought the tea, whether the theatre had dry storage. I told her to ask Jonah. Jonah thinks the loft is the last honest room on campus. It’s a loft with a leak on the north side.</w:t>
+        <w:t xml:space="preserve">Q4 [R17, red herring; opinion unreceptive].</w:t>
+      </w:r>
+      <w:r>
+        <w:rPr>
+          <w:rFonts w:ascii="Cambria" w:cs="Cambria" w:eastAsia="Cambria" w:hAnsi="Cambria"/>
+          <w:b w:val="0"/>
+          <w:bCs w:val="0"/>
+          <w:i w:val="0"/>
+          <w:iCs w:val="0"/>
+          <w:smallCaps w:val="0"/>
+          <w:strike w:val="0"/>
+          <w:color w:val="000000"/>
+          <w:sz w:val="24"/>
+          <w:szCs w:val="24"/>
+          <w:u w:val="none"/>
+          <w:shd w:fill="auto" w:val="clear"/>
+          <w:vertAlign w:val="baseline"/>
+          <w:rtl w:val="0"/>
+        </w:rPr>
+        <w:t xml:space="preserve"> Could be. When I locked up I saw a rolled parchment that looked just like the Charter lying on the costume trunk by the stage door. Didn't touch it. Jonah thinks the loft is the last honest room on campus. It's a loft with a leak on the north side.</w:t>
       </w:r>
     </w:p>
     <w:p>
@@ -29898,7 +29838,7 @@
         <w:t xml:space="preserve"> No. I let somebody I didn’t recognize use my locker around half past eight because it was raining and I wanted to get back to work. That’s careless, not criminal. Sofia will make it a headline anyway. Sofia would make the rain a headline.</w:t>
       </w:r>
     </w:p>
-    <w:bookmarkStart w:colFirst="0" w:colLast="0" w:name="bookmark=id.1xahv8npcmju" w:id="34"/>
+    <w:bookmarkStart w:colFirst="0" w:colLast="0" w:name="1xahv8npcmju" w:id="34"/>
     <w:bookmarkEnd w:id="34"/>
     <w:p>
       <w:pPr>
@@ -30106,26 +30046,26 @@
           <w:vertAlign w:val="baseline"/>
           <w:rtl w:val="0"/>
         </w:rPr>
-        <w:t xml:space="preserve">Q3 [C10, clue; opinion receptive].</w:t>
-      </w:r>
-      <w:r>
-        <w:rPr>
-          <w:rFonts w:ascii="Cambria" w:cs="Cambria" w:eastAsia="Cambria" w:hAnsi="Cambria"/>
-          <w:b w:val="0"/>
-          <w:bCs w:val="0"/>
-          <w:i w:val="0"/>
-          <w:iCs w:val="0"/>
-          <w:smallCaps w:val="0"/>
-          <w:strike w:val="0"/>
-          <w:color w:val="000000"/>
-          <w:sz w:val="24"/>
-          <w:szCs w:val="24"/>
-          <w:u w:val="none"/>
-          <w:shd w:fill="auto" w:val="clear"/>
-          <w:vertAlign w:val="baseline"/>
-          <w:rtl w:val="0"/>
-        </w:rPr>
-        <w:t xml:space="preserve"> Mira, after the forum. She said what she wanted was for the experts to examine ‘the real object’, and she was afraid the original would be quietly swapped or lost afterward. I couldn’t tell whether that was a worry or a plan. Sofia thinks worries like that are a story. She may be right that it’s worth checking; I’d just want to check with Mira, not around her.</w:t>
+        <w:t xml:space="preserve">Q3 [R22, red herring; opinion receptive].</w:t>
+      </w:r>
+      <w:r>
+        <w:rPr>
+          <w:rFonts w:ascii="Cambria" w:cs="Cambria" w:eastAsia="Cambria" w:hAnsi="Cambria"/>
+          <w:b w:val="0"/>
+          <w:bCs w:val="0"/>
+          <w:i w:val="0"/>
+          <w:iCs w:val="0"/>
+          <w:smallCaps w:val="0"/>
+          <w:strike w:val="0"/>
+          <w:color w:val="000000"/>
+          <w:sz w:val="24"/>
+          <w:szCs w:val="24"/>
+          <w:u w:val="none"/>
+          <w:shd w:fill="auto" w:val="clear"/>
+          <w:vertAlign w:val="baseline"/>
+          <w:rtl w:val="0"/>
+        </w:rPr>
+        <w:t xml:space="preserve"> Sofia, and I should own something before it comes out another way: I gave her the draft resolution that ran this morning. That was my call, and probably a mistake. She showed me the envelope she signed for last night; it was the printer's proof of today's front page, and it's pinned on the newsroom wall. Sofia thinks worries like mine are a story. She may be right that it's worth checking; I'd just want to check with people, not around them.</w:t>
       </w:r>
     </w:p>
     <w:p>
@@ -30488,7 +30428,7 @@
         <w:t xml:space="preserve"> No. What I can tell you is that I saw Mira and Jonah talking near the theatre at about ten to nine, and it looked like a practical conversation about where to put something, not a confrontation. I might be misreading it from a distance. Leo would read it as proof. I’d rather ask them; both of them want the Charter kept safe, which is more than the two sides of this fight usually share.</w:t>
       </w:r>
     </w:p>
-    <w:bookmarkStart w:colFirst="0" w:colLast="0" w:name="bookmark=id.fztbhlr62fug" w:id="35"/>
+    <w:bookmarkStart w:colFirst="0" w:colLast="0" w:name="fztbhlr62fug" w:id="35"/>
     <w:bookmarkEnd w:id="35"/>
     <w:p>
       <w:pPr>
@@ -30787,7 +30727,7 @@
           <w:vertAlign w:val="baseline"/>
           <w:rtl w:val="0"/>
         </w:rPr>
-        <w:t xml:space="preserve"> You have used your forty questions. The president needs an answer now.</w:t>
+        <w:t xml:space="preserve"> You have used your thirty questions. The president needs an answer now.</w:t>
       </w:r>
     </w:p>
     <w:p>
@@ -32009,539 +31949,6 @@
       <w:sz w:val="36"/>
       <w:szCs w:val="36"/>
     </w:rPr>
-  </w:style>
-  <w:style w:type="paragraph" w:styleId="BodyText">
-    <w:name w:val="Body Text"/>
-    <w:basedOn w:val="Normal"/>
-    <w:link w:val="BodyTextChar"/>
-    <w:qFormat w:val="1"/>
-    <w:pPr>
-      <w:spacing w:after="180" w:before="180"/>
-    </w:pPr>
-  </w:style>
-  <w:style w:type="paragraph" w:styleId="FirstParagraph" w:customStyle="1">
-    <w:name w:val="First Paragraph"/>
-    <w:basedOn w:val="BodyText"/>
-    <w:next w:val="BodyText"/>
-    <w:qFormat w:val="1"/>
-  </w:style>
-  <w:style w:type="paragraph" w:styleId="Compact" w:customStyle="1">
-    <w:name w:val="Compact"/>
-    <w:basedOn w:val="BodyText"/>
-    <w:qFormat w:val="1"/>
-    <w:pPr>
-      <w:spacing w:after="36" w:before="36"/>
-    </w:pPr>
-  </w:style>
-  <w:style w:type="paragraph" w:styleId="Author" w:customStyle="1">
-    <w:name w:val="Author"/>
-    <w:next w:val="BodyText"/>
-    <w:qFormat w:val="1"/>
-    <w:pPr>
-      <w:keepNext w:val="1"/>
-      <w:keepLines w:val="1"/>
-      <w:jc w:val="center"/>
-    </w:pPr>
-  </w:style>
-  <w:style w:type="paragraph" w:styleId="Date">
-    <w:name w:val="Date"/>
-    <w:next w:val="BodyText"/>
-    <w:qFormat w:val="1"/>
-    <w:pPr>
-      <w:keepNext w:val="1"/>
-      <w:keepLines w:val="1"/>
-      <w:jc w:val="center"/>
-    </w:pPr>
-  </w:style>
-  <w:style w:type="paragraph" w:styleId="AbstractTitle" w:customStyle="1">
-    <w:name w:val="Abstract Title"/>
-    <w:basedOn w:val="Normal"/>
-    <w:next w:val="Abstract"/>
-    <w:qFormat w:val="1"/>
-    <w:pPr>
-      <w:keepNext w:val="1"/>
-      <w:keepLines w:val="1"/>
-      <w:spacing w:after="0" w:before="300"/>
-      <w:jc w:val="center"/>
-    </w:pPr>
-    <w:rPr>
-      <w:b w:val="1"/>
-      <w:color w:val="345a8a"/>
-      <w:sz w:val="20"/>
-      <w:szCs w:val="20"/>
-    </w:rPr>
-  </w:style>
-  <w:style w:type="paragraph" w:styleId="Abstract" w:customStyle="1">
-    <w:name w:val="Abstract"/>
-    <w:basedOn w:val="Normal"/>
-    <w:next w:val="BodyText"/>
-    <w:qFormat w:val="1"/>
-    <w:pPr>
-      <w:keepNext w:val="1"/>
-      <w:keepLines w:val="1"/>
-      <w:spacing w:after="300" w:before="100"/>
-    </w:pPr>
-    <w:rPr>
-      <w:sz w:val="20"/>
-      <w:szCs w:val="20"/>
-    </w:rPr>
-  </w:style>
-  <w:style w:type="paragraph" w:styleId="Bibliography">
-    <w:name w:val="Bibliography"/>
-    <w:basedOn w:val="Normal"/>
-    <w:next w:val="Bibliography"/>
-    <w:qFormat w:val="1"/>
-    <w:pPr/>
-    <w:rPr/>
-  </w:style>
-  <w:style w:type="paragraph" w:styleId="Heading7">
-    <w:name w:val="Heading 7"/>
-    <w:basedOn w:val="Normal"/>
-    <w:next w:val="BodyText"/>
-    <w:uiPriority w:val="9"/>
-    <w:unhideWhenUsed w:val="1"/>
-    <w:qFormat w:val="1"/>
-    <w:pPr>
-      <w:keepNext w:val="1"/>
-      <w:keepLines w:val="1"/>
-      <w:spacing w:after="0" w:before="200"/>
-      <w:outlineLvl w:val="6"/>
-    </w:pPr>
-    <w:rPr>
-      <w:rFonts w:asciiTheme="majorHAnsi" w:cstheme="majorBidi" w:eastAsiaTheme="majorEastAsia" w:hAnsiTheme="majorHAnsi"/>
-      <w:color w:val="4f81bd" w:themeColor="accent1"/>
-      <w:sz w:val="24"/>
-      <w:szCs w:val="24"/>
-    </w:rPr>
-  </w:style>
-  <w:style w:type="paragraph" w:styleId="Heading8">
-    <w:name w:val="Heading 8"/>
-    <w:basedOn w:val="Normal"/>
-    <w:next w:val="BodyText"/>
-    <w:uiPriority w:val="9"/>
-    <w:unhideWhenUsed w:val="1"/>
-    <w:qFormat w:val="1"/>
-    <w:pPr>
-      <w:keepNext w:val="1"/>
-      <w:keepLines w:val="1"/>
-      <w:spacing w:after="0" w:before="200"/>
-      <w:outlineLvl w:val="7"/>
-    </w:pPr>
-    <w:rPr>
-      <w:rFonts w:asciiTheme="majorHAnsi" w:cstheme="majorBidi" w:eastAsiaTheme="majorEastAsia" w:hAnsiTheme="majorHAnsi"/>
-      <w:color w:val="4f81bd" w:themeColor="accent1"/>
-      <w:sz w:val="24"/>
-      <w:szCs w:val="24"/>
-    </w:rPr>
-  </w:style>
-  <w:style w:type="paragraph" w:styleId="Heading9">
-    <w:name w:val="Heading 9"/>
-    <w:basedOn w:val="Normal"/>
-    <w:next w:val="BodyText"/>
-    <w:uiPriority w:val="9"/>
-    <w:unhideWhenUsed w:val="1"/>
-    <w:qFormat w:val="1"/>
-    <w:pPr>
-      <w:keepNext w:val="1"/>
-      <w:keepLines w:val="1"/>
-      <w:spacing w:after="0" w:before="200"/>
-      <w:outlineLvl w:val="8"/>
-    </w:pPr>
-    <w:rPr>
-      <w:rFonts w:asciiTheme="majorHAnsi" w:cstheme="majorBidi" w:eastAsiaTheme="majorEastAsia" w:hAnsiTheme="majorHAnsi"/>
-      <w:color w:val="4f81bd" w:themeColor="accent1"/>
-      <w:sz w:val="24"/>
-      <w:szCs w:val="24"/>
-    </w:rPr>
-  </w:style>
-  <w:style w:type="paragraph" w:styleId="BlockText">
-    <w:name w:val="Block Text"/>
-    <w:basedOn w:val="BodyText"/>
-    <w:next w:val="BodyText"/>
-    <w:uiPriority w:val="9"/>
-    <w:unhideWhenUsed w:val="1"/>
-    <w:qFormat w:val="1"/>
-    <w:pPr>
-      <w:spacing w:after="100" w:before="100"/>
-      <w:ind w:left="480" w:right="480" w:firstLine="0"/>
-    </w:pPr>
-  </w:style>
-  <w:style w:type="paragraph" w:styleId="FootnoteText">
-    <w:name w:val="Footnote Text"/>
-    <w:basedOn w:val="Normal"/>
-    <w:next w:val="FootnoteText"/>
-    <w:uiPriority w:val="9"/>
-    <w:unhideWhenUsed w:val="1"/>
-    <w:qFormat w:val="1"/>
-  </w:style>
-  <w:style w:type="character" w:styleId="DefaultParagraphFont" w:default="1">
-    <w:name w:val="Default Paragraph Font"/>
-    <w:semiHidden w:val="1"/>
-    <w:unhideWhenUsed w:val="1"/>
-  </w:style>
-  <w:style w:type="table" w:styleId="Table" w:default="1">
-    <w:name w:val="Table"/>
-    <w:basedOn w:val="TableNormal"/>
-    <w:semiHidden w:val="1"/>
-    <w:unhideWhenUsed w:val="1"/>
-    <w:qFormat w:val="1"/>
-    <w:tblPr>
-      <w:tblInd w:w="0.0" w:type="dxa"/>
-      <w:tblCellMar>
-        <w:top w:w="0.0" w:type="dxa"/>
-        <w:left w:w="108.0" w:type="dxa"/>
-        <w:bottom w:w="0.0" w:type="dxa"/>
-        <w:right w:w="108.0" w:type="dxa"/>
-      </w:tblCellMar>
-    </w:tblPr>
-    <w:tblStylePr w:type="firstRow">
-      <w:tblPr>
-        <w:jc w:val="left"/>
-        <w:tblInd w:w="0.0" w:type="dxa"/>
-      </w:tblPr>
-      <w:trPr>
-        <w:jc w:val="left"/>
-      </w:trPr>
-      <w:tcPr>
-        <w:tcBorders>
-          <w:bottom w:space="0" w:sz="0" w:val="single"/>
-        </w:tcBorders>
-        <w:vAlign w:val="bottom"/>
-      </w:tcPr>
-    </w:tblStylePr>
-  </w:style>
-  <w:style w:type="paragraph" w:styleId="DefinitionTerm" w:customStyle="1">
-    <w:name w:val="Definition Term"/>
-    <w:basedOn w:val="Normal"/>
-    <w:next w:val="Definition"/>
-    <w:pPr>
-      <w:keepNext w:val="1"/>
-      <w:keepLines w:val="1"/>
-      <w:spacing w:after="0"/>
-    </w:pPr>
-    <w:rPr>
-      <w:b w:val="1"/>
-    </w:rPr>
-  </w:style>
-  <w:style w:type="paragraph" w:styleId="Definition" w:customStyle="1">
-    <w:name w:val="Definition"/>
-    <w:basedOn w:val="Normal"/>
-  </w:style>
-  <w:style w:type="paragraph" w:styleId="Caption">
-    <w:name w:val="Caption"/>
-    <w:basedOn w:val="Normal"/>
-    <w:link w:val="BodyTextChar"/>
-    <w:pPr>
-      <w:spacing w:after="120" w:before="0"/>
-    </w:pPr>
-    <w:rPr>
-      <w:i w:val="1"/>
-    </w:rPr>
-  </w:style>
-  <w:style w:type="paragraph" w:styleId="TableCaption" w:customStyle="1">
-    <w:name w:val="Table Caption"/>
-    <w:basedOn w:val="Caption"/>
-    <w:pPr>
-      <w:keepNext w:val="1"/>
-    </w:pPr>
-  </w:style>
-  <w:style w:type="paragraph" w:styleId="ImageCaption" w:customStyle="1">
-    <w:name w:val="Image Caption"/>
-    <w:basedOn w:val="Caption"/>
-  </w:style>
-  <w:style w:type="paragraph" w:styleId="Figure" w:customStyle="1">
-    <w:name w:val="Figure"/>
-    <w:basedOn w:val="Normal"/>
-  </w:style>
-  <w:style w:type="paragraph" w:styleId="CaptionedFigure" w:customStyle="1">
-    <w:name w:val="Captioned Figure"/>
-    <w:basedOn w:val="Figure"/>
-    <w:pPr>
-      <w:keepNext w:val="1"/>
-    </w:pPr>
-  </w:style>
-  <w:style w:type="character" w:styleId="BodyTextChar" w:customStyle="1">
-    <w:name w:val="Body Text Char"/>
-    <w:basedOn w:val="DefaultParagraphFont"/>
-    <w:link w:val="BodyText"/>
-  </w:style>
-  <w:style w:type="character" w:styleId="VerbatimChar" w:customStyle="1">
-    <w:name w:val="Verbatim Char"/>
-    <w:basedOn w:val="BodyTextChar"/>
-    <w:rPr>
-      <w:rFonts w:ascii="Consolas" w:hAnsi="Consolas"/>
-      <w:sz w:val="22"/>
-    </w:rPr>
-  </w:style>
-  <w:style w:type="character" w:styleId="SectionNumber" w:customStyle="1">
-    <w:name w:val="Section Number"/>
-    <w:basedOn w:val="BodyTextChar"/>
-  </w:style>
-  <w:style w:type="character" w:styleId="FootnoteReference">
-    <w:name w:val="Footnote Reference"/>
-    <w:basedOn w:val="BodyTextChar"/>
-    <w:rPr>
-      <w:vertAlign w:val="superscript"/>
-    </w:rPr>
-  </w:style>
-  <w:style w:type="character" w:styleId="Hyperlink">
-    <w:name w:val="Hyperlink"/>
-    <w:basedOn w:val="BodyTextChar"/>
-    <w:rPr>
-      <w:color w:val="4f81bd" w:themeColor="accent1"/>
-    </w:rPr>
-  </w:style>
-  <w:style w:type="paragraph" w:styleId="TOCHeading">
-    <w:name w:val="TOC Heading"/>
-    <w:basedOn w:val="Heading1"/>
-    <w:next w:val="BodyText"/>
-    <w:uiPriority w:val="39"/>
-    <w:unhideWhenUsed w:val="1"/>
-    <w:qFormat w:val="1"/>
-    <w:pPr>
-      <w:spacing w:before="240" w:line="259" w:lineRule="auto"/>
-      <w:outlineLvl w:val="9"/>
-    </w:pPr>
-    <w:rPr>
-      <w:rFonts w:asciiTheme="majorHAnsi" w:cstheme="majorBidi" w:eastAsiaTheme="majorEastAsia" w:hAnsiTheme="majorHAnsi"/>
-      <w:b w:val="0"/>
-      <w:bCs w:val="0"/>
-      <w:color w:val="365f91" w:themeColor="accent1" w:themeShade="0000BF"/>
-    </w:rPr>
-  </w:style>
-  <w:style w:type="paragraph" w:styleId="SourceCode" w:customStyle="1">
-    <w:name w:val="Source Code"/>
-    <w:basedOn w:val="Normal"/>
-    <w:link w:val="VerbatimChar"/>
-    <w:pPr>
-      <w:wordWrap w:val="0"/>
-    </w:pPr>
-  </w:style>
-  <w:style w:type="character" w:styleId="KeywordTok" w:customStyle="1">
-    <w:name w:val="KeywordTok"/>
-    <w:basedOn w:val="VerbatimChar"/>
-    <w:rPr>
-      <w:b w:val="1"/>
-      <w:color w:val="007020"/>
-    </w:rPr>
-  </w:style>
-  <w:style w:type="character" w:styleId="DataTypeTok" w:customStyle="1">
-    <w:name w:val="DataTypeTok"/>
-    <w:basedOn w:val="VerbatimChar"/>
-    <w:rPr>
-      <w:color w:val="902000"/>
-    </w:rPr>
-  </w:style>
-  <w:style w:type="character" w:styleId="DecValTok" w:customStyle="1">
-    <w:name w:val="DecValTok"/>
-    <w:basedOn w:val="VerbatimChar"/>
-    <w:rPr>
-      <w:color w:val="40a070"/>
-    </w:rPr>
-  </w:style>
-  <w:style w:type="character" w:styleId="BaseNTok" w:customStyle="1">
-    <w:name w:val="BaseNTok"/>
-    <w:basedOn w:val="VerbatimChar"/>
-    <w:rPr>
-      <w:color w:val="40a070"/>
-    </w:rPr>
-  </w:style>
-  <w:style w:type="character" w:styleId="FloatTok" w:customStyle="1">
-    <w:name w:val="FloatTok"/>
-    <w:basedOn w:val="VerbatimChar"/>
-    <w:rPr>
-      <w:color w:val="40a070"/>
-    </w:rPr>
-  </w:style>
-  <w:style w:type="character" w:styleId="ConstantTok" w:customStyle="1">
-    <w:name w:val="ConstantTok"/>
-    <w:basedOn w:val="VerbatimChar"/>
-    <w:rPr>
-      <w:color w:val="880000"/>
-    </w:rPr>
-  </w:style>
-  <w:style w:type="character" w:styleId="CharTok" w:customStyle="1">
-    <w:name w:val="CharTok"/>
-    <w:basedOn w:val="VerbatimChar"/>
-    <w:rPr>
-      <w:color w:val="4070a0"/>
-    </w:rPr>
-  </w:style>
-  <w:style w:type="character" w:styleId="SpecialCharTok" w:customStyle="1">
-    <w:name w:val="SpecialCharTok"/>
-    <w:basedOn w:val="VerbatimChar"/>
-    <w:rPr>
-      <w:color w:val="4070a0"/>
-    </w:rPr>
-  </w:style>
-  <w:style w:type="character" w:styleId="StringTok" w:customStyle="1">
-    <w:name w:val="StringTok"/>
-    <w:basedOn w:val="VerbatimChar"/>
-    <w:rPr>
-      <w:color w:val="4070a0"/>
-    </w:rPr>
-  </w:style>
-  <w:style w:type="character" w:styleId="VerbatimStringTok" w:customStyle="1">
-    <w:name w:val="VerbatimStringTok"/>
-    <w:basedOn w:val="VerbatimChar"/>
-    <w:rPr>
-      <w:color w:val="4070a0"/>
-    </w:rPr>
-  </w:style>
-  <w:style w:type="character" w:styleId="SpecialStringTok" w:customStyle="1">
-    <w:name w:val="SpecialStringTok"/>
-    <w:basedOn w:val="VerbatimChar"/>
-    <w:rPr>
-      <w:color w:val="bb6688"/>
-    </w:rPr>
-  </w:style>
-  <w:style w:type="character" w:styleId="ImportTok" w:customStyle="1">
-    <w:name w:val="ImportTok"/>
-    <w:basedOn w:val="VerbatimChar"/>
-    <w:rPr>
-      <w:b w:val="1"/>
-      <w:color w:val="008000"/>
-    </w:rPr>
-  </w:style>
-  <w:style w:type="character" w:styleId="CommentTok" w:customStyle="1">
-    <w:name w:val="CommentTok"/>
-    <w:basedOn w:val="VerbatimChar"/>
-    <w:rPr>
-      <w:i w:val="1"/>
-      <w:color w:val="60a0b0"/>
-    </w:rPr>
-  </w:style>
-  <w:style w:type="character" w:styleId="DocumentationTok" w:customStyle="1">
-    <w:name w:val="DocumentationTok"/>
-    <w:basedOn w:val="VerbatimChar"/>
-    <w:rPr>
-      <w:i w:val="1"/>
-      <w:color w:val="ba2121"/>
-    </w:rPr>
-  </w:style>
-  <w:style w:type="character" w:styleId="AnnotationTok" w:customStyle="1">
-    <w:name w:val="AnnotationTok"/>
-    <w:basedOn w:val="VerbatimChar"/>
-    <w:rPr>
-      <w:b w:val="1"/>
-      <w:i w:val="1"/>
-      <w:color w:val="60a0b0"/>
-    </w:rPr>
-  </w:style>
-  <w:style w:type="character" w:styleId="CommentVarTok" w:customStyle="1">
-    <w:name w:val="CommentVarTok"/>
-    <w:basedOn w:val="VerbatimChar"/>
-    <w:rPr>
-      <w:b w:val="1"/>
-      <w:i w:val="1"/>
-      <w:color w:val="60a0b0"/>
-    </w:rPr>
-  </w:style>
-  <w:style w:type="character" w:styleId="OtherTok" w:customStyle="1">
-    <w:name w:val="OtherTok"/>
-    <w:basedOn w:val="VerbatimChar"/>
-    <w:rPr>
-      <w:color w:val="007020"/>
-    </w:rPr>
-  </w:style>
-  <w:style w:type="character" w:styleId="FunctionTok" w:customStyle="1">
-    <w:name w:val="FunctionTok"/>
-    <w:basedOn w:val="VerbatimChar"/>
-    <w:rPr>
-      <w:color w:val="06287e"/>
-    </w:rPr>
-  </w:style>
-  <w:style w:type="character" w:styleId="VariableTok" w:customStyle="1">
-    <w:name w:val="VariableTok"/>
-    <w:basedOn w:val="VerbatimChar"/>
-    <w:rPr>
-      <w:color w:val="19177c"/>
-    </w:rPr>
-  </w:style>
-  <w:style w:type="character" w:styleId="ControlFlowTok" w:customStyle="1">
-    <w:name w:val="ControlFlowTok"/>
-    <w:basedOn w:val="VerbatimChar"/>
-    <w:rPr>
-      <w:b w:val="1"/>
-      <w:color w:val="007020"/>
-    </w:rPr>
-  </w:style>
-  <w:style w:type="character" w:styleId="OperatorTok" w:customStyle="1">
-    <w:name w:val="OperatorTok"/>
-    <w:basedOn w:val="VerbatimChar"/>
-    <w:rPr>
-      <w:color w:val="666666"/>
-    </w:rPr>
-  </w:style>
-  <w:style w:type="character" w:styleId="BuiltInTok" w:customStyle="1">
-    <w:name w:val="BuiltInTok"/>
-    <w:basedOn w:val="VerbatimChar"/>
-    <w:rPr>
-      <w:color w:val="008000"/>
-    </w:rPr>
-  </w:style>
-  <w:style w:type="character" w:styleId="ExtensionTok" w:customStyle="1">
-    <w:name w:val="ExtensionTok"/>
-    <w:basedOn w:val="VerbatimChar"/>
-    <w:rPr/>
-  </w:style>
-  <w:style w:type="character" w:styleId="PreprocessorTok" w:customStyle="1">
-    <w:name w:val="PreprocessorTok"/>
-    <w:basedOn w:val="VerbatimChar"/>
-    <w:rPr>
-      <w:color w:val="bc7a00"/>
-    </w:rPr>
-  </w:style>
-  <w:style w:type="character" w:styleId="AttributeTok" w:customStyle="1">
-    <w:name w:val="AttributeTok"/>
-    <w:basedOn w:val="VerbatimChar"/>
-    <w:rPr>
-      <w:color w:val="7d9029"/>
-    </w:rPr>
-  </w:style>
-  <w:style w:type="character" w:styleId="RegionMarkerTok" w:customStyle="1">
-    <w:name w:val="RegionMarkerTok"/>
-    <w:basedOn w:val="VerbatimChar"/>
-    <w:rPr/>
-  </w:style>
-  <w:style w:type="character" w:styleId="InformationTok" w:customStyle="1">
-    <w:name w:val="InformationTok"/>
-    <w:basedOn w:val="VerbatimChar"/>
-    <w:rPr>
-      <w:b w:val="1"/>
-      <w:i w:val="1"/>
-      <w:color w:val="60a0b0"/>
-    </w:rPr>
-  </w:style>
-  <w:style w:type="character" w:styleId="WarningTok" w:customStyle="1">
-    <w:name w:val="WarningTok"/>
-    <w:basedOn w:val="VerbatimChar"/>
-    <w:rPr>
-      <w:b w:val="1"/>
-      <w:i w:val="1"/>
-      <w:color w:val="60a0b0"/>
-    </w:rPr>
-  </w:style>
-  <w:style w:type="character" w:styleId="AlertTok" w:customStyle="1">
-    <w:name w:val="AlertTok"/>
-    <w:basedOn w:val="VerbatimChar"/>
-    <w:rPr>
-      <w:b w:val="1"/>
-      <w:color w:val="ff0000"/>
-    </w:rPr>
-  </w:style>
-  <w:style w:type="character" w:styleId="ErrorTok" w:customStyle="1">
-    <w:name w:val="ErrorTok"/>
-    <w:basedOn w:val="VerbatimChar"/>
-    <w:rPr>
-      <w:b w:val="1"/>
-      <w:color w:val="ff0000"/>
-    </w:rPr>
-  </w:style>
-  <w:style w:type="character" w:styleId="NormalTok" w:customStyle="1">
-    <w:name w:val="NormalTok"/>
-    <w:basedOn w:val="VerbatimChar"/>
-    <w:rPr/>
   </w:style>
   <w:style w:type="paragraph" w:styleId="Subtitle">
     <w:name w:val="Subtitle"/>
@@ -32724,6 +32131,7 @@
         <a:font script="Mong" typeface="Mongolian Baiti"/>
         <a:font script="Viet" typeface="Times New Roman"/>
         <a:font script="Uigh" typeface="Microsoft Uighur"/>
+        <a:font script="Geor" typeface="Sylfaen"/>
       </a:majorFont>
       <a:minorFont>
         <a:latin typeface="Cambria"/>
@@ -32758,6 +32166,7 @@
         <a:font script="Mong" typeface="Mongolian Baiti"/>
         <a:font script="Viet" typeface="Arial"/>
         <a:font script="Uigh" typeface="Microsoft Uighur"/>
+        <a:font script="Geor" typeface="Sylfaen"/>
       </a:minorFont>
     </a:fontScheme>
     <a:fmtScheme name="Office">
@@ -32965,19 +32374,4 @@
   </a:objectDefaults>
   <a:extraClrSchemeLst/>
 </a:theme>
-</file>
-
-<file path=customXML/item1.xml><?xml version="1.0" encoding="utf-8"?>
-<go:gDocsCustomXmlDataStorage xmlns:go="http://customooxmlschemas.google.com/" xmlns:r="http://schemas.openxmlformats.org/officeDocument/2006/relationships" uri="GoogleDocsCustomDataVersion2">
-  <go:docsCustomData xmlns:go="http://customooxmlschemas.google.com/" roundtripDataSignature="AMtx7mhRw0w2C+cscS0OPSF9pscamlXe+g==">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</go:docsCustomData>
-</go:gDocsCustomXmlDataStorage>
-</file>
-
-<file path=customXML/itemProps1.xml><?xml version="1.0" encoding="utf-8"?>
-<ds:datastoreItem xmlns:ds="http://schemas.openxmlformats.org/officeDocument/2006/customXml" ds:itemID="{11111111-1234-1234-1234-123412341234}">
-  <ds:schemaRefs>
-    <ds:schemaRef ds:uri="http://schemas.openxmlformats.org/officeDocument/2006/relationships"/>
-    <ds:schemaRef ds:uri="http://customooxmlschemas.google.com/"/>
-  </ds:schemaRefs>
-</ds:datastoreItem>
 </file>
--- a/scenarios/commons-comma/The Commons' Comma – Scenario Packet.docx
+++ b/scenarios/commons-comma/The Commons' Comma – Scenario Packet.docx
@@ -12527,22 +12527,14 @@
             </w:pPr>
             <w:r>
               <w:rPr>
-                <w:rFonts w:ascii="Cambria" w:cs="Cambria" w:eastAsia="Cambria" w:hAnsi="Cambria"/>
-                <w:b w:val="0"/>
-                <w:bCs w:val="0"/>
-                <w:i w:val="0"/>
-                <w:iCs w:val="0"/>
-                <w:smallCaps w:val="0"/>
-                <w:strike w:val="0"/>
-                <w:color w:val="000000"/>
-                <w:sz w:val="24"/>
-                <w:szCs w:val="24"/>
-                <w:u w:val="none"/>
-                <w:shd w:fill="auto" w:val="clear"/>
-                <w:vertAlign w:val="baseline"/>
                 <w:rtl w:val="0"/>
               </w:rPr>
-              <w:t xml:space="preserve">C06</w:t>
+              <w:t xml:space="preserve">C05</w:t>
+            </w:r>
+            <w:r>
+              <w:rPr>
+                <w:rtl w:val="0"/>
+              </w:rPr>
             </w:r>
           </w:p>
         </w:tc>
@@ -12753,22 +12745,14 @@
             </w:pPr>
             <w:r>
               <w:rPr>
-                <w:rFonts w:ascii="Cambria" w:cs="Cambria" w:eastAsia="Cambria" w:hAnsi="Cambria"/>
-                <w:b w:val="0"/>
-                <w:bCs w:val="0"/>
-                <w:i w:val="0"/>
-                <w:iCs w:val="0"/>
-                <w:smallCaps w:val="0"/>
-                <w:strike w:val="0"/>
-                <w:color w:val="000000"/>
-                <w:sz w:val="24"/>
-                <w:szCs w:val="24"/>
-                <w:u w:val="none"/>
-                <w:shd w:fill="auto" w:val="clear"/>
-                <w:vertAlign w:val="baseline"/>
                 <w:rtl w:val="0"/>
               </w:rPr>
-              <w:t xml:space="preserve">C07</w:t>
+              <w:t xml:space="preserve">C06</w:t>
+            </w:r>
+            <w:r>
+              <w:rPr>
+                <w:rtl w:val="0"/>
+              </w:rPr>
             </w:r>
           </w:p>
         </w:tc>
@@ -12979,22 +12963,14 @@
             </w:pPr>
             <w:r>
               <w:rPr>
-                <w:rFonts w:ascii="Cambria" w:cs="Cambria" w:eastAsia="Cambria" w:hAnsi="Cambria"/>
-                <w:b w:val="0"/>
-                <w:bCs w:val="0"/>
-                <w:i w:val="0"/>
-                <w:iCs w:val="0"/>
-                <w:smallCaps w:val="0"/>
-                <w:strike w:val="0"/>
-                <w:color w:val="000000"/>
-                <w:sz w:val="24"/>
-                <w:szCs w:val="24"/>
-                <w:u w:val="none"/>
-                <w:shd w:fill="auto" w:val="clear"/>
-                <w:vertAlign w:val="baseline"/>
                 <w:rtl w:val="0"/>
               </w:rPr>
-              <w:t xml:space="preserve">C08</w:t>
+              <w:t xml:space="preserve">C07</w:t>
+            </w:r>
+            <w:r>
+              <w:rPr>
+                <w:rtl w:val="0"/>
+              </w:rPr>
             </w:r>
           </w:p>
         </w:tc>
@@ -13205,22 +13181,14 @@
             </w:pPr>
             <w:r>
               <w:rPr>
-                <w:rFonts w:ascii="Cambria" w:cs="Cambria" w:eastAsia="Cambria" w:hAnsi="Cambria"/>
-                <w:b w:val="0"/>
-                <w:bCs w:val="0"/>
-                <w:i w:val="0"/>
-                <w:iCs w:val="0"/>
-                <w:smallCaps w:val="0"/>
-                <w:strike w:val="0"/>
-                <w:color w:val="000000"/>
-                <w:sz w:val="24"/>
-                <w:szCs w:val="24"/>
-                <w:u w:val="none"/>
-                <w:shd w:fill="auto" w:val="clear"/>
-                <w:vertAlign w:val="baseline"/>
                 <w:rtl w:val="0"/>
               </w:rPr>
-              <w:t xml:space="preserve">C09</w:t>
+              <w:t xml:space="preserve">C08</w:t>
+            </w:r>
+            <w:r>
+              <w:rPr>
+                <w:rtl w:val="0"/>
+              </w:rPr>
             </w:r>
           </w:p>
         </w:tc>
@@ -13431,22 +13399,14 @@
             </w:pPr>
             <w:r>
               <w:rPr>
-                <w:rFonts w:ascii="Cambria" w:cs="Cambria" w:eastAsia="Cambria" w:hAnsi="Cambria"/>
-                <w:b w:val="0"/>
-                <w:bCs w:val="0"/>
-                <w:i w:val="0"/>
-                <w:iCs w:val="0"/>
-                <w:smallCaps w:val="0"/>
-                <w:strike w:val="0"/>
-                <w:color w:val="000000"/>
-                <w:sz w:val="24"/>
-                <w:szCs w:val="24"/>
-                <w:u w:val="none"/>
-                <w:shd w:fill="auto" w:val="clear"/>
-                <w:vertAlign w:val="baseline"/>
                 <w:rtl w:val="0"/>
               </w:rPr>
-              <w:t xml:space="preserve">C12</w:t>
+              <w:t xml:space="preserve">C09</w:t>
+            </w:r>
+            <w:r>
+              <w:rPr>
+                <w:rtl w:val="0"/>
+              </w:rPr>
             </w:r>
           </w:p>
         </w:tc>
@@ -13657,22 +13617,14 @@
             </w:pPr>
             <w:r>
               <w:rPr>
-                <w:rFonts w:ascii="Cambria" w:cs="Cambria" w:eastAsia="Cambria" w:hAnsi="Cambria"/>
-                <w:b w:val="0"/>
-                <w:bCs w:val="0"/>
-                <w:i w:val="0"/>
-                <w:iCs w:val="0"/>
-                <w:smallCaps w:val="0"/>
-                <w:strike w:val="0"/>
-                <w:color w:val="000000"/>
-                <w:sz w:val="24"/>
-                <w:szCs w:val="24"/>
-                <w:u w:val="none"/>
-                <w:shd w:fill="auto" w:val="clear"/>
-                <w:vertAlign w:val="baseline"/>
                 <w:rtl w:val="0"/>
               </w:rPr>
-              <w:t xml:space="preserve">C13</w:t>
+              <w:t xml:space="preserve">C10</w:t>
+            </w:r>
+            <w:r>
+              <w:rPr>
+                <w:rtl w:val="0"/>
+              </w:rPr>
             </w:r>
           </w:p>
         </w:tc>
@@ -13883,22 +13835,14 @@
             </w:pPr>
             <w:r>
               <w:rPr>
-                <w:rFonts w:ascii="Cambria" w:cs="Cambria" w:eastAsia="Cambria" w:hAnsi="Cambria"/>
-                <w:b w:val="0"/>
-                <w:bCs w:val="0"/>
-                <w:i w:val="0"/>
-                <w:iCs w:val="0"/>
-                <w:smallCaps w:val="0"/>
-                <w:strike w:val="0"/>
-                <w:color w:val="000000"/>
-                <w:sz w:val="24"/>
-                <w:szCs w:val="24"/>
-                <w:u w:val="none"/>
-                <w:shd w:fill="auto" w:val="clear"/>
-                <w:vertAlign w:val="baseline"/>
                 <w:rtl w:val="0"/>
               </w:rPr>
-              <w:t xml:space="preserve">C14</w:t>
+              <w:t xml:space="preserve">C11</w:t>
+            </w:r>
+            <w:r>
+              <w:rPr>
+                <w:rtl w:val="0"/>
+              </w:rPr>
             </w:r>
           </w:p>
         </w:tc>
@@ -14109,22 +14053,14 @@
             </w:pPr>
             <w:r>
               <w:rPr>
-                <w:rFonts w:ascii="Cambria" w:cs="Cambria" w:eastAsia="Cambria" w:hAnsi="Cambria"/>
-                <w:b w:val="0"/>
-                <w:bCs w:val="0"/>
-                <w:i w:val="0"/>
-                <w:iCs w:val="0"/>
-                <w:smallCaps w:val="0"/>
-                <w:strike w:val="0"/>
-                <w:color w:val="000000"/>
-                <w:sz w:val="24"/>
-                <w:szCs w:val="24"/>
-                <w:u w:val="none"/>
-                <w:shd w:fill="auto" w:val="clear"/>
-                <w:vertAlign w:val="baseline"/>
                 <w:rtl w:val="0"/>
               </w:rPr>
-              <w:t xml:space="preserve">C15</w:t>
+              <w:t xml:space="preserve">C12</w:t>
+            </w:r>
+            <w:r>
+              <w:rPr>
+                <w:rtl w:val="0"/>
+              </w:rPr>
             </w:r>
           </w:p>
         </w:tc>
@@ -14335,22 +14271,14 @@
             </w:pPr>
             <w:r>
               <w:rPr>
-                <w:rFonts w:ascii="Cambria" w:cs="Cambria" w:eastAsia="Cambria" w:hAnsi="Cambria"/>
-                <w:b w:val="0"/>
-                <w:bCs w:val="0"/>
-                <w:i w:val="0"/>
-                <w:iCs w:val="0"/>
-                <w:smallCaps w:val="0"/>
-                <w:strike w:val="0"/>
-                <w:color w:val="000000"/>
-                <w:sz w:val="24"/>
-                <w:szCs w:val="24"/>
-                <w:u w:val="none"/>
-                <w:shd w:fill="auto" w:val="clear"/>
-                <w:vertAlign w:val="baseline"/>
                 <w:rtl w:val="0"/>
               </w:rPr>
-              <w:t xml:space="preserve">C16</w:t>
+              <w:t xml:space="preserve">C13</w:t>
+            </w:r>
+            <w:r>
+              <w:rPr>
+                <w:rtl w:val="0"/>
+              </w:rPr>
             </w:r>
           </w:p>
         </w:tc>
@@ -14561,22 +14489,14 @@
             </w:pPr>
             <w:r>
               <w:rPr>
-                <w:rFonts w:ascii="Cambria" w:cs="Cambria" w:eastAsia="Cambria" w:hAnsi="Cambria"/>
-                <w:b w:val="0"/>
-                <w:bCs w:val="0"/>
-                <w:i w:val="0"/>
-                <w:iCs w:val="0"/>
-                <w:smallCaps w:val="0"/>
-                <w:strike w:val="0"/>
-                <w:color w:val="000000"/>
-                <w:sz w:val="24"/>
-                <w:szCs w:val="24"/>
-                <w:u w:val="none"/>
-                <w:shd w:fill="auto" w:val="clear"/>
-                <w:vertAlign w:val="baseline"/>
                 <w:rtl w:val="0"/>
               </w:rPr>
-              <w:t xml:space="preserve">C17</w:t>
+              <w:t xml:space="preserve">C14</w:t>
+            </w:r>
+            <w:r>
+              <w:rPr>
+                <w:rtl w:val="0"/>
+              </w:rPr>
             </w:r>
           </w:p>
         </w:tc>
@@ -14787,22 +14707,14 @@
             </w:pPr>
             <w:r>
               <w:rPr>
-                <w:rFonts w:ascii="Cambria" w:cs="Cambria" w:eastAsia="Cambria" w:hAnsi="Cambria"/>
-                <w:b w:val="0"/>
-                <w:bCs w:val="0"/>
-                <w:i w:val="0"/>
-                <w:iCs w:val="0"/>
-                <w:smallCaps w:val="0"/>
-                <w:strike w:val="0"/>
-                <w:color w:val="000000"/>
-                <w:sz w:val="24"/>
-                <w:szCs w:val="24"/>
-                <w:u w:val="none"/>
-                <w:shd w:fill="auto" w:val="clear"/>
-                <w:vertAlign w:val="baseline"/>
                 <w:rtl w:val="0"/>
               </w:rPr>
-              <w:t xml:space="preserve">C19</w:t>
+              <w:t xml:space="preserve">C15</w:t>
+            </w:r>
+            <w:r>
+              <w:rPr>
+                <w:rtl w:val="0"/>
+              </w:rPr>
             </w:r>
           </w:p>
         </w:tc>
@@ -15013,22 +14925,14 @@
             </w:pPr>
             <w:r>
               <w:rPr>
-                <w:rFonts w:ascii="Cambria" w:cs="Cambria" w:eastAsia="Cambria" w:hAnsi="Cambria"/>
-                <w:b w:val="0"/>
-                <w:bCs w:val="0"/>
-                <w:i w:val="0"/>
-                <w:iCs w:val="0"/>
-                <w:smallCaps w:val="0"/>
-                <w:strike w:val="0"/>
-                <w:color w:val="000000"/>
-                <w:sz w:val="24"/>
-                <w:szCs w:val="24"/>
-                <w:u w:val="none"/>
-                <w:shd w:fill="auto" w:val="clear"/>
-                <w:vertAlign w:val="baseline"/>
                 <w:rtl w:val="0"/>
               </w:rPr>
-              <w:t xml:space="preserve">C20</w:t>
+              <w:t xml:space="preserve">C16</w:t>
+            </w:r>
+            <w:r>
+              <w:rPr>
+                <w:rtl w:val="0"/>
+              </w:rPr>
             </w:r>
           </w:p>
         </w:tc>
@@ -15460,7 +15364,107 @@
           <w:vertAlign w:val="baseline"/>
           <w:rtl w:val="0"/>
         </w:rPr>
-        <w:t xml:space="preserve"> Synthesises C06, C07, C08, C09.</w:t>
+        <w:t xml:space="preserve"> Synthesises </w:t>
+      </w:r>
+      <w:r>
+        <w:rPr>
+          <w:rtl w:val="0"/>
+        </w:rPr>
+        <w:t xml:space="preserve">C05</w:t>
+      </w:r>
+      <w:r>
+        <w:rPr>
+          <w:rFonts w:ascii="Cambria" w:cs="Cambria" w:eastAsia="Cambria" w:hAnsi="Cambria"/>
+          <w:b w:val="0"/>
+          <w:bCs w:val="0"/>
+          <w:i w:val="0"/>
+          <w:iCs w:val="0"/>
+          <w:smallCaps w:val="0"/>
+          <w:strike w:val="0"/>
+          <w:color w:val="000000"/>
+          <w:sz w:val="24"/>
+          <w:szCs w:val="24"/>
+          <w:u w:val="none"/>
+          <w:shd w:fill="auto" w:val="clear"/>
+          <w:vertAlign w:val="baseline"/>
+          <w:rtl w:val="0"/>
+        </w:rPr>
+        <w:t xml:space="preserve">, </w:t>
+      </w:r>
+      <w:r>
+        <w:rPr>
+          <w:rtl w:val="0"/>
+        </w:rPr>
+        <w:t xml:space="preserve">C06</w:t>
+      </w:r>
+      <w:r>
+        <w:rPr>
+          <w:rFonts w:ascii="Cambria" w:cs="Cambria" w:eastAsia="Cambria" w:hAnsi="Cambria"/>
+          <w:b w:val="0"/>
+          <w:bCs w:val="0"/>
+          <w:i w:val="0"/>
+          <w:iCs w:val="0"/>
+          <w:smallCaps w:val="0"/>
+          <w:strike w:val="0"/>
+          <w:color w:val="000000"/>
+          <w:sz w:val="24"/>
+          <w:szCs w:val="24"/>
+          <w:u w:val="none"/>
+          <w:shd w:fill="auto" w:val="clear"/>
+          <w:vertAlign w:val="baseline"/>
+          <w:rtl w:val="0"/>
+        </w:rPr>
+        <w:t xml:space="preserve">, </w:t>
+      </w:r>
+      <w:r>
+        <w:rPr>
+          <w:rtl w:val="0"/>
+        </w:rPr>
+        <w:t xml:space="preserve">C07</w:t>
+      </w:r>
+      <w:r>
+        <w:rPr>
+          <w:rFonts w:ascii="Cambria" w:cs="Cambria" w:eastAsia="Cambria" w:hAnsi="Cambria"/>
+          <w:b w:val="0"/>
+          <w:bCs w:val="0"/>
+          <w:i w:val="0"/>
+          <w:iCs w:val="0"/>
+          <w:smallCaps w:val="0"/>
+          <w:strike w:val="0"/>
+          <w:color w:val="000000"/>
+          <w:sz w:val="24"/>
+          <w:szCs w:val="24"/>
+          <w:u w:val="none"/>
+          <w:shd w:fill="auto" w:val="clear"/>
+          <w:vertAlign w:val="baseline"/>
+          <w:rtl w:val="0"/>
+        </w:rPr>
+        <w:t xml:space="preserve">, </w:t>
+      </w:r>
+      <w:r>
+        <w:rPr>
+          <w:rtl w:val="0"/>
+        </w:rPr>
+        <w:t xml:space="preserve">C08</w:t>
+      </w:r>
+      <w:r>
+        <w:rPr>
+          <w:rFonts w:ascii="Cambria" w:cs="Cambria" w:eastAsia="Cambria" w:hAnsi="Cambria"/>
+          <w:b w:val="0"/>
+          <w:bCs w:val="0"/>
+          <w:i w:val="0"/>
+          <w:iCs w:val="0"/>
+          <w:smallCaps w:val="0"/>
+          <w:strike w:val="0"/>
+          <w:color w:val="000000"/>
+          <w:sz w:val="24"/>
+          <w:szCs w:val="24"/>
+          <w:u w:val="none"/>
+          <w:shd w:fill="auto" w:val="clear"/>
+          <w:vertAlign w:val="baseline"/>
+          <w:rtl w:val="0"/>
+        </w:rPr>
+        <w:t xml:space="preserve">.</w:t>
       </w:r>
     </w:p>
     <w:p>
@@ -15585,7 +15589,107 @@
           <w:vertAlign w:val="baseline"/>
           <w:rtl w:val="0"/>
         </w:rPr>
-        <w:t xml:space="preserve"> Synthesises C12, C13, C14, C15.</w:t>
+        <w:t xml:space="preserve"> Synthesises </w:t>
+      </w:r>
+      <w:r>
+        <w:rPr>
+          <w:rtl w:val="0"/>
+        </w:rPr>
+        <w:t xml:space="preserve">C09</w:t>
+      </w:r>
+      <w:r>
+        <w:rPr>
+          <w:rFonts w:ascii="Cambria" w:cs="Cambria" w:eastAsia="Cambria" w:hAnsi="Cambria"/>
+          <w:b w:val="0"/>
+          <w:bCs w:val="0"/>
+          <w:i w:val="0"/>
+          <w:iCs w:val="0"/>
+          <w:smallCaps w:val="0"/>
+          <w:strike w:val="0"/>
+          <w:color w:val="000000"/>
+          <w:sz w:val="24"/>
+          <w:szCs w:val="24"/>
+          <w:u w:val="none"/>
+          <w:shd w:fill="auto" w:val="clear"/>
+          <w:vertAlign w:val="baseline"/>
+          <w:rtl w:val="0"/>
+        </w:rPr>
+        <w:t xml:space="preserve">, </w:t>
+      </w:r>
+      <w:r>
+        <w:rPr>
+          <w:rtl w:val="0"/>
+        </w:rPr>
+        <w:t xml:space="preserve">C10</w:t>
+      </w:r>
+      <w:r>
+        <w:rPr>
+          <w:rFonts w:ascii="Cambria" w:cs="Cambria" w:eastAsia="Cambria" w:hAnsi="Cambria"/>
+          <w:b w:val="0"/>
+          <w:bCs w:val="0"/>
+          <w:i w:val="0"/>
+          <w:iCs w:val="0"/>
+          <w:smallCaps w:val="0"/>
+          <w:strike w:val="0"/>
+          <w:color w:val="000000"/>
+          <w:sz w:val="24"/>
+          <w:szCs w:val="24"/>
+          <w:u w:val="none"/>
+          <w:shd w:fill="auto" w:val="clear"/>
+          <w:vertAlign w:val="baseline"/>
+          <w:rtl w:val="0"/>
+        </w:rPr>
+        <w:t xml:space="preserve">, </w:t>
+      </w:r>
+      <w:r>
+        <w:rPr>
+          <w:rtl w:val="0"/>
+        </w:rPr>
+        <w:t xml:space="preserve">C11</w:t>
+      </w:r>
+      <w:r>
+        <w:rPr>
+          <w:rFonts w:ascii="Cambria" w:cs="Cambria" w:eastAsia="Cambria" w:hAnsi="Cambria"/>
+          <w:b w:val="0"/>
+          <w:bCs w:val="0"/>
+          <w:i w:val="0"/>
+          <w:iCs w:val="0"/>
+          <w:smallCaps w:val="0"/>
+          <w:strike w:val="0"/>
+          <w:color w:val="000000"/>
+          <w:sz w:val="24"/>
+          <w:szCs w:val="24"/>
+          <w:u w:val="none"/>
+          <w:shd w:fill="auto" w:val="clear"/>
+          <w:vertAlign w:val="baseline"/>
+          <w:rtl w:val="0"/>
+        </w:rPr>
+        <w:t xml:space="preserve">, </w:t>
+      </w:r>
+      <w:r>
+        <w:rPr>
+          <w:rtl w:val="0"/>
+        </w:rPr>
+        <w:t xml:space="preserve">C12</w:t>
+      </w:r>
+      <w:r>
+        <w:rPr>
+          <w:rFonts w:ascii="Cambria" w:cs="Cambria" w:eastAsia="Cambria" w:hAnsi="Cambria"/>
+          <w:b w:val="0"/>
+          <w:bCs w:val="0"/>
+          <w:i w:val="0"/>
+          <w:iCs w:val="0"/>
+          <w:smallCaps w:val="0"/>
+          <w:strike w:val="0"/>
+          <w:color w:val="000000"/>
+          <w:sz w:val="24"/>
+          <w:szCs w:val="24"/>
+          <w:u w:val="none"/>
+          <w:shd w:fill="auto" w:val="clear"/>
+          <w:vertAlign w:val="baseline"/>
+          <w:rtl w:val="0"/>
+        </w:rPr>
+        <w:t xml:space="preserve">.</w:t>
       </w:r>
     </w:p>
     <w:p>
@@ -15710,7 +15814,107 @@
           <w:vertAlign w:val="baseline"/>
           <w:rtl w:val="0"/>
         </w:rPr>
-        <w:t xml:space="preserve"> Synthesises C16, C17, C19, C20.</w:t>
+        <w:t xml:space="preserve"> Synthesises </w:t>
+      </w:r>
+      <w:r>
+        <w:rPr>
+          <w:rtl w:val="0"/>
+        </w:rPr>
+        <w:t xml:space="preserve">C13</w:t>
+      </w:r>
+      <w:r>
+        <w:rPr>
+          <w:rFonts w:ascii="Cambria" w:cs="Cambria" w:eastAsia="Cambria" w:hAnsi="Cambria"/>
+          <w:b w:val="0"/>
+          <w:bCs w:val="0"/>
+          <w:i w:val="0"/>
+          <w:iCs w:val="0"/>
+          <w:smallCaps w:val="0"/>
+          <w:strike w:val="0"/>
+          <w:color w:val="000000"/>
+          <w:sz w:val="24"/>
+          <w:szCs w:val="24"/>
+          <w:u w:val="none"/>
+          <w:shd w:fill="auto" w:val="clear"/>
+          <w:vertAlign w:val="baseline"/>
+          <w:rtl w:val="0"/>
+        </w:rPr>
+        <w:t xml:space="preserve">, </w:t>
+      </w:r>
+      <w:r>
+        <w:rPr>
+          <w:rtl w:val="0"/>
+        </w:rPr>
+        <w:t xml:space="preserve">C14</w:t>
+      </w:r>
+      <w:r>
+        <w:rPr>
+          <w:rFonts w:ascii="Cambria" w:cs="Cambria" w:eastAsia="Cambria" w:hAnsi="Cambria"/>
+          <w:b w:val="0"/>
+          <w:bCs w:val="0"/>
+          <w:i w:val="0"/>
+          <w:iCs w:val="0"/>
+          <w:smallCaps w:val="0"/>
+          <w:strike w:val="0"/>
+          <w:color w:val="000000"/>
+          <w:sz w:val="24"/>
+          <w:szCs w:val="24"/>
+          <w:u w:val="none"/>
+          <w:shd w:fill="auto" w:val="clear"/>
+          <w:vertAlign w:val="baseline"/>
+          <w:rtl w:val="0"/>
+        </w:rPr>
+        <w:t xml:space="preserve">, </w:t>
+      </w:r>
+      <w:r>
+        <w:rPr>
+          <w:rtl w:val="0"/>
+        </w:rPr>
+        <w:t xml:space="preserve">C15</w:t>
+      </w:r>
+      <w:r>
+        <w:rPr>
+          <w:rFonts w:ascii="Cambria" w:cs="Cambria" w:eastAsia="Cambria" w:hAnsi="Cambria"/>
+          <w:b w:val="0"/>
+          <w:bCs w:val="0"/>
+          <w:i w:val="0"/>
+          <w:iCs w:val="0"/>
+          <w:smallCaps w:val="0"/>
+          <w:strike w:val="0"/>
+          <w:color w:val="000000"/>
+          <w:sz w:val="24"/>
+          <w:szCs w:val="24"/>
+          <w:u w:val="none"/>
+          <w:shd w:fill="auto" w:val="clear"/>
+          <w:vertAlign w:val="baseline"/>
+          <w:rtl w:val="0"/>
+        </w:rPr>
+        <w:t xml:space="preserve">, </w:t>
+      </w:r>
+      <w:r>
+        <w:rPr>
+          <w:rtl w:val="0"/>
+        </w:rPr>
+        <w:t xml:space="preserve">C16</w:t>
+      </w:r>
+      <w:r>
+        <w:rPr>
+          <w:rFonts w:ascii="Cambria" w:cs="Cambria" w:eastAsia="Cambria" w:hAnsi="Cambria"/>
+          <w:b w:val="0"/>
+          <w:bCs w:val="0"/>
+          <w:i w:val="0"/>
+          <w:iCs w:val="0"/>
+          <w:smallCaps w:val="0"/>
+          <w:strike w:val="0"/>
+          <w:color w:val="000000"/>
+          <w:sz w:val="24"/>
+          <w:szCs w:val="24"/>
+          <w:u w:val="none"/>
+          <w:shd w:fill="auto" w:val="clear"/>
+          <w:vertAlign w:val="baseline"/>
+          <w:rtl w:val="0"/>
+        </w:rPr>
+        <w:t xml:space="preserve">.</w:t>
       </w:r>
     </w:p>
     <w:p>
@@ -22037,22 +22241,28 @@
             </w:pPr>
             <w:r>
               <w:rPr>
-                <w:rFonts w:ascii="Cambria" w:cs="Cambria" w:eastAsia="Cambria" w:hAnsi="Cambria"/>
-                <w:b w:val="0"/>
-                <w:bCs w:val="0"/>
-                <w:i w:val="0"/>
-                <w:iCs w:val="0"/>
-                <w:smallCaps w:val="0"/>
-                <w:strike w:val="0"/>
-                <w:color w:val="000000"/>
-                <w:sz w:val="24"/>
-                <w:szCs w:val="24"/>
-                <w:u w:val="none"/>
-                <w:shd w:fill="auto" w:val="clear"/>
-                <w:vertAlign w:val="baseline"/>
                 <w:rtl w:val="0"/>
               </w:rPr>
-              <w:t xml:space="preserve">C13 U</w:t>
+              <w:t xml:space="preserve">C10</w:t>
+            </w:r>
+            <w:r>
+              <w:rPr>
+                <w:rFonts w:ascii="Cambria" w:cs="Cambria" w:eastAsia="Cambria" w:hAnsi="Cambria"/>
+                <w:b w:val="0"/>
+                <w:bCs w:val="0"/>
+                <w:i w:val="0"/>
+                <w:iCs w:val="0"/>
+                <w:smallCaps w:val="0"/>
+                <w:strike w:val="0"/>
+                <w:color w:val="000000"/>
+                <w:sz w:val="24"/>
+                <w:szCs w:val="24"/>
+                <w:u w:val="none"/>
+                <w:shd w:fill="auto" w:val="clear"/>
+                <w:vertAlign w:val="baseline"/>
+                <w:rtl w:val="0"/>
+              </w:rPr>
+              <w:t xml:space="preserve"> U</w:t>
             </w:r>
           </w:p>
         </w:tc>
@@ -22208,22 +22418,28 @@
             </w:pPr>
             <w:r>
               <w:rPr>
-                <w:rFonts w:ascii="Cambria" w:cs="Cambria" w:eastAsia="Cambria" w:hAnsi="Cambria"/>
-                <w:b w:val="0"/>
-                <w:bCs w:val="0"/>
-                <w:i w:val="0"/>
-                <w:iCs w:val="0"/>
-                <w:smallCaps w:val="0"/>
-                <w:strike w:val="0"/>
-                <w:color w:val="000000"/>
-                <w:sz w:val="24"/>
-                <w:szCs w:val="24"/>
-                <w:u w:val="none"/>
-                <w:shd w:fill="auto" w:val="clear"/>
-                <w:vertAlign w:val="baseline"/>
                 <w:rtl w:val="0"/>
               </w:rPr>
-              <w:t xml:space="preserve">C06 R</w:t>
+              <w:t xml:space="preserve">C05</w:t>
+            </w:r>
+            <w:r>
+              <w:rPr>
+                <w:rFonts w:ascii="Cambria" w:cs="Cambria" w:eastAsia="Cambria" w:hAnsi="Cambria"/>
+                <w:b w:val="0"/>
+                <w:bCs w:val="0"/>
+                <w:i w:val="0"/>
+                <w:iCs w:val="0"/>
+                <w:smallCaps w:val="0"/>
+                <w:strike w:val="0"/>
+                <w:color w:val="000000"/>
+                <w:sz w:val="24"/>
+                <w:szCs w:val="24"/>
+                <w:u w:val="none"/>
+                <w:shd w:fill="auto" w:val="clear"/>
+                <w:vertAlign w:val="baseline"/>
+                <w:rtl w:val="0"/>
+              </w:rPr>
+              <w:t xml:space="preserve"> R</w:t>
             </w:r>
           </w:p>
         </w:tc>
@@ -22378,22 +22594,28 @@
             </w:pPr>
             <w:r>
               <w:rPr>
-                <w:rFonts w:ascii="Cambria" w:cs="Cambria" w:eastAsia="Cambria" w:hAnsi="Cambria"/>
-                <w:b w:val="0"/>
-                <w:bCs w:val="0"/>
-                <w:i w:val="0"/>
-                <w:iCs w:val="0"/>
-                <w:smallCaps w:val="0"/>
-                <w:strike w:val="0"/>
-                <w:color w:val="000000"/>
-                <w:sz w:val="24"/>
-                <w:szCs w:val="24"/>
-                <w:u w:val="none"/>
-                <w:shd w:fill="auto" w:val="clear"/>
-                <w:vertAlign w:val="baseline"/>
                 <w:rtl w:val="0"/>
               </w:rPr>
-              <w:t xml:space="preserve">C17 R</w:t>
+              <w:t xml:space="preserve">C14</w:t>
+            </w:r>
+            <w:r>
+              <w:rPr>
+                <w:rFonts w:ascii="Cambria" w:cs="Cambria" w:eastAsia="Cambria" w:hAnsi="Cambria"/>
+                <w:b w:val="0"/>
+                <w:bCs w:val="0"/>
+                <w:i w:val="0"/>
+                <w:iCs w:val="0"/>
+                <w:smallCaps w:val="0"/>
+                <w:strike w:val="0"/>
+                <w:color w:val="000000"/>
+                <w:sz w:val="24"/>
+                <w:szCs w:val="24"/>
+                <w:u w:val="none"/>
+                <w:shd w:fill="auto" w:val="clear"/>
+                <w:vertAlign w:val="baseline"/>
+                <w:rtl w:val="0"/>
+              </w:rPr>
+              <w:t xml:space="preserve"> R</w:t>
             </w:r>
           </w:p>
         </w:tc>
@@ -22488,22 +22710,28 @@
             </w:pPr>
             <w:r>
               <w:rPr>
-                <w:rFonts w:ascii="Cambria" w:cs="Cambria" w:eastAsia="Cambria" w:hAnsi="Cambria"/>
-                <w:b w:val="0"/>
-                <w:bCs w:val="0"/>
-                <w:i w:val="0"/>
-                <w:iCs w:val="0"/>
-                <w:smallCaps w:val="0"/>
-                <w:strike w:val="0"/>
-                <w:color w:val="000000"/>
-                <w:sz w:val="24"/>
-                <w:szCs w:val="24"/>
-                <w:u w:val="none"/>
-                <w:shd w:fill="auto" w:val="clear"/>
-                <w:vertAlign w:val="baseline"/>
                 <w:rtl w:val="0"/>
               </w:rPr>
-              <w:t xml:space="preserve">C07 R</w:t>
+              <w:t xml:space="preserve">C06</w:t>
+            </w:r>
+            <w:r>
+              <w:rPr>
+                <w:rFonts w:ascii="Cambria" w:cs="Cambria" w:eastAsia="Cambria" w:hAnsi="Cambria"/>
+                <w:b w:val="0"/>
+                <w:bCs w:val="0"/>
+                <w:i w:val="0"/>
+                <w:iCs w:val="0"/>
+                <w:smallCaps w:val="0"/>
+                <w:strike w:val="0"/>
+                <w:color w:val="000000"/>
+                <w:sz w:val="24"/>
+                <w:szCs w:val="24"/>
+                <w:u w:val="none"/>
+                <w:shd w:fill="auto" w:val="clear"/>
+                <w:vertAlign w:val="baseline"/>
+                <w:rtl w:val="0"/>
+              </w:rPr>
+              <w:t xml:space="preserve"> R</w:t>
             </w:r>
           </w:p>
         </w:tc>
@@ -22598,22 +22826,28 @@
             </w:pPr>
             <w:r>
               <w:rPr>
-                <w:rFonts w:ascii="Cambria" w:cs="Cambria" w:eastAsia="Cambria" w:hAnsi="Cambria"/>
-                <w:b w:val="0"/>
-                <w:bCs w:val="0"/>
-                <w:i w:val="0"/>
-                <w:iCs w:val="0"/>
-                <w:smallCaps w:val="0"/>
-                <w:strike w:val="0"/>
-                <w:color w:val="000000"/>
-                <w:sz w:val="24"/>
-                <w:szCs w:val="24"/>
-                <w:u w:val="none"/>
-                <w:shd w:fill="auto" w:val="clear"/>
-                <w:vertAlign w:val="baseline"/>
                 <w:rtl w:val="0"/>
               </w:rPr>
-              <w:t xml:space="preserve">C06 R</w:t>
+              <w:t xml:space="preserve">C05</w:t>
+            </w:r>
+            <w:r>
+              <w:rPr>
+                <w:rFonts w:ascii="Cambria" w:cs="Cambria" w:eastAsia="Cambria" w:hAnsi="Cambria"/>
+                <w:b w:val="0"/>
+                <w:bCs w:val="0"/>
+                <w:i w:val="0"/>
+                <w:iCs w:val="0"/>
+                <w:smallCaps w:val="0"/>
+                <w:strike w:val="0"/>
+                <w:color w:val="000000"/>
+                <w:sz w:val="24"/>
+                <w:szCs w:val="24"/>
+                <w:u w:val="none"/>
+                <w:shd w:fill="auto" w:val="clear"/>
+                <w:vertAlign w:val="baseline"/>
+                <w:rtl w:val="0"/>
+              </w:rPr>
+              <w:t xml:space="preserve"> R</w:t>
             </w:r>
           </w:p>
         </w:tc>
@@ -22824,22 +23058,28 @@
             </w:pPr>
             <w:r>
               <w:rPr>
-                <w:rFonts w:ascii="Cambria" w:cs="Cambria" w:eastAsia="Cambria" w:hAnsi="Cambria"/>
-                <w:b w:val="0"/>
-                <w:bCs w:val="0"/>
-                <w:i w:val="0"/>
-                <w:iCs w:val="0"/>
-                <w:smallCaps w:val="0"/>
-                <w:strike w:val="0"/>
-                <w:color w:val="000000"/>
-                <w:sz w:val="24"/>
-                <w:szCs w:val="24"/>
-                <w:u w:val="none"/>
-                <w:shd w:fill="auto" w:val="clear"/>
-                <w:vertAlign w:val="baseline"/>
                 <w:rtl w:val="0"/>
               </w:rPr>
-              <w:t xml:space="preserve">C08 R</w:t>
+              <w:t xml:space="preserve">C07</w:t>
+            </w:r>
+            <w:r>
+              <w:rPr>
+                <w:rFonts w:ascii="Cambria" w:cs="Cambria" w:eastAsia="Cambria" w:hAnsi="Cambria"/>
+                <w:b w:val="0"/>
+                <w:bCs w:val="0"/>
+                <w:i w:val="0"/>
+                <w:iCs w:val="0"/>
+                <w:smallCaps w:val="0"/>
+                <w:strike w:val="0"/>
+                <w:color w:val="000000"/>
+                <w:sz w:val="24"/>
+                <w:szCs w:val="24"/>
+                <w:u w:val="none"/>
+                <w:shd w:fill="auto" w:val="clear"/>
+                <w:vertAlign w:val="baseline"/>
+                <w:rtl w:val="0"/>
+              </w:rPr>
+              <w:t xml:space="preserve"> R</w:t>
             </w:r>
           </w:p>
         </w:tc>
@@ -22879,22 +23119,28 @@
             </w:pPr>
             <w:r>
               <w:rPr>
-                <w:rFonts w:ascii="Cambria" w:cs="Cambria" w:eastAsia="Cambria" w:hAnsi="Cambria"/>
-                <w:b w:val="0"/>
-                <w:bCs w:val="0"/>
-                <w:i w:val="0"/>
-                <w:iCs w:val="0"/>
-                <w:smallCaps w:val="0"/>
-                <w:strike w:val="0"/>
-                <w:color w:val="000000"/>
-                <w:sz w:val="24"/>
-                <w:szCs w:val="24"/>
-                <w:u w:val="none"/>
-                <w:shd w:fill="auto" w:val="clear"/>
-                <w:vertAlign w:val="baseline"/>
                 <w:rtl w:val="0"/>
               </w:rPr>
-              <w:t xml:space="preserve">C12 U</w:t>
+              <w:t xml:space="preserve">C09</w:t>
+            </w:r>
+            <w:r>
+              <w:rPr>
+                <w:rFonts w:ascii="Cambria" w:cs="Cambria" w:eastAsia="Cambria" w:hAnsi="Cambria"/>
+                <w:b w:val="0"/>
+                <w:bCs w:val="0"/>
+                <w:i w:val="0"/>
+                <w:iCs w:val="0"/>
+                <w:smallCaps w:val="0"/>
+                <w:strike w:val="0"/>
+                <w:color w:val="000000"/>
+                <w:sz w:val="24"/>
+                <w:szCs w:val="24"/>
+                <w:u w:val="none"/>
+                <w:shd w:fill="auto" w:val="clear"/>
+                <w:vertAlign w:val="baseline"/>
+                <w:rtl w:val="0"/>
+              </w:rPr>
+              <w:t xml:space="preserve"> U</w:t>
             </w:r>
           </w:p>
         </w:tc>
@@ -22934,22 +23180,28 @@
             </w:pPr>
             <w:r>
               <w:rPr>
-                <w:rFonts w:ascii="Cambria" w:cs="Cambria" w:eastAsia="Cambria" w:hAnsi="Cambria"/>
-                <w:b w:val="0"/>
-                <w:bCs w:val="0"/>
-                <w:i w:val="0"/>
-                <w:iCs w:val="0"/>
-                <w:smallCaps w:val="0"/>
-                <w:strike w:val="0"/>
-                <w:color w:val="000000"/>
-                <w:sz w:val="24"/>
-                <w:szCs w:val="24"/>
-                <w:u w:val="none"/>
-                <w:shd w:fill="auto" w:val="clear"/>
-                <w:vertAlign w:val="baseline"/>
                 <w:rtl w:val="0"/>
               </w:rPr>
-              <w:t xml:space="preserve">C09 R</w:t>
+              <w:t xml:space="preserve">C08</w:t>
+            </w:r>
+            <w:r>
+              <w:rPr>
+                <w:rFonts w:ascii="Cambria" w:cs="Cambria" w:eastAsia="Cambria" w:hAnsi="Cambria"/>
+                <w:b w:val="0"/>
+                <w:bCs w:val="0"/>
+                <w:i w:val="0"/>
+                <w:iCs w:val="0"/>
+                <w:smallCaps w:val="0"/>
+                <w:strike w:val="0"/>
+                <w:color w:val="000000"/>
+                <w:sz w:val="24"/>
+                <w:szCs w:val="24"/>
+                <w:u w:val="none"/>
+                <w:shd w:fill="auto" w:val="clear"/>
+                <w:vertAlign w:val="baseline"/>
+                <w:rtl w:val="0"/>
+              </w:rPr>
+              <w:t xml:space="preserve"> R</w:t>
             </w:r>
           </w:p>
         </w:tc>
@@ -23049,22 +23301,28 @@
             </w:pPr>
             <w:r>
               <w:rPr>
-                <w:rFonts w:ascii="Cambria" w:cs="Cambria" w:eastAsia="Cambria" w:hAnsi="Cambria"/>
-                <w:b w:val="0"/>
-                <w:bCs w:val="0"/>
-                <w:i w:val="0"/>
-                <w:iCs w:val="0"/>
-                <w:smallCaps w:val="0"/>
-                <w:strike w:val="0"/>
-                <w:color w:val="000000"/>
-                <w:sz w:val="24"/>
-                <w:szCs w:val="24"/>
-                <w:u w:val="none"/>
-                <w:shd w:fill="auto" w:val="clear"/>
-                <w:vertAlign w:val="baseline"/>
                 <w:rtl w:val="0"/>
               </w:rPr>
-              <w:t xml:space="preserve">C20 R</w:t>
+              <w:t xml:space="preserve">C16</w:t>
+            </w:r>
+            <w:r>
+              <w:rPr>
+                <w:rFonts w:ascii="Cambria" w:cs="Cambria" w:eastAsia="Cambria" w:hAnsi="Cambria"/>
+                <w:b w:val="0"/>
+                <w:bCs w:val="0"/>
+                <w:i w:val="0"/>
+                <w:iCs w:val="0"/>
+                <w:smallCaps w:val="0"/>
+                <w:strike w:val="0"/>
+                <w:color w:val="000000"/>
+                <w:sz w:val="24"/>
+                <w:szCs w:val="24"/>
+                <w:u w:val="none"/>
+                <w:shd w:fill="auto" w:val="clear"/>
+                <w:vertAlign w:val="baseline"/>
+                <w:rtl w:val="0"/>
+              </w:rPr>
+              <w:t xml:space="preserve"> R</w:t>
             </w:r>
           </w:p>
         </w:tc>
@@ -23275,22 +23533,28 @@
             </w:pPr>
             <w:r>
               <w:rPr>
-                <w:rFonts w:ascii="Cambria" w:cs="Cambria" w:eastAsia="Cambria" w:hAnsi="Cambria"/>
-                <w:b w:val="0"/>
-                <w:bCs w:val="0"/>
-                <w:i w:val="0"/>
-                <w:iCs w:val="0"/>
-                <w:smallCaps w:val="0"/>
-                <w:strike w:val="0"/>
-                <w:color w:val="000000"/>
-                <w:sz w:val="24"/>
-                <w:szCs w:val="24"/>
-                <w:u w:val="none"/>
-                <w:shd w:fill="auto" w:val="clear"/>
-                <w:vertAlign w:val="baseline"/>
                 <w:rtl w:val="0"/>
               </w:rPr>
-              <w:t xml:space="preserve">C13 U</w:t>
+              <w:t xml:space="preserve">C10</w:t>
+            </w:r>
+            <w:r>
+              <w:rPr>
+                <w:rFonts w:ascii="Cambria" w:cs="Cambria" w:eastAsia="Cambria" w:hAnsi="Cambria"/>
+                <w:b w:val="0"/>
+                <w:bCs w:val="0"/>
+                <w:i w:val="0"/>
+                <w:iCs w:val="0"/>
+                <w:smallCaps w:val="0"/>
+                <w:strike w:val="0"/>
+                <w:color w:val="000000"/>
+                <w:sz w:val="24"/>
+                <w:szCs w:val="24"/>
+                <w:u w:val="none"/>
+                <w:shd w:fill="auto" w:val="clear"/>
+                <w:vertAlign w:val="baseline"/>
+                <w:rtl w:val="0"/>
+              </w:rPr>
+              <w:t xml:space="preserve"> U</w:t>
             </w:r>
           </w:p>
         </w:tc>
@@ -23445,22 +23709,28 @@
             </w:pPr>
             <w:r>
               <w:rPr>
-                <w:rFonts w:ascii="Cambria" w:cs="Cambria" w:eastAsia="Cambria" w:hAnsi="Cambria"/>
-                <w:b w:val="0"/>
-                <w:bCs w:val="0"/>
-                <w:i w:val="0"/>
-                <w:iCs w:val="0"/>
-                <w:smallCaps w:val="0"/>
-                <w:strike w:val="0"/>
-                <w:color w:val="000000"/>
-                <w:sz w:val="24"/>
-                <w:szCs w:val="24"/>
-                <w:u w:val="none"/>
-                <w:shd w:fill="auto" w:val="clear"/>
-                <w:vertAlign w:val="baseline"/>
                 <w:rtl w:val="0"/>
               </w:rPr>
-              <w:t xml:space="preserve">C15 R</w:t>
+              <w:t xml:space="preserve">C12</w:t>
+            </w:r>
+            <w:r>
+              <w:rPr>
+                <w:rFonts w:ascii="Cambria" w:cs="Cambria" w:eastAsia="Cambria" w:hAnsi="Cambria"/>
+                <w:b w:val="0"/>
+                <w:bCs w:val="0"/>
+                <w:i w:val="0"/>
+                <w:iCs w:val="0"/>
+                <w:smallCaps w:val="0"/>
+                <w:strike w:val="0"/>
+                <w:color w:val="000000"/>
+                <w:sz w:val="24"/>
+                <w:szCs w:val="24"/>
+                <w:u w:val="none"/>
+                <w:shd w:fill="auto" w:val="clear"/>
+                <w:vertAlign w:val="baseline"/>
+                <w:rtl w:val="0"/>
+              </w:rPr>
+              <w:t xml:space="preserve"> R</w:t>
             </w:r>
           </w:p>
         </w:tc>
@@ -23500,22 +23770,28 @@
             </w:pPr>
             <w:r>
               <w:rPr>
-                <w:rFonts w:ascii="Cambria" w:cs="Cambria" w:eastAsia="Cambria" w:hAnsi="Cambria"/>
-                <w:b w:val="0"/>
-                <w:bCs w:val="0"/>
-                <w:i w:val="0"/>
-                <w:iCs w:val="0"/>
-                <w:smallCaps w:val="0"/>
-                <w:strike w:val="0"/>
-                <w:color w:val="000000"/>
-                <w:sz w:val="24"/>
-                <w:szCs w:val="24"/>
-                <w:u w:val="none"/>
-                <w:shd w:fill="auto" w:val="clear"/>
-                <w:vertAlign w:val="baseline"/>
                 <w:rtl w:val="0"/>
               </w:rPr>
-              <w:t xml:space="preserve">C14 U</w:t>
+              <w:t xml:space="preserve">C11</w:t>
+            </w:r>
+            <w:r>
+              <w:rPr>
+                <w:rFonts w:ascii="Cambria" w:cs="Cambria" w:eastAsia="Cambria" w:hAnsi="Cambria"/>
+                <w:b w:val="0"/>
+                <w:bCs w:val="0"/>
+                <w:i w:val="0"/>
+                <w:iCs w:val="0"/>
+                <w:smallCaps w:val="0"/>
+                <w:strike w:val="0"/>
+                <w:color w:val="000000"/>
+                <w:sz w:val="24"/>
+                <w:szCs w:val="24"/>
+                <w:u w:val="none"/>
+                <w:shd w:fill="auto" w:val="clear"/>
+                <w:vertAlign w:val="baseline"/>
+                <w:rtl w:val="0"/>
+              </w:rPr>
+              <w:t xml:space="preserve"> U</w:t>
             </w:r>
           </w:p>
         </w:tc>
@@ -23610,22 +23886,28 @@
             </w:pPr>
             <w:r>
               <w:rPr>
-                <w:rFonts w:ascii="Cambria" w:cs="Cambria" w:eastAsia="Cambria" w:hAnsi="Cambria"/>
-                <w:b w:val="0"/>
-                <w:bCs w:val="0"/>
-                <w:i w:val="0"/>
-                <w:iCs w:val="0"/>
-                <w:smallCaps w:val="0"/>
-                <w:strike w:val="0"/>
-                <w:color w:val="000000"/>
-                <w:sz w:val="24"/>
-                <w:szCs w:val="24"/>
-                <w:u w:val="none"/>
-                <w:shd w:fill="auto" w:val="clear"/>
-                <w:vertAlign w:val="baseline"/>
                 <w:rtl w:val="0"/>
               </w:rPr>
-              <w:t xml:space="preserve">C12 R</w:t>
+              <w:t xml:space="preserve">C09</w:t>
+            </w:r>
+            <w:r>
+              <w:rPr>
+                <w:rFonts w:ascii="Cambria" w:cs="Cambria" w:eastAsia="Cambria" w:hAnsi="Cambria"/>
+                <w:b w:val="0"/>
+                <w:bCs w:val="0"/>
+                <w:i w:val="0"/>
+                <w:iCs w:val="0"/>
+                <w:smallCaps w:val="0"/>
+                <w:strike w:val="0"/>
+                <w:color w:val="000000"/>
+                <w:sz w:val="24"/>
+                <w:szCs w:val="24"/>
+                <w:u w:val="none"/>
+                <w:shd w:fill="auto" w:val="clear"/>
+                <w:vertAlign w:val="baseline"/>
+                <w:rtl w:val="0"/>
+              </w:rPr>
+              <w:t xml:space="preserve"> R</w:t>
             </w:r>
           </w:p>
         </w:tc>
@@ -23726,22 +24008,28 @@
             </w:pPr>
             <w:r>
               <w:rPr>
-                <w:rFonts w:ascii="Cambria" w:cs="Cambria" w:eastAsia="Cambria" w:hAnsi="Cambria"/>
-                <w:b w:val="0"/>
-                <w:bCs w:val="0"/>
-                <w:i w:val="0"/>
-                <w:iCs w:val="0"/>
-                <w:smallCaps w:val="0"/>
-                <w:strike w:val="0"/>
-                <w:color w:val="000000"/>
-                <w:sz w:val="24"/>
-                <w:szCs w:val="24"/>
-                <w:u w:val="none"/>
-                <w:shd w:fill="auto" w:val="clear"/>
-                <w:vertAlign w:val="baseline"/>
                 <w:rtl w:val="0"/>
               </w:rPr>
-              <w:t xml:space="preserve">C19 U</w:t>
+              <w:t xml:space="preserve">C15</w:t>
+            </w:r>
+            <w:r>
+              <w:rPr>
+                <w:rFonts w:ascii="Cambria" w:cs="Cambria" w:eastAsia="Cambria" w:hAnsi="Cambria"/>
+                <w:b w:val="0"/>
+                <w:bCs w:val="0"/>
+                <w:i w:val="0"/>
+                <w:iCs w:val="0"/>
+                <w:smallCaps w:val="0"/>
+                <w:strike w:val="0"/>
+                <w:color w:val="000000"/>
+                <w:sz w:val="24"/>
+                <w:szCs w:val="24"/>
+                <w:u w:val="none"/>
+                <w:shd w:fill="auto" w:val="clear"/>
+                <w:vertAlign w:val="baseline"/>
+                <w:rtl w:val="0"/>
+              </w:rPr>
+              <w:t xml:space="preserve"> U</w:t>
             </w:r>
           </w:p>
         </w:tc>
@@ -23781,22 +24069,28 @@
             </w:pPr>
             <w:r>
               <w:rPr>
-                <w:rFonts w:ascii="Cambria" w:cs="Cambria" w:eastAsia="Cambria" w:hAnsi="Cambria"/>
-                <w:b w:val="0"/>
-                <w:bCs w:val="0"/>
-                <w:i w:val="0"/>
-                <w:iCs w:val="0"/>
-                <w:smallCaps w:val="0"/>
-                <w:strike w:val="0"/>
-                <w:color w:val="000000"/>
-                <w:sz w:val="24"/>
-                <w:szCs w:val="24"/>
-                <w:u w:val="none"/>
-                <w:shd w:fill="auto" w:val="clear"/>
-                <w:vertAlign w:val="baseline"/>
                 <w:rtl w:val="0"/>
               </w:rPr>
-              <w:t xml:space="preserve">C09 U</w:t>
+              <w:t xml:space="preserve">C08</w:t>
+            </w:r>
+            <w:r>
+              <w:rPr>
+                <w:rFonts w:ascii="Cambria" w:cs="Cambria" w:eastAsia="Cambria" w:hAnsi="Cambria"/>
+                <w:b w:val="0"/>
+                <w:bCs w:val="0"/>
+                <w:i w:val="0"/>
+                <w:iCs w:val="0"/>
+                <w:smallCaps w:val="0"/>
+                <w:strike w:val="0"/>
+                <w:color w:val="000000"/>
+                <w:sz w:val="24"/>
+                <w:szCs w:val="24"/>
+                <w:u w:val="none"/>
+                <w:shd w:fill="auto" w:val="clear"/>
+                <w:vertAlign w:val="baseline"/>
+                <w:rtl w:val="0"/>
+              </w:rPr>
+              <w:t xml:space="preserve"> U</w:t>
             </w:r>
           </w:p>
         </w:tc>
@@ -24232,22 +24526,28 @@
             </w:pPr>
             <w:r>
               <w:rPr>
-                <w:rFonts w:ascii="Cambria" w:cs="Cambria" w:eastAsia="Cambria" w:hAnsi="Cambria"/>
-                <w:b w:val="0"/>
-                <w:bCs w:val="0"/>
-                <w:i w:val="0"/>
-                <w:iCs w:val="0"/>
-                <w:smallCaps w:val="0"/>
-                <w:strike w:val="0"/>
-                <w:color w:val="000000"/>
-                <w:sz w:val="24"/>
-                <w:szCs w:val="24"/>
-                <w:u w:val="none"/>
-                <w:shd w:fill="auto" w:val="clear"/>
-                <w:vertAlign w:val="baseline"/>
                 <w:rtl w:val="0"/>
               </w:rPr>
-              <w:t xml:space="preserve">C07 R</w:t>
+              <w:t xml:space="preserve">C06</w:t>
+            </w:r>
+            <w:r>
+              <w:rPr>
+                <w:rFonts w:ascii="Cambria" w:cs="Cambria" w:eastAsia="Cambria" w:hAnsi="Cambria"/>
+                <w:b w:val="0"/>
+                <w:bCs w:val="0"/>
+                <w:i w:val="0"/>
+                <w:iCs w:val="0"/>
+                <w:smallCaps w:val="0"/>
+                <w:strike w:val="0"/>
+                <w:color w:val="000000"/>
+                <w:sz w:val="24"/>
+                <w:szCs w:val="24"/>
+                <w:u w:val="none"/>
+                <w:shd w:fill="auto" w:val="clear"/>
+                <w:vertAlign w:val="baseline"/>
+                <w:rtl w:val="0"/>
+              </w:rPr>
+              <w:t xml:space="preserve"> R</w:t>
             </w:r>
           </w:p>
         </w:tc>
@@ -24397,22 +24697,28 @@
             </w:pPr>
             <w:r>
               <w:rPr>
-                <w:rFonts w:ascii="Cambria" w:cs="Cambria" w:eastAsia="Cambria" w:hAnsi="Cambria"/>
-                <w:b w:val="0"/>
-                <w:bCs w:val="0"/>
-                <w:i w:val="0"/>
-                <w:iCs w:val="0"/>
-                <w:smallCaps w:val="0"/>
-                <w:strike w:val="0"/>
-                <w:color w:val="000000"/>
-                <w:sz w:val="24"/>
-                <w:szCs w:val="24"/>
-                <w:u w:val="none"/>
-                <w:shd w:fill="auto" w:val="clear"/>
-                <w:vertAlign w:val="baseline"/>
                 <w:rtl w:val="0"/>
               </w:rPr>
-              <w:t xml:space="preserve">C14 R</w:t>
+              <w:t xml:space="preserve">C11</w:t>
+            </w:r>
+            <w:r>
+              <w:rPr>
+                <w:rFonts w:ascii="Cambria" w:cs="Cambria" w:eastAsia="Cambria" w:hAnsi="Cambria"/>
+                <w:b w:val="0"/>
+                <w:bCs w:val="0"/>
+                <w:i w:val="0"/>
+                <w:iCs w:val="0"/>
+                <w:smallCaps w:val="0"/>
+                <w:strike w:val="0"/>
+                <w:color w:val="000000"/>
+                <w:sz w:val="24"/>
+                <w:szCs w:val="24"/>
+                <w:u w:val="none"/>
+                <w:shd w:fill="auto" w:val="clear"/>
+                <w:vertAlign w:val="baseline"/>
+                <w:rtl w:val="0"/>
+              </w:rPr>
+              <w:t xml:space="preserve"> R</w:t>
             </w:r>
           </w:p>
         </w:tc>
@@ -24622,22 +24928,28 @@
             </w:pPr>
             <w:r>
               <w:rPr>
-                <w:rFonts w:ascii="Cambria" w:cs="Cambria" w:eastAsia="Cambria" w:hAnsi="Cambria"/>
-                <w:b w:val="0"/>
-                <w:bCs w:val="0"/>
-                <w:i w:val="0"/>
-                <w:iCs w:val="0"/>
-                <w:smallCaps w:val="0"/>
-                <w:strike w:val="0"/>
-                <w:color w:val="000000"/>
-                <w:sz w:val="24"/>
-                <w:szCs w:val="24"/>
-                <w:u w:val="none"/>
-                <w:shd w:fill="auto" w:val="clear"/>
-                <w:vertAlign w:val="baseline"/>
                 <w:rtl w:val="0"/>
               </w:rPr>
-              <w:t xml:space="preserve">C20 R</w:t>
+              <w:t xml:space="preserve">C16</w:t>
+            </w:r>
+            <w:r>
+              <w:rPr>
+                <w:rFonts w:ascii="Cambria" w:cs="Cambria" w:eastAsia="Cambria" w:hAnsi="Cambria"/>
+                <w:b w:val="0"/>
+                <w:bCs w:val="0"/>
+                <w:i w:val="0"/>
+                <w:iCs w:val="0"/>
+                <w:smallCaps w:val="0"/>
+                <w:strike w:val="0"/>
+                <w:color w:val="000000"/>
+                <w:sz w:val="24"/>
+                <w:szCs w:val="24"/>
+                <w:u w:val="none"/>
+                <w:shd w:fill="auto" w:val="clear"/>
+                <w:vertAlign w:val="baseline"/>
+                <w:rtl w:val="0"/>
+              </w:rPr>
+              <w:t xml:space="preserve"> R</w:t>
             </w:r>
           </w:p>
         </w:tc>
@@ -24958,22 +25270,28 @@
             </w:pPr>
             <w:r>
               <w:rPr>
-                <w:rFonts w:ascii="Cambria" w:cs="Cambria" w:eastAsia="Cambria" w:hAnsi="Cambria"/>
-                <w:b w:val="0"/>
-                <w:bCs w:val="0"/>
-                <w:i w:val="0"/>
-                <w:iCs w:val="0"/>
-                <w:smallCaps w:val="0"/>
-                <w:strike w:val="0"/>
-                <w:color w:val="000000"/>
-                <w:sz w:val="24"/>
-                <w:szCs w:val="24"/>
-                <w:u w:val="none"/>
-                <w:shd w:fill="auto" w:val="clear"/>
-                <w:vertAlign w:val="baseline"/>
                 <w:rtl w:val="0"/>
               </w:rPr>
-              <w:t xml:space="preserve">C17 R</w:t>
+              <w:t xml:space="preserve">C14</w:t>
+            </w:r>
+            <w:r>
+              <w:rPr>
+                <w:rFonts w:ascii="Cambria" w:cs="Cambria" w:eastAsia="Cambria" w:hAnsi="Cambria"/>
+                <w:b w:val="0"/>
+                <w:bCs w:val="0"/>
+                <w:i w:val="0"/>
+                <w:iCs w:val="0"/>
+                <w:smallCaps w:val="0"/>
+                <w:strike w:val="0"/>
+                <w:color w:val="000000"/>
+                <w:sz w:val="24"/>
+                <w:szCs w:val="24"/>
+                <w:u w:val="none"/>
+                <w:shd w:fill="auto" w:val="clear"/>
+                <w:vertAlign w:val="baseline"/>
+                <w:rtl w:val="0"/>
+              </w:rPr>
+              <w:t xml:space="preserve"> R</w:t>
             </w:r>
           </w:p>
         </w:tc>
@@ -25068,22 +25386,28 @@
             </w:pPr>
             <w:r>
               <w:rPr>
-                <w:rFonts w:ascii="Cambria" w:cs="Cambria" w:eastAsia="Cambria" w:hAnsi="Cambria"/>
-                <w:b w:val="0"/>
-                <w:bCs w:val="0"/>
-                <w:i w:val="0"/>
-                <w:iCs w:val="0"/>
-                <w:smallCaps w:val="0"/>
-                <w:strike w:val="0"/>
-                <w:color w:val="000000"/>
-                <w:sz w:val="24"/>
-                <w:szCs w:val="24"/>
-                <w:u w:val="none"/>
-                <w:shd w:fill="auto" w:val="clear"/>
-                <w:vertAlign w:val="baseline"/>
                 <w:rtl w:val="0"/>
               </w:rPr>
-              <w:t xml:space="preserve">C16 R</w:t>
+              <w:t xml:space="preserve">C13</w:t>
+            </w:r>
+            <w:r>
+              <w:rPr>
+                <w:rFonts w:ascii="Cambria" w:cs="Cambria" w:eastAsia="Cambria" w:hAnsi="Cambria"/>
+                <w:b w:val="0"/>
+                <w:bCs w:val="0"/>
+                <w:i w:val="0"/>
+                <w:iCs w:val="0"/>
+                <w:smallCaps w:val="0"/>
+                <w:strike w:val="0"/>
+                <w:color w:val="000000"/>
+                <w:sz w:val="24"/>
+                <w:szCs w:val="24"/>
+                <w:u w:val="none"/>
+                <w:shd w:fill="auto" w:val="clear"/>
+                <w:vertAlign w:val="baseline"/>
+                <w:rtl w:val="0"/>
+              </w:rPr>
+              <w:t xml:space="preserve"> R</w:t>
             </w:r>
           </w:p>
         </w:tc>
@@ -25414,22 +25738,28 @@
             </w:pPr>
             <w:r>
               <w:rPr>
-                <w:rFonts w:ascii="Cambria" w:cs="Cambria" w:eastAsia="Cambria" w:hAnsi="Cambria"/>
-                <w:b w:val="0"/>
-                <w:bCs w:val="0"/>
-                <w:i w:val="0"/>
-                <w:iCs w:val="0"/>
-                <w:smallCaps w:val="0"/>
-                <w:strike w:val="0"/>
-                <w:color w:val="000000"/>
-                <w:sz w:val="24"/>
-                <w:szCs w:val="24"/>
-                <w:u w:val="none"/>
-                <w:shd w:fill="auto" w:val="clear"/>
-                <w:vertAlign w:val="baseline"/>
                 <w:rtl w:val="0"/>
               </w:rPr>
-              <w:t xml:space="preserve">C15 R</w:t>
+              <w:t xml:space="preserve">C12</w:t>
+            </w:r>
+            <w:r>
+              <w:rPr>
+                <w:rFonts w:ascii="Cambria" w:cs="Cambria" w:eastAsia="Cambria" w:hAnsi="Cambria"/>
+                <w:b w:val="0"/>
+                <w:bCs w:val="0"/>
+                <w:i w:val="0"/>
+                <w:iCs w:val="0"/>
+                <w:smallCaps w:val="0"/>
+                <w:strike w:val="0"/>
+                <w:color w:val="000000"/>
+                <w:sz w:val="24"/>
+                <w:szCs w:val="24"/>
+                <w:u w:val="none"/>
+                <w:shd w:fill="auto" w:val="clear"/>
+                <w:vertAlign w:val="baseline"/>
+                <w:rtl w:val="0"/>
+              </w:rPr>
+              <w:t xml:space="preserve"> R</w:t>
             </w:r>
           </w:p>
         </w:tc>
@@ -25469,22 +25799,28 @@
             </w:pPr>
             <w:r>
               <w:rPr>
-                <w:rFonts w:ascii="Cambria" w:cs="Cambria" w:eastAsia="Cambria" w:hAnsi="Cambria"/>
-                <w:b w:val="0"/>
-                <w:bCs w:val="0"/>
-                <w:i w:val="0"/>
-                <w:iCs w:val="0"/>
-                <w:smallCaps w:val="0"/>
-                <w:strike w:val="0"/>
-                <w:color w:val="000000"/>
-                <w:sz w:val="24"/>
-                <w:szCs w:val="24"/>
-                <w:u w:val="none"/>
-                <w:shd w:fill="auto" w:val="clear"/>
-                <w:vertAlign w:val="baseline"/>
                 <w:rtl w:val="0"/>
               </w:rPr>
-              <w:t xml:space="preserve">C19 R</w:t>
+              <w:t xml:space="preserve">C15</w:t>
+            </w:r>
+            <w:r>
+              <w:rPr>
+                <w:rFonts w:ascii="Cambria" w:cs="Cambria" w:eastAsia="Cambria" w:hAnsi="Cambria"/>
+                <w:b w:val="0"/>
+                <w:bCs w:val="0"/>
+                <w:i w:val="0"/>
+                <w:iCs w:val="0"/>
+                <w:smallCaps w:val="0"/>
+                <w:strike w:val="0"/>
+                <w:color w:val="000000"/>
+                <w:sz w:val="24"/>
+                <w:szCs w:val="24"/>
+                <w:u w:val="none"/>
+                <w:shd w:fill="auto" w:val="clear"/>
+                <w:vertAlign w:val="baseline"/>
+                <w:rtl w:val="0"/>
+              </w:rPr>
+              <w:t xml:space="preserve"> R</w:t>
             </w:r>
           </w:p>
         </w:tc>
@@ -25524,22 +25860,28 @@
             </w:pPr>
             <w:r>
               <w:rPr>
-                <w:rFonts w:ascii="Cambria" w:cs="Cambria" w:eastAsia="Cambria" w:hAnsi="Cambria"/>
-                <w:b w:val="0"/>
-                <w:bCs w:val="0"/>
-                <w:i w:val="0"/>
-                <w:iCs w:val="0"/>
-                <w:smallCaps w:val="0"/>
-                <w:strike w:val="0"/>
-                <w:color w:val="000000"/>
-                <w:sz w:val="24"/>
-                <w:szCs w:val="24"/>
-                <w:u w:val="none"/>
-                <w:shd w:fill="auto" w:val="clear"/>
-                <w:vertAlign w:val="baseline"/>
                 <w:rtl w:val="0"/>
               </w:rPr>
-              <w:t xml:space="preserve">C08 U</w:t>
+              <w:t xml:space="preserve">C07</w:t>
+            </w:r>
+            <w:r>
+              <w:rPr>
+                <w:rFonts w:ascii="Cambria" w:cs="Cambria" w:eastAsia="Cambria" w:hAnsi="Cambria"/>
+                <w:b w:val="0"/>
+                <w:bCs w:val="0"/>
+                <w:i w:val="0"/>
+                <w:iCs w:val="0"/>
+                <w:smallCaps w:val="0"/>
+                <w:strike w:val="0"/>
+                <w:color w:val="000000"/>
+                <w:sz w:val="24"/>
+                <w:szCs w:val="24"/>
+                <w:u w:val="none"/>
+                <w:shd w:fill="auto" w:val="clear"/>
+                <w:vertAlign w:val="baseline"/>
+                <w:rtl w:val="0"/>
+              </w:rPr>
+              <w:t xml:space="preserve"> U</w:t>
             </w:r>
           </w:p>
         </w:tc>
@@ -25634,22 +25976,28 @@
             </w:pPr>
             <w:r>
               <w:rPr>
-                <w:rFonts w:ascii="Cambria" w:cs="Cambria" w:eastAsia="Cambria" w:hAnsi="Cambria"/>
-                <w:b w:val="0"/>
-                <w:bCs w:val="0"/>
-                <w:i w:val="0"/>
-                <w:iCs w:val="0"/>
-                <w:smallCaps w:val="0"/>
-                <w:strike w:val="0"/>
-                <w:color w:val="000000"/>
-                <w:sz w:val="24"/>
-                <w:szCs w:val="24"/>
-                <w:u w:val="none"/>
-                <w:shd w:fill="auto" w:val="clear"/>
-                <w:vertAlign w:val="baseline"/>
                 <w:rtl w:val="0"/>
               </w:rPr>
-              <w:t xml:space="preserve">C16 R</w:t>
+              <w:t xml:space="preserve">C13</w:t>
+            </w:r>
+            <w:r>
+              <w:rPr>
+                <w:rFonts w:ascii="Cambria" w:cs="Cambria" w:eastAsia="Cambria" w:hAnsi="Cambria"/>
+                <w:b w:val="0"/>
+                <w:bCs w:val="0"/>
+                <w:i w:val="0"/>
+                <w:iCs w:val="0"/>
+                <w:smallCaps w:val="0"/>
+                <w:strike w:val="0"/>
+                <w:color w:val="000000"/>
+                <w:sz w:val="24"/>
+                <w:szCs w:val="24"/>
+                <w:u w:val="none"/>
+                <w:shd w:fill="auto" w:val="clear"/>
+                <w:vertAlign w:val="baseline"/>
+                <w:rtl w:val="0"/>
+              </w:rPr>
+              <w:t xml:space="preserve"> R</w:t>
             </w:r>
           </w:p>
         </w:tc>
@@ -25844,7 +26192,34 @@
           <w:vertAlign w:val="baseline"/>
           <w:rtl w:val="0"/>
         </w:rPr>
-        <w:t xml:space="preserve">Q2 [C06, clue; opinion receptive].</w:t>
+        <w:t xml:space="preserve">Q2 [</w:t>
+      </w:r>
+      <w:r>
+        <w:rPr>
+          <w:b w:val="1"/>
+          <w:bCs w:val="1"/>
+          <w:rtl w:val="0"/>
+        </w:rPr>
+        <w:t xml:space="preserve">C05</w:t>
+      </w:r>
+      <w:r>
+        <w:rPr>
+          <w:rFonts w:ascii="Cambria" w:cs="Cambria" w:eastAsia="Cambria" w:hAnsi="Cambria"/>
+          <w:b w:val="1"/>
+          <w:bCs w:val="1"/>
+          <w:i w:val="0"/>
+          <w:iCs w:val="0"/>
+          <w:smallCaps w:val="0"/>
+          <w:strike w:val="0"/>
+          <w:color w:val="000000"/>
+          <w:sz w:val="24"/>
+          <w:szCs w:val="24"/>
+          <w:u w:val="none"/>
+          <w:shd w:fill="auto" w:val="clear"/>
+          <w:vertAlign w:val="baseline"/>
+          <w:rtl w:val="0"/>
+        </w:rPr>
+        <w:t xml:space="preserve">, clue; opinion receptive].</w:t>
       </w:r>
       <w:r>
         <w:rPr>
@@ -26060,7 +26435,34 @@
           <w:vertAlign w:val="baseline"/>
           <w:rtl w:val="0"/>
         </w:rPr>
-        <w:t xml:space="preserve">Q5 [C19, clue; opinion unreceptive].</w:t>
+        <w:t xml:space="preserve">Q5 [</w:t>
+      </w:r>
+      <w:r>
+        <w:rPr>
+          <w:b w:val="1"/>
+          <w:bCs w:val="1"/>
+          <w:rtl w:val="0"/>
+        </w:rPr>
+        <w:t xml:space="preserve">C15</w:t>
+      </w:r>
+      <w:r>
+        <w:rPr>
+          <w:rFonts w:ascii="Cambria" w:cs="Cambria" w:eastAsia="Cambria" w:hAnsi="Cambria"/>
+          <w:b w:val="1"/>
+          <w:bCs w:val="1"/>
+          <w:i w:val="0"/>
+          <w:iCs w:val="0"/>
+          <w:smallCaps w:val="0"/>
+          <w:strike w:val="0"/>
+          <w:color w:val="000000"/>
+          <w:sz w:val="24"/>
+          <w:szCs w:val="24"/>
+          <w:u w:val="none"/>
+          <w:shd w:fill="auto" w:val="clear"/>
+          <w:vertAlign w:val="baseline"/>
+          <w:rtl w:val="0"/>
+        </w:rPr>
+        <w:t xml:space="preserve">, clue; opinion unreceptive].</w:t>
       </w:r>
       <w:r>
         <w:rPr>
@@ -26132,7 +26534,34 @@
           <w:vertAlign w:val="baseline"/>
           <w:rtl w:val="0"/>
         </w:rPr>
-        <w:t xml:space="preserve">Q6 [C07, clue; opinion receptive].</w:t>
+        <w:t xml:space="preserve">Q6 [</w:t>
+      </w:r>
+      <w:r>
+        <w:rPr>
+          <w:b w:val="1"/>
+          <w:bCs w:val="1"/>
+          <w:rtl w:val="0"/>
+        </w:rPr>
+        <w:t xml:space="preserve">C06</w:t>
+      </w:r>
+      <w:r>
+        <w:rPr>
+          <w:rFonts w:ascii="Cambria" w:cs="Cambria" w:eastAsia="Cambria" w:hAnsi="Cambria"/>
+          <w:b w:val="1"/>
+          <w:bCs w:val="1"/>
+          <w:i w:val="0"/>
+          <w:iCs w:val="0"/>
+          <w:smallCaps w:val="0"/>
+          <w:strike w:val="0"/>
+          <w:color w:val="000000"/>
+          <w:sz w:val="24"/>
+          <w:szCs w:val="24"/>
+          <w:u w:val="none"/>
+          <w:shd w:fill="auto" w:val="clear"/>
+          <w:vertAlign w:val="baseline"/>
+          <w:rtl w:val="0"/>
+        </w:rPr>
+        <w:t xml:space="preserve">, clue; opinion receptive].</w:t>
       </w:r>
       <w:r>
         <w:rPr>
@@ -26578,7 +27007,34 @@
           <w:vertAlign w:val="baseline"/>
           <w:rtl w:val="0"/>
         </w:rPr>
-        <w:t xml:space="preserve">Q4 [C13, clue; opinion unreceptive].</w:t>
+        <w:t xml:space="preserve">Q4 [</w:t>
+      </w:r>
+      <w:r>
+        <w:rPr>
+          <w:b w:val="1"/>
+          <w:bCs w:val="1"/>
+          <w:rtl w:val="0"/>
+        </w:rPr>
+        <w:t xml:space="preserve">C10</w:t>
+      </w:r>
+      <w:r>
+        <w:rPr>
+          <w:rFonts w:ascii="Cambria" w:cs="Cambria" w:eastAsia="Cambria" w:hAnsi="Cambria"/>
+          <w:b w:val="1"/>
+          <w:bCs w:val="1"/>
+          <w:i w:val="0"/>
+          <w:iCs w:val="0"/>
+          <w:smallCaps w:val="0"/>
+          <w:strike w:val="0"/>
+          <w:color w:val="000000"/>
+          <w:sz w:val="24"/>
+          <w:szCs w:val="24"/>
+          <w:u w:val="none"/>
+          <w:shd w:fill="auto" w:val="clear"/>
+          <w:vertAlign w:val="baseline"/>
+          <w:rtl w:val="0"/>
+        </w:rPr>
+        <w:t xml:space="preserve">, clue; opinion unreceptive].</w:t>
       </w:r>
       <w:r>
         <w:rPr>
@@ -26650,7 +27106,34 @@
           <w:vertAlign w:val="baseline"/>
           <w:rtl w:val="0"/>
         </w:rPr>
-        <w:t xml:space="preserve">Q5 [C09, clue; opinion unreceptive].</w:t>
+        <w:t xml:space="preserve">Q5 [</w:t>
+      </w:r>
+      <w:r>
+        <w:rPr>
+          <w:b w:val="1"/>
+          <w:bCs w:val="1"/>
+          <w:rtl w:val="0"/>
+        </w:rPr>
+        <w:t xml:space="preserve">C08</w:t>
+      </w:r>
+      <w:r>
+        <w:rPr>
+          <w:rFonts w:ascii="Cambria" w:cs="Cambria" w:eastAsia="Cambria" w:hAnsi="Cambria"/>
+          <w:b w:val="1"/>
+          <w:bCs w:val="1"/>
+          <w:i w:val="0"/>
+          <w:iCs w:val="0"/>
+          <w:smallCaps w:val="0"/>
+          <w:strike w:val="0"/>
+          <w:color w:val="000000"/>
+          <w:sz w:val="24"/>
+          <w:szCs w:val="24"/>
+          <w:u w:val="none"/>
+          <w:shd w:fill="auto" w:val="clear"/>
+          <w:vertAlign w:val="baseline"/>
+          <w:rtl w:val="0"/>
+        </w:rPr>
+        <w:t xml:space="preserve">, clue; opinion unreceptive].</w:t>
       </w:r>
       <w:r>
         <w:rPr>
@@ -27096,7 +27579,34 @@
           <w:vertAlign w:val="baseline"/>
           <w:rtl w:val="0"/>
         </w:rPr>
-        <w:t xml:space="preserve">Q3 [C08, clue; opinion receptive].</w:t>
+        <w:t xml:space="preserve">Q3 [</w:t>
+      </w:r>
+      <w:r>
+        <w:rPr>
+          <w:b w:val="1"/>
+          <w:bCs w:val="1"/>
+          <w:rtl w:val="0"/>
+        </w:rPr>
+        <w:t xml:space="preserve">C07</w:t>
+      </w:r>
+      <w:r>
+        <w:rPr>
+          <w:rFonts w:ascii="Cambria" w:cs="Cambria" w:eastAsia="Cambria" w:hAnsi="Cambria"/>
+          <w:b w:val="1"/>
+          <w:bCs w:val="1"/>
+          <w:i w:val="0"/>
+          <w:iCs w:val="0"/>
+          <w:smallCaps w:val="0"/>
+          <w:strike w:val="0"/>
+          <w:color w:val="000000"/>
+          <w:sz w:val="24"/>
+          <w:szCs w:val="24"/>
+          <w:u w:val="none"/>
+          <w:shd w:fill="auto" w:val="clear"/>
+          <w:vertAlign w:val="baseline"/>
+          <w:rtl w:val="0"/>
+        </w:rPr>
+        <w:t xml:space="preserve">, clue; opinion receptive].</w:t>
       </w:r>
       <w:r>
         <w:rPr>
@@ -27614,7 +28124,34 @@
           <w:vertAlign w:val="baseline"/>
           <w:rtl w:val="0"/>
         </w:rPr>
-        <w:t xml:space="preserve">Q2 [C17, clue; opinion receptive].</w:t>
+        <w:t xml:space="preserve">Q2 [</w:t>
+      </w:r>
+      <w:r>
+        <w:rPr>
+          <w:b w:val="1"/>
+          <w:bCs w:val="1"/>
+          <w:rtl w:val="0"/>
+        </w:rPr>
+        <w:t xml:space="preserve">C14</w:t>
+      </w:r>
+      <w:r>
+        <w:rPr>
+          <w:rFonts w:ascii="Cambria" w:cs="Cambria" w:eastAsia="Cambria" w:hAnsi="Cambria"/>
+          <w:b w:val="1"/>
+          <w:bCs w:val="1"/>
+          <w:i w:val="0"/>
+          <w:iCs w:val="0"/>
+          <w:smallCaps w:val="0"/>
+          <w:strike w:val="0"/>
+          <w:color w:val="000000"/>
+          <w:sz w:val="24"/>
+          <w:szCs w:val="24"/>
+          <w:u w:val="none"/>
+          <w:shd w:fill="auto" w:val="clear"/>
+          <w:vertAlign w:val="baseline"/>
+          <w:rtl w:val="0"/>
+        </w:rPr>
+        <w:t xml:space="preserve">, clue; opinion receptive].</w:t>
       </w:r>
       <w:r>
         <w:rPr>
@@ -27686,7 +28223,34 @@
           <w:vertAlign w:val="baseline"/>
           <w:rtl w:val="0"/>
         </w:rPr>
-        <w:t xml:space="preserve">Q3 [C12, clue; opinion unreceptive].</w:t>
+        <w:t xml:space="preserve">Q3 [</w:t>
+      </w:r>
+      <w:r>
+        <w:rPr>
+          <w:b w:val="1"/>
+          <w:bCs w:val="1"/>
+          <w:rtl w:val="0"/>
+        </w:rPr>
+        <w:t xml:space="preserve">C09</w:t>
+      </w:r>
+      <w:r>
+        <w:rPr>
+          <w:rFonts w:ascii="Cambria" w:cs="Cambria" w:eastAsia="Cambria" w:hAnsi="Cambria"/>
+          <w:b w:val="1"/>
+          <w:bCs w:val="1"/>
+          <w:i w:val="0"/>
+          <w:iCs w:val="0"/>
+          <w:smallCaps w:val="0"/>
+          <w:strike w:val="0"/>
+          <w:color w:val="000000"/>
+          <w:sz w:val="24"/>
+          <w:szCs w:val="24"/>
+          <w:u w:val="none"/>
+          <w:shd w:fill="auto" w:val="clear"/>
+          <w:vertAlign w:val="baseline"/>
+          <w:rtl w:val="0"/>
+        </w:rPr>
+        <w:t xml:space="preserve">, clue; opinion unreceptive].</w:t>
       </w:r>
       <w:r>
         <w:rPr>
@@ -27902,7 +28466,34 @@
           <w:vertAlign w:val="baseline"/>
           <w:rtl w:val="0"/>
         </w:rPr>
-        <w:t xml:space="preserve">Q6 [C14, clue; opinion receptive].</w:t>
+        <w:t xml:space="preserve">Q6 [</w:t>
+      </w:r>
+      <w:r>
+        <w:rPr>
+          <w:b w:val="1"/>
+          <w:bCs w:val="1"/>
+          <w:rtl w:val="0"/>
+        </w:rPr>
+        <w:t xml:space="preserve">C11</w:t>
+      </w:r>
+      <w:r>
+        <w:rPr>
+          <w:rFonts w:ascii="Cambria" w:cs="Cambria" w:eastAsia="Cambria" w:hAnsi="Cambria"/>
+          <w:b w:val="1"/>
+          <w:bCs w:val="1"/>
+          <w:i w:val="0"/>
+          <w:iCs w:val="0"/>
+          <w:smallCaps w:val="0"/>
+          <w:strike w:val="0"/>
+          <w:color w:val="000000"/>
+          <w:sz w:val="24"/>
+          <w:szCs w:val="24"/>
+          <w:u w:val="none"/>
+          <w:shd w:fill="auto" w:val="clear"/>
+          <w:vertAlign w:val="baseline"/>
+          <w:rtl w:val="0"/>
+        </w:rPr>
+        <w:t xml:space="preserve">, clue; opinion receptive].</w:t>
       </w:r>
       <w:r>
         <w:rPr>
@@ -28046,7 +28637,34 @@
           <w:vertAlign w:val="baseline"/>
           <w:rtl w:val="0"/>
         </w:rPr>
-        <w:t xml:space="preserve">Q8 [C15, clue; opinion receptive].</w:t>
+        <w:t xml:space="preserve">Q8 [</w:t>
+      </w:r>
+      <w:r>
+        <w:rPr>
+          <w:b w:val="1"/>
+          <w:bCs w:val="1"/>
+          <w:rtl w:val="0"/>
+        </w:rPr>
+        <w:t xml:space="preserve">C12</w:t>
+      </w:r>
+      <w:r>
+        <w:rPr>
+          <w:rFonts w:ascii="Cambria" w:cs="Cambria" w:eastAsia="Cambria" w:hAnsi="Cambria"/>
+          <w:b w:val="1"/>
+          <w:bCs w:val="1"/>
+          <w:i w:val="0"/>
+          <w:iCs w:val="0"/>
+          <w:smallCaps w:val="0"/>
+          <w:strike w:val="0"/>
+          <w:color w:val="000000"/>
+          <w:sz w:val="24"/>
+          <w:szCs w:val="24"/>
+          <w:u w:val="none"/>
+          <w:shd w:fill="auto" w:val="clear"/>
+          <w:vertAlign w:val="baseline"/>
+          <w:rtl w:val="0"/>
+        </w:rPr>
+        <w:t xml:space="preserve">, clue; opinion receptive].</w:t>
       </w:r>
       <w:r>
         <w:rPr>
@@ -28276,7 +28894,34 @@
           <w:vertAlign w:val="baseline"/>
           <w:rtl w:val="0"/>
         </w:rPr>
-        <w:t xml:space="preserve">Q3 [C09, clue; opinion receptive].</w:t>
+        <w:t xml:space="preserve">Q3 [</w:t>
+      </w:r>
+      <w:r>
+        <w:rPr>
+          <w:b w:val="1"/>
+          <w:bCs w:val="1"/>
+          <w:rtl w:val="0"/>
+        </w:rPr>
+        <w:t xml:space="preserve">C08</w:t>
+      </w:r>
+      <w:r>
+        <w:rPr>
+          <w:rFonts w:ascii="Cambria" w:cs="Cambria" w:eastAsia="Cambria" w:hAnsi="Cambria"/>
+          <w:b w:val="1"/>
+          <w:bCs w:val="1"/>
+          <w:i w:val="0"/>
+          <w:iCs w:val="0"/>
+          <w:smallCaps w:val="0"/>
+          <w:strike w:val="0"/>
+          <w:color w:val="000000"/>
+          <w:sz w:val="24"/>
+          <w:szCs w:val="24"/>
+          <w:u w:val="none"/>
+          <w:shd w:fill="auto" w:val="clear"/>
+          <w:vertAlign w:val="baseline"/>
+          <w:rtl w:val="0"/>
+        </w:rPr>
+        <w:t xml:space="preserve">, clue; opinion receptive].</w:t>
       </w:r>
       <w:r>
         <w:rPr>
@@ -28348,7 +28993,34 @@
           <w:vertAlign w:val="baseline"/>
           <w:rtl w:val="0"/>
         </w:rPr>
-        <w:t xml:space="preserve">Q4 [C15, clue; opinion receptive].</w:t>
+        <w:t xml:space="preserve">Q4 [</w:t>
+      </w:r>
+      <w:r>
+        <w:rPr>
+          <w:b w:val="1"/>
+          <w:bCs w:val="1"/>
+          <w:rtl w:val="0"/>
+        </w:rPr>
+        <w:t xml:space="preserve">C12</w:t>
+      </w:r>
+      <w:r>
+        <w:rPr>
+          <w:rFonts w:ascii="Cambria" w:cs="Cambria" w:eastAsia="Cambria" w:hAnsi="Cambria"/>
+          <w:b w:val="1"/>
+          <w:bCs w:val="1"/>
+          <w:i w:val="0"/>
+          <w:iCs w:val="0"/>
+          <w:smallCaps w:val="0"/>
+          <w:strike w:val="0"/>
+          <w:color w:val="000000"/>
+          <w:sz w:val="24"/>
+          <w:szCs w:val="24"/>
+          <w:u w:val="none"/>
+          <w:shd w:fill="auto" w:val="clear"/>
+          <w:vertAlign w:val="baseline"/>
+          <w:rtl w:val="0"/>
+        </w:rPr>
+        <w:t xml:space="preserve">, clue; opinion receptive].</w:t>
       </w:r>
       <w:r>
         <w:rPr>
@@ -28564,7 +29236,34 @@
           <w:vertAlign w:val="baseline"/>
           <w:rtl w:val="0"/>
         </w:rPr>
-        <w:t xml:space="preserve">Q7 [C17, clue; opinion receptive].</w:t>
+        <w:t xml:space="preserve">Q7 [</w:t>
+      </w:r>
+      <w:r>
+        <w:rPr>
+          <w:b w:val="1"/>
+          <w:bCs w:val="1"/>
+          <w:rtl w:val="0"/>
+        </w:rPr>
+        <w:t xml:space="preserve">C14</w:t>
+      </w:r>
+      <w:r>
+        <w:rPr>
+          <w:rFonts w:ascii="Cambria" w:cs="Cambria" w:eastAsia="Cambria" w:hAnsi="Cambria"/>
+          <w:b w:val="1"/>
+          <w:bCs w:val="1"/>
+          <w:i w:val="0"/>
+          <w:iCs w:val="0"/>
+          <w:smallCaps w:val="0"/>
+          <w:strike w:val="0"/>
+          <w:color w:val="000000"/>
+          <w:sz w:val="24"/>
+          <w:szCs w:val="24"/>
+          <w:u w:val="none"/>
+          <w:shd w:fill="auto" w:val="clear"/>
+          <w:vertAlign w:val="baseline"/>
+          <w:rtl w:val="0"/>
+        </w:rPr>
+        <w:t xml:space="preserve">, clue; opinion receptive].</w:t>
       </w:r>
       <w:r>
         <w:rPr>
@@ -28636,7 +29335,34 @@
           <w:vertAlign w:val="baseline"/>
           <w:rtl w:val="0"/>
         </w:rPr>
-        <w:t xml:space="preserve">Q8 [C19, clue; opinion receptive].</w:t>
+        <w:t xml:space="preserve">Q8 [</w:t>
+      </w:r>
+      <w:r>
+        <w:rPr>
+          <w:b w:val="1"/>
+          <w:bCs w:val="1"/>
+          <w:rtl w:val="0"/>
+        </w:rPr>
+        <w:t xml:space="preserve">C15</w:t>
+      </w:r>
+      <w:r>
+        <w:rPr>
+          <w:rFonts w:ascii="Cambria" w:cs="Cambria" w:eastAsia="Cambria" w:hAnsi="Cambria"/>
+          <w:b w:val="1"/>
+          <w:bCs w:val="1"/>
+          <w:i w:val="0"/>
+          <w:iCs w:val="0"/>
+          <w:smallCaps w:val="0"/>
+          <w:strike w:val="0"/>
+          <w:color w:val="000000"/>
+          <w:sz w:val="24"/>
+          <w:szCs w:val="24"/>
+          <w:u w:val="none"/>
+          <w:shd w:fill="auto" w:val="clear"/>
+          <w:vertAlign w:val="baseline"/>
+          <w:rtl w:val="0"/>
+        </w:rPr>
+        <w:t xml:space="preserve">, clue; opinion receptive].</w:t>
       </w:r>
       <w:r>
         <w:rPr>
@@ -28794,7 +29520,34 @@
           <w:vertAlign w:val="baseline"/>
           <w:rtl w:val="0"/>
         </w:rPr>
-        <w:t xml:space="preserve">Q2 [C07, clue; opinion receptive].</w:t>
+        <w:t xml:space="preserve">Q2 [</w:t>
+      </w:r>
+      <w:r>
+        <w:rPr>
+          <w:b w:val="1"/>
+          <w:bCs w:val="1"/>
+          <w:rtl w:val="0"/>
+        </w:rPr>
+        <w:t xml:space="preserve">C06</w:t>
+      </w:r>
+      <w:r>
+        <w:rPr>
+          <w:rFonts w:ascii="Cambria" w:cs="Cambria" w:eastAsia="Cambria" w:hAnsi="Cambria"/>
+          <w:b w:val="1"/>
+          <w:bCs w:val="1"/>
+          <w:i w:val="0"/>
+          <w:iCs w:val="0"/>
+          <w:smallCaps w:val="0"/>
+          <w:strike w:val="0"/>
+          <w:color w:val="000000"/>
+          <w:sz w:val="24"/>
+          <w:szCs w:val="24"/>
+          <w:u w:val="none"/>
+          <w:shd w:fill="auto" w:val="clear"/>
+          <w:vertAlign w:val="baseline"/>
+          <w:rtl w:val="0"/>
+        </w:rPr>
+        <w:t xml:space="preserve">, clue; opinion receptive].</w:t>
       </w:r>
       <w:r>
         <w:rPr>
@@ -28938,7 +29691,34 @@
           <w:vertAlign w:val="baseline"/>
           <w:rtl w:val="0"/>
         </w:rPr>
-        <w:t xml:space="preserve">Q4 [C14, clue; opinion unreceptive].</w:t>
+        <w:t xml:space="preserve">Q4 [</w:t>
+      </w:r>
+      <w:r>
+        <w:rPr>
+          <w:b w:val="1"/>
+          <w:bCs w:val="1"/>
+          <w:rtl w:val="0"/>
+        </w:rPr>
+        <w:t xml:space="preserve">C11</w:t>
+      </w:r>
+      <w:r>
+        <w:rPr>
+          <w:rFonts w:ascii="Cambria" w:cs="Cambria" w:eastAsia="Cambria" w:hAnsi="Cambria"/>
+          <w:b w:val="1"/>
+          <w:bCs w:val="1"/>
+          <w:i w:val="0"/>
+          <w:iCs w:val="0"/>
+          <w:smallCaps w:val="0"/>
+          <w:strike w:val="0"/>
+          <w:color w:val="000000"/>
+          <w:sz w:val="24"/>
+          <w:szCs w:val="24"/>
+          <w:u w:val="none"/>
+          <w:shd w:fill="auto" w:val="clear"/>
+          <w:vertAlign w:val="baseline"/>
+          <w:rtl w:val="0"/>
+        </w:rPr>
+        <w:t xml:space="preserve">, clue; opinion unreceptive].</w:t>
       </w:r>
       <w:r>
         <w:rPr>
@@ -29226,7 +30006,34 @@
           <w:vertAlign w:val="baseline"/>
           <w:rtl w:val="0"/>
         </w:rPr>
-        <w:t xml:space="preserve">Q8 [C08, clue; opinion unreceptive].</w:t>
+        <w:t xml:space="preserve">Q8 [</w:t>
+      </w:r>
+      <w:r>
+        <w:rPr>
+          <w:b w:val="1"/>
+          <w:bCs w:val="1"/>
+          <w:rtl w:val="0"/>
+        </w:rPr>
+        <w:t xml:space="preserve">C07</w:t>
+      </w:r>
+      <w:r>
+        <w:rPr>
+          <w:rFonts w:ascii="Cambria" w:cs="Cambria" w:eastAsia="Cambria" w:hAnsi="Cambria"/>
+          <w:b w:val="1"/>
+          <w:bCs w:val="1"/>
+          <w:i w:val="0"/>
+          <w:iCs w:val="0"/>
+          <w:smallCaps w:val="0"/>
+          <w:strike w:val="0"/>
+          <w:color w:val="000000"/>
+          <w:sz w:val="24"/>
+          <w:szCs w:val="24"/>
+          <w:u w:val="none"/>
+          <w:shd w:fill="auto" w:val="clear"/>
+          <w:vertAlign w:val="baseline"/>
+          <w:rtl w:val="0"/>
+        </w:rPr>
+        <w:t xml:space="preserve">, clue; opinion unreceptive].</w:t>
       </w:r>
       <w:r>
         <w:rPr>
@@ -29312,7 +30119,34 @@
           <w:vertAlign w:val="baseline"/>
           <w:rtl w:val="0"/>
         </w:rPr>
-        <w:t xml:space="preserve">Q1 [C13, clue; opinion unreceptive].</w:t>
+        <w:t xml:space="preserve">Q1 [</w:t>
+      </w:r>
+      <w:r>
+        <w:rPr>
+          <w:b w:val="1"/>
+          <w:bCs w:val="1"/>
+          <w:rtl w:val="0"/>
+        </w:rPr>
+        <w:t xml:space="preserve">C10</w:t>
+      </w:r>
+      <w:r>
+        <w:rPr>
+          <w:rFonts w:ascii="Cambria" w:cs="Cambria" w:eastAsia="Cambria" w:hAnsi="Cambria"/>
+          <w:b w:val="1"/>
+          <w:bCs w:val="1"/>
+          <w:i w:val="0"/>
+          <w:iCs w:val="0"/>
+          <w:smallCaps w:val="0"/>
+          <w:strike w:val="0"/>
+          <w:color w:val="000000"/>
+          <w:sz w:val="24"/>
+          <w:szCs w:val="24"/>
+          <w:u w:val="none"/>
+          <w:shd w:fill="auto" w:val="clear"/>
+          <w:vertAlign w:val="baseline"/>
+          <w:rtl w:val="0"/>
+        </w:rPr>
+        <w:t xml:space="preserve">, clue; opinion unreceptive].</w:t>
       </w:r>
       <w:r>
         <w:rPr>
@@ -29456,7 +30290,34 @@
           <w:vertAlign w:val="baseline"/>
           <w:rtl w:val="0"/>
         </w:rPr>
-        <w:t xml:space="preserve">Q3 [C20, clue; opinion receptive].</w:t>
+        <w:t xml:space="preserve">Q3 [</w:t>
+      </w:r>
+      <w:r>
+        <w:rPr>
+          <w:b w:val="1"/>
+          <w:bCs w:val="1"/>
+          <w:rtl w:val="0"/>
+        </w:rPr>
+        <w:t xml:space="preserve">C16</w:t>
+      </w:r>
+      <w:r>
+        <w:rPr>
+          <w:rFonts w:ascii="Cambria" w:cs="Cambria" w:eastAsia="Cambria" w:hAnsi="Cambria"/>
+          <w:b w:val="1"/>
+          <w:bCs w:val="1"/>
+          <w:i w:val="0"/>
+          <w:iCs w:val="0"/>
+          <w:smallCaps w:val="0"/>
+          <w:strike w:val="0"/>
+          <w:color w:val="000000"/>
+          <w:sz w:val="24"/>
+          <w:szCs w:val="24"/>
+          <w:u w:val="none"/>
+          <w:shd w:fill="auto" w:val="clear"/>
+          <w:vertAlign w:val="baseline"/>
+          <w:rtl w:val="0"/>
+        </w:rPr>
+        <w:t xml:space="preserve">, clue; opinion receptive].</w:t>
       </w:r>
       <w:r>
         <w:rPr>
@@ -29744,7 +30605,34 @@
           <w:vertAlign w:val="baseline"/>
           <w:rtl w:val="0"/>
         </w:rPr>
-        <w:t xml:space="preserve">Q7 [C16, clue; opinion receptive].</w:t>
+        <w:t xml:space="preserve">Q7 [</w:t>
+      </w:r>
+      <w:r>
+        <w:rPr>
+          <w:b w:val="1"/>
+          <w:bCs w:val="1"/>
+          <w:rtl w:val="0"/>
+        </w:rPr>
+        <w:t xml:space="preserve">C13</w:t>
+      </w:r>
+      <w:r>
+        <w:rPr>
+          <w:rFonts w:ascii="Cambria" w:cs="Cambria" w:eastAsia="Cambria" w:hAnsi="Cambria"/>
+          <w:b w:val="1"/>
+          <w:bCs w:val="1"/>
+          <w:i w:val="0"/>
+          <w:iCs w:val="0"/>
+          <w:smallCaps w:val="0"/>
+          <w:strike w:val="0"/>
+          <w:color w:val="000000"/>
+          <w:sz w:val="24"/>
+          <w:szCs w:val="24"/>
+          <w:u w:val="none"/>
+          <w:shd w:fill="auto" w:val="clear"/>
+          <w:vertAlign w:val="baseline"/>
+          <w:rtl w:val="0"/>
+        </w:rPr>
+        <w:t xml:space="preserve">, clue; opinion receptive].</w:t>
       </w:r>
       <w:r>
         <w:rPr>
@@ -29974,7 +30862,34 @@
           <w:vertAlign w:val="baseline"/>
           <w:rtl w:val="0"/>
         </w:rPr>
-        <w:t xml:space="preserve">Q2 [C06, clue; opinion receptive].</w:t>
+        <w:t xml:space="preserve">Q2 [</w:t>
+      </w:r>
+      <w:r>
+        <w:rPr>
+          <w:b w:val="1"/>
+          <w:bCs w:val="1"/>
+          <w:rtl w:val="0"/>
+        </w:rPr>
+        <w:t xml:space="preserve">C05</w:t>
+      </w:r>
+      <w:r>
+        <w:rPr>
+          <w:rFonts w:ascii="Cambria" w:cs="Cambria" w:eastAsia="Cambria" w:hAnsi="Cambria"/>
+          <w:b w:val="1"/>
+          <w:bCs w:val="1"/>
+          <w:i w:val="0"/>
+          <w:iCs w:val="0"/>
+          <w:smallCaps w:val="0"/>
+          <w:strike w:val="0"/>
+          <w:color w:val="000000"/>
+          <w:sz w:val="24"/>
+          <w:szCs w:val="24"/>
+          <w:u w:val="none"/>
+          <w:shd w:fill="auto" w:val="clear"/>
+          <w:vertAlign w:val="baseline"/>
+          <w:rtl w:val="0"/>
+        </w:rPr>
+        <w:t xml:space="preserve">, clue; opinion receptive].</w:t>
       </w:r>
       <w:r>
         <w:rPr>
@@ -30118,7 +31033,34 @@
           <w:vertAlign w:val="baseline"/>
           <w:rtl w:val="0"/>
         </w:rPr>
-        <w:t xml:space="preserve">Q4 [C12, clue; opinion receptive].</w:t>
+        <w:t xml:space="preserve">Q4 [</w:t>
+      </w:r>
+      <w:r>
+        <w:rPr>
+          <w:b w:val="1"/>
+          <w:bCs w:val="1"/>
+          <w:rtl w:val="0"/>
+        </w:rPr>
+        <w:t xml:space="preserve">C09</w:t>
+      </w:r>
+      <w:r>
+        <w:rPr>
+          <w:rFonts w:ascii="Cambria" w:cs="Cambria" w:eastAsia="Cambria" w:hAnsi="Cambria"/>
+          <w:b w:val="1"/>
+          <w:bCs w:val="1"/>
+          <w:i w:val="0"/>
+          <w:iCs w:val="0"/>
+          <w:smallCaps w:val="0"/>
+          <w:strike w:val="0"/>
+          <w:color w:val="000000"/>
+          <w:sz w:val="24"/>
+          <w:szCs w:val="24"/>
+          <w:u w:val="none"/>
+          <w:shd w:fill="auto" w:val="clear"/>
+          <w:vertAlign w:val="baseline"/>
+          <w:rtl w:val="0"/>
+        </w:rPr>
+        <w:t xml:space="preserve">, clue; opinion receptive].</w:t>
       </w:r>
       <w:r>
         <w:rPr>
@@ -30262,7 +31204,34 @@
           <w:vertAlign w:val="baseline"/>
           <w:rtl w:val="0"/>
         </w:rPr>
-        <w:t xml:space="preserve">Q6 [C20, clue; opinion receptive].</w:t>
+        <w:t xml:space="preserve">Q6 [</w:t>
+      </w:r>
+      <w:r>
+        <w:rPr>
+          <w:b w:val="1"/>
+          <w:bCs w:val="1"/>
+          <w:rtl w:val="0"/>
+        </w:rPr>
+        <w:t xml:space="preserve">C16</w:t>
+      </w:r>
+      <w:r>
+        <w:rPr>
+          <w:rFonts w:ascii="Cambria" w:cs="Cambria" w:eastAsia="Cambria" w:hAnsi="Cambria"/>
+          <w:b w:val="1"/>
+          <w:bCs w:val="1"/>
+          <w:i w:val="0"/>
+          <w:iCs w:val="0"/>
+          <w:smallCaps w:val="0"/>
+          <w:strike w:val="0"/>
+          <w:color w:val="000000"/>
+          <w:sz w:val="24"/>
+          <w:szCs w:val="24"/>
+          <w:u w:val="none"/>
+          <w:shd w:fill="auto" w:val="clear"/>
+          <w:vertAlign w:val="baseline"/>
+          <w:rtl w:val="0"/>
+        </w:rPr>
+        <w:t xml:space="preserve">, clue; opinion receptive].</w:t>
       </w:r>
       <w:r>
         <w:rPr>
@@ -30406,7 +31375,34 @@
           <w:vertAlign w:val="baseline"/>
           <w:rtl w:val="0"/>
         </w:rPr>
-        <w:t xml:space="preserve">Q8 [C16, clue; opinion receptive].</w:t>
+        <w:t xml:space="preserve">Q8 [</w:t>
+      </w:r>
+      <w:r>
+        <w:rPr>
+          <w:b w:val="1"/>
+          <w:bCs w:val="1"/>
+          <w:rtl w:val="0"/>
+        </w:rPr>
+        <w:t xml:space="preserve">C13</w:t>
+      </w:r>
+      <w:r>
+        <w:rPr>
+          <w:rFonts w:ascii="Cambria" w:cs="Cambria" w:eastAsia="Cambria" w:hAnsi="Cambria"/>
+          <w:b w:val="1"/>
+          <w:bCs w:val="1"/>
+          <w:i w:val="0"/>
+          <w:iCs w:val="0"/>
+          <w:smallCaps w:val="0"/>
+          <w:strike w:val="0"/>
+          <w:color w:val="000000"/>
+          <w:sz w:val="24"/>
+          <w:szCs w:val="24"/>
+          <w:u w:val="none"/>
+          <w:shd w:fill="auto" w:val="clear"/>
+          <w:vertAlign w:val="baseline"/>
+          <w:rtl w:val="0"/>
+        </w:rPr>
+        <w:t xml:space="preserve">, clue; opinion receptive].</w:t>
       </w:r>
       <w:r>
         <w:rPr>

--- a/scenarios/commons-comma/The Commons' Comma – Scenario Packet.docx
+++ b/scenarios/commons-comma/The Commons' Comma – Scenario Packet.docx
@@ -9168,7 +9168,7 @@
         <w:t xml:space="preserve"> Leo checks his watch. “I don’t have time to be cross-examined by the president’s intern.” He walks off.</w:t>
       </w:r>
     </w:p>
-    <w:bookmarkStart w:colFirst="0" w:colLast="0" w:name="4g7ak3z9e8l3" w:id="2"/>
+    <w:bookmarkStart w:colFirst="0" w:colLast="0" w:name="gnejv7mkckwv" w:id="2"/>
     <w:bookmarkEnd w:id="2"/>
     <w:p>
       <w:pPr>
@@ -9458,7 +9458,7 @@
         <w:t xml:space="preserve"> Jonah picks up a coil of cable. “Ask the committee. They’ve already decided what matters.” He goes back to the loading dock.</w:t>
       </w:r>
     </w:p>
-    <w:bookmarkStart w:colFirst="0" w:colLast="0" w:name="7eqmiumyndu7" w:id="3"/>
+    <w:bookmarkStart w:colFirst="0" w:colLast="0" w:name="uzc7azm7v0wr" w:id="3"/>
     <w:bookmarkEnd w:id="3"/>
     <w:p>
       <w:pPr>
@@ -9748,7 +9748,7 @@
         <w:t xml:space="preserve"> Sofia puts her recorder away. “I don’t do interviews with people who’ve written the story already.” She’s done.</w:t>
       </w:r>
     </w:p>
-    <w:bookmarkStart w:colFirst="0" w:colLast="0" w:name="73xtibhquln6" w:id="4"/>
+    <w:bookmarkStart w:colFirst="0" w:colLast="0" w:name="s4ocbi29qp3r" w:id="4"/>
     <w:bookmarkEnd w:id="4"/>
     <w:p>
       <w:pPr>
@@ -10038,7 +10038,7 @@
         <w:t xml:space="preserve"> Nia stands. “I’m not going to be sorted into a team for you.” She goes back to the student-government office.</w:t>
       </w:r>
     </w:p>
-    <w:bookmarkStart w:colFirst="0" w:colLast="0" w:name="h97qq1inbmj4" w:id="5"/>
+    <w:bookmarkStart w:colFirst="0" w:colLast="0" w:name="uuvto94bawdm" w:id="5"/>
     <w:bookmarkEnd w:id="5"/>
     <w:p>
       <w:pPr>
@@ -12859,7 +12859,7 @@
         <w:t xml:space="preserve"> No. I copied a debugging file from the access system without permission, and I regret it, and it’s going to come out anyway. It has credential events in it, nothing else. Leo will call it a distraction. Leo calls anything he doesn’t understand a distraction.</w:t>
       </w:r>
     </w:p>
-    <w:bookmarkStart w:colFirst="0" w:colLast="0" w:name="rm7pkojdopi1" w:id="6"/>
+    <w:bookmarkStart w:colFirst="0" w:colLast="0" w:name="94rjf8ucy4us" w:id="6"/>
     <w:bookmarkEnd w:id="6"/>
     <w:p>
       <w:pPr>
@@ -13125,7 +13125,7 @@
         <w:t xml:space="preserve"> No, and I’ll tell you the thing that makes me look bad: after Mira left I moved several tubes around in the loft to keep rain off the paper stock and never updated the inventory. That’s sloppy, not sinister. Hana’s told me for a year that bad storage and bad access are the same institutional problem. She’s right, and I should have listened sooner.</w:t>
       </w:r>
     </w:p>
-    <w:bookmarkStart w:colFirst="0" w:colLast="0" w:name="17y7sekc7tn7" w:id="7"/>
+    <w:bookmarkStart w:colFirst="0" w:colLast="0" w:name="i6gbkm2wbomz" w:id="7"/>
     <w:bookmarkEnd w:id="7"/>
     <w:p>
       <w:pPr>
@@ -14451,7 +14451,27 @@
           <w:szCs w:val="24"/>
           <w:rtl w:val="0"/>
         </w:rPr>
-        <w:t xml:space="preserve"> for each of the eight witnesses (390×390 PNG, no embedded text). The map is a compressed copy of the original Assets/campus-map.png. Logo file: blank-university-logo.png (Blank University's logo, from the engine's shared assets). Masthead file: the-blank-masthead.png (The Blank's masthead, from the engine's shared assets). The contact sheet in that folder shows all ten original portraits; Caleb Brooks and Thomas Okafor are not used in this scenario.</w:t>
+        <w:t xml:space="preserve"> for each of the eight witnesses (390×390 PNG, no embedded text). The map is a compressed copy of the original Assets/campus-map.png. Logo file: blank-university-logo.png (Blank University's logo, from the engine's shared assets). Masthead file: the-blank-masthead.png (The Blank's masthead, from the engine's shared assets).</w:t>
+      </w:r>
+      <w:ins w:author="Tomer Perry" w:id="0" w:date="2026-10-22T00:55:36Z">
+        <w:r>
+          <w:rPr>
+            <w:rFonts w:ascii="EB Garamond" w:cs="EB Garamond" w:eastAsia="EB Garamond" w:hAnsi="EB Garamond"/>
+            <w:sz w:val="24"/>
+            <w:szCs w:val="24"/>
+            <w:rtl w:val="0"/>
+          </w:rPr>
+          <w:t xml:space="preserve"> Start image file: founding-charter.jpg (the Founding Charter, shown on Start, from the scenario's Assets folder). Newspaper illustration file: newspaper-illustration.svg (the drawing of the smeared mark on the printed newspaper article, from the scenario's Assets folder).</w:t>
+        </w:r>
+      </w:ins>
+      <w:r>
+        <w:rPr>
+          <w:rFonts w:ascii="EB Garamond" w:cs="EB Garamond" w:eastAsia="EB Garamond" w:hAnsi="EB Garamond"/>
+          <w:sz w:val="24"/>
+          <w:szCs w:val="24"/>
+          <w:rtl w:val="0"/>
+        </w:rPr>
+        <w:t xml:space="preserve"> The contact sheet in that folder shows all ten original portraits; Caleb Brooks and Thomas Okafor are not used in this scenario.</w:t>
       </w:r>
     </w:p>
     <w:p>
@@ -14502,63 +14522,18 @@
     </w:p>
     <w:p>
       <w:pPr>
-        <w:rPr/>
-      </w:pPr>
-      <w:r>
-        <w:rPr>
-          <w:rtl w:val="0"/>
-        </w:rPr>
-        <w:t xml:space="preserve">At six o’clock this evening, a panel of five experts will examine the original University Charter in public and report on a single mark of ink in its Commons Clause. If the mark is a comma, every student at Blank University may get a vote on the future of the Commons. If it is a blot, the administration may not need to ask them.</w:t>
-      </w:r>
-    </w:p>
-    <w:p>
-      <w:pPr>
-        <w:rPr/>
-      </w:pPr>
-      <w:r>
-        <w:rPr>
-          <w:rtl w:val="0"/>
-        </w:rPr>
-        <w:t xml:space="preserve">For several centuries the Commons has been the lawn where Blank University students study, sunbathe, and study while sunbathing. A year ago the university announced a $50 million plan to replace it with an “Innovation Hub”: AI-assisted classrooms, a digital library, makerspaces, research offices, labs and an events suite. Administrators have promoted the Hub as a way to improve learning conditions and to put students in the same building as the faculty who teach them.</w:t>
-      </w:r>
-    </w:p>
-    <w:p>
-      <w:pPr>
-        <w:rPr/>
-      </w:pPr>
-      <w:r>
-        <w:rPr>
-          <w:rtl w:val="0"/>
-        </w:rPr>
-        <w:t xml:space="preserve">The students saw it differently and many made their voices heard right away. The primary objection offered by students centered on the loss of the green space at the center of campus. Then things got worse. In a series of articles, </w:t>
-      </w:r>
-      <w:r>
         <w:rPr>
           <w:i w:val="1"/>
           <w:iCs w:val="1"/>
-          <w:rtl w:val="0"/>
-        </w:rPr>
-        <w:t xml:space="preserve">The Blank</w:t>
-      </w:r>
-      <w:r>
-        <w:rPr>
-          <w:rtl w:val="0"/>
-        </w:rPr>
-        <w:t xml:space="preserve"> reported on the anonymous donors and found business ties to the contractors hired to do the job as well as to Adrian Vale, Vice President for Campus Development and the senior administrator in charge of the renovation. Vale refused to comment on the allegation of corruption. </w:t>
-      </w:r>
+        </w:rPr>
+      </w:pPr>
       <w:r>
         <w:rPr>
           <w:i w:val="1"/>
           <w:iCs w:val="1"/>
           <w:rtl w:val="0"/>
         </w:rPr>
-        <w:t xml:space="preserve">The Blank</w:t>
-      </w:r>
-      <w:r>
-        <w:rPr>
-          <w:rtl w:val="0"/>
-        </w:rPr>
-        <w:t xml:space="preserve"> also obtained interior design plans for the Hub which reveal that the university plans to  use AI-powered  facial-recognition scanners at the entrance to every space. The Editorial of this  newspaper lambasted the plan, calling the building “Fort Knoxious.”</w:t>
+        <w:t xml:space="preserve">Illustration: The smeared mark after “masters” in the Charter’s Commons Clause. For generations, transcripts have printed it in parentheses.</w:t>
       </w:r>
     </w:p>
     <w:p>
@@ -14569,7 +14544,7 @@
         <w:rPr>
           <w:rtl w:val="0"/>
         </w:rPr>
-        <w:t xml:space="preserve">A broad coalition of student organizations, from the most-politically-enthusiastic preservationists to the usually-conflict-averse a cappella group, has formed a parent organization called The Green Commons Coalition to organize protests and look into legal options in order to stop the renovations. Members wear tree pins and green caps around campus, and several prominent faculty members have been seen wearing the pin. A handful of faculty have even joined the vigil that students dressed as trees keep outside President Tricia Tabula’s house.</w:t>
+        <w:t xml:space="preserve">At six o’clock this evening, a panel of five experts will examine the original University Charter in public and report on a single mark of ink in its Commons Clause. If the mark is a comma, every student at Blank University may get a vote on the future of the Commons. If it is a blot, the administration may not need to ask them.</w:t>
       </w:r>
     </w:p>
     <w:p>
@@ -14580,23 +14555,46 @@
         <w:rPr>
           <w:rtl w:val="0"/>
         </w:rPr>
-        <w:t xml:space="preserve">The Coalition soon turned from demonstrations to the law, after its members found a clause in the university’s founding Charter now known as the Commons Clause:</w:t>
-      </w:r>
-    </w:p>
-    <w:p>
-      <w:pPr>
+        <w:t xml:space="preserve">For several centuries the Commons has been the lawn where Blank University students study, sunbathe, and study while sunbathing. A year ago the university announced a $50 million plan to replace it with an “Innovation Hub”: AI-assisted classrooms, a digital library, makerspaces, research offices, labs and an events suite. Administrators have promoted the Hub as a way to improve learning conditions and to put students in the same building as the faculty who teach them.</w:t>
+      </w:r>
+    </w:p>
+    <w:p>
+      <w:pPr>
+        <w:rPr/>
+      </w:pPr>
+      <w:r>
+        <w:rPr>
+          <w:rtl w:val="0"/>
+        </w:rPr>
+        <w:t xml:space="preserve">The students saw it differently and many made their voices heard right away. The primary objection offered by students centered on the loss of the green space at the center of campus. Then things got worse. In a series of articles, </w:t>
+      </w:r>
+      <w:r>
         <w:rPr>
           <w:i w:val="1"/>
           <w:iCs w:val="1"/>
-        </w:rPr>
-      </w:pPr>
+          <w:rtl w:val="0"/>
+        </w:rPr>
+        <w:t xml:space="preserve">The Blank</w:t>
+      </w:r>
+      <w:r>
+        <w:rPr>
+          <w:rtl w:val="0"/>
+        </w:rPr>
+        <w:t xml:space="preserve"> reported on the anonymous donors and found business ties to the contractors hired to do the job as well as to Adrian Vale, Vice President for Campus Development and the senior administrator in charge of the renovation. Vale refused to comment on the allegation of corruption. </w:t>
+      </w:r>
       <w:r>
         <w:rPr>
           <w:i w:val="1"/>
           <w:iCs w:val="1"/>
           <w:rtl w:val="0"/>
         </w:rPr>
-        <w:t xml:space="preserve">“No renovation, alteration, or demolition of the Commons shall proceed without the approval of the University Board of Directors, the President, the Provost, the Faculty Senate, the faculty house masters(,) and students of the University.”</w:t>
+        <w:t xml:space="preserve">The Blank</w:t>
+      </w:r>
+      <w:r>
+        <w:rPr>
+          <w:rtl w:val="0"/>
+        </w:rPr>
+        <w:t xml:space="preserve"> also obtained interior design plans for the Hub which reveal that the university plans to  use AI-powered  facial-recognition scanners at the entrance to every space. The Editorial of this  newspaper lambasted the plan, calling the building “Fort Knoxious.”</w:t>
       </w:r>
     </w:p>
     <w:p>
@@ -14607,72 +14605,110 @@
         <w:rPr>
           <w:rtl w:val="0"/>
         </w:rPr>
-        <w:t xml:space="preserve">To most readers, and especially to students, the clause looks plain enough. The Coalition has demanded a campus-wide student vote and is confident of the result: in a </w:t>
-      </w:r>
-      <w:r>
+        <w:t xml:space="preserve">A broad coalition of student organizations, from the most-politically-enthusiastic preservationists to the usually-conflict-averse a cappella group, has formed a parent organization called The Green Commons Coalition to organize protests and look into legal options in order to stop the renovations. Members wear tree pins and green caps around campus, and several prominent faculty members have been seen wearing the pin. A handful of faculty have even joined the vigil that students dressed as trees keep outside President Tricia Tabula’s house.</w:t>
+      </w:r>
+    </w:p>
+    <w:p>
+      <w:pPr>
+        <w:rPr/>
+      </w:pPr>
+      <w:r>
+        <w:rPr>
+          <w:rtl w:val="0"/>
+        </w:rPr>
+        <w:t xml:space="preserve">The Coalition soon turned from demonstrations to the law, after its members found a clause in the university’s founding Charter now known as the Commons Clause:</w:t>
+      </w:r>
+    </w:p>
+    <w:p>
+      <w:pPr>
         <w:rPr>
           <w:i w:val="1"/>
           <w:iCs w:val="1"/>
-          <w:rtl w:val="0"/>
-        </w:rPr>
-        <w:t xml:space="preserve">Blank</w:t>
-      </w:r>
-      <w:r>
-        <w:rPr>
-          <w:rtl w:val="0"/>
-        </w:rPr>
-        <w:t xml:space="preserve"> poll, 94 percent of students said they would vote no.</w:t>
-      </w:r>
-    </w:p>
-    <w:p>
-      <w:pPr>
-        <w:rPr/>
-      </w:pPr>
-      <w:r>
-        <w:rPr>
-          <w:rtl w:val="0"/>
-        </w:rPr>
-        <w:t xml:space="preserve">The administration’s answer rests on the mark in parentheses. In the original Charter the ink after “masters” is smeared, and for generations transcripts have printed the comma in parentheses because no one could be sure it is one. Without the comma, the university argues, “the faculty house masters and students” is a single group, and the house masters’ approval would satisfy the clause.</w:t>
-      </w:r>
-    </w:p>
-    <w:p>
-      <w:pPr>
-        <w:rPr/>
-      </w:pPr>
-      <w:r>
-        <w:rPr>
-          <w:rtl w:val="0"/>
-        </w:rPr>
-        <w:t xml:space="preserve">The argument was received with skepticism and ridicule on campus until people learned of a 2017 federal appeals court case in Maine, in which a missing Oxford comma cost a dairy company $5,000,000. Commas, it turns out, can decide lawsuits. If the university can show that the mark is not a comma, it may be able to defeat the Coalition’s challenge, at least in court.</w:t>
-      </w:r>
-    </w:p>
-    <w:p>
-      <w:pPr>
-        <w:rPr/>
-      </w:pPr>
-      <w:r>
-        <w:rPr>
-          <w:rtl w:val="0"/>
-        </w:rPr>
-        <w:t xml:space="preserve">So the fight over the Commons has transformed into a fight over one little blot of ink. If it is an original comma, students must approve in their own right, and no one can approve on their behalf. If it is ink damage or a later blemish, consulting the house masters may count as consulting the students.</w:t>
-      </w:r>
-    </w:p>
-    <w:p>
-      <w:pPr>
-        <w:rPr/>
-      </w:pPr>
-      <w:r>
-        <w:rPr>
-          <w:rtl w:val="0"/>
-        </w:rPr>
-        <w:t xml:space="preserve">Tonight’s examination is the result. The university agreed to examine the original Charter in public before five experts it appointed and the Coalition approved: Amara Voss, a forensic document examiner; Daniel Wei, a professor of art conservation who specializes in paper and parchment; Lenora Bell, a professor of history and paleographer who specializes in the handwriting of the Charter’s era; Samuel Ortiz, a professor of imaging science who reads damaged documents under ultraviolet and infrared light; and Ruth Halpern, the university’s archivist emeritus. The panel will publish a report giving its considered opinion. Last week </w:t>
-      </w:r>
+        </w:rPr>
+      </w:pPr>
       <w:r>
         <w:rPr>
           <w:i w:val="1"/>
           <w:iCs w:val="1"/>
           <w:rtl w:val="0"/>
         </w:rPr>
+        <w:t xml:space="preserve">“No renovation, alteration, or demolition of the Commons shall proceed without the approval of the University Board of Directors, the President, the Provost, the Faculty Senate, the faculty house masters(,) and students of the University.”</w:t>
+      </w:r>
+    </w:p>
+    <w:p>
+      <w:pPr>
+        <w:rPr/>
+      </w:pPr>
+      <w:r>
+        <w:rPr>
+          <w:rtl w:val="0"/>
+        </w:rPr>
+        <w:t xml:space="preserve">To most readers, and especially to students, the clause looks plain enough. The Coalition has demanded a campus-wide student vote and is confident of the result: in a </w:t>
+      </w:r>
+      <w:r>
+        <w:rPr>
+          <w:i w:val="1"/>
+          <w:iCs w:val="1"/>
+          <w:rtl w:val="0"/>
+        </w:rPr>
+        <w:t xml:space="preserve">Blank</w:t>
+      </w:r>
+      <w:r>
+        <w:rPr>
+          <w:rtl w:val="0"/>
+        </w:rPr>
+        <w:t xml:space="preserve"> poll, 94 percent of students said they would vote no.</w:t>
+      </w:r>
+    </w:p>
+    <w:p>
+      <w:pPr>
+        <w:rPr/>
+      </w:pPr>
+      <w:r>
+        <w:rPr>
+          <w:rtl w:val="0"/>
+        </w:rPr>
+        <w:t xml:space="preserve">The administration’s answer rests on the mark in parentheses. In the original Charter the ink after “masters” is smeared, and for generations transcripts have printed the comma in parentheses because no one could be sure it is one. Without the comma, the university argues, “the faculty house masters and students” is a single group, and the house masters’ approval would satisfy the clause.</w:t>
+      </w:r>
+    </w:p>
+    <w:p>
+      <w:pPr>
+        <w:rPr/>
+      </w:pPr>
+      <w:r>
+        <w:rPr>
+          <w:rtl w:val="0"/>
+        </w:rPr>
+        <w:t xml:space="preserve">The argument was received with skepticism and ridicule on campus until people learned of a 2017 federal appeals court case in Maine, in which a missing Oxford comma cost a dairy company $5,000,000. Commas, it turns out, can decide lawsuits. If the university can show that the mark is not a comma, it may be able to defeat the Coalition’s challenge, at least in court.</w:t>
+      </w:r>
+    </w:p>
+    <w:p>
+      <w:pPr>
+        <w:rPr/>
+      </w:pPr>
+      <w:r>
+        <w:rPr>
+          <w:rtl w:val="0"/>
+        </w:rPr>
+        <w:t xml:space="preserve">So the fight over the Commons has transformed into a fight over one little blot of ink. If it is an original comma, students must approve in their own right, and no one can approve on their behalf. If it is ink damage or a later blemish, consulting the house masters may count as consulting the students.</w:t>
+      </w:r>
+    </w:p>
+    <w:p>
+      <w:pPr>
+        <w:rPr/>
+      </w:pPr>
+      <w:r>
+        <w:rPr>
+          <w:rtl w:val="0"/>
+        </w:rPr>
+        <w:t xml:space="preserve">Tonight’s examination is the result. The university agreed to examine the original Charter in public before five experts it appointed and the Coalition approved: Amara Voss, a forensic document examiner; Daniel Wei, a professor of art conservation who specializes in paper and parchment; Lenora Bell, a professor of history and paleographer who specializes in the handwriting of the Charter’s era; Samuel Ortiz, a professor of imaging science who reads damaged documents under ultraviolet and infrared light; and Ruth Halpern, the university’s archivist emeritus. The panel will publish a report giving its considered opinion. Last week </w:t>
+      </w:r>
+      <w:r>
+        <w:rPr>
+          <w:i w:val="1"/>
+          <w:iCs w:val="1"/>
+          <w:rtl w:val="0"/>
+        </w:rPr>
         <w:t xml:space="preserve">The Blank</w:t>
       </w:r>
       <w:r>
@@ -14680,6 +14716,100 @@
           <w:rtl w:val="0"/>
         </w:rPr>
         <w:t xml:space="preserve"> published exclusive photographs of the original Charter, taken out of its exhibit fixture for the first time in decades. That the examination is public at all shows how little many students trust the administration on this project. President Tabula says she welcomes it. In a statement, she said she “believes this is an opportunity to demonstrate the university’s commitment to the truth and the open inquiry that serves it.”</w:t>
+      </w:r>
+    </w:p>
+    <w:p>
+      <w:pPr>
+        <w:pStyle w:val="Heading3"/>
+        <w:rPr/>
+      </w:pPr>
+      <w:bookmarkStart w:colFirst="0" w:colLast="0" w:name="_7gcokq254w6j" w:id="9"/>
+      <w:bookmarkEnd w:id="9"/>
+      <w:r>
+        <w:rPr>
+          <w:rtl w:val="0"/>
+        </w:rPr>
+        <w:t xml:space="preserve">Tonight’s panel</w:t>
+      </w:r>
+    </w:p>
+    <w:p>
+      <w:pPr>
+        <w:numPr>
+          <w:ilvl w:val="0"/>
+          <w:numId w:val="9"/>
+        </w:numPr>
+        <w:spacing w:after="0" w:afterAutospacing="0"/>
+        <w:ind w:left="720" w:hanging="360"/>
+      </w:pPr>
+      <w:r>
+        <w:rPr>
+          <w:rtl w:val="0"/>
+        </w:rPr>
+        <w:t xml:space="preserve">Amara Voss – Forensic document examiner</w:t>
+      </w:r>
+    </w:p>
+    <w:p>
+      <w:pPr>
+        <w:numPr>
+          <w:ilvl w:val="0"/>
+          <w:numId w:val="9"/>
+        </w:numPr>
+        <w:spacing w:after="0" w:afterAutospacing="0" w:before="0" w:beforeAutospacing="0"/>
+        <w:ind w:left="720" w:hanging="360"/>
+      </w:pPr>
+      <w:r>
+        <w:rPr>
+          <w:rtl w:val="0"/>
+        </w:rPr>
+        <w:t xml:space="preserve">Daniel Wei – Professor of art conservation</w:t>
+      </w:r>
+    </w:p>
+    <w:p>
+      <w:pPr>
+        <w:numPr>
+          <w:ilvl w:val="0"/>
+          <w:numId w:val="9"/>
+        </w:numPr>
+        <w:spacing w:after="0" w:afterAutospacing="0" w:before="0" w:beforeAutospacing="0"/>
+        <w:ind w:left="720" w:hanging="360"/>
+      </w:pPr>
+      <w:r>
+        <w:rPr>
+          <w:rtl w:val="0"/>
+        </w:rPr>
+        <w:t xml:space="preserve">Lenora Bell – Professor of history and paleographer</w:t>
+      </w:r>
+    </w:p>
+    <w:p>
+      <w:pPr>
+        <w:numPr>
+          <w:ilvl w:val="0"/>
+          <w:numId w:val="9"/>
+        </w:numPr>
+        <w:spacing w:after="0" w:afterAutospacing="0" w:before="0" w:beforeAutospacing="0"/>
+        <w:ind w:left="720" w:hanging="360"/>
+      </w:pPr>
+      <w:r>
+        <w:rPr>
+          <w:rtl w:val="0"/>
+        </w:rPr>
+        <w:t xml:space="preserve">Samuel Ortiz – Professor of imaging science</w:t>
+      </w:r>
+    </w:p>
+    <w:p>
+      <w:pPr>
+        <w:numPr>
+          <w:ilvl w:val="0"/>
+          <w:numId w:val="9"/>
+        </w:numPr>
+        <w:spacing w:before="0" w:beforeAutospacing="0"/>
+        <w:ind w:left="720" w:hanging="360"/>
+      </w:pPr>
+      <w:r>
+        <w:rPr>
+          <w:rtl w:val="0"/>
+        </w:rPr>
+        <w:t xml:space="preserve">Ruth Halpern – University archivist emeritus</w:t>
       </w:r>
     </w:p>
     <w:p>
@@ -15455,6 +15585,116 @@
         <w:ind w:left="6480" w:hanging="480"/>
       </w:pPr>
       <w:rPr/>
+    </w:lvl>
+  </w:abstractNum>
+  <w:abstractNum w:abstractNumId="9">
+    <w:lvl w:ilvl="0">
+      <w:start w:val="1"/>
+      <w:numFmt w:val="bullet"/>
+      <w:lvlText w:val="●"/>
+      <w:lvlJc w:val="left"/>
+      <w:pPr>
+        <w:ind w:left="720" w:hanging="360"/>
+      </w:pPr>
+      <w:rPr>
+        <w:u w:val="none"/>
+      </w:rPr>
+    </w:lvl>
+    <w:lvl w:ilvl="1">
+      <w:start w:val="1"/>
+      <w:numFmt w:val="bullet"/>
+      <w:lvlText w:val="○"/>
+      <w:lvlJc w:val="left"/>
+      <w:pPr>
+        <w:ind w:left="1440" w:hanging="360"/>
+      </w:pPr>
+      <w:rPr>
+        <w:u w:val="none"/>
+      </w:rPr>
+    </w:lvl>
+    <w:lvl w:ilvl="2">
+      <w:start w:val="1"/>
+      <w:numFmt w:val="bullet"/>
+      <w:lvlText w:val="■"/>
+      <w:lvlJc w:val="left"/>
+      <w:pPr>
+        <w:ind w:left="2160" w:hanging="360"/>
+      </w:pPr>
+      <w:rPr>
+        <w:u w:val="none"/>
+      </w:rPr>
+    </w:lvl>
+    <w:lvl w:ilvl="3">
+      <w:start w:val="1"/>
+      <w:numFmt w:val="bullet"/>
+      <w:lvlText w:val="●"/>
+      <w:lvlJc w:val="left"/>
+      <w:pPr>
+        <w:ind w:left="2880" w:hanging="360"/>
+      </w:pPr>
+      <w:rPr>
+        <w:u w:val="none"/>
+      </w:rPr>
+    </w:lvl>
+    <w:lvl w:ilvl="4">
+      <w:start w:val="1"/>
+      <w:numFmt w:val="bullet"/>
+      <w:lvlText w:val="○"/>
+      <w:lvlJc w:val="left"/>
+      <w:pPr>
+        <w:ind w:left="3600" w:hanging="360"/>
+      </w:pPr>
+      <w:rPr>
+        <w:u w:val="none"/>
+      </w:rPr>
+    </w:lvl>
+    <w:lvl w:ilvl="5">
+      <w:start w:val="1"/>
+      <w:numFmt w:val="bullet"/>
+      <w:lvlText w:val="■"/>
+      <w:lvlJc w:val="left"/>
+      <w:pPr>
+        <w:ind w:left="4320" w:hanging="360"/>
+      </w:pPr>
+      <w:rPr>
+        <w:u w:val="none"/>
+      </w:rPr>
+    </w:lvl>
+    <w:lvl w:ilvl="6">
+      <w:start w:val="1"/>
+      <w:numFmt w:val="bullet"/>
+      <w:lvlText w:val="●"/>
+      <w:lvlJc w:val="left"/>
+      <w:pPr>
+        <w:ind w:left="5040" w:hanging="360"/>
+      </w:pPr>
+      <w:rPr>
+        <w:u w:val="none"/>
+      </w:rPr>
+    </w:lvl>
+    <w:lvl w:ilvl="7">
+      <w:start w:val="1"/>
+      <w:numFmt w:val="bullet"/>
+      <w:lvlText w:val="○"/>
+      <w:lvlJc w:val="left"/>
+      <w:pPr>
+        <w:ind w:left="5760" w:hanging="360"/>
+      </w:pPr>
+      <w:rPr>
+        <w:u w:val="none"/>
+      </w:rPr>
+    </w:lvl>
+    <w:lvl w:ilvl="8">
+      <w:start w:val="1"/>
+      <w:numFmt w:val="bullet"/>
+      <w:lvlText w:val="■"/>
+      <w:lvlJc w:val="left"/>
+      <w:pPr>
+        <w:ind w:left="6480" w:hanging="360"/>
+      </w:pPr>
+      <w:rPr>
+        <w:u w:val="none"/>
+      </w:rPr>
     </w:lvl>
   </w:abstractNum>
   <w:num w:numId="1">
@@ -15480,6 +15720,9 @@
   </w:num>
   <w:num w:numId="8">
     <w:abstractNumId w:val="8"/>
+  </w:num>
+  <w:num w:numId="9">
+    <w:abstractNumId w:val="9"/>
   </w:num>
 </w:numbering>
 </file>

--- a/scenarios/commons-comma/The Commons' Comma – Scenario Packet.docx
+++ b/scenarios/commons-comma/The Commons' Comma – Scenario Packet.docx
@@ -58,23 +58,7 @@
           <w:iCs w:val="1"/>
           <w:rtl w:val="0"/>
         </w:rPr>
-        <w:t xml:space="preserve">This packet follows the structure defined in</w:t>
-      </w:r>
-      <w:r>
-        <w:rPr>
-          <w:rFonts w:ascii="Cambria" w:cs="Cambria" w:eastAsia="Cambria" w:hAnsi="Cambria"/>
-          <w:rtl w:val="0"/>
-        </w:rPr>
-        <w:t xml:space="preserve"> HEARsay mysteries </w:t>
-      </w:r>
-      <w:r>
-        <w:rPr>
-          <w:rFonts w:ascii="Cambria" w:cs="Cambria" w:eastAsia="Cambria" w:hAnsi="Cambria"/>
-          <w:i w:val="1"/>
-          <w:iCs w:val="1"/>
-          <w:rtl w:val="0"/>
-        </w:rPr>
-        <w:t xml:space="preserve">(the framework Google Doc, which holds the game’s rules). The companion workbook, The Commons’ Comma – Response Matrix, holds everything the game uses: the 64 interview cells in spreadsheet form, plus the settings, story text, final-answer options and endings. The game is built from the workbook, so the two must say the same things: change both together. Before it builds the game, the build checks that this packet still matches the workbook.</w:t>
+        <w:t xml:space="preserve">This packet is a scenario for the HEARsay mystery series, and is built according to the template provided by the HEARsay Mystery framework document. Please consult the framework document for more general guidance. </w:t>
       </w:r>
       <w:r>
         <w:rPr>
@@ -103,7 +87,7 @@
           <w:szCs w:val="40"/>
           <w:rtl w:val="0"/>
         </w:rPr>
-        <w:t xml:space="preserve">1. Identity</w:t>
+        <w:t xml:space="preserve">1. Details</w:t>
       </w:r>
     </w:p>
     <w:p>
@@ -181,67 +165,46 @@
           <w:szCs w:val="24"/>
           <w:rtl w:val="0"/>
         </w:rPr>
-        <w:t xml:space="preserve">Mystery-giver:</w:t>
-      </w:r>
-      <w:r>
-        <w:rPr>
-          <w:rFonts w:ascii="EB Garamond" w:cs="EB Garamond" w:eastAsia="EB Garamond" w:hAnsi="EB Garamond"/>
-          <w:sz w:val="24"/>
-          <w:szCs w:val="24"/>
-          <w:rtl w:val="0"/>
-        </w:rPr>
-        <w:t xml:space="preserve"> the university president</w:t>
-        <w:br w:type="textWrapping"/>
-      </w:r>
-      <w:r>
-        <w:rPr>
-          <w:rFonts w:ascii="EB Garamond" w:cs="EB Garamond" w:eastAsia="EB Garamond" w:hAnsi="EB Garamond"/>
-          <w:b w:val="1"/>
-          <w:bCs w:val="1"/>
-          <w:sz w:val="24"/>
-          <w:szCs w:val="24"/>
-          <w:rtl w:val="0"/>
-        </w:rPr>
-        <w:t xml:space="preserve">Deadline:</w:t>
-      </w:r>
-      <w:r>
-        <w:rPr>
-          <w:rFonts w:ascii="EB Garamond" w:cs="EB Garamond" w:eastAsia="EB Garamond" w:hAnsi="EB Garamond"/>
-          <w:sz w:val="24"/>
-          <w:szCs w:val="24"/>
-          <w:rtl w:val="0"/>
-        </w:rPr>
-        <w:t xml:space="preserve"> 5:00 p.m. (the public examination is at 6:00 p.m.); in play that translates to, a budget of 30 questions.</w:t>
-      </w:r>
-    </w:p>
-    <w:p>
-      <w:pPr>
-        <w:spacing w:before="200" w:line="276" w:lineRule="auto"/>
-        <w:rPr>
-          <w:rFonts w:ascii="EB Garamond" w:cs="EB Garamond" w:eastAsia="EB Garamond" w:hAnsi="EB Garamond"/>
-          <w:sz w:val="24"/>
-          <w:szCs w:val="24"/>
-        </w:rPr>
-      </w:pPr>
-      <w:r>
-        <w:rPr>
-          <w:rFonts w:ascii="EB Garamond" w:cs="EB Garamond" w:eastAsia="EB Garamond" w:hAnsi="EB Garamond"/>
-          <w:b w:val="1"/>
-          <w:bCs w:val="1"/>
-          <w:sz w:val="24"/>
-          <w:szCs w:val="24"/>
-          <w:rtl w:val="0"/>
-        </w:rPr>
-        <w:t xml:space="preserve">Summary:</w:t>
-      </w:r>
-      <w:r>
-        <w:rPr>
-          <w:rFonts w:ascii="EB Garamond" w:cs="EB Garamond" w:eastAsia="EB Garamond" w:hAnsi="EB Garamond"/>
-          <w:sz w:val="24"/>
-          <w:szCs w:val="24"/>
-          <w:rtl w:val="0"/>
-        </w:rPr>
-        <w:t xml:space="preserve"> The night before the university publicly examines its founding Charter to settle whether a disputed ink mark is a comma, the Charter vanishes from the archive. A first-day work-study assistant in the president’s office has until five o’clock to find out who took it, why, and where it is, by interviewing eight students who each know something and each have an opinion about the controversial renovation of the commons - which the comma/ink blot would decide.</w:t>
+        <w:t xml:space="preserve">Budget:</w:t>
+      </w:r>
+      <w:r>
+        <w:rPr>
+          <w:rFonts w:ascii="EB Garamond" w:cs="EB Garamond" w:eastAsia="EB Garamond" w:hAnsi="EB Garamond"/>
+          <w:sz w:val="24"/>
+          <w:szCs w:val="24"/>
+          <w:rtl w:val="0"/>
+        </w:rPr>
+        <w:t xml:space="preserve"> 30 questions.</w:t>
+      </w:r>
+    </w:p>
+    <w:p>
+      <w:pPr>
+        <w:spacing w:before="200" w:line="276" w:lineRule="auto"/>
+        <w:rPr>
+          <w:rFonts w:ascii="EB Garamond" w:cs="EB Garamond" w:eastAsia="EB Garamond" w:hAnsi="EB Garamond"/>
+          <w:sz w:val="24"/>
+          <w:szCs w:val="24"/>
+        </w:rPr>
+      </w:pPr>
+      <w:r>
+        <w:rPr>
+          <w:rFonts w:ascii="EB Garamond" w:cs="EB Garamond" w:eastAsia="EB Garamond" w:hAnsi="EB Garamond"/>
+          <w:b w:val="1"/>
+          <w:bCs w:val="1"/>
+          <w:sz w:val="24"/>
+          <w:szCs w:val="24"/>
+          <w:rtl w:val="0"/>
+        </w:rPr>
+        <w:t xml:space="preserve">Introduction blurb :</w:t>
+      </w:r>
+      <w:r>
+        <w:rPr>
+          <w:rFonts w:ascii="EB Garamond" w:cs="EB Garamond" w:eastAsia="EB Garamond" w:hAnsi="EB Garamond"/>
+          <w:sz w:val="24"/>
+          <w:szCs w:val="24"/>
+          <w:rtl w:val="0"/>
+        </w:rPr>
+        <w:t xml:space="preserve"> The night before the university publicly examines its founding Charter to settle whether a disputed ink mark is a comma, the Charter vanishes from the archive. A first-day work-study assistant in the president’s office has until five o’clock to find out who took it, why, and where it is, by interviewing students who were all around the common last night and each have opinions about the controversial renovation of the commons - which the comma examination was supposed to decide.</w:t>
       </w:r>
     </w:p>
     <w:p>
@@ -265,7 +228,33 @@
           <w:szCs w:val="40"/>
           <w:rtl w:val="0"/>
         </w:rPr>
-        <w:t xml:space="preserve">2. The Story So Far</w:t>
+        <w:t xml:space="preserve">2. Newspaper article</w:t>
+      </w:r>
+    </w:p>
+    <w:p>
+      <w:pPr>
+        <w:pStyle w:val="Heading2"/>
+        <w:spacing w:after="120" w:line="276" w:lineRule="auto"/>
+        <w:rPr>
+          <w:rFonts w:ascii="EB Garamond" w:cs="EB Garamond" w:eastAsia="EB Garamond" w:hAnsi="EB Garamond"/>
+          <w:b w:val="0"/>
+          <w:bCs w:val="0"/>
+          <w:sz w:val="32"/>
+          <w:szCs w:val="32"/>
+        </w:rPr>
+      </w:pPr>
+      <w:bookmarkStart w:colFirst="0" w:colLast="0" w:name="_k5bxvln3k8f1" w:id="0"/>
+      <w:bookmarkEnd w:id="0"/>
+      <w:r>
+        <w:rPr>
+          <w:rFonts w:ascii="EB Garamond" w:cs="EB Garamond" w:eastAsia="EB Garamond" w:hAnsi="EB Garamond"/>
+          <w:b w:val="0"/>
+          <w:bCs w:val="0"/>
+          <w:sz w:val="32"/>
+          <w:szCs w:val="32"/>
+          <w:rtl w:val="0"/>
+        </w:rPr>
+        <w:t xml:space="preserve">A Comma Under Scrutiny</w:t>
       </w:r>
     </w:p>
     <w:p>
@@ -288,153 +277,208 @@
           <w:szCs w:val="24"/>
           <w:rtl w:val="0"/>
         </w:rPr>
-        <w:t xml:space="preserve">The Current Campus Controversy (CCC)</w:t>
-      </w:r>
-    </w:p>
-    <w:p>
-      <w:pPr>
-        <w:spacing w:before="200" w:line="276" w:lineRule="auto"/>
-        <w:rPr>
-          <w:rFonts w:ascii="EB Garamond" w:cs="EB Garamond" w:eastAsia="EB Garamond" w:hAnsi="EB Garamond"/>
-          <w:sz w:val="24"/>
-          <w:szCs w:val="24"/>
-        </w:rPr>
-      </w:pPr>
-      <w:r>
-        <w:rPr>
-          <w:rFonts w:ascii="EB Garamond" w:cs="EB Garamond" w:eastAsia="EB Garamond" w:hAnsi="EB Garamond"/>
-          <w:b w:val="1"/>
-          <w:bCs w:val="1"/>
-          <w:sz w:val="24"/>
-          <w:szCs w:val="24"/>
-          <w:rtl w:val="0"/>
-        </w:rPr>
-        <w:t xml:space="preserve">The Commons renovation.</w:t>
-      </w:r>
-      <w:r>
-        <w:rPr>
-          <w:rFonts w:ascii="EB Garamond" w:cs="EB Garamond" w:eastAsia="EB Garamond" w:hAnsi="EB Garamond"/>
-          <w:sz w:val="24"/>
-          <w:szCs w:val="24"/>
-          <w:rtl w:val="0"/>
-        </w:rPr>
-        <w:t xml:space="preserve"> The historic Student Commons of Blank University is a lush grassy area that students have used to study, sun-bathe, and study while sunbathing for several centuries now. This may all now change. About a year ago, the university announced a 50 million dollar plan to redevelop the historic Student Commons into an ‘Innovation Hub’: AI-assisted classrooms, digital library, makers spaces,  research offices, lab spaces, a suite for events – all built in a manner that is supposedly eco-friendly and integrates with the current greenery of the commons. The university advertised the plan as an opportunity for the students to improve the learning experiences and conditions while maintaining close connections to the faculty who would be working right in the same building. </w:t>
-      </w:r>
-    </w:p>
-    <w:p>
-      <w:pPr>
-        <w:spacing w:before="200" w:line="276" w:lineRule="auto"/>
-        <w:rPr>
-          <w:rFonts w:ascii="EB Garamond" w:cs="EB Garamond" w:eastAsia="EB Garamond" w:hAnsi="EB Garamond"/>
-          <w:sz w:val="24"/>
-          <w:szCs w:val="24"/>
-        </w:rPr>
-      </w:pPr>
-      <w:r>
-        <w:rPr>
-          <w:rFonts w:ascii="EB Garamond" w:cs="EB Garamond" w:eastAsia="EB Garamond" w:hAnsi="EB Garamond"/>
-          <w:sz w:val="24"/>
-          <w:szCs w:val="24"/>
-          <w:rtl w:val="0"/>
-        </w:rPr>
-        <w:t xml:space="preserve">At the same time that university administrators were praising it, the plan generated heaps of scorn, anger, and rejection by many students. First and foremost among the objections to the project centered around the destruction of a central green zone in the center of the campus. The university was largely prepared for that challenge and had prepared a series of videos purporting to demonstrate the eco-friendliness of the project. They were not prepared, however, to the way their videos would be mocked and reenacted by students on campus, with a particularly viral spoof showing a student in a shark suit and covered in tar from head to toe, crawling on the beach and talking directly  to the camera, elaborating with his dying breaths on the benefits of tar to the wellness of sharks.</w:t>
-      </w:r>
-    </w:p>
-    <w:p>
-      <w:pPr>
-        <w:spacing w:before="200" w:line="276" w:lineRule="auto"/>
-        <w:rPr>
-          <w:rFonts w:ascii="EB Garamond" w:cs="EB Garamond" w:eastAsia="EB Garamond" w:hAnsi="EB Garamond"/>
-          <w:sz w:val="24"/>
-          <w:szCs w:val="24"/>
-        </w:rPr>
-      </w:pPr>
-      <w:r>
-        <w:rPr>
-          <w:rFonts w:ascii="EB Garamond" w:cs="EB Garamond" w:eastAsia="EB Garamond" w:hAnsi="EB Garamond"/>
-          <w:sz w:val="24"/>
-          <w:szCs w:val="24"/>
-          <w:rtl w:val="0"/>
-        </w:rPr>
-        <w:t xml:space="preserve">The university was even less prepared for the series of articles in the university newspaper, </w:t>
-      </w:r>
-      <w:r>
+        <w:t xml:space="preserve">Tonight five experts will examine the Commons Clause in the University Charter in public. Their reading of one ink mark could decide whether students can veto the $50 million Innovation Hub.</w:t>
+      </w:r>
+    </w:p>
+    <w:p>
+      <w:pPr>
+        <w:spacing w:before="200" w:line="276" w:lineRule="auto"/>
         <w:rPr>
           <w:rFonts w:ascii="EB Garamond" w:cs="EB Garamond" w:eastAsia="EB Garamond" w:hAnsi="EB Garamond"/>
           <w:i w:val="1"/>
           <w:iCs w:val="1"/>
           <w:sz w:val="24"/>
           <w:szCs w:val="24"/>
-          <w:rtl w:val="0"/>
-        </w:rPr>
-        <w:t xml:space="preserve">The Blank</w:t>
-      </w:r>
-      <w:r>
-        <w:rPr>
-          <w:rFonts w:ascii="EB Garamond" w:cs="EB Garamond" w:eastAsia="EB Garamond" w:hAnsi="EB Garamond"/>
-          <w:sz w:val="24"/>
-          <w:szCs w:val="24"/>
-          <w:rtl w:val="0"/>
-        </w:rPr>
-        <w:t xml:space="preserve">, that raised questions about the identity and businesses of the wealthy donors that were reported as the anonymous donors behind the commons renovation project. Among the most troubling stories were reports that Adrian Vale, VP for Campus Development and the most senior official in the university administration in charge of the renovation, had personal business ties to the donors who in turn have financial ties to the contractors that were hired to plan and implement parts of the renovation. Then there were stories about the invasive system of security planned for the new compound which the students newspaper has started calling Fort Knoxious. The newspaper managed to get hold of some plans that include face recognition technology at the entrance to all spaces, managed by a private company that will then own the data.  </w:t>
-      </w:r>
-    </w:p>
-    <w:p>
-      <w:pPr>
-        <w:spacing w:before="200" w:line="276" w:lineRule="auto"/>
-        <w:rPr>
-          <w:rFonts w:ascii="EB Garamond" w:cs="EB Garamond" w:eastAsia="EB Garamond" w:hAnsi="EB Garamond"/>
-          <w:sz w:val="24"/>
-          <w:szCs w:val="24"/>
-        </w:rPr>
-      </w:pPr>
-      <w:r>
-        <w:rPr>
-          <w:rFonts w:ascii="EB Garamond" w:cs="EB Garamond" w:eastAsia="EB Garamond" w:hAnsi="EB Garamond"/>
-          <w:sz w:val="24"/>
-          <w:szCs w:val="24"/>
-          <w:rtl w:val="0"/>
-        </w:rPr>
-        <w:t xml:space="preserve">A broad coalition of student organizations, from the most -politically-enthusiastic preservationists to the usually-conflict-averse acapella group, has formed a parent organization to organize protests and look into legal avenues to stop the renovations. They call themselves The Green Commons Coalition and they’ve made themselves visible with tree pins and green caps all around campus. Several prominent faculty members have expressed support for their effort or were seen with the pin on their lapel. A handful of faculty were even seen in the vigil of trees that students have formed outside the house of the university president. </w:t>
-      </w:r>
-    </w:p>
-    <w:p>
-      <w:pPr>
-        <w:spacing w:before="200" w:line="276" w:lineRule="auto"/>
-        <w:rPr>
-          <w:rFonts w:ascii="EB Garamond" w:cs="EB Garamond" w:eastAsia="EB Garamond" w:hAnsi="EB Garamond"/>
-          <w:sz w:val="24"/>
-          <w:szCs w:val="24"/>
-        </w:rPr>
-      </w:pPr>
-      <w:r>
-        <w:rPr>
-          <w:rFonts w:ascii="EB Garamond" w:cs="EB Garamond" w:eastAsia="EB Garamond" w:hAnsi="EB Garamond"/>
-          <w:sz w:val="24"/>
-          <w:szCs w:val="24"/>
-          <w:rtl w:val="0"/>
-        </w:rPr>
-        <w:t xml:space="preserve">To everyone’s surprise the bulk of the coalition’s focus quickly moved from organizing social-media-worthy demonstrations to pursuing legal strategies. This happened when the coalition discovered a clause in the old University Charter that has come to be known as the Commons Clause: </w:t>
-      </w:r>
-    </w:p>
-    <w:p>
-      <w:pPr>
-        <w:spacing w:before="200" w:line="276" w:lineRule="auto"/>
-        <w:rPr>
-          <w:rFonts w:ascii="Cambria" w:cs="Cambria" w:eastAsia="Cambria" w:hAnsi="Cambria"/>
+        </w:rPr>
+      </w:pPr>
+      <w:r>
+        <w:rPr>
+          <w:rFonts w:ascii="EB Garamond" w:cs="EB Garamond" w:eastAsia="EB Garamond" w:hAnsi="EB Garamond"/>
           <w:i w:val="1"/>
           <w:iCs w:val="1"/>
           <w:sz w:val="24"/>
           <w:szCs w:val="24"/>
-        </w:rPr>
-      </w:pPr>
-      <w:r>
-        <w:rPr>
-          <w:rFonts w:ascii="Cambria" w:cs="Cambria" w:eastAsia="Cambria" w:hAnsi="Cambria"/>
+          <w:rtl w:val="0"/>
+        </w:rPr>
+        <w:t xml:space="preserve">By Sofia Alvarez, Staff Writer</w:t>
+      </w:r>
+    </w:p>
+    <w:p>
+      <w:pPr>
+        <w:spacing w:before="200" w:line="276" w:lineRule="auto"/>
+        <w:rPr>
+          <w:rFonts w:ascii="EB Garamond" w:cs="EB Garamond" w:eastAsia="EB Garamond" w:hAnsi="EB Garamond"/>
           <w:i w:val="1"/>
           <w:iCs w:val="1"/>
           <w:sz w:val="24"/>
           <w:szCs w:val="24"/>
+        </w:rPr>
+      </w:pPr>
+      <w:r>
+        <w:rPr>
+          <w:rFonts w:ascii="EB Garamond" w:cs="EB Garamond" w:eastAsia="EB Garamond" w:hAnsi="EB Garamond"/>
+          <w:i w:val="1"/>
+          <w:iCs w:val="1"/>
+          <w:sz w:val="24"/>
+          <w:szCs w:val="24"/>
+          <w:rtl w:val="0"/>
+        </w:rPr>
+        <w:t xml:space="preserve">Illustration: The smeared mark after “masters” in the Charter’s Commons Clause. For generations, transcripts have printed it in parentheses.</w:t>
+      </w:r>
+    </w:p>
+    <w:p>
+      <w:pPr>
+        <w:spacing w:before="200" w:line="276" w:lineRule="auto"/>
+        <w:rPr>
+          <w:rFonts w:ascii="EB Garamond" w:cs="EB Garamond" w:eastAsia="EB Garamond" w:hAnsi="EB Garamond"/>
+          <w:sz w:val="24"/>
+          <w:szCs w:val="24"/>
+        </w:rPr>
+      </w:pPr>
+      <w:r>
+        <w:rPr>
+          <w:rFonts w:ascii="EB Garamond" w:cs="EB Garamond" w:eastAsia="EB Garamond" w:hAnsi="EB Garamond"/>
+          <w:sz w:val="24"/>
+          <w:szCs w:val="24"/>
+          <w:rtl w:val="0"/>
+        </w:rPr>
+        <w:t xml:space="preserve">At six o’clock this evening, a panel of five experts will examine the original University Charter in public and report on a single mark of ink in its Commons Clause. If the mark is a comma, every student at Blank University may get a vote on the future of the Commons. If it is a blot, the administration may not need to ask them.</w:t>
+      </w:r>
+    </w:p>
+    <w:p>
+      <w:pPr>
+        <w:spacing w:before="200" w:line="276" w:lineRule="auto"/>
+        <w:rPr>
+          <w:rFonts w:ascii="EB Garamond" w:cs="EB Garamond" w:eastAsia="EB Garamond" w:hAnsi="EB Garamond"/>
+          <w:sz w:val="24"/>
+          <w:szCs w:val="24"/>
+        </w:rPr>
+      </w:pPr>
+      <w:r>
+        <w:rPr>
+          <w:rFonts w:ascii="EB Garamond" w:cs="EB Garamond" w:eastAsia="EB Garamond" w:hAnsi="EB Garamond"/>
+          <w:sz w:val="24"/>
+          <w:szCs w:val="24"/>
+          <w:rtl w:val="0"/>
+        </w:rPr>
+        <w:t xml:space="preserve">For several centuries the Commons has been the lawn where Blank University students study, sunbathe, and study while sunbathing. A year ago the university announced a $50 million plan to replace it with an “Innovation Hub”: AI-assisted classrooms, a digital library, makerspaces, research offices, labs and an events suite. Administrators have promoted the Hub as a way to improve learning conditions and to put students in the same building as the faculty who teach them.</w:t>
+      </w:r>
+    </w:p>
+    <w:p>
+      <w:pPr>
+        <w:spacing w:before="200" w:line="276" w:lineRule="auto"/>
+        <w:rPr>
+          <w:rFonts w:ascii="EB Garamond" w:cs="EB Garamond" w:eastAsia="EB Garamond" w:hAnsi="EB Garamond"/>
+          <w:sz w:val="24"/>
+          <w:szCs w:val="24"/>
+        </w:rPr>
+      </w:pPr>
+      <w:r>
+        <w:rPr>
+          <w:rFonts w:ascii="EB Garamond" w:cs="EB Garamond" w:eastAsia="EB Garamond" w:hAnsi="EB Garamond"/>
+          <w:sz w:val="24"/>
+          <w:szCs w:val="24"/>
+          <w:rtl w:val="0"/>
+        </w:rPr>
+        <w:t xml:space="preserve">The students saw it differently and many made their voices heard right away. The primary objection offered by students centered on the loss of the green space at the center of campus. Then things got worse. In a series of articles, </w:t>
+      </w:r>
+      <w:r>
+        <w:rPr>
+          <w:rFonts w:ascii="EB Garamond" w:cs="EB Garamond" w:eastAsia="EB Garamond" w:hAnsi="EB Garamond"/>
+          <w:i w:val="1"/>
+          <w:iCs w:val="1"/>
+          <w:sz w:val="24"/>
+          <w:szCs w:val="24"/>
+          <w:rtl w:val="0"/>
+        </w:rPr>
+        <w:t xml:space="preserve">The Blank</w:t>
+      </w:r>
+      <w:r>
+        <w:rPr>
+          <w:rFonts w:ascii="EB Garamond" w:cs="EB Garamond" w:eastAsia="EB Garamond" w:hAnsi="EB Garamond"/>
+          <w:sz w:val="24"/>
+          <w:szCs w:val="24"/>
+          <w:rtl w:val="0"/>
+        </w:rPr>
+        <w:t xml:space="preserve"> reported on the anonymous donors and found business ties to the contractors hired to do the job as well as to Adrian Vale, Vice President for Campus Development and the senior administrator in charge of the renovation. Vale refused to comment on the allegation of corruption. </w:t>
+      </w:r>
+      <w:r>
+        <w:rPr>
+          <w:rFonts w:ascii="EB Garamond" w:cs="EB Garamond" w:eastAsia="EB Garamond" w:hAnsi="EB Garamond"/>
+          <w:i w:val="1"/>
+          <w:iCs w:val="1"/>
+          <w:sz w:val="24"/>
+          <w:szCs w:val="24"/>
+          <w:rtl w:val="0"/>
+        </w:rPr>
+        <w:t xml:space="preserve">The Blank</w:t>
+      </w:r>
+      <w:r>
+        <w:rPr>
+          <w:rFonts w:ascii="EB Garamond" w:cs="EB Garamond" w:eastAsia="EB Garamond" w:hAnsi="EB Garamond"/>
+          <w:sz w:val="24"/>
+          <w:szCs w:val="24"/>
+          <w:rtl w:val="0"/>
+        </w:rPr>
+        <w:t xml:space="preserve"> also obtained interior design plans for the Hub which reveal that the university plans to  use AI-powered  facial-recognition scanners at the entrance to every space. The Editorial of this  newspaper lambasted the plan, calling the building “Fort Knoxious.”</w:t>
+      </w:r>
+    </w:p>
+    <w:p>
+      <w:pPr>
+        <w:spacing w:before="200" w:line="276" w:lineRule="auto"/>
+        <w:rPr>
+          <w:rFonts w:ascii="EB Garamond" w:cs="EB Garamond" w:eastAsia="EB Garamond" w:hAnsi="EB Garamond"/>
+          <w:sz w:val="24"/>
+          <w:szCs w:val="24"/>
+        </w:rPr>
+      </w:pPr>
+      <w:r>
+        <w:rPr>
+          <w:rFonts w:ascii="EB Garamond" w:cs="EB Garamond" w:eastAsia="EB Garamond" w:hAnsi="EB Garamond"/>
+          <w:sz w:val="24"/>
+          <w:szCs w:val="24"/>
+          <w:rtl w:val="0"/>
+        </w:rPr>
+        <w:t xml:space="preserve">A broad coalition of student organizations, from the most-politically-enthusiastic preservationists to the usually-conflict-averse a cappella group, has formed a parent organization called The Green Commons Coalition to organize protests and look into legal options in order to stop the renovations. Members wear tree pins and green caps around campus, and several prominent faculty members have been seen wearing the pin. A handful of faculty have even joined the vigil that students dressed as trees keep outside President Tricia Tabula’s house.</w:t>
+      </w:r>
+    </w:p>
+    <w:p>
+      <w:pPr>
+        <w:spacing w:before="200" w:line="276" w:lineRule="auto"/>
+        <w:rPr>
+          <w:rFonts w:ascii="EB Garamond" w:cs="EB Garamond" w:eastAsia="EB Garamond" w:hAnsi="EB Garamond"/>
+          <w:sz w:val="24"/>
+          <w:szCs w:val="24"/>
+        </w:rPr>
+      </w:pPr>
+      <w:r>
+        <w:rPr>
+          <w:rFonts w:ascii="EB Garamond" w:cs="EB Garamond" w:eastAsia="EB Garamond" w:hAnsi="EB Garamond"/>
+          <w:sz w:val="24"/>
+          <w:szCs w:val="24"/>
+          <w:rtl w:val="0"/>
+        </w:rPr>
+        <w:t xml:space="preserve">The Coalition soon turned from demonstrations to the law, after its members found a clause in the university’s founding Charter now known as the Commons Clause:</w:t>
+      </w:r>
+    </w:p>
+    <w:p>
+      <w:pPr>
+        <w:spacing w:before="200" w:line="276" w:lineRule="auto"/>
+        <w:rPr>
+          <w:rFonts w:ascii="EB Garamond" w:cs="EB Garamond" w:eastAsia="EB Garamond" w:hAnsi="EB Garamond"/>
+          <w:i w:val="1"/>
+          <w:iCs w:val="1"/>
+          <w:sz w:val="24"/>
+          <w:szCs w:val="24"/>
+        </w:rPr>
+      </w:pPr>
+      <w:r>
+        <w:rPr>
+          <w:rFonts w:ascii="EB Garamond" w:cs="EB Garamond" w:eastAsia="EB Garamond" w:hAnsi="EB Garamond"/>
+          <w:i w:val="1"/>
+          <w:iCs w:val="1"/>
+          <w:sz w:val="24"/>
+          <w:szCs w:val="24"/>
           <w:rtl w:val="0"/>
         </w:rPr>
         <w:t xml:space="preserve">“No renovation, alteration, or demolition of the Commons shall proceed without the approval of the University Board of Directors, the President, the Provost, the Faculty Senate, the faculty house masters(,) and students of the University.”</w:t>
@@ -456,108 +500,303 @@
           <w:szCs w:val="24"/>
           <w:rtl w:val="0"/>
         </w:rPr>
-        <w:t xml:space="preserve">The Commons Clause seems pretty straightforward to most people who read it and especially to the students, who rejoiced and began demanding that the university hold a vote and allow all students to participate. The Coalition is quite confident that they would win such a vote with overwhelming numbers, a view that was supported by  the student newspaper polling which found 94% of students would vote No. </w:t>
-      </w:r>
-    </w:p>
-    <w:p>
-      <w:pPr>
-        <w:spacing w:before="200" w:line="276" w:lineRule="auto"/>
-        <w:rPr>
-          <w:rFonts w:ascii="EB Garamond" w:cs="EB Garamond" w:eastAsia="EB Garamond" w:hAnsi="EB Garamond"/>
-          <w:sz w:val="24"/>
-          <w:szCs w:val="24"/>
-        </w:rPr>
-      </w:pPr>
-      <w:r>
-        <w:rPr>
-          <w:rFonts w:ascii="EB Garamond" w:cs="EB Garamond" w:eastAsia="EB Garamond" w:hAnsi="EB Garamond"/>
-          <w:sz w:val="24"/>
-          <w:szCs w:val="24"/>
-          <w:rtl w:val="0"/>
-        </w:rPr>
-        <w:t xml:space="preserve">Things were looking grim for the commons renovation project but then the university discovered that the transcript of the charter hides an ambiguity - the comma after the word ‘masters’ is in parenthesis because there was some doubt whether it is, after all, a comma. The ink around the supposed comma is smeared and so the comma appeared more like a little blot of ink, and so the transcript of the charter has always placed the comma in parenthesis. This gave the university an opening to claim that the Commons Clause does not actually mean that any renovation of the common requires students’ consent but rather it requires the approval of ‘house masters and students’ which they believed they can satisfy by getting the approval of the house masters. This position seemed ridiculous to many until they learned that </w:t>
-      </w:r>
-      <w:hyperlink r:id="rId6">
-        <w:r>
-          <w:rPr>
-            <w:rFonts w:ascii="EB Garamond" w:cs="EB Garamond" w:eastAsia="EB Garamond" w:hAnsi="EB Garamond"/>
-            <w:color w:val="1155cc"/>
-            <w:sz w:val="24"/>
-            <w:szCs w:val="24"/>
-            <w:u w:val="single"/>
-            <w:rtl w:val="0"/>
-          </w:rPr>
-          <w:t xml:space="preserve">an appeals court ruled against the dairy company</w:t>
-        </w:r>
-      </w:hyperlink>
-      <w:r>
-        <w:rPr>
-          <w:rFonts w:ascii="EB Garamond" w:cs="EB Garamond" w:eastAsia="EB Garamond" w:hAnsi="EB Garamond"/>
-          <w:sz w:val="24"/>
-          <w:szCs w:val="24"/>
-          <w:rtl w:val="0"/>
-        </w:rPr>
-        <w:t xml:space="preserve"> in Maine in a similar case about </w:t>
-      </w:r>
-      <w:hyperlink r:id="rId7">
-        <w:r>
-          <w:rPr>
-            <w:rFonts w:ascii="EB Garamond" w:cs="EB Garamond" w:eastAsia="EB Garamond" w:hAnsi="EB Garamond"/>
-            <w:color w:val="1155cc"/>
-            <w:sz w:val="24"/>
-            <w:szCs w:val="24"/>
-            <w:u w:val="single"/>
-            <w:rtl w:val="0"/>
-          </w:rPr>
-          <w:t xml:space="preserve">the oxford comma</w:t>
-        </w:r>
-      </w:hyperlink>
-      <w:r>
-        <w:rPr>
-          <w:rFonts w:ascii="EB Garamond" w:cs="EB Garamond" w:eastAsia="EB Garamond" w:hAnsi="EB Garamond"/>
-          <w:sz w:val="24"/>
-          <w:szCs w:val="24"/>
-          <w:rtl w:val="0"/>
-        </w:rPr>
-        <w:t xml:space="preserve">.   </w:t>
-      </w:r>
-    </w:p>
-    <w:p>
-      <w:pPr>
-        <w:spacing w:before="200" w:line="276" w:lineRule="auto"/>
-        <w:rPr>
-          <w:rFonts w:ascii="EB Garamond" w:cs="EB Garamond" w:eastAsia="EB Garamond" w:hAnsi="EB Garamond"/>
-          <w:sz w:val="24"/>
-          <w:szCs w:val="24"/>
-        </w:rPr>
-      </w:pPr>
-      <w:r>
-        <w:rPr>
-          <w:rFonts w:ascii="EB Garamond" w:cs="EB Garamond" w:eastAsia="EB Garamond" w:hAnsi="EB Garamond"/>
-          <w:sz w:val="24"/>
-          <w:szCs w:val="24"/>
-          <w:rtl w:val="0"/>
-        </w:rPr>
-        <w:t xml:space="preserve">The legal precedent meant that if the university can prove there is no comma, they may be able to defeat the coalition’s challenge, at least as far as the courts are concerned. The clash transformed into a dispute about the mark and whether it is actually a comma. If the ink spot is an original comma, students are their own required approver and nobody can sign off on their behalf. If, however, it is ink damage or a later blemish, ‘the faculty house masters and students’ reads as one bound group, and consulting the house masters can be treated as consulting the students.</w:t>
-      </w:r>
-    </w:p>
-    <w:p>
-      <w:pPr>
-        <w:spacing w:before="200" w:line="276" w:lineRule="auto"/>
-        <w:rPr>
-          <w:rFonts w:ascii="EB Garamond" w:cs="EB Garamond" w:eastAsia="EB Garamond" w:hAnsi="EB Garamond"/>
-          <w:sz w:val="24"/>
-          <w:szCs w:val="24"/>
-        </w:rPr>
-      </w:pPr>
-      <w:r>
-        <w:rPr>
-          <w:rFonts w:ascii="EB Garamond" w:cs="EB Garamond" w:eastAsia="EB Garamond" w:hAnsi="EB Garamond"/>
-          <w:sz w:val="24"/>
-          <w:szCs w:val="24"/>
-          <w:rtl w:val="0"/>
-        </w:rPr>
-        <w:t xml:space="preserve">Against this background, the university has agreed to do a public examination of the original charter. A committee of five experts appointed by the university and approved by the Coalition, has agreed to publicly examine the document and produce a report that reflects their considered opinion. The insistence on a public examination reflects the suspicion that has developed towards the administration in this case. However, university president, Tricia Tabula, said in a statement she ‘believes this is an opportunity to demonstrate the university’s commitment to the truth and the open inquiry that serves it.’ </w:t>
+        <w:t xml:space="preserve">To most readers, and especially to students, the clause looks plain enough. The Coalition has demanded a campus-wide student vote and is confident of the result: in a </w:t>
+      </w:r>
+      <w:r>
+        <w:rPr>
+          <w:rFonts w:ascii="EB Garamond" w:cs="EB Garamond" w:eastAsia="EB Garamond" w:hAnsi="EB Garamond"/>
+          <w:i w:val="1"/>
+          <w:iCs w:val="1"/>
+          <w:sz w:val="24"/>
+          <w:szCs w:val="24"/>
+          <w:rtl w:val="0"/>
+        </w:rPr>
+        <w:t xml:space="preserve">Blank</w:t>
+      </w:r>
+      <w:r>
+        <w:rPr>
+          <w:rFonts w:ascii="EB Garamond" w:cs="EB Garamond" w:eastAsia="EB Garamond" w:hAnsi="EB Garamond"/>
+          <w:sz w:val="24"/>
+          <w:szCs w:val="24"/>
+          <w:rtl w:val="0"/>
+        </w:rPr>
+        <w:t xml:space="preserve"> poll, 94 percent of students said they would vote no.</w:t>
+      </w:r>
+    </w:p>
+    <w:p>
+      <w:pPr>
+        <w:spacing w:before="200" w:line="276" w:lineRule="auto"/>
+        <w:rPr>
+          <w:rFonts w:ascii="EB Garamond" w:cs="EB Garamond" w:eastAsia="EB Garamond" w:hAnsi="EB Garamond"/>
+          <w:sz w:val="24"/>
+          <w:szCs w:val="24"/>
+        </w:rPr>
+      </w:pPr>
+      <w:r>
+        <w:rPr>
+          <w:rFonts w:ascii="EB Garamond" w:cs="EB Garamond" w:eastAsia="EB Garamond" w:hAnsi="EB Garamond"/>
+          <w:sz w:val="24"/>
+          <w:szCs w:val="24"/>
+          <w:rtl w:val="0"/>
+        </w:rPr>
+        <w:t xml:space="preserve">The administration’s answer rests on the mark in parentheses. In the original Charter the ink after “masters” is smeared, and for generations transcripts have printed the comma in parentheses because no one could be sure it is one. Without the comma, the university argues, “the faculty house masters and students” is a single group, and the house masters’ approval would satisfy the clause.</w:t>
+      </w:r>
+    </w:p>
+    <w:p>
+      <w:pPr>
+        <w:spacing w:before="200" w:line="276" w:lineRule="auto"/>
+        <w:rPr>
+          <w:rFonts w:ascii="EB Garamond" w:cs="EB Garamond" w:eastAsia="EB Garamond" w:hAnsi="EB Garamond"/>
+          <w:sz w:val="24"/>
+          <w:szCs w:val="24"/>
+        </w:rPr>
+      </w:pPr>
+      <w:r>
+        <w:rPr>
+          <w:rFonts w:ascii="EB Garamond" w:cs="EB Garamond" w:eastAsia="EB Garamond" w:hAnsi="EB Garamond"/>
+          <w:sz w:val="24"/>
+          <w:szCs w:val="24"/>
+          <w:rtl w:val="0"/>
+        </w:rPr>
+        <w:t xml:space="preserve">The argument was received with skepticism and ridicule on campus until people learned of a 2017 federal appeals court case in Maine, in which a missing Oxford comma cost a dairy company $5,000,000. Commas, it turns out, can decide lawsuits. If the university can show that the mark is not a comma, it may be able to defeat the Coalition’s challenge, at least in court.</w:t>
+      </w:r>
+    </w:p>
+    <w:p>
+      <w:pPr>
+        <w:spacing w:before="200" w:line="276" w:lineRule="auto"/>
+        <w:rPr>
+          <w:rFonts w:ascii="EB Garamond" w:cs="EB Garamond" w:eastAsia="EB Garamond" w:hAnsi="EB Garamond"/>
+          <w:sz w:val="24"/>
+          <w:szCs w:val="24"/>
+        </w:rPr>
+      </w:pPr>
+      <w:r>
+        <w:rPr>
+          <w:rFonts w:ascii="EB Garamond" w:cs="EB Garamond" w:eastAsia="EB Garamond" w:hAnsi="EB Garamond"/>
+          <w:sz w:val="24"/>
+          <w:szCs w:val="24"/>
+          <w:rtl w:val="0"/>
+        </w:rPr>
+        <w:t xml:space="preserve">So the fight over the Commons has transformed into a fight over one little blot of ink. If it is an original comma, students must approve in their own right, and no one can approve on their behalf. If it is ink damage or a later blemish, consulting the house masters may count as consulting the students.</w:t>
+      </w:r>
+    </w:p>
+    <w:p>
+      <w:pPr>
+        <w:spacing w:before="200" w:line="276" w:lineRule="auto"/>
+        <w:rPr>
+          <w:rFonts w:ascii="EB Garamond" w:cs="EB Garamond" w:eastAsia="EB Garamond" w:hAnsi="EB Garamond"/>
+          <w:sz w:val="24"/>
+          <w:szCs w:val="24"/>
+        </w:rPr>
+      </w:pPr>
+      <w:r>
+        <w:rPr>
+          <w:rFonts w:ascii="EB Garamond" w:cs="EB Garamond" w:eastAsia="EB Garamond" w:hAnsi="EB Garamond"/>
+          <w:sz w:val="24"/>
+          <w:szCs w:val="24"/>
+          <w:rtl w:val="0"/>
+        </w:rPr>
+        <w:t xml:space="preserve">Tonight’s examination is the result. The university agreed to examine the original Charter in public before five experts it appointed and the Coalition approved: Amara Voss, a forensic document examiner; Daniel Wei, a professor of art conservation who specializes in paper and parchment; Lenora Bell, a professor of history and paleographer who specializes in the handwriting of the Charter’s era; Samuel Ortiz, a professor of imaging science who reads damaged documents under ultraviolet and infrared light; and Ruth Halpern, the university’s archivist emeritus. The panel will publish a report giving its considered opinion. Last week </w:t>
+      </w:r>
+      <w:r>
+        <w:rPr>
+          <w:rFonts w:ascii="EB Garamond" w:cs="EB Garamond" w:eastAsia="EB Garamond" w:hAnsi="EB Garamond"/>
+          <w:i w:val="1"/>
+          <w:iCs w:val="1"/>
+          <w:sz w:val="24"/>
+          <w:szCs w:val="24"/>
+          <w:rtl w:val="0"/>
+        </w:rPr>
+        <w:t xml:space="preserve">The Blank</w:t>
+      </w:r>
+      <w:r>
+        <w:rPr>
+          <w:rFonts w:ascii="EB Garamond" w:cs="EB Garamond" w:eastAsia="EB Garamond" w:hAnsi="EB Garamond"/>
+          <w:sz w:val="24"/>
+          <w:szCs w:val="24"/>
+          <w:rtl w:val="0"/>
+        </w:rPr>
+        <w:t xml:space="preserve"> published exclusive photographs of the original Charter, taken out of its exhibit fixture for the first time in decades. That the examination is public at all shows how little many students trust the administration on this project. President Tabula says she welcomes it. In a statement, she said she “believes this is an opportunity to demonstrate the university’s commitment to the truth and the open inquiry that serves it.”</w:t>
+      </w:r>
+    </w:p>
+    <w:p>
+      <w:pPr>
+        <w:pStyle w:val="Heading3"/>
+        <w:spacing w:before="320" w:line="276" w:lineRule="auto"/>
+        <w:rPr>
+          <w:rFonts w:ascii="EB Garamond" w:cs="EB Garamond" w:eastAsia="EB Garamond" w:hAnsi="EB Garamond"/>
+          <w:b w:val="0"/>
+          <w:bCs w:val="0"/>
+          <w:color w:val="434343"/>
+        </w:rPr>
+      </w:pPr>
+      <w:bookmarkStart w:colFirst="0" w:colLast="0" w:name="_7gcokq254w6j" w:id="1"/>
+      <w:bookmarkEnd w:id="1"/>
+      <w:r>
+        <w:rPr>
+          <w:rFonts w:ascii="EB Garamond" w:cs="EB Garamond" w:eastAsia="EB Garamond" w:hAnsi="EB Garamond"/>
+          <w:b w:val="0"/>
+          <w:bCs w:val="0"/>
+          <w:color w:val="434343"/>
+          <w:rtl w:val="0"/>
+        </w:rPr>
+        <w:t xml:space="preserve">Tonight’s panel</w:t>
+      </w:r>
+    </w:p>
+    <w:p>
+      <w:pPr>
+        <w:numPr>
+          <w:ilvl w:val="0"/>
+          <w:numId w:val="1"/>
+        </w:numPr>
+        <w:spacing w:after="0" w:afterAutospacing="0" w:before="200" w:line="276" w:lineRule="auto"/>
+        <w:ind w:left="720" w:hanging="360"/>
+        <w:rPr>
+          <w:rFonts w:ascii="EB Garamond" w:cs="EB Garamond" w:eastAsia="EB Garamond" w:hAnsi="EB Garamond"/>
+          <w:sz w:val="24"/>
+          <w:szCs w:val="24"/>
+        </w:rPr>
+      </w:pPr>
+      <w:r>
+        <w:rPr>
+          <w:rFonts w:ascii="EB Garamond" w:cs="EB Garamond" w:eastAsia="EB Garamond" w:hAnsi="EB Garamond"/>
+          <w:sz w:val="24"/>
+          <w:szCs w:val="24"/>
+          <w:rtl w:val="0"/>
+        </w:rPr>
+        <w:t xml:space="preserve">Amara Voss – Forensic document examiner</w:t>
+      </w:r>
+    </w:p>
+    <w:p>
+      <w:pPr>
+        <w:numPr>
+          <w:ilvl w:val="0"/>
+          <w:numId w:val="1"/>
+        </w:numPr>
+        <w:spacing w:after="0" w:afterAutospacing="0" w:before="0" w:beforeAutospacing="0" w:line="276" w:lineRule="auto"/>
+        <w:ind w:left="720" w:hanging="360"/>
+        <w:rPr>
+          <w:rFonts w:ascii="EB Garamond" w:cs="EB Garamond" w:eastAsia="EB Garamond" w:hAnsi="EB Garamond"/>
+          <w:sz w:val="24"/>
+          <w:szCs w:val="24"/>
+        </w:rPr>
+      </w:pPr>
+      <w:r>
+        <w:rPr>
+          <w:rFonts w:ascii="EB Garamond" w:cs="EB Garamond" w:eastAsia="EB Garamond" w:hAnsi="EB Garamond"/>
+          <w:sz w:val="24"/>
+          <w:szCs w:val="24"/>
+          <w:rtl w:val="0"/>
+        </w:rPr>
+        <w:t xml:space="preserve">Daniel Wei – Professor of art conservation</w:t>
+      </w:r>
+    </w:p>
+    <w:p>
+      <w:pPr>
+        <w:numPr>
+          <w:ilvl w:val="0"/>
+          <w:numId w:val="1"/>
+        </w:numPr>
+        <w:spacing w:after="0" w:afterAutospacing="0" w:before="0" w:beforeAutospacing="0" w:line="276" w:lineRule="auto"/>
+        <w:ind w:left="720" w:hanging="360"/>
+        <w:rPr>
+          <w:rFonts w:ascii="EB Garamond" w:cs="EB Garamond" w:eastAsia="EB Garamond" w:hAnsi="EB Garamond"/>
+          <w:sz w:val="24"/>
+          <w:szCs w:val="24"/>
+        </w:rPr>
+      </w:pPr>
+      <w:r>
+        <w:rPr>
+          <w:rFonts w:ascii="EB Garamond" w:cs="EB Garamond" w:eastAsia="EB Garamond" w:hAnsi="EB Garamond"/>
+          <w:sz w:val="24"/>
+          <w:szCs w:val="24"/>
+          <w:rtl w:val="0"/>
+        </w:rPr>
+        <w:t xml:space="preserve">Lenora Bell – Professor of history and paleographer</w:t>
+      </w:r>
+    </w:p>
+    <w:p>
+      <w:pPr>
+        <w:numPr>
+          <w:ilvl w:val="0"/>
+          <w:numId w:val="1"/>
+        </w:numPr>
+        <w:spacing w:after="0" w:afterAutospacing="0" w:before="0" w:beforeAutospacing="0" w:line="276" w:lineRule="auto"/>
+        <w:ind w:left="720" w:hanging="360"/>
+        <w:rPr>
+          <w:rFonts w:ascii="EB Garamond" w:cs="EB Garamond" w:eastAsia="EB Garamond" w:hAnsi="EB Garamond"/>
+          <w:sz w:val="24"/>
+          <w:szCs w:val="24"/>
+        </w:rPr>
+      </w:pPr>
+      <w:r>
+        <w:rPr>
+          <w:rFonts w:ascii="EB Garamond" w:cs="EB Garamond" w:eastAsia="EB Garamond" w:hAnsi="EB Garamond"/>
+          <w:sz w:val="24"/>
+          <w:szCs w:val="24"/>
+          <w:rtl w:val="0"/>
+        </w:rPr>
+        <w:t xml:space="preserve">Samuel Ortiz – Professor of imaging science</w:t>
+      </w:r>
+    </w:p>
+    <w:p>
+      <w:pPr>
+        <w:numPr>
+          <w:ilvl w:val="0"/>
+          <w:numId w:val="1"/>
+        </w:numPr>
+        <w:spacing w:before="0" w:beforeAutospacing="0" w:line="276" w:lineRule="auto"/>
+        <w:ind w:left="720" w:hanging="360"/>
+        <w:rPr>
+          <w:rFonts w:ascii="EB Garamond" w:cs="EB Garamond" w:eastAsia="EB Garamond" w:hAnsi="EB Garamond"/>
+          <w:sz w:val="24"/>
+          <w:szCs w:val="24"/>
+        </w:rPr>
+      </w:pPr>
+      <w:r>
+        <w:rPr>
+          <w:rFonts w:ascii="EB Garamond" w:cs="EB Garamond" w:eastAsia="EB Garamond" w:hAnsi="EB Garamond"/>
+          <w:sz w:val="24"/>
+          <w:szCs w:val="24"/>
+          <w:rtl w:val="0"/>
+        </w:rPr>
+        <w:t xml:space="preserve">Ruth Halpern – University archivist emeritus</w:t>
+      </w:r>
+    </w:p>
+    <w:p>
+      <w:pPr>
+        <w:spacing w:before="200" w:line="276" w:lineRule="auto"/>
+        <w:rPr>
+          <w:rFonts w:ascii="EB Garamond" w:cs="EB Garamond" w:eastAsia="EB Garamond" w:hAnsi="EB Garamond"/>
+          <w:sz w:val="24"/>
+          <w:szCs w:val="24"/>
+        </w:rPr>
+      </w:pPr>
+      <w:r>
+        <w:rPr>
+          <w:rFonts w:ascii="EB Garamond" w:cs="EB Garamond" w:eastAsia="EB Garamond" w:hAnsi="EB Garamond"/>
+          <w:sz w:val="24"/>
+          <w:szCs w:val="24"/>
+          <w:rtl w:val="0"/>
+        </w:rPr>
+        <w:t xml:space="preserve">The examination begins at 6 p.m. in the Great Hall.</w:t>
+      </w:r>
+    </w:p>
+    <w:p>
+      <w:pPr>
+        <w:spacing w:before="200" w:line="276" w:lineRule="auto"/>
+        <w:rPr>
+          <w:rFonts w:ascii="EB Garamond" w:cs="EB Garamond" w:eastAsia="EB Garamond" w:hAnsi="EB Garamond"/>
+          <w:i w:val="1"/>
+          <w:iCs w:val="1"/>
+          <w:sz w:val="24"/>
+          <w:szCs w:val="24"/>
+        </w:rPr>
+      </w:pPr>
+      <w:r>
+        <w:rPr>
+          <w:rtl w:val="0"/>
+        </w:rPr>
       </w:r>
     </w:p>
     <w:p>
@@ -572,8 +811,8 @@
           <w:szCs w:val="40"/>
         </w:rPr>
       </w:pPr>
-      <w:bookmarkStart w:colFirst="0" w:colLast="0" w:name="_x67at99xl1ds" w:id="0"/>
-      <w:bookmarkEnd w:id="0"/>
+      <w:bookmarkStart w:colFirst="0" w:colLast="0" w:name="_x67at99xl1ds" w:id="2"/>
+      <w:bookmarkEnd w:id="2"/>
       <w:r>
         <w:rPr>
           <w:rFonts w:ascii="EB Garamond" w:cs="EB Garamond" w:eastAsia="EB Garamond" w:hAnsi="EB Garamond"/>
@@ -650,30 +889,23 @@
       <w:pPr>
         <w:spacing w:before="200" w:line="276" w:lineRule="auto"/>
         <w:rPr>
-          <w:rFonts w:ascii="EB Garamond" w:cs="EB Garamond" w:eastAsia="EB Garamond" w:hAnsi="EB Garamond"/>
-          <w:sz w:val="24"/>
-          <w:szCs w:val="24"/>
-        </w:rPr>
-      </w:pPr>
-      <w:r>
-        <w:rPr>
-          <w:rFonts w:ascii="EB Garamond" w:cs="EB Garamond" w:eastAsia="EB Garamond" w:hAnsi="EB Garamond"/>
-          <w:b w:val="1"/>
-          <w:bCs w:val="1"/>
-          <w:sz w:val="24"/>
-          <w:szCs w:val="24"/>
-          <w:rtl w:val="0"/>
-        </w:rPr>
-        <w:t xml:space="preserve">Budget rule.</w:t>
-      </w:r>
-      <w:r>
-        <w:rPr>
-          <w:rFonts w:ascii="EB Garamond" w:cs="EB Garamond" w:eastAsia="EB Garamond" w:hAnsi="EB Garamond"/>
-          <w:sz w:val="24"/>
-          <w:szCs w:val="24"/>
-          <w:rtl w:val="0"/>
-        </w:rPr>
-        <w:t xml:space="preserve"> 30 questions in total across all witnesses. Follow-up questions do not count toward the 30.</w:t>
+          <w:rFonts w:ascii="Cambria" w:cs="Cambria" w:eastAsia="Cambria" w:hAnsi="Cambria"/>
+          <w:i w:val="1"/>
+          <w:iCs w:val="1"/>
+          <w:sz w:val="24"/>
+          <w:szCs w:val="24"/>
+        </w:rPr>
+      </w:pPr>
+      <w:r>
+        <w:rPr>
+          <w:rFonts w:ascii="Cambria" w:cs="Cambria" w:eastAsia="Cambria" w:hAnsi="Cambria"/>
+          <w:i w:val="1"/>
+          <w:iCs w:val="1"/>
+          <w:sz w:val="24"/>
+          <w:szCs w:val="24"/>
+          <w:rtl w:val="0"/>
+        </w:rPr>
+        <w:t xml:space="preserve">Reminder: you may check out the rules of the game, review the evidence you’ve collected or read the newspaper article by clicking the links on the left.</w:t>
       </w:r>
     </w:p>
     <w:p>
@@ -945,7 +1177,7 @@
       <w:pPr>
         <w:numPr>
           <w:ilvl w:val="0"/>
-          <w:numId w:val="2"/>
+          <w:numId w:val="3"/>
         </w:numPr>
         <w:spacing w:before="200" w:line="276" w:lineRule="auto"/>
         <w:ind w:left="720" w:hanging="480"/>
@@ -969,7 +1201,7 @@
       <w:pPr>
         <w:numPr>
           <w:ilvl w:val="0"/>
-          <w:numId w:val="2"/>
+          <w:numId w:val="3"/>
         </w:numPr>
         <w:spacing w:before="200" w:line="276" w:lineRule="auto"/>
         <w:ind w:left="720" w:hanging="480"/>
@@ -993,7 +1225,7 @@
       <w:pPr>
         <w:numPr>
           <w:ilvl w:val="0"/>
-          <w:numId w:val="2"/>
+          <w:numId w:val="3"/>
         </w:numPr>
         <w:spacing w:before="200" w:line="276" w:lineRule="auto"/>
         <w:ind w:left="720" w:hanging="480"/>
@@ -1017,7 +1249,7 @@
       <w:pPr>
         <w:numPr>
           <w:ilvl w:val="0"/>
-          <w:numId w:val="2"/>
+          <w:numId w:val="3"/>
         </w:numPr>
         <w:spacing w:before="200" w:line="276" w:lineRule="auto"/>
         <w:ind w:left="720" w:hanging="480"/>
@@ -1041,7 +1273,7 @@
       <w:pPr>
         <w:numPr>
           <w:ilvl w:val="0"/>
-          <w:numId w:val="2"/>
+          <w:numId w:val="3"/>
         </w:numPr>
         <w:spacing w:before="200" w:line="276" w:lineRule="auto"/>
         <w:ind w:left="720" w:hanging="480"/>
@@ -1065,7 +1297,7 @@
       <w:pPr>
         <w:numPr>
           <w:ilvl w:val="0"/>
-          <w:numId w:val="2"/>
+          <w:numId w:val="3"/>
         </w:numPr>
         <w:spacing w:before="200" w:line="276" w:lineRule="auto"/>
         <w:ind w:left="720" w:hanging="480"/>
@@ -1089,7 +1321,7 @@
       <w:pPr>
         <w:numPr>
           <w:ilvl w:val="0"/>
-          <w:numId w:val="2"/>
+          <w:numId w:val="3"/>
         </w:numPr>
         <w:spacing w:before="200" w:line="276" w:lineRule="auto"/>
         <w:ind w:left="720" w:hanging="480"/>
@@ -1113,7 +1345,7 @@
       <w:pPr>
         <w:numPr>
           <w:ilvl w:val="0"/>
-          <w:numId w:val="2"/>
+          <w:numId w:val="3"/>
         </w:numPr>
         <w:spacing w:before="200" w:line="276" w:lineRule="auto"/>
         <w:ind w:left="720" w:hanging="480"/>
@@ -1137,7 +1369,7 @@
       <w:pPr>
         <w:numPr>
           <w:ilvl w:val="0"/>
-          <w:numId w:val="2"/>
+          <w:numId w:val="3"/>
         </w:numPr>
         <w:spacing w:before="200" w:line="276" w:lineRule="auto"/>
         <w:ind w:left="720" w:hanging="480"/>
@@ -1161,7 +1393,7 @@
       <w:pPr>
         <w:numPr>
           <w:ilvl w:val="0"/>
-          <w:numId w:val="2"/>
+          <w:numId w:val="3"/>
         </w:numPr>
         <w:spacing w:before="200" w:line="276" w:lineRule="auto"/>
         <w:ind w:left="720" w:hanging="480"/>
@@ -1185,7 +1417,7 @@
       <w:pPr>
         <w:numPr>
           <w:ilvl w:val="0"/>
-          <w:numId w:val="2"/>
+          <w:numId w:val="3"/>
         </w:numPr>
         <w:spacing w:before="200" w:line="276" w:lineRule="auto"/>
         <w:ind w:left="720" w:hanging="480"/>
@@ -1209,7 +1441,7 @@
       <w:pPr>
         <w:numPr>
           <w:ilvl w:val="0"/>
-          <w:numId w:val="2"/>
+          <w:numId w:val="3"/>
         </w:numPr>
         <w:spacing w:before="200" w:line="276" w:lineRule="auto"/>
         <w:ind w:left="720" w:hanging="480"/>
@@ -1233,7 +1465,7 @@
       <w:pPr>
         <w:numPr>
           <w:ilvl w:val="0"/>
-          <w:numId w:val="2"/>
+          <w:numId w:val="3"/>
         </w:numPr>
         <w:spacing w:before="200" w:line="276" w:lineRule="auto"/>
         <w:ind w:left="720" w:hanging="480"/>
@@ -1257,7 +1489,7 @@
       <w:pPr>
         <w:numPr>
           <w:ilvl w:val="0"/>
-          <w:numId w:val="2"/>
+          <w:numId w:val="3"/>
         </w:numPr>
         <w:spacing w:before="200" w:line="276" w:lineRule="auto"/>
         <w:ind w:left="720" w:hanging="480"/>
@@ -1281,7 +1513,7 @@
       <w:pPr>
         <w:numPr>
           <w:ilvl w:val="0"/>
-          <w:numId w:val="2"/>
+          <w:numId w:val="3"/>
         </w:numPr>
         <w:spacing w:before="200" w:line="276" w:lineRule="auto"/>
         <w:ind w:left="720" w:hanging="480"/>
@@ -1305,7 +1537,7 @@
       <w:pPr>
         <w:numPr>
           <w:ilvl w:val="0"/>
-          <w:numId w:val="2"/>
+          <w:numId w:val="3"/>
         </w:numPr>
         <w:spacing w:before="200" w:line="276" w:lineRule="auto"/>
         <w:ind w:left="720" w:hanging="480"/>
@@ -1329,7 +1561,7 @@
       <w:pPr>
         <w:numPr>
           <w:ilvl w:val="0"/>
-          <w:numId w:val="2"/>
+          <w:numId w:val="3"/>
         </w:numPr>
         <w:spacing w:before="200" w:line="276" w:lineRule="auto"/>
         <w:ind w:left="720" w:hanging="480"/>
@@ -1402,19 +1634,21 @@
     <w:tbl>
       <w:tblPr>
         <w:tblStyle w:val="Table1"/>
-        <w:tblW w:w="7920.0" w:type="dxa"/>
+        <w:tblW w:w="9468.0" w:type="dxa"/>
         <w:jc w:val="left"/>
         <w:tblInd w:w="-108.0" w:type="dxa"/>
         <w:tblLayout w:type="fixed"/>
         <w:tblLook w:val="0020"/>
       </w:tblPr>
       <w:tblGrid>
-        <w:gridCol w:w="3960"/>
-        <w:gridCol w:w="3960"/>
+        <w:gridCol w:w="3155.9999999999995"/>
+        <w:gridCol w:w="3155.9999999999995"/>
+        <w:gridCol w:w="3155.9999999999995"/>
         <w:tblGridChange w:id="0">
           <w:tblGrid>
-            <w:gridCol w:w="3960"/>
-            <w:gridCol w:w="3960"/>
+            <w:gridCol w:w="3155.9999999999995"/>
+            <w:gridCol w:w="3155.9999999999995"/>
+            <w:gridCol w:w="3155.9999999999995"/>
           </w:tblGrid>
         </w:tblGridChange>
       </w:tblGrid>
@@ -1424,29 +1658,63 @@
           <w:tblHeader w:val="1"/>
         </w:trPr>
         <w:tc>
-          <w:tcPr/>
-          <w:p>
-            <w:pPr>
-              <w:spacing w:before="200" w:line="276" w:lineRule="auto"/>
-              <w:rPr>
-                <w:rFonts w:ascii="EB Garamond" w:cs="EB Garamond" w:eastAsia="EB Garamond" w:hAnsi="EB Garamond"/>
-                <w:sz w:val="24"/>
-                <w:szCs w:val="24"/>
-              </w:rPr>
-            </w:pPr>
-            <w:r>
-              <w:rPr>
-                <w:rFonts w:ascii="EB Garamond" w:cs="EB Garamond" w:eastAsia="EB Garamond" w:hAnsi="EB Garamond"/>
-                <w:sz w:val="24"/>
-                <w:szCs w:val="24"/>
-                <w:rtl w:val="0"/>
-              </w:rPr>
-              <w:t xml:space="preserve">Witness</w:t>
-            </w:r>
-          </w:p>
-        </w:tc>
-        <w:tc>
-          <w:tcPr/>
+          <w:tcPr>
+            <w:tcBorders>
+              <w:bottom w:color="000000" w:space="0" w:sz="8" w:val="single"/>
+            </w:tcBorders>
+          </w:tcPr>
+          <w:p>
+            <w:pPr>
+              <w:spacing w:before="200" w:line="276" w:lineRule="auto"/>
+              <w:rPr>
+                <w:rFonts w:ascii="EB Garamond" w:cs="EB Garamond" w:eastAsia="EB Garamond" w:hAnsi="EB Garamond"/>
+                <w:sz w:val="24"/>
+                <w:szCs w:val="24"/>
+              </w:rPr>
+            </w:pPr>
+            <w:r>
+              <w:rPr>
+                <w:rFonts w:ascii="EB Garamond" w:cs="EB Garamond" w:eastAsia="EB Garamond" w:hAnsi="EB Garamond"/>
+                <w:sz w:val="24"/>
+                <w:szCs w:val="24"/>
+                <w:rtl w:val="0"/>
+              </w:rPr>
+              <w:t xml:space="preserve">Name</w:t>
+            </w:r>
+          </w:p>
+        </w:tc>
+        <w:tc>
+          <w:tcPr>
+            <w:tcBorders>
+              <w:bottom w:color="000000" w:space="0" w:sz="8" w:val="single"/>
+            </w:tcBorders>
+          </w:tcPr>
+          <w:p>
+            <w:pPr>
+              <w:spacing w:before="200" w:line="276" w:lineRule="auto"/>
+              <w:rPr>
+                <w:rFonts w:ascii="EB Garamond" w:cs="EB Garamond" w:eastAsia="EB Garamond" w:hAnsi="EB Garamond"/>
+                <w:sz w:val="24"/>
+                <w:szCs w:val="24"/>
+              </w:rPr>
+            </w:pPr>
+            <w:r>
+              <w:rPr>
+                <w:rFonts w:ascii="EB Garamond" w:cs="EB Garamond" w:eastAsia="EB Garamond" w:hAnsi="EB Garamond"/>
+                <w:sz w:val="24"/>
+                <w:szCs w:val="24"/>
+                <w:rtl w:val="0"/>
+              </w:rPr>
+              <w:t xml:space="preserve">Background</w:t>
+            </w:r>
+          </w:p>
+        </w:tc>
+        <w:tc>
+          <w:tcPr>
+            <w:tcBorders>
+              <w:bottom w:color="000000" w:space="0" w:sz="8" w:val="single"/>
+            </w:tcBorders>
+          </w:tcPr>
           <w:p>
             <w:pPr>
               <w:spacing w:before="200" w:line="276" w:lineRule="auto"/>
@@ -1474,7 +1742,14 @@
           <w:tblHeader w:val="0"/>
         </w:trPr>
         <w:tc>
-          <w:tcPr/>
+          <w:tcPr>
+            <w:tcBorders>
+              <w:top w:color="000000" w:space="0" w:sz="8" w:val="single"/>
+              <w:left w:color="000000" w:space="0" w:sz="8" w:val="single"/>
+              <w:bottom w:color="000000" w:space="0" w:sz="8" w:val="single"/>
+              <w:right w:color="000000" w:space="0" w:sz="8" w:val="single"/>
+            </w:tcBorders>
+          </w:tcPr>
           <w:p>
             <w:pPr>
               <w:spacing w:before="200" w:line="276" w:lineRule="auto"/>
@@ -1496,7 +1771,39 @@
           </w:p>
         </w:tc>
         <w:tc>
-          <w:tcPr/>
+          <w:tcPr>
+            <w:tcBorders>
+              <w:top w:color="000000" w:space="0" w:sz="8" w:val="single"/>
+              <w:left w:color="000000" w:space="0" w:sz="8" w:val="single"/>
+              <w:bottom w:color="000000" w:space="0" w:sz="8" w:val="single"/>
+              <w:right w:color="000000" w:space="0" w:sz="8" w:val="single"/>
+            </w:tcBorders>
+          </w:tcPr>
+          <w:p>
+            <w:pPr>
+              <w:spacing w:before="200" w:line="276" w:lineRule="auto"/>
+              <w:rPr>
+                <w:rFonts w:ascii="EB Garamond" w:cs="EB Garamond" w:eastAsia="EB Garamond" w:hAnsi="EB Garamond"/>
+                <w:sz w:val="24"/>
+                <w:szCs w:val="24"/>
+              </w:rPr>
+            </w:pPr>
+            <w:r>
+              <w:rPr>
+                <w:rtl w:val="0"/>
+              </w:rPr>
+            </w:r>
+          </w:p>
+        </w:tc>
+        <w:tc>
+          <w:tcPr>
+            <w:tcBorders>
+              <w:top w:color="000000" w:space="0" w:sz="8" w:val="single"/>
+              <w:left w:color="000000" w:space="0" w:sz="8" w:val="single"/>
+              <w:bottom w:color="000000" w:space="0" w:sz="8" w:val="single"/>
+              <w:right w:color="000000" w:space="0" w:sz="8" w:val="single"/>
+            </w:tcBorders>
+          </w:tcPr>
           <w:p>
             <w:pPr>
               <w:spacing w:before="200" w:line="276" w:lineRule="auto"/>
@@ -1524,7 +1831,14 @@
           <w:tblHeader w:val="0"/>
         </w:trPr>
         <w:tc>
-          <w:tcPr/>
+          <w:tcPr>
+            <w:tcBorders>
+              <w:top w:color="000000" w:space="0" w:sz="8" w:val="single"/>
+              <w:left w:color="000000" w:space="0" w:sz="8" w:val="single"/>
+              <w:bottom w:color="000000" w:space="0" w:sz="8" w:val="single"/>
+              <w:right w:color="000000" w:space="0" w:sz="8" w:val="single"/>
+            </w:tcBorders>
+          </w:tcPr>
           <w:p>
             <w:pPr>
               <w:spacing w:before="200" w:line="276" w:lineRule="auto"/>
@@ -1546,7 +1860,39 @@
           </w:p>
         </w:tc>
         <w:tc>
-          <w:tcPr/>
+          <w:tcPr>
+            <w:tcBorders>
+              <w:top w:color="000000" w:space="0" w:sz="8" w:val="single"/>
+              <w:left w:color="000000" w:space="0" w:sz="8" w:val="single"/>
+              <w:bottom w:color="000000" w:space="0" w:sz="8" w:val="single"/>
+              <w:right w:color="000000" w:space="0" w:sz="8" w:val="single"/>
+            </w:tcBorders>
+          </w:tcPr>
+          <w:p>
+            <w:pPr>
+              <w:spacing w:before="200" w:line="276" w:lineRule="auto"/>
+              <w:rPr>
+                <w:rFonts w:ascii="EB Garamond" w:cs="EB Garamond" w:eastAsia="EB Garamond" w:hAnsi="EB Garamond"/>
+                <w:sz w:val="24"/>
+                <w:szCs w:val="24"/>
+              </w:rPr>
+            </w:pPr>
+            <w:r>
+              <w:rPr>
+                <w:rtl w:val="0"/>
+              </w:rPr>
+            </w:r>
+          </w:p>
+        </w:tc>
+        <w:tc>
+          <w:tcPr>
+            <w:tcBorders>
+              <w:top w:color="000000" w:space="0" w:sz="8" w:val="single"/>
+              <w:left w:color="000000" w:space="0" w:sz="8" w:val="single"/>
+              <w:bottom w:color="000000" w:space="0" w:sz="8" w:val="single"/>
+              <w:right w:color="000000" w:space="0" w:sz="8" w:val="single"/>
+            </w:tcBorders>
+          </w:tcPr>
           <w:p>
             <w:pPr>
               <w:spacing w:before="200" w:line="276" w:lineRule="auto"/>
@@ -1574,7 +1920,14 @@
           <w:tblHeader w:val="0"/>
         </w:trPr>
         <w:tc>
-          <w:tcPr/>
+          <w:tcPr>
+            <w:tcBorders>
+              <w:top w:color="000000" w:space="0" w:sz="8" w:val="single"/>
+              <w:left w:color="000000" w:space="0" w:sz="8" w:val="single"/>
+              <w:bottom w:color="000000" w:space="0" w:sz="8" w:val="single"/>
+              <w:right w:color="000000" w:space="0" w:sz="8" w:val="single"/>
+            </w:tcBorders>
+          </w:tcPr>
           <w:p>
             <w:pPr>
               <w:spacing w:before="200" w:line="276" w:lineRule="auto"/>
@@ -1596,7 +1949,39 @@
           </w:p>
         </w:tc>
         <w:tc>
-          <w:tcPr/>
+          <w:tcPr>
+            <w:tcBorders>
+              <w:top w:color="000000" w:space="0" w:sz="8" w:val="single"/>
+              <w:left w:color="000000" w:space="0" w:sz="8" w:val="single"/>
+              <w:bottom w:color="000000" w:space="0" w:sz="8" w:val="single"/>
+              <w:right w:color="000000" w:space="0" w:sz="8" w:val="single"/>
+            </w:tcBorders>
+          </w:tcPr>
+          <w:p>
+            <w:pPr>
+              <w:spacing w:before="200" w:line="276" w:lineRule="auto"/>
+              <w:rPr>
+                <w:rFonts w:ascii="EB Garamond" w:cs="EB Garamond" w:eastAsia="EB Garamond" w:hAnsi="EB Garamond"/>
+                <w:sz w:val="24"/>
+                <w:szCs w:val="24"/>
+              </w:rPr>
+            </w:pPr>
+            <w:r>
+              <w:rPr>
+                <w:rtl w:val="0"/>
+              </w:rPr>
+            </w:r>
+          </w:p>
+        </w:tc>
+        <w:tc>
+          <w:tcPr>
+            <w:tcBorders>
+              <w:top w:color="000000" w:space="0" w:sz="8" w:val="single"/>
+              <w:left w:color="000000" w:space="0" w:sz="8" w:val="single"/>
+              <w:bottom w:color="000000" w:space="0" w:sz="8" w:val="single"/>
+              <w:right w:color="000000" w:space="0" w:sz="8" w:val="single"/>
+            </w:tcBorders>
+          </w:tcPr>
           <w:p>
             <w:pPr>
               <w:spacing w:before="200" w:line="276" w:lineRule="auto"/>
@@ -1624,7 +2009,14 @@
           <w:tblHeader w:val="0"/>
         </w:trPr>
         <w:tc>
-          <w:tcPr/>
+          <w:tcPr>
+            <w:tcBorders>
+              <w:top w:color="000000" w:space="0" w:sz="8" w:val="single"/>
+              <w:left w:color="000000" w:space="0" w:sz="8" w:val="single"/>
+              <w:bottom w:color="000000" w:space="0" w:sz="8" w:val="single"/>
+              <w:right w:color="000000" w:space="0" w:sz="8" w:val="single"/>
+            </w:tcBorders>
+          </w:tcPr>
           <w:p>
             <w:pPr>
               <w:spacing w:before="200" w:line="276" w:lineRule="auto"/>
@@ -1646,7 +2038,39 @@
           </w:p>
         </w:tc>
         <w:tc>
-          <w:tcPr/>
+          <w:tcPr>
+            <w:tcBorders>
+              <w:top w:color="000000" w:space="0" w:sz="8" w:val="single"/>
+              <w:left w:color="000000" w:space="0" w:sz="8" w:val="single"/>
+              <w:bottom w:color="000000" w:space="0" w:sz="8" w:val="single"/>
+              <w:right w:color="000000" w:space="0" w:sz="8" w:val="single"/>
+            </w:tcBorders>
+          </w:tcPr>
+          <w:p>
+            <w:pPr>
+              <w:spacing w:before="200" w:line="276" w:lineRule="auto"/>
+              <w:rPr>
+                <w:rFonts w:ascii="EB Garamond" w:cs="EB Garamond" w:eastAsia="EB Garamond" w:hAnsi="EB Garamond"/>
+                <w:sz w:val="24"/>
+                <w:szCs w:val="24"/>
+              </w:rPr>
+            </w:pPr>
+            <w:r>
+              <w:rPr>
+                <w:rtl w:val="0"/>
+              </w:rPr>
+            </w:r>
+          </w:p>
+        </w:tc>
+        <w:tc>
+          <w:tcPr>
+            <w:tcBorders>
+              <w:top w:color="000000" w:space="0" w:sz="8" w:val="single"/>
+              <w:left w:color="000000" w:space="0" w:sz="8" w:val="single"/>
+              <w:bottom w:color="000000" w:space="0" w:sz="8" w:val="single"/>
+              <w:right w:color="000000" w:space="0" w:sz="8" w:val="single"/>
+            </w:tcBorders>
+          </w:tcPr>
           <w:p>
             <w:pPr>
               <w:spacing w:before="200" w:line="276" w:lineRule="auto"/>
@@ -1674,7 +2098,14 @@
           <w:tblHeader w:val="0"/>
         </w:trPr>
         <w:tc>
-          <w:tcPr/>
+          <w:tcPr>
+            <w:tcBorders>
+              <w:top w:color="000000" w:space="0" w:sz="8" w:val="single"/>
+              <w:left w:color="000000" w:space="0" w:sz="8" w:val="single"/>
+              <w:bottom w:color="000000" w:space="0" w:sz="8" w:val="single"/>
+              <w:right w:color="000000" w:space="0" w:sz="8" w:val="single"/>
+            </w:tcBorders>
+          </w:tcPr>
           <w:p>
             <w:pPr>
               <w:spacing w:before="200" w:line="276" w:lineRule="auto"/>
@@ -1696,7 +2127,39 @@
           </w:p>
         </w:tc>
         <w:tc>
-          <w:tcPr/>
+          <w:tcPr>
+            <w:tcBorders>
+              <w:top w:color="000000" w:space="0" w:sz="8" w:val="single"/>
+              <w:left w:color="000000" w:space="0" w:sz="8" w:val="single"/>
+              <w:bottom w:color="000000" w:space="0" w:sz="8" w:val="single"/>
+              <w:right w:color="000000" w:space="0" w:sz="8" w:val="single"/>
+            </w:tcBorders>
+          </w:tcPr>
+          <w:p>
+            <w:pPr>
+              <w:spacing w:before="200" w:line="276" w:lineRule="auto"/>
+              <w:rPr>
+                <w:rFonts w:ascii="EB Garamond" w:cs="EB Garamond" w:eastAsia="EB Garamond" w:hAnsi="EB Garamond"/>
+                <w:sz w:val="24"/>
+                <w:szCs w:val="24"/>
+              </w:rPr>
+            </w:pPr>
+            <w:r>
+              <w:rPr>
+                <w:rtl w:val="0"/>
+              </w:rPr>
+            </w:r>
+          </w:p>
+        </w:tc>
+        <w:tc>
+          <w:tcPr>
+            <w:tcBorders>
+              <w:top w:color="000000" w:space="0" w:sz="8" w:val="single"/>
+              <w:left w:color="000000" w:space="0" w:sz="8" w:val="single"/>
+              <w:bottom w:color="000000" w:space="0" w:sz="8" w:val="single"/>
+              <w:right w:color="000000" w:space="0" w:sz="8" w:val="single"/>
+            </w:tcBorders>
+          </w:tcPr>
           <w:p>
             <w:pPr>
               <w:spacing w:before="200" w:line="276" w:lineRule="auto"/>
@@ -1724,7 +2187,14 @@
           <w:tblHeader w:val="0"/>
         </w:trPr>
         <w:tc>
-          <w:tcPr/>
+          <w:tcPr>
+            <w:tcBorders>
+              <w:top w:color="000000" w:space="0" w:sz="8" w:val="single"/>
+              <w:left w:color="000000" w:space="0" w:sz="8" w:val="single"/>
+              <w:bottom w:color="000000" w:space="0" w:sz="8" w:val="single"/>
+              <w:right w:color="000000" w:space="0" w:sz="8" w:val="single"/>
+            </w:tcBorders>
+          </w:tcPr>
           <w:p>
             <w:pPr>
               <w:spacing w:before="200" w:line="276" w:lineRule="auto"/>
@@ -1746,7 +2216,39 @@
           </w:p>
         </w:tc>
         <w:tc>
-          <w:tcPr/>
+          <w:tcPr>
+            <w:tcBorders>
+              <w:top w:color="000000" w:space="0" w:sz="8" w:val="single"/>
+              <w:left w:color="000000" w:space="0" w:sz="8" w:val="single"/>
+              <w:bottom w:color="000000" w:space="0" w:sz="8" w:val="single"/>
+              <w:right w:color="000000" w:space="0" w:sz="8" w:val="single"/>
+            </w:tcBorders>
+          </w:tcPr>
+          <w:p>
+            <w:pPr>
+              <w:spacing w:before="200" w:line="276" w:lineRule="auto"/>
+              <w:rPr>
+                <w:rFonts w:ascii="EB Garamond" w:cs="EB Garamond" w:eastAsia="EB Garamond" w:hAnsi="EB Garamond"/>
+                <w:sz w:val="24"/>
+                <w:szCs w:val="24"/>
+              </w:rPr>
+            </w:pPr>
+            <w:r>
+              <w:rPr>
+                <w:rtl w:val="0"/>
+              </w:rPr>
+            </w:r>
+          </w:p>
+        </w:tc>
+        <w:tc>
+          <w:tcPr>
+            <w:tcBorders>
+              <w:top w:color="000000" w:space="0" w:sz="8" w:val="single"/>
+              <w:left w:color="000000" w:space="0" w:sz="8" w:val="single"/>
+              <w:bottom w:color="000000" w:space="0" w:sz="8" w:val="single"/>
+              <w:right w:color="000000" w:space="0" w:sz="8" w:val="single"/>
+            </w:tcBorders>
+          </w:tcPr>
           <w:p>
             <w:pPr>
               <w:spacing w:before="200" w:line="276" w:lineRule="auto"/>
@@ -1774,7 +2276,14 @@
           <w:tblHeader w:val="0"/>
         </w:trPr>
         <w:tc>
-          <w:tcPr/>
+          <w:tcPr>
+            <w:tcBorders>
+              <w:top w:color="000000" w:space="0" w:sz="8" w:val="single"/>
+              <w:left w:color="000000" w:space="0" w:sz="8" w:val="single"/>
+              <w:bottom w:color="000000" w:space="0" w:sz="8" w:val="single"/>
+              <w:right w:color="000000" w:space="0" w:sz="8" w:val="single"/>
+            </w:tcBorders>
+          </w:tcPr>
           <w:p>
             <w:pPr>
               <w:spacing w:before="200" w:line="276" w:lineRule="auto"/>
@@ -1796,7 +2305,39 @@
           </w:p>
         </w:tc>
         <w:tc>
-          <w:tcPr/>
+          <w:tcPr>
+            <w:tcBorders>
+              <w:top w:color="000000" w:space="0" w:sz="8" w:val="single"/>
+              <w:left w:color="000000" w:space="0" w:sz="8" w:val="single"/>
+              <w:bottom w:color="000000" w:space="0" w:sz="8" w:val="single"/>
+              <w:right w:color="000000" w:space="0" w:sz="8" w:val="single"/>
+            </w:tcBorders>
+          </w:tcPr>
+          <w:p>
+            <w:pPr>
+              <w:spacing w:before="200" w:line="276" w:lineRule="auto"/>
+              <w:rPr>
+                <w:rFonts w:ascii="EB Garamond" w:cs="EB Garamond" w:eastAsia="EB Garamond" w:hAnsi="EB Garamond"/>
+                <w:sz w:val="24"/>
+                <w:szCs w:val="24"/>
+              </w:rPr>
+            </w:pPr>
+            <w:r>
+              <w:rPr>
+                <w:rtl w:val="0"/>
+              </w:rPr>
+            </w:r>
+          </w:p>
+        </w:tc>
+        <w:tc>
+          <w:tcPr>
+            <w:tcBorders>
+              <w:top w:color="000000" w:space="0" w:sz="8" w:val="single"/>
+              <w:left w:color="000000" w:space="0" w:sz="8" w:val="single"/>
+              <w:bottom w:color="000000" w:space="0" w:sz="8" w:val="single"/>
+              <w:right w:color="000000" w:space="0" w:sz="8" w:val="single"/>
+            </w:tcBorders>
+          </w:tcPr>
           <w:p>
             <w:pPr>
               <w:spacing w:before="200" w:line="276" w:lineRule="auto"/>
@@ -1824,7 +2365,14 @@
           <w:tblHeader w:val="0"/>
         </w:trPr>
         <w:tc>
-          <w:tcPr/>
+          <w:tcPr>
+            <w:tcBorders>
+              <w:top w:color="000000" w:space="0" w:sz="8" w:val="single"/>
+              <w:left w:color="000000" w:space="0" w:sz="8" w:val="single"/>
+              <w:bottom w:color="000000" w:space="0" w:sz="8" w:val="single"/>
+              <w:right w:color="000000" w:space="0" w:sz="8" w:val="single"/>
+            </w:tcBorders>
+          </w:tcPr>
           <w:p>
             <w:pPr>
               <w:spacing w:before="200" w:line="276" w:lineRule="auto"/>
@@ -1846,7 +2394,39 @@
           </w:p>
         </w:tc>
         <w:tc>
-          <w:tcPr/>
+          <w:tcPr>
+            <w:tcBorders>
+              <w:top w:color="000000" w:space="0" w:sz="8" w:val="single"/>
+              <w:left w:color="000000" w:space="0" w:sz="8" w:val="single"/>
+              <w:bottom w:color="000000" w:space="0" w:sz="8" w:val="single"/>
+              <w:right w:color="000000" w:space="0" w:sz="8" w:val="single"/>
+            </w:tcBorders>
+          </w:tcPr>
+          <w:p>
+            <w:pPr>
+              <w:spacing w:before="200" w:line="276" w:lineRule="auto"/>
+              <w:rPr>
+                <w:rFonts w:ascii="EB Garamond" w:cs="EB Garamond" w:eastAsia="EB Garamond" w:hAnsi="EB Garamond"/>
+                <w:sz w:val="24"/>
+                <w:szCs w:val="24"/>
+              </w:rPr>
+            </w:pPr>
+            <w:r>
+              <w:rPr>
+                <w:rtl w:val="0"/>
+              </w:rPr>
+            </w:r>
+          </w:p>
+        </w:tc>
+        <w:tc>
+          <w:tcPr>
+            <w:tcBorders>
+              <w:top w:color="000000" w:space="0" w:sz="8" w:val="single"/>
+              <w:left w:color="000000" w:space="0" w:sz="8" w:val="single"/>
+              <w:bottom w:color="000000" w:space="0" w:sz="8" w:val="single"/>
+              <w:right w:color="000000" w:space="0" w:sz="8" w:val="single"/>
+            </w:tcBorders>
+          </w:tcPr>
           <w:p>
             <w:pPr>
               <w:spacing w:before="200" w:line="276" w:lineRule="auto"/>
@@ -1899,7 +2479,7 @@
       <w:pPr>
         <w:numPr>
           <w:ilvl w:val="0"/>
-          <w:numId w:val="1"/>
+          <w:numId w:val="2"/>
         </w:numPr>
         <w:spacing w:before="200" w:line="276" w:lineRule="auto"/>
         <w:ind w:left="720" w:hanging="480"/>
@@ -1923,7 +2503,7 @@
       <w:pPr>
         <w:numPr>
           <w:ilvl w:val="0"/>
-          <w:numId w:val="1"/>
+          <w:numId w:val="2"/>
         </w:numPr>
         <w:spacing w:before="200" w:line="276" w:lineRule="auto"/>
         <w:ind w:left="720" w:hanging="480"/>
@@ -1947,7 +2527,7 @@
       <w:pPr>
         <w:numPr>
           <w:ilvl w:val="0"/>
-          <w:numId w:val="1"/>
+          <w:numId w:val="2"/>
         </w:numPr>
         <w:spacing w:before="200" w:line="276" w:lineRule="auto"/>
         <w:ind w:left="720" w:hanging="480"/>
@@ -1971,7 +2551,7 @@
       <w:pPr>
         <w:numPr>
           <w:ilvl w:val="0"/>
-          <w:numId w:val="1"/>
+          <w:numId w:val="2"/>
         </w:numPr>
         <w:spacing w:before="200" w:line="276" w:lineRule="auto"/>
         <w:ind w:left="720" w:hanging="480"/>
@@ -1995,7 +2575,7 @@
       <w:pPr>
         <w:numPr>
           <w:ilvl w:val="0"/>
-          <w:numId w:val="1"/>
+          <w:numId w:val="2"/>
         </w:numPr>
         <w:spacing w:before="200" w:line="276" w:lineRule="auto"/>
         <w:ind w:left="720" w:hanging="480"/>
@@ -2019,7 +2599,7 @@
       <w:pPr>
         <w:numPr>
           <w:ilvl w:val="0"/>
-          <w:numId w:val="1"/>
+          <w:numId w:val="2"/>
         </w:numPr>
         <w:spacing w:before="200" w:line="276" w:lineRule="auto"/>
         <w:ind w:left="720" w:hanging="480"/>
@@ -2043,7 +2623,7 @@
       <w:pPr>
         <w:numPr>
           <w:ilvl w:val="0"/>
-          <w:numId w:val="1"/>
+          <w:numId w:val="2"/>
         </w:numPr>
         <w:spacing w:before="200" w:line="276" w:lineRule="auto"/>
         <w:ind w:left="720" w:hanging="480"/>
@@ -2067,7 +2647,7 @@
       <w:pPr>
         <w:numPr>
           <w:ilvl w:val="0"/>
-          <w:numId w:val="1"/>
+          <w:numId w:val="2"/>
         </w:numPr>
         <w:spacing w:before="200" w:line="276" w:lineRule="auto"/>
         <w:ind w:left="720" w:hanging="480"/>
@@ -2099,8 +2679,8 @@
           <w:szCs w:val="40"/>
         </w:rPr>
       </w:pPr>
-      <w:bookmarkStart w:colFirst="0" w:colLast="0" w:name="_eny3mi82pngh" w:id="1"/>
-      <w:bookmarkEnd w:id="1"/>
+      <w:bookmarkStart w:colFirst="0" w:colLast="0" w:name="_eny3mi82pngh" w:id="3"/>
+      <w:bookmarkEnd w:id="3"/>
       <w:r>
         <w:rPr>
           <w:rtl w:val="0"/>
@@ -3198,26 +3778,28 @@
     </w:tbl>
     <w:p>
       <w:pPr>
-        <w:pStyle w:val="Heading1"/>
-        <w:spacing w:before="400" w:line="276" w:lineRule="auto"/>
+        <w:pStyle w:val="Heading2"/>
+        <w:spacing w:after="120" w:line="276" w:lineRule="auto"/>
         <w:rPr>
           <w:rFonts w:ascii="EB Garamond" w:cs="EB Garamond" w:eastAsia="EB Garamond" w:hAnsi="EB Garamond"/>
           <w:b w:val="0"/>
           <w:bCs w:val="0"/>
-          <w:sz w:val="40"/>
-          <w:szCs w:val="40"/>
-        </w:rPr>
-      </w:pPr>
+          <w:sz w:val="32"/>
+          <w:szCs w:val="32"/>
+        </w:rPr>
+      </w:pPr>
+      <w:bookmarkStart w:colFirst="0" w:colLast="0" w:name="_dzfft5rv226i" w:id="4"/>
+      <w:bookmarkEnd w:id="4"/>
       <w:r>
         <w:rPr>
           <w:rFonts w:ascii="EB Garamond" w:cs="EB Garamond" w:eastAsia="EB Garamond" w:hAnsi="EB Garamond"/>
           <w:b w:val="0"/>
           <w:bCs w:val="0"/>
-          <w:sz w:val="40"/>
-          <w:szCs w:val="40"/>
-          <w:rtl w:val="0"/>
-        </w:rPr>
-        <w:t xml:space="preserve">6. The eight witnesses</w:t>
+          <w:sz w:val="32"/>
+          <w:szCs w:val="32"/>
+          <w:rtl w:val="0"/>
+        </w:rPr>
+        <w:t xml:space="preserve">The Witnesses in detail</w:t>
       </w:r>
     </w:p>
     <w:p>
@@ -7481,7 +8063,7 @@
       <w:pPr>
         <w:numPr>
           <w:ilvl w:val="0"/>
-          <w:numId w:val="3"/>
+          <w:numId w:val="4"/>
         </w:numPr>
         <w:spacing w:before="200" w:line="276" w:lineRule="auto"/>
         <w:ind w:left="720" w:hanging="480"/>
@@ -7515,136 +8097,6 @@
         <w:rPr>
           <w:rtl w:val="0"/>
         </w:rPr>
-      </w:r>
-    </w:p>
-    <w:p>
-      <w:pPr>
-        <w:numPr>
-          <w:ilvl w:val="0"/>
-          <w:numId w:val="3"/>
-        </w:numPr>
-        <w:spacing w:before="200" w:line="276" w:lineRule="auto"/>
-        <w:ind w:left="720" w:hanging="480"/>
-        <w:rPr>
-          <w:rFonts w:ascii="EB Garamond" w:cs="EB Garamond" w:eastAsia="EB Garamond" w:hAnsi="EB Garamond"/>
-          <w:sz w:val="24"/>
-          <w:szCs w:val="24"/>
-        </w:rPr>
-      </w:pPr>
-      <w:r>
-        <w:rPr>
-          <w:rFonts w:ascii="EB Garamond" w:cs="EB Garamond" w:eastAsia="EB Garamond" w:hAnsi="EB Garamond"/>
-          <w:sz w:val="24"/>
-          <w:szCs w:val="24"/>
-          <w:rtl w:val="0"/>
-        </w:rPr>
-        <w:t xml:space="preserve">R02: Leo was seen crossing the Commons lobby, next to the archive corridor, at about 8:35 p.m. </w:t>
-      </w:r>
-      <w:r>
-        <w:rPr>
-          <w:rFonts w:ascii="EB Garamond" w:cs="EB Garamond" w:eastAsia="EB Garamond" w:hAnsi="EB Garamond"/>
-          <w:i w:val="1"/>
-          <w:iCs w:val="1"/>
-          <w:sz w:val="24"/>
-          <w:szCs w:val="24"/>
-          <w:rtl w:val="0"/>
-        </w:rPr>
-        <w:t xml:space="preserve">(given by Nia Williams (Q1))</w:t>
-      </w:r>
-      <w:r>
-        <w:rPr>
-          <w:rtl w:val="0"/>
-        </w:rPr>
-      </w:r>
-    </w:p>
-    <w:p>
-      <w:pPr>
-        <w:numPr>
-          <w:ilvl w:val="0"/>
-          <w:numId w:val="3"/>
-        </w:numPr>
-        <w:spacing w:before="200" w:line="276" w:lineRule="auto"/>
-        <w:ind w:left="720" w:hanging="480"/>
-        <w:rPr>
-          <w:rFonts w:ascii="EB Garamond" w:cs="EB Garamond" w:eastAsia="EB Garamond" w:hAnsi="EB Garamond"/>
-          <w:sz w:val="24"/>
-          <w:szCs w:val="24"/>
-        </w:rPr>
-      </w:pPr>
-      <w:r>
-        <w:rPr>
-          <w:rFonts w:ascii="EB Garamond" w:cs="EB Garamond" w:eastAsia="EB Garamond" w:hAnsi="EB Garamond"/>
-          <w:sz w:val="24"/>
-          <w:szCs w:val="24"/>
-          <w:rtl w:val="0"/>
-        </w:rPr>
-        <w:t xml:space="preserve">R03: The incubator badge reader logs Leo into the business building from 8:36 p.m. until after 9:10 p.m. He could not have been in the archive at 8:42 or edited the log at 9:17. </w:t>
-      </w:r>
-      <w:r>
-        <w:rPr>
-          <w:rFonts w:ascii="EB Garamond" w:cs="EB Garamond" w:eastAsia="EB Garamond" w:hAnsi="EB Garamond"/>
-          <w:i w:val="1"/>
-          <w:iCs w:val="1"/>
-          <w:sz w:val="24"/>
-          <w:szCs w:val="24"/>
-          <w:rtl w:val="0"/>
-        </w:rPr>
-        <w:t xml:space="preserve">(given by Priya Nwosu (Q5))</w:t>
-      </w:r>
-      <w:r>
-        <w:rPr>
-          <w:rtl w:val="0"/>
-        </w:rPr>
-      </w:r>
-    </w:p>
-    <w:p>
-      <w:pPr>
-        <w:spacing w:before="200" w:line="276" w:lineRule="auto"/>
-        <w:rPr>
-          <w:rFonts w:ascii="EB Garamond" w:cs="EB Garamond" w:eastAsia="EB Garamond" w:hAnsi="EB Garamond"/>
-          <w:sz w:val="24"/>
-          <w:szCs w:val="24"/>
-        </w:rPr>
-      </w:pPr>
-      <w:r>
-        <w:rPr>
-          <w:rFonts w:ascii="EB Garamond" w:cs="EB Garamond" w:eastAsia="EB Garamond" w:hAnsi="EB Garamond"/>
-          <w:b w:val="1"/>
-          <w:bCs w:val="1"/>
-          <w:sz w:val="24"/>
-          <w:szCs w:val="24"/>
-          <w:rtl w:val="0"/>
-        </w:rPr>
-        <w:t xml:space="preserve">Set S2 — Priya and the access system.</w:t>
-      </w:r>
-      <w:r>
-        <w:rPr>
-          <w:rFonts w:ascii="EB Garamond" w:cs="EB Garamond" w:eastAsia="EB Garamond" w:hAnsi="EB Garamond"/>
-          <w:sz w:val="24"/>
-          <w:szCs w:val="24"/>
-          <w:rtl w:val="0"/>
-        </w:rPr>
-        <w:t xml:space="preserve"> </w:t>
-      </w:r>
-      <w:r>
-        <w:rPr>
-          <w:rFonts w:ascii="EB Garamond" w:cs="EB Garamond" w:eastAsia="EB Garamond" w:hAnsi="EB Garamond"/>
-          <w:i w:val="1"/>
-          <w:iCs w:val="1"/>
-          <w:sz w:val="24"/>
-          <w:szCs w:val="24"/>
-          <w:rtl w:val="0"/>
-        </w:rPr>
-        <w:t xml:space="preserve">Resolution:</w:t>
-      </w:r>
-      <w:r>
-        <w:rPr>
-          <w:rFonts w:ascii="EB Garamond" w:cs="EB Garamond" w:eastAsia="EB Garamond" w:hAnsi="EB Garamond"/>
-          <w:sz w:val="24"/>
-          <w:szCs w:val="24"/>
-          <w:rtl w:val="0"/>
-        </w:rPr>
-        <w:t xml:space="preserve"> Unauthorized copying plus opportunity, cancelled by what the file and the dashboard can actually do.</w:t>
       </w:r>
     </w:p>
     <w:p>
@@ -7668,7 +8120,7 @@
           <w:szCs w:val="24"/>
           <w:rtl w:val="0"/>
         </w:rPr>
-        <w:t xml:space="preserve">R04: Priya copied an access-card debugging file from the archive’s access system without permission. </w:t>
+        <w:t xml:space="preserve">R02: Leo was seen crossing the Commons lobby, next to the archive corridor, at about 8:35 p.m. </w:t>
       </w:r>
       <w:r>
         <w:rPr>
@@ -7679,7 +8131,7 @@
           <w:szCs w:val="24"/>
           <w:rtl w:val="0"/>
         </w:rPr>
-        <w:t xml:space="preserve">(given by Priya Nwosu (Q8))</w:t>
+        <w:t xml:space="preserve">(given by Nia Williams (Q1))</w:t>
       </w:r>
       <w:r>
         <w:rPr>
@@ -7708,7 +8160,7 @@
           <w:szCs w:val="24"/>
           <w:rtl w:val="0"/>
         </w:rPr>
-        <w:t xml:space="preserve">R05: Priya had the access-control dashboard open on her second monitor all evening, within reach of the log. </w:t>
+        <w:t xml:space="preserve">R03: The incubator badge reader logs Leo into the business building from 8:36 p.m. until after 9:10 p.m. He could not have been in the archive at 8:42 or edited the log at 9:17. </w:t>
       </w:r>
       <w:r>
         <w:rPr>
@@ -7719,36 +8171,42 @@
           <w:szCs w:val="24"/>
           <w:rtl w:val="0"/>
         </w:rPr>
-        <w:t xml:space="preserve">(given by Leo Martinez (Q2))</w:t>
-      </w:r>
-      <w:r>
-        <w:rPr>
-          <w:rtl w:val="0"/>
-        </w:rPr>
-      </w:r>
-    </w:p>
-    <w:p>
-      <w:pPr>
-        <w:numPr>
-          <w:ilvl w:val="0"/>
-          <w:numId w:val="4"/>
-        </w:numPr>
-        <w:spacing w:before="200" w:line="276" w:lineRule="auto"/>
-        <w:ind w:left="720" w:hanging="480"/>
-        <w:rPr>
-          <w:rFonts w:ascii="EB Garamond" w:cs="EB Garamond" w:eastAsia="EB Garamond" w:hAnsi="EB Garamond"/>
-          <w:sz w:val="24"/>
-          <w:szCs w:val="24"/>
-        </w:rPr>
-      </w:pPr>
-      <w:r>
-        <w:rPr>
-          <w:rFonts w:ascii="EB Garamond" w:cs="EB Garamond" w:eastAsia="EB Garamond" w:hAnsi="EB Garamond"/>
-          <w:sz w:val="24"/>
-          <w:szCs w:val="24"/>
-          <w:rtl w:val="0"/>
-        </w:rPr>
-        <w:t xml:space="preserve">R06: The debugging file contains only credential events, no document data, and log edits require an archive credential, which Priya does not hold. The dashboard is read-only. </w:t>
+        <w:t xml:space="preserve">(given by Priya Nwosu (Q5))</w:t>
+      </w:r>
+      <w:r>
+        <w:rPr>
+          <w:rtl w:val="0"/>
+        </w:rPr>
+      </w:r>
+    </w:p>
+    <w:p>
+      <w:pPr>
+        <w:spacing w:before="200" w:line="276" w:lineRule="auto"/>
+        <w:rPr>
+          <w:rFonts w:ascii="EB Garamond" w:cs="EB Garamond" w:eastAsia="EB Garamond" w:hAnsi="EB Garamond"/>
+          <w:sz w:val="24"/>
+          <w:szCs w:val="24"/>
+        </w:rPr>
+      </w:pPr>
+      <w:r>
+        <w:rPr>
+          <w:rFonts w:ascii="EB Garamond" w:cs="EB Garamond" w:eastAsia="EB Garamond" w:hAnsi="EB Garamond"/>
+          <w:b w:val="1"/>
+          <w:bCs w:val="1"/>
+          <w:sz w:val="24"/>
+          <w:szCs w:val="24"/>
+          <w:rtl w:val="0"/>
+        </w:rPr>
+        <w:t xml:space="preserve">Set S2 — Priya and the access system.</w:t>
+      </w:r>
+      <w:r>
+        <w:rPr>
+          <w:rFonts w:ascii="EB Garamond" w:cs="EB Garamond" w:eastAsia="EB Garamond" w:hAnsi="EB Garamond"/>
+          <w:sz w:val="24"/>
+          <w:szCs w:val="24"/>
+          <w:rtl w:val="0"/>
+        </w:rPr>
+        <w:t xml:space="preserve"> </w:t>
       </w:r>
       <w:r>
         <w:rPr>
@@ -7759,52 +8217,6 @@
           <w:szCs w:val="24"/>
           <w:rtl w:val="0"/>
         </w:rPr>
-        <w:t xml:space="preserve">(given by Mira Shah (Q7))</w:t>
-      </w:r>
-      <w:r>
-        <w:rPr>
-          <w:rtl w:val="0"/>
-        </w:rPr>
-      </w:r>
-    </w:p>
-    <w:p>
-      <w:pPr>
-        <w:spacing w:before="200" w:line="276" w:lineRule="auto"/>
-        <w:rPr>
-          <w:rFonts w:ascii="EB Garamond" w:cs="EB Garamond" w:eastAsia="EB Garamond" w:hAnsi="EB Garamond"/>
-          <w:sz w:val="24"/>
-          <w:szCs w:val="24"/>
-        </w:rPr>
-      </w:pPr>
-      <w:r>
-        <w:rPr>
-          <w:rFonts w:ascii="EB Garamond" w:cs="EB Garamond" w:eastAsia="EB Garamond" w:hAnsi="EB Garamond"/>
-          <w:b w:val="1"/>
-          <w:bCs w:val="1"/>
-          <w:sz w:val="24"/>
-          <w:szCs w:val="24"/>
-          <w:rtl w:val="0"/>
-        </w:rPr>
-        <w:t xml:space="preserve">Set S3 — The tube in the café locker.</w:t>
-      </w:r>
-      <w:r>
-        <w:rPr>
-          <w:rFonts w:ascii="EB Garamond" w:cs="EB Garamond" w:eastAsia="EB Garamond" w:hAnsi="EB Garamond"/>
-          <w:sz w:val="24"/>
-          <w:szCs w:val="24"/>
-          <w:rtl w:val="0"/>
-        </w:rPr>
-        <w:t xml:space="preserve"> </w:t>
-      </w:r>
-      <w:r>
-        <w:rPr>
-          <w:rFonts w:ascii="EB Garamond" w:cs="EB Garamond" w:eastAsia="EB Garamond" w:hAnsi="EB Garamond"/>
-          <w:i w:val="1"/>
-          <w:iCs w:val="1"/>
-          <w:sz w:val="24"/>
-          <w:szCs w:val="24"/>
-          <w:rtl w:val="0"/>
-        </w:rPr>
         <w:t xml:space="preserve">Resolution:</w:t>
       </w:r>
       <w:r>
@@ -7814,7 +8226,7 @@
           <w:szCs w:val="24"/>
           <w:rtl w:val="0"/>
         </w:rPr>
-        <w:t xml:space="preserve"> A tube and a stranger, cancelled by timing and contents: it held menus and predates the disappearance.</w:t>
+        <w:t xml:space="preserve"> Unauthorized copying plus opportunity, cancelled by what the file and the dashboard can actually do.</w:t>
       </w:r>
     </w:p>
     <w:p>
@@ -7838,7 +8250,7 @@
           <w:szCs w:val="24"/>
           <w:rtl w:val="0"/>
         </w:rPr>
-        <w:t xml:space="preserve">R07: A document tube sat in Evan’s café locker overnight. </w:t>
+        <w:t xml:space="preserve">R04: Priya copied an access-card debugging file from the archive’s access system without permission. </w:t>
       </w:r>
       <w:r>
         <w:rPr>
@@ -7849,7 +8261,7 @@
           <w:szCs w:val="24"/>
           <w:rtl w:val="0"/>
         </w:rPr>
-        <w:t xml:space="preserve">(given by Jonah Reed (Q7))</w:t>
+        <w:t xml:space="preserve">(given by Priya Nwosu (Q8))</w:t>
       </w:r>
       <w:r>
         <w:rPr>
@@ -7878,7 +8290,7 @@
           <w:szCs w:val="24"/>
           <w:rtl w:val="0"/>
         </w:rPr>
-        <w:t xml:space="preserve">R08: Evan let an unknown person use his café locker around 8:30 p.m., while it was raining. </w:t>
+        <w:t xml:space="preserve">R05: Priya had the access-control dashboard open on her second monitor all evening, within reach of the log. </w:t>
       </w:r>
       <w:r>
         <w:rPr>
@@ -7889,7 +8301,7 @@
           <w:szCs w:val="24"/>
           <w:rtl w:val="0"/>
         </w:rPr>
-        <w:t xml:space="preserve">(given by Evan Cho (Q8))</w:t>
+        <w:t xml:space="preserve">(given by Leo Martinez (Q2))</w:t>
       </w:r>
       <w:r>
         <w:rPr>
@@ -7918,7 +8330,7 @@
           <w:szCs w:val="24"/>
           <w:rtl w:val="0"/>
         </w:rPr>
-        <w:t xml:space="preserve">R09: The tube in Evan’s locker held catering menus and inventory sheets, and it was already there before the forum ended. </w:t>
+        <w:t xml:space="preserve">R06: The debugging file contains only credential events, no document data, and log edits require an archive credential, which Priya does not hold. The dashboard is read-only. </w:t>
       </w:r>
       <w:r>
         <w:rPr>
@@ -7929,33 +8341,33 @@
           <w:szCs w:val="24"/>
           <w:rtl w:val="0"/>
         </w:rPr>
-        <w:t xml:space="preserve">(given by Hana Petrov (Q6))</w:t>
-      </w:r>
-      <w:r>
-        <w:rPr>
-          <w:rtl w:val="0"/>
-        </w:rPr>
-      </w:r>
-    </w:p>
-    <w:p>
-      <w:pPr>
-        <w:spacing w:before="200" w:line="276" w:lineRule="auto"/>
-        <w:rPr>
-          <w:rFonts w:ascii="EB Garamond" w:cs="EB Garamond" w:eastAsia="EB Garamond" w:hAnsi="EB Garamond"/>
-          <w:sz w:val="24"/>
-          <w:szCs w:val="24"/>
-        </w:rPr>
-      </w:pPr>
-      <w:r>
-        <w:rPr>
-          <w:rFonts w:ascii="EB Garamond" w:cs="EB Garamond" w:eastAsia="EB Garamond" w:hAnsi="EB Garamond"/>
-          <w:b w:val="1"/>
-          <w:bCs w:val="1"/>
-          <w:sz w:val="24"/>
-          <w:szCs w:val="24"/>
-          <w:rtl w:val="0"/>
-        </w:rPr>
-        <w:t xml:space="preserve">Set S4 — The administrators near the archive.</w:t>
+        <w:t xml:space="preserve">(given by Mira Shah (Q7))</w:t>
+      </w:r>
+      <w:r>
+        <w:rPr>
+          <w:rtl w:val="0"/>
+        </w:rPr>
+      </w:r>
+    </w:p>
+    <w:p>
+      <w:pPr>
+        <w:spacing w:before="200" w:line="276" w:lineRule="auto"/>
+        <w:rPr>
+          <w:rFonts w:ascii="EB Garamond" w:cs="EB Garamond" w:eastAsia="EB Garamond" w:hAnsi="EB Garamond"/>
+          <w:sz w:val="24"/>
+          <w:szCs w:val="24"/>
+        </w:rPr>
+      </w:pPr>
+      <w:r>
+        <w:rPr>
+          <w:rFonts w:ascii="EB Garamond" w:cs="EB Garamond" w:eastAsia="EB Garamond" w:hAnsi="EB Garamond"/>
+          <w:b w:val="1"/>
+          <w:bCs w:val="1"/>
+          <w:sz w:val="24"/>
+          <w:szCs w:val="24"/>
+          <w:rtl w:val="0"/>
+        </w:rPr>
+        <w:t xml:space="preserve">Set S3 — The tube in the café locker.</w:t>
       </w:r>
       <w:r>
         <w:rPr>
@@ -7984,7 +8396,7 @@
           <w:szCs w:val="24"/>
           <w:rtl w:val="0"/>
         </w:rPr>
-        <w:t xml:space="preserve"> Two officials with objects, cancelled by where the corridor leads and what the portfolio held. (They are not the removers; the replica is a separate crime revealed at the end.)</w:t>
+        <w:t xml:space="preserve"> A tube and a stranger, cancelled by timing and contents: it held menus and predates the disappearance.</w:t>
       </w:r>
     </w:p>
     <w:p>
@@ -8008,7 +8420,7 @@
           <w:szCs w:val="24"/>
           <w:rtl w:val="0"/>
         </w:rPr>
-        <w:t xml:space="preserve">R10: Martin Ellison, the university archivist, was near the archive office at about 8:30 p.m. </w:t>
+        <w:t xml:space="preserve">R07: A document tube sat in Evan’s café locker overnight. </w:t>
       </w:r>
       <w:r>
         <w:rPr>
@@ -8019,7 +8431,7 @@
           <w:szCs w:val="24"/>
           <w:rtl w:val="0"/>
         </w:rPr>
-        <w:t xml:space="preserve">(given by Sofia Alvarez (Q7))</w:t>
+        <w:t xml:space="preserve">(given by Jonah Reed (Q7))</w:t>
       </w:r>
       <w:r>
         <w:rPr>
@@ -8048,7 +8460,7 @@
           <w:szCs w:val="24"/>
           <w:rtl w:val="0"/>
         </w:rPr>
-        <w:t xml:space="preserve">R11: Elise Grant, the communications director, left the Commons carrying a rigid document portfolio. </w:t>
+        <w:t xml:space="preserve">R08: Evan let an unknown person use his café locker around 8:30 p.m., while it was raining. </w:t>
       </w:r>
       <w:r>
         <w:rPr>
@@ -8059,7 +8471,7 @@
           <w:szCs w:val="24"/>
           <w:rtl w:val="0"/>
         </w:rPr>
-        <w:t xml:space="preserve">(given by Nia Williams (Q5))</w:t>
+        <w:t xml:space="preserve">(given by Evan Cho (Q8))</w:t>
       </w:r>
       <w:r>
         <w:rPr>
@@ -8088,7 +8500,7 @@
           <w:szCs w:val="24"/>
           <w:rtl w:val="0"/>
         </w:rPr>
-        <w:t xml:space="preserve">R12: Ellison was signing the event’s insurance forms in the administrative corridor, which does not connect to the archive stacks, and Grant’s portfolio held the printed programs for tonight, stacked and visible. </w:t>
+        <w:t xml:space="preserve">R09: The tube in Evan’s locker held catering menus and inventory sheets, and it was already there before the forum ended. </w:t>
       </w:r>
       <w:r>
         <w:rPr>
@@ -8099,33 +8511,33 @@
           <w:szCs w:val="24"/>
           <w:rtl w:val="0"/>
         </w:rPr>
-        <w:t xml:space="preserve">(given by Hana Petrov (Q1))</w:t>
-      </w:r>
-      <w:r>
-        <w:rPr>
-          <w:rtl w:val="0"/>
-        </w:rPr>
-      </w:r>
-    </w:p>
-    <w:p>
-      <w:pPr>
-        <w:spacing w:before="200" w:line="276" w:lineRule="auto"/>
-        <w:rPr>
-          <w:rFonts w:ascii="EB Garamond" w:cs="EB Garamond" w:eastAsia="EB Garamond" w:hAnsi="EB Garamond"/>
-          <w:sz w:val="24"/>
-          <w:szCs w:val="24"/>
-        </w:rPr>
-      </w:pPr>
-      <w:r>
-        <w:rPr>
-          <w:rFonts w:ascii="EB Garamond" w:cs="EB Garamond" w:eastAsia="EB Garamond" w:hAnsi="EB Garamond"/>
-          <w:b w:val="1"/>
-          <w:bCs w:val="1"/>
-          <w:sz w:val="24"/>
-          <w:szCs w:val="24"/>
-          <w:rtl w:val="0"/>
-        </w:rPr>
-        <w:t xml:space="preserve">Set S5 — Sofia’s credibility.</w:t>
+        <w:t xml:space="preserve">(given by Hana Petrov (Q6))</w:t>
+      </w:r>
+      <w:r>
+        <w:rPr>
+          <w:rtl w:val="0"/>
+        </w:rPr>
+      </w:r>
+    </w:p>
+    <w:p>
+      <w:pPr>
+        <w:spacing w:before="200" w:line="276" w:lineRule="auto"/>
+        <w:rPr>
+          <w:rFonts w:ascii="EB Garamond" w:cs="EB Garamond" w:eastAsia="EB Garamond" w:hAnsi="EB Garamond"/>
+          <w:sz w:val="24"/>
+          <w:szCs w:val="24"/>
+        </w:rPr>
+      </w:pPr>
+      <w:r>
+        <w:rPr>
+          <w:rFonts w:ascii="EB Garamond" w:cs="EB Garamond" w:eastAsia="EB Garamond" w:hAnsi="EB Garamond"/>
+          <w:b w:val="1"/>
+          <w:bCs w:val="1"/>
+          <w:sz w:val="24"/>
+          <w:szCs w:val="24"/>
+          <w:rtl w:val="0"/>
+        </w:rPr>
+        <w:t xml:space="preserve">Set S4 — The administrators near the archive.</w:t>
       </w:r>
       <w:r>
         <w:rPr>
@@ -8154,7 +8566,7 @@
           <w:szCs w:val="24"/>
           <w:rtl w:val="0"/>
         </w:rPr>
-        <w:t xml:space="preserve"> A past fabrication, cancelled by its subject and by the badge log.</w:t>
+        <w:t xml:space="preserve"> Two officials with objects, cancelled by where the corridor leads and what the portfolio held. (They are not the removers; the replica is a separate crime revealed at the end.)</w:t>
       </w:r>
     </w:p>
     <w:p>
@@ -8178,7 +8590,7 @@
           <w:szCs w:val="24"/>
           <w:rtl w:val="0"/>
         </w:rPr>
-        <w:t xml:space="preserve">R13: Sofia was in the newsroom late comparing old Charter scans, and she once printed a detail she had not verified. </w:t>
+        <w:t xml:space="preserve">R10: Martin Ellison, the university archivist, was near the archive office at about 8:30 p.m. </w:t>
       </w:r>
       <w:r>
         <w:rPr>
@@ -8189,7 +8601,7 @@
           <w:szCs w:val="24"/>
           <w:rtl w:val="0"/>
         </w:rPr>
-        <w:t xml:space="preserve">(given by Mira Shah (Q3))</w:t>
+        <w:t xml:space="preserve">(given by Sofia Alvarez (Q7))</w:t>
       </w:r>
       <w:r>
         <w:rPr>
@@ -8218,7 +8630,7 @@
           <w:szCs w:val="24"/>
           <w:rtl w:val="0"/>
         </w:rPr>
-        <w:t xml:space="preserve">R14: Sofia’s unverified detail was a committee meeting date, corrected online the same week, and the newsroom badge log shows she did not leave the building before 8:50 p.m. </w:t>
+        <w:t xml:space="preserve">R11: Elise Grant, the communications director, left the Commons carrying a rigid document portfolio. </w:t>
       </w:r>
       <w:r>
         <w:rPr>
@@ -8229,42 +8641,36 @@
           <w:szCs w:val="24"/>
           <w:rtl w:val="0"/>
         </w:rPr>
-        <w:t xml:space="preserve">(given by Sofia Alvarez (Q6))</w:t>
-      </w:r>
-      <w:r>
-        <w:rPr>
-          <w:rtl w:val="0"/>
-        </w:rPr>
-      </w:r>
-    </w:p>
-    <w:p>
-      <w:pPr>
-        <w:spacing w:before="200" w:line="276" w:lineRule="auto"/>
-        <w:rPr>
-          <w:rFonts w:ascii="EB Garamond" w:cs="EB Garamond" w:eastAsia="EB Garamond" w:hAnsi="EB Garamond"/>
-          <w:sz w:val="24"/>
-          <w:szCs w:val="24"/>
-        </w:rPr>
-      </w:pPr>
-      <w:r>
-        <w:rPr>
-          <w:rFonts w:ascii="EB Garamond" w:cs="EB Garamond" w:eastAsia="EB Garamond" w:hAnsi="EB Garamond"/>
-          <w:b w:val="1"/>
-          <w:bCs w:val="1"/>
-          <w:sz w:val="24"/>
-          <w:szCs w:val="24"/>
-          <w:rtl w:val="0"/>
-        </w:rPr>
-        <w:t xml:space="preserve">Set S6 — Hana in the restricted room.</w:t>
-      </w:r>
-      <w:r>
-        <w:rPr>
-          <w:rFonts w:ascii="EB Garamond" w:cs="EB Garamond" w:eastAsia="EB Garamond" w:hAnsi="EB Garamond"/>
-          <w:sz w:val="24"/>
-          <w:szCs w:val="24"/>
-          <w:rtl w:val="0"/>
-        </w:rPr>
-        <w:t xml:space="preserve"> </w:t>
+        <w:t xml:space="preserve">(given by Nia Williams (Q5))</w:t>
+      </w:r>
+      <w:r>
+        <w:rPr>
+          <w:rtl w:val="0"/>
+        </w:rPr>
+      </w:r>
+    </w:p>
+    <w:p>
+      <w:pPr>
+        <w:numPr>
+          <w:ilvl w:val="0"/>
+          <w:numId w:val="7"/>
+        </w:numPr>
+        <w:spacing w:before="200" w:line="276" w:lineRule="auto"/>
+        <w:ind w:left="720" w:hanging="480"/>
+        <w:rPr>
+          <w:rFonts w:ascii="EB Garamond" w:cs="EB Garamond" w:eastAsia="EB Garamond" w:hAnsi="EB Garamond"/>
+          <w:sz w:val="24"/>
+          <w:szCs w:val="24"/>
+        </w:rPr>
+      </w:pPr>
+      <w:r>
+        <w:rPr>
+          <w:rFonts w:ascii="EB Garamond" w:cs="EB Garamond" w:eastAsia="EB Garamond" w:hAnsi="EB Garamond"/>
+          <w:sz w:val="24"/>
+          <w:szCs w:val="24"/>
+          <w:rtl w:val="0"/>
+        </w:rPr>
+        <w:t xml:space="preserve">R12: Ellison was signing the event’s insurance forms in the administrative corridor, which does not connect to the archive stacks, and Grant’s portfolio held the printed programs for tonight, stacked and visible. </w:t>
       </w:r>
       <w:r>
         <w:rPr>
@@ -8275,6 +8681,52 @@
           <w:szCs w:val="24"/>
           <w:rtl w:val="0"/>
         </w:rPr>
+        <w:t xml:space="preserve">(given by Hana Petrov (Q1))</w:t>
+      </w:r>
+      <w:r>
+        <w:rPr>
+          <w:rtl w:val="0"/>
+        </w:rPr>
+      </w:r>
+    </w:p>
+    <w:p>
+      <w:pPr>
+        <w:spacing w:before="200" w:line="276" w:lineRule="auto"/>
+        <w:rPr>
+          <w:rFonts w:ascii="EB Garamond" w:cs="EB Garamond" w:eastAsia="EB Garamond" w:hAnsi="EB Garamond"/>
+          <w:sz w:val="24"/>
+          <w:szCs w:val="24"/>
+        </w:rPr>
+      </w:pPr>
+      <w:r>
+        <w:rPr>
+          <w:rFonts w:ascii="EB Garamond" w:cs="EB Garamond" w:eastAsia="EB Garamond" w:hAnsi="EB Garamond"/>
+          <w:b w:val="1"/>
+          <w:bCs w:val="1"/>
+          <w:sz w:val="24"/>
+          <w:szCs w:val="24"/>
+          <w:rtl w:val="0"/>
+        </w:rPr>
+        <w:t xml:space="preserve">Set S5 — Sofia’s credibility.</w:t>
+      </w:r>
+      <w:r>
+        <w:rPr>
+          <w:rFonts w:ascii="EB Garamond" w:cs="EB Garamond" w:eastAsia="EB Garamond" w:hAnsi="EB Garamond"/>
+          <w:sz w:val="24"/>
+          <w:szCs w:val="24"/>
+          <w:rtl w:val="0"/>
+        </w:rPr>
+        <w:t xml:space="preserve"> </w:t>
+      </w:r>
+      <w:r>
+        <w:rPr>
+          <w:rFonts w:ascii="EB Garamond" w:cs="EB Garamond" w:eastAsia="EB Garamond" w:hAnsi="EB Garamond"/>
+          <w:i w:val="1"/>
+          <w:iCs w:val="1"/>
+          <w:sz w:val="24"/>
+          <w:szCs w:val="24"/>
+          <w:rtl w:val="0"/>
+        </w:rPr>
         <w:t xml:space="preserve">Resolution:</w:t>
       </w:r>
       <w:r>
@@ -8284,7 +8736,7 @@
           <w:szCs w:val="24"/>
           <w:rtl w:val="0"/>
         </w:rPr>
-        <w:t xml:space="preserve"> Trespass, cancelled by the sign-in time: it happened before the Charter went missing.</w:t>
+        <w:t xml:space="preserve"> A past fabrication, cancelled by its subject and by the badge log.</w:t>
       </w:r>
     </w:p>
     <w:p>
@@ -8308,7 +8760,7 @@
           <w:szCs w:val="24"/>
           <w:rtl w:val="0"/>
         </w:rPr>
-        <w:t xml:space="preserve">R15: Hana entered a restricted meeting room used by the steering group. </w:t>
+        <w:t xml:space="preserve">R13: Sofia was in the newsroom late comparing old Charter scans, and she once printed a detail she had not verified. </w:t>
       </w:r>
       <w:r>
         <w:rPr>
@@ -8319,7 +8771,7 @@
           <w:szCs w:val="24"/>
           <w:rtl w:val="0"/>
         </w:rPr>
-        <w:t xml:space="preserve">(given by Jonah Reed (Q5))</w:t>
+        <w:t xml:space="preserve">(given by Mira Shah (Q3))</w:t>
       </w:r>
       <w:r>
         <w:rPr>
@@ -8348,7 +8800,7 @@
           <w:szCs w:val="24"/>
           <w:rtl w:val="0"/>
         </w:rPr>
-        <w:t xml:space="preserve">R16: The room’s sign-in sheet shows Hana entered at 7:20 p.m. to retrieve the accessibility draft, before the forum ended and while the Charter was still in its folder. </w:t>
+        <w:t xml:space="preserve">R14: Sofia’s unverified detail was a committee meeting date, corrected online the same week, and the newsroom badge log shows she did not leave the building before 8:50 p.m. </w:t>
       </w:r>
       <w:r>
         <w:rPr>
@@ -8359,33 +8811,33 @@
           <w:szCs w:val="24"/>
           <w:rtl w:val="0"/>
         </w:rPr>
-        <w:t xml:space="preserve">(given by Evan Cho (Q2))</w:t>
-      </w:r>
-      <w:r>
-        <w:rPr>
-          <w:rtl w:val="0"/>
-        </w:rPr>
-      </w:r>
-    </w:p>
-    <w:p>
-      <w:pPr>
-        <w:spacing w:before="200" w:line="276" w:lineRule="auto"/>
-        <w:rPr>
-          <w:rFonts w:ascii="EB Garamond" w:cs="EB Garamond" w:eastAsia="EB Garamond" w:hAnsi="EB Garamond"/>
-          <w:sz w:val="24"/>
-          <w:szCs w:val="24"/>
-        </w:rPr>
-      </w:pPr>
-      <w:r>
-        <w:rPr>
-          <w:rFonts w:ascii="EB Garamond" w:cs="EB Garamond" w:eastAsia="EB Garamond" w:hAnsi="EB Garamond"/>
-          <w:b w:val="1"/>
-          <w:bCs w:val="1"/>
-          <w:sz w:val="24"/>
-          <w:szCs w:val="24"/>
-          <w:rtl w:val="0"/>
-        </w:rPr>
-        <w:t xml:space="preserve">Set S7 — The Charter in the theatre's costume trunk.</w:t>
+        <w:t xml:space="preserve">(given by Sofia Alvarez (Q6))</w:t>
+      </w:r>
+      <w:r>
+        <w:rPr>
+          <w:rtl w:val="0"/>
+        </w:rPr>
+      </w:r>
+    </w:p>
+    <w:p>
+      <w:pPr>
+        <w:spacing w:before="200" w:line="276" w:lineRule="auto"/>
+        <w:rPr>
+          <w:rFonts w:ascii="EB Garamond" w:cs="EB Garamond" w:eastAsia="EB Garamond" w:hAnsi="EB Garamond"/>
+          <w:sz w:val="24"/>
+          <w:szCs w:val="24"/>
+        </w:rPr>
+      </w:pPr>
+      <w:r>
+        <w:rPr>
+          <w:rFonts w:ascii="EB Garamond" w:cs="EB Garamond" w:eastAsia="EB Garamond" w:hAnsi="EB Garamond"/>
+          <w:b w:val="1"/>
+          <w:bCs w:val="1"/>
+          <w:sz w:val="24"/>
+          <w:szCs w:val="24"/>
+          <w:rtl w:val="0"/>
+        </w:rPr>
+        <w:t xml:space="preserve">Set S6 — Hana in the restricted room.</w:t>
       </w:r>
       <w:r>
         <w:rPr>
@@ -8414,14 +8866,14 @@
           <w:szCs w:val="24"/>
           <w:rtl w:val="0"/>
         </w:rPr>
-        <w:t xml:space="preserve"> A Charter-like document in the theatre and a sign-out record, cancelled by what the item is: a printed prop from a 2019 play.</w:t>
+        <w:t xml:space="preserve"> Trespass, cancelled by the sign-in time: it happened before the Charter went missing.</w:t>
       </w:r>
     </w:p>
     <w:p>
       <w:pPr>
         <w:numPr>
           <w:ilvl w:val="0"/>
-          <w:numId w:val="8"/>
+          <w:numId w:val="9"/>
         </w:numPr>
         <w:spacing w:before="200" w:line="276" w:lineRule="auto"/>
         <w:ind w:left="720" w:hanging="480"/>
@@ -8438,7 +8890,7 @@
           <w:szCs w:val="24"/>
           <w:rtl w:val="0"/>
         </w:rPr>
-        <w:t xml:space="preserve">R17: At closing, a rolled parchment that looked just like the Charter was lying on the costume trunk by the theatre's stage door. </w:t>
+        <w:t xml:space="preserve">R15: Hana entered a restricted meeting room used by the steering group. </w:t>
       </w:r>
       <w:r>
         <w:rPr>
@@ -8449,7 +8901,7 @@
           <w:szCs w:val="24"/>
           <w:rtl w:val="0"/>
         </w:rPr>
-        <w:t xml:space="preserve">(given by Evan Cho (Q4))</w:t>
+        <w:t xml:space="preserve">(given by Jonah Reed (Q5))</w:t>
       </w:r>
       <w:r>
         <w:rPr>
@@ -8461,7 +8913,7 @@
       <w:pPr>
         <w:numPr>
           <w:ilvl w:val="0"/>
-          <w:numId w:val="8"/>
+          <w:numId w:val="9"/>
         </w:numPr>
         <w:spacing w:before="200" w:line="276" w:lineRule="auto"/>
         <w:ind w:left="720" w:hanging="480"/>
@@ -8478,7 +8930,7 @@
           <w:szCs w:val="24"/>
           <w:rtl w:val="0"/>
         </w:rPr>
-        <w:t xml:space="preserve">R18: The campus equipment-booking system shows the theatre signed out an item called 'University Charter' last week, and it has not been returned. </w:t>
+        <w:t xml:space="preserve">R16: The room’s sign-in sheet shows Hana entered at 7:20 p.m. to retrieve the accessibility draft, before the forum ended and while the Charter was still in its folder. </w:t>
       </w:r>
       <w:r>
         <w:rPr>
@@ -8489,19 +8941,69 @@
           <w:szCs w:val="24"/>
           <w:rtl w:val="0"/>
         </w:rPr>
-        <w:t xml:space="preserve">(given by Priya Nwosu (Q4))</w:t>
-      </w:r>
-      <w:r>
-        <w:rPr>
-          <w:rtl w:val="0"/>
-        </w:rPr>
+        <w:t xml:space="preserve">(given by Evan Cho (Q2))</w:t>
+      </w:r>
+      <w:r>
+        <w:rPr>
+          <w:rtl w:val="0"/>
+        </w:rPr>
+      </w:r>
+    </w:p>
+    <w:p>
+      <w:pPr>
+        <w:spacing w:before="200" w:line="276" w:lineRule="auto"/>
+        <w:rPr>
+          <w:rFonts w:ascii="EB Garamond" w:cs="EB Garamond" w:eastAsia="EB Garamond" w:hAnsi="EB Garamond"/>
+          <w:sz w:val="24"/>
+          <w:szCs w:val="24"/>
+        </w:rPr>
+      </w:pPr>
+      <w:r>
+        <w:rPr>
+          <w:rFonts w:ascii="EB Garamond" w:cs="EB Garamond" w:eastAsia="EB Garamond" w:hAnsi="EB Garamond"/>
+          <w:b w:val="1"/>
+          <w:bCs w:val="1"/>
+          <w:sz w:val="24"/>
+          <w:szCs w:val="24"/>
+          <w:rtl w:val="0"/>
+        </w:rPr>
+        <w:t xml:space="preserve">Set S7 — The Charter in the theatre's costume trunk.</w:t>
+      </w:r>
+      <w:r>
+        <w:rPr>
+          <w:rFonts w:ascii="EB Garamond" w:cs="EB Garamond" w:eastAsia="EB Garamond" w:hAnsi="EB Garamond"/>
+          <w:sz w:val="24"/>
+          <w:szCs w:val="24"/>
+          <w:rtl w:val="0"/>
+        </w:rPr>
+        <w:t xml:space="preserve"> </w:t>
+      </w:r>
+      <w:r>
+        <w:rPr>
+          <w:rFonts w:ascii="EB Garamond" w:cs="EB Garamond" w:eastAsia="EB Garamond" w:hAnsi="EB Garamond"/>
+          <w:i w:val="1"/>
+          <w:iCs w:val="1"/>
+          <w:sz w:val="24"/>
+          <w:szCs w:val="24"/>
+          <w:rtl w:val="0"/>
+        </w:rPr>
+        <w:t xml:space="preserve">Resolution:</w:t>
+      </w:r>
+      <w:r>
+        <w:rPr>
+          <w:rFonts w:ascii="EB Garamond" w:cs="EB Garamond" w:eastAsia="EB Garamond" w:hAnsi="EB Garamond"/>
+          <w:sz w:val="24"/>
+          <w:szCs w:val="24"/>
+          <w:rtl w:val="0"/>
+        </w:rPr>
+        <w:t xml:space="preserve"> A Charter-like document in the theatre and a sign-out record, cancelled by what the item is: a printed prop from a 2019 play.</w:t>
       </w:r>
     </w:p>
     <w:p>
       <w:pPr>
         <w:numPr>
           <w:ilvl w:val="0"/>
-          <w:numId w:val="8"/>
+          <w:numId w:val="9"/>
         </w:numPr>
         <w:spacing w:before="200" w:line="276" w:lineRule="auto"/>
         <w:ind w:left="720" w:hanging="480"/>
@@ -8518,7 +9020,7 @@
           <w:szCs w:val="24"/>
           <w:rtl w:val="0"/>
         </w:rPr>
-        <w:t xml:space="preserve">R19: The theatre's 'University Charter' is a printed prop from the 2019 Founders' Day play, on modern paper and a third smaller than the real one, signed out for a costume fitting. </w:t>
+        <w:t xml:space="preserve">R17: At closing, a rolled parchment that looked just like the Charter was lying on the costume trunk by the theatre's stage door. </w:t>
       </w:r>
       <w:r>
         <w:rPr>
@@ -8529,42 +9031,36 @@
           <w:szCs w:val="24"/>
           <w:rtl w:val="0"/>
         </w:rPr>
-        <w:t xml:space="preserve">(given by Mira Shah (Q4))</w:t>
-      </w:r>
-      <w:r>
-        <w:rPr>
-          <w:rtl w:val="0"/>
-        </w:rPr>
-      </w:r>
-    </w:p>
-    <w:p>
-      <w:pPr>
-        <w:spacing w:before="200" w:line="276" w:lineRule="auto"/>
-        <w:rPr>
-          <w:rFonts w:ascii="EB Garamond" w:cs="EB Garamond" w:eastAsia="EB Garamond" w:hAnsi="EB Garamond"/>
-          <w:sz w:val="24"/>
-          <w:szCs w:val="24"/>
-        </w:rPr>
-      </w:pPr>
-      <w:r>
-        <w:rPr>
-          <w:rFonts w:ascii="EB Garamond" w:cs="EB Garamond" w:eastAsia="EB Garamond" w:hAnsi="EB Garamond"/>
-          <w:b w:val="1"/>
-          <w:bCs w:val="1"/>
-          <w:sz w:val="24"/>
-          <w:szCs w:val="24"/>
-          <w:rtl w:val="0"/>
-        </w:rPr>
-        <w:t xml:space="preserve">Set S8 — Documents and the newsroom.</w:t>
-      </w:r>
-      <w:r>
-        <w:rPr>
-          <w:rFonts w:ascii="EB Garamond" w:cs="EB Garamond" w:eastAsia="EB Garamond" w:hAnsi="EB Garamond"/>
-          <w:sz w:val="24"/>
-          <w:szCs w:val="24"/>
-          <w:rtl w:val="0"/>
-        </w:rPr>
-        <w:t xml:space="preserve"> </w:t>
+        <w:t xml:space="preserve">(given by Evan Cho (Q4))</w:t>
+      </w:r>
+      <w:r>
+        <w:rPr>
+          <w:rtl w:val="0"/>
+        </w:rPr>
+      </w:r>
+    </w:p>
+    <w:p>
+      <w:pPr>
+        <w:numPr>
+          <w:ilvl w:val="0"/>
+          <w:numId w:val="9"/>
+        </w:numPr>
+        <w:spacing w:before="200" w:line="276" w:lineRule="auto"/>
+        <w:ind w:left="720" w:hanging="480"/>
+        <w:rPr>
+          <w:rFonts w:ascii="EB Garamond" w:cs="EB Garamond" w:eastAsia="EB Garamond" w:hAnsi="EB Garamond"/>
+          <w:sz w:val="24"/>
+          <w:szCs w:val="24"/>
+        </w:rPr>
+      </w:pPr>
+      <w:r>
+        <w:rPr>
+          <w:rFonts w:ascii="EB Garamond" w:cs="EB Garamond" w:eastAsia="EB Garamond" w:hAnsi="EB Garamond"/>
+          <w:sz w:val="24"/>
+          <w:szCs w:val="24"/>
+          <w:rtl w:val="0"/>
+        </w:rPr>
+        <w:t xml:space="preserve">R18: The campus equipment-booking system shows the theatre signed out an item called 'University Charter' last week, and it has not been returned. </w:t>
       </w:r>
       <w:r>
         <w:rPr>
@@ -8575,23 +9071,19 @@
           <w:szCs w:val="24"/>
           <w:rtl w:val="0"/>
         </w:rPr>
-        <w:t xml:space="preserve">Resolution:</w:t>
-      </w:r>
-      <w:r>
-        <w:rPr>
-          <w:rFonts w:ascii="EB Garamond" w:cs="EB Garamond" w:eastAsia="EB Garamond" w:hAnsi="EB Garamond"/>
-          <w:sz w:val="24"/>
-          <w:szCs w:val="24"/>
-          <w:rtl w:val="0"/>
-        </w:rPr>
-        <w:t xml:space="preserve"> A leak and a late delivery to the newsroom, cancelled by Nia's admission and what the envelope held.</w:t>
+        <w:t xml:space="preserve">(given by Priya Nwosu (Q4))</w:t>
+      </w:r>
+      <w:r>
+        <w:rPr>
+          <w:rtl w:val="0"/>
+        </w:rPr>
       </w:r>
     </w:p>
     <w:p>
       <w:pPr>
         <w:numPr>
           <w:ilvl w:val="0"/>
-          <w:numId w:val="8"/>
+          <w:numId w:val="9"/>
         </w:numPr>
         <w:spacing w:before="200" w:line="276" w:lineRule="auto"/>
         <w:ind w:left="720" w:hanging="480"/>
@@ -8608,7 +9100,7 @@
           <w:szCs w:val="24"/>
           <w:rtl w:val="0"/>
         </w:rPr>
-        <w:t xml:space="preserve">R20: Someone is passing documents to Sofia's paper: a draft student-government resolution that only a handful of people had appeared in this morning's edition. </w:t>
+        <w:t xml:space="preserve">R19: The theatre's 'University Charter' is a printed prop from the 2019 Founders' Day play, on modern paper and a third smaller than the real one, signed out for a costume fitting. </w:t>
       </w:r>
       <w:r>
         <w:rPr>
@@ -8619,19 +9111,69 @@
           <w:szCs w:val="24"/>
           <w:rtl w:val="0"/>
         </w:rPr>
-        <w:t xml:space="preserve">(given by Leo Martinez (Q7))</w:t>
-      </w:r>
-      <w:r>
-        <w:rPr>
-          <w:rtl w:val="0"/>
-        </w:rPr>
+        <w:t xml:space="preserve">(given by Mira Shah (Q4))</w:t>
+      </w:r>
+      <w:r>
+        <w:rPr>
+          <w:rtl w:val="0"/>
+        </w:rPr>
+      </w:r>
+    </w:p>
+    <w:p>
+      <w:pPr>
+        <w:spacing w:before="200" w:line="276" w:lineRule="auto"/>
+        <w:rPr>
+          <w:rFonts w:ascii="EB Garamond" w:cs="EB Garamond" w:eastAsia="EB Garamond" w:hAnsi="EB Garamond"/>
+          <w:sz w:val="24"/>
+          <w:szCs w:val="24"/>
+        </w:rPr>
+      </w:pPr>
+      <w:r>
+        <w:rPr>
+          <w:rFonts w:ascii="EB Garamond" w:cs="EB Garamond" w:eastAsia="EB Garamond" w:hAnsi="EB Garamond"/>
+          <w:b w:val="1"/>
+          <w:bCs w:val="1"/>
+          <w:sz w:val="24"/>
+          <w:szCs w:val="24"/>
+          <w:rtl w:val="0"/>
+        </w:rPr>
+        <w:t xml:space="preserve">Set S8 — Documents and the newsroom.</w:t>
+      </w:r>
+      <w:r>
+        <w:rPr>
+          <w:rFonts w:ascii="EB Garamond" w:cs="EB Garamond" w:eastAsia="EB Garamond" w:hAnsi="EB Garamond"/>
+          <w:sz w:val="24"/>
+          <w:szCs w:val="24"/>
+          <w:rtl w:val="0"/>
+        </w:rPr>
+        <w:t xml:space="preserve"> </w:t>
+      </w:r>
+      <w:r>
+        <w:rPr>
+          <w:rFonts w:ascii="EB Garamond" w:cs="EB Garamond" w:eastAsia="EB Garamond" w:hAnsi="EB Garamond"/>
+          <w:i w:val="1"/>
+          <w:iCs w:val="1"/>
+          <w:sz w:val="24"/>
+          <w:szCs w:val="24"/>
+          <w:rtl w:val="0"/>
+        </w:rPr>
+        <w:t xml:space="preserve">Resolution:</w:t>
+      </w:r>
+      <w:r>
+        <w:rPr>
+          <w:rFonts w:ascii="EB Garamond" w:cs="EB Garamond" w:eastAsia="EB Garamond" w:hAnsi="EB Garamond"/>
+          <w:sz w:val="24"/>
+          <w:szCs w:val="24"/>
+          <w:rtl w:val="0"/>
+        </w:rPr>
+        <w:t xml:space="preserve"> A leak and a late delivery to the newsroom, cancelled by Nia's admission and what the envelope held.</w:t>
       </w:r>
     </w:p>
     <w:p>
       <w:pPr>
         <w:numPr>
           <w:ilvl w:val="0"/>
-          <w:numId w:val="8"/>
+          <w:numId w:val="9"/>
         </w:numPr>
         <w:spacing w:before="200" w:line="276" w:lineRule="auto"/>
         <w:ind w:left="720" w:hanging="480"/>
@@ -8648,7 +9190,7 @@
           <w:szCs w:val="24"/>
           <w:rtl w:val="0"/>
         </w:rPr>
-        <w:t xml:space="preserve">R21: At 9:20 p.m. a courier delivered a stiff, document-sized envelope to the newsroom, and Sofia signed for it without saying who sent it. </w:t>
+        <w:t xml:space="preserve">R20: Someone is passing documents to Sofia's paper: a draft student-government resolution that only a handful of people had appeared in this morning's edition. </w:t>
       </w:r>
       <w:r>
         <w:rPr>
@@ -8659,7 +9201,7 @@
           <w:szCs w:val="24"/>
           <w:rtl w:val="0"/>
         </w:rPr>
-        <w:t xml:space="preserve">(given by Sofia Alvarez (Q1))</w:t>
+        <w:t xml:space="preserve">(given by Leo Martinez (Q7))</w:t>
       </w:r>
       <w:r>
         <w:rPr>
@@ -8671,7 +9213,7 @@
       <w:pPr>
         <w:numPr>
           <w:ilvl w:val="0"/>
-          <w:numId w:val="8"/>
+          <w:numId w:val="9"/>
         </w:numPr>
         <w:spacing w:before="200" w:line="276" w:lineRule="auto"/>
         <w:ind w:left="720" w:hanging="480"/>
@@ -8688,7 +9230,7 @@
           <w:szCs w:val="24"/>
           <w:rtl w:val="0"/>
         </w:rPr>
-        <w:t xml:space="preserve">R22: Nia gave Sofia the draft resolution herself, and the envelope Sofia signed for was the printer's proof of today's front page, now pinned on the newsroom wall. </w:t>
+        <w:t xml:space="preserve">R21: At 9:20 p.m. a courier delivered a stiff, document-sized envelope to the newsroom, and Sofia signed for it without saying who sent it. </w:t>
       </w:r>
       <w:r>
         <w:rPr>
@@ -8699,42 +9241,36 @@
           <w:szCs w:val="24"/>
           <w:rtl w:val="0"/>
         </w:rPr>
-        <w:t xml:space="preserve">(given by Nia Williams (Q3))</w:t>
-      </w:r>
-      <w:r>
-        <w:rPr>
-          <w:rtl w:val="0"/>
-        </w:rPr>
-      </w:r>
-    </w:p>
-    <w:p>
-      <w:pPr>
-        <w:spacing w:before="200" w:line="276" w:lineRule="auto"/>
-        <w:rPr>
-          <w:rFonts w:ascii="EB Garamond" w:cs="EB Garamond" w:eastAsia="EB Garamond" w:hAnsi="EB Garamond"/>
-          <w:sz w:val="24"/>
-          <w:szCs w:val="24"/>
-        </w:rPr>
-      </w:pPr>
-      <w:r>
-        <w:rPr>
-          <w:rFonts w:ascii="EB Garamond" w:cs="EB Garamond" w:eastAsia="EB Garamond" w:hAnsi="EB Garamond"/>
-          <w:b w:val="1"/>
-          <w:bCs w:val="1"/>
-          <w:sz w:val="24"/>
-          <w:szCs w:val="24"/>
-          <w:rtl w:val="0"/>
-        </w:rPr>
-        <w:t xml:space="preserve">Set S9 — The ink test in the chemistry lab.</w:t>
-      </w:r>
-      <w:r>
-        <w:rPr>
-          <w:rFonts w:ascii="EB Garamond" w:cs="EB Garamond" w:eastAsia="EB Garamond" w:hAnsi="EB Garamond"/>
-          <w:sz w:val="24"/>
-          <w:szCs w:val="24"/>
-          <w:rtl w:val="0"/>
-        </w:rPr>
-        <w:t xml:space="preserve"> </w:t>
+        <w:t xml:space="preserve">(given by Sofia Alvarez (Q1))</w:t>
+      </w:r>
+      <w:r>
+        <w:rPr>
+          <w:rtl w:val="0"/>
+        </w:rPr>
+      </w:r>
+    </w:p>
+    <w:p>
+      <w:pPr>
+        <w:numPr>
+          <w:ilvl w:val="0"/>
+          <w:numId w:val="9"/>
+        </w:numPr>
+        <w:spacing w:before="200" w:line="276" w:lineRule="auto"/>
+        <w:ind w:left="720" w:hanging="480"/>
+        <w:rPr>
+          <w:rFonts w:ascii="EB Garamond" w:cs="EB Garamond" w:eastAsia="EB Garamond" w:hAnsi="EB Garamond"/>
+          <w:sz w:val="24"/>
+          <w:szCs w:val="24"/>
+        </w:rPr>
+      </w:pPr>
+      <w:r>
+        <w:rPr>
+          <w:rFonts w:ascii="EB Garamond" w:cs="EB Garamond" w:eastAsia="EB Garamond" w:hAnsi="EB Garamond"/>
+          <w:sz w:val="24"/>
+          <w:szCs w:val="24"/>
+          <w:rtl w:val="0"/>
+        </w:rPr>
+        <w:t xml:space="preserve">R22: Nia gave Sofia the draft resolution herself, and the envelope Sofia signed for was the printer's proof of today's front page, now pinned on the newsroom wall. </w:t>
       </w:r>
       <w:r>
         <w:rPr>
@@ -8745,6 +9281,52 @@
           <w:szCs w:val="24"/>
           <w:rtl w:val="0"/>
         </w:rPr>
+        <w:t xml:space="preserve">(given by Nia Williams (Q3))</w:t>
+      </w:r>
+      <w:r>
+        <w:rPr>
+          <w:rtl w:val="0"/>
+        </w:rPr>
+      </w:r>
+    </w:p>
+    <w:p>
+      <w:pPr>
+        <w:spacing w:before="200" w:line="276" w:lineRule="auto"/>
+        <w:rPr>
+          <w:rFonts w:ascii="EB Garamond" w:cs="EB Garamond" w:eastAsia="EB Garamond" w:hAnsi="EB Garamond"/>
+          <w:sz w:val="24"/>
+          <w:szCs w:val="24"/>
+        </w:rPr>
+      </w:pPr>
+      <w:r>
+        <w:rPr>
+          <w:rFonts w:ascii="EB Garamond" w:cs="EB Garamond" w:eastAsia="EB Garamond" w:hAnsi="EB Garamond"/>
+          <w:b w:val="1"/>
+          <w:bCs w:val="1"/>
+          <w:sz w:val="24"/>
+          <w:szCs w:val="24"/>
+          <w:rtl w:val="0"/>
+        </w:rPr>
+        <w:t xml:space="preserve">Set S9 — The ink test in the chemistry lab.</w:t>
+      </w:r>
+      <w:r>
+        <w:rPr>
+          <w:rFonts w:ascii="EB Garamond" w:cs="EB Garamond" w:eastAsia="EB Garamond" w:hAnsi="EB Garamond"/>
+          <w:sz w:val="24"/>
+          <w:szCs w:val="24"/>
+          <w:rtl w:val="0"/>
+        </w:rPr>
+        <w:t xml:space="preserve"> </w:t>
+      </w:r>
+      <w:r>
+        <w:rPr>
+          <w:rFonts w:ascii="EB Garamond" w:cs="EB Garamond" w:eastAsia="EB Garamond" w:hAnsi="EB Garamond"/>
+          <w:i w:val="1"/>
+          <w:iCs w:val="1"/>
+          <w:sz w:val="24"/>
+          <w:szCs w:val="24"/>
+          <w:rtl w:val="0"/>
+        </w:rPr>
         <w:t xml:space="preserve">Resolution:</w:t>
       </w:r>
       <w:r>
@@ -8761,7 +9343,7 @@
       <w:pPr>
         <w:numPr>
           <w:ilvl w:val="0"/>
-          <w:numId w:val="8"/>
+          <w:numId w:val="9"/>
         </w:numPr>
         <w:spacing w:before="200" w:line="276" w:lineRule="auto"/>
         <w:ind w:left="720" w:hanging="480"/>
@@ -8801,7 +9383,7 @@
       <w:pPr>
         <w:numPr>
           <w:ilvl w:val="0"/>
-          <w:numId w:val="8"/>
+          <w:numId w:val="9"/>
         </w:numPr>
         <w:spacing w:before="200" w:line="276" w:lineRule="auto"/>
         <w:ind w:left="720" w:hanging="480"/>
@@ -9168,8 +9750,8 @@
         <w:t xml:space="preserve"> Leo checks his watch. “I don’t have time to be cross-examined by the president’s intern.” He walks off.</w:t>
       </w:r>
     </w:p>
-    <w:bookmarkStart w:colFirst="0" w:colLast="0" w:name="gnejv7mkckwv" w:id="2"/>
-    <w:bookmarkEnd w:id="2"/>
+    <w:bookmarkStart w:colFirst="0" w:colLast="0" w:name="czl8xkrcx9ei" w:id="5"/>
+    <w:bookmarkEnd w:id="5"/>
     <w:p>
       <w:pPr>
         <w:pStyle w:val="Heading2"/>
@@ -9458,8 +10040,8 @@
         <w:t xml:space="preserve"> Jonah picks up a coil of cable. “Ask the committee. They’ve already decided what matters.” He goes back to the loading dock.</w:t>
       </w:r>
     </w:p>
-    <w:bookmarkStart w:colFirst="0" w:colLast="0" w:name="uzc7azm7v0wr" w:id="3"/>
-    <w:bookmarkEnd w:id="3"/>
+    <w:bookmarkStart w:colFirst="0" w:colLast="0" w:name="8cjihcb8g0xo" w:id="6"/>
+    <w:bookmarkEnd w:id="6"/>
     <w:p>
       <w:pPr>
         <w:pStyle w:val="Heading2"/>
@@ -9748,8 +10330,8 @@
         <w:t xml:space="preserve"> Sofia puts her recorder away. “I don’t do interviews with people who’ve written the story already.” She’s done.</w:t>
       </w:r>
     </w:p>
-    <w:bookmarkStart w:colFirst="0" w:colLast="0" w:name="s4ocbi29qp3r" w:id="4"/>
-    <w:bookmarkEnd w:id="4"/>
+    <w:bookmarkStart w:colFirst="0" w:colLast="0" w:name="w52vyuno2va0" w:id="7"/>
+    <w:bookmarkEnd w:id="7"/>
     <w:p>
       <w:pPr>
         <w:pStyle w:val="Heading2"/>
@@ -10038,8 +10620,8 @@
         <w:t xml:space="preserve"> Nia stands. “I’m not going to be sorted into a team for you.” She goes back to the student-government office.</w:t>
       </w:r>
     </w:p>
-    <w:bookmarkStart w:colFirst="0" w:colLast="0" w:name="uuvto94bawdm" w:id="5"/>
-    <w:bookmarkEnd w:id="5"/>
+    <w:bookmarkStart w:colFirst="0" w:colLast="0" w:name="by8jiyhtnqs4" w:id="8"/>
+    <w:bookmarkEnd w:id="8"/>
     <w:p>
       <w:pPr>
         <w:pStyle w:val="Heading1"/>
@@ -12859,8 +13441,8 @@
         <w:t xml:space="preserve"> No. I copied a debugging file from the access system without permission, and I regret it, and it’s going to come out anyway. It has credential events in it, nothing else. Leo will call it a distraction. Leo calls anything he doesn’t understand a distraction.</w:t>
       </w:r>
     </w:p>
-    <w:bookmarkStart w:colFirst="0" w:colLast="0" w:name="94rjf8ucy4us" w:id="6"/>
-    <w:bookmarkEnd w:id="6"/>
+    <w:bookmarkStart w:colFirst="0" w:colLast="0" w:name="pkau9l57fzqn" w:id="9"/>
+    <w:bookmarkEnd w:id="9"/>
     <w:p>
       <w:pPr>
         <w:pStyle w:val="Heading2"/>
@@ -13125,8 +13707,8 @@
         <w:t xml:space="preserve"> No, and I’ll tell you the thing that makes me look bad: after Mira left I moved several tubes around in the loft to keep rain off the paper stock and never updated the inventory. That’s sloppy, not sinister. Hana’s told me for a year that bad storage and bad access are the same institutional problem. She’s right, and I should have listened sooner.</w:t>
       </w:r>
     </w:p>
-    <w:bookmarkStart w:colFirst="0" w:colLast="0" w:name="i6gbkm2wbomz" w:id="7"/>
-    <w:bookmarkEnd w:id="7"/>
+    <w:bookmarkStart w:colFirst="0" w:colLast="0" w:name="tos4to4lba3c" w:id="10"/>
+    <w:bookmarkEnd w:id="10"/>
     <w:p>
       <w:pPr>
         <w:pStyle w:val="Heading2"/>
@@ -14479,8 +15061,8 @@
         <w:pStyle w:val="Heading1"/>
         <w:rPr/>
       </w:pPr>
-      <w:bookmarkStart w:colFirst="0" w:colLast="0" w:name="_k5bxvln3k8f1" w:id="8"/>
-      <w:bookmarkEnd w:id="8"/>
+      <w:bookmarkStart w:colFirst="0" w:colLast="0" w:name="_acszg3c1vovs" w:id="11"/>
+      <w:bookmarkEnd w:id="11"/>
       <w:r>
         <w:rPr>
           <w:rtl w:val="0"/>
@@ -14723,8 +15305,8 @@
         <w:pStyle w:val="Heading3"/>
         <w:rPr/>
       </w:pPr>
-      <w:bookmarkStart w:colFirst="0" w:colLast="0" w:name="_7gcokq254w6j" w:id="9"/>
-      <w:bookmarkEnd w:id="9"/>
+      <w:bookmarkStart w:colFirst="0" w:colLast="0" w:name="_c54zp6j1anoo" w:id="12"/>
+      <w:bookmarkEnd w:id="12"/>
       <w:r>
         <w:rPr>
           <w:rtl w:val="0"/>
@@ -14736,7 +15318,7 @@
       <w:pPr>
         <w:numPr>
           <w:ilvl w:val="0"/>
-          <w:numId w:val="9"/>
+          <w:numId w:val="10"/>
         </w:numPr>
         <w:spacing w:after="0" w:afterAutospacing="0"/>
         <w:ind w:left="720" w:hanging="360"/>
@@ -14752,7 +15334,7 @@
       <w:pPr>
         <w:numPr>
           <w:ilvl w:val="0"/>
-          <w:numId w:val="9"/>
+          <w:numId w:val="10"/>
         </w:numPr>
         <w:spacing w:after="0" w:afterAutospacing="0" w:before="0" w:beforeAutospacing="0"/>
         <w:ind w:left="720" w:hanging="360"/>
@@ -14768,7 +15350,7 @@
       <w:pPr>
         <w:numPr>
           <w:ilvl w:val="0"/>
-          <w:numId w:val="9"/>
+          <w:numId w:val="10"/>
         </w:numPr>
         <w:spacing w:after="0" w:afterAutospacing="0" w:before="0" w:beforeAutospacing="0"/>
         <w:ind w:left="720" w:hanging="360"/>
@@ -14784,7 +15366,7 @@
       <w:pPr>
         <w:numPr>
           <w:ilvl w:val="0"/>
-          <w:numId w:val="9"/>
+          <w:numId w:val="10"/>
         </w:numPr>
         <w:spacing w:after="0" w:afterAutospacing="0" w:before="0" w:beforeAutospacing="0"/>
         <w:ind w:left="720" w:hanging="360"/>
@@ -14800,7 +15382,7 @@
       <w:pPr>
         <w:numPr>
           <w:ilvl w:val="0"/>
-          <w:numId w:val="9"/>
+          <w:numId w:val="10"/>
         </w:numPr>
         <w:spacing w:before="0" w:beforeAutospacing="0"/>
         <w:ind w:left="720" w:hanging="360"/>
@@ -14827,6 +15409,207 @@
           <w:rtl w:val="0"/>
         </w:rPr>
         <w:t xml:space="preserve">The examination begins at 6 p.m. in the Great Hall.</w:t>
+      </w:r>
+    </w:p>
+    <w:p>
+      <w:pPr>
+        <w:pStyle w:val="Heading1"/>
+        <w:rPr/>
+      </w:pPr>
+      <w:bookmarkStart w:colFirst="0" w:colLast="0" w:name="_19q51db6wsnb" w:id="13"/>
+      <w:bookmarkEnd w:id="13"/>
+      <w:r>
+        <w:rPr>
+          <w:rtl w:val="0"/>
+        </w:rPr>
+        <w:t xml:space="preserve">2. The Story So Far</w:t>
+      </w:r>
+    </w:p>
+    <w:p>
+      <w:pPr>
+        <w:rPr>
+          <w:i w:val="1"/>
+          <w:iCs w:val="1"/>
+        </w:rPr>
+      </w:pPr>
+      <w:r>
+        <w:rPr>
+          <w:i w:val="1"/>
+          <w:iCs w:val="1"/>
+          <w:rtl w:val="0"/>
+        </w:rPr>
+        <w:t xml:space="preserve">A.K.A The Current Campus Controversy (CCC)</w:t>
+      </w:r>
+    </w:p>
+    <w:p>
+      <w:pPr>
+        <w:rPr/>
+      </w:pPr>
+      <w:r>
+        <w:rPr>
+          <w:b w:val="1"/>
+          <w:bCs w:val="1"/>
+          <w:rtl w:val="0"/>
+        </w:rPr>
+        <w:t xml:space="preserve">The Commons renovation.</w:t>
+      </w:r>
+      <w:r>
+        <w:rPr>
+          <w:rtl w:val="0"/>
+        </w:rPr>
+        <w:t xml:space="preserve"> The historic Student Commons of Blank University is a lush grassy area that students have used to study, sun-bathe, and study while sunbathing for several centuries now. This may all now change. About a year ago, the university announced a 50 million dollar plan to redevelop the historic Student Commons into an ‘Innovation Hub’: AI-assisted classrooms, digital library, makers spaces,  research offices, lab spaces, a suite for events – all built in a manner that is supposedly eco-friendly and integrates with the current greenery of the commons. The university advertised the plan as an opportunity for the students to improve the learning experiences and conditions while maintaining close connections to the faculty who would be working right in the same building. </w:t>
+      </w:r>
+    </w:p>
+    <w:p>
+      <w:pPr>
+        <w:rPr/>
+      </w:pPr>
+      <w:r>
+        <w:rPr>
+          <w:rtl w:val="0"/>
+        </w:rPr>
+        <w:t xml:space="preserve">At the same time that university administrators were praising it, the plan generated heaps of scorn, anger, and rejection by many students. First and foremost among the objections to the project centered around the destruction of a central green zone in the center of the campus. The university was largely prepared for that challenge and had prepared a series of videos purporting to demonstrate the eco-friendliness of the project. They were not prepared, however, to the way their videos would be mocked and reenacted by students on campus, with a particularly viral spoof showing a student in a shark suit and covered in tar from head to toe, crawling on the beach and talking directly  to the camera, elaborating with his dying breaths on the benefits of tar to the wellness of sharks.</w:t>
+      </w:r>
+    </w:p>
+    <w:p>
+      <w:pPr>
+        <w:rPr/>
+      </w:pPr>
+      <w:r>
+        <w:rPr>
+          <w:rtl w:val="0"/>
+        </w:rPr>
+        <w:t xml:space="preserve">The university was even less prepared for the series of articles in the university newspaper, </w:t>
+      </w:r>
+      <w:r>
+        <w:rPr>
+          <w:i w:val="1"/>
+          <w:iCs w:val="1"/>
+          <w:rtl w:val="0"/>
+        </w:rPr>
+        <w:t xml:space="preserve">The Blank</w:t>
+      </w:r>
+      <w:r>
+        <w:rPr>
+          <w:rtl w:val="0"/>
+        </w:rPr>
+        <w:t xml:space="preserve">, that raised questions about the identity and businesses of the wealthy donors that were reported as the anonymous donors behind the commons renovation project. Among the most troubling stories were reports that Adrian Vale, VP for Campus Development and the most senior official in the university administration in charge of the renovation, had personal business ties to the donors who in turn have financial ties to the contractors that were hired to plan and implement parts of the renovation. Then there were stories about the invasive system of security planned for the new compound which the students newspaper has started calling Fort Knoxious. The newspaper managed to get hold of some plans that include face recognition technology at the entrance to all spaces, managed by a private company that will then own the data.  </w:t>
+      </w:r>
+    </w:p>
+    <w:p>
+      <w:pPr>
+        <w:rPr/>
+      </w:pPr>
+      <w:r>
+        <w:rPr>
+          <w:rtl w:val="0"/>
+        </w:rPr>
+        <w:t xml:space="preserve">A broad coalition of student organizations, from the most -politically-enthusiastic preservationists to the usually-conflict-averse acapella group, has formed a parent organization to organize protests and look into legal avenues to stop the renovations. They call themselves The Green Commons Coalition and they’ve made themselves visible with tree pins and green caps all around campus. Several prominent faculty members have expressed support for their effort or were seen with the pin on their lapel. A handful of faculty were even seen in the vigil of trees that students have formed outside the house of the university president. </w:t>
+      </w:r>
+    </w:p>
+    <w:p>
+      <w:pPr>
+        <w:rPr/>
+      </w:pPr>
+      <w:r>
+        <w:rPr>
+          <w:rtl w:val="0"/>
+        </w:rPr>
+        <w:t xml:space="preserve">To everyone’s surprise the bulk of the coalition’s focus quickly moved from organizing social-media-worthy demonstrations to pursuing legal strategies. This happened when the coalition discovered a clause in the old University Charter that has come to be known as the Commons Clause: </w:t>
+      </w:r>
+    </w:p>
+    <w:p>
+      <w:pPr>
+        <w:rPr>
+          <w:rFonts w:ascii="Cambria" w:cs="Cambria" w:eastAsia="Cambria" w:hAnsi="Cambria"/>
+          <w:i w:val="1"/>
+          <w:iCs w:val="1"/>
+        </w:rPr>
+      </w:pPr>
+      <w:r>
+        <w:rPr>
+          <w:rFonts w:ascii="Cambria" w:cs="Cambria" w:eastAsia="Cambria" w:hAnsi="Cambria"/>
+          <w:i w:val="1"/>
+          <w:iCs w:val="1"/>
+          <w:rtl w:val="0"/>
+        </w:rPr>
+        <w:t xml:space="preserve">“No renovation, alteration, or demolition of the Commons shall proceed without the approval of the University Board of Directors, the President, the Provost, the Faculty Senate, the faculty house masters(,) and students of the University.”</w:t>
+      </w:r>
+    </w:p>
+    <w:p>
+      <w:pPr>
+        <w:rPr/>
+      </w:pPr>
+      <w:r>
+        <w:rPr>
+          <w:rtl w:val="0"/>
+        </w:rPr>
+        <w:t xml:space="preserve">The Commons Clause seems pretty straightforward to most people who read it and especially to the students, who rejoiced and began demanding that the university hold a vote and allow all students to participate. The Coalition is quite confident that they would win such a vote with overwhelming numbers, a view that was supported by  the student newspaper polling which found 94% of students would vote No. </w:t>
+      </w:r>
+    </w:p>
+    <w:p>
+      <w:pPr>
+        <w:rPr/>
+      </w:pPr>
+      <w:r>
+        <w:rPr>
+          <w:rtl w:val="0"/>
+        </w:rPr>
+        <w:t xml:space="preserve">Things were looking grim for the commons renovation project but then the university discovered that the transcript of the charter hides an ambiguity - the comma after the word ‘masters’ is in parenthesis because there was some doubt whether it is, after all, a comma. The ink around the supposed comma is smeared and so the comma appeared more like a little blot of ink, and so the transcript of the charter has always placed the comma in parenthesis. This gave the university an opening to claim that the Commons Clause does not actually mean that any renovation of the common requires students’ consent but rather it requires the approval of ‘house masters and students’ which they believed they can satisfy by getting the approval of the house masters. This position seemed ridiculous to many until they learned that </w:t>
+      </w:r>
+      <w:hyperlink r:id="rId6">
+        <w:r>
+          <w:rPr>
+            <w:color w:val="1155cc"/>
+            <w:u w:val="single"/>
+            <w:rtl w:val="0"/>
+          </w:rPr>
+          <w:t xml:space="preserve">an appeals court ruled against the dairy company</w:t>
+        </w:r>
+      </w:hyperlink>
+      <w:r>
+        <w:rPr>
+          <w:rtl w:val="0"/>
+        </w:rPr>
+        <w:t xml:space="preserve"> in Maine in a similar case about </w:t>
+      </w:r>
+      <w:hyperlink r:id="rId7">
+        <w:r>
+          <w:rPr>
+            <w:color w:val="1155cc"/>
+            <w:u w:val="single"/>
+            <w:rtl w:val="0"/>
+          </w:rPr>
+          <w:t xml:space="preserve">the oxford comma</w:t>
+        </w:r>
+      </w:hyperlink>
+      <w:r>
+        <w:rPr>
+          <w:rtl w:val="0"/>
+        </w:rPr>
+        <w:t xml:space="preserve">.   </w:t>
+      </w:r>
+    </w:p>
+    <w:p>
+      <w:pPr>
+        <w:rPr/>
+      </w:pPr>
+      <w:r>
+        <w:rPr>
+          <w:rtl w:val="0"/>
+        </w:rPr>
+        <w:t xml:space="preserve">The legal precedent meant that if the university can prove there is no comma, they may be able to defeat the coalition’s challenge, at least as far as the courts are concerned. The clash transformed into a dispute about the mark and whether it is actually a comma. If the ink spot is an original comma, students are their own required approver and nobody can sign off on their behalf. If, however, it is ink damage or a later blemish, ‘the faculty house masters and students’ reads as one bound group, and consulting the house masters can be treated as consulting the students.</w:t>
+      </w:r>
+    </w:p>
+    <w:p>
+      <w:pPr>
+        <w:rPr/>
+      </w:pPr>
+      <w:r>
+        <w:rPr>
+          <w:rtl w:val="0"/>
+        </w:rPr>
+        <w:t xml:space="preserve">Against this background, the university has agreed to do a public examination of the original charter. A committee of five experts appointed by the university and approved by the Coalition, has agreed to publicly examine the document and produce a report that reflects their considered opinion. The insistence on a public examination reflects the suspicion that has developed towards the administration in this case. However, university president, Tricia Tabula, said in a statement she ‘believes this is an opportunity to demonstrate the university’s commitment to the truth and the open inquiry that serves it.’ </w:t>
       </w:r>
     </w:p>
     <w:p>
@@ -14853,94 +15636,112 @@
 <w:numbering xmlns:mc="http://schemas.openxmlformats.org/markup-compatibility/2006" xmlns:o="urn:schemas-microsoft-com:office:office" xmlns:r="http://schemas.openxmlformats.org/officeDocument/2006/relationships" xmlns:m="http://schemas.openxmlformats.org/officeDocument/2006/math" xmlns:v="urn:schemas-microsoft-com:vml" xmlns:wp="http://schemas.openxmlformats.org/drawingml/2006/wordprocessingDrawing" xmlns:w10="urn:schemas-microsoft-com:office:word" xmlns:w="http://schemas.openxmlformats.org/wordprocessingml/2006/main" xmlns:wne="http://schemas.microsoft.com/office/word/2006/wordml" xmlns:sl="http://schemas.openxmlformats.org/schemaLibrary/2006/main" xmlns:a="http://schemas.openxmlformats.org/drawingml/2006/main" xmlns:pic="http://schemas.openxmlformats.org/drawingml/2006/picture" xmlns:c="http://schemas.openxmlformats.org/drawingml/2006/chart" xmlns:lc="http://schemas.openxmlformats.org/drawingml/2006/lockedCanvas" xmlns:dgm="http://schemas.openxmlformats.org/drawingml/2006/diagram" xmlns:wps="http://schemas.microsoft.com/office/word/2010/wordprocessingShape" xmlns:wpg="http://schemas.microsoft.com/office/word/2010/wordprocessingGroup" xmlns:w14="http://schemas.microsoft.com/office/word/2010/wordml" xmlns:w15="http://schemas.microsoft.com/office/word/2012/wordml" xmlns:w16="http://schemas.microsoft.com/office/word/2018/wordml" xmlns:w16cex="http://schemas.microsoft.com/office/word/2018/wordml/cex" xmlns:w16cid="http://schemas.microsoft.com/office/word/2016/wordml/cid" xmlns="http://schemas.microsoft.com/office/tasks/2019/documenttasks" xmlns:cr="http://schemas.microsoft.com/office/comments/2020/reactions">
   <w:abstractNum w:abstractNumId="1">
     <w:lvl w:ilvl="0">
-      <w:start w:val="0"/>
+      <w:start w:val="1"/>
       <w:numFmt w:val="bullet"/>
-      <w:lvlText w:val="•"/>
+      <w:lvlText w:val="●"/>
       <w:lvlJc w:val="left"/>
       <w:pPr>
-        <w:ind w:left="720" w:hanging="480"/>
-      </w:pPr>
-      <w:rPr/>
+        <w:ind w:left="720" w:hanging="360"/>
+      </w:pPr>
+      <w:rPr>
+        <w:u w:val="none"/>
+      </w:rPr>
     </w:lvl>
     <w:lvl w:ilvl="1">
-      <w:start w:val="0"/>
+      <w:start w:val="1"/>
       <w:numFmt w:val="bullet"/>
-      <w:lvlText w:val="–"/>
+      <w:lvlText w:val="○"/>
       <w:lvlJc w:val="left"/>
       <w:pPr>
-        <w:ind w:left="1440" w:hanging="480"/>
-      </w:pPr>
-      <w:rPr/>
+        <w:ind w:left="1440" w:hanging="360"/>
+      </w:pPr>
+      <w:rPr>
+        <w:u w:val="none"/>
+      </w:rPr>
     </w:lvl>
     <w:lvl w:ilvl="2">
-      <w:start w:val="0"/>
+      <w:start w:val="1"/>
       <w:numFmt w:val="bullet"/>
-      <w:lvlText w:val="•"/>
+      <w:lvlText w:val="■"/>
       <w:lvlJc w:val="left"/>
       <w:pPr>
-        <w:ind w:left="2160" w:hanging="480"/>
-      </w:pPr>
-      <w:rPr/>
+        <w:ind w:left="2160" w:hanging="360"/>
+      </w:pPr>
+      <w:rPr>
+        <w:u w:val="none"/>
+      </w:rPr>
     </w:lvl>
     <w:lvl w:ilvl="3">
-      <w:start w:val="0"/>
+      <w:start w:val="1"/>
       <w:numFmt w:val="bullet"/>
-      <w:lvlText w:val="–"/>
+      <w:lvlText w:val="●"/>
       <w:lvlJc w:val="left"/>
       <w:pPr>
-        <w:ind w:left="2880" w:hanging="480"/>
-      </w:pPr>
-      <w:rPr/>
+        <w:ind w:left="2880" w:hanging="360"/>
+      </w:pPr>
+      <w:rPr>
+        <w:u w:val="none"/>
+      </w:rPr>
     </w:lvl>
     <w:lvl w:ilvl="4">
-      <w:start w:val="0"/>
+      <w:start w:val="1"/>
       <w:numFmt w:val="bullet"/>
-      <w:lvlText w:val="•"/>
+      <w:lvlText w:val="○"/>
       <w:lvlJc w:val="left"/>
       <w:pPr>
-        <w:ind w:left="3600" w:hanging="480"/>
-      </w:pPr>
-      <w:rPr/>
+        <w:ind w:left="3600" w:hanging="360"/>
+      </w:pPr>
+      <w:rPr>
+        <w:u w:val="none"/>
+      </w:rPr>
     </w:lvl>
     <w:lvl w:ilvl="5">
-      <w:start w:val="0"/>
+      <w:start w:val="1"/>
       <w:numFmt w:val="bullet"/>
-      <w:lvlText w:val="–"/>
+      <w:lvlText w:val="■"/>
       <w:lvlJc w:val="left"/>
       <w:pPr>
-        <w:ind w:left="4320" w:hanging="480"/>
-      </w:pPr>
-      <w:rPr/>
+        <w:ind w:left="4320" w:hanging="360"/>
+      </w:pPr>
+      <w:rPr>
+        <w:u w:val="none"/>
+      </w:rPr>
     </w:lvl>
     <w:lvl w:ilvl="6">
-      <w:start w:val="0"/>
+      <w:start w:val="1"/>
       <w:numFmt w:val="bullet"/>
-      <w:lvlText w:val="•"/>
+      <w:lvlText w:val="●"/>
       <w:lvlJc w:val="left"/>
       <w:pPr>
-        <w:ind w:left="5040" w:hanging="480"/>
-      </w:pPr>
-      <w:rPr/>
+        <w:ind w:left="5040" w:hanging="360"/>
+      </w:pPr>
+      <w:rPr>
+        <w:u w:val="none"/>
+      </w:rPr>
     </w:lvl>
     <w:lvl w:ilvl="7">
-      <w:start w:val="0"/>
+      <w:start w:val="1"/>
       <w:numFmt w:val="bullet"/>
-      <w:lvlText w:val="–"/>
+      <w:lvlText w:val="○"/>
       <w:lvlJc w:val="left"/>
       <w:pPr>
-        <w:ind w:left="5760" w:hanging="480"/>
-      </w:pPr>
-      <w:rPr/>
+        <w:ind w:left="5760" w:hanging="360"/>
+      </w:pPr>
+      <w:rPr>
+        <w:u w:val="none"/>
+      </w:rPr>
     </w:lvl>
     <w:lvl w:ilvl="8">
-      <w:start w:val="0"/>
+      <w:start w:val="1"/>
       <w:numFmt w:val="bullet"/>
-      <w:lvlText w:val="•"/>
+      <w:lvlText w:val="■"/>
       <w:lvlJc w:val="left"/>
       <w:pPr>
-        <w:ind w:left="6480" w:hanging="480"/>
-      </w:pPr>
-      <w:rPr/>
+        <w:ind w:left="6480" w:hanging="360"/>
+      </w:pPr>
+      <w:rPr>
+        <w:u w:val="none"/>
+      </w:rPr>
     </w:lvl>
   </w:abstractNum>
   <w:abstractNum w:abstractNumId="2">
@@ -15588,6 +16389,98 @@
     </w:lvl>
   </w:abstractNum>
   <w:abstractNum w:abstractNumId="9">
+    <w:lvl w:ilvl="0">
+      <w:start w:val="0"/>
+      <w:numFmt w:val="bullet"/>
+      <w:lvlText w:val="•"/>
+      <w:lvlJc w:val="left"/>
+      <w:pPr>
+        <w:ind w:left="720" w:hanging="480"/>
+      </w:pPr>
+      <w:rPr/>
+    </w:lvl>
+    <w:lvl w:ilvl="1">
+      <w:start w:val="0"/>
+      <w:numFmt w:val="bullet"/>
+      <w:lvlText w:val="–"/>
+      <w:lvlJc w:val="left"/>
+      <w:pPr>
+        <w:ind w:left="1440" w:hanging="480"/>
+      </w:pPr>
+      <w:rPr/>
+    </w:lvl>
+    <w:lvl w:ilvl="2">
+      <w:start w:val="0"/>
+      <w:numFmt w:val="bullet"/>
+      <w:lvlText w:val="•"/>
+      <w:lvlJc w:val="left"/>
+      <w:pPr>
+        <w:ind w:left="2160" w:hanging="480"/>
+      </w:pPr>
+      <w:rPr/>
+    </w:lvl>
+    <w:lvl w:ilvl="3">
+      <w:start w:val="0"/>
+      <w:numFmt w:val="bullet"/>
+      <w:lvlText w:val="–"/>
+      <w:lvlJc w:val="left"/>
+      <w:pPr>
+        <w:ind w:left="2880" w:hanging="480"/>
+      </w:pPr>
+      <w:rPr/>
+    </w:lvl>
+    <w:lvl w:ilvl="4">
+      <w:start w:val="0"/>
+      <w:numFmt w:val="bullet"/>
+      <w:lvlText w:val="•"/>
+      <w:lvlJc w:val="left"/>
+      <w:pPr>
+        <w:ind w:left="3600" w:hanging="480"/>
+      </w:pPr>
+      <w:rPr/>
+    </w:lvl>
+    <w:lvl w:ilvl="5">
+      <w:start w:val="0"/>
+      <w:numFmt w:val="bullet"/>
+      <w:lvlText w:val="–"/>
+      <w:lvlJc w:val="left"/>
+      <w:pPr>
+        <w:ind w:left="4320" w:hanging="480"/>
+      </w:pPr>
+      <w:rPr/>
+    </w:lvl>
+    <w:lvl w:ilvl="6">
+      <w:start w:val="0"/>
+      <w:numFmt w:val="bullet"/>
+      <w:lvlText w:val="•"/>
+      <w:lvlJc w:val="left"/>
+      <w:pPr>
+        <w:ind w:left="5040" w:hanging="480"/>
+      </w:pPr>
+      <w:rPr/>
+    </w:lvl>
+    <w:lvl w:ilvl="7">
+      <w:start w:val="0"/>
+      <w:numFmt w:val="bullet"/>
+      <w:lvlText w:val="–"/>
+      <w:lvlJc w:val="left"/>
+      <w:pPr>
+        <w:ind w:left="5760" w:hanging="480"/>
+      </w:pPr>
+      <w:rPr/>
+    </w:lvl>
+    <w:lvl w:ilvl="8">
+      <w:start w:val="0"/>
+      <w:numFmt w:val="bullet"/>
+      <w:lvlText w:val="•"/>
+      <w:lvlJc w:val="left"/>
+      <w:pPr>
+        <w:ind w:left="6480" w:hanging="480"/>
+      </w:pPr>
+      <w:rPr/>
+    </w:lvl>
+  </w:abstractNum>
+  <w:abstractNum w:abstractNumId="10">
     <w:lvl w:ilvl="0">
       <w:start w:val="1"/>
       <w:numFmt w:val="bullet"/>
@@ -15723,6 +16616,9 @@
   </w:num>
   <w:num w:numId="9">
     <w:abstractNumId w:val="9"/>
+  </w:num>
+  <w:num w:numId="10">
+    <w:abstractNumId w:val="10"/>
   </w:num>
 </w:numbering>
 </file>

--- a/scenarios/commons-comma/The Commons' Comma – Scenario Packet.docx
+++ b/scenarios/commons-comma/The Commons' Comma – Scenario Packet.docx
@@ -41,7 +41,7 @@
           <w:pgNumType w:start="1"/>
         </w:sectPr>
       </w:pPr>
-      <w:bookmarkStart w:colFirst="0" w:colLast="0" w:name="_wioc6e11f7x0" w:id="0"/>
+      <w:bookmarkStart w:colFirst="0" w:colLast="0" w:name="_53xpp4wnnvwn" w:id="0"/>
       <w:bookmarkEnd w:id="0"/>
       <w:r>
         <w:rPr>
@@ -14718,7 +14718,7 @@
         <w:t xml:space="preserve"> Leo checks his watch. “I don’t have time to be cross-examined by the president’s intern.” He walks off.</w:t>
       </w:r>
     </w:p>
-    <w:bookmarkStart w:colFirst="0" w:colLast="0" w:name="aoq4q6y3zu0h" w:id="10"/>
+    <w:bookmarkStart w:colFirst="0" w:colLast="0" w:name="p4te5e3vk631" w:id="10"/>
     <w:bookmarkEnd w:id="10"/>
     <w:p>
       <w:pPr>
@@ -19567,7 +19567,7 @@
         <w:t xml:space="preserve">.</w:t>
       </w:r>
     </w:p>
-    <w:bookmarkStart w:colFirst="0" w:colLast="0" w:name="fszoks11dick" w:id="11"/>
+    <w:bookmarkStart w:colFirst="0" w:colLast="0" w:name="ar75asdhll81" w:id="11"/>
     <w:bookmarkEnd w:id="11"/>
     <w:p>
       <w:pPr>
@@ -20276,7 +20276,7 @@
         <w:t xml:space="preserve">.</w:t>
       </w:r>
     </w:p>
-    <w:bookmarkStart w:colFirst="0" w:colLast="0" w:name="izirxtrhbav" w:id="12"/>
+    <w:bookmarkStart w:colFirst="0" w:colLast="0" w:name="vrbywrqb47b9" w:id="12"/>
     <w:bookmarkEnd w:id="12"/>
     <w:p>
       <w:pPr>
@@ -22788,7 +22788,7 @@
           <w:pgNumType w:start="1"/>
         </w:sectPr>
       </w:pPr>
-      <w:bookmarkStart w:colFirst="0" w:colLast="0" w:name="_kdie3be3896l" w:id="13"/>
+      <w:bookmarkStart w:colFirst="0" w:colLast="0" w:name="_bi4ezfntqiif" w:id="13"/>
       <w:bookmarkEnd w:id="13"/>
       <w:r>
         <w:rPr>
@@ -22807,7 +22807,7 @@
           <w:vertAlign w:val="baseline"/>
           <w:rtl w:val="0"/>
         </w:rPr>
-        <w:t xml:space="preserve">Newspaper article</w:t>
+        <w:t xml:space="preserve">story so far</w:t>
       </w:r>
       <w:r>
         <w:rPr>
@@ -22820,416 +22820,8 @@
         <w:pStyle w:val="Heading1"/>
         <w:rPr/>
       </w:pPr>
-      <w:bookmarkStart w:colFirst="0" w:colLast="0" w:name="_8y6ltyg5n4mj" w:id="14"/>
+      <w:bookmarkStart w:colFirst="0" w:colLast="0" w:name="_x5wmhhi72iik" w:id="14"/>
       <w:bookmarkEnd w:id="14"/>
-      <w:r>
-        <w:rPr>
-          <w:rtl w:val="0"/>
-        </w:rPr>
-        <w:t xml:space="preserve">A Comma Under Scrutiny</w:t>
-      </w:r>
-    </w:p>
-    <w:p>
-      <w:pPr>
-        <w:rPr>
-          <w:i w:val="1"/>
-          <w:iCs w:val="1"/>
-        </w:rPr>
-      </w:pPr>
-      <w:r>
-        <w:rPr>
-          <w:i w:val="1"/>
-          <w:iCs w:val="1"/>
-          <w:rtl w:val="0"/>
-        </w:rPr>
-        <w:t xml:space="preserve">Tonight five experts will examine the Commons Clause in the University Charter in public. Their reading of one ink mark could decide whether students can veto the $50 million Innovation Hub.</w:t>
-      </w:r>
-    </w:p>
-    <w:p>
-      <w:pPr>
-        <w:rPr>
-          <w:i w:val="1"/>
-          <w:iCs w:val="1"/>
-        </w:rPr>
-      </w:pPr>
-      <w:r>
-        <w:rPr>
-          <w:i w:val="1"/>
-          <w:iCs w:val="1"/>
-          <w:rtl w:val="0"/>
-        </w:rPr>
-        <w:t xml:space="preserve">By Sofia Alvarez, Staff Writer</w:t>
-      </w:r>
-    </w:p>
-    <w:p>
-      <w:pPr>
-        <w:rPr>
-          <w:i w:val="1"/>
-          <w:iCs w:val="1"/>
-        </w:rPr>
-      </w:pPr>
-      <w:r>
-        <w:rPr>
-          <w:i w:val="1"/>
-          <w:iCs w:val="1"/>
-          <w:rtl w:val="0"/>
-        </w:rPr>
-        <w:t xml:space="preserve">Illustration: The smeared mark after “masters” in the Charter’s Commons Clause. For generations, transcripts have printed it in parentheses.</w:t>
-      </w:r>
-    </w:p>
-    <w:p>
-      <w:pPr>
-        <w:rPr/>
-      </w:pPr>
-      <w:r>
-        <w:rPr>
-          <w:rtl w:val="0"/>
-        </w:rPr>
-        <w:t xml:space="preserve">At six o’clock this evening, a panel of five experts will examine the original University Charter in public and report on a single mark of ink in its Commons Clause. If the mark is a comma, every student at Blank University may get a vote on the future of the Commons. If it is a blot, the administration may not need to ask them.</w:t>
-      </w:r>
-    </w:p>
-    <w:p>
-      <w:pPr>
-        <w:rPr/>
-      </w:pPr>
-      <w:r>
-        <w:rPr>
-          <w:rtl w:val="0"/>
-        </w:rPr>
-        <w:t xml:space="preserve">For several centuries the Commons has been the lawn where Blank University students study, sunbathe, and study while sunbathing. A year ago the university announced a $50 million plan to replace it with an “Innovation Hub”: AI-assisted classrooms, a digital library, makerspaces, research offices, labs and an events suite. Administrators have promoted the Hub as a way to improve learning conditions and to put students in the same building as the faculty who teach them.</w:t>
-      </w:r>
-    </w:p>
-    <w:p>
-      <w:pPr>
-        <w:rPr/>
-      </w:pPr>
-      <w:r>
-        <w:rPr>
-          <w:rtl w:val="0"/>
-        </w:rPr>
-        <w:t xml:space="preserve">The students saw it differently and many made their voices heard right away. The primary objection offered by students centered on the loss of the green space at the center of campus. Then things got worse. In a series of articles, </w:t>
-      </w:r>
-      <w:r>
-        <w:rPr>
-          <w:i w:val="1"/>
-          <w:iCs w:val="1"/>
-          <w:rtl w:val="0"/>
-        </w:rPr>
-        <w:t xml:space="preserve">The Blank</w:t>
-      </w:r>
-      <w:r>
-        <w:rPr>
-          <w:rtl w:val="0"/>
-        </w:rPr>
-        <w:t xml:space="preserve"> reported on the anonymous donors and found business ties to the contractors hired to do the job as well as to Adrian Vale, Vice President for Campus Development and the senior administrator in charge of the renovation. Vale refused to comment on the allegation of corruption. </w:t>
-      </w:r>
-      <w:r>
-        <w:rPr>
-          <w:i w:val="1"/>
-          <w:iCs w:val="1"/>
-          <w:rtl w:val="0"/>
-        </w:rPr>
-        <w:t xml:space="preserve">The Blank</w:t>
-      </w:r>
-      <w:r>
-        <w:rPr>
-          <w:rtl w:val="0"/>
-        </w:rPr>
-        <w:t xml:space="preserve"> also obtained interior design plans for the Hub which reveal that the university plans to  use AI-powered  facial-recognition scanners at the entrance to every space. The Editorial of this  newspaper lambasted the plan, calling the building “Fort Knoxious.”</w:t>
-      </w:r>
-    </w:p>
-    <w:p>
-      <w:pPr>
-        <w:rPr/>
-      </w:pPr>
-      <w:r>
-        <w:rPr>
-          <w:rtl w:val="0"/>
-        </w:rPr>
-        <w:t xml:space="preserve">A broad coalition of student organizations, from the most-politically-enthusiastic preservationists to the usually-conflict-averse a cappella group, has formed a parent organization called The Green Commons Coalition to organize protests and look into legal options in order to stop the renovations. Members wear tree pins and green caps around campus, and several prominent faculty members have been seen wearing the pin. A handful of faculty have even joined the vigil that students dressed as trees keep outside President Tricia Tabula’s house.</w:t>
-      </w:r>
-    </w:p>
-    <w:p>
-      <w:pPr>
-        <w:rPr/>
-      </w:pPr>
-      <w:r>
-        <w:rPr>
-          <w:rtl w:val="0"/>
-        </w:rPr>
-        <w:t xml:space="preserve">The Coalition soon turned from demonstrations to the law, after its members found a clause in the university’s founding Charter now known as the Commons Clause:</w:t>
-      </w:r>
-    </w:p>
-    <w:p>
-      <w:pPr>
-        <w:rPr>
-          <w:i w:val="1"/>
-          <w:iCs w:val="1"/>
-        </w:rPr>
-      </w:pPr>
-      <w:r>
-        <w:rPr>
-          <w:i w:val="1"/>
-          <w:iCs w:val="1"/>
-          <w:rtl w:val="0"/>
-        </w:rPr>
-        <w:t xml:space="preserve">“No renovation, alteration, or demolition of the Commons shall proceed without the approval of the University Board of Directors, the President, the Provost, the Faculty Senate, the faculty house masters(,) and students of the University.”</w:t>
-      </w:r>
-    </w:p>
-    <w:p>
-      <w:pPr>
-        <w:rPr/>
-      </w:pPr>
-      <w:r>
-        <w:rPr>
-          <w:rtl w:val="0"/>
-        </w:rPr>
-        <w:t xml:space="preserve">To most readers, and especially to students, the clause looks plain enough. The Coalition has demanded a campus-wide student vote and is confident of the result: in a </w:t>
-      </w:r>
-      <w:r>
-        <w:rPr>
-          <w:i w:val="1"/>
-          <w:iCs w:val="1"/>
-          <w:rtl w:val="0"/>
-        </w:rPr>
-        <w:t xml:space="preserve">Blank</w:t>
-      </w:r>
-      <w:r>
-        <w:rPr>
-          <w:rtl w:val="0"/>
-        </w:rPr>
-        <w:t xml:space="preserve"> poll, 94 percent of students said they would vote no.</w:t>
-      </w:r>
-    </w:p>
-    <w:p>
-      <w:pPr>
-        <w:rPr/>
-      </w:pPr>
-      <w:r>
-        <w:rPr>
-          <w:rtl w:val="0"/>
-        </w:rPr>
-        <w:t xml:space="preserve">The administration’s answer rests on the mark in parentheses. In the original Charter the ink after “masters” is smeared, and for generations transcripts have printed the comma in parentheses because no one could be sure it is one. Without the comma, the university argues, “the faculty house masters and students” is a single group, and the house masters’ approval would satisfy the clause.</w:t>
-      </w:r>
-    </w:p>
-    <w:p>
-      <w:pPr>
-        <w:rPr/>
-      </w:pPr>
-      <w:r>
-        <w:rPr>
-          <w:rtl w:val="0"/>
-        </w:rPr>
-        <w:t xml:space="preserve">The argument was received with skepticism and ridicule on campus until people learned of a 2017 federal appeals court case in Maine, in which a missing Oxford comma cost a dairy company $5,000,000. Commas, it turns out, can decide lawsuits. If the university can show that the mark is not a comma, it may be able to defeat the Coalition’s challenge, at least in court.</w:t>
-      </w:r>
-    </w:p>
-    <w:p>
-      <w:pPr>
-        <w:rPr/>
-      </w:pPr>
-      <w:r>
-        <w:rPr>
-          <w:rtl w:val="0"/>
-        </w:rPr>
-        <w:t xml:space="preserve">So the fight over the Commons has transformed into a fight over one little blot of ink. If it is an original comma, students must approve in their own right, and no one can approve on their behalf. If it is ink damage or a later blemish, consulting the house masters may count as consulting the students.</w:t>
-      </w:r>
-    </w:p>
-    <w:p>
-      <w:pPr>
-        <w:rPr/>
-      </w:pPr>
-      <w:r>
-        <w:rPr>
-          <w:rtl w:val="0"/>
-        </w:rPr>
-        <w:t xml:space="preserve">Tonight’s examination is the result. The university agreed to examine the original Charter in public before five experts it appointed and the Coalition approved: Amara Voss, a forensic document examiner; Daniel Wei, a professor of art conservation who specializes in paper and parchment; Lenora Bell, a professor of history and paleographer who specializes in the handwriting of the Charter’s era; Samuel Ortiz, a professor of imaging science who reads damaged documents under ultraviolet and infrared light; and Ruth Halpern, the university’s archivist emeritus. The panel will publish a report giving its considered opinion. Last week </w:t>
-      </w:r>
-      <w:r>
-        <w:rPr>
-          <w:i w:val="1"/>
-          <w:iCs w:val="1"/>
-          <w:rtl w:val="0"/>
-        </w:rPr>
-        <w:t xml:space="preserve">The Blank</w:t>
-      </w:r>
-      <w:r>
-        <w:rPr>
-          <w:rtl w:val="0"/>
-        </w:rPr>
-        <w:t xml:space="preserve"> published exclusive photographs of the original Charter, taken out of its exhibit fixture for the first time in decades. That the examination is public at all shows how little many students trust the administration on this project. President Tabula says she welcomes it. In a statement, she said she “believes this is an opportunity to demonstrate the university’s commitment to the truth and the open inquiry that serves it.”</w:t>
-      </w:r>
-    </w:p>
-    <w:p>
-      <w:pPr>
-        <w:pStyle w:val="Heading3"/>
-        <w:rPr/>
-      </w:pPr>
-      <w:bookmarkStart w:colFirst="0" w:colLast="0" w:name="_6x6qtttebmh6" w:id="15"/>
-      <w:bookmarkEnd w:id="15"/>
-      <w:r>
-        <w:rPr>
-          <w:rtl w:val="0"/>
-        </w:rPr>
-        <w:t xml:space="preserve">Tonight’s panel</w:t>
-      </w:r>
-    </w:p>
-    <w:p>
-      <w:pPr>
-        <w:numPr>
-          <w:ilvl w:val="0"/>
-          <w:numId w:val="9"/>
-        </w:numPr>
-        <w:spacing w:after="0" w:afterAutospacing="0"/>
-        <w:ind w:left="720" w:hanging="360"/>
-      </w:pPr>
-      <w:r>
-        <w:rPr>
-          <w:rtl w:val="0"/>
-        </w:rPr>
-        <w:t xml:space="preserve">Amara Voss – Forensic document examiner</w:t>
-      </w:r>
-    </w:p>
-    <w:p>
-      <w:pPr>
-        <w:numPr>
-          <w:ilvl w:val="0"/>
-          <w:numId w:val="9"/>
-        </w:numPr>
-        <w:spacing w:after="0" w:afterAutospacing="0" w:before="0" w:beforeAutospacing="0"/>
-        <w:ind w:left="720" w:hanging="360"/>
-      </w:pPr>
-      <w:r>
-        <w:rPr>
-          <w:rtl w:val="0"/>
-        </w:rPr>
-        <w:t xml:space="preserve">Daniel Wei – Professor of art conservation</w:t>
-      </w:r>
-    </w:p>
-    <w:p>
-      <w:pPr>
-        <w:numPr>
-          <w:ilvl w:val="0"/>
-          <w:numId w:val="9"/>
-        </w:numPr>
-        <w:spacing w:after="0" w:afterAutospacing="0" w:before="0" w:beforeAutospacing="0"/>
-        <w:ind w:left="720" w:hanging="360"/>
-      </w:pPr>
-      <w:r>
-        <w:rPr>
-          <w:rtl w:val="0"/>
-        </w:rPr>
-        <w:t xml:space="preserve">Lenora Bell – Professor of history and paleographer</w:t>
-      </w:r>
-    </w:p>
-    <w:p>
-      <w:pPr>
-        <w:numPr>
-          <w:ilvl w:val="0"/>
-          <w:numId w:val="9"/>
-        </w:numPr>
-        <w:spacing w:after="0" w:afterAutospacing="0" w:before="0" w:beforeAutospacing="0"/>
-        <w:ind w:left="720" w:hanging="360"/>
-      </w:pPr>
-      <w:r>
-        <w:rPr>
-          <w:rtl w:val="0"/>
-        </w:rPr>
-        <w:t xml:space="preserve">Samuel Ortiz – Professor of imaging science</w:t>
-      </w:r>
-    </w:p>
-    <w:p>
-      <w:pPr>
-        <w:numPr>
-          <w:ilvl w:val="0"/>
-          <w:numId w:val="9"/>
-        </w:numPr>
-        <w:spacing w:before="0" w:beforeAutospacing="0"/>
-        <w:ind w:left="720" w:hanging="360"/>
-      </w:pPr>
-      <w:r>
-        <w:rPr>
-          <w:rtl w:val="0"/>
-        </w:rPr>
-        <w:t xml:space="preserve">Ruth Halpern – University archivist emeritus</w:t>
-      </w:r>
-    </w:p>
-    <w:p>
-      <w:pPr>
-        <w:rPr/>
-        <w:sectPr>
-          <w:type w:val="nextPage"/>
-          <w:pgSz w:h="15840" w:w="12240" w:orient="portrait"/>
-          <w:pgMar w:bottom="1440" w:top="1440" w:left="1440" w:right="1440" w:header="720" w:footer="720"/>
-          <w:pgNumType w:start="1"/>
-        </w:sectPr>
-      </w:pPr>
-      <w:r>
-        <w:rPr>
-          <w:rtl w:val="0"/>
-        </w:rPr>
-        <w:t xml:space="preserve">The examination begins at 6 p.m. in the Great Hall.</w:t>
-      </w:r>
-    </w:p>
-    <w:p>
-      <w:pPr>
-        <w:pStyle w:val="Title"/>
-        <w:keepNext w:val="0"/>
-        <w:keepLines w:val="0"/>
-        <w:pageBreakBefore w:val="0"/>
-        <w:widowControl w:val="0"/>
-        <w:pBdr>
-          <w:top w:space="0" w:sz="0" w:val="nil"/>
-          <w:left w:space="0" w:sz="0" w:val="nil"/>
-          <w:bottom w:space="0" w:sz="0" w:val="nil"/>
-          <w:right w:space="0" w:sz="0" w:val="nil"/>
-          <w:between w:space="0" w:sz="0" w:val="nil"/>
-        </w:pBdr>
-        <w:shd w:fill="auto" w:val="clear"/>
-        <w:spacing w:after="0" w:before="0" w:line="276" w:lineRule="auto"/>
-        <w:ind w:left="0" w:right="0" w:firstLine="0"/>
-        <w:jc w:val="left"/>
-        <w:rPr/>
-        <w:sectPr>
-          <w:type w:val="nextPage"/>
-          <w:pgSz w:h="15840" w:w="12240" w:orient="portrait"/>
-          <w:pgMar w:bottom="1440" w:top="1440" w:left="1440" w:right="1440" w:header="720" w:footer="720"/>
-          <w:pgNumType w:start="1"/>
-        </w:sectPr>
-      </w:pPr>
-      <w:bookmarkStart w:colFirst="0" w:colLast="0" w:name="_jp6ovt3qte8y" w:id="16"/>
-      <w:bookmarkEnd w:id="16"/>
-      <w:r>
-        <w:rPr>
-          <w:rFonts w:ascii="EB Garamond" w:cs="EB Garamond" w:eastAsia="EB Garamond" w:hAnsi="EB Garamond"/>
-          <w:b w:val="1"/>
-          <w:bCs w:val="1"/>
-          <w:i w:val="0"/>
-          <w:iCs w:val="0"/>
-          <w:smallCaps w:val="0"/>
-          <w:strike w:val="0"/>
-          <w:color w:val="000000"/>
-          <w:sz w:val="60"/>
-          <w:szCs w:val="60"/>
-          <w:u w:val="none"/>
-          <w:shd w:fill="auto" w:val="clear"/>
-          <w:vertAlign w:val="baseline"/>
-          <w:rtl w:val="0"/>
-        </w:rPr>
-        <w:t xml:space="preserve">story so far</w:t>
-      </w:r>
-      <w:r>
-        <w:rPr>
-          <w:rtl w:val="0"/>
-        </w:rPr>
-      </w:r>
-    </w:p>
-    <w:p>
-      <w:pPr>
-        <w:pStyle w:val="Heading1"/>
-        <w:rPr/>
-      </w:pPr>
-      <w:bookmarkStart w:colFirst="0" w:colLast="0" w:name="_2pgrbwu6fy5o" w:id="17"/>
-      <w:bookmarkEnd w:id="17"/>
       <w:r>
         <w:rPr>
           <w:rtl w:val="0"/>
@@ -24198,116 +23790,6 @@
         <w:ind w:left="6480" w:hanging="480"/>
       </w:pPr>
       <w:rPr/>
-    </w:lvl>
-  </w:abstractNum>
-  <w:abstractNum w:abstractNumId="9">
-    <w:lvl w:ilvl="0">
-      <w:start w:val="1"/>
-      <w:numFmt w:val="bullet"/>
-      <w:lvlText w:val="●"/>
-      <w:lvlJc w:val="left"/>
-      <w:pPr>
-        <w:ind w:left="720" w:hanging="360"/>
-      </w:pPr>
-      <w:rPr>
-        <w:u w:val="none"/>
-      </w:rPr>
-    </w:lvl>
-    <w:lvl w:ilvl="1">
-      <w:start w:val="1"/>
-      <w:numFmt w:val="bullet"/>
-      <w:lvlText w:val="○"/>
-      <w:lvlJc w:val="left"/>
-      <w:pPr>
-        <w:ind w:left="1440" w:hanging="360"/>
-      </w:pPr>
-      <w:rPr>
-        <w:u w:val="none"/>
-      </w:rPr>
-    </w:lvl>
-    <w:lvl w:ilvl="2">
-      <w:start w:val="1"/>
-      <w:numFmt w:val="bullet"/>
-      <w:lvlText w:val="■"/>
-      <w:lvlJc w:val="left"/>
-      <w:pPr>
-        <w:ind w:left="2160" w:hanging="360"/>
-      </w:pPr>
-      <w:rPr>
-        <w:u w:val="none"/>
-      </w:rPr>
-    </w:lvl>
-    <w:lvl w:ilvl="3">
-      <w:start w:val="1"/>
-      <w:numFmt w:val="bullet"/>
-      <w:lvlText w:val="●"/>
-      <w:lvlJc w:val="left"/>
-      <w:pPr>
-        <w:ind w:left="2880" w:hanging="360"/>
-      </w:pPr>
-      <w:rPr>
-        <w:u w:val="none"/>
-      </w:rPr>
-    </w:lvl>
-    <w:lvl w:ilvl="4">
-      <w:start w:val="1"/>
-      <w:numFmt w:val="bullet"/>
-      <w:lvlText w:val="○"/>
-      <w:lvlJc w:val="left"/>
-      <w:pPr>
-        <w:ind w:left="3600" w:hanging="360"/>
-      </w:pPr>
-      <w:rPr>
-        <w:u w:val="none"/>
-      </w:rPr>
-    </w:lvl>
-    <w:lvl w:ilvl="5">
-      <w:start w:val="1"/>
-      <w:numFmt w:val="bullet"/>
-      <w:lvlText w:val="■"/>
-      <w:lvlJc w:val="left"/>
-      <w:pPr>
-        <w:ind w:left="4320" w:hanging="360"/>
-      </w:pPr>
-      <w:rPr>
-        <w:u w:val="none"/>
-      </w:rPr>
-    </w:lvl>
-    <w:lvl w:ilvl="6">
-      <w:start w:val="1"/>
-      <w:numFmt w:val="bullet"/>
-      <w:lvlText w:val="●"/>
-      <w:lvlJc w:val="left"/>
-      <w:pPr>
-        <w:ind w:left="5040" w:hanging="360"/>
-      </w:pPr>
-      <w:rPr>
-        <w:u w:val="none"/>
-      </w:rPr>
-    </w:lvl>
-    <w:lvl w:ilvl="7">
-      <w:start w:val="1"/>
-      <w:numFmt w:val="bullet"/>
-      <w:lvlText w:val="○"/>
-      <w:lvlJc w:val="left"/>
-      <w:pPr>
-        <w:ind w:left="5760" w:hanging="360"/>
-      </w:pPr>
-      <w:rPr>
-        <w:u w:val="none"/>
-      </w:rPr>
-    </w:lvl>
-    <w:lvl w:ilvl="8">
-      <w:start w:val="1"/>
-      <w:numFmt w:val="bullet"/>
-      <w:lvlText w:val="■"/>
-      <w:lvlJc w:val="left"/>
-      <w:pPr>
-        <w:ind w:left="6480" w:hanging="360"/>
-      </w:pPr>
-      <w:rPr>
-        <w:u w:val="none"/>
-      </w:rPr>
     </w:lvl>
   </w:abstractNum>
   <w:num w:numId="1">
@@ -24333,9 +23815,6 @@
   </w:num>
   <w:num w:numId="8">
     <w:abstractNumId w:val="8"/>
-  </w:num>
-  <w:num w:numId="9">
-    <w:abstractNumId w:val="9"/>
   </w:num>
 </w:numbering>
 </file>

--- a/scenarios/commons-comma/The Commons' Comma – Scenario Packet.docx
+++ b/scenarios/commons-comma/The Commons' Comma – Scenario Packet.docx
@@ -41,7 +41,7 @@
           <w:pgNumType w:start="1"/>
         </w:sectPr>
       </w:pPr>
-      <w:bookmarkStart w:colFirst="0" w:colLast="0" w:name="_53xpp4wnnvwn" w:id="0"/>
+      <w:bookmarkStart w:colFirst="0" w:colLast="0" w:name="_150qei6wa5zc" w:id="0"/>
       <w:bookmarkEnd w:id="0"/>
       <w:r>
         <w:rPr>
@@ -1664,12 +1664,792 @@
         <w:rPr>
           <w:rtl w:val="0"/>
         </w:rPr>
-        <w:t xml:space="preserve">Table 4.2 Witnesses technical information</w:t>
+        <w:t xml:space="preserve">Table 4.2 Witnesses information </w:t>
       </w:r>
     </w:p>
     <w:tbl>
       <w:tblPr>
         <w:tblStyle w:val="Table2"/>
+        <w:tblW w:w="9585.0" w:type="dxa"/>
+        <w:jc w:val="left"/>
+        <w:tblInd w:w="-108.0" w:type="dxa"/>
+        <w:tblLayout w:type="fixed"/>
+        <w:tblLook w:val="0020"/>
+      </w:tblPr>
+      <w:tblGrid>
+        <w:gridCol w:w="765"/>
+        <w:gridCol w:w="1095"/>
+        <w:gridCol w:w="7725"/>
+        <w:tblGridChange w:id="0">
+          <w:tblGrid>
+            <w:gridCol w:w="765"/>
+            <w:gridCol w:w="1095"/>
+            <w:gridCol w:w="7725"/>
+          </w:tblGrid>
+        </w:tblGridChange>
+      </w:tblGrid>
+      <w:tr>
+        <w:trPr>
+          <w:cantSplit w:val="0"/>
+          <w:trHeight w:val="575.18" w:hRule="atLeast"/>
+          <w:tblHeader w:val="1"/>
+        </w:trPr>
+        <w:tc>
+          <w:tcPr>
+            <w:tcBorders>
+              <w:bottom w:color="000000" w:space="0" w:sz="8" w:val="single"/>
+            </w:tcBorders>
+          </w:tcPr>
+          <w:p>
+            <w:pPr>
+              <w:rPr/>
+            </w:pPr>
+            <w:r>
+              <w:rPr>
+                <w:rtl w:val="0"/>
+              </w:rPr>
+              <w:t xml:space="preserve">ID</w:t>
+            </w:r>
+          </w:p>
+        </w:tc>
+        <w:tc>
+          <w:tcPr>
+            <w:tcBorders>
+              <w:bottom w:color="000000" w:space="0" w:sz="8" w:val="single"/>
+            </w:tcBorders>
+          </w:tcPr>
+          <w:p>
+            <w:pPr>
+              <w:rPr/>
+            </w:pPr>
+            <w:r>
+              <w:rPr>
+                <w:rtl w:val="0"/>
+              </w:rPr>
+              <w:t xml:space="preserve">Name</w:t>
+            </w:r>
+          </w:p>
+        </w:tc>
+        <w:tc>
+          <w:tcPr>
+            <w:tcBorders>
+              <w:bottom w:color="000000" w:space="0" w:sz="8" w:val="single"/>
+              <w:right w:color="000000" w:space="0" w:sz="0" w:val="nil"/>
+            </w:tcBorders>
+          </w:tcPr>
+          <w:p>
+            <w:pPr>
+              <w:rPr/>
+            </w:pPr>
+            <w:r>
+              <w:rPr>
+                <w:rtl w:val="0"/>
+              </w:rPr>
+              <w:t xml:space="preserve">Public Facing Card</w:t>
+            </w:r>
+          </w:p>
+        </w:tc>
+      </w:tr>
+      <w:tr>
+        <w:trPr>
+          <w:cantSplit w:val="0"/>
+          <w:tblHeader w:val="0"/>
+        </w:trPr>
+        <w:tc>
+          <w:tcPr>
+            <w:tcBorders>
+              <w:top w:color="000000" w:space="0" w:sz="8" w:val="single"/>
+              <w:left w:color="000000" w:space="0" w:sz="8" w:val="single"/>
+              <w:bottom w:color="000000" w:space="0" w:sz="8" w:val="single"/>
+              <w:right w:color="000000" w:space="0" w:sz="8" w:val="single"/>
+            </w:tcBorders>
+          </w:tcPr>
+          <w:p>
+            <w:pPr>
+              <w:rPr>
+                <w:rFonts w:ascii="Cambria" w:cs="Cambria" w:eastAsia="Cambria" w:hAnsi="Cambria"/>
+                <w:sz w:val="20"/>
+                <w:szCs w:val="20"/>
+              </w:rPr>
+            </w:pPr>
+            <w:r>
+              <w:rPr>
+                <w:rFonts w:ascii="Cambria" w:cs="Cambria" w:eastAsia="Cambria" w:hAnsi="Cambria"/>
+                <w:sz w:val="20"/>
+                <w:szCs w:val="20"/>
+                <w:rtl w:val="0"/>
+              </w:rPr>
+              <w:t xml:space="preserve">W01</w:t>
+            </w:r>
+          </w:p>
+        </w:tc>
+        <w:tc>
+          <w:tcPr>
+            <w:tcBorders>
+              <w:top w:color="000000" w:space="0" w:sz="8" w:val="single"/>
+              <w:left w:color="000000" w:space="0" w:sz="8" w:val="single"/>
+              <w:bottom w:color="000000" w:space="0" w:sz="8" w:val="single"/>
+              <w:right w:color="000000" w:space="0" w:sz="8" w:val="single"/>
+            </w:tcBorders>
+          </w:tcPr>
+          <w:p>
+            <w:pPr>
+              <w:rPr/>
+            </w:pPr>
+            <w:r>
+              <w:rPr>
+                <w:rtl w:val="0"/>
+              </w:rPr>
+              <w:t xml:space="preserve">Mira Shah</w:t>
+            </w:r>
+          </w:p>
+        </w:tc>
+        <w:tc>
+          <w:tcPr>
+            <w:tcBorders>
+              <w:top w:color="000000" w:space="0" w:sz="8" w:val="single"/>
+              <w:left w:color="000000" w:space="0" w:sz="8" w:val="single"/>
+              <w:bottom w:color="000000" w:space="0" w:sz="8" w:val="single"/>
+              <w:right w:color="000000" w:space="0" w:sz="8" w:val="single"/>
+            </w:tcBorders>
+            <w:tcMar>
+              <w:top w:w="100.0" w:type="dxa"/>
+              <w:left w:w="100.0" w:type="dxa"/>
+              <w:bottom w:w="100.0" w:type="dxa"/>
+              <w:right w:w="100.0" w:type="dxa"/>
+            </w:tcMar>
+          </w:tcPr>
+          <w:p>
+            <w:pPr>
+              <w:spacing w:before="0" w:line="240" w:lineRule="auto"/>
+              <w:rPr/>
+            </w:pPr>
+            <w:r>
+              <w:rPr>
+                <w:rtl w:val="0"/>
+              </w:rPr>
+              <w:t xml:space="preserve">Careful, exact, slow to make claims she cannot support. Preservationist: the Commons is a record of student life. Has argued publicly for months that the disputed mark is an original comma. Works evenings in the archive and studies at the Commons café.</w:t>
+            </w:r>
+          </w:p>
+        </w:tc>
+      </w:tr>
+      <w:tr>
+        <w:trPr>
+          <w:cantSplit w:val="0"/>
+          <w:tblHeader w:val="0"/>
+        </w:trPr>
+        <w:tc>
+          <w:tcPr>
+            <w:tcBorders>
+              <w:top w:color="000000" w:space="0" w:sz="8" w:val="single"/>
+              <w:left w:color="000000" w:space="0" w:sz="8" w:val="single"/>
+              <w:bottom w:color="000000" w:space="0" w:sz="8" w:val="single"/>
+              <w:right w:color="000000" w:space="0" w:sz="8" w:val="single"/>
+            </w:tcBorders>
+          </w:tcPr>
+          <w:p>
+            <w:pPr>
+              <w:rPr>
+                <w:rFonts w:ascii="Cambria" w:cs="Cambria" w:eastAsia="Cambria" w:hAnsi="Cambria"/>
+                <w:sz w:val="20"/>
+                <w:szCs w:val="20"/>
+              </w:rPr>
+            </w:pPr>
+            <w:r>
+              <w:rPr>
+                <w:rFonts w:ascii="Cambria" w:cs="Cambria" w:eastAsia="Cambria" w:hAnsi="Cambria"/>
+                <w:sz w:val="20"/>
+                <w:szCs w:val="20"/>
+                <w:rtl w:val="0"/>
+              </w:rPr>
+              <w:t xml:space="preserve">W02</w:t>
+            </w:r>
+          </w:p>
+        </w:tc>
+        <w:tc>
+          <w:tcPr>
+            <w:tcBorders>
+              <w:top w:color="000000" w:space="0" w:sz="8" w:val="single"/>
+              <w:left w:color="000000" w:space="0" w:sz="8" w:val="single"/>
+              <w:bottom w:color="000000" w:space="0" w:sz="8" w:val="single"/>
+              <w:right w:color="000000" w:space="0" w:sz="8" w:val="single"/>
+            </w:tcBorders>
+          </w:tcPr>
+          <w:p>
+            <w:pPr>
+              <w:rPr/>
+            </w:pPr>
+            <w:r>
+              <w:rPr>
+                <w:rtl w:val="0"/>
+              </w:rPr>
+              <w:t xml:space="preserve">Leo Martinez</w:t>
+            </w:r>
+          </w:p>
+        </w:tc>
+        <w:tc>
+          <w:tcPr>
+            <w:tcBorders>
+              <w:top w:color="000000" w:space="0" w:sz="8" w:val="single"/>
+              <w:left w:color="000000" w:space="0" w:sz="8" w:val="single"/>
+              <w:bottom w:color="000000" w:space="0" w:sz="8" w:val="single"/>
+              <w:right w:color="000000" w:space="0" w:sz="8" w:val="single"/>
+            </w:tcBorders>
+            <w:tcMar>
+              <w:top w:w="100.0" w:type="dxa"/>
+              <w:left w:w="100.0" w:type="dxa"/>
+              <w:bottom w:w="100.0" w:type="dxa"/>
+              <w:right w:w="100.0" w:type="dxa"/>
+            </w:tcMar>
+          </w:tcPr>
+          <w:p>
+            <w:pPr>
+              <w:spacing w:before="0" w:line="240" w:lineRule="auto"/>
+              <w:rPr/>
+            </w:pPr>
+            <w:r>
+              <w:rPr>
+                <w:rtl w:val="0"/>
+              </w:rPr>
+              <w:t xml:space="preserve">Brisk, confident, checks his watch. Treats time as the scarcest resource on campus. Strong supporter of the renovation: students need usable places to build things. Was on the invitation list for tonight’s event.</w:t>
+            </w:r>
+          </w:p>
+        </w:tc>
+      </w:tr>
+      <w:tr>
+        <w:trPr>
+          <w:cantSplit w:val="0"/>
+          <w:tblHeader w:val="0"/>
+        </w:trPr>
+        <w:tc>
+          <w:tcPr>
+            <w:tcBorders>
+              <w:top w:color="000000" w:space="0" w:sz="8" w:val="single"/>
+              <w:left w:color="000000" w:space="0" w:sz="8" w:val="single"/>
+              <w:bottom w:color="000000" w:space="0" w:sz="8" w:val="single"/>
+              <w:right w:color="000000" w:space="0" w:sz="8" w:val="single"/>
+            </w:tcBorders>
+          </w:tcPr>
+          <w:p>
+            <w:pPr>
+              <w:rPr>
+                <w:rFonts w:ascii="Cambria" w:cs="Cambria" w:eastAsia="Cambria" w:hAnsi="Cambria"/>
+                <w:sz w:val="20"/>
+                <w:szCs w:val="20"/>
+              </w:rPr>
+            </w:pPr>
+            <w:r>
+              <w:rPr>
+                <w:rFonts w:ascii="Cambria" w:cs="Cambria" w:eastAsia="Cambria" w:hAnsi="Cambria"/>
+                <w:sz w:val="20"/>
+                <w:szCs w:val="20"/>
+                <w:rtl w:val="0"/>
+              </w:rPr>
+              <w:t xml:space="preserve">W03</w:t>
+            </w:r>
+          </w:p>
+        </w:tc>
+        <w:tc>
+          <w:tcPr>
+            <w:tcBorders>
+              <w:top w:color="000000" w:space="0" w:sz="8" w:val="single"/>
+              <w:left w:color="000000" w:space="0" w:sz="8" w:val="single"/>
+              <w:bottom w:color="000000" w:space="0" w:sz="8" w:val="single"/>
+              <w:right w:color="000000" w:space="0" w:sz="8" w:val="single"/>
+            </w:tcBorders>
+          </w:tcPr>
+          <w:p>
+            <w:pPr>
+              <w:rPr/>
+            </w:pPr>
+            <w:r>
+              <w:rPr>
+                <w:rtl w:val="0"/>
+              </w:rPr>
+              <w:t xml:space="preserve">Priya Nwosu</w:t>
+            </w:r>
+          </w:p>
+        </w:tc>
+        <w:tc>
+          <w:tcPr>
+            <w:tcBorders>
+              <w:top w:color="000000" w:space="0" w:sz="8" w:val="single"/>
+              <w:left w:color="000000" w:space="0" w:sz="8" w:val="single"/>
+              <w:bottom w:color="000000" w:space="0" w:sz="8" w:val="single"/>
+              <w:right w:color="000000" w:space="0" w:sz="8" w:val="single"/>
+            </w:tcBorders>
+            <w:tcMar>
+              <w:top w:w="100.0" w:type="dxa"/>
+              <w:left w:w="100.0" w:type="dxa"/>
+              <w:bottom w:w="100.0" w:type="dxa"/>
+              <w:right w:w="100.0" w:type="dxa"/>
+            </w:tcMar>
+          </w:tcPr>
+          <w:p>
+            <w:pPr>
+              <w:spacing w:before="0" w:line="240" w:lineRule="auto"/>
+              <w:rPr/>
+            </w:pPr>
+            <w:r>
+              <w:rPr>
+                <w:rtl w:val="0"/>
+              </w:rPr>
+              <w:t xml:space="preserve">Precise and technical; explains things once and expects to be understood. Supports the technology in the plan but opposes facial recognition. Wrote the student explainer on how the archive’s access system works.</w:t>
+            </w:r>
+          </w:p>
+        </w:tc>
+      </w:tr>
+      <w:tr>
+        <w:trPr>
+          <w:cantSplit w:val="0"/>
+          <w:tblHeader w:val="0"/>
+        </w:trPr>
+        <w:tc>
+          <w:tcPr>
+            <w:tcBorders>
+              <w:top w:color="000000" w:space="0" w:sz="8" w:val="single"/>
+              <w:left w:color="000000" w:space="0" w:sz="8" w:val="single"/>
+              <w:bottom w:color="000000" w:space="0" w:sz="8" w:val="single"/>
+              <w:right w:color="000000" w:space="0" w:sz="8" w:val="single"/>
+            </w:tcBorders>
+          </w:tcPr>
+          <w:p>
+            <w:pPr>
+              <w:rPr>
+                <w:rFonts w:ascii="Cambria" w:cs="Cambria" w:eastAsia="Cambria" w:hAnsi="Cambria"/>
+                <w:sz w:val="20"/>
+                <w:szCs w:val="20"/>
+              </w:rPr>
+            </w:pPr>
+            <w:r>
+              <w:rPr>
+                <w:rFonts w:ascii="Cambria" w:cs="Cambria" w:eastAsia="Cambria" w:hAnsi="Cambria"/>
+                <w:sz w:val="20"/>
+                <w:szCs w:val="20"/>
+                <w:rtl w:val="0"/>
+              </w:rPr>
+              <w:t xml:space="preserve">W04</w:t>
+            </w:r>
+          </w:p>
+        </w:tc>
+        <w:tc>
+          <w:tcPr>
+            <w:tcBorders>
+              <w:top w:color="000000" w:space="0" w:sz="8" w:val="single"/>
+              <w:left w:color="000000" w:space="0" w:sz="8" w:val="single"/>
+              <w:bottom w:color="000000" w:space="0" w:sz="8" w:val="single"/>
+              <w:right w:color="000000" w:space="0" w:sz="8" w:val="single"/>
+            </w:tcBorders>
+          </w:tcPr>
+          <w:p>
+            <w:pPr>
+              <w:rPr/>
+            </w:pPr>
+            <w:r>
+              <w:rPr>
+                <w:rtl w:val="0"/>
+              </w:rPr>
+              <w:t xml:space="preserve">Jonah Reed</w:t>
+            </w:r>
+          </w:p>
+        </w:tc>
+        <w:tc>
+          <w:tcPr>
+            <w:tcBorders>
+              <w:top w:color="000000" w:space="0" w:sz="8" w:val="single"/>
+              <w:left w:color="000000" w:space="0" w:sz="8" w:val="single"/>
+              <w:bottom w:color="000000" w:space="0" w:sz="8" w:val="single"/>
+              <w:right w:color="000000" w:space="0" w:sz="8" w:val="single"/>
+            </w:tcBorders>
+            <w:tcMar>
+              <w:top w:w="100.0" w:type="dxa"/>
+              <w:left w:w="100.0" w:type="dxa"/>
+              <w:bottom w:w="100.0" w:type="dxa"/>
+              <w:right w:w="100.0" w:type="dxa"/>
+            </w:tcMar>
+          </w:tcPr>
+          <w:p>
+            <w:pPr>
+              <w:spacing w:before="0" w:line="240" w:lineRule="auto"/>
+              <w:rPr/>
+            </w:pPr>
+            <w:r>
+              <w:rPr>
+                <w:rtl w:val="0"/>
+              </w:rPr>
+              <w:t xml:space="preserve">Wry, warm and easily distracted. Organizes for the Green Commons Coalition because the plan takes rehearsal and storage space that already works. Does his work at the Commons café and is making the posters for the spring production of H.M.S. Pinafore.</w:t>
+            </w:r>
+          </w:p>
+        </w:tc>
+      </w:tr>
+      <w:tr>
+        <w:trPr>
+          <w:cantSplit w:val="0"/>
+          <w:trHeight w:val="1116.4559375000001" w:hRule="atLeast"/>
+          <w:tblHeader w:val="0"/>
+        </w:trPr>
+        <w:tc>
+          <w:tcPr>
+            <w:tcBorders>
+              <w:top w:color="000000" w:space="0" w:sz="8" w:val="single"/>
+              <w:left w:color="000000" w:space="0" w:sz="8" w:val="single"/>
+              <w:bottom w:color="000000" w:space="0" w:sz="8" w:val="single"/>
+              <w:right w:color="000000" w:space="0" w:sz="8" w:val="single"/>
+            </w:tcBorders>
+          </w:tcPr>
+          <w:p>
+            <w:pPr>
+              <w:rPr>
+                <w:rFonts w:ascii="Cambria" w:cs="Cambria" w:eastAsia="Cambria" w:hAnsi="Cambria"/>
+                <w:sz w:val="20"/>
+                <w:szCs w:val="20"/>
+              </w:rPr>
+            </w:pPr>
+            <w:r>
+              <w:rPr>
+                <w:rFonts w:ascii="Cambria" w:cs="Cambria" w:eastAsia="Cambria" w:hAnsi="Cambria"/>
+                <w:sz w:val="20"/>
+                <w:szCs w:val="20"/>
+                <w:rtl w:val="0"/>
+              </w:rPr>
+              <w:t xml:space="preserve">W05</w:t>
+            </w:r>
+          </w:p>
+        </w:tc>
+        <w:tc>
+          <w:tcPr>
+            <w:tcBorders>
+              <w:top w:color="000000" w:space="0" w:sz="8" w:val="single"/>
+              <w:left w:color="000000" w:space="0" w:sz="8" w:val="single"/>
+              <w:bottom w:color="000000" w:space="0" w:sz="8" w:val="single"/>
+              <w:right w:color="000000" w:space="0" w:sz="8" w:val="single"/>
+            </w:tcBorders>
+          </w:tcPr>
+          <w:p>
+            <w:pPr>
+              <w:rPr/>
+            </w:pPr>
+            <w:r>
+              <w:rPr>
+                <w:rtl w:val="0"/>
+              </w:rPr>
+              <w:t xml:space="preserve">Hana Petrov</w:t>
+            </w:r>
+          </w:p>
+        </w:tc>
+        <w:tc>
+          <w:tcPr>
+            <w:tcBorders>
+              <w:top w:color="000000" w:space="0" w:sz="8" w:val="single"/>
+              <w:left w:color="000000" w:space="0" w:sz="8" w:val="single"/>
+              <w:bottom w:color="000000" w:space="0" w:sz="8" w:val="single"/>
+              <w:right w:color="000000" w:space="0" w:sz="8" w:val="single"/>
+            </w:tcBorders>
+            <w:tcMar>
+              <w:top w:w="100.0" w:type="dxa"/>
+              <w:left w:w="100.0" w:type="dxa"/>
+              <w:bottom w:w="100.0" w:type="dxa"/>
+              <w:right w:w="100.0" w:type="dxa"/>
+            </w:tcMar>
+          </w:tcPr>
+          <w:p>
+            <w:pPr>
+              <w:spacing w:before="0" w:line="240" w:lineRule="auto"/>
+              <w:rPr/>
+            </w:pPr>
+            <w:r>
+              <w:rPr>
+                <w:rtl w:val="0"/>
+              </w:rPr>
+              <w:t xml:space="preserve">Measured, organized, always looking for the practical consequence. Wants ramps, lifts and accessible rooms from the renovation, and no surveillance or privatization with them. Spent last night at the Commons café working on the accessibility audit of campus buildings.</w:t>
+            </w:r>
+          </w:p>
+        </w:tc>
+      </w:tr>
+      <w:tr>
+        <w:trPr>
+          <w:cantSplit w:val="0"/>
+          <w:tblHeader w:val="0"/>
+        </w:trPr>
+        <w:tc>
+          <w:tcPr>
+            <w:tcBorders>
+              <w:top w:color="000000" w:space="0" w:sz="8" w:val="single"/>
+              <w:left w:color="000000" w:space="0" w:sz="8" w:val="single"/>
+              <w:bottom w:color="000000" w:space="0" w:sz="8" w:val="single"/>
+              <w:right w:color="000000" w:space="0" w:sz="8" w:val="single"/>
+            </w:tcBorders>
+          </w:tcPr>
+          <w:p>
+            <w:pPr>
+              <w:rPr>
+                <w:rFonts w:ascii="Cambria" w:cs="Cambria" w:eastAsia="Cambria" w:hAnsi="Cambria"/>
+                <w:sz w:val="20"/>
+                <w:szCs w:val="20"/>
+              </w:rPr>
+            </w:pPr>
+            <w:r>
+              <w:rPr>
+                <w:rFonts w:ascii="Cambria" w:cs="Cambria" w:eastAsia="Cambria" w:hAnsi="Cambria"/>
+                <w:sz w:val="20"/>
+                <w:szCs w:val="20"/>
+                <w:rtl w:val="0"/>
+              </w:rPr>
+              <w:t xml:space="preserve">W06</w:t>
+            </w:r>
+          </w:p>
+        </w:tc>
+        <w:tc>
+          <w:tcPr>
+            <w:tcBorders>
+              <w:top w:color="000000" w:space="0" w:sz="8" w:val="single"/>
+              <w:left w:color="000000" w:space="0" w:sz="8" w:val="single"/>
+              <w:bottom w:color="000000" w:space="0" w:sz="8" w:val="single"/>
+              <w:right w:color="000000" w:space="0" w:sz="8" w:val="single"/>
+            </w:tcBorders>
+          </w:tcPr>
+          <w:p>
+            <w:pPr>
+              <w:rPr/>
+            </w:pPr>
+            <w:r>
+              <w:rPr>
+                <w:rtl w:val="0"/>
+              </w:rPr>
+              <w:t xml:space="preserve">Sofia Alvarez</w:t>
+            </w:r>
+          </w:p>
+        </w:tc>
+        <w:tc>
+          <w:tcPr>
+            <w:tcBorders>
+              <w:top w:color="000000" w:space="0" w:sz="8" w:val="single"/>
+              <w:left w:color="000000" w:space="0" w:sz="8" w:val="single"/>
+              <w:bottom w:color="000000" w:space="0" w:sz="8" w:val="single"/>
+              <w:right w:color="000000" w:space="0" w:sz="8" w:val="single"/>
+            </w:tcBorders>
+            <w:tcMar>
+              <w:top w:w="100.0" w:type="dxa"/>
+              <w:left w:w="100.0" w:type="dxa"/>
+              <w:bottom w:w="100.0" w:type="dxa"/>
+              <w:right w:w="100.0" w:type="dxa"/>
+            </w:tcMar>
+          </w:tcPr>
+          <w:p>
+            <w:pPr>
+              <w:spacing w:before="0" w:line="240" w:lineRule="auto"/>
+              <w:rPr/>
+            </w:pPr>
+            <w:r>
+              <w:rPr>
+                <w:rtl w:val="0"/>
+              </w:rPr>
+              <w:t xml:space="preserve">Sharp, fast, suspicious of official statements. Wrote this week’s article on the Charter and published the exclusive photographs of it. Open to a renovation, but not one built on what she sees as corruption. Never names a source.</w:t>
+            </w:r>
+          </w:p>
+        </w:tc>
+      </w:tr>
+      <w:tr>
+        <w:trPr>
+          <w:cantSplit w:val="0"/>
+          <w:tblHeader w:val="0"/>
+        </w:trPr>
+        <w:tc>
+          <w:tcPr>
+            <w:tcBorders>
+              <w:top w:color="000000" w:space="0" w:sz="8" w:val="single"/>
+              <w:left w:color="000000" w:space="0" w:sz="8" w:val="single"/>
+              <w:bottom w:color="000000" w:space="0" w:sz="8" w:val="single"/>
+              <w:right w:color="000000" w:space="0" w:sz="8" w:val="single"/>
+            </w:tcBorders>
+          </w:tcPr>
+          <w:p>
+            <w:pPr>
+              <w:rPr>
+                <w:rFonts w:ascii="Cambria" w:cs="Cambria" w:eastAsia="Cambria" w:hAnsi="Cambria"/>
+                <w:sz w:val="20"/>
+                <w:szCs w:val="20"/>
+              </w:rPr>
+            </w:pPr>
+            <w:r>
+              <w:rPr>
+                <w:rFonts w:ascii="Cambria" w:cs="Cambria" w:eastAsia="Cambria" w:hAnsi="Cambria"/>
+                <w:sz w:val="20"/>
+                <w:szCs w:val="20"/>
+                <w:rtl w:val="0"/>
+              </w:rPr>
+              <w:t xml:space="preserve">W07</w:t>
+            </w:r>
+          </w:p>
+        </w:tc>
+        <w:tc>
+          <w:tcPr>
+            <w:tcBorders>
+              <w:top w:color="000000" w:space="0" w:sz="8" w:val="single"/>
+              <w:left w:color="000000" w:space="0" w:sz="8" w:val="single"/>
+              <w:bottom w:color="000000" w:space="0" w:sz="8" w:val="single"/>
+              <w:right w:color="000000" w:space="0" w:sz="8" w:val="single"/>
+            </w:tcBorders>
+          </w:tcPr>
+          <w:p>
+            <w:pPr>
+              <w:rPr/>
+            </w:pPr>
+            <w:r>
+              <w:rPr>
+                <w:rtl w:val="0"/>
+              </w:rPr>
+              <w:t xml:space="preserve">Evan Cho</w:t>
+            </w:r>
+          </w:p>
+        </w:tc>
+        <w:tc>
+          <w:tcPr>
+            <w:tcBorders>
+              <w:top w:color="000000" w:space="0" w:sz="8" w:val="single"/>
+              <w:left w:color="000000" w:space="0" w:sz="8" w:val="single"/>
+              <w:bottom w:color="000000" w:space="0" w:sz="8" w:val="single"/>
+              <w:right w:color="000000" w:space="0" w:sz="8" w:val="single"/>
+            </w:tcBorders>
+            <w:tcMar>
+              <w:top w:w="100.0" w:type="dxa"/>
+              <w:left w:w="100.0" w:type="dxa"/>
+              <w:bottom w:w="100.0" w:type="dxa"/>
+              <w:right w:w="100.0" w:type="dxa"/>
+            </w:tcMar>
+          </w:tcPr>
+          <w:p>
+            <w:pPr>
+              <w:spacing w:before="0" w:line="240" w:lineRule="auto"/>
+              <w:rPr/>
+            </w:pPr>
+            <w:r>
+              <w:rPr>
+                <w:rtl w:val="0"/>
+              </w:rPr>
+              <w:t xml:space="preserve">Laconic, observant, uninterested in campus politics. Works the night shift at the Commons café and sees everyone who comes and goes.</w:t>
+            </w:r>
+          </w:p>
+        </w:tc>
+      </w:tr>
+      <w:tr>
+        <w:trPr>
+          <w:cantSplit w:val="0"/>
+          <w:tblHeader w:val="0"/>
+        </w:trPr>
+        <w:tc>
+          <w:tcPr>
+            <w:tcBorders>
+              <w:top w:color="000000" w:space="0" w:sz="8" w:val="single"/>
+              <w:left w:color="000000" w:space="0" w:sz="8" w:val="single"/>
+              <w:bottom w:color="000000" w:space="0" w:sz="8" w:val="single"/>
+              <w:right w:color="000000" w:space="0" w:sz="8" w:val="single"/>
+            </w:tcBorders>
+          </w:tcPr>
+          <w:p>
+            <w:pPr>
+              <w:rPr>
+                <w:rFonts w:ascii="Cambria" w:cs="Cambria" w:eastAsia="Cambria" w:hAnsi="Cambria"/>
+                <w:sz w:val="20"/>
+                <w:szCs w:val="20"/>
+              </w:rPr>
+            </w:pPr>
+            <w:r>
+              <w:rPr>
+                <w:rFonts w:ascii="Cambria" w:cs="Cambria" w:eastAsia="Cambria" w:hAnsi="Cambria"/>
+                <w:sz w:val="20"/>
+                <w:szCs w:val="20"/>
+                <w:rtl w:val="0"/>
+              </w:rPr>
+              <w:t xml:space="preserve">W08</w:t>
+            </w:r>
+          </w:p>
+        </w:tc>
+        <w:tc>
+          <w:tcPr>
+            <w:tcBorders>
+              <w:top w:color="000000" w:space="0" w:sz="8" w:val="single"/>
+              <w:left w:color="000000" w:space="0" w:sz="8" w:val="single"/>
+              <w:bottom w:color="000000" w:space="0" w:sz="8" w:val="single"/>
+              <w:right w:color="000000" w:space="0" w:sz="8" w:val="single"/>
+            </w:tcBorders>
+          </w:tcPr>
+          <w:p>
+            <w:pPr>
+              <w:rPr/>
+            </w:pPr>
+            <w:r>
+              <w:rPr>
+                <w:rtl w:val="0"/>
+              </w:rPr>
+              <w:t xml:space="preserve">Nia Williams</w:t>
+            </w:r>
+          </w:p>
+        </w:tc>
+        <w:tc>
+          <w:tcPr>
+            <w:tcBorders>
+              <w:top w:color="000000" w:space="0" w:sz="8" w:val="single"/>
+              <w:left w:color="000000" w:space="0" w:sz="8" w:val="single"/>
+              <w:bottom w:color="000000" w:space="0" w:sz="8" w:val="single"/>
+              <w:right w:color="000000" w:space="0" w:sz="8" w:val="single"/>
+            </w:tcBorders>
+            <w:tcMar>
+              <w:top w:w="100.0" w:type="dxa"/>
+              <w:left w:w="100.0" w:type="dxa"/>
+              <w:bottom w:w="100.0" w:type="dxa"/>
+              <w:right w:w="100.0" w:type="dxa"/>
+            </w:tcMar>
+          </w:tcPr>
+          <w:p>
+            <w:pPr>
+              <w:spacing w:before="0" w:line="240" w:lineRule="auto"/>
+              <w:rPr/>
+            </w:pPr>
+            <w:r>
+              <w:rPr>
+                <w:rtl w:val="0"/>
+              </w:rPr>
+              <w:t xml:space="preserve">Earnest and procedural; a senior who has sat through every consultation the administration skipped. Against the renovation on process grounds: the students must be asked. Sits on the archive access committee.</w:t>
+            </w:r>
+          </w:p>
+        </w:tc>
+      </w:tr>
+    </w:tbl>
+    <w:p>
+      <w:pPr>
+        <w:rPr/>
+      </w:pPr>
+      <w:r>
+        <w:rPr>
+          <w:rtl w:val="0"/>
+        </w:rPr>
+      </w:r>
+    </w:p>
+    <w:p>
+      <w:pPr>
+        <w:rPr/>
+      </w:pPr>
+      <w:r>
+        <w:rPr>
+          <w:rtl w:val="0"/>
+        </w:rPr>
+      </w:r>
+    </w:p>
+    <w:p>
+      <w:pPr>
+        <w:rPr/>
+      </w:pPr>
+      <w:r>
+        <w:rPr>
+          <w:rtl w:val="0"/>
+        </w:rPr>
+        <w:t xml:space="preserve">Table 4.3 Witnesses technical information</w:t>
+      </w:r>
+    </w:p>
+    <w:tbl>
+      <w:tblPr>
+        <w:tblStyle w:val="Table3"/>
         <w:tblW w:w="9465.0" w:type="dxa"/>
         <w:jc w:val="left"/>
         <w:tblInd w:w="-108.0" w:type="dxa"/>
@@ -1680,17 +2460,17 @@
         <w:gridCol w:w="735"/>
         <w:gridCol w:w="1185"/>
         <w:gridCol w:w="2655"/>
-        <w:gridCol w:w="2865"/>
+        <w:gridCol w:w="2565"/>
+        <w:gridCol w:w="1155"/>
         <w:gridCol w:w="1170"/>
-        <w:gridCol w:w="855"/>
         <w:tblGridChange w:id="0">
           <w:tblGrid>
             <w:gridCol w:w="735"/>
             <w:gridCol w:w="1185"/>
             <w:gridCol w:w="2655"/>
-            <w:gridCol w:w="2865"/>
+            <w:gridCol w:w="2565"/>
+            <w:gridCol w:w="1155"/>
             <w:gridCol w:w="1170"/>
-            <w:gridCol w:w="855"/>
           </w:tblGrid>
         </w:tblGridChange>
       </w:tblGrid>
@@ -2446,7 +3226,7 @@
               <w:rPr>
                 <w:rtl w:val="0"/>
               </w:rPr>
-              <w:t xml:space="preserve">Theater loading dock</w:t>
+              <w:t xml:space="preserve">Theater loft</w:t>
             </w:r>
           </w:p>
         </w:tc>
@@ -3422,7 +4202,7 @@
     </w:p>
     <w:tbl>
       <w:tblPr>
-        <w:tblStyle w:val="Table3"/>
+        <w:tblStyle w:val="Table4"/>
         <w:tblW w:w="9690.0" w:type="dxa"/>
         <w:jc w:val="left"/>
         <w:tblInd w:w="-318.0" w:type="dxa"/>
@@ -5005,7 +5785,7 @@
     </w:p>
     <w:tbl>
       <w:tblPr>
-        <w:tblStyle w:val="Table4"/>
+        <w:tblStyle w:val="Table5"/>
         <w:tblW w:w="9615.0" w:type="dxa"/>
         <w:jc w:val="left"/>
         <w:tblInd w:w="-333.0" w:type="dxa"/>
@@ -5685,7 +6465,7 @@
     </w:p>
     <w:tbl>
       <w:tblPr>
-        <w:tblStyle w:val="Table5"/>
+        <w:tblStyle w:val="Table6"/>
         <w:tblW w:w="9360.0" w:type="dxa"/>
         <w:jc w:val="left"/>
         <w:tblBorders>
@@ -7072,36 +7852,44 @@
     </w:p>
     <w:p>
       <w:pPr>
-        <w:rPr/>
-      </w:pPr>
-      <w:r>
-        <w:rPr>
-          <w:b w:val="1"/>
-          <w:bCs w:val="1"/>
-          <w:rtl w:val="0"/>
-        </w:rPr>
-        <w:t xml:space="preserve">Public background card (player-facing).</w:t>
-      </w:r>
-      <w:r>
-        <w:rPr>
-          <w:rtl w:val="0"/>
-        </w:rPr>
-        <w:t xml:space="preserve"> Careful, exact, slow to make claims she cannot support. Preservationist: the Commons is a record of student life. Has argued publicly for months that the disputed mark is an original comma. Works evenings in the archive</w:t>
-      </w:r>
+        <w:rPr>
+          <w:del w:author="Tomer Perry" w:id="18" w:date="2026-10-22T16:08:38Z"/>
+        </w:rPr>
+      </w:pPr>
+      <w:del w:author="Tomer Perry" w:id="18" w:date="2026-10-22T16:08:38Z">
+        <w:r>
+          <w:rPr>
+            <w:b w:val="1"/>
+            <w:bCs w:val="1"/>
+            <w:rtl w:val="0"/>
+          </w:rPr>
+          <w:delText xml:space="preserve">Public background card (player-facing).</w:delText>
+        </w:r>
+        <w:r>
+          <w:rPr>
+            <w:rtl w:val="0"/>
+          </w:rPr>
+          <w:delText xml:space="preserve"> Careful, exact, slow to make claims she cannot support. Preservationist: the Commons is a record of student life. Has argued publicly for months that the disputed mark is an original comma. Works evenings in the archive</w:delText>
+        </w:r>
+      </w:del>
       <w:ins w:author="Tomer Perry" w:id="18" w:date="2026-10-22T16:08:38Z">
-        <w:r>
-          <w:rPr>
-            <w:rtl w:val="0"/>
-          </w:rPr>
-          <w:t xml:space="preserve"> and studies at the Commons café</w:t>
-        </w:r>
-      </w:ins>
-      <w:r>
-        <w:rPr>
-          <w:rtl w:val="0"/>
-        </w:rPr>
-        <w:t xml:space="preserve">.</w:t>
-      </w:r>
+        <w:del w:author="Tomer Perry" w:id="18" w:date="2026-10-22T16:08:38Z">
+          <w:r>
+            <w:rPr>
+              <w:rtl w:val="0"/>
+            </w:rPr>
+            <w:delText xml:space="preserve"> and studies at the Commons café</w:delText>
+          </w:r>
+        </w:del>
+      </w:ins>
+      <w:del w:author="Tomer Perry" w:id="18" w:date="2026-10-22T16:08:38Z">
+        <w:r>
+          <w:rPr>
+            <w:rtl w:val="0"/>
+          </w:rPr>
+          <w:delText xml:space="preserve">.</w:delText>
+        </w:r>
+      </w:del>
     </w:p>
     <w:p>
       <w:pPr>
@@ -7349,6 +8137,29 @@
     </w:p>
     <w:p>
       <w:pPr>
+        <w:rPr>
+          <w:del w:author="Tomer Perry" w:id="23" w:date="2026-10-23T05:44:50Z"/>
+        </w:rPr>
+      </w:pPr>
+      <w:del w:author="Tomer Perry" w:id="23" w:date="2026-10-23T05:44:50Z">
+        <w:r>
+          <w:rPr>
+            <w:b w:val="1"/>
+            <w:bCs w:val="1"/>
+            <w:rtl w:val="0"/>
+          </w:rPr>
+          <w:delText xml:space="preserve">Public background card (player-facing).</w:delText>
+        </w:r>
+        <w:r>
+          <w:rPr>
+            <w:rtl w:val="0"/>
+          </w:rPr>
+          <w:delText xml:space="preserve"> Brisk, confident, checks his watch. Treats time as the scarcest resource on campus. Strong supporter of the renovation: students need usable places to build things. Was on the invitation list for tonight’s event.</w:delText>
+        </w:r>
+      </w:del>
+    </w:p>
+    <w:p>
+      <w:pPr>
         <w:rPr/>
       </w:pPr>
       <w:r>
@@ -7357,13 +8168,13 @@
           <w:bCs w:val="1"/>
           <w:rtl w:val="0"/>
         </w:rPr>
-        <w:t xml:space="preserve">Public background card (player-facing).</w:t>
-      </w:r>
-      <w:r>
-        <w:rPr>
-          <w:rtl w:val="0"/>
-        </w:rPr>
-        <w:t xml:space="preserve"> Brisk, confident, checks his watch. Treats time as the scarcest resource on campus. Strong supporter of the renovation: students need usable places to build things. Was on the invitation list for tonight’s event.</w:t>
+        <w:t xml:space="preserve">Position on the CCC.</w:t>
+      </w:r>
+      <w:r>
+        <w:rPr>
+          <w:rtl w:val="0"/>
+        </w:rPr>
+        <w:t xml:space="preserve"> Build it. The Charter fight is obstruction by people who mistake nostalgia for principle.</w:t>
       </w:r>
     </w:p>
     <w:p>
@@ -7376,13 +8187,13 @@
           <w:bCs w:val="1"/>
           <w:rtl w:val="0"/>
         </w:rPr>
-        <w:t xml:space="preserve">Position on the CCC.</w:t>
-      </w:r>
-      <w:r>
-        <w:rPr>
-          <w:rtl w:val="0"/>
-        </w:rPr>
-        <w:t xml:space="preserve"> Build it. The Charter fight is obstruction by people who mistake nostalgia for principle.</w:t>
+        <w:t xml:space="preserve">Withheld secret.</w:t>
+      </w:r>
+      <w:r>
+        <w:rPr>
+          <w:rtl w:val="0"/>
+        </w:rPr>
+        <w:t xml:space="preserve"> He accepted a confidential promise of office space for his club from the redevelopment committee.</w:t>
       </w:r>
     </w:p>
     <w:p>
@@ -7395,25 +8206,6 @@
           <w:bCs w:val="1"/>
           <w:rtl w:val="0"/>
         </w:rPr>
-        <w:t xml:space="preserve">Withheld secret.</w:t>
-      </w:r>
-      <w:r>
-        <w:rPr>
-          <w:rtl w:val="0"/>
-        </w:rPr>
-        <w:t xml:space="preserve"> He accepted a confidential promise of office space for his club from the redevelopment committee.</w:t>
-      </w:r>
-    </w:p>
-    <w:p>
-      <w:pPr>
-        <w:rPr/>
-      </w:pPr>
-      <w:r>
-        <w:rPr>
-          <w:b w:val="1"/>
-          <w:bCs w:val="1"/>
-          <w:rtl w:val="0"/>
-        </w:rPr>
         <w:t xml:space="preserve">Tripwire.</w:t>
       </w:r>
       <w:r>
@@ -7422,7 +8214,7 @@
         </w:rPr>
         <w:t xml:space="preserve"> Q1 — “</w:t>
       </w:r>
-      <w:ins w:author="Tomer Perry" w:id="23" w:date="2026-10-22T16:08:38Z">
+      <w:ins w:author="Tomer Perry" w:id="24" w:date="2026-10-22T16:08:38Z">
         <w:r>
           <w:rPr>
             <w:rtl w:val="0"/>
@@ -7436,7 +8228,7 @@
         </w:rPr>
         <w:t xml:space="preserve">Walk me through your evening</w:t>
       </w:r>
-      <w:del w:author="Tomer Perry" w:id="24" w:date="2026-10-22T16:08:38Z">
+      <w:del w:author="Tomer Perry" w:id="25" w:date="2026-10-22T16:08:38Z">
         <w:r>
           <w:rPr>
             <w:rtl w:val="0"/>
@@ -7444,14 +8236,14 @@
           <w:delText xml:space="preserve"> yesterday, minute by minute.” (A slow, exhaustive question</w:delText>
         </w:r>
       </w:del>
-      <w:ins w:author="Tomer Perry" w:id="24" w:date="2026-10-22T16:08:38Z">
+      <w:ins w:author="Tomer Perry" w:id="25" w:date="2026-10-22T16:08:38Z">
         <w:r>
           <w:rPr>
             <w:rtl w:val="0"/>
           </w:rPr>
           <w:t xml:space="preserve">, as much as possible.”</w:t>
         </w:r>
-        <w:del w:author="Tomer Perry" w:id="24" w:date="2026-10-22T16:08:38Z">
+        <w:del w:author="Tomer Perry" w:id="25" w:date="2026-10-22T16:08:38Z">
           <w:r>
             <w:rPr>
               <w:rtl w:val="0"/>
@@ -7460,7 +8252,7 @@
           </w:r>
         </w:del>
       </w:ins>
-      <w:del w:author="Tomer Perry" w:id="24" w:date="2026-10-22T16:08:38Z">
+      <w:del w:author="Tomer Perry" w:id="25" w:date="2026-10-22T16:08:38Z">
         <w:r>
           <w:rPr>
             <w:rtl w:val="0"/>
@@ -7488,7 +8280,7 @@
         </w:rPr>
         <w:t xml:space="preserve"> Leo doesn’t look up from his phone. “</w:t>
       </w:r>
-      <w:del w:author="Tomer Perry" w:id="25" w:date="2026-10-22T16:08:38Z">
+      <w:del w:author="Tomer Perry" w:id="26" w:date="2026-10-22T16:08:38Z">
         <w:r>
           <w:rPr>
             <w:rtl w:val="0"/>
@@ -7496,7 +8288,7 @@
           <w:delText xml:space="preserve">Minute by minute</w:delText>
         </w:r>
       </w:del>
-      <w:ins w:author="Tomer Perry" w:id="25" w:date="2026-10-22T16:08:38Z">
+      <w:ins w:author="Tomer Perry" w:id="26" w:date="2026-10-22T16:08:38Z">
         <w:r>
           <w:rPr>
             <w:rtl w:val="0"/>
@@ -7529,7 +8321,7 @@
         </w:rPr>
         <w:t xml:space="preserve"> </w:t>
       </w:r>
-      <w:del w:author="Tomer Perry" w:id="26" w:date="2026-10-22T16:08:38Z">
+      <w:del w:author="Tomer Perry" w:id="27" w:date="2026-10-22T16:08:38Z">
         <w:r>
           <w:rPr>
             <w:rtl w:val="0"/>
@@ -7537,7 +8329,7 @@
           <w:delText xml:space="preserve">8</w:delText>
         </w:r>
       </w:del>
-      <w:ins w:author="Tomer Perry" w:id="26" w:date="2026-10-22T16:08:38Z">
+      <w:ins w:author="Tomer Perry" w:id="27" w:date="2026-10-22T16:08:38Z">
         <w:r>
           <w:rPr>
             <w:rtl w:val="0"/>
@@ -7551,7 +8343,7 @@
         </w:rPr>
         <w:t xml:space="preserve"> of 8 — receptive on </w:t>
       </w:r>
-      <w:del w:author="Tomer Perry" w:id="27" w:date="2026-10-22T16:08:38Z">
+      <w:del w:author="Tomer Perry" w:id="28" w:date="2026-10-22T16:08:38Z">
         <w:r>
           <w:rPr>
             <w:rtl w:val="0"/>
@@ -7559,7 +8351,7 @@
           <w:delText xml:space="preserve">0</w:delText>
         </w:r>
       </w:del>
-      <w:ins w:author="Tomer Perry" w:id="27" w:date="2026-10-22T16:08:38Z">
+      <w:ins w:author="Tomer Perry" w:id="28" w:date="2026-10-22T16:08:38Z">
         <w:r>
           <w:rPr>
             <w:rtl w:val="0"/>
@@ -7573,7 +8365,7 @@
         </w:rPr>
         <w:t xml:space="preserve"> of 7 answers (</w:t>
       </w:r>
-      <w:del w:author="Tomer Perry" w:id="28" w:date="2026-10-22T16:08:38Z">
+      <w:del w:author="Tomer Perry" w:id="29" w:date="2026-10-22T16:08:38Z">
         <w:r>
           <w:rPr>
             <w:rtl w:val="0"/>
@@ -7581,7 +8373,7 @@
           <w:delText xml:space="preserve">none</w:delText>
         </w:r>
       </w:del>
-      <w:ins w:author="Tomer Perry" w:id="28" w:date="2026-10-22T16:08:38Z">
+      <w:ins w:author="Tomer Perry" w:id="29" w:date="2026-10-22T16:08:38Z">
         <w:r>
           <w:rPr>
             <w:rtl w:val="0"/>
@@ -7673,6 +8465,29 @@
     </w:p>
     <w:p>
       <w:pPr>
+        <w:rPr>
+          <w:del w:author="Tomer Perry" w:id="30" w:date="2026-10-23T05:44:50Z"/>
+        </w:rPr>
+      </w:pPr>
+      <w:del w:author="Tomer Perry" w:id="30" w:date="2026-10-23T05:44:50Z">
+        <w:r>
+          <w:rPr>
+            <w:b w:val="1"/>
+            <w:bCs w:val="1"/>
+            <w:rtl w:val="0"/>
+          </w:rPr>
+          <w:delText xml:space="preserve">Public background card (player-facing).</w:delText>
+        </w:r>
+        <w:r>
+          <w:rPr>
+            <w:rtl w:val="0"/>
+          </w:rPr>
+          <w:delText xml:space="preserve"> Precise and technical; explains things once and expects to be understood. Supports the technology in the plan but opposes facial recognition. Wrote the student explainer on how the archive’s access system works.</w:delText>
+        </w:r>
+      </w:del>
+    </w:p>
+    <w:p>
+      <w:pPr>
         <w:rPr/>
       </w:pPr>
       <w:r>
@@ -7681,13 +8496,13 @@
           <w:bCs w:val="1"/>
           <w:rtl w:val="0"/>
         </w:rPr>
-        <w:t xml:space="preserve">Public background card (player-facing).</w:t>
-      </w:r>
-      <w:r>
-        <w:rPr>
-          <w:rtl w:val="0"/>
-        </w:rPr>
-        <w:t xml:space="preserve"> Precise and technical; explains things once and expects to be understood. Supports the technology in the plan but opposes facial recognition. Wrote the student explainer on how the archive’s access system works.</w:t>
+        <w:t xml:space="preserve">Position on the CCC.</w:t>
+      </w:r>
+      <w:r>
+        <w:rPr>
+          <w:rtl w:val="0"/>
+        </w:rPr>
+        <w:t xml:space="preserve"> Modern systems, yes; facial recognition, no. Wants a technically credible privacy compromise.</w:t>
       </w:r>
     </w:p>
     <w:p>
@@ -7700,13 +8515,57 @@
           <w:bCs w:val="1"/>
           <w:rtl w:val="0"/>
         </w:rPr>
-        <w:t xml:space="preserve">Position on the CCC.</w:t>
-      </w:r>
-      <w:r>
-        <w:rPr>
-          <w:rtl w:val="0"/>
-        </w:rPr>
-        <w:t xml:space="preserve"> Modern systems, yes; facial recognition, no. Wants a technically credible privacy compromise.</w:t>
+        <w:t xml:space="preserve">Withheld secret.</w:t>
+      </w:r>
+      <w:r>
+        <w:rPr>
+          <w:rtl w:val="0"/>
+        </w:rPr>
+        <w:t xml:space="preserve"> </w:t>
+      </w:r>
+      <w:del w:author="Tomer Perry" w:id="31" w:date="2026-10-22T16:08:38Z">
+        <w:r>
+          <w:rPr>
+            <w:rtl w:val="0"/>
+          </w:rPr>
+          <w:delText xml:space="preserve">She copied an access-card debugging file</w:delText>
+        </w:r>
+      </w:del>
+      <w:ins w:author="Tomer Perry" w:id="31" w:date="2026-10-22T16:08:38Z">
+        <w:r>
+          <w:rPr>
+            <w:rtl w:val="0"/>
+          </w:rPr>
+          <w:t xml:space="preserve">At Mira’s request she tried to delete Mira’s entry</w:t>
+        </w:r>
+      </w:ins>
+      <w:r>
+        <w:rPr>
+          <w:rtl w:val="0"/>
+        </w:rPr>
+        <w:t xml:space="preserve"> from the </w:t>
+      </w:r>
+      <w:del w:author="Tomer Perry" w:id="32" w:date="2026-10-22T16:08:38Z">
+        <w:r>
+          <w:rPr>
+            <w:rtl w:val="0"/>
+          </w:rPr>
+          <w:delText xml:space="preserve">system without permission</w:delText>
+        </w:r>
+      </w:del>
+      <w:ins w:author="Tomer Perry" w:id="32" w:date="2026-10-22T16:08:38Z">
+        <w:r>
+          <w:rPr>
+            <w:rtl w:val="0"/>
+          </w:rPr>
+          <w:t xml:space="preserve">archive access log this morning, and failed</w:t>
+        </w:r>
+      </w:ins>
+      <w:r>
+        <w:rPr>
+          <w:rtl w:val="0"/>
+        </w:rPr>
+        <w:t xml:space="preserve">.</w:t>
       </w:r>
     </w:p>
     <w:p>
@@ -7719,57 +8578,65 @@
           <w:bCs w:val="1"/>
           <w:rtl w:val="0"/>
         </w:rPr>
-        <w:t xml:space="preserve">Withheld secret.</w:t>
-      </w:r>
-      <w:r>
-        <w:rPr>
-          <w:rtl w:val="0"/>
-        </w:rPr>
-        <w:t xml:space="preserve"> </w:t>
-      </w:r>
-      <w:del w:author="Tomer Perry" w:id="29" w:date="2026-10-22T16:08:38Z">
-        <w:r>
-          <w:rPr>
-            <w:rtl w:val="0"/>
-          </w:rPr>
-          <w:delText xml:space="preserve">She copied an access-card debugging file</w:delText>
-        </w:r>
-      </w:del>
-      <w:ins w:author="Tomer Perry" w:id="29" w:date="2026-10-22T16:08:38Z">
-        <w:r>
-          <w:rPr>
-            <w:rtl w:val="0"/>
-          </w:rPr>
-          <w:t xml:space="preserve">At Mira’s request she tried to delete Mira’s entry</w:t>
-        </w:r>
-      </w:ins>
-      <w:r>
-        <w:rPr>
-          <w:rtl w:val="0"/>
-        </w:rPr>
-        <w:t xml:space="preserve"> from the </w:t>
-      </w:r>
-      <w:del w:author="Tomer Perry" w:id="30" w:date="2026-10-22T16:08:38Z">
-        <w:r>
-          <w:rPr>
-            <w:rtl w:val="0"/>
-          </w:rPr>
-          <w:delText xml:space="preserve">system without permission</w:delText>
-        </w:r>
-      </w:del>
-      <w:ins w:author="Tomer Perry" w:id="30" w:date="2026-10-22T16:08:38Z">
-        <w:r>
-          <w:rPr>
-            <w:rtl w:val="0"/>
-          </w:rPr>
-          <w:t xml:space="preserve">archive access log this morning, and failed</w:t>
-        </w:r>
-      </w:ins>
-      <w:r>
-        <w:rPr>
-          <w:rtl w:val="0"/>
-        </w:rPr>
-        <w:t xml:space="preserve">.</w:t>
+        <w:t xml:space="preserve">Tripwire.</w:t>
+      </w:r>
+      <w:r>
+        <w:rPr>
+          <w:rtl w:val="0"/>
+        </w:rPr>
+        <w:t xml:space="preserve"> Q2 — “</w:t>
+      </w:r>
+      <w:del w:author="Tomer Perry" w:id="33" w:date="2026-10-22T16:08:38Z">
+        <w:r>
+          <w:rPr>
+            <w:rtl w:val="0"/>
+          </w:rPr>
+          <w:delText xml:space="preserve">Do you actually understand what the disputed comma changes, or should I explain it?” (Condescension about competence shuts Priya down; she wrote the campus explainer on the access system.)</w:delText>
+          <w:br w:type="textWrapping"/>
+        </w:r>
+        <w:r>
+          <w:rPr>
+            <w:b w:val="1"/>
+            <w:bCs w:val="1"/>
+            <w:rtl w:val="0"/>
+          </w:rPr>
+          <w:delText xml:space="preserve">Walk-away text.</w:delText>
+        </w:r>
+        <w:r>
+          <w:rPr>
+            <w:rtl w:val="0"/>
+          </w:rPr>
+          <w:delText xml:space="preserve"> Priya’s face goes flat. “I wrote the explainer. If you need the comma explained to me, we’re finished</w:delText>
+        </w:r>
+      </w:del>
+      <w:ins w:author="Tomer Perry" w:id="33" w:date="2026-10-22T16:08:38Z">
+        <w:r>
+          <w:rPr>
+            <w:rtl w:val="0"/>
+          </w:rPr>
+          <w:t xml:space="preserve">So, what’s the deal with the comma? How come it makes such a big difference? Explain to me please.”</w:t>
+          <w:br w:type="textWrapping"/>
+        </w:r>
+        <w:r>
+          <w:rPr>
+            <w:b w:val="1"/>
+            <w:bCs w:val="1"/>
+            <w:rtl w:val="0"/>
+          </w:rPr>
+          <w:t xml:space="preserve">Walk-away text.</w:t>
+        </w:r>
+        <w:r>
+          <w:rPr>
+            <w:rtl w:val="0"/>
+          </w:rPr>
+          <w:t xml:space="preserve"> Priya’s face goes flat. “The comma. Of course. Everyone wants to talk about punctuation while they bolt cameras to every door</w:t>
+        </w:r>
+      </w:ins>
+      <w:r>
+        <w:rPr>
+          <w:rtl w:val="0"/>
+        </w:rPr>
+        <w:t xml:space="preserve">.” She turns back to her screen.</w:t>
       </w:r>
     </w:p>
     <w:p>
@@ -7782,65 +8649,25 @@
           <w:bCs w:val="1"/>
           <w:rtl w:val="0"/>
         </w:rPr>
-        <w:t xml:space="preserve">Tripwire.</w:t>
-      </w:r>
-      <w:r>
-        <w:rPr>
-          <w:rtl w:val="0"/>
-        </w:rPr>
-        <w:t xml:space="preserve"> Q2 — “</w:t>
-      </w:r>
-      <w:del w:author="Tomer Perry" w:id="31" w:date="2026-10-22T16:08:38Z">
-        <w:r>
-          <w:rPr>
-            <w:rtl w:val="0"/>
-          </w:rPr>
-          <w:delText xml:space="preserve">Do you actually understand what the disputed comma changes, or should I explain it?” (Condescension about competence shuts Priya down; she wrote the campus explainer on the access system.)</w:delText>
-          <w:br w:type="textWrapping"/>
-        </w:r>
-        <w:r>
-          <w:rPr>
-            <w:b w:val="1"/>
-            <w:bCs w:val="1"/>
-            <w:rtl w:val="0"/>
-          </w:rPr>
-          <w:delText xml:space="preserve">Walk-away text.</w:delText>
-        </w:r>
-        <w:r>
-          <w:rPr>
-            <w:rtl w:val="0"/>
-          </w:rPr>
-          <w:delText xml:space="preserve"> Priya’s face goes flat. “I wrote the explainer. If you need the comma explained to me, we’re finished</w:delText>
-        </w:r>
-      </w:del>
-      <w:ins w:author="Tomer Perry" w:id="31" w:date="2026-10-22T16:08:38Z">
-        <w:r>
-          <w:rPr>
-            <w:rtl w:val="0"/>
-          </w:rPr>
-          <w:t xml:space="preserve">So, what’s the deal with the comma? How come it makes such a big difference? Explain to me please.”</w:t>
-          <w:br w:type="textWrapping"/>
-        </w:r>
-        <w:r>
-          <w:rPr>
-            <w:b w:val="1"/>
-            <w:bCs w:val="1"/>
-            <w:rtl w:val="0"/>
-          </w:rPr>
-          <w:t xml:space="preserve">Walk-away text.</w:t>
-        </w:r>
-        <w:r>
-          <w:rPr>
-            <w:rtl w:val="0"/>
-          </w:rPr>
-          <w:t xml:space="preserve"> Priya’s face goes flat. “The comma. Of course. Everyone wants to talk about punctuation while they bolt cameras to every door</w:t>
-        </w:r>
-      </w:ins>
-      <w:r>
-        <w:rPr>
-          <w:rtl w:val="0"/>
-        </w:rPr>
-        <w:t xml:space="preserve">.” She turns back to her screen.</w:t>
+        <w:t xml:space="preserve">Receptiveness rank.</w:t>
+      </w:r>
+      <w:r>
+        <w:rPr>
+          <w:rtl w:val="0"/>
+        </w:rPr>
+        <w:t xml:space="preserve"> 5 of 8 — receptive on 3 of 7 answers (Q3, Q6, Q7).</w:t>
+      </w:r>
+    </w:p>
+    <w:p>
+      <w:pPr>
+        <w:pStyle w:val="Heading2"/>
+        <w:rPr/>
+      </w:pPr>
+      <w:r>
+        <w:rPr>
+          <w:rtl w:val="0"/>
+        </w:rPr>
+        <w:t xml:space="preserve">W04 — Jonah Reed</w:t>
       </w:r>
     </w:p>
     <w:p>
@@ -7853,37 +8680,6 @@
           <w:bCs w:val="1"/>
           <w:rtl w:val="0"/>
         </w:rPr>
-        <w:t xml:space="preserve">Receptiveness rank.</w:t>
-      </w:r>
-      <w:r>
-        <w:rPr>
-          <w:rtl w:val="0"/>
-        </w:rPr>
-        <w:t xml:space="preserve"> 5 of 8 — receptive on 3 of 7 answers (Q3, Q6, Q7).</w:t>
-      </w:r>
-    </w:p>
-    <w:p>
-      <w:pPr>
-        <w:pStyle w:val="Heading2"/>
-        <w:rPr/>
-      </w:pPr>
-      <w:r>
-        <w:rPr>
-          <w:rtl w:val="0"/>
-        </w:rPr>
-        <w:t xml:space="preserve">W04 — Jonah Reed</w:t>
-      </w:r>
-    </w:p>
-    <w:p>
-      <w:pPr>
-        <w:rPr/>
-      </w:pPr>
-      <w:r>
-        <w:rPr>
-          <w:b w:val="1"/>
-          <w:bCs w:val="1"/>
-          <w:rtl w:val="0"/>
-        </w:rPr>
         <w:t xml:space="preserve">Role.</w:t>
       </w:r>
       <w:r>
@@ -7892,7 +8688,7 @@
         </w:rPr>
         <w:t xml:space="preserve"> </w:t>
       </w:r>
-      <w:del w:author="Tomer Perry" w:id="32" w:date="2026-10-22T16:08:38Z">
+      <w:del w:author="Tomer Perry" w:id="34" w:date="2026-10-22T16:08:38Z">
         <w:r>
           <w:rPr>
             <w:rtl w:val="0"/>
@@ -7900,7 +8696,7 @@
           <w:delText xml:space="preserve">Theatre major; scenery and stage manager</w:delText>
         </w:r>
       </w:del>
-      <w:ins w:author="Tomer Perry" w:id="32" w:date="2026-10-22T16:08:38Z">
+      <w:ins w:author="Tomer Perry" w:id="34" w:date="2026-10-22T16:08:38Z">
         <w:r>
           <w:rPr>
             <w:rtl w:val="0"/>
@@ -7958,7 +8754,7 @@
         </w:rPr>
         <w:t xml:space="preserve"> </w:t>
       </w:r>
-      <w:del w:author="Tomer Perry" w:id="33" w:date="2026-10-22T16:08:38Z">
+      <w:del w:author="Tomer Perry" w:id="35" w:date="2026-10-22T16:08:38Z">
         <w:r>
           <w:rPr>
             <w:rtl w:val="0"/>
@@ -7966,7 +8762,7 @@
           <w:delText xml:space="preserve">Theatre</w:delText>
         </w:r>
       </w:del>
-      <w:ins w:author="Tomer Perry" w:id="33" w:date="2026-10-22T16:08:38Z">
+      <w:ins w:author="Tomer Perry" w:id="35" w:date="2026-10-22T16:08:38Z">
         <w:r>
           <w:rPr>
             <w:rtl w:val="0"/>
@@ -7980,6 +8776,71 @@
         </w:rPr>
         <w:t xml:space="preserve"> loading dock</w:t>
       </w:r>
+    </w:p>
+    <w:p>
+      <w:pPr>
+        <w:rPr>
+          <w:del w:author="Tomer Perry" w:id="36" w:date="2026-10-22T16:08:38Z"/>
+        </w:rPr>
+      </w:pPr>
+      <w:del w:author="Tomer Perry" w:id="36" w:date="2026-10-22T16:08:38Z">
+        <w:r>
+          <w:rPr>
+            <w:b w:val="1"/>
+            <w:bCs w:val="1"/>
+            <w:rtl w:val="0"/>
+          </w:rPr>
+          <w:delText xml:space="preserve">Public background card (player-facing).</w:delText>
+        </w:r>
+        <w:r>
+          <w:rPr>
+            <w:rtl w:val="0"/>
+          </w:rPr>
+          <w:delText xml:space="preserve"> Wry, loyal to the theatre crowd, protective of the scenery loft. Opposes the renovation because it</w:delText>
+        </w:r>
+      </w:del>
+      <w:ins w:author="Tomer Perry" w:id="36" w:date="2026-10-22T16:08:38Z">
+        <w:del w:author="Tomer Perry" w:id="36" w:date="2026-10-22T16:08:38Z">
+          <w:r>
+            <w:rPr>
+              <w:rtl w:val="0"/>
+            </w:rPr>
+            <w:delText xml:space="preserve">warm and easily distracted. Organizes for the Green Commons Coalition because the plan</w:delText>
+          </w:r>
+        </w:del>
+      </w:ins>
+      <w:del w:author="Tomer Perry" w:id="36" w:date="2026-10-22T16:08:38Z">
+        <w:r>
+          <w:rPr>
+            <w:rtl w:val="0"/>
+          </w:rPr>
+          <w:delText xml:space="preserve"> takes rehearsal and storage space that already works. </w:delText>
+        </w:r>
+        <w:r>
+          <w:rPr>
+            <w:rtl w:val="0"/>
+          </w:rPr>
+          <w:delText xml:space="preserve">Was in the theatre loading area most of last night</w:delText>
+        </w:r>
+      </w:del>
+      <w:ins w:author="Tomer Perry" w:id="37" w:date="2026-10-22T16:08:38Z">
+        <w:del w:author="Tomer Perry" w:id="36" w:date="2026-10-22T16:08:38Z">
+          <w:r>
+            <w:rPr>
+              <w:rtl w:val="0"/>
+            </w:rPr>
+            <w:delText xml:space="preserve">Does his work at the Commons café and is making the posters for the spring production of H.M.S. Pinafore</w:delText>
+          </w:r>
+        </w:del>
+      </w:ins>
+      <w:del w:author="Tomer Perry" w:id="36" w:date="2026-10-22T16:08:38Z">
+        <w:r>
+          <w:rPr>
+            <w:rtl w:val="0"/>
+          </w:rPr>
+          <w:delText xml:space="preserve">.</w:delText>
+        </w:r>
+      </w:del>
     </w:p>
     <w:p>
       <w:pPr>
@@ -7991,57 +8852,13 @@
           <w:bCs w:val="1"/>
           <w:rtl w:val="0"/>
         </w:rPr>
-        <w:t xml:space="preserve">Public background card (player-facing).</w:t>
-      </w:r>
-      <w:r>
-        <w:rPr>
-          <w:rtl w:val="0"/>
-        </w:rPr>
-        <w:t xml:space="preserve"> Wry, </w:t>
-      </w:r>
-      <w:del w:author="Tomer Perry" w:id="34" w:date="2026-10-22T16:08:38Z">
-        <w:r>
-          <w:rPr>
-            <w:rtl w:val="0"/>
-          </w:rPr>
-          <w:delText xml:space="preserve">loyal to the theatre crowd, protective of the scenery loft. Opposes the renovation because it</w:delText>
-        </w:r>
-      </w:del>
-      <w:ins w:author="Tomer Perry" w:id="34" w:date="2026-10-22T16:08:38Z">
-        <w:r>
-          <w:rPr>
-            <w:rtl w:val="0"/>
-          </w:rPr>
-          <w:t xml:space="preserve">warm and easily distracted. Organizes for the Green Commons Coalition because the plan</w:t>
-        </w:r>
-      </w:ins>
-      <w:r>
-        <w:rPr>
-          <w:rtl w:val="0"/>
-        </w:rPr>
-        <w:t xml:space="preserve"> takes rehearsal and storage space that already works. </w:t>
-      </w:r>
-      <w:del w:author="Tomer Perry" w:id="35" w:date="2026-10-22T16:08:38Z">
-        <w:r>
-          <w:rPr>
-            <w:rtl w:val="0"/>
-          </w:rPr>
-          <w:delText xml:space="preserve">Was in the theatre loading area most of last night</w:delText>
-        </w:r>
-      </w:del>
-      <w:ins w:author="Tomer Perry" w:id="35" w:date="2026-10-22T16:08:38Z">
-        <w:r>
-          <w:rPr>
-            <w:rtl w:val="0"/>
-          </w:rPr>
-          <w:t xml:space="preserve">Does his work at the Commons café and is making the posters for the spring production of H.M.S. Pinafore</w:t>
-        </w:r>
-      </w:ins>
-      <w:r>
-        <w:rPr>
-          <w:rtl w:val="0"/>
-        </w:rPr>
-        <w:t xml:space="preserve">.</w:t>
+        <w:t xml:space="preserve">Position on the CCC.</w:t>
+      </w:r>
+      <w:r>
+        <w:rPr>
+          <w:rtl w:val="0"/>
+        </w:rPr>
+        <w:t xml:space="preserve"> Against. The plan destroys spaces students actually use to make things.</w:t>
       </w:r>
     </w:p>
     <w:p>
@@ -8054,13 +8871,35 @@
           <w:bCs w:val="1"/>
           <w:rtl w:val="0"/>
         </w:rPr>
-        <w:t xml:space="preserve">Position on the CCC.</w:t>
-      </w:r>
-      <w:r>
-        <w:rPr>
-          <w:rtl w:val="0"/>
-        </w:rPr>
-        <w:t xml:space="preserve"> Against. The plan destroys spaces students actually use to make things.</w:t>
+        <w:t xml:space="preserve">Withheld secret.</w:t>
+      </w:r>
+      <w:r>
+        <w:rPr>
+          <w:rtl w:val="0"/>
+        </w:rPr>
+        <w:t xml:space="preserve"> He </w:t>
+      </w:r>
+      <w:del w:author="Tomer Perry" w:id="38" w:date="2026-10-22T16:08:38Z">
+        <w:r>
+          <w:rPr>
+            <w:rtl w:val="0"/>
+          </w:rPr>
+          <w:delText xml:space="preserve">moved several poster tubes in the loft after Mira’s visit without recording it in the inventory</w:delText>
+        </w:r>
+      </w:del>
+      <w:ins w:author="Tomer Perry" w:id="38" w:date="2026-10-22T16:08:38Z">
+        <w:r>
+          <w:rPr>
+            <w:rtl w:val="0"/>
+          </w:rPr>
+          <w:t xml:space="preserve">left the H.M.S. Pinafore poster tube at the café again, after promising the director he would stop leaving theater property around campus, and fetched it late at night without telling anyone</w:t>
+        </w:r>
+      </w:ins>
+      <w:r>
+        <w:rPr>
+          <w:rtl w:val="0"/>
+        </w:rPr>
+        <w:t xml:space="preserve">.</w:t>
       </w:r>
     </w:p>
     <w:p>
@@ -8073,28 +8912,58 @@
           <w:bCs w:val="1"/>
           <w:rtl w:val="0"/>
         </w:rPr>
-        <w:t xml:space="preserve">Withheld secret.</w:t>
-      </w:r>
-      <w:r>
-        <w:rPr>
-          <w:rtl w:val="0"/>
-        </w:rPr>
-        <w:t xml:space="preserve"> He </w:t>
-      </w:r>
-      <w:del w:author="Tomer Perry" w:id="36" w:date="2026-10-22T16:08:38Z">
-        <w:r>
-          <w:rPr>
-            <w:rtl w:val="0"/>
-          </w:rPr>
-          <w:delText xml:space="preserve">moved several poster tubes in the loft after Mira’s visit without recording it in the inventory</w:delText>
-        </w:r>
-      </w:del>
-      <w:ins w:author="Tomer Perry" w:id="36" w:date="2026-10-22T16:08:38Z">
-        <w:r>
-          <w:rPr>
-            <w:rtl w:val="0"/>
-          </w:rPr>
-          <w:t xml:space="preserve">left the H.M.S. Pinafore poster tube at the café again, after promising the director he would stop leaving theater property around campus, and fetched it late at night without telling anyone</w:t>
+        <w:t xml:space="preserve">Tripwire.</w:t>
+      </w:r>
+      <w:r>
+        <w:rPr>
+          <w:rtl w:val="0"/>
+        </w:rPr>
+        <w:t xml:space="preserve"> Q4 — “</w:t>
+      </w:r>
+      <w:del w:author="Tomer Perry" w:id="39" w:date="2026-10-22T16:08:38Z">
+        <w:r>
+          <w:rPr>
+            <w:rtl w:val="0"/>
+          </w:rPr>
+          <w:delText xml:space="preserve">Could the Charter be hidden somewhere in the theatre?” (Jonah hears this as an accusation against the whole theatre community.)</w:delText>
+          <w:br w:type="textWrapping"/>
+        </w:r>
+        <w:r>
+          <w:rPr>
+            <w:b w:val="1"/>
+            <w:bCs w:val="1"/>
+            <w:rtl w:val="0"/>
+          </w:rPr>
+          <w:delText xml:space="preserve">Walk-away text.</w:delText>
+        </w:r>
+        <w:r>
+          <w:rPr>
+            <w:rtl w:val="0"/>
+          </w:rPr>
+          <w:delText xml:space="preserve"> Jonah sets down the cable coil. “So the theatre is your suspect. If you have evidence, show it. If not, stay out of my loft.” He walks away</w:delText>
+        </w:r>
+      </w:del>
+      <w:ins w:author="Tomer Perry" w:id="39" w:date="2026-10-22T16:08:38Z">
+        <w:r>
+          <w:rPr>
+            <w:rtl w:val="0"/>
+          </w:rPr>
+          <w:t xml:space="preserve">Who stands to gain if there is no examination of the document today? The university was happy to do it, is it the Green Commons coalition?”</w:t>
+          <w:br w:type="textWrapping"/>
+        </w:r>
+        <w:r>
+          <w:rPr>
+            <w:b w:val="1"/>
+            <w:bCs w:val="1"/>
+            <w:rtl w:val="0"/>
+          </w:rPr>
+          <w:t xml:space="preserve">Walk-away text.</w:t>
+        </w:r>
+        <w:r>
+          <w:rPr>
+            <w:rtl w:val="0"/>
+          </w:rPr>
+          <w:t xml:space="preserve"> Jonah sets down the cable coil. “So it’s the Green Commons now. Two hundred students who care about a lawn, and you’ve made us all suspects.” He walks off toward the loading dock</w:t>
         </w:r>
       </w:ins>
       <w:r>
@@ -8114,65 +8983,25 @@
           <w:bCs w:val="1"/>
           <w:rtl w:val="0"/>
         </w:rPr>
-        <w:t xml:space="preserve">Tripwire.</w:t>
-      </w:r>
-      <w:r>
-        <w:rPr>
-          <w:rtl w:val="0"/>
-        </w:rPr>
-        <w:t xml:space="preserve"> Q4 — “</w:t>
-      </w:r>
-      <w:del w:author="Tomer Perry" w:id="37" w:date="2026-10-22T16:08:38Z">
-        <w:r>
-          <w:rPr>
-            <w:rtl w:val="0"/>
-          </w:rPr>
-          <w:delText xml:space="preserve">Could the Charter be hidden somewhere in the theatre?” (Jonah hears this as an accusation against the whole theatre community.)</w:delText>
-          <w:br w:type="textWrapping"/>
-        </w:r>
-        <w:r>
-          <w:rPr>
-            <w:b w:val="1"/>
-            <w:bCs w:val="1"/>
-            <w:rtl w:val="0"/>
-          </w:rPr>
-          <w:delText xml:space="preserve">Walk-away text.</w:delText>
-        </w:r>
-        <w:r>
-          <w:rPr>
-            <w:rtl w:val="0"/>
-          </w:rPr>
-          <w:delText xml:space="preserve"> Jonah sets down the cable coil. “So the theatre is your suspect. If you have evidence, show it. If not, stay out of my loft.” He walks away</w:delText>
-        </w:r>
-      </w:del>
-      <w:ins w:author="Tomer Perry" w:id="37" w:date="2026-10-22T16:08:38Z">
-        <w:r>
-          <w:rPr>
-            <w:rtl w:val="0"/>
-          </w:rPr>
-          <w:t xml:space="preserve">Who stands to gain if there is no examination of the document today? The university was happy to do it, is it the Green Commons coalition?”</w:t>
-          <w:br w:type="textWrapping"/>
-        </w:r>
-        <w:r>
-          <w:rPr>
-            <w:b w:val="1"/>
-            <w:bCs w:val="1"/>
-            <w:rtl w:val="0"/>
-          </w:rPr>
-          <w:t xml:space="preserve">Walk-away text.</w:t>
-        </w:r>
-        <w:r>
-          <w:rPr>
-            <w:rtl w:val="0"/>
-          </w:rPr>
-          <w:t xml:space="preserve"> Jonah sets down the cable coil. “So it’s the Green Commons now. Two hundred students who care about a lawn, and you’ve made us all suspects.” He walks off toward the loading dock</w:t>
-        </w:r>
-      </w:ins>
-      <w:r>
-        <w:rPr>
-          <w:rtl w:val="0"/>
-        </w:rPr>
-        <w:t xml:space="preserve">.</w:t>
+        <w:t xml:space="preserve">Receptiveness rank.</w:t>
+      </w:r>
+      <w:r>
+        <w:rPr>
+          <w:rtl w:val="0"/>
+        </w:rPr>
+        <w:t xml:space="preserve"> 4 of 8 — receptive on 4 of 7 answers (Q1, Q2, Q6, Q8).</w:t>
+      </w:r>
+    </w:p>
+    <w:p>
+      <w:pPr>
+        <w:pStyle w:val="Heading2"/>
+        <w:rPr/>
+      </w:pPr>
+      <w:r>
+        <w:rPr>
+          <w:rtl w:val="0"/>
+        </w:rPr>
+        <w:t xml:space="preserve">W05 — Hana Petrov</w:t>
       </w:r>
     </w:p>
     <w:p>
@@ -8185,37 +9014,6 @@
           <w:bCs w:val="1"/>
           <w:rtl w:val="0"/>
         </w:rPr>
-        <w:t xml:space="preserve">Receptiveness rank.</w:t>
-      </w:r>
-      <w:r>
-        <w:rPr>
-          <w:rtl w:val="0"/>
-        </w:rPr>
-        <w:t xml:space="preserve"> 4 of 8 — receptive on 4 of 7 answers (Q1, Q2, Q6, Q8).</w:t>
-      </w:r>
-    </w:p>
-    <w:p>
-      <w:pPr>
-        <w:pStyle w:val="Heading2"/>
-        <w:rPr/>
-      </w:pPr>
-      <w:r>
-        <w:rPr>
-          <w:rtl w:val="0"/>
-        </w:rPr>
-        <w:t xml:space="preserve">W05 — Hana Petrov</w:t>
-      </w:r>
-    </w:p>
-    <w:p>
-      <w:pPr>
-        <w:rPr/>
-      </w:pPr>
-      <w:r>
-        <w:rPr>
-          <w:b w:val="1"/>
-          <w:bCs w:val="1"/>
-          <w:rtl w:val="0"/>
-        </w:rPr>
         <w:t xml:space="preserve">Role.</w:t>
       </w:r>
       <w:r>
@@ -8224,7 +9022,7 @@
         </w:rPr>
         <w:t xml:space="preserve"> International student; </w:t>
       </w:r>
-      <w:del w:author="Tomer Perry" w:id="38" w:date="2026-10-22T16:08:38Z">
+      <w:del w:author="Tomer Perry" w:id="40" w:date="2026-10-22T16:08:38Z">
         <w:r>
           <w:rPr>
             <w:rtl w:val="0"/>
@@ -8232,7 +9030,7 @@
           <w:delText xml:space="preserve">disability-advocacy organizer</w:delText>
         </w:r>
       </w:del>
-      <w:ins w:author="Tomer Perry" w:id="38" w:date="2026-10-22T16:08:38Z">
+      <w:ins w:author="Tomer Perry" w:id="40" w:date="2026-10-22T16:08:38Z">
         <w:r>
           <w:rPr>
             <w:rtl w:val="0"/>
@@ -8293,6 +9091,47 @@
     </w:p>
     <w:p>
       <w:pPr>
+        <w:rPr>
+          <w:del w:author="Tomer Perry" w:id="41" w:date="2026-10-22T16:08:38Z"/>
+        </w:rPr>
+      </w:pPr>
+      <w:del w:author="Tomer Perry" w:id="41" w:date="2026-10-22T16:08:38Z">
+        <w:r>
+          <w:rPr>
+            <w:b w:val="1"/>
+            <w:bCs w:val="1"/>
+            <w:rtl w:val="0"/>
+          </w:rPr>
+          <w:delText xml:space="preserve">Public background card (player-facing).</w:delText>
+        </w:r>
+        <w:r>
+          <w:rPr>
+            <w:rtl w:val="0"/>
+          </w:rPr>
+          <w:delText xml:space="preserve"> Measured, organized, always looking for the practical consequence. Wants ramps, lifts and accessible rooms from the renovation, and no surveillance or privatization with them. Has been running</w:delText>
+        </w:r>
+      </w:del>
+      <w:ins w:author="Tomer Perry" w:id="41" w:date="2026-10-22T16:08:38Z">
+        <w:del w:author="Tomer Perry" w:id="41" w:date="2026-10-22T16:08:38Z">
+          <w:r>
+            <w:rPr>
+              <w:rtl w:val="0"/>
+            </w:rPr>
+            <w:delText xml:space="preserve">Spent last night at the Commons café working on</w:delText>
+          </w:r>
+        </w:del>
+      </w:ins>
+      <w:del w:author="Tomer Perry" w:id="41" w:date="2026-10-22T16:08:38Z">
+        <w:r>
+          <w:rPr>
+            <w:rtl w:val="0"/>
+          </w:rPr>
+          <w:delText xml:space="preserve"> the accessibility audit of campus buildings.</w:delText>
+        </w:r>
+      </w:del>
+    </w:p>
+    <w:p>
+      <w:pPr>
         <w:rPr/>
       </w:pPr>
       <w:r>
@@ -8301,35 +9140,13 @@
           <w:bCs w:val="1"/>
           <w:rtl w:val="0"/>
         </w:rPr>
-        <w:t xml:space="preserve">Public background card (player-facing).</w:t>
-      </w:r>
-      <w:r>
-        <w:rPr>
-          <w:rtl w:val="0"/>
-        </w:rPr>
-        <w:t xml:space="preserve"> Measured, organized, always looking for the practical consequence. Wants ramps, lifts and accessible rooms from the renovation, and no surveillance or privatization with them. </w:t>
-      </w:r>
-      <w:del w:author="Tomer Perry" w:id="39" w:date="2026-10-22T16:08:38Z">
-        <w:r>
-          <w:rPr>
-            <w:rtl w:val="0"/>
-          </w:rPr>
-          <w:delText xml:space="preserve">Has been running</w:delText>
-        </w:r>
-      </w:del>
-      <w:ins w:author="Tomer Perry" w:id="39" w:date="2026-10-22T16:08:38Z">
-        <w:r>
-          <w:rPr>
-            <w:rtl w:val="0"/>
-          </w:rPr>
-          <w:t xml:space="preserve">Spent last night at the Commons café working on</w:t>
-        </w:r>
-      </w:ins>
-      <w:r>
-        <w:rPr>
-          <w:rtl w:val="0"/>
-        </w:rPr>
-        <w:t xml:space="preserve"> the accessibility audit of campus buildings.</w:t>
+        <w:t xml:space="preserve">Position on the CCC.</w:t>
+      </w:r>
+      <w:r>
+        <w:rPr>
+          <w:rtl w:val="0"/>
+        </w:rPr>
+        <w:t xml:space="preserve"> Renovate for access, with student oversight and without facial recognition.</w:t>
       </w:r>
     </w:p>
     <w:p>
@@ -8342,13 +9159,13 @@
           <w:bCs w:val="1"/>
           <w:rtl w:val="0"/>
         </w:rPr>
-        <w:t xml:space="preserve">Position on the CCC.</w:t>
-      </w:r>
-      <w:r>
-        <w:rPr>
-          <w:rtl w:val="0"/>
-        </w:rPr>
-        <w:t xml:space="preserve"> Renovate for access, with student oversight and without facial recognition.</w:t>
+        <w:t xml:space="preserve">Withheld secret.</w:t>
+      </w:r>
+      <w:r>
+        <w:rPr>
+          <w:rtl w:val="0"/>
+        </w:rPr>
+        <w:t xml:space="preserve"> She entered a restricted steering-group meeting room to retrieve the accessibility impact draft.</w:t>
       </w:r>
     </w:p>
     <w:p>
@@ -8361,25 +9178,6 @@
           <w:bCs w:val="1"/>
           <w:rtl w:val="0"/>
         </w:rPr>
-        <w:t xml:space="preserve">Withheld secret.</w:t>
-      </w:r>
-      <w:r>
-        <w:rPr>
-          <w:rtl w:val="0"/>
-        </w:rPr>
-        <w:t xml:space="preserve"> She entered a restricted steering-group meeting room to retrieve the accessibility impact draft.</w:t>
-      </w:r>
-    </w:p>
-    <w:p>
-      <w:pPr>
-        <w:rPr/>
-      </w:pPr>
-      <w:r>
-        <w:rPr>
-          <w:b w:val="1"/>
-          <w:bCs w:val="1"/>
-          <w:rtl w:val="0"/>
-        </w:rPr>
         <w:t xml:space="preserve">Tripwire.</w:t>
       </w:r>
       <w:r>
@@ -8388,7 +9186,7 @@
         </w:rPr>
         <w:t xml:space="preserve"> Q5 — “</w:t>
       </w:r>
-      <w:del w:author="Tomer Perry" w:id="40" w:date="2026-10-22T16:08:38Z">
+      <w:del w:author="Tomer Perry" w:id="42" w:date="2026-10-22T16:08:38Z">
         <w:r>
           <w:rPr>
             <w:rtl w:val="0"/>
@@ -8396,8 +9194,8 @@
           <w:delText xml:space="preserve">Isn’t the missing Charter just a political football at this point</w:delText>
         </w:r>
       </w:del>
-      <w:ins w:author="Tomer Perry" w:id="40" w:date="2026-10-22T16:08:38Z">
-        <w:del w:author="Tomer Perry" w:id="40" w:date="2026-10-22T16:08:38Z">
+      <w:ins w:author="Tomer Perry" w:id="42" w:date="2026-10-22T16:08:38Z">
+        <w:del w:author="Tomer Perry" w:id="42" w:date="2026-10-22T16:08:38Z">
           <w:r>
             <w:rPr>
               <w:rtl w:val="0"/>
@@ -8406,7 +9204,7 @@
           </w:r>
         </w:del>
       </w:ins>
-      <w:del w:author="Tomer Perry" w:id="40" w:date="2026-10-22T16:08:38Z">
+      <w:del w:author="Tomer Perry" w:id="42" w:date="2026-10-22T16:08:38Z">
         <w:r>
           <w:rPr>
             <w:rtl w:val="0"/>
@@ -8414,7 +9212,7 @@
           <w:delText xml:space="preserve">?” (Calling </w:delText>
         </w:r>
       </w:del>
-      <w:del w:author="Tomer Perry" w:id="41" w:date="2026-10-22T16:08:38Z">
+      <w:del w:author="Tomer Perry" w:id="43" w:date="2026-10-22T16:08:38Z">
         <w:r>
           <w:rPr>
             <w:rtl w:val="0"/>
@@ -8422,8 +9220,8 @@
           <w:delText xml:space="preserve">the issue ‘political’</w:delText>
         </w:r>
       </w:del>
-      <w:ins w:author="Tomer Perry" w:id="41" w:date="2026-10-22T16:08:38Z">
-        <w:del w:author="Tomer Perry" w:id="41" w:date="2026-10-22T16:08:38Z">
+      <w:ins w:author="Tomer Perry" w:id="43" w:date="2026-10-22T16:08:38Z">
+        <w:del w:author="Tomer Perry" w:id="43" w:date="2026-10-22T16:08:38Z">
           <w:r>
             <w:rPr>
               <w:rtl w:val="0"/>
@@ -8432,7 +9230,7 @@
           </w:r>
         </w:del>
       </w:ins>
-      <w:del w:author="Tomer Perry" w:id="41" w:date="2026-10-22T16:08:38Z">
+      <w:del w:author="Tomer Perry" w:id="43" w:date="2026-10-22T16:08:38Z">
         <w:r>
           <w:rPr>
             <w:rtl w:val="0"/>
@@ -8455,7 +9253,7 @@
           <w:delText xml:space="preserve"> Hana closes her folder. “It </w:delText>
         </w:r>
       </w:del>
-      <w:del w:author="Tomer Perry" w:id="42" w:date="2026-10-22T16:08:38Z">
+      <w:del w:author="Tomer Perry" w:id="44" w:date="2026-10-22T16:08:38Z">
         <w:r>
           <w:rPr>
             <w:rtl w:val="0"/>
@@ -8463,8 +9261,8 @@
           <w:delText xml:space="preserve">is only ‘political’ to people who won’t be locked out of</w:delText>
         </w:r>
       </w:del>
-      <w:ins w:author="Tomer Perry" w:id="42" w:date="2026-10-22T16:08:38Z">
-        <w:del w:author="Tomer Perry" w:id="43" w:date="2026-10-22T16:08:38Z">
+      <w:ins w:author="Tomer Perry" w:id="44" w:date="2026-10-22T16:08:38Z">
+        <w:del w:author="Tomer Perry" w:id="45" w:date="2026-10-22T16:08:38Z">
           <w:r>
             <w:rPr>
               <w:rtl w:val="0"/>
@@ -8473,7 +9271,7 @@
           </w:r>
         </w:del>
       </w:ins>
-      <w:del w:author="Tomer Perry" w:id="43" w:date="2026-10-22T16:08:38Z">
+      <w:del w:author="Tomer Perry" w:id="45" w:date="2026-10-22T16:08:38Z">
         <w:r>
           <w:rPr>
             <w:rtl w:val="0"/>
@@ -8481,8 +9279,8 @@
           <w:delText xml:space="preserve"> the building. Come</w:delText>
         </w:r>
       </w:del>
-      <w:ins w:author="Tomer Perry" w:id="43" w:date="2026-10-22T16:08:38Z">
-        <w:del w:author="Tomer Perry" w:id="43" w:date="2026-10-22T16:08:38Z">
+      <w:ins w:author="Tomer Perry" w:id="45" w:date="2026-10-22T16:08:38Z">
+        <w:del w:author="Tomer Perry" w:id="45" w:date="2026-10-22T16:08:38Z">
           <w:r>
             <w:rPr>
               <w:rtl w:val="0"/>
@@ -8491,7 +9289,7 @@
           </w:r>
         </w:del>
       </w:ins>
-      <w:del w:author="Tomer Perry" w:id="43" w:date="2026-10-22T16:08:38Z">
+      <w:del w:author="Tomer Perry" w:id="45" w:date="2026-10-22T16:08:38Z">
         <w:r>
           <w:rPr>
             <w:rtl w:val="0"/>
@@ -8499,7 +9297,7 @@
           <w:delText xml:space="preserve"> back when you want to talk about the building.” She </w:delText>
         </w:r>
       </w:del>
-      <w:ins w:author="Tomer Perry" w:id="44" w:date="2026-10-22T16:48:55Z">
+      <w:ins w:author="Tomer Perry" w:id="46" w:date="2026-10-22T16:48:55Z">
         <w:r>
           <w:rPr>
             <w:rtl w:val="0"/>
@@ -8553,7 +9351,7 @@
         <w:pStyle w:val="Heading2"/>
         <w:rPr/>
       </w:pPr>
-      <w:del w:author="Tomer Perry" w:id="45" w:date="2026-10-22T16:08:38Z">
+      <w:del w:author="Tomer Perry" w:id="47" w:date="2026-10-22T16:08:38Z">
         <w:r>
           <w:rPr>
             <w:rtl w:val="0"/>
@@ -8561,7 +9359,7 @@
           <w:delText xml:space="preserve">W07</w:delText>
         </w:r>
       </w:del>
-      <w:ins w:author="Tomer Perry" w:id="45" w:date="2026-10-22T16:08:38Z">
+      <w:ins w:author="Tomer Perry" w:id="47" w:date="2026-10-22T16:08:38Z">
         <w:r>
           <w:rPr>
             <w:rtl w:val="0"/>
@@ -8641,6 +9439,47 @@
     </w:p>
     <w:p>
       <w:pPr>
+        <w:rPr>
+          <w:del w:author="Tomer Perry" w:id="48" w:date="2026-10-22T16:08:38Z"/>
+        </w:rPr>
+      </w:pPr>
+      <w:del w:author="Tomer Perry" w:id="48" w:date="2026-10-22T16:08:38Z">
+        <w:r>
+          <w:rPr>
+            <w:b w:val="1"/>
+            <w:bCs w:val="1"/>
+            <w:rtl w:val="0"/>
+          </w:rPr>
+          <w:delText xml:space="preserve">Public background card (player-facing).</w:delText>
+        </w:r>
+        <w:r>
+          <w:rPr>
+            <w:rtl w:val="0"/>
+          </w:rPr>
+          <w:delText xml:space="preserve"> Sharp, fast, suspicious of official statements. Opposes the renovation because the process is opaque and she thinks administrators are hiding something. Printed the newspaper’s photograph of the Charter</w:delText>
+        </w:r>
+      </w:del>
+      <w:ins w:author="Tomer Perry" w:id="48" w:date="2026-10-22T16:08:38Z">
+        <w:del w:author="Tomer Perry" w:id="48" w:date="2026-10-22T16:08:38Z">
+          <w:r>
+            <w:rPr>
+              <w:rtl w:val="0"/>
+            </w:rPr>
+            <w:delText xml:space="preserve">Wrote this week’s article on the Charter and published the exclusive photographs of it. Open to a renovation, but not one built on what she sees as corruption</w:delText>
+          </w:r>
+        </w:del>
+      </w:ins>
+      <w:del w:author="Tomer Perry" w:id="48" w:date="2026-10-22T16:08:38Z">
+        <w:r>
+          <w:rPr>
+            <w:rtl w:val="0"/>
+          </w:rPr>
+          <w:delText xml:space="preserve">. Never names a source.</w:delText>
+        </w:r>
+      </w:del>
+    </w:p>
+    <w:p>
+      <w:pPr>
         <w:rPr/>
       </w:pPr>
       <w:r>
@@ -8649,35 +9488,34 @@
           <w:bCs w:val="1"/>
           <w:rtl w:val="0"/>
         </w:rPr>
-        <w:t xml:space="preserve">Public background card (player-facing).</w:t>
-      </w:r>
-      <w:r>
-        <w:rPr>
-          <w:rtl w:val="0"/>
-        </w:rPr>
-        <w:t xml:space="preserve"> Sharp, fast, suspicious of official statements. </w:t>
-      </w:r>
-      <w:del w:author="Tomer Perry" w:id="46" w:date="2026-10-22T16:08:38Z">
-        <w:r>
-          <w:rPr>
-            <w:rtl w:val="0"/>
-          </w:rPr>
-          <w:delText xml:space="preserve">Opposes the renovation because the process is opaque and she thinks administrators are hiding something. Printed the newspaper’s photograph of the Charter</w:delText>
-        </w:r>
-      </w:del>
-      <w:ins w:author="Tomer Perry" w:id="46" w:date="2026-10-22T16:08:38Z">
-        <w:r>
-          <w:rPr>
-            <w:rtl w:val="0"/>
-          </w:rPr>
-          <w:t xml:space="preserve">Wrote this week’s article on the Charter and published the exclusive photographs of it. Open to a renovation, but not one built on what she sees as corruption</w:t>
-        </w:r>
-      </w:ins>
-      <w:r>
-        <w:rPr>
-          <w:rtl w:val="0"/>
-        </w:rPr>
-        <w:t xml:space="preserve">. Never names a source.</w:t>
+        <w:t xml:space="preserve">Position on the CCC.</w:t>
+      </w:r>
+      <w:r>
+        <w:rPr>
+          <w:rtl w:val="0"/>
+        </w:rPr>
+        <w:t xml:space="preserve"> </w:t>
+      </w:r>
+      <w:del w:author="Tomer Perry" w:id="49" w:date="2026-10-22T16:08:38Z">
+        <w:r>
+          <w:rPr>
+            <w:rtl w:val="0"/>
+          </w:rPr>
+          <w:delText xml:space="preserve">Against, on process grounds. The administration is manufacturing a result.</w:delText>
+        </w:r>
+      </w:del>
+      <w:ins w:author="Tomer Perry" w:id="49" w:date="2026-10-22T16:08:38Z">
+        <w:r>
+          <w:rPr>
+            <w:rtl w:val="0"/>
+          </w:rPr>
+          <w:t xml:space="preserve">Is open to the renovation but not like this - corruption must be exposed.</w:t>
+        </w:r>
+      </w:ins>
+      <w:r>
+        <w:rPr>
+          <w:rtl w:val="0"/>
+        </w:rPr>
       </w:r>
     </w:p>
     <w:p>
@@ -8690,34 +9528,35 @@
           <w:bCs w:val="1"/>
           <w:rtl w:val="0"/>
         </w:rPr>
-        <w:t xml:space="preserve">Position on the CCC.</w:t>
-      </w:r>
-      <w:r>
-        <w:rPr>
-          <w:rtl w:val="0"/>
-        </w:rPr>
-        <w:t xml:space="preserve"> </w:t>
-      </w:r>
-      <w:del w:author="Tomer Perry" w:id="47" w:date="2026-10-22T16:08:38Z">
-        <w:r>
-          <w:rPr>
-            <w:rtl w:val="0"/>
-          </w:rPr>
-          <w:delText xml:space="preserve">Against, on process grounds. The administration is manufacturing a result.</w:delText>
-        </w:r>
-      </w:del>
-      <w:ins w:author="Tomer Perry" w:id="47" w:date="2026-10-22T16:08:38Z">
-        <w:r>
-          <w:rPr>
-            <w:rtl w:val="0"/>
-          </w:rPr>
-          <w:t xml:space="preserve">Is open to the renovation but not like this - corruption must be exposed.</w:t>
-        </w:r>
-      </w:ins>
-      <w:r>
-        <w:rPr>
-          <w:rtl w:val="0"/>
-        </w:rPr>
+        <w:t xml:space="preserve">Withheld secret.</w:t>
+      </w:r>
+      <w:r>
+        <w:rPr>
+          <w:rtl w:val="0"/>
+        </w:rPr>
+        <w:t xml:space="preserve"> She </w:t>
+      </w:r>
+      <w:del w:author="Tomer Perry" w:id="50" w:date="2026-10-22T16:08:38Z">
+        <w:r>
+          <w:rPr>
+            <w:rtl w:val="0"/>
+          </w:rPr>
+          <w:delText xml:space="preserve">once added an unverified detail to an article about a committee meeting and had to correct it</w:delText>
+        </w:r>
+      </w:del>
+      <w:ins w:author="Tomer Perry" w:id="50" w:date="2026-10-22T16:08:38Z">
+        <w:r>
+          <w:rPr>
+            <w:rtl w:val="0"/>
+          </w:rPr>
+          <w:t xml:space="preserve">overheard Mira’s suspicion about the crease last night and has been trying to confirm it before she publishes</w:t>
+        </w:r>
+      </w:ins>
+      <w:r>
+        <w:rPr>
+          <w:rtl w:val="0"/>
+        </w:rPr>
+        <w:t xml:space="preserve">.</w:t>
       </w:r>
     </w:p>
     <w:p>
@@ -8730,47 +9569,6 @@
           <w:bCs w:val="1"/>
           <w:rtl w:val="0"/>
         </w:rPr>
-        <w:t xml:space="preserve">Withheld secret.</w:t>
-      </w:r>
-      <w:r>
-        <w:rPr>
-          <w:rtl w:val="0"/>
-        </w:rPr>
-        <w:t xml:space="preserve"> She </w:t>
-      </w:r>
-      <w:del w:author="Tomer Perry" w:id="48" w:date="2026-10-22T16:08:38Z">
-        <w:r>
-          <w:rPr>
-            <w:rtl w:val="0"/>
-          </w:rPr>
-          <w:delText xml:space="preserve">once added an unverified detail to an article about a committee meeting and had to correct it</w:delText>
-        </w:r>
-      </w:del>
-      <w:ins w:author="Tomer Perry" w:id="48" w:date="2026-10-22T16:08:38Z">
-        <w:r>
-          <w:rPr>
-            <w:rtl w:val="0"/>
-          </w:rPr>
-          <w:t xml:space="preserve">overheard Mira’s suspicion about the crease last night and has been trying to confirm it before she publishes</w:t>
-        </w:r>
-      </w:ins>
-      <w:r>
-        <w:rPr>
-          <w:rtl w:val="0"/>
-        </w:rPr>
-        <w:t xml:space="preserve">.</w:t>
-      </w:r>
-    </w:p>
-    <w:p>
-      <w:pPr>
-        <w:rPr/>
-      </w:pPr>
-      <w:r>
-        <w:rPr>
-          <w:b w:val="1"/>
-          <w:bCs w:val="1"/>
-          <w:rtl w:val="0"/>
-        </w:rPr>
         <w:t xml:space="preserve">Tripwire.</w:t>
       </w:r>
       <w:r>
@@ -8779,7 +9577,7 @@
         </w:rPr>
         <w:t xml:space="preserve"> Q3 — “</w:t>
       </w:r>
-      <w:del w:author="Tomer Perry" w:id="49" w:date="2026-10-22T16:07:40Z">
+      <w:del w:author="Tomer Perry" w:id="51" w:date="2026-10-22T16:07:40Z">
         <w:r>
           <w:rPr>
             <w:rtl w:val="0"/>
@@ -8787,7 +9585,7 @@
           <w:delText xml:space="preserve">Who have you been talking</w:delText>
         </w:r>
       </w:del>
-      <w:ins w:author="Tomer Perry" w:id="49" w:date="2026-10-22T16:07:40Z">
+      <w:ins w:author="Tomer Perry" w:id="51" w:date="2026-10-22T16:07:40Z">
         <w:r>
           <w:rPr>
             <w:rtl w:val="0"/>
@@ -8801,7 +9599,7 @@
         </w:rPr>
         <w:t xml:space="preserve"> to about </w:t>
       </w:r>
-      <w:del w:author="Tomer Perry" w:id="50" w:date="2026-10-22T16:07:40Z">
+      <w:del w:author="Tomer Perry" w:id="52" w:date="2026-10-22T16:07:40Z">
         <w:r>
           <w:rPr>
             <w:rtl w:val="0"/>
@@ -8809,7 +9607,7 @@
           <w:delText xml:space="preserve">the Charter, and what did they tell you</w:delText>
         </w:r>
       </w:del>
-      <w:ins w:author="Tomer Perry" w:id="50" w:date="2026-10-22T16:07:40Z">
+      <w:ins w:author="Tomer Perry" w:id="52" w:date="2026-10-22T16:07:40Z">
         <w:r>
           <w:rPr>
             <w:rtl w:val="0"/>
@@ -8823,7 +9621,7 @@
         </w:rPr>
         <w:t xml:space="preserve">?”</w:t>
       </w:r>
-      <w:del w:author="Tomer Perry" w:id="51" w:date="2026-10-22T16:07:40Z">
+      <w:del w:author="Tomer Perry" w:id="53" w:date="2026-10-22T16:07:40Z">
         <w:r>
           <w:rPr>
             <w:rtl w:val="0"/>
@@ -8831,8 +9629,8 @@
           <w:delText xml:space="preserve"> (Sofia protects sources on principle; a demand to name them</w:delText>
         </w:r>
       </w:del>
-      <w:ins w:author="Tomer Perry" w:id="51" w:date="2026-10-22T16:07:40Z">
-        <w:del w:author="Tomer Perry" w:id="51" w:date="2026-10-22T16:07:40Z">
+      <w:ins w:author="Tomer Perry" w:id="53" w:date="2026-10-22T16:07:40Z">
+        <w:del w:author="Tomer Perry" w:id="53" w:date="2026-10-22T16:07:40Z">
           <w:r>
             <w:rPr>
               <w:rtl w:val="0"/>
@@ -8841,7 +9639,7 @@
           </w:r>
         </w:del>
       </w:ins>
-      <w:del w:author="Tomer Perry" w:id="51" w:date="2026-10-22T16:07:40Z">
+      <w:del w:author="Tomer Perry" w:id="53" w:date="2026-10-22T16:07:40Z">
         <w:r>
           <w:rPr>
             <w:rtl w:val="0"/>
@@ -8894,7 +9692,7 @@
         <w:pStyle w:val="Heading2"/>
         <w:rPr/>
       </w:pPr>
-      <w:del w:author="Tomer Perry" w:id="52" w:date="2026-10-22T16:07:40Z">
+      <w:del w:author="Tomer Perry" w:id="54" w:date="2026-10-22T16:07:40Z">
         <w:r>
           <w:rPr>
             <w:rtl w:val="0"/>
@@ -8902,7 +9700,7 @@
           <w:delText xml:space="preserve">W08</w:delText>
         </w:r>
       </w:del>
-      <w:ins w:author="Tomer Perry" w:id="52" w:date="2026-10-22T16:07:40Z">
+      <w:ins w:author="Tomer Perry" w:id="54" w:date="2026-10-22T16:07:40Z">
         <w:r>
           <w:rPr>
             <w:rtl w:val="0"/>
@@ -8982,6 +9780,71 @@
     </w:p>
     <w:p>
       <w:pPr>
+        <w:rPr>
+          <w:del w:author="Tomer Perry" w:id="55" w:date="2026-10-22T16:07:40Z"/>
+        </w:rPr>
+      </w:pPr>
+      <w:del w:author="Tomer Perry" w:id="55" w:date="2026-10-22T16:07:40Z">
+        <w:r>
+          <w:rPr>
+            <w:b w:val="1"/>
+            <w:bCs w:val="1"/>
+            <w:rtl w:val="0"/>
+          </w:rPr>
+          <w:delText xml:space="preserve">Public background card (player-facing).</w:delText>
+        </w:r>
+        <w:r>
+          <w:rPr>
+            <w:rtl w:val="0"/>
+          </w:rPr>
+          <w:delText xml:space="preserve"> Laconic, observant, uninterested in campus politics. Catered the student forum, then worked the café by the loading dock until closing. Sees</w:delText>
+        </w:r>
+      </w:del>
+      <w:ins w:author="Tomer Perry" w:id="55" w:date="2026-10-22T16:07:40Z">
+        <w:del w:author="Tomer Perry" w:id="55" w:date="2026-10-22T16:07:40Z">
+          <w:r>
+            <w:rPr>
+              <w:rtl w:val="0"/>
+            </w:rPr>
+            <w:delText xml:space="preserve">Works the night shift at the Commons café and sees</w:delText>
+          </w:r>
+        </w:del>
+      </w:ins>
+      <w:del w:author="Tomer Perry" w:id="55" w:date="2026-10-22T16:07:40Z">
+        <w:r>
+          <w:rPr>
+            <w:rtl w:val="0"/>
+          </w:rPr>
+          <w:delText xml:space="preserve"> everyone who </w:delText>
+        </w:r>
+        <w:r>
+          <w:rPr>
+            <w:rtl w:val="0"/>
+          </w:rPr>
+          <w:delText xml:space="preserve">crosses between the Commons and the theatre</w:delText>
+        </w:r>
+      </w:del>
+      <w:ins w:author="Tomer Perry" w:id="56" w:date="2026-10-22T16:07:40Z">
+        <w:del w:author="Tomer Perry" w:id="55" w:date="2026-10-22T16:07:40Z">
+          <w:r>
+            <w:rPr>
+              <w:rtl w:val="0"/>
+            </w:rPr>
+            <w:delText xml:space="preserve">comes and goes</w:delText>
+          </w:r>
+        </w:del>
+      </w:ins>
+      <w:del w:author="Tomer Perry" w:id="55" w:date="2026-10-22T16:07:40Z">
+        <w:r>
+          <w:rPr>
+            <w:rtl w:val="0"/>
+          </w:rPr>
+          <w:delText xml:space="preserve">.</w:delText>
+        </w:r>
+      </w:del>
+    </w:p>
+    <w:p>
+      <w:pPr>
         <w:rPr/>
       </w:pPr>
       <w:r>
@@ -8990,57 +9853,13 @@
           <w:bCs w:val="1"/>
           <w:rtl w:val="0"/>
         </w:rPr>
-        <w:t xml:space="preserve">Public background card (player-facing).</w:t>
-      </w:r>
-      <w:r>
-        <w:rPr>
-          <w:rtl w:val="0"/>
-        </w:rPr>
-        <w:t xml:space="preserve"> Laconic, observant, uninterested in campus politics. </w:t>
-      </w:r>
-      <w:del w:author="Tomer Perry" w:id="53" w:date="2026-10-22T16:07:40Z">
-        <w:r>
-          <w:rPr>
-            <w:rtl w:val="0"/>
-          </w:rPr>
-          <w:delText xml:space="preserve">Catered the student forum, then worked the café by the loading dock until closing. Sees</w:delText>
-        </w:r>
-      </w:del>
-      <w:ins w:author="Tomer Perry" w:id="53" w:date="2026-10-22T16:07:40Z">
-        <w:r>
-          <w:rPr>
-            <w:rtl w:val="0"/>
-          </w:rPr>
-          <w:t xml:space="preserve">Works the night shift at the Commons café and sees</w:t>
-        </w:r>
-      </w:ins>
-      <w:r>
-        <w:rPr>
-          <w:rtl w:val="0"/>
-        </w:rPr>
-        <w:t xml:space="preserve"> everyone who </w:t>
-      </w:r>
-      <w:del w:author="Tomer Perry" w:id="54" w:date="2026-10-22T16:07:40Z">
-        <w:r>
-          <w:rPr>
-            <w:rtl w:val="0"/>
-          </w:rPr>
-          <w:delText xml:space="preserve">crosses between the Commons and the theatre</w:delText>
-        </w:r>
-      </w:del>
-      <w:ins w:author="Tomer Perry" w:id="54" w:date="2026-10-22T16:07:40Z">
-        <w:r>
-          <w:rPr>
-            <w:rtl w:val="0"/>
-          </w:rPr>
-          <w:t xml:space="preserve">comes and goes</w:t>
-        </w:r>
-      </w:ins>
-      <w:r>
-        <w:rPr>
-          <w:rtl w:val="0"/>
-        </w:rPr>
-        <w:t xml:space="preserve">.</w:t>
+        <w:t xml:space="preserve">Position on the CCC.</w:t>
+      </w:r>
+      <w:r>
+        <w:rPr>
+          <w:rtl w:val="0"/>
+        </w:rPr>
+        <w:t xml:space="preserve"> Doesn’t care about the vote. Cares whether the café stays open and people are treated decently.</w:t>
       </w:r>
     </w:p>
     <w:p>
@@ -9053,13 +9872,35 @@
           <w:bCs w:val="1"/>
           <w:rtl w:val="0"/>
         </w:rPr>
-        <w:t xml:space="preserve">Position on the CCC.</w:t>
-      </w:r>
-      <w:r>
-        <w:rPr>
-          <w:rtl w:val="0"/>
-        </w:rPr>
-        <w:t xml:space="preserve"> Doesn’t care about the vote. Cares whether the café stays open and people are treated decently.</w:t>
+        <w:t xml:space="preserve">Withheld secret.</w:t>
+      </w:r>
+      <w:r>
+        <w:rPr>
+          <w:rtl w:val="0"/>
+        </w:rPr>
+        <w:t xml:space="preserve"> He </w:t>
+      </w:r>
+      <w:del w:author="Tomer Perry" w:id="57" w:date="2026-10-22T16:07:40Z">
+        <w:r>
+          <w:rPr>
+            <w:rtl w:val="0"/>
+          </w:rPr>
+          <w:delText xml:space="preserve">let an unknown person use his café locker during the rain</w:delText>
+        </w:r>
+      </w:del>
+      <w:ins w:author="Tomer Perry" w:id="57" w:date="2026-10-22T16:07:40Z">
+        <w:r>
+          <w:rPr>
+            <w:rtl w:val="0"/>
+          </w:rPr>
+          <w:t xml:space="preserve">took the Charter from the archive with Mira’s card and hid it in Jonah’s poster tube</w:t>
+        </w:r>
+      </w:ins>
+      <w:r>
+        <w:rPr>
+          <w:rtl w:val="0"/>
+        </w:rPr>
+        <w:t xml:space="preserve">.</w:t>
       </w:r>
     </w:p>
     <w:p>
@@ -9072,28 +9913,58 @@
           <w:bCs w:val="1"/>
           <w:rtl w:val="0"/>
         </w:rPr>
-        <w:t xml:space="preserve">Withheld secret.</w:t>
-      </w:r>
-      <w:r>
-        <w:rPr>
-          <w:rtl w:val="0"/>
-        </w:rPr>
-        <w:t xml:space="preserve"> He </w:t>
-      </w:r>
-      <w:del w:author="Tomer Perry" w:id="55" w:date="2026-10-22T16:07:40Z">
-        <w:r>
-          <w:rPr>
-            <w:rtl w:val="0"/>
-          </w:rPr>
-          <w:delText xml:space="preserve">let an unknown person use his café locker during the rain</w:delText>
-        </w:r>
-      </w:del>
-      <w:ins w:author="Tomer Perry" w:id="55" w:date="2026-10-22T16:07:40Z">
-        <w:r>
-          <w:rPr>
-            <w:rtl w:val="0"/>
-          </w:rPr>
-          <w:t xml:space="preserve">took the Charter from the archive with Mira’s card and hid it in Jonah’s poster tube</w:t>
+        <w:t xml:space="preserve">Tripwire.</w:t>
+      </w:r>
+      <w:r>
+        <w:rPr>
+          <w:rtl w:val="0"/>
+        </w:rPr>
+        <w:t xml:space="preserve"> Q6 — “</w:t>
+      </w:r>
+      <w:del w:author="Tomer Perry" w:id="58" w:date="2026-10-22T16:07:40Z">
+        <w:r>
+          <w:rPr>
+            <w:rtl w:val="0"/>
+          </w:rPr>
+          <w:delText xml:space="preserve">Does any of this actually matter to you?” (Evan resents having his disengagement used to imply his observations are worthless.)</w:delText>
+          <w:br w:type="textWrapping"/>
+        </w:r>
+        <w:r>
+          <w:rPr>
+            <w:b w:val="1"/>
+            <w:bCs w:val="1"/>
+            <w:rtl w:val="0"/>
+          </w:rPr>
+          <w:delText xml:space="preserve">Walk-away text.</w:delText>
+        </w:r>
+        <w:r>
+          <w:rPr>
+            <w:rtl w:val="0"/>
+          </w:rPr>
+          <w:delText xml:space="preserve"> Evan stops wiping the counter. “You want my observations, then tell me they don’t count. Pick one.” He goes into the back</w:delText>
+        </w:r>
+      </w:del>
+      <w:ins w:author="Tomer Perry" w:id="58" w:date="2026-10-22T16:07:40Z">
+        <w:r>
+          <w:rPr>
+            <w:rtl w:val="0"/>
+          </w:rPr>
+          <w:t xml:space="preserve">Kind of crazy how they are planning this public examination of the Charter. What do you think is going to happen with that?”</w:t>
+          <w:br w:type="textWrapping"/>
+        </w:r>
+        <w:r>
+          <w:rPr>
+            <w:b w:val="1"/>
+            <w:bCs w:val="1"/>
+            <w:rtl w:val="0"/>
+          </w:rPr>
+          <w:t xml:space="preserve">Walk-away text.</w:t>
+        </w:r>
+        <w:r>
+          <w:rPr>
+            <w:rtl w:val="0"/>
+          </w:rPr>
+          <w:t xml:space="preserve"> Evan stops wiping the counter. “Crazy. Sure. It’s all a show to everybody.” He goes into the back without another word</w:t>
         </w:r>
       </w:ins>
       <w:r>
@@ -9113,65 +9984,107 @@
           <w:bCs w:val="1"/>
           <w:rtl w:val="0"/>
         </w:rPr>
-        <w:t xml:space="preserve">Tripwire.</w:t>
-      </w:r>
-      <w:r>
-        <w:rPr>
-          <w:rtl w:val="0"/>
-        </w:rPr>
-        <w:t xml:space="preserve"> Q6 — “</w:t>
-      </w:r>
-      <w:del w:author="Tomer Perry" w:id="56" w:date="2026-10-22T16:07:40Z">
-        <w:r>
-          <w:rPr>
-            <w:rtl w:val="0"/>
-          </w:rPr>
-          <w:delText xml:space="preserve">Does any of this actually matter to you?” (Evan resents having his disengagement used to imply his observations are worthless.)</w:delText>
-          <w:br w:type="textWrapping"/>
-        </w:r>
-        <w:r>
-          <w:rPr>
-            <w:b w:val="1"/>
-            <w:bCs w:val="1"/>
-            <w:rtl w:val="0"/>
-          </w:rPr>
-          <w:delText xml:space="preserve">Walk-away text.</w:delText>
-        </w:r>
-        <w:r>
-          <w:rPr>
-            <w:rtl w:val="0"/>
-          </w:rPr>
-          <w:delText xml:space="preserve"> Evan stops wiping the counter. “You want my observations, then tell me they don’t count. Pick one.” He goes into the back</w:delText>
-        </w:r>
-      </w:del>
-      <w:ins w:author="Tomer Perry" w:id="56" w:date="2026-10-22T16:07:40Z">
-        <w:r>
-          <w:rPr>
-            <w:rtl w:val="0"/>
-          </w:rPr>
-          <w:t xml:space="preserve">Kind of crazy how they are planning this public examination of the Charter. What do you think is going to happen with that?”</w:t>
-          <w:br w:type="textWrapping"/>
-        </w:r>
-        <w:r>
-          <w:rPr>
-            <w:b w:val="1"/>
-            <w:bCs w:val="1"/>
-            <w:rtl w:val="0"/>
-          </w:rPr>
-          <w:t xml:space="preserve">Walk-away text.</w:t>
-        </w:r>
-        <w:r>
-          <w:rPr>
-            <w:rtl w:val="0"/>
-          </w:rPr>
-          <w:t xml:space="preserve"> Evan stops wiping the counter. “Crazy. Sure. It’s all a show to everybody.” He goes into the back without another word</w:t>
-        </w:r>
-      </w:ins>
-      <w:r>
-        <w:rPr>
-          <w:rtl w:val="0"/>
-        </w:rPr>
-        <w:t xml:space="preserve">.</w:t>
+        <w:t xml:space="preserve">Receptiveness rank.</w:t>
+      </w:r>
+      <w:r>
+        <w:rPr>
+          <w:rtl w:val="0"/>
+        </w:rPr>
+        <w:t xml:space="preserve"> </w:t>
+      </w:r>
+      <w:del w:author="Tomer Perry" w:id="59" w:date="2026-10-22T16:07:40Z">
+        <w:r>
+          <w:rPr>
+            <w:rtl w:val="0"/>
+          </w:rPr>
+          <w:delText xml:space="preserve">6</w:delText>
+        </w:r>
+      </w:del>
+      <w:ins w:author="Tomer Perry" w:id="59" w:date="2026-10-22T16:07:40Z">
+        <w:r>
+          <w:rPr>
+            <w:rtl w:val="0"/>
+          </w:rPr>
+          <w:t xml:space="preserve">2</w:t>
+        </w:r>
+      </w:ins>
+      <w:r>
+        <w:rPr>
+          <w:rtl w:val="0"/>
+        </w:rPr>
+        <w:t xml:space="preserve"> of 8 — receptive on </w:t>
+      </w:r>
+      <w:del w:author="Tomer Perry" w:id="60" w:date="2026-10-22T16:07:40Z">
+        <w:r>
+          <w:rPr>
+            <w:rtl w:val="0"/>
+          </w:rPr>
+          <w:delText xml:space="preserve">2</w:delText>
+        </w:r>
+      </w:del>
+      <w:ins w:author="Tomer Perry" w:id="60" w:date="2026-10-22T16:07:40Z">
+        <w:r>
+          <w:rPr>
+            <w:rtl w:val="0"/>
+          </w:rPr>
+          <w:t xml:space="preserve">6</w:t>
+        </w:r>
+      </w:ins>
+      <w:r>
+        <w:rPr>
+          <w:rtl w:val="0"/>
+        </w:rPr>
+        <w:t xml:space="preserve"> of 7 answers (</w:t>
+      </w:r>
+      <w:del w:author="Tomer Perry" w:id="61" w:date="2026-10-22T16:07:40Z">
+        <w:r>
+          <w:rPr>
+            <w:rtl w:val="0"/>
+          </w:rPr>
+          <w:delText xml:space="preserve">Q3, Q7</w:delText>
+        </w:r>
+      </w:del>
+      <w:ins w:author="Tomer Perry" w:id="61" w:date="2026-10-22T16:07:40Z">
+        <w:r>
+          <w:rPr>
+            <w:rtl w:val="0"/>
+          </w:rPr>
+          <w:t xml:space="preserve">Q1, Q2, Q3, Q4, Q7, Q8</w:t>
+        </w:r>
+      </w:ins>
+      <w:r>
+        <w:rPr>
+          <w:rtl w:val="0"/>
+        </w:rPr>
+        <w:t xml:space="preserve">).</w:t>
+      </w:r>
+    </w:p>
+    <w:p>
+      <w:pPr>
+        <w:pStyle w:val="Heading2"/>
+        <w:rPr/>
+      </w:pPr>
+      <w:del w:author="Tomer Perry" w:id="62" w:date="2026-10-22T16:07:40Z">
+        <w:r>
+          <w:rPr>
+            <w:rtl w:val="0"/>
+          </w:rPr>
+          <w:delText xml:space="preserve">W09</w:delText>
+        </w:r>
+      </w:del>
+      <w:ins w:author="Tomer Perry" w:id="62" w:date="2026-10-22T16:07:40Z">
+        <w:r>
+          <w:rPr>
+            <w:rtl w:val="0"/>
+          </w:rPr>
+          <w:t xml:space="preserve">W08</w:t>
+        </w:r>
+      </w:ins>
+      <w:r>
+        <w:rPr>
+          <w:rtl w:val="0"/>
+        </w:rPr>
+        <w:t xml:space="preserve"> — Nia Williams</w:t>
       </w:r>
     </w:p>
     <w:p>
@@ -9184,7 +10097,7 @@
           <w:bCs w:val="1"/>
           <w:rtl w:val="0"/>
         </w:rPr>
-        <w:t xml:space="preserve">Receptiveness rank.</w:t>
+        <w:t xml:space="preserve">Role.</w:t>
       </w:r>
       <w:r>
         <w:rPr>
@@ -9192,120 +10105,7 @@
         </w:rPr>
         <w:t xml:space="preserve"> </w:t>
       </w:r>
-      <w:del w:author="Tomer Perry" w:id="57" w:date="2026-10-22T16:07:40Z">
-        <w:r>
-          <w:rPr>
-            <w:rtl w:val="0"/>
-          </w:rPr>
-          <w:delText xml:space="preserve">6</w:delText>
-        </w:r>
-      </w:del>
-      <w:ins w:author="Tomer Perry" w:id="57" w:date="2026-10-22T16:07:40Z">
-        <w:r>
-          <w:rPr>
-            <w:rtl w:val="0"/>
-          </w:rPr>
-          <w:t xml:space="preserve">2</w:t>
-        </w:r>
-      </w:ins>
-      <w:r>
-        <w:rPr>
-          <w:rtl w:val="0"/>
-        </w:rPr>
-        <w:t xml:space="preserve"> of 8 — receptive on </w:t>
-      </w:r>
-      <w:del w:author="Tomer Perry" w:id="58" w:date="2026-10-22T16:07:40Z">
-        <w:r>
-          <w:rPr>
-            <w:rtl w:val="0"/>
-          </w:rPr>
-          <w:delText xml:space="preserve">2</w:delText>
-        </w:r>
-      </w:del>
-      <w:ins w:author="Tomer Perry" w:id="58" w:date="2026-10-22T16:07:40Z">
-        <w:r>
-          <w:rPr>
-            <w:rtl w:val="0"/>
-          </w:rPr>
-          <w:t xml:space="preserve">6</w:t>
-        </w:r>
-      </w:ins>
-      <w:r>
-        <w:rPr>
-          <w:rtl w:val="0"/>
-        </w:rPr>
-        <w:t xml:space="preserve"> of 7 answers (</w:t>
-      </w:r>
-      <w:del w:author="Tomer Perry" w:id="59" w:date="2026-10-22T16:07:40Z">
-        <w:r>
-          <w:rPr>
-            <w:rtl w:val="0"/>
-          </w:rPr>
-          <w:delText xml:space="preserve">Q3, Q7</w:delText>
-        </w:r>
-      </w:del>
-      <w:ins w:author="Tomer Perry" w:id="59" w:date="2026-10-22T16:07:40Z">
-        <w:r>
-          <w:rPr>
-            <w:rtl w:val="0"/>
-          </w:rPr>
-          <w:t xml:space="preserve">Q1, Q2, Q3, Q4, Q7, Q8</w:t>
-        </w:r>
-      </w:ins>
-      <w:r>
-        <w:rPr>
-          <w:rtl w:val="0"/>
-        </w:rPr>
-        <w:t xml:space="preserve">).</w:t>
-      </w:r>
-    </w:p>
-    <w:p>
-      <w:pPr>
-        <w:pStyle w:val="Heading2"/>
-        <w:rPr/>
-      </w:pPr>
-      <w:del w:author="Tomer Perry" w:id="60" w:date="2026-10-22T16:07:40Z">
-        <w:r>
-          <w:rPr>
-            <w:rtl w:val="0"/>
-          </w:rPr>
-          <w:delText xml:space="preserve">W09</w:delText>
-        </w:r>
-      </w:del>
-      <w:ins w:author="Tomer Perry" w:id="60" w:date="2026-10-22T16:07:40Z">
-        <w:r>
-          <w:rPr>
-            <w:rtl w:val="0"/>
-          </w:rPr>
-          <w:t xml:space="preserve">W08</w:t>
-        </w:r>
-      </w:ins>
-      <w:r>
-        <w:rPr>
-          <w:rtl w:val="0"/>
-        </w:rPr>
-        <w:t xml:space="preserve"> — Nia Williams</w:t>
-      </w:r>
-    </w:p>
-    <w:p>
-      <w:pPr>
-        <w:rPr/>
-      </w:pPr>
-      <w:r>
-        <w:rPr>
-          <w:b w:val="1"/>
-          <w:bCs w:val="1"/>
-          <w:rtl w:val="0"/>
-        </w:rPr>
-        <w:t xml:space="preserve">Role.</w:t>
-      </w:r>
-      <w:r>
-        <w:rPr>
-          <w:rtl w:val="0"/>
-        </w:rPr>
-        <w:t xml:space="preserve"> </w:t>
-      </w:r>
-      <w:del w:author="Tomer Perry" w:id="61" w:date="2026-10-22T16:07:40Z">
+      <w:del w:author="Tomer Perry" w:id="63" w:date="2026-10-22T16:07:40Z">
         <w:r>
           <w:rPr>
             <w:rtl w:val="0"/>
@@ -9313,7 +10113,7 @@
           <w:delText xml:space="preserve">First-year student; newly elected</w:delText>
         </w:r>
       </w:del>
-      <w:ins w:author="Tomer Perry" w:id="61" w:date="2026-10-22T16:07:40Z">
+      <w:ins w:author="Tomer Perry" w:id="63" w:date="2026-10-22T16:07:40Z">
         <w:r>
           <w:rPr>
             <w:rtl w:val="0"/>
@@ -9374,6 +10174,47 @@
     </w:p>
     <w:p>
       <w:pPr>
+        <w:rPr>
+          <w:del w:author="Tomer Perry" w:id="64" w:date="2026-10-22T16:07:40Z"/>
+        </w:rPr>
+      </w:pPr>
+      <w:del w:author="Tomer Perry" w:id="64" w:date="2026-10-22T16:07:40Z">
+        <w:r>
+          <w:rPr>
+            <w:b w:val="1"/>
+            <w:bCs w:val="1"/>
+            <w:rtl w:val="0"/>
+          </w:rPr>
+          <w:delText xml:space="preserve">Public background card (player-facing).</w:delText>
+        </w:r>
+        <w:r>
+          <w:rPr>
+            <w:rtl w:val="0"/>
+          </w:rPr>
+          <w:delText xml:space="preserve"> Earnest, conciliatory, takes every view seriously. Supports a compromise and a real student vote. Chaired the student forum last night and is anxious that student government be taken seriously</w:delText>
+        </w:r>
+      </w:del>
+      <w:ins w:author="Tomer Perry" w:id="64" w:date="2026-10-22T16:07:40Z">
+        <w:del w:author="Tomer Perry" w:id="64" w:date="2026-10-22T16:07:40Z">
+          <w:r>
+            <w:rPr>
+              <w:rtl w:val="0"/>
+            </w:rPr>
+            <w:delText xml:space="preserve"> and procedural; a senior who has sat through every consultation the administration skipped. Against the renovation on process grounds: the students must be asked. Sits on the archive access committee</w:delText>
+          </w:r>
+        </w:del>
+      </w:ins>
+      <w:del w:author="Tomer Perry" w:id="64" w:date="2026-10-22T16:07:40Z">
+        <w:r>
+          <w:rPr>
+            <w:rtl w:val="0"/>
+          </w:rPr>
+          <w:delText xml:space="preserve">.</w:delText>
+        </w:r>
+      </w:del>
+    </w:p>
+    <w:p>
+      <w:pPr>
         <w:rPr/>
       </w:pPr>
       <w:r>
@@ -9382,28 +10223,28 @@
           <w:bCs w:val="1"/>
           <w:rtl w:val="0"/>
         </w:rPr>
-        <w:t xml:space="preserve">Public background card (player-facing).</w:t>
-      </w:r>
-      <w:r>
-        <w:rPr>
-          <w:rtl w:val="0"/>
-        </w:rPr>
-        <w:t xml:space="preserve"> Earnest</w:t>
-      </w:r>
-      <w:del w:author="Tomer Perry" w:id="62" w:date="2026-10-22T16:07:40Z">
-        <w:r>
-          <w:rPr>
-            <w:rtl w:val="0"/>
-          </w:rPr>
-          <w:delText xml:space="preserve">, conciliatory, takes every view seriously. Supports a compromise and a real student vote. Chaired the student forum last night and is anxious that student government be taken seriously</w:delText>
-        </w:r>
-      </w:del>
-      <w:ins w:author="Tomer Perry" w:id="62" w:date="2026-10-22T16:07:40Z">
-        <w:r>
-          <w:rPr>
-            <w:rtl w:val="0"/>
-          </w:rPr>
-          <w:t xml:space="preserve"> and procedural; a senior who has sat through every consultation the administration skipped. Against the renovation on process grounds: the students must be asked. Sits on the archive access committee</w:t>
+        <w:t xml:space="preserve">Position on the CCC.</w:t>
+      </w:r>
+      <w:r>
+        <w:rPr>
+          <w:rtl w:val="0"/>
+        </w:rPr>
+        <w:t xml:space="preserve"> </w:t>
+      </w:r>
+      <w:del w:author="Tomer Perry" w:id="65" w:date="2026-10-22T16:07:40Z">
+        <w:r>
+          <w:rPr>
+            <w:rtl w:val="0"/>
+          </w:rPr>
+          <w:delText xml:space="preserve">Compromise, plus a student vote. Both sides share more than they admit</w:delText>
+        </w:r>
+      </w:del>
+      <w:ins w:author="Tomer Perry" w:id="65" w:date="2026-10-22T16:07:40Z">
+        <w:r>
+          <w:rPr>
+            <w:rtl w:val="0"/>
+          </w:rPr>
+          <w:t xml:space="preserve">Against, on process grounds. The administration needs to consult the students</w:t>
         </w:r>
       </w:ins>
       <w:r>
@@ -9423,35 +10264,13 @@
           <w:bCs w:val="1"/>
           <w:rtl w:val="0"/>
         </w:rPr>
-        <w:t xml:space="preserve">Position on the CCC.</w:t>
-      </w:r>
-      <w:r>
-        <w:rPr>
-          <w:rtl w:val="0"/>
-        </w:rPr>
-        <w:t xml:space="preserve"> </w:t>
-      </w:r>
-      <w:del w:author="Tomer Perry" w:id="63" w:date="2026-10-22T16:07:40Z">
-        <w:r>
-          <w:rPr>
-            <w:rtl w:val="0"/>
-          </w:rPr>
-          <w:delText xml:space="preserve">Compromise, plus a student vote. Both sides share more than they admit</w:delText>
-        </w:r>
-      </w:del>
-      <w:ins w:author="Tomer Perry" w:id="63" w:date="2026-10-22T16:07:40Z">
-        <w:r>
-          <w:rPr>
-            <w:rtl w:val="0"/>
-          </w:rPr>
-          <w:t xml:space="preserve">Against, on process grounds. The administration needs to consult the students</w:t>
-        </w:r>
-      </w:ins>
-      <w:r>
-        <w:rPr>
-          <w:rtl w:val="0"/>
-        </w:rPr>
-        <w:t xml:space="preserve">.</w:t>
+        <w:t xml:space="preserve">Withheld secret.</w:t>
+      </w:r>
+      <w:r>
+        <w:rPr>
+          <w:rtl w:val="0"/>
+        </w:rPr>
+        <w:t xml:space="preserve"> She leaked a draft student-government resolution to the newspaper.</w:t>
       </w:r>
     </w:p>
     <w:p>
@@ -9464,13 +10283,65 @@
           <w:bCs w:val="1"/>
           <w:rtl w:val="0"/>
         </w:rPr>
-        <w:t xml:space="preserve">Withheld secret.</w:t>
-      </w:r>
-      <w:r>
-        <w:rPr>
-          <w:rtl w:val="0"/>
-        </w:rPr>
-        <w:t xml:space="preserve"> She leaked a draft student-government resolution to the newspaper.</w:t>
+        <w:t xml:space="preserve">Tripwire.</w:t>
+      </w:r>
+      <w:r>
+        <w:rPr>
+          <w:rtl w:val="0"/>
+        </w:rPr>
+        <w:t xml:space="preserve"> Q7 — “</w:t>
+      </w:r>
+      <w:del w:author="Tomer Perry" w:id="66" w:date="2026-10-22T16:07:40Z">
+        <w:r>
+          <w:rPr>
+            <w:rtl w:val="0"/>
+          </w:rPr>
+          <w:delText xml:space="preserve">Whose side are you really on?” (Nia reacts badly when her position is treated as a loyalty test rather than a good-faith view.)</w:delText>
+          <w:br w:type="textWrapping"/>
+        </w:r>
+        <w:r>
+          <w:rPr>
+            <w:b w:val="1"/>
+            <w:bCs w:val="1"/>
+            <w:rtl w:val="0"/>
+          </w:rPr>
+          <w:delText xml:space="preserve">Walk-away text.</w:delText>
+        </w:r>
+        <w:r>
+          <w:rPr>
+            <w:rtl w:val="0"/>
+          </w:rPr>
+          <w:delText xml:space="preserve"> Nia flushes. “I’m not answering a loyalty test. I told you what I think</w:delText>
+        </w:r>
+      </w:del>
+      <w:ins w:author="Tomer Perry" w:id="66" w:date="2026-10-22T16:07:40Z">
+        <w:r>
+          <w:rPr>
+            <w:rtl w:val="0"/>
+          </w:rPr>
+          <w:t xml:space="preserve">What’s your take on the renovation? Is that a good idea?”</w:t>
+          <w:br w:type="textWrapping"/>
+        </w:r>
+        <w:r>
+          <w:rPr>
+            <w:b w:val="1"/>
+            <w:bCs w:val="1"/>
+            <w:rtl w:val="0"/>
+          </w:rPr>
+          <w:t xml:space="preserve">Walk-away text.</w:t>
+        </w:r>
+        <w:r>
+          <w:rPr>
+            <w:rtl w:val="0"/>
+          </w:rPr>
+          <w:t xml:space="preserve"> Nia folds her arms. “Whether it’s a good idea isn’t the point. The point is nobody asked us. If you can’t see the difference, we’re done</w:t>
+        </w:r>
+      </w:ins>
+      <w:r>
+        <w:rPr>
+          <w:rtl w:val="0"/>
+        </w:rPr>
+        <w:t xml:space="preserve">.” She ends the conversation.</w:t>
       </w:r>
     </w:p>
     <w:p>
@@ -9483,77 +10354,6 @@
           <w:bCs w:val="1"/>
           <w:rtl w:val="0"/>
         </w:rPr>
-        <w:t xml:space="preserve">Tripwire.</w:t>
-      </w:r>
-      <w:r>
-        <w:rPr>
-          <w:rtl w:val="0"/>
-        </w:rPr>
-        <w:t xml:space="preserve"> Q7 — “</w:t>
-      </w:r>
-      <w:del w:author="Tomer Perry" w:id="64" w:date="2026-10-22T16:07:40Z">
-        <w:r>
-          <w:rPr>
-            <w:rtl w:val="0"/>
-          </w:rPr>
-          <w:delText xml:space="preserve">Whose side are you really on?” (Nia reacts badly when her position is treated as a loyalty test rather than a good-faith view.)</w:delText>
-          <w:br w:type="textWrapping"/>
-        </w:r>
-        <w:r>
-          <w:rPr>
-            <w:b w:val="1"/>
-            <w:bCs w:val="1"/>
-            <w:rtl w:val="0"/>
-          </w:rPr>
-          <w:delText xml:space="preserve">Walk-away text.</w:delText>
-        </w:r>
-        <w:r>
-          <w:rPr>
-            <w:rtl w:val="0"/>
-          </w:rPr>
-          <w:delText xml:space="preserve"> Nia flushes. “I’m not answering a loyalty test. I told you what I think</w:delText>
-        </w:r>
-      </w:del>
-      <w:ins w:author="Tomer Perry" w:id="64" w:date="2026-10-22T16:07:40Z">
-        <w:r>
-          <w:rPr>
-            <w:rtl w:val="0"/>
-          </w:rPr>
-          <w:t xml:space="preserve">What’s your take on the renovation? Is that a good idea?”</w:t>
-          <w:br w:type="textWrapping"/>
-        </w:r>
-        <w:r>
-          <w:rPr>
-            <w:b w:val="1"/>
-            <w:bCs w:val="1"/>
-            <w:rtl w:val="0"/>
-          </w:rPr>
-          <w:t xml:space="preserve">Walk-away text.</w:t>
-        </w:r>
-        <w:r>
-          <w:rPr>
-            <w:rtl w:val="0"/>
-          </w:rPr>
-          <w:t xml:space="preserve"> Nia folds her arms. “Whether it’s a good idea isn’t the point. The point is nobody asked us. If you can’t see the difference, we’re done</w:t>
-        </w:r>
-      </w:ins>
-      <w:r>
-        <w:rPr>
-          <w:rtl w:val="0"/>
-        </w:rPr>
-        <w:t xml:space="preserve">.” She ends the conversation.</w:t>
-      </w:r>
-    </w:p>
-    <w:p>
-      <w:pPr>
-        <w:rPr/>
-      </w:pPr>
-      <w:r>
-        <w:rPr>
-          <w:b w:val="1"/>
-          <w:bCs w:val="1"/>
-          <w:rtl w:val="0"/>
-        </w:rPr>
         <w:t xml:space="preserve">Receptiveness rank.</w:t>
       </w:r>
       <w:r>
@@ -9562,7 +10362,7 @@
         </w:rPr>
         <w:t xml:space="preserve"> </w:t>
       </w:r>
-      <w:del w:author="Tomer Perry" w:id="65" w:date="2026-10-22T16:07:40Z">
+      <w:del w:author="Tomer Perry" w:id="67" w:date="2026-10-22T16:07:40Z">
         <w:r>
           <w:rPr>
             <w:rtl w:val="0"/>
@@ -9570,7 +10370,7 @@
           <w:delText xml:space="preserve">2</w:delText>
         </w:r>
       </w:del>
-      <w:ins w:author="Tomer Perry" w:id="65" w:date="2026-10-22T16:07:40Z">
+      <w:ins w:author="Tomer Perry" w:id="67" w:date="2026-10-22T16:07:40Z">
         <w:r>
           <w:rPr>
             <w:rtl w:val="0"/>
@@ -9584,7 +10384,7 @@
         </w:rPr>
         <w:t xml:space="preserve"> of 8 — receptive on </w:t>
       </w:r>
-      <w:del w:author="Tomer Perry" w:id="66" w:date="2026-10-22T16:07:40Z">
+      <w:del w:author="Tomer Perry" w:id="68" w:date="2026-10-22T16:07:40Z">
         <w:r>
           <w:rPr>
             <w:rtl w:val="0"/>
@@ -9592,7 +10392,7 @@
           <w:delText xml:space="preserve">6</w:delText>
         </w:r>
       </w:del>
-      <w:ins w:author="Tomer Perry" w:id="66" w:date="2026-10-22T16:07:40Z">
+      <w:ins w:author="Tomer Perry" w:id="68" w:date="2026-10-22T16:07:40Z">
         <w:r>
           <w:rPr>
             <w:rtl w:val="0"/>
@@ -9606,7 +10406,7 @@
         </w:rPr>
         <w:t xml:space="preserve"> of 7 answers (</w:t>
       </w:r>
-      <w:del w:author="Tomer Perry" w:id="67" w:date="2026-10-22T16:07:40Z">
+      <w:del w:author="Tomer Perry" w:id="69" w:date="2026-10-22T16:07:40Z">
         <w:r>
           <w:rPr>
             <w:rtl w:val="0"/>
@@ -9614,7 +10414,7 @@
           <w:delText xml:space="preserve">Q1, Q2, Q3, Q4, Q6, Q8</w:delText>
         </w:r>
       </w:del>
-      <w:ins w:author="Tomer Perry" w:id="67" w:date="2026-10-22T16:07:40Z">
+      <w:ins w:author="Tomer Perry" w:id="69" w:date="2026-10-22T16:07:40Z">
         <w:r>
           <w:rPr>
             <w:rtl w:val="0"/>
@@ -9654,7 +10454,7 @@
     </w:p>
     <w:tbl>
       <w:tblPr>
-        <w:tblStyle w:val="Table6"/>
+        <w:tblStyle w:val="Table7"/>
         <w:tblW w:w="7919.0" w:type="dxa"/>
         <w:jc w:val="left"/>
         <w:tblInd w:w="-108.0" w:type="dxa"/>
@@ -9776,7 +10576,7 @@
             <w:pPr>
               <w:rPr/>
             </w:pPr>
-            <w:del w:author="Tomer Perry" w:id="68" w:date="2026-10-22T16:07:40Z">
+            <w:del w:author="Tomer Perry" w:id="70" w:date="2026-10-22T16:07:40Z">
               <w:r>
                 <w:rPr>
                   <w:rtl w:val="0"/>
@@ -9784,7 +10584,7 @@
                 <w:delText xml:space="preserve">The Charter was in its blue archival folder, seal intact, at the end of the student forum at 7:45 p.m., and was returned to the archive cabinet.</w:delText>
               </w:r>
             </w:del>
-            <w:ins w:author="Tomer Perry" w:id="68" w:date="2026-10-22T16:07:40Z">
+            <w:ins w:author="Tomer Perry" w:id="70" w:date="2026-10-22T16:07:40Z">
               <w:r>
                 <w:rPr>
                   <w:rtl w:val="0"/>
@@ -9805,7 +10605,7 @@
             <w:pPr>
               <w:rPr/>
             </w:pPr>
-            <w:del w:author="Tomer Perry" w:id="69" w:date="2026-10-22T16:07:40Z">
+            <w:del w:author="Tomer Perry" w:id="71" w:date="2026-10-22T16:07:40Z">
               <w:r>
                 <w:rPr>
                   <w:rtl w:val="0"/>
@@ -9813,7 +10613,7 @@
                 <w:delText xml:space="preserve">Leo Martinez (Q8); Evan Cho (Q5</w:delText>
               </w:r>
             </w:del>
-            <w:ins w:author="Tomer Perry" w:id="69" w:date="2026-10-22T16:07:40Z">
+            <w:ins w:author="Tomer Perry" w:id="71" w:date="2026-10-22T16:07:40Z">
               <w:r>
                 <w:rPr>
                   <w:rtl w:val="0"/>
@@ -9869,7 +10669,7 @@
             <w:pPr>
               <w:rPr/>
             </w:pPr>
-            <w:del w:author="Tomer Perry" w:id="70" w:date="2026-10-22T16:07:40Z">
+            <w:del w:author="Tomer Perry" w:id="72" w:date="2026-10-22T16:07:40Z">
               <w:r>
                 <w:rPr>
                   <w:rtl w:val="0"/>
@@ -9877,7 +10677,7 @@
                 <w:delText xml:space="preserve">Mira Shah’s graduate credential opened the archive at 8:42 p.m. It was an ordinary entry; the door and cabinet show no damage.</w:delText>
               </w:r>
             </w:del>
-            <w:ins w:author="Tomer Perry" w:id="70" w:date="2026-10-22T16:07:40Z">
+            <w:ins w:author="Tomer Perry" w:id="72" w:date="2026-10-22T16:07:40Z">
               <w:r>
                 <w:rPr>
                   <w:rtl w:val="0"/>
@@ -9898,7 +10698,7 @@
             <w:pPr>
               <w:rPr/>
             </w:pPr>
-            <w:del w:author="Tomer Perry" w:id="71" w:date="2026-10-22T16:07:40Z">
+            <w:del w:author="Tomer Perry" w:id="73" w:date="2026-10-22T16:07:40Z">
               <w:r>
                 <w:rPr>
                   <w:rtl w:val="0"/>
@@ -9906,7 +10706,7 @@
                 <w:delText xml:space="preserve">Mira Shah (Q1); Priya Nwosu (Q7</w:delText>
               </w:r>
             </w:del>
-            <w:ins w:author="Tomer Perry" w:id="71" w:date="2026-10-22T16:07:40Z">
+            <w:ins w:author="Tomer Perry" w:id="73" w:date="2026-10-22T16:07:40Z">
               <w:r>
                 <w:rPr>
                   <w:rtl w:val="0"/>
@@ -9962,7 +10762,7 @@
             <w:pPr>
               <w:rPr/>
             </w:pPr>
-            <w:del w:author="Tomer Perry" w:id="72" w:date="2026-10-22T16:07:40Z">
+            <w:del w:author="Tomer Perry" w:id="74" w:date="2026-10-22T16:07:40Z">
               <w:r>
                 <w:rPr>
                   <w:rtl w:val="0"/>
@@ -9970,7 +10770,7 @@
                 <w:delText xml:space="preserve">The archive access log was edited at 9:17 p.m., after the archive closed at 9:00. Editing the log requires an archive credential, not a maintenance or administrative one.</w:delText>
               </w:r>
             </w:del>
-            <w:ins w:author="Tomer Perry" w:id="72" w:date="2026-10-22T16:07:40Z">
+            <w:ins w:author="Tomer Perry" w:id="74" w:date="2026-10-22T16:07:40Z">
               <w:r>
                 <w:rPr>
                   <w:rtl w:val="0"/>
@@ -9991,7 +10791,7 @@
             <w:pPr>
               <w:rPr/>
             </w:pPr>
-            <w:del w:author="Tomer Perry" w:id="73" w:date="2026-10-22T16:07:40Z">
+            <w:del w:author="Tomer Perry" w:id="75" w:date="2026-10-22T16:07:40Z">
               <w:r>
                 <w:rPr>
                   <w:rtl w:val="0"/>
@@ -9999,7 +10799,7 @@
                 <w:delText xml:space="preserve">Priya Nwosu (Q1</w:delText>
               </w:r>
             </w:del>
-            <w:ins w:author="Tomer Perry" w:id="73" w:date="2026-10-22T16:07:40Z">
+            <w:ins w:author="Tomer Perry" w:id="75" w:date="2026-10-22T16:07:40Z">
               <w:r>
                 <w:rPr>
                   <w:rtl w:val="0"/>
@@ -10013,7 +10813,7 @@
               </w:rPr>
               <w:t xml:space="preserve">); Sofia Alvarez (</w:t>
             </w:r>
-            <w:del w:author="Tomer Perry" w:id="74" w:date="2026-10-22T16:07:40Z">
+            <w:del w:author="Tomer Perry" w:id="76" w:date="2026-10-22T16:07:40Z">
               <w:r>
                 <w:rPr>
                   <w:rtl w:val="0"/>
@@ -10021,7 +10821,7 @@
                 <w:delText xml:space="preserve">Q5</w:delText>
               </w:r>
             </w:del>
-            <w:ins w:author="Tomer Perry" w:id="74" w:date="2026-10-22T16:07:40Z">
+            <w:ins w:author="Tomer Perry" w:id="76" w:date="2026-10-22T16:07:40Z">
               <w:r>
                 <w:rPr>
                   <w:rtl w:val="0"/>
@@ -10077,7 +10877,7 @@
             <w:pPr>
               <w:rPr/>
             </w:pPr>
-            <w:del w:author="Tomer Perry" w:id="75" w:date="2026-10-22T16:07:40Z">
+            <w:del w:author="Tomer Perry" w:id="77" w:date="2026-10-22T16:07:40Z">
               <w:r>
                 <w:rPr>
                   <w:rtl w:val="0"/>
@@ -10085,7 +10885,7 @@
                 <w:delText xml:space="preserve">No credential other than Mira’s opened the archive between the forum and closing time</w:delText>
               </w:r>
             </w:del>
-            <w:ins w:author="Tomer Perry" w:id="75" w:date="2026-10-22T16:07:40Z">
+            <w:ins w:author="Tomer Perry" w:id="77" w:date="2026-10-22T16:07:40Z">
               <w:r>
                 <w:rPr>
                   <w:rtl w:val="0"/>
@@ -10113,7 +10913,7 @@
               </w:rPr>
               <w:t xml:space="preserve">Leo Martinez (Q3); </w:t>
             </w:r>
-            <w:del w:author="Tomer Perry" w:id="76" w:date="2026-10-22T16:07:40Z">
+            <w:del w:author="Tomer Perry" w:id="78" w:date="2026-10-22T16:07:40Z">
               <w:r>
                 <w:rPr>
                   <w:rtl w:val="0"/>
@@ -10121,7 +10921,7 @@
                 <w:delText xml:space="preserve">Priya Nwosu (Q6</w:delText>
               </w:r>
             </w:del>
-            <w:ins w:author="Tomer Perry" w:id="76" w:date="2026-10-22T16:07:40Z">
+            <w:ins w:author="Tomer Perry" w:id="78" w:date="2026-10-22T16:07:40Z">
               <w:r>
                 <w:rPr>
                   <w:rtl w:val="0"/>
@@ -10177,7 +10977,7 @@
             <w:pPr>
               <w:rPr/>
             </w:pPr>
-            <w:del w:author="Tomer Perry" w:id="77" w:date="2026-10-22T16:07:40Z">
+            <w:del w:author="Tomer Perry" w:id="79" w:date="2026-10-22T16:07:40Z">
               <w:r>
                 <w:rPr>
                   <w:rtl w:val="0"/>
@@ -10185,7 +10985,7 @@
                 <w:delText xml:space="preserve">Mira has argued for months, in seminars and in print, that the disputed mark is an original comma, the reading that gives students a strong veto</w:delText>
               </w:r>
             </w:del>
-            <w:ins w:author="Tomer Perry" w:id="77" w:date="2026-10-22T16:07:40Z">
+            <w:ins w:author="Tomer Perry" w:id="79" w:date="2026-10-22T16:07:40Z">
               <w:r>
                 <w:rPr>
                   <w:rtl w:val="0"/>
@@ -10207,7 +11007,7 @@
             <w:pPr>
               <w:rPr/>
             </w:pPr>
-            <w:del w:author="Tomer Perry" w:id="78" w:date="2026-10-22T16:07:40Z">
+            <w:del w:author="Tomer Perry" w:id="80" w:date="2026-10-22T16:07:40Z">
               <w:r>
                 <w:rPr>
                   <w:rtl w:val="0"/>
@@ -10215,7 +11015,7 @@
                 <w:delText xml:space="preserve">Mira Shah (Q2</w:delText>
               </w:r>
             </w:del>
-            <w:ins w:author="Tomer Perry" w:id="78" w:date="2026-10-22T16:07:40Z">
+            <w:ins w:author="Tomer Perry" w:id="80" w:date="2026-10-22T16:07:40Z">
               <w:r>
                 <w:rPr>
                   <w:rtl w:val="0"/>
@@ -10229,7 +11029,7 @@
               </w:rPr>
               <w:t xml:space="preserve">); Nia Williams (</w:t>
             </w:r>
-            <w:del w:author="Tomer Perry" w:id="79" w:date="2026-10-22T16:07:40Z">
+            <w:del w:author="Tomer Perry" w:id="81" w:date="2026-10-22T16:07:40Z">
               <w:r>
                 <w:rPr>
                   <w:rtl w:val="0"/>
@@ -10237,7 +11037,7 @@
                 <w:delText xml:space="preserve">Q2</w:delText>
               </w:r>
             </w:del>
-            <w:ins w:author="Tomer Perry" w:id="79" w:date="2026-10-22T16:07:40Z">
+            <w:ins w:author="Tomer Perry" w:id="81" w:date="2026-10-22T16:07:40Z">
               <w:r>
                 <w:rPr>
                   <w:rtl w:val="0"/>
@@ -10293,7 +11093,7 @@
             <w:pPr>
               <w:rPr/>
             </w:pPr>
-            <w:del w:author="Tomer Perry" w:id="80" w:date="2026-10-22T16:07:40Z">
+            <w:del w:author="Tomer Perry" w:id="82" w:date="2026-10-22T16:07:40Z">
               <w:r>
                 <w:rPr>
                   <w:rtl w:val="0"/>
@@ -10301,7 +11101,7 @@
                 <w:delText xml:space="preserve">In the newspaper photograph of the Charter, the disputed mark has sharper edges and a different paper shadow than the surrounding ink</w:delText>
               </w:r>
             </w:del>
-            <w:ins w:author="Tomer Perry" w:id="80" w:date="2026-10-22T16:07:40Z">
+            <w:ins w:author="Tomer Perry" w:id="82" w:date="2026-10-22T16:07:40Z">
               <w:r>
                 <w:rPr>
                   <w:rtl w:val="0"/>
@@ -10323,7 +11123,7 @@
             <w:pPr>
               <w:rPr/>
             </w:pPr>
-            <w:del w:author="Tomer Perry" w:id="81" w:date="2026-10-22T16:07:40Z">
+            <w:del w:author="Tomer Perry" w:id="83" w:date="2026-10-22T16:07:40Z">
               <w:r>
                 <w:rPr>
                   <w:rtl w:val="0"/>
@@ -10331,7 +11131,7 @@
                 <w:delText xml:space="preserve">Mira Shah (Q6); Sofia Alvarez (Q2</w:delText>
               </w:r>
             </w:del>
-            <w:ins w:author="Tomer Perry" w:id="81" w:date="2026-10-22T16:07:40Z">
+            <w:ins w:author="Tomer Perry" w:id="83" w:date="2026-10-22T16:07:40Z">
               <w:r>
                 <w:rPr>
                   <w:rtl w:val="0"/>
@@ -10387,7 +11187,7 @@
             <w:pPr>
               <w:rPr/>
             </w:pPr>
-            <w:del w:author="Tomer Perry" w:id="82" w:date="2026-10-22T16:07:40Z">
+            <w:del w:author="Tomer Perry" w:id="84" w:date="2026-10-22T16:07:40Z">
               <w:r>
                 <w:rPr>
                   <w:rtl w:val="0"/>
@@ -10395,7 +11195,7 @@
                 <w:delText xml:space="preserve">A small crease near the mark, visible in older photographs of the Charter, is absent from the newspaper photograph.</w:delText>
               </w:r>
             </w:del>
-            <w:ins w:author="Tomer Perry" w:id="82" w:date="2026-10-22T16:07:40Z">
+            <w:ins w:author="Tomer Perry" w:id="84" w:date="2026-10-22T16:07:40Z">
               <w:r>
                 <w:rPr>
                   <w:rtl w:val="0"/>
@@ -10416,7 +11216,7 @@
             <w:pPr>
               <w:rPr/>
             </w:pPr>
-            <w:del w:author="Tomer Perry" w:id="83" w:date="2026-10-22T16:07:40Z">
+            <w:del w:author="Tomer Perry" w:id="85" w:date="2026-10-22T16:07:40Z">
               <w:r>
                 <w:rPr>
                   <w:rtl w:val="0"/>
@@ -10424,7 +11224,7 @@
                 <w:delText xml:space="preserve">Priya Nwosu (Q3); Sofia Alvarez (Q8</w:delText>
               </w:r>
             </w:del>
-            <w:ins w:author="Tomer Perry" w:id="83" w:date="2026-10-22T16:07:40Z">
+            <w:ins w:author="Tomer Perry" w:id="85" w:date="2026-10-22T16:07:40Z">
               <w:r>
                 <w:rPr>
                   <w:rtl w:val="0"/>
@@ -10480,7 +11280,7 @@
             <w:pPr>
               <w:rPr/>
             </w:pPr>
-            <w:del w:author="Tomer Perry" w:id="84" w:date="2026-10-22T16:07:40Z">
+            <w:del w:author="Tomer Perry" w:id="86" w:date="2026-10-22T16:07:40Z">
               <w:r>
                 <w:rPr>
                   <w:rtl w:val="0"/>
@@ -10488,7 +11288,7 @@
                 <w:delText xml:space="preserve">Late in the preparations the event materials stopped saying ‘the original Charter’ and started saying ‘the Charter’; Celia Park kept pressing for ‘a clean answer’ for the Board</w:delText>
               </w:r>
             </w:del>
-            <w:ins w:author="Tomer Perry" w:id="84" w:date="2026-10-22T16:07:40Z">
+            <w:ins w:author="Tomer Perry" w:id="86" w:date="2026-10-22T16:07:40Z">
               <w:r>
                 <w:rPr>
                   <w:rtl w:val="0"/>
@@ -10510,7 +11310,7 @@
             <w:pPr>
               <w:rPr/>
             </w:pPr>
-            <w:del w:author="Tomer Perry" w:id="85" w:date="2026-10-22T16:07:40Z">
+            <w:del w:author="Tomer Perry" w:id="87" w:date="2026-10-22T16:07:40Z">
               <w:r>
                 <w:rPr>
                   <w:rtl w:val="0"/>
@@ -10518,7 +11318,7 @@
                 <w:delText xml:space="preserve">Leo Martinez (Q5); Hana Petrov (Q3</w:delText>
               </w:r>
             </w:del>
-            <w:ins w:author="Tomer Perry" w:id="85" w:date="2026-10-22T16:07:40Z">
+            <w:ins w:author="Tomer Perry" w:id="87" w:date="2026-10-22T16:07:40Z">
               <w:r>
                 <w:rPr>
                   <w:rtl w:val="0"/>
@@ -10574,7 +11374,7 @@
             <w:pPr>
               <w:rPr/>
             </w:pPr>
-            <w:del w:author="Tomer Perry" w:id="86" w:date="2026-10-22T16:07:40Z">
+            <w:del w:author="Tomer Perry" w:id="88" w:date="2026-10-22T16:07:40Z">
               <w:r>
                 <w:rPr>
                   <w:rtl w:val="0"/>
@@ -10582,7 +11382,7 @@
                 <w:delText xml:space="preserve">Jonah gave Mira an empty poster tube labelled ‘Spring Gala 2023’</w:delText>
               </w:r>
             </w:del>
-            <w:ins w:author="Tomer Perry" w:id="86" w:date="2026-10-22T16:07:40Z">
+            <w:ins w:author="Tomer Perry" w:id="88" w:date="2026-10-22T16:07:40Z">
               <w:r>
                 <w:rPr>
                   <w:rtl w:val="0"/>
@@ -10604,7 +11404,7 @@
             <w:pPr>
               <w:rPr/>
             </w:pPr>
-            <w:del w:author="Tomer Perry" w:id="87" w:date="2026-10-22T16:07:40Z">
+            <w:del w:author="Tomer Perry" w:id="89" w:date="2026-10-22T16:07:40Z">
               <w:r>
                 <w:rPr>
                   <w:rtl w:val="0"/>
@@ -10612,7 +11412,7 @@
                 <w:delText xml:space="preserve">Jonah Reed (Q3); Nia Williams (Q4</w:delText>
               </w:r>
             </w:del>
-            <w:ins w:author="Tomer Perry" w:id="87" w:date="2026-10-22T16:07:40Z">
+            <w:ins w:author="Tomer Perry" w:id="89" w:date="2026-10-22T16:07:40Z">
               <w:r>
                 <w:rPr>
                   <w:rtl w:val="0"/>
@@ -10668,7 +11468,7 @@
             <w:pPr>
               <w:rPr/>
             </w:pPr>
-            <w:del w:author="Tomer Perry" w:id="88" w:date="2026-10-22T16:07:40Z">
+            <w:del w:author="Tomer Perry" w:id="90" w:date="2026-10-22T16:07:40Z">
               <w:r>
                 <w:rPr>
                   <w:rtl w:val="0"/>
@@ -10676,7 +11476,7 @@
                 <w:delText xml:space="preserve">At about 8:55 p.m. a long cardboard tube with theatre paint on one end was carried from the Commons toward the theatre</w:delText>
               </w:r>
             </w:del>
-            <w:ins w:author="Tomer Perry" w:id="88" w:date="2026-10-22T16:07:40Z">
+            <w:ins w:author="Tomer Perry" w:id="90" w:date="2026-10-22T16:07:40Z">
               <w:r>
                 <w:rPr>
                   <w:rtl w:val="0"/>
@@ -10698,7 +11498,7 @@
             <w:pPr>
               <w:rPr/>
             </w:pPr>
-            <w:del w:author="Tomer Perry" w:id="89" w:date="2026-10-22T16:07:40Z">
+            <w:del w:author="Tomer Perry" w:id="91" w:date="2026-10-22T16:07:40Z">
               <w:r>
                 <w:rPr>
                   <w:rtl w:val="0"/>
@@ -10706,7 +11506,7 @@
                 <w:delText xml:space="preserve">Leo Martinez (Q4); Evan Cho (Q1</w:delText>
               </w:r>
             </w:del>
-            <w:ins w:author="Tomer Perry" w:id="89" w:date="2026-10-22T16:07:40Z">
+            <w:ins w:author="Tomer Perry" w:id="91" w:date="2026-10-22T16:07:40Z">
               <w:r>
                 <w:rPr>
                   <w:rtl w:val="0"/>
@@ -10762,7 +11562,7 @@
             <w:pPr>
               <w:rPr/>
             </w:pPr>
-            <w:del w:author="Tomer Perry" w:id="90" w:date="2026-10-22T16:07:40Z">
+            <w:del w:author="Tomer Perry" w:id="92" w:date="2026-10-22T16:07:40Z">
               <w:r>
                 <w:rPr>
                   <w:rtl w:val="0"/>
@@ -10770,7 +11570,7 @@
                 <w:delText xml:space="preserve">The ‘Spring Gala 2023’ tube is now in the theatre scenery loft, and it is heavier than an empty tube should be</w:delText>
               </w:r>
             </w:del>
-            <w:ins w:author="Tomer Perry" w:id="90" w:date="2026-10-22T16:07:40Z">
+            <w:ins w:author="Tomer Perry" w:id="92" w:date="2026-10-22T16:07:40Z">
               <w:r>
                 <w:rPr>
                   <w:rtl w:val="0"/>
@@ -10792,7 +11592,7 @@
             <w:pPr>
               <w:rPr/>
             </w:pPr>
-            <w:del w:author="Tomer Perry" w:id="91" w:date="2026-10-22T16:07:40Z">
+            <w:del w:author="Tomer Perry" w:id="93" w:date="2026-10-22T16:07:40Z">
               <w:r>
                 <w:rPr>
                   <w:rtl w:val="0"/>
@@ -10800,7 +11600,7 @@
                 <w:delText xml:space="preserve">Jonah Reed (Q6</w:delText>
               </w:r>
             </w:del>
-            <w:ins w:author="Tomer Perry" w:id="91" w:date="2026-10-22T16:07:40Z">
+            <w:ins w:author="Tomer Perry" w:id="93" w:date="2026-10-22T16:07:40Z">
               <w:r>
                 <w:rPr>
                   <w:rtl w:val="0"/>
@@ -10814,7 +11614,7 @@
               </w:rPr>
               <w:t xml:space="preserve">); Sofia Alvarez (</w:t>
             </w:r>
-            <w:del w:author="Tomer Perry" w:id="92" w:date="2026-10-22T16:07:40Z">
+            <w:del w:author="Tomer Perry" w:id="94" w:date="2026-10-22T16:07:40Z">
               <w:r>
                 <w:rPr>
                   <w:rtl w:val="0"/>
@@ -10822,7 +11622,7 @@
                 <w:delText xml:space="preserve">Q4</w:delText>
               </w:r>
             </w:del>
-            <w:ins w:author="Tomer Perry" w:id="92" w:date="2026-10-22T16:07:40Z">
+            <w:ins w:author="Tomer Perry" w:id="94" w:date="2026-10-22T16:07:40Z">
               <w:r>
                 <w:rPr>
                   <w:rtl w:val="0"/>
@@ -10878,7 +11678,7 @@
             <w:pPr>
               <w:rPr/>
             </w:pPr>
-            <w:del w:author="Tomer Perry" w:id="93" w:date="2026-10-22T16:07:40Z">
+            <w:del w:author="Tomer Perry" w:id="95" w:date="2026-10-22T16:07:40Z">
               <w:r>
                 <w:rPr>
                   <w:rtl w:val="0"/>
@@ -10886,7 +11686,7 @@
                 <w:delText xml:space="preserve">After Mira’s visit Jonah moved several tubes in the scenery loft and did not update the inventory sheet</w:delText>
               </w:r>
             </w:del>
-            <w:ins w:author="Tomer Perry" w:id="93" w:date="2026-10-22T16:07:40Z">
+            <w:ins w:author="Tomer Perry" w:id="95" w:date="2026-10-22T16:07:40Z">
               <w:r>
                 <w:rPr>
                   <w:rtl w:val="0"/>
@@ -10908,7 +11708,7 @@
             <w:pPr>
               <w:rPr/>
             </w:pPr>
-            <w:del w:author="Tomer Perry" w:id="94" w:date="2026-10-22T16:07:40Z">
+            <w:del w:author="Tomer Perry" w:id="96" w:date="2026-10-22T16:07:40Z">
               <w:r>
                 <w:rPr>
                   <w:rtl w:val="0"/>
@@ -10916,7 +11716,7 @@
                 <w:delText xml:space="preserve">Jonah Reed</w:delText>
               </w:r>
             </w:del>
-            <w:ins w:author="Tomer Perry" w:id="94" w:date="2026-10-22T16:07:40Z">
+            <w:ins w:author="Tomer Perry" w:id="96" w:date="2026-10-22T16:07:40Z">
               <w:r>
                 <w:rPr>
                   <w:rtl w:val="0"/>
@@ -10930,7 +11730,7 @@
               </w:rPr>
               <w:t xml:space="preserve"> (Q8); </w:t>
             </w:r>
-            <w:del w:author="Tomer Perry" w:id="95" w:date="2026-10-22T16:06:48Z">
+            <w:del w:author="Tomer Perry" w:id="97" w:date="2026-10-22T16:06:48Z">
               <w:r>
                 <w:rPr>
                   <w:rtl w:val="0"/>
@@ -10938,7 +11738,7 @@
                 <w:delText xml:space="preserve">Hana Petrov (Q4</w:delText>
               </w:r>
             </w:del>
-            <w:ins w:author="Tomer Perry" w:id="95" w:date="2026-10-22T16:06:48Z">
+            <w:ins w:author="Tomer Perry" w:id="97" w:date="2026-10-22T16:06:48Z">
               <w:r>
                 <w:rPr>
                   <w:rtl w:val="0"/>
@@ -10994,7 +11794,7 @@
             <w:pPr>
               <w:rPr/>
             </w:pPr>
-            <w:del w:author="Tomer Perry" w:id="96" w:date="2026-10-22T16:06:48Z">
+            <w:del w:author="Tomer Perry" w:id="98" w:date="2026-10-22T16:06:48Z">
               <w:r>
                 <w:rPr>
                   <w:rtl w:val="0"/>
@@ -11002,7 +11802,7 @@
                 <w:delText xml:space="preserve">Mira and Jonah were seen talking near the theatre at about 8:52 p.m. It looked like a practical conversation about storage, not a confrontation</w:delText>
               </w:r>
             </w:del>
-            <w:ins w:author="Tomer Perry" w:id="96" w:date="2026-10-22T16:06:48Z">
+            <w:ins w:author="Tomer Perry" w:id="98" w:date="2026-10-22T16:06:48Z">
               <w:r>
                 <w:rPr>
                   <w:rtl w:val="0"/>
@@ -11024,7 +11824,7 @@
             <w:pPr>
               <w:rPr/>
             </w:pPr>
-            <w:del w:author="Tomer Perry" w:id="97" w:date="2026-10-22T16:06:48Z">
+            <w:del w:author="Tomer Perry" w:id="99" w:date="2026-10-22T16:06:48Z">
               <w:r>
                 <w:rPr>
                   <w:rtl w:val="0"/>
@@ -11032,7 +11832,7 @@
                 <w:delText xml:space="preserve">Evan Cho (Q7</w:delText>
               </w:r>
             </w:del>
-            <w:ins w:author="Tomer Perry" w:id="97" w:date="2026-10-22T16:06:48Z">
+            <w:ins w:author="Tomer Perry" w:id="99" w:date="2026-10-22T16:06:48Z">
               <w:r>
                 <w:rPr>
                   <w:rtl w:val="0"/>
@@ -11046,7 +11846,7 @@
               </w:rPr>
               <w:t xml:space="preserve">); Nia Williams (</w:t>
             </w:r>
-            <w:del w:author="Tomer Perry" w:id="98" w:date="2026-10-22T16:06:48Z">
+            <w:del w:author="Tomer Perry" w:id="100" w:date="2026-10-22T16:06:48Z">
               <w:r>
                 <w:rPr>
                   <w:rtl w:val="0"/>
@@ -11054,7 +11854,7 @@
                 <w:delText xml:space="preserve">Q8</w:delText>
               </w:r>
             </w:del>
-            <w:ins w:author="Tomer Perry" w:id="98" w:date="2026-10-22T16:06:48Z">
+            <w:ins w:author="Tomer Perry" w:id="100" w:date="2026-10-22T16:06:48Z">
               <w:r>
                 <w:rPr>
                   <w:rtl w:val="0"/>
@@ -11110,7 +11910,7 @@
             <w:pPr>
               <w:rPr/>
             </w:pPr>
-            <w:del w:author="Tomer Perry" w:id="99" w:date="2026-10-22T16:06:48Z">
+            <w:del w:author="Tomer Perry" w:id="101" w:date="2026-10-22T16:06:48Z">
               <w:r>
                 <w:rPr>
                   <w:rtl w:val="0"/>
@@ -11118,7 +11918,7 @@
                 <w:delText xml:space="preserve">Mira and Jonah disagree about the renovation’s details but share one goal: the Charter must not be damaged or lost.</w:delText>
               </w:r>
             </w:del>
-            <w:ins w:author="Tomer Perry" w:id="99" w:date="2026-10-22T16:06:48Z">
+            <w:ins w:author="Tomer Perry" w:id="101" w:date="2026-10-22T16:06:48Z">
               <w:r>
                 <w:rPr>
                   <w:rtl w:val="0"/>
@@ -11139,7 +11939,7 @@
             <w:pPr>
               <w:rPr/>
             </w:pPr>
-            <w:del w:author="Tomer Perry" w:id="100" w:date="2026-10-22T16:06:48Z">
+            <w:del w:author="Tomer Perry" w:id="102" w:date="2026-10-22T16:06:48Z">
               <w:r>
                 <w:rPr>
                   <w:rtl w:val="0"/>
@@ -11147,7 +11947,7 @@
                 <w:delText xml:space="preserve">Jonah Reed (Q2); Hana Petrov (Q7</w:delText>
               </w:r>
             </w:del>
-            <w:ins w:author="Tomer Perry" w:id="100" w:date="2026-10-22T16:06:48Z">
+            <w:ins w:author="Tomer Perry" w:id="102" w:date="2026-10-22T16:06:48Z">
               <w:r>
                 <w:rPr>
                   <w:rtl w:val="0"/>
@@ -11203,7 +12003,7 @@
             <w:pPr>
               <w:rPr/>
             </w:pPr>
-            <w:del w:author="Tomer Perry" w:id="101" w:date="2026-10-22T16:06:48Z">
+            <w:del w:author="Tomer Perry" w:id="103" w:date="2026-10-22T16:06:48Z">
               <w:r>
                 <w:rPr>
                   <w:rtl w:val="0"/>
@@ -11211,7 +12011,7 @@
                 <w:delText xml:space="preserve">Members of the administrative steering group do not hold archive credentials; they reach the archive through the archivist’s office, and none of them used it that night.</w:delText>
               </w:r>
             </w:del>
-            <w:ins w:author="Tomer Perry" w:id="101" w:date="2026-10-22T16:06:48Z">
+            <w:ins w:author="Tomer Perry" w:id="103" w:date="2026-10-22T16:06:48Z">
               <w:r>
                 <w:rPr>
                   <w:rtl w:val="0"/>
@@ -11232,7 +12032,7 @@
             <w:pPr>
               <w:rPr/>
             </w:pPr>
-            <w:del w:author="Tomer Perry" w:id="102" w:date="2026-10-22T16:06:48Z">
+            <w:del w:author="Tomer Perry" w:id="104" w:date="2026-10-22T16:06:48Z">
               <w:r>
                 <w:rPr>
                   <w:rtl w:val="0"/>
@@ -11240,7 +12040,7 @@
                 <w:delText xml:space="preserve">Mira Shah (Q5); Hana Petrov (Q8)</w:delText>
               </w:r>
             </w:del>
-            <w:ins w:author="Tomer Perry" w:id="102" w:date="2026-10-22T16:06:48Z">
+            <w:ins w:author="Tomer Perry" w:id="104" w:date="2026-10-22T16:06:48Z">
               <w:r>
                 <w:rPr>
                   <w:rtl w:val="0"/>
@@ -11301,7 +12101,7 @@
               </w:rPr>
               <w:t xml:space="preserve">Mira </w:t>
             </w:r>
-            <w:del w:author="Tomer Perry" w:id="103" w:date="2026-10-22T16:06:48Z">
+            <w:del w:author="Tomer Perry" w:id="105" w:date="2026-10-22T16:06:48Z">
               <w:r>
                 <w:rPr>
                   <w:rtl w:val="0"/>
@@ -11309,7 +12109,7 @@
                 <w:delText xml:space="preserve">said she would ‘keep it safe until someone can compare the two’. She intends to return the Charter once the document prepared for the examination has been checked against it</w:delText>
               </w:r>
             </w:del>
-            <w:ins w:author="Tomer Perry" w:id="103" w:date="2026-10-22T16:06:48Z">
+            <w:ins w:author="Tomer Perry" w:id="105" w:date="2026-10-22T16:06:48Z">
               <w:r>
                 <w:rPr>
                   <w:rtl w:val="0"/>
@@ -11331,7 +12131,7 @@
             <w:pPr>
               <w:rPr/>
             </w:pPr>
-            <w:del w:author="Tomer Perry" w:id="104" w:date="2026-10-22T16:06:48Z">
+            <w:del w:author="Tomer Perry" w:id="106" w:date="2026-10-22T16:06:48Z">
               <w:r>
                 <w:rPr>
                   <w:rtl w:val="0"/>
@@ -11339,7 +12139,7 @@
                 <w:delText xml:space="preserve">Evan Cho (Q3); Nia Williams (Q6)</w:delText>
               </w:r>
             </w:del>
-            <w:ins w:author="Tomer Perry" w:id="104" w:date="2026-10-22T16:06:48Z">
+            <w:ins w:author="Tomer Perry" w:id="106" w:date="2026-10-22T16:06:48Z">
               <w:r>
                 <w:rPr>
                   <w:rtl w:val="0"/>
@@ -11391,7 +12191,7 @@
         </w:rPr>
         <w:t xml:space="preserve">MC1 (H) — </w:t>
       </w:r>
-      <w:del w:author="Tomer Perry" w:id="105" w:date="2026-10-22T16:06:48Z">
+      <w:del w:author="Tomer Perry" w:id="107" w:date="2026-10-22T16:06:48Z">
         <w:r>
           <w:rPr>
             <w:b w:val="1"/>
@@ -11407,7 +12207,7 @@
           <w:delText xml:space="preserve"> Synthesises</w:delText>
         </w:r>
       </w:del>
-      <w:ins w:author="Tomer Perry" w:id="105" w:date="2026-10-22T16:06:48Z">
+      <w:ins w:author="Tomer Perry" w:id="107" w:date="2026-10-22T16:06:48Z">
         <w:r>
           <w:rPr>
             <w:b w:val="1"/>
@@ -11435,7 +12235,7 @@
         <w:ind w:left="480" w:right="480" w:firstLine="0"/>
         <w:rPr/>
       </w:pPr>
-      <w:del w:author="Tomer Perry" w:id="106" w:date="2026-10-22T16:06:48Z">
+      <w:del w:author="Tomer Perry" w:id="108" w:date="2026-10-22T16:06:48Z">
         <w:r>
           <w:rPr>
             <w:rtl w:val="0"/>
@@ -11443,7 +12243,7 @@
           <w:delText xml:space="preserve">The Charter was in the archive cabinet at 7:45 p.m. Only one credential opened the archive after that: Mira Shah's, at 8:42, an ordinary entry with no forced door. The access log was edited at 9:17, after closing, by someone holding an archive credential</w:delText>
         </w:r>
       </w:del>
-      <w:ins w:author="Tomer Perry" w:id="106" w:date="2026-10-22T16:06:48Z">
+      <w:ins w:author="Tomer Perry" w:id="108" w:date="2026-10-22T16:06:48Z">
         <w:r>
           <w:rPr>
             <w:rtl w:val="0"/>
@@ -11470,7 +12270,7 @@
         </w:rPr>
         <w:t xml:space="preserve">MC2 (E) — </w:t>
       </w:r>
-      <w:del w:author="Tomer Perry" w:id="107" w:date="2026-10-22T16:06:48Z">
+      <w:del w:author="Tomer Perry" w:id="109" w:date="2026-10-22T16:06:48Z">
         <w:r>
           <w:rPr>
             <w:b w:val="1"/>
@@ -11486,7 +12286,7 @@
           <w:delText xml:space="preserve"> Synthesises</w:delText>
         </w:r>
       </w:del>
-      <w:ins w:author="Tomer Perry" w:id="107" w:date="2026-10-22T16:06:48Z">
+      <w:ins w:author="Tomer Perry" w:id="109" w:date="2026-10-22T16:06:48Z">
         <w:r>
           <w:rPr>
             <w:b w:val="1"/>
@@ -11514,7 +12314,7 @@
         <w:ind w:left="480" w:right="480" w:firstLine="0"/>
         <w:rPr/>
       </w:pPr>
-      <w:del w:author="Tomer Perry" w:id="108" w:date="2026-10-22T16:06:48Z">
+      <w:del w:author="Tomer Perry" w:id="110" w:date="2026-10-22T16:06:48Z">
         <w:r>
           <w:rPr>
             <w:rtl w:val="0"/>
@@ -11522,7 +12322,7 @@
           <w:delText xml:space="preserve">Mira has long argued the disputed mark is an original comma. The newspaper photograph of the Charter shows a mark with the wrong edges and shadow, and a crease seen in older photographs is missing. The event materials quietly stopped calling the object 'the original'. Mira had every reason to believe the document prepared for examination is not the real one</w:delText>
         </w:r>
       </w:del>
-      <w:ins w:author="Tomer Perry" w:id="108" w:date="2026-10-22T16:06:48Z">
+      <w:ins w:author="Tomer Perry" w:id="110" w:date="2026-10-22T16:06:48Z">
         <w:r>
           <w:rPr>
             <w:rtl w:val="0"/>
@@ -11549,7 +12349,7 @@
         </w:rPr>
         <w:t xml:space="preserve">MC3 (A) — </w:t>
       </w:r>
-      <w:del w:author="Tomer Perry" w:id="109" w:date="2026-10-22T16:06:48Z">
+      <w:del w:author="Tomer Perry" w:id="111" w:date="2026-10-22T16:06:48Z">
         <w:r>
           <w:rPr>
             <w:b w:val="1"/>
@@ -11565,7 +12365,7 @@
           <w:delText xml:space="preserve"> Synthesises</w:delText>
         </w:r>
       </w:del>
-      <w:ins w:author="Tomer Perry" w:id="109" w:date="2026-10-22T16:06:48Z">
+      <w:ins w:author="Tomer Perry" w:id="111" w:date="2026-10-22T16:06:48Z">
         <w:r>
           <w:rPr>
             <w:b w:val="1"/>
@@ -11593,7 +12393,7 @@
         <w:ind w:left="480" w:right="480" w:firstLine="0"/>
         <w:rPr/>
       </w:pPr>
-      <w:del w:author="Tomer Perry" w:id="110" w:date="2026-10-22T16:06:48Z">
+      <w:del w:author="Tomer Perry" w:id="112" w:date="2026-10-22T16:06:48Z">
         <w:r>
           <w:rPr>
             <w:rtl w:val="0"/>
@@ -11601,7 +12401,7 @@
           <w:delText xml:space="preserve">Jonah gave Mira an empty poster tube labelled 'Spring Gala 2023'. At about 8:55 a tube with theatre paint on one end was carried from the Commons toward the theatre. That tube is now in the scenery loft, heavier than it should be, and Jonah has since moved tubes around without updating the inventory</w:delText>
         </w:r>
       </w:del>
-      <w:ins w:author="Tomer Perry" w:id="110" w:date="2026-10-22T16:06:48Z">
+      <w:ins w:author="Tomer Perry" w:id="112" w:date="2026-10-22T16:06:48Z">
         <w:r>
           <w:rPr>
             <w:rtl w:val="0"/>
@@ -11628,7 +12428,7 @@
         </w:rPr>
         <w:t xml:space="preserve">MC4 (R) — What </w:t>
       </w:r>
-      <w:del w:author="Tomer Perry" w:id="111" w:date="2026-10-22T16:06:48Z">
+      <w:del w:author="Tomer Perry" w:id="113" w:date="2026-10-22T16:06:48Z">
         <w:r>
           <w:rPr>
             <w:b w:val="1"/>
@@ -11644,7 +12444,7 @@
           <w:delText xml:space="preserve"> Synthesises</w:delText>
         </w:r>
       </w:del>
-      <w:ins w:author="Tomer Perry" w:id="111" w:date="2026-10-22T16:06:48Z">
+      <w:ins w:author="Tomer Perry" w:id="113" w:date="2026-10-22T16:06:48Z">
         <w:r>
           <w:rPr>
             <w:b w:val="1"/>
@@ -11672,7 +12472,7 @@
         <w:ind w:left="480" w:right="480" w:firstLine="0"/>
         <w:rPr/>
       </w:pPr>
-      <w:del w:author="Tomer Perry" w:id="112" w:date="2026-10-22T16:06:48Z">
+      <w:del w:author="Tomer Perry" w:id="114" w:date="2026-10-22T16:06:48Z">
         <w:r>
           <w:rPr>
             <w:rtl w:val="0"/>
@@ -11680,7 +12480,7 @@
           <w:delText xml:space="preserve">Mira and Jonah met near the theatre for a practical reason: both want the Charter undamaged. The steering group had no archive credential to use that night. Mira means to return the Charter once the document prepared for the examination can be compared against it. This was protection, not theft, and it can be resolved before six o'clock</w:delText>
         </w:r>
       </w:del>
-      <w:ins w:author="Tomer Perry" w:id="112" w:date="2026-10-22T16:06:48Z">
+      <w:ins w:author="Tomer Perry" w:id="114" w:date="2026-10-22T16:06:48Z">
         <w:r>
           <w:rPr>
             <w:rtl w:val="0"/>
@@ -11750,7 +12550,7 @@
         </w:rPr>
         <w:t xml:space="preserve"> Motive plus </w:t>
       </w:r>
-      <w:del w:author="Tomer Perry" w:id="113" w:date="2026-10-22T16:06:48Z">
+      <w:del w:author="Tomer Perry" w:id="115" w:date="2026-10-22T16:06:48Z">
         <w:r>
           <w:rPr>
             <w:rtl w:val="0"/>
@@ -11758,7 +12558,7 @@
           <w:delText xml:space="preserve">proximity</w:delText>
         </w:r>
       </w:del>
-      <w:ins w:author="Tomer Perry" w:id="113" w:date="2026-10-22T16:06:48Z">
+      <w:ins w:author="Tomer Perry" w:id="115" w:date="2026-10-22T16:06:48Z">
         <w:r>
           <w:rPr>
             <w:rtl w:val="0"/>
@@ -11772,7 +12572,7 @@
         </w:rPr>
         <w:t xml:space="preserve">, cancelled by </w:t>
       </w:r>
-      <w:del w:author="Tomer Perry" w:id="114" w:date="2026-10-22T16:06:48Z">
+      <w:del w:author="Tomer Perry" w:id="116" w:date="2026-10-22T16:06:48Z">
         <w:r>
           <w:rPr>
             <w:rtl w:val="0"/>
@@ -11780,7 +12580,7 @@
           <w:delText xml:space="preserve">the badge log: Leo was in the business building at both critical times</w:delText>
         </w:r>
       </w:del>
-      <w:ins w:author="Tomer Perry" w:id="114" w:date="2026-10-22T16:06:48Z">
+      <w:ins w:author="Tomer Perry" w:id="116" w:date="2026-10-22T16:06:48Z">
         <w:r>
           <w:rPr>
             <w:rtl w:val="0"/>
@@ -11809,7 +12609,7 @@
         </w:rPr>
         <w:t xml:space="preserve">R01: Leo was promised first choice of new office space for his club by the redevelopment committee. </w:t>
       </w:r>
-      <w:del w:author="Tomer Perry" w:id="115" w:date="2026-10-22T16:06:48Z">
+      <w:del w:author="Tomer Perry" w:id="117" w:date="2026-10-22T16:06:48Z">
         <w:r>
           <w:rPr>
             <w:rtl w:val="0"/>
@@ -11817,7 +12617,7 @@
           <w:delText xml:space="preserve">He has a reason to want the Charter out of the way</w:delText>
         </w:r>
       </w:del>
-      <w:ins w:author="Tomer Perry" w:id="115" w:date="2026-10-22T16:06:48Z">
+      <w:ins w:author="Tomer Perry" w:id="117" w:date="2026-10-22T16:06:48Z">
         <w:r>
           <w:rPr>
             <w:rtl w:val="0"/>
@@ -11859,7 +12659,7 @@
         </w:rPr>
         <w:t xml:space="preserve">R02: </w:t>
       </w:r>
-      <w:del w:author="Tomer Perry" w:id="116" w:date="2026-10-22T16:06:48Z">
+      <w:del w:author="Tomer Perry" w:id="118" w:date="2026-10-22T16:06:48Z">
         <w:r>
           <w:rPr>
             <w:rtl w:val="0"/>
@@ -11867,7 +12667,7 @@
           <w:delText xml:space="preserve">Leo was seen crossing</w:delText>
         </w:r>
       </w:del>
-      <w:ins w:author="Tomer Perry" w:id="116" w:date="2026-10-22T16:06:48Z">
+      <w:ins w:author="Tomer Perry" w:id="118" w:date="2026-10-22T16:06:48Z">
         <w:r>
           <w:rPr>
             <w:rtl w:val="0"/>
@@ -11881,7 +12681,7 @@
         </w:rPr>
         <w:t xml:space="preserve"> the Commons lobby,</w:t>
       </w:r>
-      <w:ins w:author="Tomer Perry" w:id="117" w:date="2026-10-22T16:06:48Z">
+      <w:ins w:author="Tomer Perry" w:id="119" w:date="2026-10-22T16:06:48Z">
         <w:r>
           <w:rPr>
             <w:rtl w:val="0"/>
@@ -11895,7 +12695,7 @@
         </w:rPr>
         <w:t xml:space="preserve"> next to the archive corridor, </w:t>
       </w:r>
-      <w:del w:author="Tomer Perry" w:id="118" w:date="2026-10-22T16:06:48Z">
+      <w:del w:author="Tomer Perry" w:id="120" w:date="2026-10-22T16:06:48Z">
         <w:r>
           <w:rPr>
             <w:rtl w:val="0"/>
@@ -11903,7 +12703,7 @@
           <w:delText xml:space="preserve">at about 8:35 p.m</w:delText>
         </w:r>
       </w:del>
-      <w:ins w:author="Tomer Perry" w:id="118" w:date="2026-10-22T16:06:48Z">
+      <w:ins w:author="Tomer Perry" w:id="120" w:date="2026-10-22T16:06:48Z">
         <w:r>
           <w:rPr>
             <w:rtl w:val="0"/>
@@ -11925,7 +12725,7 @@
         </w:rPr>
         <w:t xml:space="preserve">(given by </w:t>
       </w:r>
-      <w:del w:author="Tomer Perry" w:id="119" w:date="2026-10-22T16:06:48Z">
+      <w:del w:author="Tomer Perry" w:id="121" w:date="2026-10-22T16:06:48Z">
         <w:r>
           <w:rPr>
             <w:i w:val="1"/>
@@ -11935,7 +12735,7 @@
           <w:delText xml:space="preserve">Nia Williams (Q1</w:delText>
         </w:r>
       </w:del>
-      <w:ins w:author="Tomer Perry" w:id="119" w:date="2026-10-22T16:06:48Z">
+      <w:ins w:author="Tomer Perry" w:id="121" w:date="2026-10-22T16:06:48Z">
         <w:r>
           <w:rPr>
             <w:i w:val="1"/>
@@ -11973,7 +12773,7 @@
         </w:rPr>
         <w:t xml:space="preserve">R03: </w:t>
       </w:r>
-      <w:del w:author="Tomer Perry" w:id="120" w:date="2026-10-22T16:06:48Z">
+      <w:del w:author="Tomer Perry" w:id="122" w:date="2026-10-22T16:06:48Z">
         <w:r>
           <w:rPr>
             <w:rtl w:val="0"/>
@@ -11989,7 +12789,7 @@
           <w:delText xml:space="preserve">(given by Priya Nwosu</w:delText>
         </w:r>
       </w:del>
-      <w:ins w:author="Tomer Perry" w:id="120" w:date="2026-10-22T16:06:48Z">
+      <w:ins w:author="Tomer Perry" w:id="122" w:date="2026-10-22T16:06:48Z">
         <w:r>
           <w:rPr>
             <w:i w:val="1"/>
@@ -12025,7 +12825,7 @@
         </w:rPr>
         <w:t xml:space="preserve">Set S2 — </w:t>
       </w:r>
-      <w:del w:author="Tomer Perry" w:id="121" w:date="2026-10-22T16:06:48Z">
+      <w:del w:author="Tomer Perry" w:id="123" w:date="2026-10-22T16:06:48Z">
         <w:r>
           <w:rPr>
             <w:b w:val="1"/>
@@ -12035,7 +12835,7 @@
           <w:delText xml:space="preserve">Priya</w:delText>
         </w:r>
       </w:del>
-      <w:ins w:author="Tomer Perry" w:id="121" w:date="2026-10-22T16:06:48Z">
+      <w:ins w:author="Tomer Perry" w:id="123" w:date="2026-10-22T16:06:48Z">
         <w:r>
           <w:rPr>
             <w:b w:val="1"/>
@@ -12053,7 +12853,7 @@
         </w:rPr>
         <w:t xml:space="preserve"> and the </w:t>
       </w:r>
-      <w:del w:author="Tomer Perry" w:id="122" w:date="2026-10-22T16:06:48Z">
+      <w:del w:author="Tomer Perry" w:id="124" w:date="2026-10-22T16:06:48Z">
         <w:r>
           <w:rPr>
             <w:b w:val="1"/>
@@ -12063,7 +12863,7 @@
           <w:delText xml:space="preserve">access system</w:delText>
         </w:r>
       </w:del>
-      <w:ins w:author="Tomer Perry" w:id="122" w:date="2026-10-22T16:06:48Z">
+      <w:ins w:author="Tomer Perry" w:id="124" w:date="2026-10-22T16:06:48Z">
         <w:r>
           <w:rPr>
             <w:b w:val="1"/>
@@ -12101,7 +12901,7 @@
         </w:rPr>
         <w:t xml:space="preserve"> </w:t>
       </w:r>
-      <w:del w:author="Tomer Perry" w:id="123" w:date="2026-10-22T16:06:48Z">
+      <w:del w:author="Tomer Perry" w:id="125" w:date="2026-10-22T16:06:48Z">
         <w:r>
           <w:rPr>
             <w:rtl w:val="0"/>
@@ -12109,7 +12909,7 @@
           <w:delText xml:space="preserve">Unauthorized copying plus opportunity</w:delText>
         </w:r>
       </w:del>
-      <w:ins w:author="Tomer Perry" w:id="123" w:date="2026-10-22T16:06:48Z">
+      <w:ins w:author="Tomer Perry" w:id="125" w:date="2026-10-22T16:06:48Z">
         <w:r>
           <w:rPr>
             <w:rtl w:val="0"/>
@@ -12123,7 +12923,7 @@
         </w:rPr>
         <w:t xml:space="preserve">, cancelled by what </w:t>
       </w:r>
-      <w:del w:author="Tomer Perry" w:id="124" w:date="2026-10-22T16:06:48Z">
+      <w:del w:author="Tomer Perry" w:id="126" w:date="2026-10-22T16:06:48Z">
         <w:r>
           <w:rPr>
             <w:rtl w:val="0"/>
@@ -12131,7 +12931,7 @@
           <w:delText xml:space="preserve">the file and the dashboard can actually do</w:delText>
         </w:r>
       </w:del>
-      <w:ins w:author="Tomer Perry" w:id="124" w:date="2026-10-22T16:06:48Z">
+      <w:ins w:author="Tomer Perry" w:id="126" w:date="2026-10-22T16:06:48Z">
         <w:r>
           <w:rPr>
             <w:rtl w:val="0"/>
@@ -12160,7 +12960,7 @@
         </w:rPr>
         <w:t xml:space="preserve">R04: </w:t>
       </w:r>
-      <w:del w:author="Tomer Perry" w:id="125" w:date="2026-10-22T16:06:48Z">
+      <w:del w:author="Tomer Perry" w:id="127" w:date="2026-10-22T16:06:48Z">
         <w:r>
           <w:rPr>
             <w:rtl w:val="0"/>
@@ -12176,7 +12976,7 @@
           <w:delText xml:space="preserve">(given by Priya Nwosu (Q8</w:delText>
         </w:r>
       </w:del>
-      <w:ins w:author="Tomer Perry" w:id="125" w:date="2026-10-22T16:06:48Z">
+      <w:ins w:author="Tomer Perry" w:id="127" w:date="2026-10-22T16:06:48Z">
         <w:r>
           <w:rPr>
             <w:i w:val="1"/>
@@ -12214,7 +13014,7 @@
         </w:rPr>
         <w:t xml:space="preserve">R05: </w:t>
       </w:r>
-      <w:del w:author="Tomer Perry" w:id="126" w:date="2026-10-22T16:06:48Z">
+      <w:del w:author="Tomer Perry" w:id="128" w:date="2026-10-22T16:06:48Z">
         <w:r>
           <w:rPr>
             <w:rtl w:val="0"/>
@@ -12222,7 +13022,7 @@
           <w:delText xml:space="preserve">Priya had the access-control dashboard open on her second monitor all evening, within reach of the log</w:delText>
         </w:r>
       </w:del>
-      <w:ins w:author="Tomer Perry" w:id="126" w:date="2026-10-22T16:06:48Z">
+      <w:ins w:author="Tomer Perry" w:id="128" w:date="2026-10-22T16:06:48Z">
         <w:r>
           <w:rPr>
             <w:rtl w:val="0"/>
@@ -12244,7 +13044,7 @@
         </w:rPr>
         <w:t xml:space="preserve">(given by Leo Martinez (</w:t>
       </w:r>
-      <w:del w:author="Tomer Perry" w:id="127" w:date="2026-10-22T16:06:48Z">
+      <w:del w:author="Tomer Perry" w:id="129" w:date="2026-10-22T16:06:48Z">
         <w:r>
           <w:rPr>
             <w:i w:val="1"/>
@@ -12254,7 +13054,7 @@
           <w:delText xml:space="preserve">Q2</w:delText>
         </w:r>
       </w:del>
-      <w:ins w:author="Tomer Perry" w:id="127" w:date="2026-10-22T16:06:48Z">
+      <w:ins w:author="Tomer Perry" w:id="129" w:date="2026-10-22T16:06:48Z">
         <w:r>
           <w:rPr>
             <w:i w:val="1"/>
@@ -12292,7 +13092,7 @@
         </w:rPr>
         <w:t xml:space="preserve">R06: </w:t>
       </w:r>
-      <w:del w:author="Tomer Perry" w:id="128" w:date="2026-10-22T16:06:48Z">
+      <w:del w:author="Tomer Perry" w:id="130" w:date="2026-10-22T16:06:48Z">
         <w:r>
           <w:rPr>
             <w:rtl w:val="0"/>
@@ -12308,7 +13108,7 @@
           <w:delText xml:space="preserve">(given by Mira Shah (Q7</w:delText>
         </w:r>
       </w:del>
-      <w:ins w:author="Tomer Perry" w:id="128" w:date="2026-10-22T16:06:48Z">
+      <w:ins w:author="Tomer Perry" w:id="130" w:date="2026-10-22T16:06:48Z">
         <w:r>
           <w:rPr>
             <w:i w:val="1"/>
@@ -12344,7 +13144,7 @@
         </w:rPr>
         <w:t xml:space="preserve">Set S3 — </w:t>
       </w:r>
-      <w:del w:author="Tomer Perry" w:id="129" w:date="2026-10-22T16:06:48Z">
+      <w:del w:author="Tomer Perry" w:id="131" w:date="2026-10-22T16:06:48Z">
         <w:r>
           <w:rPr>
             <w:b w:val="1"/>
@@ -12354,7 +13154,7 @@
           <w:delText xml:space="preserve">The tube in the café locker</w:delText>
         </w:r>
       </w:del>
-      <w:ins w:author="Tomer Perry" w:id="129" w:date="2026-10-22T16:06:48Z">
+      <w:ins w:author="Tomer Perry" w:id="131" w:date="2026-10-22T16:06:48Z">
         <w:r>
           <w:rPr>
             <w:b w:val="1"/>
@@ -12392,7 +13192,7 @@
         </w:rPr>
         <w:t xml:space="preserve"> A </w:t>
       </w:r>
-      <w:del w:author="Tomer Perry" w:id="130" w:date="2026-10-22T16:06:48Z">
+      <w:del w:author="Tomer Perry" w:id="132" w:date="2026-10-22T16:06:48Z">
         <w:r>
           <w:rPr>
             <w:rtl w:val="0"/>
@@ -12400,7 +13200,7 @@
           <w:delText xml:space="preserve">tube and a stranger</w:delText>
         </w:r>
       </w:del>
-      <w:ins w:author="Tomer Perry" w:id="130" w:date="2026-10-22T16:06:48Z">
+      <w:ins w:author="Tomer Perry" w:id="132" w:date="2026-10-22T16:06:48Z">
         <w:r>
           <w:rPr>
             <w:rtl w:val="0"/>
@@ -12414,7 +13214,7 @@
         </w:rPr>
         <w:t xml:space="preserve">, cancelled by </w:t>
       </w:r>
-      <w:del w:author="Tomer Perry" w:id="131" w:date="2026-10-22T16:06:48Z">
+      <w:del w:author="Tomer Perry" w:id="133" w:date="2026-10-22T16:06:48Z">
         <w:r>
           <w:rPr>
             <w:rtl w:val="0"/>
@@ -12422,7 +13222,7 @@
           <w:delText xml:space="preserve">timing and contents: it held menus and predates the disappearance</w:delText>
         </w:r>
       </w:del>
-      <w:ins w:author="Tomer Perry" w:id="131" w:date="2026-10-22T16:06:48Z">
+      <w:ins w:author="Tomer Perry" w:id="133" w:date="2026-10-22T16:06:48Z">
         <w:r>
           <w:rPr>
             <w:rtl w:val="0"/>
@@ -12451,7 +13251,7 @@
         </w:rPr>
         <w:t xml:space="preserve">R07: </w:t>
       </w:r>
-      <w:del w:author="Tomer Perry" w:id="132" w:date="2026-10-22T16:06:48Z">
+      <w:del w:author="Tomer Perry" w:id="134" w:date="2026-10-22T16:06:48Z">
         <w:r>
           <w:rPr>
             <w:rtl w:val="0"/>
@@ -12459,7 +13259,7 @@
           <w:delText xml:space="preserve">A document tube sat in Evan’s café locker overnight</w:delText>
         </w:r>
       </w:del>
-      <w:ins w:author="Tomer Perry" w:id="132" w:date="2026-10-22T16:06:48Z">
+      <w:ins w:author="Tomer Perry" w:id="134" w:date="2026-10-22T16:06:48Z">
         <w:r>
           <w:rPr>
             <w:rtl w:val="0"/>
@@ -12481,7 +13281,7 @@
         </w:rPr>
         <w:t xml:space="preserve">(given by </w:t>
       </w:r>
-      <w:del w:author="Tomer Perry" w:id="133" w:date="2026-10-22T16:06:48Z">
+      <w:del w:author="Tomer Perry" w:id="135" w:date="2026-10-22T16:06:48Z">
         <w:r>
           <w:rPr>
             <w:i w:val="1"/>
@@ -12491,7 +13291,7 @@
           <w:delText xml:space="preserve">Jonah Reed (Q7</w:delText>
         </w:r>
       </w:del>
-      <w:ins w:author="Tomer Perry" w:id="133" w:date="2026-10-22T16:06:48Z">
+      <w:ins w:author="Tomer Perry" w:id="135" w:date="2026-10-22T16:06:48Z">
         <w:r>
           <w:rPr>
             <w:i w:val="1"/>
@@ -12529,7 +13329,7 @@
         </w:rPr>
         <w:t xml:space="preserve">R08: </w:t>
       </w:r>
-      <w:del w:author="Tomer Perry" w:id="134" w:date="2026-10-22T16:06:48Z">
+      <w:del w:author="Tomer Perry" w:id="136" w:date="2026-10-22T16:06:48Z">
         <w:r>
           <w:rPr>
             <w:rtl w:val="0"/>
@@ -12537,7 +13337,7 @@
           <w:delText xml:space="preserve">Evan let an unknown person use his café locker around 8:30 p.m., while it was raining</w:delText>
         </w:r>
       </w:del>
-      <w:ins w:author="Tomer Perry" w:id="134" w:date="2026-10-22T16:06:48Z">
+      <w:ins w:author="Tomer Perry" w:id="136" w:date="2026-10-22T16:06:48Z">
         <w:r>
           <w:rPr>
             <w:rtl w:val="0"/>
@@ -12559,7 +13359,7 @@
         </w:rPr>
         <w:t xml:space="preserve">(given by </w:t>
       </w:r>
-      <w:del w:author="Tomer Perry" w:id="135" w:date="2026-10-22T16:06:48Z">
+      <w:del w:author="Tomer Perry" w:id="137" w:date="2026-10-22T16:06:48Z">
         <w:r>
           <w:rPr>
             <w:i w:val="1"/>
@@ -12569,7 +13369,7 @@
           <w:delText xml:space="preserve">Evan Cho (Q8</w:delText>
         </w:r>
       </w:del>
-      <w:ins w:author="Tomer Perry" w:id="135" w:date="2026-10-22T16:06:48Z">
+      <w:ins w:author="Tomer Perry" w:id="137" w:date="2026-10-22T16:06:48Z">
         <w:r>
           <w:rPr>
             <w:i w:val="1"/>
@@ -12607,7 +13407,7 @@
         </w:rPr>
         <w:t xml:space="preserve">R09: The </w:t>
       </w:r>
-      <w:del w:author="Tomer Perry" w:id="136" w:date="2026-10-22T16:05:54Z">
+      <w:del w:author="Tomer Perry" w:id="138" w:date="2026-10-22T16:05:54Z">
         <w:r>
           <w:rPr>
             <w:rtl w:val="0"/>
@@ -12615,7 +13415,7 @@
           <w:delText xml:space="preserve">tube in Evan’s locker held catering menus and inventory sheets, and it was already there</w:delText>
         </w:r>
       </w:del>
-      <w:ins w:author="Tomer Perry" w:id="136" w:date="2026-10-22T16:05:54Z">
+      <w:ins w:author="Tomer Perry" w:id="138" w:date="2026-10-22T16:05:54Z">
         <w:r>
           <w:rPr>
             <w:rtl w:val="0"/>
@@ -12629,7 +13429,7 @@
         </w:rPr>
         <w:t xml:space="preserve"> before the </w:t>
       </w:r>
-      <w:del w:author="Tomer Perry" w:id="137" w:date="2026-10-22T16:05:54Z">
+      <w:del w:author="Tomer Perry" w:id="139" w:date="2026-10-22T16:05:54Z">
         <w:r>
           <w:rPr>
             <w:rtl w:val="0"/>
@@ -12637,7 +13437,7 @@
           <w:delText xml:space="preserve">forum ended</w:delText>
         </w:r>
       </w:del>
-      <w:ins w:author="Tomer Perry" w:id="137" w:date="2026-10-22T16:05:54Z">
+      <w:ins w:author="Tomer Perry" w:id="139" w:date="2026-10-22T16:05:54Z">
         <w:r>
           <w:rPr>
             <w:rtl w:val="0"/>
@@ -12659,7 +13459,7 @@
         </w:rPr>
         <w:t xml:space="preserve">(given by Hana Petrov (</w:t>
       </w:r>
-      <w:del w:author="Tomer Perry" w:id="138" w:date="2026-10-22T16:05:54Z">
+      <w:del w:author="Tomer Perry" w:id="140" w:date="2026-10-22T16:05:54Z">
         <w:r>
           <w:rPr>
             <w:i w:val="1"/>
@@ -12669,7 +13469,7 @@
           <w:delText xml:space="preserve">Q6</w:delText>
         </w:r>
       </w:del>
-      <w:ins w:author="Tomer Perry" w:id="138" w:date="2026-10-22T16:05:54Z">
+      <w:ins w:author="Tomer Perry" w:id="140" w:date="2026-10-22T16:05:54Z">
         <w:r>
           <w:rPr>
             <w:i w:val="1"/>
@@ -12725,7 +13525,7 @@
         </w:rPr>
         <w:t xml:space="preserve"> Two officials with </w:t>
       </w:r>
-      <w:del w:author="Tomer Perry" w:id="139" w:date="2026-10-22T16:05:54Z">
+      <w:del w:author="Tomer Perry" w:id="141" w:date="2026-10-22T16:05:54Z">
         <w:r>
           <w:rPr>
             <w:rtl w:val="0"/>
@@ -12733,7 +13533,7 @@
           <w:delText xml:space="preserve">objects</w:delText>
         </w:r>
       </w:del>
-      <w:ins w:author="Tomer Perry" w:id="139" w:date="2026-10-22T16:05:54Z">
+      <w:ins w:author="Tomer Perry" w:id="141" w:date="2026-10-22T16:05:54Z">
         <w:r>
           <w:rPr>
             <w:rtl w:val="0"/>
@@ -12747,7 +13547,7 @@
         </w:rPr>
         <w:t xml:space="preserve">, cancelled by where the corridor leads and what the portfolio held. (</w:t>
       </w:r>
-      <w:del w:author="Tomer Perry" w:id="140" w:date="2026-10-22T16:05:54Z">
+      <w:del w:author="Tomer Perry" w:id="142" w:date="2026-10-22T16:05:54Z">
         <w:r>
           <w:rPr>
             <w:rtl w:val="0"/>
@@ -12755,7 +13555,7 @@
           <w:delText xml:space="preserve">They are not the removers;</w:delText>
         </w:r>
       </w:del>
-      <w:ins w:author="Tomer Perry" w:id="140" w:date="2026-10-22T16:05:54Z">
+      <w:ins w:author="Tomer Perry" w:id="142" w:date="2026-10-22T16:05:54Z">
         <w:r>
           <w:rPr>
             <w:rtl w:val="0"/>
@@ -12769,7 +13569,7 @@
         </w:rPr>
         <w:t xml:space="preserve"> the replica is a separate </w:t>
       </w:r>
-      <w:del w:author="Tomer Perry" w:id="141" w:date="2026-10-22T16:05:54Z">
+      <w:del w:author="Tomer Perry" w:id="143" w:date="2026-10-22T16:05:54Z">
         <w:r>
           <w:rPr>
             <w:rtl w:val="0"/>
@@ -12777,7 +13577,7 @@
           <w:delText xml:space="preserve">crime</w:delText>
         </w:r>
       </w:del>
-      <w:ins w:author="Tomer Perry" w:id="141" w:date="2026-10-22T16:05:54Z">
+      <w:ins w:author="Tomer Perry" w:id="143" w:date="2026-10-22T16:05:54Z">
         <w:r>
           <w:rPr>
             <w:rtl w:val="0"/>
@@ -12806,7 +13606,7 @@
         </w:rPr>
         <w:t xml:space="preserve">R10: </w:t>
       </w:r>
-      <w:del w:author="Tomer Perry" w:id="142" w:date="2026-10-22T16:05:54Z">
+      <w:del w:author="Tomer Perry" w:id="144" w:date="2026-10-22T16:05:54Z">
         <w:r>
           <w:rPr>
             <w:rtl w:val="0"/>
@@ -12814,7 +13614,7 @@
           <w:delText xml:space="preserve">Martin Ellison, the university archivist, was near</w:delText>
         </w:r>
       </w:del>
-      <w:ins w:author="Tomer Perry" w:id="142" w:date="2026-10-22T16:05:54Z">
+      <w:ins w:author="Tomer Perry" w:id="144" w:date="2026-10-22T16:05:54Z">
         <w:r>
           <w:rPr>
             <w:rtl w:val="0"/>
@@ -12828,7 +13628,7 @@
         </w:rPr>
         <w:t xml:space="preserve"> the archive </w:t>
       </w:r>
-      <w:del w:author="Tomer Perry" w:id="143" w:date="2026-10-22T16:05:54Z">
+      <w:del w:author="Tomer Perry" w:id="145" w:date="2026-10-22T16:05:54Z">
         <w:r>
           <w:rPr>
             <w:rtl w:val="0"/>
@@ -12836,7 +13636,7 @@
           <w:delText xml:space="preserve">office at about 8:30</w:delText>
         </w:r>
       </w:del>
-      <w:ins w:author="Tomer Perry" w:id="143" w:date="2026-10-22T16:05:54Z">
+      <w:ins w:author="Tomer Perry" w:id="145" w:date="2026-10-22T16:05:54Z">
         <w:r>
           <w:rPr>
             <w:rtl w:val="0"/>
@@ -12858,7 +13658,7 @@
         </w:rPr>
         <w:t xml:space="preserve">(given by Sofia Alvarez (</w:t>
       </w:r>
-      <w:del w:author="Tomer Perry" w:id="144" w:date="2026-10-22T16:05:54Z">
+      <w:del w:author="Tomer Perry" w:id="146" w:date="2026-10-22T16:05:54Z">
         <w:r>
           <w:rPr>
             <w:i w:val="1"/>
@@ -12868,7 +13668,7 @@
           <w:delText xml:space="preserve">Q7</w:delText>
         </w:r>
       </w:del>
-      <w:ins w:author="Tomer Perry" w:id="144" w:date="2026-10-22T16:05:54Z">
+      <w:ins w:author="Tomer Perry" w:id="146" w:date="2026-10-22T16:05:54Z">
         <w:r>
           <w:rPr>
             <w:i w:val="1"/>
@@ -12906,7 +13706,7 @@
         </w:rPr>
         <w:t xml:space="preserve">R11: Elise Grant, the communications director, left the Commons </w:t>
       </w:r>
-      <w:ins w:author="Tomer Perry" w:id="145" w:date="2026-10-22T16:05:54Z">
+      <w:ins w:author="Tomer Perry" w:id="147" w:date="2026-10-22T16:05:54Z">
         <w:r>
           <w:rPr>
             <w:rtl w:val="0"/>
@@ -12928,7 +13728,7 @@
         </w:rPr>
         <w:t xml:space="preserve">(given by </w:t>
       </w:r>
-      <w:del w:author="Tomer Perry" w:id="146" w:date="2026-10-22T16:05:54Z">
+      <w:del w:author="Tomer Perry" w:id="148" w:date="2026-10-22T16:05:54Z">
         <w:r>
           <w:rPr>
             <w:i w:val="1"/>
@@ -12938,7 +13738,7 @@
           <w:delText xml:space="preserve">Nia Williams (Q5</w:delText>
         </w:r>
       </w:del>
-      <w:ins w:author="Tomer Perry" w:id="146" w:date="2026-10-22T16:05:54Z">
+      <w:ins w:author="Tomer Perry" w:id="148" w:date="2026-10-22T16:05:54Z">
         <w:r>
           <w:rPr>
             <w:i w:val="1"/>
@@ -12976,7 +13776,7 @@
         </w:rPr>
         <w:t xml:space="preserve">R12: </w:t>
       </w:r>
-      <w:del w:author="Tomer Perry" w:id="147" w:date="2026-10-22T16:05:54Z">
+      <w:del w:author="Tomer Perry" w:id="149" w:date="2026-10-22T16:05:54Z">
         <w:r>
           <w:rPr>
             <w:rtl w:val="0"/>
@@ -12984,7 +13784,7 @@
           <w:delText xml:space="preserve">Ellison was signing the event’s insurance forms</w:delText>
         </w:r>
       </w:del>
-      <w:ins w:author="Tomer Perry" w:id="147" w:date="2026-10-22T16:05:54Z">
+      <w:ins w:author="Tomer Perry" w:id="149" w:date="2026-10-22T16:05:54Z">
         <w:r>
           <w:rPr>
             <w:rtl w:val="0"/>
@@ -12998,7 +13798,7 @@
         </w:rPr>
         <w:t xml:space="preserve"> in the administrative corridor</w:t>
       </w:r>
-      <w:del w:author="Tomer Perry" w:id="148" w:date="2026-10-22T16:05:54Z">
+      <w:del w:author="Tomer Perry" w:id="150" w:date="2026-10-22T16:05:54Z">
         <w:r>
           <w:rPr>
             <w:rtl w:val="0"/>
@@ -13006,7 +13806,7 @@
           <w:delText xml:space="preserve">, which does not</w:delText>
         </w:r>
       </w:del>
-      <w:ins w:author="Tomer Perry" w:id="148" w:date="2026-10-22T16:05:54Z">
+      <w:ins w:author="Tomer Perry" w:id="150" w:date="2026-10-22T16:05:54Z">
         <w:r>
           <w:rPr>
             <w:rtl w:val="0"/>
@@ -13020,7 +13820,7 @@
         </w:rPr>
         <w:t xml:space="preserve"> connect to the archive</w:t>
       </w:r>
-      <w:del w:author="Tomer Perry" w:id="149" w:date="2026-10-22T16:05:54Z">
+      <w:del w:author="Tomer Perry" w:id="151" w:date="2026-10-22T16:05:54Z">
         <w:r>
           <w:rPr>
             <w:rtl w:val="0"/>
@@ -13028,7 +13828,7 @@
           <w:delText xml:space="preserve"> stacks, and</w:delText>
         </w:r>
       </w:del>
-      <w:ins w:author="Tomer Perry" w:id="149" w:date="2026-10-22T16:05:54Z">
+      <w:ins w:author="Tomer Perry" w:id="151" w:date="2026-10-22T16:05:54Z">
         <w:r>
           <w:rPr>
             <w:rtl w:val="0"/>
@@ -13042,7 +13842,7 @@
         </w:rPr>
         <w:t xml:space="preserve"> Grant’s portfolio held </w:t>
       </w:r>
-      <w:del w:author="Tomer Perry" w:id="150" w:date="2026-10-22T16:05:54Z">
+      <w:del w:author="Tomer Perry" w:id="152" w:date="2026-10-22T16:05:54Z">
         <w:r>
           <w:rPr>
             <w:rtl w:val="0"/>
@@ -13050,7 +13850,7 @@
           <w:delText xml:space="preserve">the printed programs for tonight, stacked and visible</w:delText>
         </w:r>
       </w:del>
-      <w:ins w:author="Tomer Perry" w:id="150" w:date="2026-10-22T16:05:54Z">
+      <w:ins w:author="Tomer Perry" w:id="152" w:date="2026-10-22T16:05:54Z">
         <w:r>
           <w:rPr>
             <w:rtl w:val="0"/>
@@ -13072,7 +13872,7 @@
         </w:rPr>
         <w:t xml:space="preserve">(given by Hana Petrov (</w:t>
       </w:r>
-      <w:del w:author="Tomer Perry" w:id="151" w:date="2026-10-22T16:05:54Z">
+      <w:del w:author="Tomer Perry" w:id="153" w:date="2026-10-22T16:05:54Z">
         <w:r>
           <w:rPr>
             <w:i w:val="1"/>
@@ -13082,7 +13882,7 @@
           <w:delText xml:space="preserve">Q1</w:delText>
         </w:r>
       </w:del>
-      <w:ins w:author="Tomer Perry" w:id="151" w:date="2026-10-22T16:05:54Z">
+      <w:ins w:author="Tomer Perry" w:id="153" w:date="2026-10-22T16:05:54Z">
         <w:r>
           <w:rPr>
             <w:i w:val="1"/>
@@ -13118,7 +13918,7 @@
         </w:rPr>
         <w:t xml:space="preserve">Set S5 — </w:t>
       </w:r>
-      <w:del w:author="Tomer Perry" w:id="152" w:date="2026-10-22T16:05:54Z">
+      <w:del w:author="Tomer Perry" w:id="154" w:date="2026-10-22T16:05:54Z">
         <w:r>
           <w:rPr>
             <w:b w:val="1"/>
@@ -13128,7 +13928,7 @@
           <w:delText xml:space="preserve">Sofia’s credibility</w:delText>
         </w:r>
       </w:del>
-      <w:ins w:author="Tomer Perry" w:id="152" w:date="2026-10-22T16:05:54Z">
+      <w:ins w:author="Tomer Perry" w:id="154" w:date="2026-10-22T16:05:54Z">
         <w:r>
           <w:rPr>
             <w:b w:val="1"/>
@@ -13166,7 +13966,7 @@
         </w:rPr>
         <w:t xml:space="preserve"> </w:t>
       </w:r>
-      <w:del w:author="Tomer Perry" w:id="153" w:date="2026-10-22T16:05:54Z">
+      <w:del w:author="Tomer Perry" w:id="155" w:date="2026-10-22T16:05:54Z">
         <w:r>
           <w:rPr>
             <w:rtl w:val="0"/>
@@ -13174,7 +13974,7 @@
           <w:delText xml:space="preserve">A past fabrication</w:delText>
         </w:r>
       </w:del>
-      <w:ins w:author="Tomer Perry" w:id="153" w:date="2026-10-22T16:05:54Z">
+      <w:ins w:author="Tomer Perry" w:id="155" w:date="2026-10-22T16:05:54Z">
         <w:r>
           <w:rPr>
             <w:rtl w:val="0"/>
@@ -13188,7 +13988,7 @@
         </w:rPr>
         <w:t xml:space="preserve">, cancelled by </w:t>
       </w:r>
-      <w:del w:author="Tomer Perry" w:id="154" w:date="2026-10-22T16:05:54Z">
+      <w:del w:author="Tomer Perry" w:id="156" w:date="2026-10-22T16:05:54Z">
         <w:r>
           <w:rPr>
             <w:rtl w:val="0"/>
@@ -13196,7 +13996,7 @@
           <w:delText xml:space="preserve">its subject and by the badge log</w:delText>
         </w:r>
       </w:del>
-      <w:ins w:author="Tomer Perry" w:id="154" w:date="2026-10-22T16:05:54Z">
+      <w:ins w:author="Tomer Perry" w:id="156" w:date="2026-10-22T16:05:54Z">
         <w:r>
           <w:rPr>
             <w:rtl w:val="0"/>
@@ -13225,7 +14025,7 @@
         </w:rPr>
         <w:t xml:space="preserve">R13: </w:t>
       </w:r>
-      <w:del w:author="Tomer Perry" w:id="155" w:date="2026-10-22T16:05:54Z">
+      <w:del w:author="Tomer Perry" w:id="157" w:date="2026-10-22T16:05:54Z">
         <w:r>
           <w:rPr>
             <w:rtl w:val="0"/>
@@ -13233,7 +14033,7 @@
           <w:delText xml:space="preserve">Sofia was in the newsroom late comparing old Charter scans</w:delText>
         </w:r>
       </w:del>
-      <w:ins w:author="Tomer Perry" w:id="155" w:date="2026-10-22T16:05:54Z">
+      <w:ins w:author="Tomer Perry" w:id="157" w:date="2026-10-22T16:05:54Z">
         <w:r>
           <w:rPr>
             <w:rtl w:val="0"/>
@@ -13247,7 +14047,7 @@
         </w:rPr>
         <w:t xml:space="preserve">, and she </w:t>
       </w:r>
-      <w:del w:author="Tomer Perry" w:id="156" w:date="2026-10-22T16:05:54Z">
+      <w:del w:author="Tomer Perry" w:id="158" w:date="2026-10-22T16:05:54Z">
         <w:r>
           <w:rPr>
             <w:rtl w:val="0"/>
@@ -13255,7 +14055,7 @@
           <w:delText xml:space="preserve">once printed a detail she had not verified</w:delText>
         </w:r>
       </w:del>
-      <w:ins w:author="Tomer Perry" w:id="156" w:date="2026-10-22T16:05:54Z">
+      <w:ins w:author="Tomer Perry" w:id="158" w:date="2026-10-22T16:05:54Z">
         <w:r>
           <w:rPr>
             <w:rtl w:val="0"/>
@@ -13277,7 +14077,7 @@
         </w:rPr>
         <w:t xml:space="preserve">(given by </w:t>
       </w:r>
-      <w:del w:author="Tomer Perry" w:id="157" w:date="2026-10-22T16:05:54Z">
+      <w:del w:author="Tomer Perry" w:id="159" w:date="2026-10-22T16:05:54Z">
         <w:r>
           <w:rPr>
             <w:i w:val="1"/>
@@ -13287,7 +14087,7 @@
           <w:delText xml:space="preserve">Mira Shah (Q3</w:delText>
         </w:r>
       </w:del>
-      <w:ins w:author="Tomer Perry" w:id="157" w:date="2026-10-22T16:05:54Z">
+      <w:ins w:author="Tomer Perry" w:id="159" w:date="2026-10-22T16:05:54Z">
         <w:r>
           <w:rPr>
             <w:i w:val="1"/>
@@ -13325,7 +14125,7 @@
         </w:rPr>
         <w:t xml:space="preserve">R14: </w:t>
       </w:r>
-      <w:del w:author="Tomer Perry" w:id="158" w:date="2026-10-22T16:05:54Z">
+      <w:del w:author="Tomer Perry" w:id="160" w:date="2026-10-22T16:05:54Z">
         <w:r>
           <w:rPr>
             <w:rtl w:val="0"/>
@@ -13341,7 +14141,7 @@
           <w:delText xml:space="preserve">(given by Sofia Alvarez (Q6</w:delText>
         </w:r>
       </w:del>
-      <w:ins w:author="Tomer Perry" w:id="158" w:date="2026-10-22T16:05:54Z">
+      <w:ins w:author="Tomer Perry" w:id="160" w:date="2026-10-22T16:05:54Z">
         <w:r>
           <w:rPr>
             <w:i w:val="1"/>
@@ -13397,7 +14197,7 @@
         </w:rPr>
         <w:t xml:space="preserve"> Trespass</w:t>
       </w:r>
-      <w:ins w:author="Tomer Perry" w:id="159" w:date="2026-10-22T16:05:54Z">
+      <w:ins w:author="Tomer Perry" w:id="161" w:date="2026-10-22T16:05:54Z">
         <w:r>
           <w:rPr>
             <w:rtl w:val="0"/>
@@ -13411,7 +14211,7 @@
         </w:rPr>
         <w:t xml:space="preserve">, cancelled by the sign-in time: </w:t>
       </w:r>
-      <w:del w:author="Tomer Perry" w:id="160" w:date="2026-10-22T16:05:54Z">
+      <w:del w:author="Tomer Perry" w:id="162" w:date="2026-10-22T16:05:54Z">
         <w:r>
           <w:rPr>
             <w:rtl w:val="0"/>
@@ -13419,7 +14219,7 @@
           <w:delText xml:space="preserve">it happened</w:delText>
         </w:r>
       </w:del>
-      <w:ins w:author="Tomer Perry" w:id="160" w:date="2026-10-22T16:05:54Z">
+      <w:ins w:author="Tomer Perry" w:id="162" w:date="2026-10-22T16:05:54Z">
         <w:r>
           <w:rPr>
             <w:rtl w:val="0"/>
@@ -13433,7 +14233,7 @@
         </w:rPr>
         <w:t xml:space="preserve"> before the </w:t>
       </w:r>
-      <w:del w:author="Tomer Perry" w:id="161" w:date="2026-10-22T16:05:54Z">
+      <w:del w:author="Tomer Perry" w:id="163" w:date="2026-10-22T16:05:54Z">
         <w:r>
           <w:rPr>
             <w:rtl w:val="0"/>
@@ -13441,7 +14241,7 @@
           <w:delText xml:space="preserve">Charter went missing</w:delText>
         </w:r>
       </w:del>
-      <w:ins w:author="Tomer Perry" w:id="161" w:date="2026-10-22T16:05:54Z">
+      <w:ins w:author="Tomer Perry" w:id="163" w:date="2026-10-22T16:05:54Z">
         <w:r>
           <w:rPr>
             <w:rtl w:val="0"/>
@@ -13470,7 +14270,7 @@
         </w:rPr>
         <w:t xml:space="preserve">R15: Hana </w:t>
       </w:r>
-      <w:del w:author="Tomer Perry" w:id="162" w:date="2026-10-22T16:05:54Z">
+      <w:del w:author="Tomer Perry" w:id="164" w:date="2026-10-22T16:05:54Z">
         <w:r>
           <w:rPr>
             <w:rtl w:val="0"/>
@@ -13478,7 +14278,7 @@
           <w:delText xml:space="preserve">entered a</w:delText>
         </w:r>
       </w:del>
-      <w:ins w:author="Tomer Perry" w:id="162" w:date="2026-10-22T16:05:54Z">
+      <w:ins w:author="Tomer Perry" w:id="164" w:date="2026-10-22T16:05:54Z">
         <w:r>
           <w:rPr>
             <w:rtl w:val="0"/>
@@ -13492,7 +14292,7 @@
         </w:rPr>
         <w:t xml:space="preserve"> restricted meeting room </w:t>
       </w:r>
-      <w:del w:author="Tomer Perry" w:id="163" w:date="2026-10-22T16:05:54Z">
+      <w:del w:author="Tomer Perry" w:id="165" w:date="2026-10-22T16:05:54Z">
         <w:r>
           <w:rPr>
             <w:rtl w:val="0"/>
@@ -13500,7 +14300,7 @@
           <w:delText xml:space="preserve">used by the steering group</w:delText>
         </w:r>
       </w:del>
-      <w:ins w:author="Tomer Perry" w:id="163" w:date="2026-10-22T16:05:54Z">
+      <w:ins w:author="Tomer Perry" w:id="165" w:date="2026-10-22T16:05:54Z">
         <w:r>
           <w:rPr>
             <w:rtl w:val="0"/>
@@ -13522,7 +14322,7 @@
         </w:rPr>
         <w:t xml:space="preserve">(given by Jonah Reed (</w:t>
       </w:r>
-      <w:del w:author="Tomer Perry" w:id="164" w:date="2026-10-22T16:05:54Z">
+      <w:del w:author="Tomer Perry" w:id="166" w:date="2026-10-22T16:05:54Z">
         <w:r>
           <w:rPr>
             <w:i w:val="1"/>
@@ -13532,7 +14332,7 @@
           <w:delText xml:space="preserve">Q5</w:delText>
         </w:r>
       </w:del>
-      <w:ins w:author="Tomer Perry" w:id="164" w:date="2026-10-22T16:05:54Z">
+      <w:ins w:author="Tomer Perry" w:id="166" w:date="2026-10-22T16:05:54Z">
         <w:r>
           <w:rPr>
             <w:i w:val="1"/>
@@ -13570,7 +14370,7 @@
         </w:rPr>
         <w:t xml:space="preserve">R16: The room’s sign-in sheet shows Hana entered at 7:20 p.m. to retrieve the accessibility draft, before the </w:t>
       </w:r>
-      <w:del w:author="Tomer Perry" w:id="165" w:date="2026-10-22T16:05:54Z">
+      <w:del w:author="Tomer Perry" w:id="167" w:date="2026-10-22T16:05:54Z">
         <w:r>
           <w:rPr>
             <w:rtl w:val="0"/>
@@ -13578,7 +14378,7 @@
           <w:delText xml:space="preserve">forum ended and while</w:delText>
         </w:r>
       </w:del>
-      <w:ins w:author="Tomer Perry" w:id="165" w:date="2026-10-22T16:05:54Z">
+      <w:ins w:author="Tomer Perry" w:id="167" w:date="2026-10-22T16:05:54Z">
         <w:r>
           <w:rPr>
             <w:rtl w:val="0"/>
@@ -13592,7 +14392,7 @@
         </w:rPr>
         <w:t xml:space="preserve"> the Charter </w:t>
       </w:r>
-      <w:del w:author="Tomer Perry" w:id="166" w:date="2026-10-22T16:05:54Z">
+      <w:del w:author="Tomer Perry" w:id="168" w:date="2026-10-22T16:05:54Z">
         <w:r>
           <w:rPr>
             <w:rtl w:val="0"/>
@@ -13600,7 +14400,7 @@
           <w:delText xml:space="preserve">was still in its folder</w:delText>
         </w:r>
       </w:del>
-      <w:ins w:author="Tomer Perry" w:id="166" w:date="2026-10-22T16:05:54Z">
+      <w:ins w:author="Tomer Perry" w:id="168" w:date="2026-10-22T16:05:54Z">
         <w:r>
           <w:rPr>
             <w:rtl w:val="0"/>
@@ -13622,7 +14422,7 @@
         </w:rPr>
         <w:t xml:space="preserve">(given by Evan Cho (</w:t>
       </w:r>
-      <w:del w:author="Tomer Perry" w:id="167" w:date="2026-10-22T16:05:54Z">
+      <w:del w:author="Tomer Perry" w:id="169" w:date="2026-10-22T16:05:54Z">
         <w:r>
           <w:rPr>
             <w:i w:val="1"/>
@@ -13632,7 +14432,7 @@
           <w:delText xml:space="preserve">Q2</w:delText>
         </w:r>
       </w:del>
-      <w:ins w:author="Tomer Perry" w:id="167" w:date="2026-10-22T16:05:54Z">
+      <w:ins w:author="Tomer Perry" w:id="169" w:date="2026-10-22T16:05:54Z">
         <w:r>
           <w:rPr>
             <w:i w:val="1"/>
@@ -13668,7 +14468,7 @@
         </w:rPr>
         <w:t xml:space="preserve">Set S7 — The Charter in the </w:t>
       </w:r>
-      <w:del w:author="Tomer Perry" w:id="168" w:date="2026-10-22T16:05:54Z">
+      <w:del w:author="Tomer Perry" w:id="170" w:date="2026-10-22T16:05:54Z">
         <w:r>
           <w:rPr>
             <w:b w:val="1"/>
@@ -13678,7 +14478,7 @@
           <w:delText xml:space="preserve">theatre's</w:delText>
         </w:r>
       </w:del>
-      <w:ins w:author="Tomer Perry" w:id="168" w:date="2026-10-22T16:05:54Z">
+      <w:ins w:author="Tomer Perry" w:id="170" w:date="2026-10-22T16:05:54Z">
         <w:r>
           <w:rPr>
             <w:b w:val="1"/>
@@ -13716,7 +14516,7 @@
         </w:rPr>
         <w:t xml:space="preserve"> A Charter-like document in the </w:t>
       </w:r>
-      <w:del w:author="Tomer Perry" w:id="169" w:date="2026-10-22T16:05:54Z">
+      <w:del w:author="Tomer Perry" w:id="171" w:date="2026-10-22T16:05:54Z">
         <w:r>
           <w:rPr>
             <w:rtl w:val="0"/>
@@ -13724,7 +14524,7 @@
           <w:delText xml:space="preserve">theatre</w:delText>
         </w:r>
       </w:del>
-      <w:ins w:author="Tomer Perry" w:id="169" w:date="2026-10-22T16:05:54Z">
+      <w:ins w:author="Tomer Perry" w:id="171" w:date="2026-10-22T16:05:54Z">
         <w:r>
           <w:rPr>
             <w:rtl w:val="0"/>
@@ -13753,7 +14553,7 @@
         </w:rPr>
         <w:t xml:space="preserve">R17: At closing, a rolled parchment that looked just like the Charter was lying on the costume trunk by the </w:t>
       </w:r>
-      <w:del w:author="Tomer Perry" w:id="170" w:date="2026-10-22T16:05:54Z">
+      <w:del w:author="Tomer Perry" w:id="172" w:date="2026-10-22T16:05:54Z">
         <w:r>
           <w:rPr>
             <w:rtl w:val="0"/>
@@ -13761,7 +14561,7 @@
           <w:delText xml:space="preserve">theatre's</w:delText>
         </w:r>
       </w:del>
-      <w:ins w:author="Tomer Perry" w:id="170" w:date="2026-10-22T16:05:54Z">
+      <w:ins w:author="Tomer Perry" w:id="172" w:date="2026-10-22T16:05:54Z">
         <w:r>
           <w:rPr>
             <w:rtl w:val="0"/>
@@ -13803,7 +14603,7 @@
         </w:rPr>
         <w:t xml:space="preserve">R18: The campus equipment-booking system shows the </w:t>
       </w:r>
-      <w:del w:author="Tomer Perry" w:id="171" w:date="2026-10-22T16:05:54Z">
+      <w:del w:author="Tomer Perry" w:id="173" w:date="2026-10-22T16:05:54Z">
         <w:r>
           <w:rPr>
             <w:rtl w:val="0"/>
@@ -13811,7 +14611,7 @@
           <w:delText xml:space="preserve">theatre</w:delText>
         </w:r>
       </w:del>
-      <w:ins w:author="Tomer Perry" w:id="171" w:date="2026-10-22T16:05:54Z">
+      <w:ins w:author="Tomer Perry" w:id="173" w:date="2026-10-22T16:05:54Z">
         <w:r>
           <w:rPr>
             <w:rtl w:val="0"/>
@@ -13825,7 +14625,7 @@
         </w:rPr>
         <w:t xml:space="preserve"> signed out an item called </w:t>
       </w:r>
-      <w:del w:author="Tomer Perry" w:id="172" w:date="2026-10-22T16:05:54Z">
+      <w:del w:author="Tomer Perry" w:id="174" w:date="2026-10-22T16:05:54Z">
         <w:r>
           <w:rPr>
             <w:rtl w:val="0"/>
@@ -13833,7 +14633,7 @@
           <w:delText xml:space="preserve">'University</w:delText>
         </w:r>
       </w:del>
-      <w:ins w:author="Tomer Perry" w:id="172" w:date="2026-10-22T16:05:54Z">
+      <w:ins w:author="Tomer Perry" w:id="174" w:date="2026-10-22T16:05:54Z">
         <w:r>
           <w:rPr>
             <w:rtl w:val="0"/>
@@ -13875,7 +14675,7 @@
         </w:rPr>
         <w:t xml:space="preserve">R19: The </w:t>
       </w:r>
-      <w:del w:author="Tomer Perry" w:id="173" w:date="2026-10-22T16:05:54Z">
+      <w:del w:author="Tomer Perry" w:id="175" w:date="2026-10-22T16:05:54Z">
         <w:r>
           <w:rPr>
             <w:rtl w:val="0"/>
@@ -13883,7 +14683,7 @@
           <w:delText xml:space="preserve">theatre's 'University</w:delText>
         </w:r>
       </w:del>
-      <w:ins w:author="Tomer Perry" w:id="173" w:date="2026-10-22T16:05:54Z">
+      <w:ins w:author="Tomer Perry" w:id="175" w:date="2026-10-22T16:05:54Z">
         <w:r>
           <w:rPr>
             <w:rtl w:val="0"/>
@@ -13897,7 +14697,7 @@
         </w:rPr>
         <w:t xml:space="preserve"> Charter' is a printed prop from the 2019 Founders' Day play, on modern paper and a third smaller than the real one</w:t>
       </w:r>
-      <w:del w:author="Tomer Perry" w:id="174" w:date="2026-10-22T16:05:54Z">
+      <w:del w:author="Tomer Perry" w:id="176" w:date="2026-10-22T16:05:54Z">
         <w:r>
           <w:rPr>
             <w:rtl w:val="0"/>
@@ -13937,7 +14737,7 @@
         </w:rPr>
         <w:t xml:space="preserve">Set S8 — </w:t>
       </w:r>
-      <w:del w:author="Tomer Perry" w:id="175" w:date="2026-10-22T16:05:54Z">
+      <w:del w:author="Tomer Perry" w:id="177" w:date="2026-10-22T16:05:54Z">
         <w:r>
           <w:rPr>
             <w:b w:val="1"/>
@@ -13947,7 +14747,7 @@
           <w:delText xml:space="preserve">Documents</w:delText>
         </w:r>
       </w:del>
-      <w:ins w:author="Tomer Perry" w:id="175" w:date="2026-10-22T16:05:54Z">
+      <w:ins w:author="Tomer Perry" w:id="177" w:date="2026-10-22T16:05:54Z">
         <w:r>
           <w:rPr>
             <w:b w:val="1"/>
@@ -13965,7 +14765,7 @@
         </w:rPr>
         <w:t xml:space="preserve"> and the </w:t>
       </w:r>
-      <w:del w:author="Tomer Perry" w:id="176" w:date="2026-10-22T16:05:54Z">
+      <w:del w:author="Tomer Perry" w:id="178" w:date="2026-10-22T16:05:54Z">
         <w:r>
           <w:rPr>
             <w:b w:val="1"/>
@@ -13975,7 +14775,7 @@
           <w:delText xml:space="preserve">newsroom</w:delText>
         </w:r>
       </w:del>
-      <w:ins w:author="Tomer Perry" w:id="176" w:date="2026-10-22T16:05:54Z">
+      <w:ins w:author="Tomer Perry" w:id="178" w:date="2026-10-22T16:05:54Z">
         <w:r>
           <w:rPr>
             <w:b w:val="1"/>
@@ -14013,7 +14813,7 @@
         </w:rPr>
         <w:t xml:space="preserve"> A </w:t>
       </w:r>
-      <w:del w:author="Tomer Perry" w:id="177" w:date="2026-10-22T16:05:54Z">
+      <w:del w:author="Tomer Perry" w:id="179" w:date="2026-10-22T16:05:54Z">
         <w:r>
           <w:rPr>
             <w:rtl w:val="0"/>
@@ -14021,7 +14821,7 @@
           <w:delText xml:space="preserve">leak and a late delivery to the newsroom</w:delText>
         </w:r>
       </w:del>
-      <w:ins w:author="Tomer Perry" w:id="177" w:date="2026-10-22T16:05:54Z">
+      <w:ins w:author="Tomer Perry" w:id="179" w:date="2026-10-22T16:05:54Z">
         <w:r>
           <w:rPr>
             <w:rtl w:val="0"/>
@@ -14035,7 +14835,7 @@
         </w:rPr>
         <w:t xml:space="preserve">, cancelled by Nia's </w:t>
       </w:r>
-      <w:del w:author="Tomer Perry" w:id="178" w:date="2026-10-22T16:05:54Z">
+      <w:del w:author="Tomer Perry" w:id="180" w:date="2026-10-22T16:05:54Z">
         <w:r>
           <w:rPr>
             <w:rtl w:val="0"/>
@@ -14043,7 +14843,7 @@
           <w:delText xml:space="preserve">admission and what the envelope held</w:delText>
         </w:r>
       </w:del>
-      <w:ins w:author="Tomer Perry" w:id="178" w:date="2026-10-22T16:05:54Z">
+      <w:ins w:author="Tomer Perry" w:id="180" w:date="2026-10-22T16:05:54Z">
         <w:r>
           <w:rPr>
             <w:rtl w:val="0"/>
@@ -14072,7 +14872,7 @@
         </w:rPr>
         <w:t xml:space="preserve">R20: </w:t>
       </w:r>
-      <w:del w:author="Tomer Perry" w:id="179" w:date="2026-10-22T16:05:54Z">
+      <w:del w:author="Tomer Perry" w:id="181" w:date="2026-10-22T16:05:54Z">
         <w:r>
           <w:rPr>
             <w:rtl w:val="0"/>
@@ -14088,7 +14888,7 @@
           <w:delText xml:space="preserve">(given by Leo Martinez</w:delText>
         </w:r>
       </w:del>
-      <w:ins w:author="Tomer Perry" w:id="179" w:date="2026-10-22T16:05:54Z">
+      <w:ins w:author="Tomer Perry" w:id="181" w:date="2026-10-22T16:05:54Z">
         <w:r>
           <w:rPr>
             <w:i w:val="1"/>
@@ -14126,7 +14926,7 @@
         </w:rPr>
         <w:t xml:space="preserve">R21: </w:t>
       </w:r>
-      <w:del w:author="Tomer Perry" w:id="180" w:date="2026-10-22T16:05:54Z">
+      <w:del w:author="Tomer Perry" w:id="182" w:date="2026-10-22T16:05:54Z">
         <w:r>
           <w:rPr>
             <w:rtl w:val="0"/>
@@ -14134,7 +14934,7 @@
           <w:delText xml:space="preserve">At 9:20 p.m. a courier delivered a stiff, document-sized envelope to the newsroom, and Sofia signed for it without saying who sent it</w:delText>
         </w:r>
       </w:del>
-      <w:ins w:author="Tomer Perry" w:id="180" w:date="2026-10-22T16:05:54Z">
+      <w:ins w:author="Tomer Perry" w:id="182" w:date="2026-10-22T16:05:54Z">
         <w:r>
           <w:rPr>
             <w:rtl w:val="0"/>
@@ -14156,7 +14956,7 @@
         </w:rPr>
         <w:t xml:space="preserve">(given by </w:t>
       </w:r>
-      <w:del w:author="Tomer Perry" w:id="181" w:date="2026-10-22T16:05:54Z">
+      <w:del w:author="Tomer Perry" w:id="183" w:date="2026-10-22T16:05:54Z">
         <w:r>
           <w:rPr>
             <w:i w:val="1"/>
@@ -14166,7 +14966,7 @@
           <w:delText xml:space="preserve">Sofia Alvarez (Q1</w:delText>
         </w:r>
       </w:del>
-      <w:ins w:author="Tomer Perry" w:id="181" w:date="2026-10-22T16:05:54Z">
+      <w:ins w:author="Tomer Perry" w:id="183" w:date="2026-10-22T16:05:54Z">
         <w:r>
           <w:rPr>
             <w:i w:val="1"/>
@@ -14204,7 +15004,7 @@
         </w:rPr>
         <w:t xml:space="preserve">R22: Nia </w:t>
       </w:r>
-      <w:del w:author="Tomer Perry" w:id="182" w:date="2026-10-22T16:05:54Z">
+      <w:del w:author="Tomer Perry" w:id="184" w:date="2026-10-22T16:05:54Z">
         <w:r>
           <w:rPr>
             <w:rtl w:val="0"/>
@@ -14220,7 +15020,7 @@
           <w:delText xml:space="preserve">(given by Nia Williams (Q3</w:delText>
         </w:r>
       </w:del>
-      <w:ins w:author="Tomer Perry" w:id="182" w:date="2026-10-22T16:05:54Z">
+      <w:ins w:author="Tomer Perry" w:id="184" w:date="2026-10-22T16:05:54Z">
         <w:r>
           <w:rPr>
             <w:i w:val="1"/>
@@ -14276,7 +15076,7 @@
         </w:rPr>
         <w:t xml:space="preserve"> A chemistry major </w:t>
       </w:r>
-      <w:del w:author="Tomer Perry" w:id="183" w:date="2026-10-22T16:05:54Z">
+      <w:del w:author="Tomer Perry" w:id="185" w:date="2026-10-22T16:05:54Z">
         <w:r>
           <w:rPr>
             <w:rtl w:val="0"/>
@@ -14284,7 +15084,7 @@
           <w:delText xml:space="preserve">slipping out toward the lab</w:delText>
         </w:r>
       </w:del>
-      <w:ins w:author="Tomer Perry" w:id="183" w:date="2026-10-22T16:05:54Z">
+      <w:ins w:author="Tomer Perry" w:id="185" w:date="2026-10-22T16:05:54Z">
         <w:r>
           <w:rPr>
             <w:rtl w:val="0"/>
@@ -14298,7 +15098,7 @@
         </w:rPr>
         <w:t xml:space="preserve">, cancelled by</w:t>
       </w:r>
-      <w:del w:author="Tomer Perry" w:id="184" w:date="2026-10-22T16:05:54Z">
+      <w:del w:author="Tomer Perry" w:id="186" w:date="2026-10-22T16:05:54Z">
         <w:r>
           <w:rPr>
             <w:rtl w:val="0"/>
@@ -14312,7 +15112,7 @@
         </w:rPr>
         <w:t xml:space="preserve"> what an ink test needs</w:t>
       </w:r>
-      <w:ins w:author="Tomer Perry" w:id="185" w:date="2026-10-22T16:05:54Z">
+      <w:ins w:author="Tomer Perry" w:id="187" w:date="2026-10-22T16:05:54Z">
         <w:r>
           <w:rPr>
             <w:rtl w:val="0"/>
@@ -14341,7 +15141,7 @@
         </w:rPr>
         <w:t xml:space="preserve">R23: At about 8:40 p.m. </w:t>
       </w:r>
-      <w:ins w:author="Tomer Perry" w:id="186" w:date="2026-10-22T16:05:54Z">
+      <w:ins w:author="Tomer Perry" w:id="188" w:date="2026-10-22T16:05:54Z">
         <w:r>
           <w:rPr>
             <w:rtl w:val="0"/>
@@ -14355,7 +15155,7 @@
         </w:rPr>
         <w:t xml:space="preserve">Evan, a chemistry major, </w:t>
       </w:r>
-      <w:del w:author="Tomer Perry" w:id="187" w:date="2026-10-22T16:05:54Z">
+      <w:del w:author="Tomer Perry" w:id="189" w:date="2026-10-22T16:05:54Z">
         <w:r>
           <w:rPr>
             <w:rtl w:val="0"/>
@@ -14363,7 +15163,7 @@
           <w:delText xml:space="preserve">slipped out of the café for ten minutes and came back from the direction of the chemistry building, after a joke at the forum that the comma's ink could be tested in a lab tonight</w:delText>
         </w:r>
       </w:del>
-      <w:ins w:author="Tomer Perry" w:id="187" w:date="2026-10-22T16:05:54Z">
+      <w:ins w:author="Tomer Perry" w:id="189" w:date="2026-10-22T16:05:54Z">
         <w:r>
           <w:rPr>
             <w:rtl w:val="0"/>
@@ -14385,7 +15185,7 @@
         </w:rPr>
         <w:t xml:space="preserve">(given by </w:t>
       </w:r>
-      <w:del w:author="Tomer Perry" w:id="188" w:date="2026-10-22T16:05:54Z">
+      <w:del w:author="Tomer Perry" w:id="190" w:date="2026-10-22T16:05:54Z">
         <w:r>
           <w:rPr>
             <w:i w:val="1"/>
@@ -14395,7 +15195,7 @@
           <w:delText xml:space="preserve">Jonah Reed (Q1</w:delText>
         </w:r>
       </w:del>
-      <w:ins w:author="Tomer Perry" w:id="188" w:date="2026-10-22T16:05:54Z">
+      <w:ins w:author="Tomer Perry" w:id="190" w:date="2026-10-22T16:05:54Z">
         <w:r>
           <w:rPr>
             <w:i w:val="1"/>
@@ -14433,7 +15233,7 @@
         </w:rPr>
         <w:t xml:space="preserve">R24: Dating ink needs a sample scraped from the document and about a week of lab work, and </w:t>
       </w:r>
-      <w:del w:author="Tomer Perry" w:id="189" w:date="2026-10-22T16:05:54Z">
+      <w:del w:author="Tomer Perry" w:id="191" w:date="2026-10-22T16:05:54Z">
         <w:r>
           <w:rPr>
             <w:rtl w:val="0"/>
@@ -14441,7 +15241,7 @@
           <w:delText xml:space="preserve">every chemistry-building door</w:delText>
         </w:r>
       </w:del>
-      <w:ins w:author="Tomer Perry" w:id="189" w:date="2026-10-22T16:05:54Z">
+      <w:ins w:author="Tomer Perry" w:id="191" w:date="2026-10-22T16:05:54Z">
         <w:r>
           <w:rPr>
             <w:rtl w:val="0"/>
@@ -14455,7 +15255,7 @@
         </w:rPr>
         <w:t xml:space="preserve"> locks at </w:t>
       </w:r>
-      <w:del w:author="Tomer Perry" w:id="190" w:date="2026-10-22T16:05:00Z">
+      <w:del w:author="Tomer Perry" w:id="192" w:date="2026-10-22T16:05:00Z">
         <w:r>
           <w:rPr>
             <w:rtl w:val="0"/>
@@ -14463,7 +15263,7 @@
           <w:delText xml:space="preserve">six on event nights</w:delText>
         </w:r>
       </w:del>
-      <w:ins w:author="Tomer Perry" w:id="190" w:date="2026-10-22T16:05:00Z">
+      <w:ins w:author="Tomer Perry" w:id="192" w:date="2026-10-22T16:05:00Z">
         <w:r>
           <w:rPr>
             <w:rtl w:val="0"/>
@@ -14485,7 +15285,7 @@
         </w:rPr>
         <w:t xml:space="preserve">(given by </w:t>
       </w:r>
-      <w:del w:author="Tomer Perry" w:id="191" w:date="2026-10-22T16:05:00Z">
+      <w:del w:author="Tomer Perry" w:id="193" w:date="2026-10-22T16:05:00Z">
         <w:r>
           <w:rPr>
             <w:i w:val="1"/>
@@ -14495,7 +15295,7 @@
           <w:delText xml:space="preserve">Hana Petrov (Q2</w:delText>
         </w:r>
       </w:del>
-      <w:ins w:author="Tomer Perry" w:id="191" w:date="2026-10-22T16:05:00Z">
+      <w:ins w:author="Tomer Perry" w:id="193" w:date="2026-10-22T16:05:00Z">
         <w:r>
           <w:rPr>
             <w:i w:val="1"/>
@@ -14718,7 +15518,7 @@
         <w:t xml:space="preserve"> Leo checks his watch. “I don’t have time to be cross-examined by the president’s intern.” He walks off.</w:t>
       </w:r>
     </w:p>
-    <w:bookmarkStart w:colFirst="0" w:colLast="0" w:name="p4te5e3vk631" w:id="10"/>
+    <w:bookmarkStart w:colFirst="0" w:colLast="0" w:name="lyctc6kdpc9z" w:id="10"/>
     <w:bookmarkEnd w:id="10"/>
     <w:p>
       <w:pPr>
@@ -14857,7 +15657,7 @@
         </w:rPr>
         <w:t xml:space="preserve"> “Every group says its space is special. Why is the </w:t>
       </w:r>
-      <w:del w:author="Tomer Perry" w:id="192" w:date="2026-10-22T16:05:00Z">
+      <w:del w:author="Tomer Perry" w:id="194" w:date="2026-10-22T16:05:00Z">
         <w:r>
           <w:rPr>
             <w:rtl w:val="0"/>
@@ -14865,7 +15665,7 @@
           <w:delText xml:space="preserve">theatre’s</w:delText>
         </w:r>
       </w:del>
-      <w:ins w:author="Tomer Perry" w:id="192" w:date="2026-10-22T16:05:00Z">
+      <w:ins w:author="Tomer Perry" w:id="194" w:date="2026-10-22T16:05:00Z">
         <w:r>
           <w:rPr>
             <w:rtl w:val="0"/>
@@ -15036,7 +15836,7 @@
         </w:rPr>
         <w:t xml:space="preserve"> “You’ve been closer to this story than anyone</w:t>
       </w:r>
-      <w:ins w:author="Tomer Perry" w:id="193" w:date="2026-10-22T16:05:00Z">
+      <w:ins w:author="Tomer Perry" w:id="195" w:date="2026-10-22T16:05:00Z">
         <w:r>
           <w:rPr>
             <w:rtl w:val="0"/>
@@ -15088,7 +15888,7 @@
         </w:rPr>
         <w:t xml:space="preserve"> The good option acknowledges her work</w:t>
       </w:r>
-      <w:ins w:author="Tomer Perry" w:id="194" w:date="2026-10-22T16:05:00Z">
+      <w:ins w:author="Tomer Perry" w:id="196" w:date="2026-10-22T16:05:00Z">
         <w:r>
           <w:rPr>
             <w:rtl w:val="0"/>
@@ -15190,7 +15990,7 @@
         </w:rPr>
         <w:t xml:space="preserve"> The good option acknowledges his view without </w:t>
       </w:r>
-      <w:del w:author="Tomer Perry" w:id="195" w:date="2026-10-22T16:05:00Z">
+      <w:del w:author="Tomer Perry" w:id="197" w:date="2026-10-22T16:05:00Z">
         <w:r>
           <w:rPr>
             <w:rtl w:val="0"/>
@@ -15198,7 +15998,7 @@
           <w:delText xml:space="preserve">judgement</w:delText>
         </w:r>
       </w:del>
-      <w:ins w:author="Tomer Perry" w:id="195" w:date="2026-10-22T16:05:00Z">
+      <w:ins w:author="Tomer Perry" w:id="197" w:date="2026-10-22T16:05:00Z">
         <w:r>
           <w:rPr>
             <w:rtl w:val="0"/>
@@ -15262,7 +16062,7 @@
         </w:rPr>
         <w:t xml:space="preserve"> “It sounds like </w:t>
       </w:r>
-      <w:del w:author="Tomer Perry" w:id="196" w:date="2026-10-22T16:05:00Z">
+      <w:del w:author="Tomer Perry" w:id="198" w:date="2026-10-22T16:05:00Z">
         <w:r>
           <w:rPr>
             <w:rtl w:val="0"/>
@@ -15270,7 +16070,7 @@
           <w:delText xml:space="preserve">you think both sides want a Commons that works for students and disagree about who decides. I might be oversimplifying, so tell me where the compromise you’d propose would still leave people unhappy.</w:delText>
         </w:r>
       </w:del>
-      <w:ins w:author="Tomer Perry" w:id="196" w:date="2026-10-22T16:05:00Z">
+      <w:ins w:author="Tomer Perry" w:id="198" w:date="2026-10-22T16:05:00Z">
         <w:r>
           <w:rPr>
             <w:rtl w:val="0"/>
@@ -15303,7 +16103,7 @@
         </w:rPr>
         <w:t xml:space="preserve"> “</w:t>
       </w:r>
-      <w:del w:author="Tomer Perry" w:id="197" w:date="2026-10-22T16:05:00Z">
+      <w:del w:author="Tomer Perry" w:id="199" w:date="2026-10-22T16:05:00Z">
         <w:r>
           <w:rPr>
             <w:rtl w:val="0"/>
@@ -15311,7 +16111,7 @@
           <w:delText xml:space="preserve">Compromise sounds nice, but somebody has to win. Which side would you pick if you had to</w:delText>
         </w:r>
       </w:del>
-      <w:ins w:author="Tomer Perry" w:id="197" w:date="2026-10-22T16:05:00Z">
+      <w:ins w:author="Tomer Perry" w:id="199" w:date="2026-10-22T16:05:00Z">
         <w:r>
           <w:rPr>
             <w:rtl w:val="0"/>
@@ -15344,7 +16144,7 @@
         </w:rPr>
         <w:t xml:space="preserve"> The good option restates her view accurately (A), </w:t>
       </w:r>
-      <w:del w:author="Tomer Perry" w:id="198" w:date="2026-10-22T16:05:00Z">
+      <w:del w:author="Tomer Perry" w:id="200" w:date="2026-10-22T16:05:00Z">
         <w:r>
           <w:rPr>
             <w:rtl w:val="0"/>
@@ -15352,7 +16152,7 @@
           <w:delText xml:space="preserve">emphasizes</w:delText>
         </w:r>
       </w:del>
-      <w:ins w:author="Tomer Perry" w:id="198" w:date="2026-10-22T16:05:00Z">
+      <w:ins w:author="Tomer Perry" w:id="200" w:date="2026-10-22T16:05:00Z">
         <w:r>
           <w:rPr>
             <w:rtl w:val="0"/>
@@ -15366,7 +16166,7 @@
         </w:rPr>
         <w:t xml:space="preserve"> the agreement </w:t>
       </w:r>
-      <w:del w:author="Tomer Perry" w:id="199" w:date="2026-10-22T16:05:00Z">
+      <w:del w:author="Tomer Perry" w:id="201" w:date="2026-10-22T16:05:00Z">
         <w:r>
           <w:rPr>
             <w:rtl w:val="0"/>
@@ -15374,7 +16174,7 @@
           <w:delText xml:space="preserve">she sees</w:delText>
         </w:r>
       </w:del>
-      <w:ins w:author="Tomer Perry" w:id="199" w:date="2026-10-22T16:05:00Z">
+      <w:ins w:author="Tomer Perry" w:id="201" w:date="2026-10-22T16:05:00Z">
         <w:r>
           <w:rPr>
             <w:rtl w:val="0"/>
@@ -15388,7 +16188,7 @@
         </w:rPr>
         <w:t xml:space="preserve"> (E), hedges the player’s summary (H) and </w:t>
       </w:r>
-      <w:del w:author="Tomer Perry" w:id="200" w:date="2026-10-22T16:05:00Z">
+      <w:del w:author="Tomer Perry" w:id="202" w:date="2026-10-22T16:05:00Z">
         <w:r>
           <w:rPr>
             <w:rtl w:val="0"/>
@@ -15396,7 +16196,7 @@
           <w:delText xml:space="preserve">keeps the framing constructive</w:delText>
         </w:r>
       </w:del>
-      <w:ins w:author="Tomer Perry" w:id="200" w:date="2026-10-22T16:05:00Z">
+      <w:ins w:author="Tomer Perry" w:id="202" w:date="2026-10-22T16:05:00Z">
         <w:r>
           <w:rPr>
             <w:rtl w:val="0"/>
@@ -15410,7 +16210,7 @@
         </w:rPr>
         <w:t xml:space="preserve"> (R). The bad option </w:t>
       </w:r>
-      <w:del w:author="Tomer Perry" w:id="201" w:date="2026-10-22T16:05:00Z">
+      <w:del w:author="Tomer Perry" w:id="203" w:date="2026-10-22T16:05:00Z">
         <w:r>
           <w:rPr>
             <w:rtl w:val="0"/>
@@ -15424,7 +16224,7 @@
         </w:rPr>
         <w:t xml:space="preserve">treats her position as </w:t>
       </w:r>
-      <w:del w:author="Tomer Perry" w:id="202" w:date="2026-10-22T16:05:00Z">
+      <w:del w:author="Tomer Perry" w:id="204" w:date="2026-10-22T16:05:00Z">
         <w:r>
           <w:rPr>
             <w:rtl w:val="0"/>
@@ -15432,7 +16232,7 @@
           <w:delText xml:space="preserve">evasion</w:delText>
         </w:r>
       </w:del>
-      <w:ins w:author="Tomer Perry" w:id="202" w:date="2026-10-22T16:05:00Z">
+      <w:ins w:author="Tomer Perry" w:id="204" w:date="2026-10-22T16:05:00Z">
         <w:r>
           <w:rPr>
             <w:rtl w:val="0"/>
@@ -15465,7 +16265,7 @@
         </w:rPr>
         <w:t xml:space="preserve"> Nia stands. “</w:t>
       </w:r>
-      <w:ins w:author="Tomer Perry" w:id="203" w:date="2026-10-22T16:05:00Z">
+      <w:ins w:author="Tomer Perry" w:id="205" w:date="2026-10-22T16:05:00Z">
         <w:r>
           <w:rPr>
             <w:rtl w:val="0"/>
@@ -15479,7 +16279,7 @@
         </w:rPr>
         <w:t xml:space="preserve">I’m not going to </w:t>
       </w:r>
-      <w:del w:author="Tomer Perry" w:id="204" w:date="2026-10-22T16:05:00Z">
+      <w:del w:author="Tomer Perry" w:id="206" w:date="2026-10-22T16:05:00Z">
         <w:r>
           <w:rPr>
             <w:rtl w:val="0"/>
@@ -15487,7 +16287,7 @@
           <w:delText xml:space="preserve">be sorted into a team for you</w:delText>
         </w:r>
       </w:del>
-      <w:ins w:author="Tomer Perry" w:id="204" w:date="2026-10-22T16:05:00Z">
+      <w:ins w:author="Tomer Perry" w:id="206" w:date="2026-10-22T16:05:00Z">
         <w:r>
           <w:rPr>
             <w:rtl w:val="0"/>
@@ -15552,7 +16352,7 @@
     </w:p>
     <w:tbl>
       <w:tblPr>
-        <w:tblStyle w:val="Table7"/>
+        <w:tblStyle w:val="Table8"/>
         <w:tblW w:w="7920.0" w:type="dxa"/>
         <w:jc w:val="left"/>
         <w:tblInd w:w="-108.0" w:type="dxa"/>
@@ -15740,7 +16540,7 @@
             <w:pPr>
               <w:rPr/>
             </w:pPr>
-            <w:del w:author="Tomer Perry" w:id="205" w:date="2026-10-22T16:05:00Z">
+            <w:del w:author="Tomer Perry" w:id="207" w:date="2026-10-22T16:05:00Z">
               <w:r>
                 <w:rPr>
                   <w:rtl w:val="0"/>
@@ -15748,7 +16548,7 @@
                 <w:delText xml:space="preserve">C02</w:delText>
               </w:r>
             </w:del>
-            <w:ins w:author="Tomer Perry" w:id="205" w:date="2026-10-22T16:05:00Z">
+            <w:ins w:author="Tomer Perry" w:id="207" w:date="2026-10-22T16:05:00Z">
               <w:r>
                 <w:rPr>
                   <w:rtl w:val="0"/>
@@ -15791,72 +16591,12 @@
             <w:pPr>
               <w:rPr/>
             </w:pPr>
-            <w:del w:author="Tomer Perry" w:id="206" w:date="2026-10-22T16:05:00Z">
+            <w:del w:author="Tomer Perry" w:id="208" w:date="2026-10-22T16:05:00Z">
               <w:r>
                 <w:rPr>
                   <w:rtl w:val="0"/>
                 </w:rPr>
                 <w:delText xml:space="preserve">C03</w:delText>
-              </w:r>
-            </w:del>
-            <w:ins w:author="Tomer Perry" w:id="206" w:date="2026-10-22T16:05:00Z">
-              <w:r>
-                <w:rPr>
-                  <w:rtl w:val="0"/>
-                </w:rPr>
-                <w:t xml:space="preserve">C09</w:t>
-              </w:r>
-            </w:ins>
-            <w:r>
-              <w:rPr>
-                <w:rtl w:val="0"/>
-              </w:rPr>
-              <w:t xml:space="preserve"> U</w:t>
-            </w:r>
-          </w:p>
-        </w:tc>
-        <w:tc>
-          <w:tcPr/>
-          <w:p>
-            <w:pPr>
-              <w:rPr/>
-            </w:pPr>
-            <w:del w:author="Tomer Perry" w:id="207" w:date="2026-10-22T16:05:00Z">
-              <w:r>
-                <w:rPr>
-                  <w:rtl w:val="0"/>
-                </w:rPr>
-                <w:delText xml:space="preserve">R23</w:delText>
-              </w:r>
-            </w:del>
-            <w:ins w:author="Tomer Perry" w:id="207" w:date="2026-10-22T16:05:00Z">
-              <w:r>
-                <w:rPr>
-                  <w:rtl w:val="0"/>
-                </w:rPr>
-                <w:t xml:space="preserve">C06</w:t>
-              </w:r>
-            </w:ins>
-            <w:r>
-              <w:rPr>
-                <w:rtl w:val="0"/>
-              </w:rPr>
-              <w:t xml:space="preserve"> R</w:t>
-            </w:r>
-          </w:p>
-        </w:tc>
-        <w:tc>
-          <w:tcPr/>
-          <w:p>
-            <w:pPr>
-              <w:rPr/>
-            </w:pPr>
-            <w:del w:author="Tomer Perry" w:id="208" w:date="2026-10-22T16:05:00Z">
-              <w:r>
-                <w:rPr>
-                  <w:rtl w:val="0"/>
-                </w:rPr>
-                <w:delText xml:space="preserve">R12</w:delText>
               </w:r>
             </w:del>
             <w:ins w:author="Tomer Perry" w:id="208" w:date="2026-10-22T16:05:00Z">
@@ -15871,6 +16611,36 @@
               <w:rPr>
                 <w:rtl w:val="0"/>
               </w:rPr>
+              <w:t xml:space="preserve"> U</w:t>
+            </w:r>
+          </w:p>
+        </w:tc>
+        <w:tc>
+          <w:tcPr/>
+          <w:p>
+            <w:pPr>
+              <w:rPr/>
+            </w:pPr>
+            <w:del w:author="Tomer Perry" w:id="209" w:date="2026-10-22T16:05:00Z">
+              <w:r>
+                <w:rPr>
+                  <w:rtl w:val="0"/>
+                </w:rPr>
+                <w:delText xml:space="preserve">R23</w:delText>
+              </w:r>
+            </w:del>
+            <w:ins w:author="Tomer Perry" w:id="209" w:date="2026-10-22T16:05:00Z">
+              <w:r>
+                <w:rPr>
+                  <w:rtl w:val="0"/>
+                </w:rPr>
+                <w:t xml:space="preserve">C06</w:t>
+              </w:r>
+            </w:ins>
+            <w:r>
+              <w:rPr>
+                <w:rtl w:val="0"/>
+              </w:rPr>
               <w:t xml:space="preserve"> R</w:t>
             </w:r>
           </w:p>
@@ -15881,7 +16651,37 @@
             <w:pPr>
               <w:rPr/>
             </w:pPr>
-            <w:del w:author="Tomer Perry" w:id="209" w:date="2026-10-22T16:05:00Z">
+            <w:del w:author="Tomer Perry" w:id="210" w:date="2026-10-22T16:05:00Z">
+              <w:r>
+                <w:rPr>
+                  <w:rtl w:val="0"/>
+                </w:rPr>
+                <w:delText xml:space="preserve">R12</w:delText>
+              </w:r>
+            </w:del>
+            <w:ins w:author="Tomer Perry" w:id="210" w:date="2026-10-22T16:05:00Z">
+              <w:r>
+                <w:rPr>
+                  <w:rtl w:val="0"/>
+                </w:rPr>
+                <w:t xml:space="preserve">C09</w:t>
+              </w:r>
+            </w:ins>
+            <w:r>
+              <w:rPr>
+                <w:rtl w:val="0"/>
+              </w:rPr>
+              <w:t xml:space="preserve"> R</w:t>
+            </w:r>
+          </w:p>
+        </w:tc>
+        <w:tc>
+          <w:tcPr/>
+          <w:p>
+            <w:pPr>
+              <w:rPr/>
+            </w:pPr>
+            <w:del w:author="Tomer Perry" w:id="211" w:date="2026-10-22T16:05:00Z">
               <w:r>
                 <w:rPr>
                   <w:rtl w:val="0"/>
@@ -15889,7 +16689,7 @@
                 <w:delText xml:space="preserve">R21</w:delText>
               </w:r>
             </w:del>
-            <w:ins w:author="Tomer Perry" w:id="209" w:date="2026-10-22T16:05:00Z">
+            <w:ins w:author="Tomer Perry" w:id="211" w:date="2026-10-22T16:05:00Z">
               <w:r>
                 <w:rPr>
                   <w:rtl w:val="0"/>
@@ -15911,7 +16711,7 @@
             <w:pPr>
               <w:rPr/>
             </w:pPr>
-            <w:del w:author="Tomer Perry" w:id="210" w:date="2026-10-22T16:05:00Z">
+            <w:del w:author="Tomer Perry" w:id="212" w:date="2026-10-22T16:05:00Z">
               <w:r>
                 <w:rPr>
                   <w:rtl w:val="0"/>
@@ -15919,7 +16719,7 @@
                 <w:delText xml:space="preserve">C10 U</w:delText>
               </w:r>
             </w:del>
-            <w:ins w:author="Tomer Perry" w:id="210" w:date="2026-10-22T16:05:00Z">
+            <w:ins w:author="Tomer Perry" w:id="212" w:date="2026-10-22T16:05:00Z">
               <w:r>
                 <w:rPr>
                   <w:rtl w:val="0"/>
@@ -15940,7 +16740,7 @@
             <w:pPr>
               <w:rPr/>
             </w:pPr>
-            <w:del w:author="Tomer Perry" w:id="211" w:date="2026-10-22T16:05:00Z">
+            <w:del w:author="Tomer Perry" w:id="213" w:date="2026-10-22T16:05:00Z">
               <w:r>
                 <w:rPr>
                   <w:rtl w:val="0"/>
@@ -15948,7 +16748,7 @@
                 <w:delText xml:space="preserve">R02 R</w:delText>
               </w:r>
             </w:del>
-            <w:ins w:author="Tomer Perry" w:id="211" w:date="2026-10-22T16:05:00Z">
+            <w:ins w:author="Tomer Perry" w:id="213" w:date="2026-10-22T16:05:00Z">
               <w:r>
                 <w:rPr>
                   <w:rtl w:val="0"/>
@@ -15989,7 +16789,7 @@
             <w:pPr>
               <w:rPr/>
             </w:pPr>
-            <w:del w:author="Tomer Perry" w:id="212" w:date="2026-10-22T16:05:00Z">
+            <w:del w:author="Tomer Perry" w:id="214" w:date="2026-10-22T16:05:00Z">
               <w:r>
                 <w:rPr>
                   <w:rtl w:val="0"/>
@@ -15997,7 +16797,7 @@
                 <w:delText xml:space="preserve">C05</w:delText>
               </w:r>
             </w:del>
-            <w:ins w:author="Tomer Perry" w:id="212" w:date="2026-10-22T16:05:00Z">
+            <w:ins w:author="Tomer Perry" w:id="214" w:date="2026-10-22T16:05:00Z">
               <w:r>
                 <w:rPr>
                   <w:rtl w:val="0"/>
@@ -16019,7 +16819,7 @@
             <w:pPr>
               <w:rPr/>
             </w:pPr>
-            <w:del w:author="Tomer Perry" w:id="213" w:date="2026-10-22T16:05:00Z">
+            <w:del w:author="Tomer Perry" w:id="215" w:date="2026-10-22T16:05:00Z">
               <w:r>
                 <w:rPr>
                   <w:rtl w:val="0"/>
@@ -16027,7 +16827,7 @@
                 <w:delText xml:space="preserve">R05</w:delText>
               </w:r>
             </w:del>
-            <w:ins w:author="Tomer Perry" w:id="213" w:date="2026-10-22T16:05:00Z">
+            <w:ins w:author="Tomer Perry" w:id="215" w:date="2026-10-22T16:05:00Z">
               <w:r>
                 <w:rPr>
                   <w:rtl w:val="0"/>
@@ -16070,7 +16870,7 @@
             <w:pPr>
               <w:rPr/>
             </w:pPr>
-            <w:del w:author="Tomer Perry" w:id="214" w:date="2026-10-22T16:05:00Z">
+            <w:del w:author="Tomer Perry" w:id="216" w:date="2026-10-22T16:05:00Z">
               <w:r>
                 <w:rPr>
                   <w:rtl w:val="0"/>
@@ -16078,7 +16878,7 @@
                 <w:delText xml:space="preserve">C14</w:delText>
               </w:r>
             </w:del>
-            <w:ins w:author="Tomer Perry" w:id="214" w:date="2026-10-22T16:05:00Z">
+            <w:ins w:author="Tomer Perry" w:id="216" w:date="2026-10-22T16:05:00Z">
               <w:r>
                 <w:rPr>
                   <w:rtl w:val="0"/>
@@ -16100,7 +16900,7 @@
             <w:pPr>
               <w:rPr/>
             </w:pPr>
-            <w:del w:author="Tomer Perry" w:id="215" w:date="2026-10-22T16:05:00Z">
+            <w:del w:author="Tomer Perry" w:id="217" w:date="2026-10-22T16:05:00Z">
               <w:r>
                 <w:rPr>
                   <w:rtl w:val="0"/>
@@ -16108,7 +16908,7 @@
                 <w:delText xml:space="preserve">R24</w:delText>
               </w:r>
             </w:del>
-            <w:ins w:author="Tomer Perry" w:id="215" w:date="2026-10-22T16:05:00Z">
+            <w:ins w:author="Tomer Perry" w:id="217" w:date="2026-10-22T16:05:00Z">
               <w:r>
                 <w:rPr>
                   <w:rtl w:val="0"/>
@@ -16130,7 +16930,7 @@
             <w:pPr>
               <w:rPr/>
             </w:pPr>
-            <w:del w:author="Tomer Perry" w:id="216" w:date="2026-10-22T16:05:00Z">
+            <w:del w:author="Tomer Perry" w:id="218" w:date="2026-10-22T16:05:00Z">
               <w:r>
                 <w:rPr>
                   <w:rtl w:val="0"/>
@@ -16138,7 +16938,7 @@
                 <w:delText xml:space="preserve">C06</w:delText>
               </w:r>
             </w:del>
-            <w:ins w:author="Tomer Perry" w:id="216" w:date="2026-10-22T16:05:00Z">
+            <w:ins w:author="Tomer Perry" w:id="218" w:date="2026-10-22T16:05:00Z">
               <w:r>
                 <w:rPr>
                   <w:rtl w:val="0"/>
@@ -16160,7 +16960,7 @@
             <w:pPr>
               <w:rPr/>
             </w:pPr>
-            <w:del w:author="Tomer Perry" w:id="217" w:date="2026-10-22T16:05:00Z">
+            <w:del w:author="Tomer Perry" w:id="219" w:date="2026-10-22T16:05:00Z">
               <w:r>
                 <w:rPr>
                   <w:rtl w:val="0"/>
@@ -16168,7 +16968,7 @@
                 <w:delText xml:space="preserve">R16 U</w:delText>
               </w:r>
             </w:del>
-            <w:ins w:author="Tomer Perry" w:id="217" w:date="2026-10-22T16:05:00Z">
+            <w:ins w:author="Tomer Perry" w:id="219" w:date="2026-10-22T16:05:00Z">
               <w:r>
                 <w:rPr>
                   <w:rtl w:val="0"/>
@@ -16189,7 +16989,7 @@
             <w:pPr>
               <w:rPr/>
             </w:pPr>
-            <w:del w:author="Tomer Perry" w:id="218" w:date="2026-10-22T16:05:00Z">
+            <w:del w:author="Tomer Perry" w:id="220" w:date="2026-10-22T16:05:00Z">
               <w:r>
                 <w:rPr>
                   <w:rtl w:val="0"/>
@@ -16197,7 +16997,7 @@
                 <w:delText xml:space="preserve">C05 R</w:delText>
               </w:r>
             </w:del>
-            <w:ins w:author="Tomer Perry" w:id="218" w:date="2026-10-22T16:05:00Z">
+            <w:ins w:author="Tomer Perry" w:id="220" w:date="2026-10-22T16:05:00Z">
               <w:r>
                 <w:rPr>
                   <w:rtl w:val="0"/>
@@ -16238,7 +17038,7 @@
             <w:pPr>
               <w:rPr/>
             </w:pPr>
-            <w:del w:author="Tomer Perry" w:id="219" w:date="2026-10-22T16:05:00Z">
+            <w:del w:author="Tomer Perry" w:id="221" w:date="2026-10-22T16:05:00Z">
               <w:r>
                 <w:rPr>
                   <w:rtl w:val="0"/>
@@ -16246,7 +17046,7 @@
                 <w:delText xml:space="preserve">R13</w:delText>
               </w:r>
             </w:del>
-            <w:ins w:author="Tomer Perry" w:id="219" w:date="2026-10-22T16:05:00Z">
+            <w:ins w:author="Tomer Perry" w:id="221" w:date="2026-10-22T16:05:00Z">
               <w:r>
                 <w:rPr>
                   <w:rtl w:val="0"/>
@@ -16274,7 +17074,7 @@
               </w:rPr>
               <w:t xml:space="preserve">C04 </w:t>
             </w:r>
-            <w:del w:author="Tomer Perry" w:id="220" w:date="2026-10-22T16:05:00Z">
+            <w:del w:author="Tomer Perry" w:id="222" w:date="2026-10-22T16:05:00Z">
               <w:r>
                 <w:rPr>
                   <w:rtl w:val="0"/>
@@ -16282,7 +17082,7 @@
                 <w:delText xml:space="preserve">U</w:delText>
               </w:r>
             </w:del>
-            <w:ins w:author="Tomer Perry" w:id="220" w:date="2026-10-22T16:05:00Z">
+            <w:ins w:author="Tomer Perry" w:id="222" w:date="2026-10-22T16:05:00Z">
               <w:r>
                 <w:rPr>
                   <w:rtl w:val="0"/>
@@ -16303,7 +17103,7 @@
             <w:pPr>
               <w:rPr/>
             </w:pPr>
-            <w:del w:author="Tomer Perry" w:id="221" w:date="2026-10-22T16:05:00Z">
+            <w:del w:author="Tomer Perry" w:id="223" w:date="2026-10-22T16:05:00Z">
               <w:r>
                 <w:rPr>
                   <w:rtl w:val="0"/>
@@ -16311,7 +17111,7 @@
                 <w:delText xml:space="preserve">C07</w:delText>
               </w:r>
             </w:del>
-            <w:ins w:author="Tomer Perry" w:id="221" w:date="2026-10-22T16:05:00Z">
+            <w:ins w:author="Tomer Perry" w:id="223" w:date="2026-10-22T16:05:00Z">
               <w:r>
                 <w:rPr>
                   <w:rtl w:val="0"/>
@@ -16333,7 +17133,7 @@
             <w:pPr>
               <w:rPr/>
             </w:pPr>
-            <w:del w:author="Tomer Perry" w:id="222" w:date="2026-10-22T16:05:00Z">
+            <w:del w:author="Tomer Perry" w:id="224" w:date="2026-10-22T16:05:00Z">
               <w:r>
                 <w:rPr>
                   <w:rtl w:val="0"/>
@@ -16341,7 +17141,7 @@
                 <w:delText xml:space="preserve">C09</w:delText>
               </w:r>
             </w:del>
-            <w:ins w:author="Tomer Perry" w:id="222" w:date="2026-10-22T16:05:00Z">
+            <w:ins w:author="Tomer Perry" w:id="224" w:date="2026-10-22T16:05:00Z">
               <w:r>
                 <w:rPr>
                   <w:rtl w:val="0"/>
@@ -16363,7 +17163,7 @@
             <w:pPr>
               <w:rPr/>
             </w:pPr>
-            <w:del w:author="Tomer Perry" w:id="223" w:date="2026-10-22T16:05:00Z">
+            <w:del w:author="Tomer Perry" w:id="225" w:date="2026-10-22T16:05:00Z">
               <w:r>
                 <w:rPr>
                   <w:rtl w:val="0"/>
@@ -16371,7 +17171,7 @@
                 <w:delText xml:space="preserve">C08</w:delText>
               </w:r>
             </w:del>
-            <w:ins w:author="Tomer Perry" w:id="223" w:date="2026-10-22T16:05:00Z">
+            <w:ins w:author="Tomer Perry" w:id="225" w:date="2026-10-22T16:05:00Z">
               <w:r>
                 <w:rPr>
                   <w:rtl w:val="0"/>
@@ -16414,7 +17214,7 @@
             <w:pPr>
               <w:rPr/>
             </w:pPr>
-            <w:del w:author="Tomer Perry" w:id="224" w:date="2026-10-22T16:05:00Z">
+            <w:del w:author="Tomer Perry" w:id="226" w:date="2026-10-22T16:05:00Z">
               <w:r>
                 <w:rPr>
                   <w:rtl w:val="0"/>
@@ -16422,7 +17222,7 @@
                 <w:delText xml:space="preserve">C16</w:delText>
               </w:r>
             </w:del>
-            <w:ins w:author="Tomer Perry" w:id="224" w:date="2026-10-22T16:05:00Z">
+            <w:ins w:author="Tomer Perry" w:id="226" w:date="2026-10-22T16:05:00Z">
               <w:r>
                 <w:rPr>
                   <w:rtl w:val="0"/>
@@ -16444,7 +17244,7 @@
             <w:pPr>
               <w:rPr/>
             </w:pPr>
-            <w:del w:author="Tomer Perry" w:id="225" w:date="2026-10-22T16:05:00Z">
+            <w:del w:author="Tomer Perry" w:id="227" w:date="2026-10-22T16:05:00Z">
               <w:r>
                 <w:rPr>
                   <w:rtl w:val="0"/>
@@ -16452,7 +17252,7 @@
                 <w:delText xml:space="preserve">R22 R</w:delText>
               </w:r>
             </w:del>
-            <w:ins w:author="Tomer Perry" w:id="225" w:date="2026-10-22T16:05:00Z">
+            <w:ins w:author="Tomer Perry" w:id="227" w:date="2026-10-22T16:05:00Z">
               <w:r>
                 <w:rPr>
                   <w:rtl w:val="0"/>
@@ -16507,7 +17307,7 @@
             <w:pPr>
               <w:rPr/>
             </w:pPr>
-            <w:del w:author="Tomer Perry" w:id="226" w:date="2026-10-22T16:05:00Z">
+            <w:del w:author="Tomer Perry" w:id="228" w:date="2026-10-22T16:05:00Z">
               <w:r>
                 <w:rPr>
                   <w:rtl w:val="0"/>
@@ -16515,7 +17315,7 @@
                 <w:delText xml:space="preserve">C10</w:delText>
               </w:r>
             </w:del>
-            <w:ins w:author="Tomer Perry" w:id="226" w:date="2026-10-22T16:05:00Z">
+            <w:ins w:author="Tomer Perry" w:id="228" w:date="2026-10-22T16:05:00Z">
               <w:r>
                 <w:rPr>
                   <w:rtl w:val="0"/>
@@ -16572,7 +17372,7 @@
             <w:pPr>
               <w:rPr/>
             </w:pPr>
-            <w:del w:author="Tomer Perry" w:id="227" w:date="2026-10-22T16:05:00Z">
+            <w:del w:author="Tomer Perry" w:id="229" w:date="2026-10-22T16:05:00Z">
               <w:r>
                 <w:rPr>
                   <w:rtl w:val="0"/>
@@ -16580,7 +17380,7 @@
                 <w:delText xml:space="preserve">C12</w:delText>
               </w:r>
             </w:del>
-            <w:ins w:author="Tomer Perry" w:id="227" w:date="2026-10-22T16:05:00Z">
+            <w:ins w:author="Tomer Perry" w:id="229" w:date="2026-10-22T16:05:00Z">
               <w:r>
                 <w:rPr>
                   <w:rtl w:val="0"/>
@@ -16602,7 +17402,7 @@
             <w:pPr>
               <w:rPr/>
             </w:pPr>
-            <w:del w:author="Tomer Perry" w:id="228" w:date="2026-10-22T16:05:00Z">
+            <w:del w:author="Tomer Perry" w:id="230" w:date="2026-10-22T16:05:00Z">
               <w:r>
                 <w:rPr>
                   <w:rtl w:val="0"/>
@@ -16610,7 +17410,7 @@
                 <w:delText xml:space="preserve">C11</w:delText>
               </w:r>
             </w:del>
-            <w:ins w:author="Tomer Perry" w:id="228" w:date="2026-10-22T16:05:00Z">
+            <w:ins w:author="Tomer Perry" w:id="230" w:date="2026-10-22T16:05:00Z">
               <w:r>
                 <w:rPr>
                   <w:rtl w:val="0"/>
@@ -16638,7 +17438,7 @@
               </w:rPr>
               <w:t xml:space="preserve">R17 </w:t>
             </w:r>
-            <w:del w:author="Tomer Perry" w:id="229" w:date="2026-10-22T16:05:00Z">
+            <w:del w:author="Tomer Perry" w:id="231" w:date="2026-10-22T16:05:00Z">
               <w:r>
                 <w:rPr>
                   <w:rtl w:val="0"/>
@@ -16646,7 +17446,7 @@
                 <w:delText xml:space="preserve">U</w:delText>
               </w:r>
             </w:del>
-            <w:ins w:author="Tomer Perry" w:id="229" w:date="2026-10-22T16:05:00Z">
+            <w:ins w:author="Tomer Perry" w:id="231" w:date="2026-10-22T16:05:00Z">
               <w:r>
                 <w:rPr>
                   <w:rtl w:val="0"/>
@@ -16667,7 +17467,7 @@
             <w:pPr>
               <w:rPr/>
             </w:pPr>
-            <w:del w:author="Tomer Perry" w:id="230" w:date="2026-10-22T16:05:00Z">
+            <w:del w:author="Tomer Perry" w:id="232" w:date="2026-10-22T16:05:00Z">
               <w:r>
                 <w:rPr>
                   <w:rtl w:val="0"/>
@@ -16675,7 +17475,7 @@
                 <w:delText xml:space="preserve">C09 R</w:delText>
               </w:r>
             </w:del>
-            <w:ins w:author="Tomer Perry" w:id="230" w:date="2026-10-22T16:05:00Z">
+            <w:ins w:author="Tomer Perry" w:id="232" w:date="2026-10-22T16:05:00Z">
               <w:r>
                 <w:rPr>
                   <w:rtl w:val="0"/>
@@ -16716,7 +17516,7 @@
             <w:pPr>
               <w:rPr/>
             </w:pPr>
-            <w:del w:author="Tomer Perry" w:id="231" w:date="2026-10-22T16:05:00Z">
+            <w:del w:author="Tomer Perry" w:id="233" w:date="2026-10-22T16:05:00Z">
               <w:r>
                 <w:rPr>
                   <w:rtl w:val="0"/>
@@ -16724,7 +17524,7 @@
                 <w:delText xml:space="preserve">C15</w:delText>
               </w:r>
             </w:del>
-            <w:ins w:author="Tomer Perry" w:id="231" w:date="2026-10-22T16:05:00Z">
+            <w:ins w:author="Tomer Perry" w:id="233" w:date="2026-10-22T16:05:00Z">
               <w:r>
                 <w:rPr>
                   <w:rtl w:val="0"/>
@@ -16746,7 +17546,7 @@
             <w:pPr>
               <w:rPr/>
             </w:pPr>
-            <w:del w:author="Tomer Perry" w:id="232" w:date="2026-10-22T16:05:00Z">
+            <w:del w:author="Tomer Perry" w:id="234" w:date="2026-10-22T16:05:00Z">
               <w:r>
                 <w:rPr>
                   <w:rtl w:val="0"/>
@@ -16754,7 +17554,7 @@
                 <w:delText xml:space="preserve">C08</w:delText>
               </w:r>
             </w:del>
-            <w:ins w:author="Tomer Perry" w:id="232" w:date="2026-10-22T16:05:00Z">
+            <w:ins w:author="Tomer Perry" w:id="234" w:date="2026-10-22T16:05:00Z">
               <w:r>
                 <w:rPr>
                   <w:rtl w:val="0"/>
@@ -16776,7 +17576,7 @@
             <w:pPr>
               <w:rPr/>
             </w:pPr>
-            <w:del w:author="Tomer Perry" w:id="233" w:date="2026-10-22T16:05:00Z">
+            <w:del w:author="Tomer Perry" w:id="235" w:date="2026-10-22T16:05:00Z">
               <w:r>
                 <w:rPr>
                   <w:rtl w:val="0"/>
@@ -16784,7 +17584,7 @@
                 <w:delText xml:space="preserve">R03</w:delText>
               </w:r>
             </w:del>
-            <w:ins w:author="Tomer Perry" w:id="233" w:date="2026-10-22T16:05:00Z">
+            <w:ins w:author="Tomer Perry" w:id="235" w:date="2026-10-22T16:05:00Z">
               <w:r>
                 <w:rPr>
                   <w:rtl w:val="0"/>
@@ -16806,7 +17606,7 @@
             <w:pPr>
               <w:rPr/>
             </w:pPr>
-            <w:del w:author="Tomer Perry" w:id="234" w:date="2026-10-22T16:05:00Z">
+            <w:del w:author="Tomer Perry" w:id="236" w:date="2026-10-22T16:05:00Z">
               <w:r>
                 <w:rPr>
                   <w:rtl w:val="0"/>
@@ -16814,7 +17614,7 @@
                 <w:delText xml:space="preserve">R15</w:delText>
               </w:r>
             </w:del>
-            <w:ins w:author="Tomer Perry" w:id="234" w:date="2026-10-22T16:05:00Z">
+            <w:ins w:author="Tomer Perry" w:id="236" w:date="2026-10-22T16:05:00Z">
               <w:r>
                 <w:rPr>
                   <w:rtl w:val="0"/>
@@ -16857,7 +17657,7 @@
             <w:pPr>
               <w:rPr/>
             </w:pPr>
-            <w:del w:author="Tomer Perry" w:id="235" w:date="2026-10-22T16:05:00Z">
+            <w:del w:author="Tomer Perry" w:id="237" w:date="2026-10-22T16:05:00Z">
               <w:r>
                 <w:rPr>
                   <w:rtl w:val="0"/>
@@ -16865,7 +17665,7 @@
                 <w:delText xml:space="preserve">C03</w:delText>
               </w:r>
             </w:del>
-            <w:ins w:author="Tomer Perry" w:id="235" w:date="2026-10-22T16:05:00Z">
+            <w:ins w:author="Tomer Perry" w:id="237" w:date="2026-10-22T16:05:00Z">
               <w:r>
                 <w:rPr>
                   <w:rtl w:val="0"/>
@@ -16887,7 +17687,7 @@
             <w:pPr>
               <w:rPr/>
             </w:pPr>
-            <w:del w:author="Tomer Perry" w:id="236" w:date="2026-10-22T16:05:00Z">
+            <w:del w:author="Tomer Perry" w:id="238" w:date="2026-10-22T16:05:00Z">
               <w:r>
                 <w:rPr>
                   <w:rtl w:val="0"/>
@@ -16895,7 +17695,7 @@
                 <w:delText xml:space="preserve">C01</w:delText>
               </w:r>
             </w:del>
-            <w:ins w:author="Tomer Perry" w:id="236" w:date="2026-10-22T16:05:00Z">
+            <w:ins w:author="Tomer Perry" w:id="238" w:date="2026-10-22T16:05:00Z">
               <w:r>
                 <w:rPr>
                   <w:rtl w:val="0"/>
@@ -16917,7 +17717,7 @@
             <w:pPr>
               <w:rPr/>
             </w:pPr>
-            <w:del w:author="Tomer Perry" w:id="237" w:date="2026-10-22T16:05:00Z">
+            <w:del w:author="Tomer Perry" w:id="239" w:date="2026-10-22T16:05:00Z">
               <w:r>
                 <w:rPr>
                   <w:rtl w:val="0"/>
@@ -16925,7 +17725,7 @@
                 <w:delText xml:space="preserve">R11</w:delText>
               </w:r>
             </w:del>
-            <w:ins w:author="Tomer Perry" w:id="237" w:date="2026-10-22T16:05:00Z">
+            <w:ins w:author="Tomer Perry" w:id="239" w:date="2026-10-22T16:05:00Z">
               <w:r>
                 <w:rPr>
                   <w:rtl w:val="0"/>
@@ -16967,7 +17767,7 @@
             <w:pPr>
               <w:rPr/>
             </w:pPr>
-            <w:del w:author="Tomer Perry" w:id="238" w:date="2026-10-22T16:05:00Z">
+            <w:del w:author="Tomer Perry" w:id="240" w:date="2026-10-22T16:05:00Z">
               <w:r>
                 <w:rPr>
                   <w:rtl w:val="0"/>
@@ -16975,7 +17775,7 @@
                 <w:delText xml:space="preserve">C06</w:delText>
               </w:r>
             </w:del>
-            <w:ins w:author="Tomer Perry" w:id="238" w:date="2026-10-22T16:05:00Z">
+            <w:ins w:author="Tomer Perry" w:id="240" w:date="2026-10-22T16:05:00Z">
               <w:r>
                 <w:rPr>
                   <w:rtl w:val="0"/>
@@ -17011,7 +17811,7 @@
             <w:pPr>
               <w:rPr/>
             </w:pPr>
-            <w:del w:author="Tomer Perry" w:id="239" w:date="2026-10-22T16:05:00Z">
+            <w:del w:author="Tomer Perry" w:id="241" w:date="2026-10-22T16:05:00Z">
               <w:r>
                 <w:rPr>
                   <w:rtl w:val="0"/>
@@ -17019,7 +17819,7 @@
                 <w:delText xml:space="preserve">C04</w:delText>
               </w:r>
             </w:del>
-            <w:ins w:author="Tomer Perry" w:id="239" w:date="2026-10-22T16:05:00Z">
+            <w:ins w:author="Tomer Perry" w:id="241" w:date="2026-10-22T16:05:00Z">
               <w:r>
                 <w:rPr>
                   <w:rtl w:val="0"/>
@@ -17041,7 +17841,7 @@
             <w:pPr>
               <w:rPr/>
             </w:pPr>
-            <w:del w:author="Tomer Perry" w:id="240" w:date="2026-10-22T16:05:00Z">
+            <w:del w:author="Tomer Perry" w:id="242" w:date="2026-10-22T16:05:00Z">
               <w:r>
                 <w:rPr>
                   <w:rtl w:val="0"/>
@@ -17049,7 +17849,7 @@
                 <w:delText xml:space="preserve">C11</w:delText>
               </w:r>
             </w:del>
-            <w:ins w:author="Tomer Perry" w:id="240" w:date="2026-10-22T16:05:00Z">
+            <w:ins w:author="Tomer Perry" w:id="242" w:date="2026-10-22T16:05:00Z">
               <w:r>
                 <w:rPr>
                   <w:rtl w:val="0"/>
@@ -17071,7 +17871,7 @@
             <w:pPr>
               <w:rPr/>
             </w:pPr>
-            <w:del w:author="Tomer Perry" w:id="241" w:date="2026-10-22T16:05:00Z">
+            <w:del w:author="Tomer Perry" w:id="243" w:date="2026-10-22T16:05:00Z">
               <w:r>
                 <w:rPr>
                   <w:rtl w:val="0"/>
@@ -17079,7 +17879,7 @@
                 <w:delText xml:space="preserve">R09</w:delText>
               </w:r>
             </w:del>
-            <w:ins w:author="Tomer Perry" w:id="241" w:date="2026-10-22T16:05:00Z">
+            <w:ins w:author="Tomer Perry" w:id="243" w:date="2026-10-22T16:05:00Z">
               <w:r>
                 <w:rPr>
                   <w:rtl w:val="0"/>
@@ -17101,7 +17901,7 @@
             <w:pPr>
               <w:rPr/>
             </w:pPr>
-            <w:del w:author="Tomer Perry" w:id="242" w:date="2026-10-22T16:05:00Z">
+            <w:del w:author="Tomer Perry" w:id="244" w:date="2026-10-22T16:05:00Z">
               <w:r>
                 <w:rPr>
                   <w:rtl w:val="0"/>
@@ -17109,7 +17909,7 @@
                 <w:delText xml:space="preserve">R14</w:delText>
               </w:r>
             </w:del>
-            <w:ins w:author="Tomer Perry" w:id="242" w:date="2026-10-22T16:05:00Z">
+            <w:ins w:author="Tomer Perry" w:id="244" w:date="2026-10-22T16:05:00Z">
               <w:r>
                 <w:rPr>
                   <w:rtl w:val="0"/>
@@ -17152,7 +17952,7 @@
             <w:pPr>
               <w:rPr/>
             </w:pPr>
-            <w:del w:author="Tomer Perry" w:id="243" w:date="2026-10-22T16:05:00Z">
+            <w:del w:author="Tomer Perry" w:id="245" w:date="2026-10-22T16:05:00Z">
               <w:r>
                 <w:rPr>
                   <w:rtl w:val="0"/>
@@ -17160,7 +17960,7 @@
                 <w:delText xml:space="preserve">C16 R</w:delText>
               </w:r>
             </w:del>
-            <w:ins w:author="Tomer Perry" w:id="243" w:date="2026-10-22T16:05:00Z">
+            <w:ins w:author="Tomer Perry" w:id="245" w:date="2026-10-22T16:05:00Z">
               <w:r>
                 <w:rPr>
                   <w:rtl w:val="0"/>
@@ -17201,7 +18001,7 @@
             <w:pPr>
               <w:rPr/>
             </w:pPr>
-            <w:del w:author="Tomer Perry" w:id="244" w:date="2026-10-22T16:05:00Z">
+            <w:del w:author="Tomer Perry" w:id="246" w:date="2026-10-22T16:05:00Z">
               <w:r>
                 <w:rPr>
                   <w:rtl w:val="0"/>
@@ -17209,7 +18009,7 @@
                 <w:delText xml:space="preserve">R06</w:delText>
               </w:r>
             </w:del>
-            <w:ins w:author="Tomer Perry" w:id="244" w:date="2026-10-22T16:05:00Z">
+            <w:ins w:author="Tomer Perry" w:id="246" w:date="2026-10-22T16:05:00Z">
               <w:r>
                 <w:rPr>
                   <w:rtl w:val="0"/>
@@ -17231,7 +18031,7 @@
             <w:pPr>
               <w:rPr/>
             </w:pPr>
-            <w:del w:author="Tomer Perry" w:id="245" w:date="2026-10-22T16:05:00Z">
+            <w:del w:author="Tomer Perry" w:id="247" w:date="2026-10-22T16:05:00Z">
               <w:r>
                 <w:rPr>
                   <w:rtl w:val="0"/>
@@ -17239,7 +18039,7 @@
                 <w:delText xml:space="preserve">R20 U</w:delText>
               </w:r>
             </w:del>
-            <w:ins w:author="Tomer Perry" w:id="245" w:date="2026-10-22T16:05:00Z">
+            <w:ins w:author="Tomer Perry" w:id="247" w:date="2026-10-22T16:05:00Z">
               <w:r>
                 <w:rPr>
                   <w:rtl w:val="0"/>
@@ -17260,7 +18060,7 @@
             <w:pPr>
               <w:rPr/>
             </w:pPr>
-            <w:del w:author="Tomer Perry" w:id="246" w:date="2026-10-22T16:05:00Z">
+            <w:del w:author="Tomer Perry" w:id="248" w:date="2026-10-22T16:05:00Z">
               <w:r>
                 <w:rPr>
                   <w:rtl w:val="0"/>
@@ -17268,7 +18068,7 @@
                 <w:delText xml:space="preserve">C02</w:delText>
               </w:r>
             </w:del>
-            <w:ins w:author="Tomer Perry" w:id="246" w:date="2026-10-22T16:05:00Z">
+            <w:ins w:author="Tomer Perry" w:id="248" w:date="2026-10-22T16:05:00Z">
               <w:r>
                 <w:rPr>
                   <w:rtl w:val="0"/>
@@ -17290,7 +18090,7 @@
             <w:pPr>
               <w:rPr/>
             </w:pPr>
-            <w:del w:author="Tomer Perry" w:id="247" w:date="2026-10-22T16:05:00Z">
+            <w:del w:author="Tomer Perry" w:id="249" w:date="2026-10-22T16:05:00Z">
               <w:r>
                 <w:rPr>
                   <w:rtl w:val="0"/>
@@ -17298,7 +18098,7 @@
                 <w:delText xml:space="preserve">R07</w:delText>
               </w:r>
             </w:del>
-            <w:ins w:author="Tomer Perry" w:id="247" w:date="2026-10-22T16:05:00Z">
+            <w:ins w:author="Tomer Perry" w:id="249" w:date="2026-10-22T16:05:00Z">
               <w:r>
                 <w:rPr>
                   <w:rtl w:val="0"/>
@@ -17320,7 +18120,7 @@
             <w:pPr>
               <w:rPr/>
             </w:pPr>
-            <w:del w:author="Tomer Perry" w:id="248" w:date="2026-10-22T16:05:00Z">
+            <w:del w:author="Tomer Perry" w:id="250" w:date="2026-10-22T16:05:00Z">
               <w:r>
                 <w:rPr>
                   <w:rtl w:val="0"/>
@@ -17328,7 +18128,7 @@
                 <w:delText xml:space="preserve">C14</w:delText>
               </w:r>
             </w:del>
-            <w:ins w:author="Tomer Perry" w:id="248" w:date="2026-10-22T16:05:00Z">
+            <w:ins w:author="Tomer Perry" w:id="250" w:date="2026-10-22T16:05:00Z">
               <w:r>
                 <w:rPr>
                   <w:rtl w:val="0"/>
@@ -17350,7 +18150,7 @@
             <w:pPr>
               <w:rPr/>
             </w:pPr>
-            <w:del w:author="Tomer Perry" w:id="249" w:date="2026-10-22T16:05:00Z">
+            <w:del w:author="Tomer Perry" w:id="251" w:date="2026-10-22T16:05:00Z">
               <w:r>
                 <w:rPr>
                   <w:rtl w:val="0"/>
@@ -17358,7 +18158,7 @@
                 <w:delText xml:space="preserve">R10</w:delText>
               </w:r>
             </w:del>
-            <w:ins w:author="Tomer Perry" w:id="249" w:date="2026-10-22T16:05:00Z">
+            <w:ins w:author="Tomer Perry" w:id="251" w:date="2026-10-22T16:05:00Z">
               <w:r>
                 <w:rPr>
                   <w:rtl w:val="0"/>
@@ -17380,7 +18180,7 @@
             <w:pPr>
               <w:rPr/>
             </w:pPr>
-            <w:del w:author="Tomer Perry" w:id="250" w:date="2026-10-22T16:05:00Z">
+            <w:del w:author="Tomer Perry" w:id="252" w:date="2026-10-22T16:05:00Z">
               <w:r>
                 <w:rPr>
                   <w:rtl w:val="0"/>
@@ -17388,7 +18188,7 @@
                 <w:delText xml:space="preserve">C13</w:delText>
               </w:r>
             </w:del>
-            <w:ins w:author="Tomer Perry" w:id="250" w:date="2026-10-22T16:05:00Z">
+            <w:ins w:author="Tomer Perry" w:id="252" w:date="2026-10-22T16:05:00Z">
               <w:r>
                 <w:rPr>
                   <w:rtl w:val="0"/>
@@ -17472,7 +18272,7 @@
             <w:pPr>
               <w:rPr/>
             </w:pPr>
-            <w:del w:author="Tomer Perry" w:id="251" w:date="2026-10-22T16:05:00Z">
+            <w:del w:author="Tomer Perry" w:id="253" w:date="2026-10-22T16:05:00Z">
               <w:r>
                 <w:rPr>
                   <w:rtl w:val="0"/>
@@ -17480,7 +18280,7 @@
                 <w:delText xml:space="preserve">C01</w:delText>
               </w:r>
             </w:del>
-            <w:ins w:author="Tomer Perry" w:id="251" w:date="2026-10-22T16:05:00Z">
+            <w:ins w:author="Tomer Perry" w:id="253" w:date="2026-10-22T16:05:00Z">
               <w:r>
                 <w:rPr>
                   <w:rtl w:val="0"/>
@@ -17502,7 +18302,7 @@
             <w:pPr>
               <w:rPr/>
             </w:pPr>
-            <w:del w:author="Tomer Perry" w:id="252" w:date="2026-10-22T16:04:07Z">
+            <w:del w:author="Tomer Perry" w:id="254" w:date="2026-10-22T16:04:07Z">
               <w:r>
                 <w:rPr>
                   <w:rtl w:val="0"/>
@@ -17510,7 +18310,7 @@
                 <w:delText xml:space="preserve">R04</w:delText>
               </w:r>
             </w:del>
-            <w:ins w:author="Tomer Perry" w:id="252" w:date="2026-10-22T16:04:07Z">
+            <w:ins w:author="Tomer Perry" w:id="254" w:date="2026-10-22T16:04:07Z">
               <w:r>
                 <w:rPr>
                   <w:rtl w:val="0"/>
@@ -17532,7 +18332,7 @@
             <w:pPr>
               <w:rPr/>
             </w:pPr>
-            <w:del w:author="Tomer Perry" w:id="253" w:date="2026-10-22T16:04:07Z">
+            <w:del w:author="Tomer Perry" w:id="255" w:date="2026-10-22T16:04:07Z">
               <w:r>
                 <w:rPr>
                   <w:rtl w:val="0"/>
@@ -17540,7 +18340,7 @@
                 <w:delText xml:space="preserve">C12</w:delText>
               </w:r>
             </w:del>
-            <w:ins w:author="Tomer Perry" w:id="253" w:date="2026-10-22T16:04:07Z">
+            <w:ins w:author="Tomer Perry" w:id="255" w:date="2026-10-22T16:04:07Z">
               <w:r>
                 <w:rPr>
                   <w:rtl w:val="0"/>
@@ -17562,7 +18362,7 @@
             <w:pPr>
               <w:rPr/>
             </w:pPr>
-            <w:del w:author="Tomer Perry" w:id="254" w:date="2026-10-22T16:04:07Z">
+            <w:del w:author="Tomer Perry" w:id="256" w:date="2026-10-22T16:04:07Z">
               <w:r>
                 <w:rPr>
                   <w:rtl w:val="0"/>
@@ -17570,7 +18370,7 @@
                 <w:delText xml:space="preserve">C15</w:delText>
               </w:r>
             </w:del>
-            <w:ins w:author="Tomer Perry" w:id="254" w:date="2026-10-22T16:04:07Z">
+            <w:ins w:author="Tomer Perry" w:id="256" w:date="2026-10-22T16:04:07Z">
               <w:r>
                 <w:rPr>
                   <w:rtl w:val="0"/>
@@ -17592,7 +18392,7 @@
             <w:pPr>
               <w:rPr/>
             </w:pPr>
-            <w:del w:author="Tomer Perry" w:id="255" w:date="2026-10-22T16:04:07Z">
+            <w:del w:author="Tomer Perry" w:id="257" w:date="2026-10-22T16:04:07Z">
               <w:r>
                 <w:rPr>
                   <w:rtl w:val="0"/>
@@ -17600,7 +18400,7 @@
                 <w:delText xml:space="preserve">C07</w:delText>
               </w:r>
             </w:del>
-            <w:ins w:author="Tomer Perry" w:id="255" w:date="2026-10-22T16:04:07Z">
+            <w:ins w:author="Tomer Perry" w:id="257" w:date="2026-10-22T16:04:07Z">
               <w:r>
                 <w:rPr>
                   <w:rtl w:val="0"/>
@@ -17622,7 +18422,7 @@
             <w:pPr>
               <w:rPr/>
             </w:pPr>
-            <w:del w:author="Tomer Perry" w:id="256" w:date="2026-10-22T16:04:07Z">
+            <w:del w:author="Tomer Perry" w:id="258" w:date="2026-10-22T16:04:07Z">
               <w:r>
                 <w:rPr>
                   <w:rtl w:val="0"/>
@@ -17630,7 +18430,7 @@
                 <w:delText xml:space="preserve">R08 U</w:delText>
               </w:r>
             </w:del>
-            <w:ins w:author="Tomer Perry" w:id="256" w:date="2026-10-22T16:04:07Z">
+            <w:ins w:author="Tomer Perry" w:id="258" w:date="2026-10-22T16:04:07Z">
               <w:r>
                 <w:rPr>
                   <w:rtl w:val="0"/>
@@ -17651,7 +18451,7 @@
             <w:pPr>
               <w:rPr/>
             </w:pPr>
-            <w:del w:author="Tomer Perry" w:id="257" w:date="2026-10-22T16:04:07Z">
+            <w:del w:author="Tomer Perry" w:id="259" w:date="2026-10-22T16:04:07Z">
               <w:r>
                 <w:rPr>
                   <w:rtl w:val="0"/>
@@ -17659,7 +18459,7 @@
                 <w:delText xml:space="preserve">C13 R</w:delText>
               </w:r>
             </w:del>
-            <w:ins w:author="Tomer Perry" w:id="257" w:date="2026-10-22T16:04:07Z">
+            <w:ins w:author="Tomer Perry" w:id="259" w:date="2026-10-22T16:04:07Z">
               <w:r>
                 <w:rPr>
                   <w:rtl w:val="0"/>
@@ -17711,7 +18511,7 @@
         </w:rPr>
         <w:t xml:space="preserve">Q1 [</w:t>
       </w:r>
-      <w:del w:author="Tomer Perry" w:id="258" w:date="2026-10-22T16:04:07Z">
+      <w:del w:author="Tomer Perry" w:id="260" w:date="2026-10-22T16:04:07Z">
         <w:r>
           <w:rPr>
             <w:b w:val="1"/>
@@ -17721,7 +18521,7 @@
           <w:delText xml:space="preserve">C02</w:delText>
         </w:r>
       </w:del>
-      <w:ins w:author="Tomer Perry" w:id="258" w:date="2026-10-22T16:04:07Z">
+      <w:ins w:author="Tomer Perry" w:id="260" w:date="2026-10-22T16:04:07Z">
         <w:r>
           <w:rPr>
             <w:b w:val="1"/>
@@ -17745,7 +18545,7 @@
         </w:rPr>
         <w:t xml:space="preserve"> I </w:t>
       </w:r>
-      <w:del w:author="Tomer Perry" w:id="259" w:date="2026-10-22T16:04:07Z">
+      <w:del w:author="Tomer Perry" w:id="261" w:date="2026-10-22T16:04:07Z">
         <w:r>
           <w:rPr>
             <w:rtl w:val="0"/>
@@ -17753,7 +18553,7 @@
           <w:delText xml:space="preserve">was</w:delText>
         </w:r>
       </w:del>
-      <w:ins w:author="Tomer Perry" w:id="259" w:date="2026-10-22T16:04:07Z">
+      <w:ins w:author="Tomer Perry" w:id="261" w:date="2026-10-22T16:04:07Z">
         <w:r>
           <w:rPr>
             <w:rtl w:val="0"/>
@@ -17767,7 +18567,7 @@
         </w:rPr>
         <w:t xml:space="preserve"> in the </w:t>
       </w:r>
-      <w:del w:author="Tomer Perry" w:id="260" w:date="2026-10-22T16:04:07Z">
+      <w:del w:author="Tomer Perry" w:id="262" w:date="2026-10-22T16:04:07Z">
         <w:r>
           <w:rPr>
             <w:rtl w:val="0"/>
@@ -17775,7 +18575,7 @@
           <w:delText xml:space="preserve">graduate reading room until about 8:20, then</w:delText>
         </w:r>
       </w:del>
-      <w:ins w:author="Tomer Perry" w:id="260" w:date="2026-10-22T16:04:07Z">
+      <w:ins w:author="Tomer Perry" w:id="262" w:date="2026-10-22T16:04:07Z">
         <w:r>
           <w:rPr>
             <w:rtl w:val="0"/>
@@ -17789,7 +18589,7 @@
         </w:rPr>
         <w:t xml:space="preserve"> I went to the </w:t>
       </w:r>
-      <w:del w:author="Tomer Perry" w:id="261" w:date="2026-10-22T16:04:07Z">
+      <w:del w:author="Tomer Perry" w:id="263" w:date="2026-10-22T16:04:07Z">
         <w:r>
           <w:rPr>
             <w:rtl w:val="0"/>
@@ -17797,7 +18597,7 @@
           <w:delText xml:space="preserve">archive to return my notes. I used my own credential; the system will show me entering at 8:42, and the door and cabinet opened normally</w:delText>
         </w:r>
       </w:del>
-      <w:ins w:author="Tomer Perry" w:id="261" w:date="2026-10-22T16:04:07Z">
+      <w:ins w:author="Tomer Perry" w:id="263" w:date="2026-10-22T16:04:07Z">
         <w:r>
           <w:rPr>
             <w:rtl w:val="0"/>
@@ -17811,7 +18611,7 @@
         </w:rPr>
         <w:t xml:space="preserve">. I know Leo thinks people like me </w:t>
       </w:r>
-      <w:del w:author="Tomer Perry" w:id="262" w:date="2026-10-22T16:04:07Z">
+      <w:del w:author="Tomer Perry" w:id="264" w:date="2026-10-22T16:04:07Z">
         <w:r>
           <w:rPr>
             <w:rtl w:val="0"/>
@@ -17819,7 +18619,7 @@
           <w:delText xml:space="preserve">treat every new room</w:delText>
         </w:r>
       </w:del>
-      <w:ins w:author="Tomer Perry" w:id="262" w:date="2026-10-22T16:04:07Z">
+      <w:ins w:author="Tomer Perry" w:id="264" w:date="2026-10-22T16:04:07Z">
         <w:r>
           <w:rPr>
             <w:rtl w:val="0"/>
@@ -17833,7 +18633,7 @@
         </w:rPr>
         <w:t xml:space="preserve"> as a </w:t>
       </w:r>
-      <w:del w:author="Tomer Perry" w:id="263" w:date="2026-10-22T16:04:07Z">
+      <w:del w:author="Tomer Perry" w:id="265" w:date="2026-10-22T16:04:07Z">
         <w:r>
           <w:rPr>
             <w:rtl w:val="0"/>
@@ -17841,7 +18641,7 @@
           <w:delText xml:space="preserve">threat to history</w:delText>
         </w:r>
       </w:del>
-      <w:ins w:author="Tomer Perry" w:id="263" w:date="2026-10-22T16:04:07Z">
+      <w:ins w:author="Tomer Perry" w:id="265" w:date="2026-10-22T16:04:07Z">
         <w:r>
           <w:rPr>
             <w:rtl w:val="0"/>
@@ -17855,7 +18655,7 @@
         </w:rPr>
         <w:t xml:space="preserve">. That’s a fair worry about some preservationists, and I’d rather we both got a </w:t>
       </w:r>
-      <w:del w:author="Tomer Perry" w:id="264" w:date="2026-10-22T16:04:07Z">
+      <w:del w:author="Tomer Perry" w:id="266" w:date="2026-10-22T16:04:07Z">
         <w:r>
           <w:rPr>
             <w:rtl w:val="0"/>
@@ -17863,7 +18663,7 @@
           <w:delText xml:space="preserve">building</w:delText>
         </w:r>
       </w:del>
-      <w:ins w:author="Tomer Perry" w:id="264" w:date="2026-10-22T16:04:07Z">
+      <w:ins w:author="Tomer Perry" w:id="266" w:date="2026-10-22T16:04:07Z">
         <w:r>
           <w:rPr>
             <w:rtl w:val="0"/>
@@ -17890,7 +18690,7 @@
         </w:rPr>
         <w:t xml:space="preserve">Q2 [</w:t>
       </w:r>
-      <w:del w:author="Tomer Perry" w:id="265" w:date="2026-10-22T16:04:07Z">
+      <w:del w:author="Tomer Perry" w:id="267" w:date="2026-10-22T16:04:07Z">
         <w:r>
           <w:rPr>
             <w:b w:val="1"/>
@@ -17906,7 +18706,7 @@
           <w:delText xml:space="preserve"> I do understand it, though I appreciate you checking rather than assuming. I’ve argued for two years, in seminar and in the student paper, that the mark is an original comma, which makes students their own required approver. I may be wrong; my certainty isn’t proof. Priya would say the same about her access logs, and she’s right that a careful reading beats a confident one</w:delText>
         </w:r>
       </w:del>
-      <w:ins w:author="Tomer Perry" w:id="265" w:date="2026-10-22T16:04:07Z">
+      <w:ins w:author="Tomer Perry" w:id="267" w:date="2026-10-22T16:04:07Z">
         <w:r>
           <w:rPr>
             <w:b w:val="1"/>
@@ -17941,7 +18741,7 @@
         </w:rPr>
         <w:t xml:space="preserve">Q3 [</w:t>
       </w:r>
-      <w:del w:author="Tomer Perry" w:id="266" w:date="2026-10-22T16:04:07Z">
+      <w:del w:author="Tomer Perry" w:id="268" w:date="2026-10-22T16:04:07Z">
         <w:r>
           <w:rPr>
             <w:b w:val="1"/>
@@ -17957,7 +18757,7 @@
           <w:delText xml:space="preserve"> Sofia, mostly. She was in the newsroom late comparing old scans, and she’s the one who printed the photograph. You should know she once ran a detail she hadn’t verified. Anyone who reads her coverage as neutral is kidding themselves. She’s decided the administration is corrupt and she’s looking for facts to fit.</w:delText>
         </w:r>
       </w:del>
-      <w:ins w:author="Tomer Perry" w:id="266" w:date="2026-10-22T16:04:07Z">
+      <w:ins w:author="Tomer Perry" w:id="268" w:date="2026-10-22T16:04:07Z">
         <w:r>
           <w:rPr>
             <w:b w:val="1"/>
@@ -17997,7 +18797,7 @@
         </w:rPr>
         <w:t xml:space="preserve"> </w:t>
       </w:r>
-      <w:del w:author="Tomer Perry" w:id="267" w:date="2026-10-22T15:55:22Z">
+      <w:del w:author="Tomer Perry" w:id="269" w:date="2026-10-22T15:55:22Z">
         <w:r>
           <w:rPr>
             <w:rtl w:val="0"/>
@@ -18005,8 +18805,8 @@
           <w:delText xml:space="preserve">It could be, but not the way you might think. The theatre</w:delText>
         </w:r>
       </w:del>
-      <w:ins w:author="Tomer Perry" w:id="267" w:date="2026-10-22T15:55:22Z">
-        <w:del w:author="Tomer Perry" w:id="267" w:date="2026-10-22T15:55:22Z">
+      <w:ins w:author="Tomer Perry" w:id="269" w:date="2026-10-22T15:55:22Z">
+        <w:del w:author="Tomer Perry" w:id="269" w:date="2026-10-22T15:55:22Z">
           <w:r>
             <w:rPr>
               <w:rtl w:val="0"/>
@@ -18015,7 +18815,7 @@
           </w:r>
         </w:del>
       </w:ins>
-      <w:del w:author="Tomer Perry" w:id="267" w:date="2026-10-22T15:55:22Z">
+      <w:del w:author="Tomer Perry" w:id="269" w:date="2026-10-22T15:55:22Z">
         <w:r>
           <w:rPr>
             <w:rtl w:val="0"/>
@@ -18023,7 +18823,7 @@
           <w:delText xml:space="preserve"> does have</w:delText>
         </w:r>
       </w:del>
-      <w:ins w:author="Tomer Perry" w:id="268" w:date="2026-10-22T16:04:07Z">
+      <w:ins w:author="Tomer Perry" w:id="270" w:date="2026-10-22T16:04:07Z">
         <w:r>
           <w:rPr>
             <w:rtl w:val="0"/>
@@ -18037,7 +18837,7 @@
         </w:rPr>
         <w:t xml:space="preserve"> a </w:t>
       </w:r>
-      <w:del w:author="Tomer Perry" w:id="269" w:date="2026-10-22T15:55:22Z">
+      <w:del w:author="Tomer Perry" w:id="271" w:date="2026-10-22T15:55:22Z">
         <w:r>
           <w:rPr>
             <w:rtl w:val="0"/>
@@ -18045,7 +18845,7 @@
           <w:delText xml:space="preserve">'University</w:delText>
         </w:r>
       </w:del>
-      <w:ins w:author="Tomer Perry" w:id="269" w:date="2026-10-22T15:55:22Z">
+      <w:ins w:author="Tomer Perry" w:id="271" w:date="2026-10-22T15:55:22Z">
         <w:r>
           <w:rPr>
             <w:rtl w:val="0"/>
@@ -18059,7 +18859,7 @@
         </w:rPr>
         <w:t xml:space="preserve"> Charter'</w:t>
       </w:r>
-      <w:del w:author="Tomer Perry" w:id="270" w:date="2026-10-22T16:04:07Z">
+      <w:del w:author="Tomer Perry" w:id="272" w:date="2026-10-22T16:04:07Z">
         <w:r>
           <w:rPr>
             <w:rtl w:val="0"/>
@@ -18067,7 +18867,7 @@
           <w:delText xml:space="preserve">:</w:delText>
         </w:r>
       </w:del>
-      <w:ins w:author="Tomer Perry" w:id="270" w:date="2026-10-22T16:04:07Z">
+      <w:ins w:author="Tomer Perry" w:id="272" w:date="2026-10-22T16:04:07Z">
         <w:r>
           <w:rPr>
             <w:rtl w:val="0"/>
@@ -18081,7 +18881,7 @@
         </w:rPr>
         <w:t xml:space="preserve"> a printed prop from the 2019 Founders' Day play, on modern paper and a third smaller than the real one</w:t>
       </w:r>
-      <w:del w:author="Tomer Perry" w:id="271" w:date="2026-10-22T15:55:22Z">
+      <w:del w:author="Tomer Perry" w:id="273" w:date="2026-10-22T15:55:22Z">
         <w:r>
           <w:rPr>
             <w:rtl w:val="0"/>
@@ -18089,7 +18889,7 @@
           <w:delText xml:space="preserve">. It was signed out for a costume fitting last week, and anyone</w:delText>
         </w:r>
       </w:del>
-      <w:ins w:author="Tomer Perry" w:id="271" w:date="2026-10-22T15:55:22Z">
+      <w:ins w:author="Tomer Perry" w:id="273" w:date="2026-10-22T15:55:22Z">
         <w:r>
           <w:rPr>
             <w:rtl w:val="0"/>
@@ -18103,7 +18903,7 @@
         </w:rPr>
         <w:t xml:space="preserve"> who has handled the original would know the difference across a room. Jonah and I disagree about </w:t>
       </w:r>
-      <w:del w:author="Tomer Perry" w:id="272" w:date="2026-10-22T15:55:22Z">
+      <w:del w:author="Tomer Perry" w:id="274" w:date="2026-10-22T15:55:22Z">
         <w:r>
           <w:rPr>
             <w:rtl w:val="0"/>
@@ -18111,7 +18911,7 @@
           <w:delText xml:space="preserve">whether the theatre should block the whole</w:delText>
         </w:r>
       </w:del>
-      <w:ins w:author="Tomer Perry" w:id="272" w:date="2026-10-22T15:55:22Z">
+      <w:ins w:author="Tomer Perry" w:id="274" w:date="2026-10-22T15:55:22Z">
         <w:r>
           <w:rPr>
             <w:rtl w:val="0"/>
@@ -18125,7 +18925,7 @@
         </w:rPr>
         <w:t xml:space="preserve"> plan, and I think he's right that the </w:t>
       </w:r>
-      <w:del w:author="Tomer Perry" w:id="273" w:date="2026-10-22T15:55:22Z">
+      <w:del w:author="Tomer Perry" w:id="275" w:date="2026-10-22T15:55:22Z">
         <w:r>
           <w:rPr>
             <w:rtl w:val="0"/>
@@ -18133,7 +18933,7 @@
           <w:delText xml:space="preserve">loft</w:delText>
         </w:r>
       </w:del>
-      <w:ins w:author="Tomer Perry" w:id="273" w:date="2026-10-22T15:55:22Z">
+      <w:ins w:author="Tomer Perry" w:id="275" w:date="2026-10-22T15:55:22Z">
         <w:r>
           <w:rPr>
             <w:rtl w:val="0"/>
@@ -18147,7 +18947,7 @@
         </w:rPr>
         <w:t xml:space="preserve"> is one of the few </w:t>
       </w:r>
-      <w:del w:author="Tomer Perry" w:id="274" w:date="2026-10-22T15:55:22Z">
+      <w:del w:author="Tomer Perry" w:id="276" w:date="2026-10-22T15:55:22Z">
         <w:r>
           <w:rPr>
             <w:rtl w:val="0"/>
@@ -18155,7 +18955,7 @@
           <w:delText xml:space="preserve">places</w:delText>
         </w:r>
       </w:del>
-      <w:ins w:author="Tomer Perry" w:id="274" w:date="2026-10-22T15:55:22Z">
+      <w:ins w:author="Tomer Perry" w:id="276" w:date="2026-10-22T15:55:22Z">
         <w:r>
           <w:rPr>
             <w:rtl w:val="0"/>
@@ -18169,7 +18969,7 @@
         </w:rPr>
         <w:t xml:space="preserve"> on campus </w:t>
       </w:r>
-      <w:del w:author="Tomer Perry" w:id="275" w:date="2026-10-22T15:55:22Z">
+      <w:del w:author="Tomer Perry" w:id="277" w:date="2026-10-22T15:55:22Z">
         <w:r>
           <w:rPr>
             <w:rtl w:val="0"/>
@@ -18177,7 +18977,7 @@
           <w:delText xml:space="preserve">that's actually dry and dark</w:delText>
         </w:r>
       </w:del>
-      <w:ins w:author="Tomer Perry" w:id="275" w:date="2026-10-22T15:55:22Z">
+      <w:ins w:author="Tomer Perry" w:id="277" w:date="2026-10-22T15:55:22Z">
         <w:r>
           <w:rPr>
             <w:rtl w:val="0"/>
@@ -18204,7 +19004,7 @@
         </w:rPr>
         <w:t xml:space="preserve">Q5 [</w:t>
       </w:r>
-      <w:del w:author="Tomer Perry" w:id="276" w:date="2026-10-22T15:55:22Z">
+      <w:del w:author="Tomer Perry" w:id="278" w:date="2026-10-22T15:55:22Z">
         <w:r>
           <w:rPr>
             <w:b w:val="1"/>
@@ -18220,7 +19020,7 @@
           <w:delText xml:space="preserve"> No. Calling it a football is what people say when they’d rather not look at the evidence. The steering group doesn’t even hold archive credentials; they go through the archivist’s office, and nobody used that route last night. Hana treats every administrative shortcut as a conspiracy. This one isn’t; it’s just procedure</w:delText>
         </w:r>
       </w:del>
-      <w:ins w:author="Tomer Perry" w:id="276" w:date="2026-10-22T15:55:22Z">
+      <w:ins w:author="Tomer Perry" w:id="278" w:date="2026-10-22T15:55:22Z">
         <w:r>
           <w:rPr>
             <w:b w:val="1"/>
@@ -18255,7 +19055,7 @@
         </w:rPr>
         <w:t xml:space="preserve">Q6 [</w:t>
       </w:r>
-      <w:del w:author="Tomer Perry" w:id="277" w:date="2026-10-22T15:55:22Z">
+      <w:del w:author="Tomer Perry" w:id="279" w:date="2026-10-22T15:55:22Z">
         <w:r>
           <w:rPr>
             <w:b w:val="1"/>
@@ -18271,7 +19071,7 @@
           <w:delText xml:space="preserve"> It matters more than anything I’ve worked on. When I saw the newspaper photograph, the disputed mark had sharper edges and a different paper shadow than the ink around it. I could be reading too much into a printed image, and I understand why the renovation supporters want the examination to go ahead. So do I. I just want the object on the table to be the real one</w:delText>
         </w:r>
       </w:del>
-      <w:ins w:author="Tomer Perry" w:id="277" w:date="2026-10-22T15:55:22Z">
+      <w:ins w:author="Tomer Perry" w:id="279" w:date="2026-10-22T15:55:22Z">
         <w:r>
           <w:rPr>
             <w:b w:val="1"/>
@@ -18306,7 +19106,7 @@
         </w:rPr>
         <w:t xml:space="preserve">Q7 [</w:t>
       </w:r>
-      <w:del w:author="Tomer Perry" w:id="278" w:date="2026-10-22T15:55:22Z">
+      <w:del w:author="Tomer Perry" w:id="280" w:date="2026-10-22T15:55:22Z">
         <w:r>
           <w:rPr>
             <w:b w:val="1"/>
@@ -18322,7 +19122,7 @@
           <w:delText xml:space="preserve"> On the side of the document. People are whispering about Priya because she copied a file from the access system. I’ve read the archive’s rules: that file only holds credential events, and editing the log needs an archive credential she doesn’t have. She and I disagree about facial recognition, but she’s right that we should separate what the system shows from what we fear it shows</w:delText>
         </w:r>
       </w:del>
-      <w:ins w:author="Tomer Perry" w:id="278" w:date="2026-10-22T15:55:22Z">
+      <w:ins w:author="Tomer Perry" w:id="280" w:date="2026-10-22T15:55:22Z">
         <w:r>
           <w:rPr>
             <w:b w:val="1"/>
@@ -18394,7 +19194,7 @@
         </w:rPr>
         <w:t xml:space="preserve"> Leo doesn’t look up from his phone. “</w:t>
       </w:r>
-      <w:del w:author="Tomer Perry" w:id="279" w:date="2026-10-22T15:55:22Z">
+      <w:del w:author="Tomer Perry" w:id="281" w:date="2026-10-22T15:55:22Z">
         <w:r>
           <w:rPr>
             <w:rtl w:val="0"/>
@@ -18402,7 +19202,7 @@
           <w:delText xml:space="preserve">Minute by minute</w:delText>
         </w:r>
       </w:del>
-      <w:ins w:author="Tomer Perry" w:id="279" w:date="2026-10-22T15:55:22Z">
+      <w:ins w:author="Tomer Perry" w:id="281" w:date="2026-10-22T15:55:22Z">
         <w:r>
           <w:rPr>
             <w:rtl w:val="0"/>
@@ -18429,7 +19229,7 @@
         </w:rPr>
         <w:t xml:space="preserve">Q2 [</w:t>
       </w:r>
-      <w:del w:author="Tomer Perry" w:id="280" w:date="2026-10-22T15:55:22Z">
+      <w:del w:author="Tomer Perry" w:id="282" w:date="2026-10-22T15:55:22Z">
         <w:r>
           <w:rPr>
             <w:b w:val="1"/>
@@ -18445,7 +19245,7 @@
           <w:delText xml:space="preserve"> Obviously I understand it. Comma, no comma, students get a veto or they don’t. The people who really understand the mechanics are the tech kids; Priya had the access dashboard open on her second monitor all evening, so if anyone could have touched a log, it’s her. Mira thinks a two-year seminar makes her an expert on ink. It makes her an expert on delay</w:delText>
         </w:r>
       </w:del>
-      <w:ins w:author="Tomer Perry" w:id="280" w:date="2026-10-22T15:55:22Z">
+      <w:ins w:author="Tomer Perry" w:id="282" w:date="2026-10-22T15:55:22Z">
         <w:r>
           <w:rPr>
             <w:b w:val="1"/>
@@ -18480,7 +19280,7 @@
         </w:rPr>
         <w:t xml:space="preserve">Q3 [C04, clue; opinion </w:t>
       </w:r>
-      <w:del w:author="Tomer Perry" w:id="281" w:date="2026-10-22T15:55:22Z">
+      <w:del w:author="Tomer Perry" w:id="283" w:date="2026-10-22T15:55:22Z">
         <w:r>
           <w:rPr>
             <w:b w:val="1"/>
@@ -18496,7 +19296,7 @@
           <w:delText xml:space="preserve"> Ellison, mostly, about the invitations. He told me nobody except Mira Shah’s credential opened the archive between the forum and closing. That should settle it, but it won’t, because Sofia will find a way to make one card swipe into a conspiracy. She’s not a journalist, she’s an activist with a byline.</w:delText>
         </w:r>
       </w:del>
-      <w:ins w:author="Tomer Perry" w:id="281" w:date="2026-10-22T15:55:22Z">
+      <w:ins w:author="Tomer Perry" w:id="283" w:date="2026-10-22T15:55:22Z">
         <w:r>
           <w:rPr>
             <w:b w:val="1"/>
@@ -18530,7 +19330,7 @@
         </w:rPr>
         <w:t xml:space="preserve">Q4 [</w:t>
       </w:r>
-      <w:del w:author="Tomer Perry" w:id="282" w:date="2026-10-22T15:55:22Z">
+      <w:del w:author="Tomer Perry" w:id="284" w:date="2026-10-22T15:55:22Z">
         <w:r>
           <w:rPr>
             <w:b w:val="1"/>
@@ -18546,7 +19346,7 @@
           <w:delText xml:space="preserve"> Probably. Around five to nine I saw someone hauling a long cardboard tube from the Commons toward the theatre; it had paint on one end, the way all Jonah’s tubes do. Theatre people carry tubes constantly, which is exactly why nobody looks. Jonah will tell you the loft is sacred. It’s a fire hazard with a curtain</w:delText>
         </w:r>
       </w:del>
-      <w:ins w:author="Tomer Perry" w:id="282" w:date="2026-10-22T15:55:22Z">
+      <w:ins w:author="Tomer Perry" w:id="284" w:date="2026-10-22T15:55:22Z">
         <w:r>
           <w:rPr>
             <w:b w:val="1"/>
@@ -18581,7 +19381,7 @@
         </w:rPr>
         <w:t xml:space="preserve">Q5 [</w:t>
       </w:r>
-      <w:del w:author="Tomer Perry" w:id="283" w:date="2026-10-22T15:55:22Z">
+      <w:del w:author="Tomer Perry" w:id="285" w:date="2026-10-22T15:55:22Z">
         <w:r>
           <w:rPr>
             <w:b w:val="1"/>
@@ -18597,7 +19397,7 @@
           <w:delText xml:space="preserve"> It’s been a football since the forum. The event materials changed late; first it was an examination of ‘the original Charter’, then just ‘the Charter’, because Celia Park wanted a clean answer for the Board. That’s communications people being communications people. Hana reads it as a plot. Hana reads everything as a plot</w:delText>
         </w:r>
       </w:del>
-      <w:ins w:author="Tomer Perry" w:id="283" w:date="2026-10-22T15:55:22Z">
+      <w:ins w:author="Tomer Perry" w:id="285" w:date="2026-10-22T15:55:22Z">
         <w:r>
           <w:rPr>
             <w:b w:val="1"/>
@@ -18638,7 +19438,7 @@
         </w:rPr>
         <w:t xml:space="preserve"> </w:t>
       </w:r>
-      <w:del w:author="Tomer Perry" w:id="284" w:date="2026-10-22T15:55:22Z">
+      <w:del w:author="Tomer Perry" w:id="286" w:date="2026-10-22T15:55:22Z">
         <w:r>
           <w:rPr>
             <w:rtl w:val="0"/>
@@ -18646,7 +19446,7 @@
           <w:delText xml:space="preserve">Yes, and</w:delText>
         </w:r>
       </w:del>
-      <w:ins w:author="Tomer Perry" w:id="284" w:date="2026-10-22T15:55:22Z">
+      <w:ins w:author="Tomer Perry" w:id="286" w:date="2026-10-22T15:55:22Z">
         <w:r>
           <w:rPr>
             <w:rtl w:val="0"/>
@@ -18660,7 +19460,7 @@
         </w:rPr>
         <w:t xml:space="preserve"> I’ll save you the discovery: the committee </w:t>
       </w:r>
-      <w:del w:author="Tomer Perry" w:id="285" w:date="2026-10-22T15:55:22Z">
+      <w:del w:author="Tomer Perry" w:id="287" w:date="2026-10-22T15:55:22Z">
         <w:r>
           <w:rPr>
             <w:rtl w:val="0"/>
@@ -18668,7 +19468,7 @@
           <w:delText xml:space="preserve">told me the club would get</w:delText>
         </w:r>
       </w:del>
-      <w:ins w:author="Tomer Perry" w:id="285" w:date="2026-10-22T15:55:22Z">
+      <w:ins w:author="Tomer Perry" w:id="287" w:date="2026-10-22T15:55:22Z">
         <w:r>
           <w:rPr>
             <w:rtl w:val="0"/>
@@ -18682,7 +19482,7 @@
         </w:rPr>
         <w:t xml:space="preserve"> first choice of </w:t>
       </w:r>
-      <w:del w:author="Tomer Perry" w:id="286" w:date="2026-10-22T15:55:22Z">
+      <w:del w:author="Tomer Perry" w:id="288" w:date="2026-10-22T15:55:22Z">
         <w:r>
           <w:rPr>
             <w:rtl w:val="0"/>
@@ -18690,7 +19490,7 @@
           <w:delText xml:space="preserve">new office space</w:delText>
         </w:r>
       </w:del>
-      <w:ins w:author="Tomer Perry" w:id="286" w:date="2026-10-22T15:55:22Z">
+      <w:ins w:author="Tomer Perry" w:id="288" w:date="2026-10-22T15:55:22Z">
         <w:r>
           <w:rPr>
             <w:rtl w:val="0"/>
@@ -18704,7 +19504,7 @@
         </w:rPr>
         <w:t xml:space="preserve">. That makes my support look bought. It isn’t. I wanted the building before anyone offered me anything, and </w:t>
       </w:r>
-      <w:del w:author="Tomer Perry" w:id="287" w:date="2026-10-22T15:55:22Z">
+      <w:del w:author="Tomer Perry" w:id="289" w:date="2026-10-22T15:55:22Z">
         <w:r>
           <w:rPr>
             <w:rtl w:val="0"/>
@@ -18712,7 +19512,7 @@
           <w:delText xml:space="preserve">no amount of Nia’s compromise talk changes</w:delText>
         </w:r>
       </w:del>
-      <w:ins w:author="Tomer Perry" w:id="287" w:date="2026-10-22T15:55:22Z">
+      <w:ins w:author="Tomer Perry" w:id="289" w:date="2026-10-22T15:55:22Z">
         <w:r>
           <w:rPr>
             <w:rtl w:val="0"/>
@@ -18726,7 +19526,7 @@
         </w:rPr>
         <w:t xml:space="preserve"> the fact that the </w:t>
       </w:r>
-      <w:del w:author="Tomer Perry" w:id="288" w:date="2026-10-22T15:55:22Z">
+      <w:del w:author="Tomer Perry" w:id="290" w:date="2026-10-22T15:55:22Z">
         <w:r>
           <w:rPr>
             <w:rtl w:val="0"/>
@@ -18740,7 +19540,7 @@
         </w:rPr>
         <w:t xml:space="preserve">Commons is a </w:t>
       </w:r>
-      <w:del w:author="Tomer Perry" w:id="289" w:date="2026-10-22T15:55:22Z">
+      <w:del w:author="Tomer Perry" w:id="291" w:date="2026-10-22T15:55:22Z">
         <w:r>
           <w:rPr>
             <w:rtl w:val="0"/>
@@ -18748,7 +19548,7 @@
           <w:delText xml:space="preserve">museum</w:delText>
         </w:r>
       </w:del>
-      <w:ins w:author="Tomer Perry" w:id="289" w:date="2026-10-22T15:55:22Z">
+      <w:ins w:author="Tomer Perry" w:id="291" w:date="2026-10-22T15:55:22Z">
         <w:r>
           <w:rPr>
             <w:rtl w:val="0"/>
@@ -18775,7 +19575,7 @@
         </w:rPr>
         <w:t xml:space="preserve">Q7 [</w:t>
       </w:r>
-      <w:del w:author="Tomer Perry" w:id="290" w:date="2026-10-22T15:55:22Z">
+      <w:del w:author="Tomer Perry" w:id="292" w:date="2026-10-22T15:55:22Z">
         <w:r>
           <w:rPr>
             <w:b w:val="1"/>
@@ -18791,7 +19591,7 @@
           <w:delText xml:space="preserve"> On the side of getting things built. If you want to know whose side people are on, ask who's feeding Sofia's paper: a draft student-government resolution that only a handful of people had was in this morning's edition. Somebody is passing her documents. I'm not going to pretend, like Nia does, that everyone in this is acting in good faith.</w:delText>
         </w:r>
       </w:del>
-      <w:ins w:author="Tomer Perry" w:id="290" w:date="2026-10-22T15:55:22Z">
+      <w:ins w:author="Tomer Perry" w:id="292" w:date="2026-10-22T15:55:22Z">
         <w:r>
           <w:rPr>
             <w:b w:val="1"/>
@@ -18825,7 +19625,7 @@
         </w:rPr>
         <w:t xml:space="preserve">Q8 [</w:t>
       </w:r>
-      <w:del w:author="Tomer Perry" w:id="291" w:date="2026-10-22T15:55:22Z">
+      <w:del w:author="Tomer Perry" w:id="293" w:date="2026-10-22T15:55:22Z">
         <w:r>
           <w:rPr>
             <w:b w:val="1"/>
@@ -18841,7 +19641,7 @@
           <w:delText xml:space="preserve"> No. I last saw the Charter at the forum at 7:45, in a blue archival folder, seal intact, before it went back to the cabinet. I didn’t touch it. Anyone who thinks I’d risk the Board’s whole process to steal a document I want examined hasn’t thought about it for five seconds. Sofia hasn’t.</w:delText>
         </w:r>
       </w:del>
-      <w:ins w:author="Tomer Perry" w:id="291" w:date="2026-10-22T15:55:22Z">
+      <w:ins w:author="Tomer Perry" w:id="293" w:date="2026-10-22T15:55:22Z">
         <w:r>
           <w:rPr>
             <w:b w:val="1"/>
@@ -18887,7 +19687,7 @@
         </w:rPr>
         <w:t xml:space="preserve">Q1 [</w:t>
       </w:r>
-      <w:del w:author="Tomer Perry" w:id="292" w:date="2026-10-22T15:55:22Z">
+      <w:del w:author="Tomer Perry" w:id="294" w:date="2026-10-22T15:55:22Z">
         <w:r>
           <w:rPr>
             <w:b w:val="1"/>
@@ -18903,7 +19703,7 @@
           <w:delText xml:space="preserve"> I was in the lab until about 8:55 with the access dashboard open. The thing worth your time is this: the archive log was edited at 9:17 p.m., after the archive closed at nine, and edits need an archive credential, not maintenance or admin. Leo thinks logs are trivia. That’s because he’s never read one.</w:delText>
         </w:r>
       </w:del>
-      <w:ins w:author="Tomer Perry" w:id="292" w:date="2026-10-22T15:55:22Z">
+      <w:ins w:author="Tomer Perry" w:id="294" w:date="2026-10-22T15:55:22Z">
         <w:r>
           <w:rPr>
             <w:b w:val="1"/>
@@ -18943,7 +19743,7 @@
         </w:rPr>
         <w:t xml:space="preserve"> Priya’s face goes flat. “</w:t>
       </w:r>
-      <w:del w:author="Tomer Perry" w:id="293" w:date="2026-10-22T15:55:22Z">
+      <w:del w:author="Tomer Perry" w:id="295" w:date="2026-10-22T15:55:22Z">
         <w:r>
           <w:rPr>
             <w:rtl w:val="0"/>
@@ -18951,7 +19751,7 @@
           <w:delText xml:space="preserve">I wrote the explainer. If you need the comma explained to me, we’re finished</w:delText>
         </w:r>
       </w:del>
-      <w:ins w:author="Tomer Perry" w:id="293" w:date="2026-10-22T15:55:22Z">
+      <w:ins w:author="Tomer Perry" w:id="295" w:date="2026-10-22T15:55:22Z">
         <w:r>
           <w:rPr>
             <w:rtl w:val="0"/>
@@ -18978,7 +19778,7 @@
         </w:rPr>
         <w:t xml:space="preserve">Q3 [</w:t>
       </w:r>
-      <w:del w:author="Tomer Perry" w:id="294" w:date="2026-10-22T15:55:22Z">
+      <w:del w:author="Tomer Perry" w:id="296" w:date="2026-10-22T15:55:22Z">
         <w:r>
           <w:rPr>
             <w:b w:val="1"/>
@@ -18994,7 +19794,7 @@
           <w:delText xml:space="preserve"> Mira, a few days ago. She asked me to compare the newspaper photograph with older images of the Charter. I might be wrong about what it means, but a small crease near the mark that shows in the older photographs isn’t in the newspaper one. Mira and I don’t agree about facial recognition, and I still think she’s right that images deserve the same scrutiny as logs</w:delText>
         </w:r>
       </w:del>
-      <w:ins w:author="Tomer Perry" w:id="294" w:date="2026-10-22T15:55:22Z">
+      <w:ins w:author="Tomer Perry" w:id="296" w:date="2026-10-22T15:55:22Z">
         <w:r>
           <w:rPr>
             <w:b w:val="1"/>
@@ -19035,7 +19835,7 @@
         </w:rPr>
         <w:t xml:space="preserve"> </w:t>
       </w:r>
-      <w:del w:author="Tomer Perry" w:id="295" w:date="2026-10-22T16:04:07Z">
+      <w:del w:author="Tomer Perry" w:id="297" w:date="2026-10-22T16:04:07Z">
         <w:r>
           <w:rPr>
             <w:rtl w:val="0"/>
@@ -19043,7 +19843,7 @@
           <w:delText xml:space="preserve">Check the equipment-booking system before you check the gossip. It</w:delText>
         </w:r>
       </w:del>
-      <w:ins w:author="Tomer Perry" w:id="295" w:date="2026-10-22T16:04:07Z">
+      <w:ins w:author="Tomer Perry" w:id="297" w:date="2026-10-22T16:04:07Z">
         <w:r>
           <w:rPr>
             <w:rtl w:val="0"/>
@@ -19057,7 +19857,7 @@
         </w:rPr>
         <w:t xml:space="preserve"> shows the </w:t>
       </w:r>
-      <w:del w:author="Tomer Perry" w:id="296" w:date="2026-10-22T15:54:38Z">
+      <w:del w:author="Tomer Perry" w:id="298" w:date="2026-10-22T15:54:38Z">
         <w:r>
           <w:rPr>
             <w:rtl w:val="0"/>
@@ -19065,7 +19865,7 @@
           <w:delText xml:space="preserve">theatre</w:delText>
         </w:r>
       </w:del>
-      <w:ins w:author="Tomer Perry" w:id="296" w:date="2026-10-22T15:54:38Z">
+      <w:ins w:author="Tomer Perry" w:id="298" w:date="2026-10-22T15:54:38Z">
         <w:r>
           <w:rPr>
             <w:rtl w:val="0"/>
@@ -19079,7 +19879,7 @@
         </w:rPr>
         <w:t xml:space="preserve"> signed out an item called </w:t>
       </w:r>
-      <w:del w:author="Tomer Perry" w:id="297" w:date="2026-10-22T15:54:38Z">
+      <w:del w:author="Tomer Perry" w:id="299" w:date="2026-10-22T15:54:38Z">
         <w:r>
           <w:rPr>
             <w:rtl w:val="0"/>
@@ -19087,7 +19887,7 @@
           <w:delText xml:space="preserve">'University</w:delText>
         </w:r>
       </w:del>
-      <w:ins w:author="Tomer Perry" w:id="297" w:date="2026-10-22T15:54:38Z">
+      <w:ins w:author="Tomer Perry" w:id="299" w:date="2026-10-22T15:54:38Z">
         <w:r>
           <w:rPr>
             <w:rtl w:val="0"/>
@@ -19101,7 +19901,7 @@
         </w:rPr>
         <w:t xml:space="preserve"> Charter' last week, and it hasn't come back. That's a record, not a </w:t>
       </w:r>
-      <w:del w:author="Tomer Perry" w:id="298" w:date="2026-10-22T15:54:38Z">
+      <w:del w:author="Tomer Perry" w:id="300" w:date="2026-10-22T15:54:38Z">
         <w:r>
           <w:rPr>
             <w:rtl w:val="0"/>
@@ -19109,7 +19909,7 @@
           <w:delText xml:space="preserve">rumour</w:delText>
         </w:r>
       </w:del>
-      <w:ins w:author="Tomer Perry" w:id="298" w:date="2026-10-22T15:54:38Z">
+      <w:ins w:author="Tomer Perry" w:id="300" w:date="2026-10-22T15:54:38Z">
         <w:r>
           <w:rPr>
             <w:rtl w:val="0"/>
@@ -19123,7 +19923,7 @@
         </w:rPr>
         <w:t xml:space="preserve">. Jonah acts </w:t>
       </w:r>
-      <w:del w:author="Tomer Perry" w:id="299" w:date="2026-10-22T15:54:38Z">
+      <w:del w:author="Tomer Perry" w:id="301" w:date="2026-10-22T15:54:38Z">
         <w:r>
           <w:rPr>
             <w:rtl w:val="0"/>
@@ -19131,7 +19931,7 @@
           <w:delText xml:space="preserve">like the loft</w:delText>
         </w:r>
       </w:del>
-      <w:ins w:author="Tomer Perry" w:id="299" w:date="2026-10-22T15:54:38Z">
+      <w:ins w:author="Tomer Perry" w:id="301" w:date="2026-10-22T15:54:38Z">
         <w:r>
           <w:rPr>
             <w:rtl w:val="0"/>
@@ -19158,7 +19958,7 @@
         </w:rPr>
         <w:t xml:space="preserve">Q5 [</w:t>
       </w:r>
-      <w:del w:author="Tomer Perry" w:id="300" w:date="2026-10-22T16:04:07Z">
+      <w:del w:author="Tomer Perry" w:id="302" w:date="2026-10-22T16:04:07Z">
         <w:r>
           <w:rPr>
             <w:b w:val="1"/>
@@ -19168,7 +19968,7 @@
           <w:delText xml:space="preserve">R03</w:delText>
         </w:r>
       </w:del>
-      <w:ins w:author="Tomer Perry" w:id="300" w:date="2026-10-22T16:04:07Z">
+      <w:ins w:author="Tomer Perry" w:id="302" w:date="2026-10-22T16:04:07Z">
         <w:r>
           <w:rPr>
             <w:b w:val="1"/>
@@ -19192,7 +19992,7 @@
         </w:rPr>
         <w:t xml:space="preserve"> </w:t>
       </w:r>
-      <w:del w:author="Tomer Perry" w:id="301" w:date="2026-10-22T16:04:07Z">
+      <w:del w:author="Tomer Perry" w:id="303" w:date="2026-10-22T16:04:07Z">
         <w:r>
           <w:rPr>
             <w:rtl w:val="0"/>
@@ -19200,7 +20000,7 @@
           <w:delText xml:space="preserve">It’s an evidence question, not a political one. While people are pointing at Leo, the incubator badge reader has him</w:delText>
         </w:r>
       </w:del>
-      <w:ins w:author="Tomer Perry" w:id="301" w:date="2026-10-22T16:04:07Z">
+      <w:ins w:author="Tomer Perry" w:id="303" w:date="2026-10-22T16:04:07Z">
         <w:r>
           <w:rPr>
             <w:rtl w:val="0"/>
@@ -19214,7 +20014,7 @@
         </w:rPr>
         <w:t xml:space="preserve"> in the </w:t>
       </w:r>
-      <w:del w:author="Tomer Perry" w:id="302" w:date="2026-10-22T15:54:38Z">
+      <w:del w:author="Tomer Perry" w:id="304" w:date="2026-10-22T15:54:38Z">
         <w:r>
           <w:rPr>
             <w:rtl w:val="0"/>
@@ -19222,8 +20022,8 @@
           <w:delText xml:space="preserve">business building from 8:36 until after 9:10. He couldn’t have been in</w:delText>
         </w:r>
       </w:del>
-      <w:ins w:author="Tomer Perry" w:id="302" w:date="2026-10-22T15:54:38Z">
-        <w:del w:author="Tomer Perry" w:id="303" w:date="2026-10-22T15:54:38Z">
+      <w:ins w:author="Tomer Perry" w:id="304" w:date="2026-10-22T15:54:38Z">
+        <w:del w:author="Tomer Perry" w:id="305" w:date="2026-10-22T15:54:38Z">
           <w:r>
             <w:rPr>
               <w:rtl w:val="0"/>
@@ -19232,7 +20032,7 @@
           </w:r>
         </w:del>
       </w:ins>
-      <w:del w:author="Tomer Perry" w:id="303" w:date="2026-10-22T15:54:38Z">
+      <w:del w:author="Tomer Perry" w:id="305" w:date="2026-10-22T15:54:38Z">
         <w:r>
           <w:rPr>
             <w:rtl w:val="0"/>
@@ -19240,7 +20040,7 @@
           <w:delText xml:space="preserve"> the archive at 8:42</w:delText>
         </w:r>
       </w:del>
-      <w:ins w:author="Tomer Perry" w:id="303" w:date="2026-10-22T15:54:38Z">
+      <w:ins w:author="Tomer Perry" w:id="305" w:date="2026-10-22T15:54:38Z">
         <w:r>
           <w:rPr>
             <w:rtl w:val="0"/>
@@ -19248,7 +20048,7 @@
           <w:t xml:space="preserve">Hub</w:t>
         </w:r>
       </w:ins>
-      <w:del w:author="Tomer Perry" w:id="303" w:date="2026-10-22T15:54:38Z">
+      <w:del w:author="Tomer Perry" w:id="305" w:date="2026-10-22T15:54:38Z">
         <w:r>
           <w:rPr>
             <w:rtl w:val="0"/>
@@ -19262,7 +20062,7 @@
         </w:rPr>
         <w:t xml:space="preserve">. Sofia would rather run </w:t>
       </w:r>
-      <w:del w:author="Tomer Perry" w:id="304" w:date="2026-10-22T15:54:38Z">
+      <w:del w:author="Tomer Perry" w:id="306" w:date="2026-10-22T15:54:38Z">
         <w:r>
           <w:rPr>
             <w:rtl w:val="0"/>
@@ -19270,14 +20070,14 @@
           <w:delText xml:space="preserve">the rumour than the</w:delText>
         </w:r>
       </w:del>
-      <w:ins w:author="Tomer Perry" w:id="304" w:date="2026-10-22T15:54:38Z">
+      <w:ins w:author="Tomer Perry" w:id="306" w:date="2026-10-22T15:54:38Z">
         <w:r>
           <w:rPr>
             <w:rtl w:val="0"/>
           </w:rPr>
           <w:t xml:space="preserve">a rumor than </w:t>
         </w:r>
-        <w:del w:author="Tomer Perry" w:id="305" w:date="2026-10-22T16:04:07Z">
+        <w:del w:author="Tomer Perry" w:id="307" w:date="2026-10-22T16:04:07Z">
           <w:r>
             <w:rPr>
               <w:rtl w:val="0"/>
@@ -19286,7 +20086,7 @@
           </w:r>
         </w:del>
       </w:ins>
-      <w:del w:author="Tomer Perry" w:id="305" w:date="2026-10-22T16:04:07Z">
+      <w:del w:author="Tomer Perry" w:id="307" w:date="2026-10-22T16:04:07Z">
         <w:r>
           <w:rPr>
             <w:rtl w:val="0"/>
@@ -19294,7 +20094,7 @@
           <w:delText xml:space="preserve"> log. That’s the difference between us</w:delText>
         </w:r>
       </w:del>
-      <w:ins w:author="Tomer Perry" w:id="305" w:date="2026-10-22T16:04:07Z">
+      <w:ins w:author="Tomer Perry" w:id="307" w:date="2026-10-22T16:04:07Z">
         <w:r>
           <w:rPr>
             <w:rtl w:val="0"/>
@@ -19321,7 +20121,7 @@
         </w:rPr>
         <w:t xml:space="preserve">Q6 [</w:t>
       </w:r>
-      <w:del w:author="Tomer Perry" w:id="306" w:date="2026-10-22T15:54:38Z">
+      <w:del w:author="Tomer Perry" w:id="308" w:date="2026-10-22T15:54:38Z">
         <w:r>
           <w:rPr>
             <w:b w:val="1"/>
@@ -19331,7 +20131,7 @@
           <w:delText xml:space="preserve">C04</w:delText>
         </w:r>
       </w:del>
-      <w:ins w:author="Tomer Perry" w:id="306" w:date="2026-10-22T15:54:38Z">
+      <w:ins w:author="Tomer Perry" w:id="308" w:date="2026-10-22T15:54:38Z">
         <w:r>
           <w:rPr>
             <w:b w:val="1"/>
@@ -19355,7 +20155,7 @@
         </w:rPr>
         <w:t xml:space="preserve"> </w:t>
       </w:r>
-      <w:del w:author="Tomer Perry" w:id="307" w:date="2026-10-22T15:54:38Z">
+      <w:del w:author="Tomer Perry" w:id="309" w:date="2026-10-22T15:54:38Z">
         <w:r>
           <w:rPr>
             <w:rtl w:val="0"/>
@@ -19363,7 +20163,7 @@
           <w:delText xml:space="preserve">It</w:delText>
         </w:r>
       </w:del>
-      <w:ins w:author="Tomer Perry" w:id="307" w:date="2026-10-22T15:54:38Z">
+      <w:ins w:author="Tomer Perry" w:id="309" w:date="2026-10-22T15:54:38Z">
         <w:r>
           <w:rPr>
             <w:rtl w:val="0"/>
@@ -19377,7 +20177,7 @@
         </w:rPr>
         <w:t xml:space="preserve"> matters, though maybe not </w:t>
       </w:r>
-      <w:del w:author="Tomer Perry" w:id="308" w:date="2026-10-22T15:54:38Z">
+      <w:del w:author="Tomer Perry" w:id="310" w:date="2026-10-22T15:54:38Z">
         <w:r>
           <w:rPr>
             <w:rtl w:val="0"/>
@@ -19385,7 +20185,7 @@
           <w:delText xml:space="preserve">in the way you’d expect. I care that the system is read correctly: no credential other than Mira’s opened the archive between the forum and closing. That doesn’t tell you what she did inside</w:delText>
         </w:r>
       </w:del>
-      <w:ins w:author="Tomer Perry" w:id="308" w:date="2026-10-22T15:54:38Z">
+      <w:ins w:author="Tomer Perry" w:id="310" w:date="2026-10-22T15:54:38Z">
         <w:r>
           <w:rPr>
             <w:rtl w:val="0"/>
@@ -19399,7 +20199,7 @@
         </w:rPr>
         <w:t xml:space="preserve">, and I’d want to </w:t>
       </w:r>
-      <w:del w:author="Tomer Perry" w:id="309" w:date="2026-10-22T15:54:38Z">
+      <w:del w:author="Tomer Perry" w:id="311" w:date="2026-10-22T15:54:38Z">
         <w:r>
           <w:rPr>
             <w:rtl w:val="0"/>
@@ -19407,7 +20207,7 @@
           <w:delText xml:space="preserve">hear her account before drawing</w:delText>
         </w:r>
       </w:del>
-      <w:ins w:author="Tomer Perry" w:id="309" w:date="2026-10-22T15:54:38Z">
+      <w:ins w:author="Tomer Perry" w:id="311" w:date="2026-10-22T15:54:38Z">
         <w:r>
           <w:rPr>
             <w:rtl w:val="0"/>
@@ -19421,7 +20221,7 @@
         </w:rPr>
         <w:t xml:space="preserve"> a line from </w:t>
       </w:r>
-      <w:del w:author="Tomer Perry" w:id="310" w:date="2026-10-22T15:54:38Z">
+      <w:del w:author="Tomer Perry" w:id="312" w:date="2026-10-22T15:54:38Z">
         <w:r>
           <w:rPr>
             <w:rtl w:val="0"/>
@@ -19429,7 +20229,7 @@
           <w:delText xml:space="preserve">a swipe to a theft</w:delText>
         </w:r>
       </w:del>
-      <w:ins w:author="Tomer Perry" w:id="310" w:date="2026-10-22T15:54:38Z">
+      <w:ins w:author="Tomer Perry" w:id="312" w:date="2026-10-22T15:54:38Z">
         <w:r>
           <w:rPr>
             <w:rtl w:val="0"/>
@@ -19443,7 +20243,7 @@
         </w:rPr>
         <w:t xml:space="preserve">. Hana’s right that </w:t>
       </w:r>
-      <w:del w:author="Tomer Perry" w:id="311" w:date="2026-10-22T15:54:38Z">
+      <w:del w:author="Tomer Perry" w:id="313" w:date="2026-10-22T15:54:38Z">
         <w:r>
           <w:rPr>
             <w:rtl w:val="0"/>
@@ -19451,7 +20251,7 @@
           <w:delText xml:space="preserve">a log records entry, not intent</w:delText>
         </w:r>
       </w:del>
-      <w:ins w:author="Tomer Perry" w:id="311" w:date="2026-10-22T15:54:38Z">
+      <w:ins w:author="Tomer Perry" w:id="313" w:date="2026-10-22T15:54:38Z">
         <w:r>
           <w:rPr>
             <w:rtl w:val="0"/>
@@ -19478,7 +20278,7 @@
         </w:rPr>
         <w:t xml:space="preserve">Q7 [</w:t>
       </w:r>
-      <w:del w:author="Tomer Perry" w:id="312" w:date="2026-10-22T15:54:38Z">
+      <w:del w:author="Tomer Perry" w:id="314" w:date="2026-10-22T15:54:38Z">
         <w:r>
           <w:rPr>
             <w:b w:val="1"/>
@@ -19494,7 +20294,7 @@
           <w:delText xml:space="preserve"> On the side of what the record shows. Mira’s credential opened the archive at 8:42; an ordinary entry, no forced door. I know Leo reads that as case closed, and he may turn out to be right. I’d just rather we got there by asking what an ordinary entry means when the person has every right to be there.</w:delText>
         </w:r>
       </w:del>
-      <w:ins w:author="Tomer Perry" w:id="312" w:date="2026-10-22T15:54:38Z">
+      <w:ins w:author="Tomer Perry" w:id="314" w:date="2026-10-22T15:54:38Z">
         <w:r>
           <w:rPr>
             <w:b w:val="1"/>
@@ -19528,7 +20328,7 @@
         </w:rPr>
         <w:t xml:space="preserve">Q8 [</w:t>
       </w:r>
-      <w:del w:author="Tomer Perry" w:id="313" w:date="2026-10-22T15:54:38Z">
+      <w:del w:author="Tomer Perry" w:id="315" w:date="2026-10-22T15:54:38Z">
         <w:r>
           <w:rPr>
             <w:b w:val="1"/>
@@ -19544,7 +20344,7 @@
           <w:delText xml:space="preserve"> No. I copied a debugging file from the access system without permission, and I regret it, and it’s going to come out anyway. It has credential events in it, nothing else. Leo will call it a distraction. Leo calls anything he doesn’t understand a distraction</w:delText>
         </w:r>
       </w:del>
-      <w:ins w:author="Tomer Perry" w:id="313" w:date="2026-10-22T15:54:38Z">
+      <w:ins w:author="Tomer Perry" w:id="315" w:date="2026-10-22T15:54:38Z">
         <w:r>
           <w:rPr>
             <w:b w:val="1"/>
@@ -19567,7 +20367,7 @@
         <w:t xml:space="preserve">.</w:t>
       </w:r>
     </w:p>
-    <w:bookmarkStart w:colFirst="0" w:colLast="0" w:name="ar75asdhll81" w:id="11"/>
+    <w:bookmarkStart w:colFirst="0" w:colLast="0" w:name="bjevk865sofa" w:id="11"/>
     <w:bookmarkEnd w:id="11"/>
     <w:p>
       <w:pPr>
@@ -19593,7 +20393,7 @@
         </w:rPr>
         <w:t xml:space="preserve">Q1 [</w:t>
       </w:r>
-      <w:del w:author="Tomer Perry" w:id="314" w:date="2026-10-22T15:54:38Z">
+      <w:del w:author="Tomer Perry" w:id="316" w:date="2026-10-22T15:54:38Z">
         <w:r>
           <w:rPr>
             <w:b w:val="1"/>
@@ -19609,7 +20409,7 @@
           <w:delText xml:space="preserve"> Loading dock from half past seven to nearly nine, wrangling a lighting case. Around twenty to nine Evan slipped out of the café for ten minutes and came back from the direction of the chemistry building, and somebody at the forum had joked that the comma's ink could be tested in a lab tonight. I didn't ask him about it. Leo would say I should have. He might be right; theatre people are so used to things moving that we stop asking.</w:delText>
         </w:r>
       </w:del>
-      <w:ins w:author="Tomer Perry" w:id="314" w:date="2026-10-22T15:54:38Z">
+      <w:ins w:author="Tomer Perry" w:id="316" w:date="2026-10-22T15:54:38Z">
         <w:r>
           <w:rPr>
             <w:b w:val="1"/>
@@ -19643,7 +20443,7 @@
         </w:rPr>
         <w:t xml:space="preserve">Q2 [</w:t>
       </w:r>
-      <w:del w:author="Tomer Perry" w:id="315" w:date="2026-10-22T15:54:38Z">
+      <w:del w:author="Tomer Perry" w:id="317" w:date="2026-10-22T15:54:38Z">
         <w:r>
           <w:rPr>
             <w:b w:val="1"/>
@@ -19659,7 +20459,7 @@
           <w:delText xml:space="preserve"> I understand it well enough to know why Mira cares. We argue about whether the theatre should block the whole plan, and we probably always will, but on one thing we’re the same: the Charter should not get damaged or lost. I might be naïve about the politics. I’m not naïve about paper in a damp building</w:delText>
         </w:r>
       </w:del>
-      <w:ins w:author="Tomer Perry" w:id="315" w:date="2026-10-22T15:54:38Z">
+      <w:ins w:author="Tomer Perry" w:id="317" w:date="2026-10-22T15:54:38Z">
         <w:r>
           <w:rPr>
             <w:b w:val="1"/>
@@ -19694,7 +20494,7 @@
         </w:rPr>
         <w:t xml:space="preserve">Q3 [</w:t>
       </w:r>
-      <w:del w:author="Tomer Perry" w:id="316" w:date="2026-10-22T15:54:38Z">
+      <w:del w:author="Tomer Perry" w:id="318" w:date="2026-10-22T15:54:38Z">
         <w:r>
           <w:rPr>
             <w:b w:val="1"/>
@@ -19710,7 +20510,7 @@
           <w:delText xml:space="preserve"> Mira, last night. She needed a container and I gave her an empty poster tube, the one labelled ‘Spring Gala 2023’. That’s it. Now Sofia is sniffing around the loft as if a cardboard tube proves a conspiracy. She wants a scandal more than she wants an answer</w:delText>
         </w:r>
       </w:del>
-      <w:ins w:author="Tomer Perry" w:id="316" w:date="2026-10-22T15:54:38Z">
+      <w:ins w:author="Tomer Perry" w:id="318" w:date="2026-10-22T15:54:38Z">
         <w:r>
           <w:rPr>
             <w:b w:val="1"/>
@@ -19751,7 +20551,7 @@
         </w:rPr>
         <w:t xml:space="preserve"> </w:t>
       </w:r>
-      <w:del w:author="Tomer Perry" w:id="317" w:date="2026-10-22T15:54:38Z">
+      <w:del w:author="Tomer Perry" w:id="319" w:date="2026-10-22T15:54:38Z">
         <w:r>
           <w:rPr>
             <w:rtl w:val="0"/>
@@ -19759,8 +20559,8 @@
           <w:delText xml:space="preserve">Jonah sets down the cable coil. “So the theatre</w:delText>
         </w:r>
       </w:del>
-      <w:ins w:author="Tomer Perry" w:id="317" w:date="2026-10-22T15:54:38Z">
-        <w:del w:author="Tomer Perry" w:id="318" w:date="2026-10-22T16:04:07Z">
+      <w:ins w:author="Tomer Perry" w:id="319" w:date="2026-10-22T15:54:38Z">
+        <w:del w:author="Tomer Perry" w:id="320" w:date="2026-10-22T16:04:07Z">
           <w:r>
             <w:rPr>
               <w:rtl w:val="0"/>
@@ -19769,7 +20569,7 @@
           </w:r>
         </w:del>
       </w:ins>
-      <w:del w:author="Tomer Perry" w:id="318" w:date="2026-10-22T16:04:07Z">
+      <w:del w:author="Tomer Perry" w:id="320" w:date="2026-10-22T16:04:07Z">
         <w:r>
           <w:rPr>
             <w:rtl w:val="0"/>
@@ -19777,7 +20577,7 @@
           <w:delText xml:space="preserve"> is your suspect. If you have evidence, show it. If not, stay out of my loft.” He walks away</w:delText>
         </w:r>
       </w:del>
-      <w:ins w:author="Tomer Perry" w:id="318" w:date="2026-10-22T16:04:07Z">
+      <w:ins w:author="Tomer Perry" w:id="320" w:date="2026-10-22T16:04:07Z">
         <w:r>
           <w:rPr>
             <w:rtl w:val="0"/>
@@ -19804,7 +20604,7 @@
         </w:rPr>
         <w:t xml:space="preserve">Q5 [</w:t>
       </w:r>
-      <w:del w:author="Tomer Perry" w:id="319" w:date="2026-10-22T15:54:38Z">
+      <w:del w:author="Tomer Perry" w:id="321" w:date="2026-10-22T15:54:38Z">
         <w:r>
           <w:rPr>
             <w:b w:val="1"/>
@@ -19820,7 +20620,7 @@
           <w:delText xml:space="preserve"> Everything is a football to the people kicking it. Want something concrete? Hana went into the steering group’s restricted meeting room. I saw her come out with a folder. She’ll tell you it was for accessibility. Maybe. She also never misses a chance to make the administration look bad</w:delText>
         </w:r>
       </w:del>
-      <w:ins w:author="Tomer Perry" w:id="319" w:date="2026-10-22T15:54:38Z">
+      <w:ins w:author="Tomer Perry" w:id="321" w:date="2026-10-22T15:54:38Z">
         <w:r>
           <w:rPr>
             <w:b w:val="1"/>
@@ -19855,7 +20655,7 @@
         </w:rPr>
         <w:t xml:space="preserve">Q6 [</w:t>
       </w:r>
-      <w:del w:author="Tomer Perry" w:id="320" w:date="2026-10-22T15:54:38Z">
+      <w:del w:author="Tomer Perry" w:id="322" w:date="2026-10-22T15:54:38Z">
         <w:r>
           <w:rPr>
             <w:b w:val="1"/>
@@ -19865,7 +20665,7 @@
           <w:delText xml:space="preserve">C11</w:delText>
         </w:r>
       </w:del>
-      <w:ins w:author="Tomer Perry" w:id="320" w:date="2026-10-22T15:54:38Z">
+      <w:ins w:author="Tomer Perry" w:id="322" w:date="2026-10-22T15:54:38Z">
         <w:r>
           <w:rPr>
             <w:b w:val="1"/>
@@ -19889,7 +20689,7 @@
         </w:rPr>
         <w:t xml:space="preserve"> </w:t>
       </w:r>
-      <w:del w:author="Tomer Perry" w:id="321" w:date="2026-10-22T15:54:38Z">
+      <w:del w:author="Tomer Perry" w:id="323" w:date="2026-10-22T15:54:38Z">
         <w:r>
           <w:rPr>
             <w:rtl w:val="0"/>
@@ -19897,7 +20697,7 @@
           <w:delText xml:space="preserve">It matters. That ‘Spring Gala 2023’</w:delText>
         </w:r>
       </w:del>
-      <w:ins w:author="Tomer Perry" w:id="321" w:date="2026-10-22T15:54:38Z">
+      <w:ins w:author="Tomer Perry" w:id="323" w:date="2026-10-22T15:54:38Z">
         <w:r>
           <w:rPr>
             <w:rtl w:val="0"/>
@@ -19911,7 +20711,7 @@
         </w:rPr>
         <w:t xml:space="preserve"> tube </w:t>
       </w:r>
-      <w:del w:author="Tomer Perry" w:id="322" w:date="2026-10-22T16:48:55Z">
+      <w:del w:author="Tomer Perry" w:id="324" w:date="2026-10-22T16:48:55Z">
         <w:r>
           <w:rPr>
             <w:rtl w:val="0"/>
@@ -19919,7 +20719,7 @@
           <w:delText xml:space="preserve">is</w:delText>
         </w:r>
       </w:del>
-      <w:ins w:author="Tomer Perry" w:id="322" w:date="2026-10-22T16:48:55Z">
+      <w:ins w:author="Tomer Perry" w:id="324" w:date="2026-10-22T16:48:55Z">
         <w:r>
           <w:rPr>
             <w:rtl w:val="0"/>
@@ -19933,7 +20733,7 @@
         </w:rPr>
         <w:t xml:space="preserve"> up in the scenery loft now, </w:t>
       </w:r>
-      <w:del w:author="Tomer Perry" w:id="323" w:date="2026-10-22T15:54:38Z">
+      <w:del w:author="Tomer Perry" w:id="325" w:date="2026-10-22T15:54:38Z">
         <w:r>
           <w:rPr>
             <w:rtl w:val="0"/>
@@ -19941,8 +20741,8 @@
           <w:delText xml:space="preserve">and it’s heavier than an empty tube has any business being</w:delText>
         </w:r>
       </w:del>
-      <w:ins w:author="Tomer Perry" w:id="323" w:date="2026-10-22T15:54:38Z">
-        <w:del w:author="Tomer Perry" w:id="323" w:date="2026-10-22T15:54:38Z">
+      <w:ins w:author="Tomer Perry" w:id="325" w:date="2026-10-22T15:54:38Z">
+        <w:del w:author="Tomer Perry" w:id="325" w:date="2026-10-22T15:54:38Z">
           <w:r>
             <w:rPr>
               <w:rtl w:val="0"/>
@@ -19951,7 +20751,7 @@
           </w:r>
         </w:del>
       </w:ins>
-      <w:del w:author="Tomer Perry" w:id="323" w:date="2026-10-22T15:54:38Z">
+      <w:del w:author="Tomer Perry" w:id="325" w:date="2026-10-22T15:54:38Z">
         <w:r>
           <w:rPr>
             <w:rtl w:val="0"/>
@@ -19959,7 +20759,7 @@
           <w:delText xml:space="preserve">. I haven’t opened it.</w:delText>
         </w:r>
       </w:del>
-      <w:del w:author="Tomer Perry" w:id="324" w:date="2026-10-22T15:54:38Z">
+      <w:del w:author="Tomer Perry" w:id="326" w:date="2026-10-22T15:54:38Z">
         <w:r>
           <w:rPr>
             <w:rtl w:val="0"/>
@@ -19967,7 +20767,7 @@
           <w:delText xml:space="preserve"> I should probably admit that Priya’s point about chains of custody applies to my loft as much as to her logs, and that</w:delText>
         </w:r>
       </w:del>
-      <w:del w:author="Tomer Perry" w:id="325" w:date="2026-10-22T16:48:55Z">
+      <w:del w:author="Tomer Perry" w:id="327" w:date="2026-10-22T16:48:55Z">
         <w:r>
           <w:rPr>
             <w:rtl w:val="0"/>
@@ -19975,7 +20775,7 @@
           <w:delText xml:space="preserve"> I’d feel better if someone from the archive looked before anyone else does</w:delText>
         </w:r>
       </w:del>
-      <w:ins w:author="Tomer Perry" w:id="325" w:date="2026-10-22T16:48:55Z">
+      <w:ins w:author="Tomer Perry" w:id="327" w:date="2026-10-22T16:48:55Z">
         <w:r>
           <w:rPr>
             <w:rtl w:val="0"/>
@@ -20002,7 +20802,7 @@
         </w:rPr>
         <w:t xml:space="preserve">Q7 [</w:t>
       </w:r>
-      <w:del w:author="Tomer Perry" w:id="326" w:date="2026-10-22T16:04:07Z">
+      <w:del w:author="Tomer Perry" w:id="328" w:date="2026-10-22T16:04:07Z">
         <w:r>
           <w:rPr>
             <w:b w:val="1"/>
@@ -20012,7 +20812,7 @@
           <w:delText xml:space="preserve">R07</w:delText>
         </w:r>
       </w:del>
-      <w:ins w:author="Tomer Perry" w:id="326" w:date="2026-10-22T16:04:07Z">
+      <w:ins w:author="Tomer Perry" w:id="328" w:date="2026-10-22T16:04:07Z">
         <w:r>
           <w:rPr>
             <w:b w:val="1"/>
@@ -20036,7 +20836,7 @@
         </w:rPr>
         <w:t xml:space="preserve"> </w:t>
       </w:r>
-      <w:del w:author="Tomer Perry" w:id="327" w:date="2026-10-22T15:54:38Z">
+      <w:del w:author="Tomer Perry" w:id="329" w:date="2026-10-22T15:54:38Z">
         <w:r>
           <w:rPr>
             <w:rtl w:val="0"/>
@@ -20044,14 +20844,14 @@
           <w:delText xml:space="preserve">The theatre’s. Since you’re asking whose side</w:delText>
         </w:r>
       </w:del>
-      <w:ins w:author="Tomer Perry" w:id="327" w:date="2026-10-22T15:54:38Z">
+      <w:ins w:author="Tomer Perry" w:id="329" w:date="2026-10-22T15:54:38Z">
         <w:r>
           <w:rPr>
             <w:rtl w:val="0"/>
           </w:rPr>
           <w:t xml:space="preserve">Terrible idea. It bulldozes the spaces students actually use to make things. And </w:t>
         </w:r>
-        <w:del w:author="Tomer Perry" w:id="327" w:date="2026-10-22T15:54:38Z">
+        <w:del w:author="Tomer Perry" w:id="329" w:date="2026-10-22T15:54:38Z">
           <w:r>
             <w:rPr>
               <w:rtl w:val="0"/>
@@ -20060,7 +20860,7 @@
           </w:r>
         </w:del>
       </w:ins>
-      <w:del w:author="Tomer Perry" w:id="327" w:date="2026-10-22T15:54:38Z">
+      <w:del w:author="Tomer Perry" w:id="329" w:date="2026-10-22T15:54:38Z">
         <w:r>
           <w:rPr>
             <w:rtl w:val="0"/>
@@ -20068,7 +20868,7 @@
           <w:delText xml:space="preserve">, ask the café</w:delText>
         </w:r>
       </w:del>
-      <w:del w:author="Tomer Perry" w:id="328" w:date="2026-10-22T15:54:38Z">
+      <w:del w:author="Tomer Perry" w:id="330" w:date="2026-10-22T15:54:38Z">
         <w:r>
           <w:rPr>
             <w:rtl w:val="0"/>
@@ -20076,8 +20876,8 @@
           <w:delText xml:space="preserve">. Evan had a document tube sitting in his</w:delText>
         </w:r>
       </w:del>
-      <w:ins w:author="Tomer Perry" w:id="328" w:date="2026-10-22T15:54:38Z">
-        <w:del w:author="Tomer Perry" w:id="329" w:date="2026-10-22T15:54:38Z">
+      <w:ins w:author="Tomer Perry" w:id="330" w:date="2026-10-22T15:54:38Z">
+        <w:del w:author="Tomer Perry" w:id="331" w:date="2026-10-22T15:54:38Z">
           <w:r>
             <w:rPr>
               <w:rtl w:val="0"/>
@@ -20086,7 +20886,7 @@
           </w:r>
         </w:del>
       </w:ins>
-      <w:del w:author="Tomer Perry" w:id="329" w:date="2026-10-22T15:54:38Z">
+      <w:del w:author="Tomer Perry" w:id="331" w:date="2026-10-22T15:54:38Z">
         <w:r>
           <w:rPr>
             <w:rtl w:val="0"/>
@@ -20094,8 +20894,8 @@
           <w:delText xml:space="preserve"> locker overnight. Nobody’s interrogating him, because Evan</w:delText>
         </w:r>
       </w:del>
-      <w:ins w:author="Tomer Perry" w:id="329" w:date="2026-10-22T15:54:38Z">
-        <w:del w:author="Tomer Perry" w:id="329" w:date="2026-10-22T15:54:38Z">
+      <w:ins w:author="Tomer Perry" w:id="331" w:date="2026-10-22T15:54:38Z">
+        <w:del w:author="Tomer Perry" w:id="331" w:date="2026-10-22T15:54:38Z">
           <w:r>
             <w:rPr>
               <w:rtl w:val="0"/>
@@ -20104,7 +20904,7 @@
           </w:r>
         </w:del>
       </w:ins>
-      <w:del w:author="Tomer Perry" w:id="329" w:date="2026-10-22T15:54:38Z">
+      <w:del w:author="Tomer Perry" w:id="331" w:date="2026-10-22T15:54:38Z">
         <w:r>
           <w:rPr>
             <w:rtl w:val="0"/>
@@ -20112,7 +20912,7 @@
           <w:delText xml:space="preserve"> says he doesn’t care</w:delText>
         </w:r>
       </w:del>
-      <w:ins w:author="Tomer Perry" w:id="330" w:date="2026-10-22T15:54:38Z">
+      <w:ins w:author="Tomer Perry" w:id="332" w:date="2026-10-22T15:54:38Z">
         <w:r>
           <w:rPr>
             <w:rtl w:val="0"/>
@@ -20120,7 +20920,7 @@
           <w:t xml:space="preserve">before anyone blames Priya because she knows the access system: her access is read-only, so she can watch the doors but can’t open anything, and she sat at that table with her laptop all evening</w:t>
         </w:r>
       </w:ins>
-      <w:del w:author="Tomer Perry" w:id="330" w:date="2026-10-22T15:54:38Z">
+      <w:del w:author="Tomer Perry" w:id="332" w:date="2026-10-22T15:54:38Z">
         <w:r>
           <w:rPr>
             <w:rtl w:val="0"/>
@@ -20134,7 +20934,7 @@
         </w:rPr>
         <w:t xml:space="preserve">. Leo would </w:t>
       </w:r>
-      <w:del w:author="Tomer Perry" w:id="331" w:date="2026-10-22T15:54:38Z">
+      <w:del w:author="Tomer Perry" w:id="333" w:date="2026-10-22T15:54:38Z">
         <w:r>
           <w:rPr>
             <w:rtl w:val="0"/>
@@ -20142,14 +20942,14 @@
           <w:delText xml:space="preserve">say that’s proof the theatre’s</w:delText>
         </w:r>
       </w:del>
-      <w:ins w:author="Tomer Perry" w:id="331" w:date="2026-10-22T15:54:38Z">
+      <w:ins w:author="Tomer Perry" w:id="333" w:date="2026-10-22T15:54:38Z">
         <w:r>
           <w:rPr>
             <w:rtl w:val="0"/>
           </w:rPr>
           <w:t xml:space="preserve">call </w:t>
         </w:r>
-        <w:del w:author="Tomer Perry" w:id="331" w:date="2026-10-22T15:54:38Z">
+        <w:del w:author="Tomer Perry" w:id="333" w:date="2026-10-22T15:54:38Z">
           <w:r>
             <w:rPr>
               <w:rtl w:val="0"/>
@@ -20158,7 +20958,7 @@
           </w:r>
         </w:del>
       </w:ins>
-      <w:del w:author="Tomer Perry" w:id="331" w:date="2026-10-22T15:54:38Z">
+      <w:del w:author="Tomer Perry" w:id="333" w:date="2026-10-22T15:54:38Z">
         <w:r>
           <w:rPr>
             <w:rtl w:val="0"/>
@@ -20166,7 +20966,7 @@
           <w:delText xml:space="preserve"> a distraction</w:delText>
         </w:r>
       </w:del>
-      <w:ins w:author="Tomer Perry" w:id="332" w:date="2026-10-22T16:02:42Z">
+      <w:ins w:author="Tomer Perry" w:id="334" w:date="2026-10-22T16:02:42Z">
         <w:r>
           <w:rPr>
             <w:rtl w:val="0"/>
@@ -20180,7 +20980,7 @@
         </w:rPr>
         <w:t xml:space="preserve">. Leo </w:t>
       </w:r>
-      <w:del w:author="Tomer Perry" w:id="333" w:date="2026-10-22T15:54:38Z">
+      <w:del w:author="Tomer Perry" w:id="335" w:date="2026-10-22T15:54:38Z">
         <w:r>
           <w:rPr>
             <w:rtl w:val="0"/>
@@ -20188,7 +20988,7 @@
           <w:delText xml:space="preserve">would say</w:delText>
         </w:r>
       </w:del>
-      <w:ins w:author="Tomer Perry" w:id="333" w:date="2026-10-22T15:54:38Z">
+      <w:ins w:author="Tomer Perry" w:id="335" w:date="2026-10-22T15:54:38Z">
         <w:r>
           <w:rPr>
             <w:rtl w:val="0"/>
@@ -20202,7 +21002,7 @@
         </w:rPr>
         <w:t xml:space="preserve"> anything that </w:t>
       </w:r>
-      <w:del w:author="Tomer Perry" w:id="334" w:date="2026-10-22T15:54:38Z">
+      <w:del w:author="Tomer Perry" w:id="336" w:date="2026-10-22T15:54:38Z">
         <w:r>
           <w:rPr>
             <w:rtl w:val="0"/>
@@ -20210,7 +21010,7 @@
           <w:delText xml:space="preserve">ends the conversation</w:delText>
         </w:r>
       </w:del>
-      <w:ins w:author="Tomer Perry" w:id="334" w:date="2026-10-22T15:54:38Z">
+      <w:ins w:author="Tomer Perry" w:id="336" w:date="2026-10-22T15:54:38Z">
         <w:r>
           <w:rPr>
             <w:rtl w:val="0"/>
@@ -20237,7 +21037,7 @@
         </w:rPr>
         <w:t xml:space="preserve">Q8 [</w:t>
       </w:r>
-      <w:del w:author="Tomer Perry" w:id="335" w:date="2026-10-22T15:54:38Z">
+      <w:del w:author="Tomer Perry" w:id="337" w:date="2026-10-22T15:54:38Z">
         <w:r>
           <w:rPr>
             <w:b w:val="1"/>
@@ -20253,7 +21053,7 @@
           <w:delText xml:space="preserve"> No, and I’ll tell you the thing that makes me look bad: after Mira left I moved several tubes around in the loft to keep rain off the paper stock and never updated the inventory. That’s sloppy, not sinister. Hana’s told me for a year that bad storage and bad access are the same institutional problem. She’s right, and I should have listened sooner</w:delText>
         </w:r>
       </w:del>
-      <w:ins w:author="Tomer Perry" w:id="335" w:date="2026-10-22T15:54:38Z">
+      <w:ins w:author="Tomer Perry" w:id="337" w:date="2026-10-22T15:54:38Z">
         <w:r>
           <w:rPr>
             <w:b w:val="1"/>
@@ -20276,7 +21076,7 @@
         <w:t xml:space="preserve">.</w:t>
       </w:r>
     </w:p>
-    <w:bookmarkStart w:colFirst="0" w:colLast="0" w:name="vrbywrqb47b9" w:id="12"/>
+    <w:bookmarkStart w:colFirst="0" w:colLast="0" w:name="5lun5ts4yisf" w:id="12"/>
     <w:bookmarkEnd w:id="12"/>
     <w:p>
       <w:pPr>
@@ -20302,7 +21102,7 @@
         </w:rPr>
         <w:t xml:space="preserve">Q1 [</w:t>
       </w:r>
-      <w:del w:author="Tomer Perry" w:id="336" w:date="2026-10-22T15:54:38Z">
+      <w:del w:author="Tomer Perry" w:id="338" w:date="2026-10-22T15:54:38Z">
         <w:r>
           <w:rPr>
             <w:b w:val="1"/>
@@ -20318,7 +21118,7 @@
           <w:delText xml:space="preserve"> Accessibility office until 8:15, then the forum. On the way I passed Martin Ellison in the administrative corridor signing insurance forms for tonight, and Elise Grant leaving with a portfolio; I could see the printed programs stacked inside. That corridor doesn’t connect to the archive stacks. Leo and I disagree about most of the plan, and he’s right that not every administrator with a folder is up to something</w:delText>
         </w:r>
       </w:del>
-      <w:ins w:author="Tomer Perry" w:id="336" w:date="2026-10-22T15:54:38Z">
+      <w:ins w:author="Tomer Perry" w:id="338" w:date="2026-10-22T15:54:38Z">
         <w:r>
           <w:rPr>
             <w:b w:val="1"/>
@@ -20353,7 +21153,7 @@
         </w:rPr>
         <w:t xml:space="preserve">Q2 [</w:t>
       </w:r>
-      <w:del w:author="Tomer Perry" w:id="337" w:date="2026-10-22T15:54:38Z">
+      <w:del w:author="Tomer Perry" w:id="339" w:date="2026-10-22T15:54:38Z">
         <w:r>
           <w:rPr>
             <w:b w:val="1"/>
@@ -20369,7 +21169,7 @@
           <w:delText xml:space="preserve"> I think I do, though Mira understands it better. I've heard the rumour that someone meant to settle it last night with a chemistry test on the ink. That couldn't happen: dating ink needs a sample scraped from the document and about a week of lab work, and I checked for the audit that every chemistry-building door locks at six on event nights. I can't judge the comma myself. Priya would want the timestamps first, and I think that's the sensible order.</w:delText>
         </w:r>
       </w:del>
-      <w:ins w:author="Tomer Perry" w:id="337" w:date="2026-10-22T15:54:38Z">
+      <w:ins w:author="Tomer Perry" w:id="339" w:date="2026-10-22T15:54:38Z">
         <w:r>
           <w:rPr>
             <w:b w:val="1"/>
@@ -20403,7 +21203,7 @@
         </w:rPr>
         <w:t xml:space="preserve">Q3 [</w:t>
       </w:r>
-      <w:del w:author="Tomer Perry" w:id="338" w:date="2026-10-22T15:53:50Z">
+      <w:del w:author="Tomer Perry" w:id="340" w:date="2026-10-22T15:53:50Z">
         <w:r>
           <w:rPr>
             <w:b w:val="1"/>
@@ -20419,7 +21219,7 @@
           <w:delText xml:space="preserve"> Students at the forum, and one administrator: Celia Park kept asking how the university would describe the result, and pressing for ‘a clean answer’ for the Board. Around the same time the event materials stopped saying ‘the original Charter’ and just said ‘the Charter’. That may be ordinary legal caution, as Leo says; he’s probably right that it isn’t proof of anything by itself</w:delText>
         </w:r>
       </w:del>
-      <w:ins w:author="Tomer Perry" w:id="338" w:date="2026-10-22T15:53:50Z">
+      <w:ins w:author="Tomer Perry" w:id="340" w:date="2026-10-22T15:53:50Z">
         <w:r>
           <w:rPr>
             <w:b w:val="1"/>
@@ -20454,7 +21254,7 @@
         </w:rPr>
         <w:t xml:space="preserve">Q4 [</w:t>
       </w:r>
-      <w:del w:author="Tomer Perry" w:id="339" w:date="2026-10-22T15:53:50Z">
+      <w:del w:author="Tomer Perry" w:id="341" w:date="2026-10-22T15:53:50Z">
         <w:r>
           <w:rPr>
             <w:b w:val="1"/>
@@ -20470,7 +21270,7 @@
           <w:delText xml:space="preserve"> It could be; the loft is dry, which is more than most of the building. I was there for the accessibility audit and noticed tubes had been moved and the inventory sheet didn’t match. Jonah would say the loft isn’t a public room, and he’s right; I’d only add that good storage and good access turn out to be the same problem, which is something he and I agree on.</w:delText>
         </w:r>
       </w:del>
-      <w:ins w:author="Tomer Perry" w:id="339" w:date="2026-10-22T15:53:50Z">
+      <w:ins w:author="Tomer Perry" w:id="341" w:date="2026-10-22T15:53:50Z">
         <w:r>
           <w:rPr>
             <w:b w:val="1"/>
@@ -20510,7 +21310,7 @@
         </w:rPr>
         <w:t xml:space="preserve"> </w:t>
       </w:r>
-      <w:del w:author="Tomer Perry" w:id="340" w:date="2026-10-22T16:02:42Z">
+      <w:del w:author="Tomer Perry" w:id="342" w:date="2026-10-22T16:02:42Z">
         <w:r>
           <w:rPr>
             <w:rtl w:val="0"/>
@@ -20518,8 +21318,8 @@
           <w:delText xml:space="preserve">Hana closes her folder. “It is only ‘political’ to people who won’t be locked out of</w:delText>
         </w:r>
       </w:del>
-      <w:ins w:author="Tomer Perry" w:id="340" w:date="2026-10-22T16:02:42Z">
-        <w:del w:author="Tomer Perry" w:id="340" w:date="2026-10-22T16:02:42Z">
+      <w:ins w:author="Tomer Perry" w:id="342" w:date="2026-10-22T16:02:42Z">
+        <w:del w:author="Tomer Perry" w:id="342" w:date="2026-10-22T16:02:42Z">
           <w:r>
             <w:rPr>
               <w:rtl w:val="0"/>
@@ -20528,7 +21328,7 @@
           </w:r>
         </w:del>
       </w:ins>
-      <w:del w:author="Tomer Perry" w:id="340" w:date="2026-10-22T16:02:42Z">
+      <w:del w:author="Tomer Perry" w:id="342" w:date="2026-10-22T16:02:42Z">
         <w:r>
           <w:rPr>
             <w:rtl w:val="0"/>
@@ -20536,7 +21336,7 @@
           <w:delText xml:space="preserve"> the building. </w:delText>
         </w:r>
       </w:del>
-      <w:del w:author="Tomer Perry" w:id="341" w:date="2026-10-22T16:02:42Z">
+      <w:del w:author="Tomer Perry" w:id="343" w:date="2026-10-22T16:02:42Z">
         <w:r>
           <w:rPr>
             <w:rtl w:val="0"/>
@@ -20544,8 +21344,8 @@
           <w:delText xml:space="preserve">Come</w:delText>
         </w:r>
       </w:del>
-      <w:ins w:author="Tomer Perry" w:id="341" w:date="2026-10-22T16:02:42Z">
-        <w:del w:author="Tomer Perry" w:id="341" w:date="2026-10-22T16:02:42Z">
+      <w:ins w:author="Tomer Perry" w:id="343" w:date="2026-10-22T16:02:42Z">
+        <w:del w:author="Tomer Perry" w:id="343" w:date="2026-10-22T16:02:42Z">
           <w:r>
             <w:rPr>
               <w:rtl w:val="0"/>
@@ -20554,7 +21354,7 @@
           </w:r>
         </w:del>
       </w:ins>
-      <w:del w:author="Tomer Perry" w:id="341" w:date="2026-10-22T16:02:42Z">
+      <w:del w:author="Tomer Perry" w:id="343" w:date="2026-10-22T16:02:42Z">
         <w:r>
           <w:rPr>
             <w:rtl w:val="0"/>
@@ -20562,7 +21362,7 @@
           <w:delText xml:space="preserve"> back when you want to talk about</w:delText>
         </w:r>
       </w:del>
-      <w:ins w:author="Tomer Perry" w:id="342" w:date="2026-10-22T16:48:55Z">
+      <w:ins w:author="Tomer Perry" w:id="344" w:date="2026-10-22T16:48:55Z">
         <w:r>
           <w:rPr>
             <w:rtl w:val="0"/>
@@ -20576,7 +21376,7 @@
         </w:rPr>
         <w:t xml:space="preserve"> the building.” She </w:t>
       </w:r>
-      <w:ins w:author="Tomer Perry" w:id="343" w:date="2026-10-22T16:48:55Z">
+      <w:ins w:author="Tomer Perry" w:id="345" w:date="2026-10-22T16:48:55Z">
         <w:r>
           <w:rPr>
             <w:rtl w:val="0"/>
@@ -20603,7 +21403,7 @@
         </w:rPr>
         <w:t xml:space="preserve">Q6 [</w:t>
       </w:r>
-      <w:del w:author="Tomer Perry" w:id="344" w:date="2026-10-22T15:53:50Z">
+      <w:del w:author="Tomer Perry" w:id="346" w:date="2026-10-22T15:53:50Z">
         <w:r>
           <w:rPr>
             <w:b w:val="1"/>
@@ -20619,7 +21419,7 @@
           <w:delText xml:space="preserve"> It does, though maybe less than the café does to Evan, and that’s fine. Since you’ll hear about it: the tube in Evan’s locker held catering menus and inventory sheets, and it was there before the forum ended. He and I want different things from this building and we both want people treated decently in it.</w:delText>
         </w:r>
       </w:del>
-      <w:ins w:author="Tomer Perry" w:id="344" w:date="2026-10-22T15:53:50Z">
+      <w:ins w:author="Tomer Perry" w:id="346" w:date="2026-10-22T15:53:50Z">
         <w:r>
           <w:rPr>
             <w:b w:val="1"/>
@@ -20653,7 +21453,7 @@
         </w:rPr>
         <w:t xml:space="preserve">Q7 [</w:t>
       </w:r>
-      <w:del w:author="Tomer Perry" w:id="345" w:date="2026-10-22T15:53:50Z">
+      <w:del w:author="Tomer Perry" w:id="347" w:date="2026-10-22T15:53:50Z">
         <w:r>
           <w:rPr>
             <w:b w:val="1"/>
@@ -20669,7 +21469,7 @@
           <w:delText xml:space="preserve"> On the side of a building that lets everyone in. Mira and Jonah are on different sides of the theatre question and I’ve watched them argue about it, but they agree the Charter must not be damaged or lost. I think that’s worth more than either of them realizes, and it’s probably why they trust each other.</w:delText>
         </w:r>
       </w:del>
-      <w:ins w:author="Tomer Perry" w:id="345" w:date="2026-10-22T15:53:50Z">
+      <w:ins w:author="Tomer Perry" w:id="347" w:date="2026-10-22T15:53:50Z">
         <w:r>
           <w:rPr>
             <w:b w:val="1"/>
@@ -20703,7 +21503,7 @@
         </w:rPr>
         <w:t xml:space="preserve">Q8 [</w:t>
       </w:r>
-      <w:del w:author="Tomer Perry" w:id="346" w:date="2026-10-22T15:53:50Z">
+      <w:del w:author="Tomer Perry" w:id="348" w:date="2026-10-22T15:53:50Z">
         <w:r>
           <w:rPr>
             <w:b w:val="1"/>
@@ -20719,7 +21519,7 @@
           <w:delText xml:space="preserve"> No. I’ve checked the other obvious suspicion for you, since it’s the one Sofia keeps raising: steering-group members don’t hold archive credentials at all. They reach the archive through the archivist’s office, and nobody used that route last night. Sofia may still be right about their motives; she’s just wrong about their access</w:delText>
         </w:r>
       </w:del>
-      <w:ins w:author="Tomer Perry" w:id="346" w:date="2026-10-22T15:53:50Z">
+      <w:ins w:author="Tomer Perry" w:id="348" w:date="2026-10-22T15:53:50Z">
         <w:r>
           <w:rPr>
             <w:b w:val="1"/>
@@ -20766,7 +21566,7 @@
         </w:rPr>
         <w:t xml:space="preserve">Q1 [</w:t>
       </w:r>
-      <w:del w:author="Tomer Perry" w:id="347" w:date="2026-10-22T15:53:50Z">
+      <w:del w:author="Tomer Perry" w:id="349" w:date="2026-10-22T15:53:50Z">
         <w:r>
           <w:rPr>
             <w:b w:val="1"/>
@@ -20776,7 +21576,7 @@
           <w:delText xml:space="preserve">R21</w:delText>
         </w:r>
       </w:del>
-      <w:ins w:author="Tomer Perry" w:id="347" w:date="2026-10-22T15:53:50Z">
+      <w:ins w:author="Tomer Perry" w:id="349" w:date="2026-10-22T15:53:50Z">
         <w:r>
           <w:rPr>
             <w:b w:val="1"/>
@@ -20800,7 +21600,7 @@
         </w:rPr>
         <w:t xml:space="preserve"> </w:t>
       </w:r>
-      <w:del w:author="Tomer Perry" w:id="348" w:date="2026-10-22T15:53:50Z">
+      <w:del w:author="Tomer Perry" w:id="350" w:date="2026-10-22T15:53:50Z">
         <w:r>
           <w:rPr>
             <w:rtl w:val="0"/>
@@ -20808,7 +21608,7 @@
           <w:delText xml:space="preserve">Newsroom until ten to nine, comparing old scans, then out for air, then back. At 9:20 a courier dropped off a stiff, document-sized envelope and I signed for it. Who sent it is my business. Leo will tell you that's nothing</w:delText>
         </w:r>
       </w:del>
-      <w:ins w:author="Tomer Perry" w:id="348" w:date="2026-10-22T15:53:50Z">
+      <w:ins w:author="Tomer Perry" w:id="350" w:date="2026-10-22T15:53:50Z">
         <w:r>
           <w:rPr>
             <w:rtl w:val="0"/>
@@ -20822,7 +21622,7 @@
         </w:rPr>
         <w:t xml:space="preserve">. Leo would </w:t>
       </w:r>
-      <w:del w:author="Tomer Perry" w:id="349" w:date="2026-10-22T15:53:50Z">
+      <w:del w:author="Tomer Perry" w:id="351" w:date="2026-10-22T15:53:50Z">
         <w:r>
           <w:rPr>
             <w:rtl w:val="0"/>
@@ -20830,7 +21630,7 @@
           <w:delText xml:space="preserve">tell you a fire alarm was nothing if it interrupted a pitch</w:delText>
         </w:r>
       </w:del>
-      <w:ins w:author="Tomer Perry" w:id="349" w:date="2026-10-22T15:53:50Z">
+      <w:ins w:author="Tomer Perry" w:id="351" w:date="2026-10-22T15:53:50Z">
         <w:r>
           <w:rPr>
             <w:rtl w:val="0"/>
@@ -20857,7 +21657,7 @@
         </w:rPr>
         <w:t xml:space="preserve">Q2 [</w:t>
       </w:r>
-      <w:del w:author="Tomer Perry" w:id="350" w:date="2026-10-22T15:53:50Z">
+      <w:del w:author="Tomer Perry" w:id="352" w:date="2026-10-22T15:53:50Z">
         <w:r>
           <w:rPr>
             <w:b w:val="1"/>
@@ -20873,7 +21673,7 @@
           <w:delText xml:space="preserve"> I understand it, and I’d rather be corrected than assumed to. What I can say is this: in the photograph we printed, the disputed mark has sharper edges and a different paper shadow than the surrounding ink. Mira noticed it before I did. I may be wrong about what it means; she and I disagree about whether the examination should go ahead at all, and she’s right that a careful result would help everyone.</w:delText>
         </w:r>
       </w:del>
-      <w:ins w:author="Tomer Perry" w:id="350" w:date="2026-10-22T15:53:50Z">
+      <w:ins w:author="Tomer Perry" w:id="352" w:date="2026-10-22T15:53:50Z">
         <w:r>
           <w:rPr>
             <w:b w:val="1"/>
@@ -20926,7 +21726,7 @@
         </w:rPr>
         <w:t xml:space="preserve">Q4 [</w:t>
       </w:r>
-      <w:del w:author="Tomer Perry" w:id="351" w:date="2026-10-22T15:53:50Z">
+      <w:del w:author="Tomer Perry" w:id="353" w:date="2026-10-22T15:53:50Z">
         <w:r>
           <w:rPr>
             <w:b w:val="1"/>
@@ -20936,7 +21736,7 @@
           <w:delText xml:space="preserve">C11</w:delText>
         </w:r>
       </w:del>
-      <w:ins w:author="Tomer Perry" w:id="351" w:date="2026-10-22T15:53:50Z">
+      <w:ins w:author="Tomer Perry" w:id="353" w:date="2026-10-22T15:53:50Z">
         <w:r>
           <w:rPr>
             <w:b w:val="1"/>
@@ -20960,7 +21760,7 @@
         </w:rPr>
         <w:t xml:space="preserve"> </w:t>
       </w:r>
-      <w:del w:author="Tomer Perry" w:id="352" w:date="2026-10-22T15:53:50Z">
+      <w:del w:author="Tomer Perry" w:id="354" w:date="2026-10-22T15:53:50Z">
         <w:r>
           <w:rPr>
             <w:rtl w:val="0"/>
@@ -20968,14 +21768,14 @@
           <w:delText xml:space="preserve">Jonah told me</w:delText>
         </w:r>
       </w:del>
-      <w:ins w:author="Tomer Perry" w:id="352" w:date="2026-10-22T15:53:50Z">
+      <w:ins w:author="Tomer Perry" w:id="354" w:date="2026-10-22T15:53:50Z">
         <w:r>
           <w:rPr>
             <w:rtl w:val="0"/>
           </w:rPr>
           <w:t xml:space="preserve">Everyone gains something if there’s no examination today, including the administration. But since you’re asking about the Green Commons: Jonah carried his Pinafore poster tube into the theater late last night, and it’s up in the scenery loft</w:t>
         </w:r>
-        <w:del w:author="Tomer Perry" w:id="353" w:date="2026-10-22T15:53:50Z">
+        <w:del w:author="Tomer Perry" w:id="355" w:date="2026-10-22T15:53:50Z">
           <w:r>
             <w:rPr>
               <w:rtl w:val="0"/>
@@ -20984,7 +21784,7 @@
           </w:r>
         </w:del>
       </w:ins>
-      <w:del w:author="Tomer Perry" w:id="353" w:date="2026-10-22T15:53:50Z">
+      <w:del w:author="Tomer Perry" w:id="355" w:date="2026-10-22T15:53:50Z">
         <w:r>
           <w:rPr>
             <w:rtl w:val="0"/>
@@ -20992,7 +21792,7 @@
           <w:delText xml:space="preserve"> a poster tube in the loft had got heavier since last night</w:delText>
         </w:r>
       </w:del>
-      <w:ins w:author="Tomer Perry" w:id="353" w:date="2026-10-22T15:53:50Z">
+      <w:ins w:author="Tomer Perry" w:id="355" w:date="2026-10-22T15:53:50Z">
         <w:r>
           <w:rPr>
             <w:rtl w:val="0"/>
@@ -21006,7 +21806,7 @@
         </w:rPr>
         <w:t xml:space="preserve">. I asked him </w:t>
       </w:r>
-      <w:del w:author="Tomer Perry" w:id="354" w:date="2026-10-22T15:53:50Z">
+      <w:del w:author="Tomer Perry" w:id="356" w:date="2026-10-22T15:53:50Z">
         <w:r>
           <w:rPr>
             <w:rtl w:val="0"/>
@@ -21014,7 +21814,7 @@
           <w:delText xml:space="preserve">not to move it again. He</w:delText>
         </w:r>
       </w:del>
-      <w:ins w:author="Tomer Perry" w:id="354" w:date="2026-10-22T15:53:50Z">
+      <w:ins w:author="Tomer Perry" w:id="356" w:date="2026-10-22T15:53:50Z">
         <w:r>
           <w:rPr>
             <w:rtl w:val="0"/>
@@ -21028,7 +21828,7 @@
         </w:rPr>
         <w:t xml:space="preserve"> treats the </w:t>
       </w:r>
-      <w:del w:author="Tomer Perry" w:id="355" w:date="2026-10-22T15:53:50Z">
+      <w:del w:author="Tomer Perry" w:id="357" w:date="2026-10-22T15:53:50Z">
         <w:r>
           <w:rPr>
             <w:rtl w:val="0"/>
@@ -21036,7 +21836,7 @@
           <w:delText xml:space="preserve">loft</w:delText>
         </w:r>
       </w:del>
-      <w:ins w:author="Tomer Perry" w:id="355" w:date="2026-10-22T15:53:50Z">
+      <w:ins w:author="Tomer Perry" w:id="357" w:date="2026-10-22T15:53:50Z">
         <w:r>
           <w:rPr>
             <w:rtl w:val="0"/>
@@ -21050,7 +21850,7 @@
         </w:rPr>
         <w:t xml:space="preserve"> like a </w:t>
       </w:r>
-      <w:del w:author="Tomer Perry" w:id="356" w:date="2026-10-22T15:53:50Z">
+      <w:del w:author="Tomer Perry" w:id="358" w:date="2026-10-22T15:53:50Z">
         <w:r>
           <w:rPr>
             <w:rtl w:val="0"/>
@@ -21058,7 +21858,7 @@
           <w:delText xml:space="preserve">chapel, which is charming and useless. If he’d run an inventory like a normal person we wouldn’t be guessing</w:delText>
         </w:r>
       </w:del>
-      <w:ins w:author="Tomer Perry" w:id="356" w:date="2026-10-22T15:53:50Z">
+      <w:ins w:author="Tomer Perry" w:id="358" w:date="2026-10-22T15:53:50Z">
         <w:r>
           <w:rPr>
             <w:rtl w:val="0"/>
@@ -21085,7 +21885,7 @@
         </w:rPr>
         <w:t xml:space="preserve">Q5 [</w:t>
       </w:r>
-      <w:del w:author="Tomer Perry" w:id="357" w:date="2026-10-22T15:53:50Z">
+      <w:del w:author="Tomer Perry" w:id="359" w:date="2026-10-22T15:53:50Z">
         <w:r>
           <w:rPr>
             <w:b w:val="1"/>
@@ -21101,7 +21901,7 @@
           <w:delText xml:space="preserve"> It’s not a football, it’s a record. A source who can read the system tells me the log was edited at 9:17 p.m., after the archive closed. That’s not politics, that’s a timestamp. Hana keeps saying we should wait for the experts. The experts are examining a document nobody can vouch for</w:delText>
         </w:r>
       </w:del>
-      <w:ins w:author="Tomer Perry" w:id="357" w:date="2026-10-22T15:53:50Z">
+      <w:ins w:author="Tomer Perry" w:id="359" w:date="2026-10-22T15:53:50Z">
         <w:r>
           <w:rPr>
             <w:b w:val="1"/>
@@ -21136,7 +21936,7 @@
         </w:rPr>
         <w:t xml:space="preserve">Q6 [</w:t>
       </w:r>
-      <w:del w:author="Tomer Perry" w:id="358" w:date="2026-10-22T15:53:50Z">
+      <w:del w:author="Tomer Perry" w:id="360" w:date="2026-10-22T15:53:50Z">
         <w:r>
           <w:rPr>
             <w:b w:val="1"/>
@@ -21152,7 +21952,7 @@
           <w:delText xml:space="preserve"> It’s the only story that matters this year. And yes, I once printed a committee meeting date I hadn’t verified. I corrected it the same week, and the newsroom badge log shows I never left the building before 8:50. Nia thinks admitting errors makes people trust you. In my experience it gives administrators a stick</w:delText>
         </w:r>
       </w:del>
-      <w:ins w:author="Tomer Perry" w:id="358" w:date="2026-10-22T15:53:50Z">
+      <w:ins w:author="Tomer Perry" w:id="360" w:date="2026-10-22T15:53:50Z">
         <w:r>
           <w:rPr>
             <w:b w:val="1"/>
@@ -21187,7 +21987,7 @@
         </w:rPr>
         <w:t xml:space="preserve">Q7 [</w:t>
       </w:r>
-      <w:del w:author="Tomer Perry" w:id="359" w:date="2026-10-22T15:53:50Z">
+      <w:del w:author="Tomer Perry" w:id="361" w:date="2026-10-22T15:53:50Z">
         <w:r>
           <w:rPr>
             <w:b w:val="1"/>
@@ -21203,7 +22003,7 @@
           <w:delText xml:space="preserve"> The public’s. Which is why I’ll tell you Martin Ellison, the archivist, was hanging around the archive office at half past eight. Nobody in the administration will explain what he was doing. Evan says he saw nothing unusual. Evan wouldn’t notice a fire unless it was in the espresso machine.</w:delText>
         </w:r>
       </w:del>
-      <w:ins w:author="Tomer Perry" w:id="359" w:date="2026-10-22T15:53:50Z">
+      <w:ins w:author="Tomer Perry" w:id="361" w:date="2026-10-22T15:53:50Z">
         <w:r>
           <w:rPr>
             <w:b w:val="1"/>
@@ -21237,7 +22037,7 @@
         </w:rPr>
         <w:t xml:space="preserve">Q8 [</w:t>
       </w:r>
-      <w:del w:author="Tomer Perry" w:id="360" w:date="2026-10-22T15:53:50Z">
+      <w:del w:author="Tomer Perry" w:id="362" w:date="2026-10-22T15:53:50Z">
         <w:r>
           <w:rPr>
             <w:b w:val="1"/>
@@ -21253,7 +22053,7 @@
           <w:delText xml:space="preserve"> No. I have something better: there’s a small crease near the mark in the older photographs of the Charter. It isn’t in the photo we printed last week. Mira flagged it. Priya says an image needs the same care as a log. Fine. The image says what it says</w:delText>
         </w:r>
       </w:del>
-      <w:ins w:author="Tomer Perry" w:id="360" w:date="2026-10-22T15:53:50Z">
+      <w:ins w:author="Tomer Perry" w:id="362" w:date="2026-10-22T15:53:50Z">
         <w:r>
           <w:rPr>
             <w:b w:val="1"/>
@@ -21300,7 +22100,7 @@
         </w:rPr>
         <w:t xml:space="preserve">Q1 [</w:t>
       </w:r>
-      <w:del w:author="Tomer Perry" w:id="361" w:date="2026-10-22T15:53:50Z">
+      <w:del w:author="Tomer Perry" w:id="363" w:date="2026-10-22T15:53:50Z">
         <w:r>
           <w:rPr>
             <w:b w:val="1"/>
@@ -21316,7 +22116,7 @@
           <w:delText xml:space="preserve"> Catered the forum, then the café till close. About five to nine someone carried a long cardboard tube from the Commons toward the theatre; it had theatre paint on one end and nearly took out my sign. Couldn’t see the face. Leo says I should have looked harder. Leo has never worked a counter.</w:delText>
         </w:r>
       </w:del>
-      <w:ins w:author="Tomer Perry" w:id="361" w:date="2026-10-22T15:53:50Z">
+      <w:ins w:author="Tomer Perry" w:id="363" w:date="2026-10-22T15:53:50Z">
         <w:r>
           <w:rPr>
             <w:b w:val="1"/>
@@ -21350,7 +22150,7 @@
         </w:rPr>
         <w:t xml:space="preserve">Q2 [</w:t>
       </w:r>
-      <w:del w:author="Tomer Perry" w:id="362" w:date="2026-10-22T15:53:50Z">
+      <w:del w:author="Tomer Perry" w:id="364" w:date="2026-10-22T15:53:50Z">
         <w:r>
           <w:rPr>
             <w:b w:val="1"/>
@@ -21366,7 +22166,7 @@
           <w:delText xml:space="preserve"> I don’t and I don’t need to. I delivered coffee to the meeting room where they were arguing about it at 7:20, and Hana was signing in to get a folder while the forum was still going. Mira can explain the comma to you for an hour. It won’t make the café stay open.</w:delText>
         </w:r>
       </w:del>
-      <w:ins w:author="Tomer Perry" w:id="362" w:date="2026-10-22T15:53:50Z">
+      <w:ins w:author="Tomer Perry" w:id="364" w:date="2026-10-22T15:53:50Z">
         <w:r>
           <w:rPr>
             <w:b w:val="1"/>
@@ -21400,7 +22200,7 @@
         </w:rPr>
         <w:t xml:space="preserve">Q3 [</w:t>
       </w:r>
-      <w:del w:author="Tomer Perry" w:id="363" w:date="2026-10-22T15:53:50Z">
+      <w:del w:author="Tomer Perry" w:id="365" w:date="2026-10-22T15:53:50Z">
         <w:r>
           <w:rPr>
             <w:b w:val="1"/>
@@ -21416,7 +22216,7 @@
           <w:delText xml:space="preserve"> Mira, at the counter, around ten to nine. She said she’d ‘keep it safe until someone can compare the two’. I didn’t ask what ‘it’ was. Maybe I should have; Sofia would have. She and I want different things from all this, but she’s right that people say important things to whoever’s pouring the tea</w:delText>
         </w:r>
       </w:del>
-      <w:ins w:author="Tomer Perry" w:id="363" w:date="2026-10-22T15:53:50Z">
+      <w:ins w:author="Tomer Perry" w:id="365" w:date="2026-10-22T15:53:50Z">
         <w:r>
           <w:rPr>
             <w:b w:val="1"/>
@@ -21451,7 +22251,7 @@
         </w:rPr>
         <w:t xml:space="preserve">Q4 [R17, red herring; opinion </w:t>
       </w:r>
-      <w:del w:author="Tomer Perry" w:id="364" w:date="2026-10-22T15:52:22Z">
+      <w:del w:author="Tomer Perry" w:id="366" w:date="2026-10-22T15:52:22Z">
         <w:r>
           <w:rPr>
             <w:b w:val="1"/>
@@ -21467,7 +22267,7 @@
           <w:delText xml:space="preserve"> Could be</w:delText>
         </w:r>
       </w:del>
-      <w:ins w:author="Tomer Perry" w:id="364" w:date="2026-10-22T15:52:22Z">
+      <w:ins w:author="Tomer Perry" w:id="366" w:date="2026-10-22T15:52:22Z">
         <w:r>
           <w:rPr>
             <w:b w:val="1"/>
@@ -21482,7 +22282,7 @@
           </w:rPr>
           <w:t xml:space="preserve"> </w:t>
         </w:r>
-        <w:del w:author="Tomer Perry" w:id="365" w:date="2026-10-22T16:02:42Z">
+        <w:del w:author="Tomer Perry" w:id="367" w:date="2026-10-22T16:02:42Z">
           <w:r>
             <w:rPr>
               <w:rtl w:val="0"/>
@@ -21491,7 +22291,7 @@
           </w:r>
         </w:del>
       </w:ins>
-      <w:del w:author="Tomer Perry" w:id="365" w:date="2026-10-22T16:02:42Z">
+      <w:del w:author="Tomer Perry" w:id="367" w:date="2026-10-22T16:02:42Z">
         <w:r>
           <w:rPr>
             <w:rtl w:val="0"/>
@@ -21499,7 +22299,7 @@
           <w:delText xml:space="preserve">. When</w:delText>
         </w:r>
       </w:del>
-      <w:ins w:author="Tomer Perry" w:id="365" w:date="2026-10-22T16:02:42Z">
+      <w:ins w:author="Tomer Perry" w:id="367" w:date="2026-10-22T16:02:42Z">
         <w:r>
           <w:rPr>
             <w:rtl w:val="0"/>
@@ -21513,7 +22313,7 @@
         </w:rPr>
         <w:t xml:space="preserve"> I locked up I saw a rolled parchment that looked just like the Charter lying on the costume trunk by the </w:t>
       </w:r>
-      <w:ins w:author="Tomer Perry" w:id="366" w:date="2026-10-22T15:52:22Z">
+      <w:ins w:author="Tomer Perry" w:id="368" w:date="2026-10-22T15:52:22Z">
         <w:r>
           <w:rPr>
             <w:rtl w:val="0"/>
@@ -21527,7 +22327,7 @@
         </w:rPr>
         <w:t xml:space="preserve">stage door. </w:t>
       </w:r>
-      <w:del w:author="Tomer Perry" w:id="367" w:date="2026-10-22T15:52:22Z">
+      <w:del w:author="Tomer Perry" w:id="369" w:date="2026-10-22T15:52:22Z">
         <w:r>
           <w:rPr>
             <w:rtl w:val="0"/>
@@ -21535,7 +22335,7 @@
           <w:delText xml:space="preserve">Didn't</w:delText>
         </w:r>
       </w:del>
-      <w:ins w:author="Tomer Perry" w:id="367" w:date="2026-10-22T15:52:22Z">
+      <w:ins w:author="Tomer Perry" w:id="369" w:date="2026-10-22T15:52:22Z">
         <w:r>
           <w:rPr>
             <w:rtl w:val="0"/>
@@ -21549,7 +22349,7 @@
         </w:rPr>
         <w:t xml:space="preserve"> touch it. Jonah </w:t>
       </w:r>
-      <w:del w:author="Tomer Perry" w:id="368" w:date="2026-10-22T15:52:22Z">
+      <w:del w:author="Tomer Perry" w:id="370" w:date="2026-10-22T15:52:22Z">
         <w:r>
           <w:rPr>
             <w:rtl w:val="0"/>
@@ -21557,7 +22357,7 @@
           <w:delText xml:space="preserve">thinks the loft is the last honest room on campus. It's a loft with a leak on the north side.</w:delText>
         </w:r>
       </w:del>
-      <w:ins w:author="Tomer Perry" w:id="368" w:date="2026-10-22T15:52:22Z">
+      <w:ins w:author="Tomer Perry" w:id="370" w:date="2026-10-22T15:52:22Z">
         <w:r>
           <w:rPr>
             <w:rtl w:val="0"/>
@@ -21583,7 +22383,7 @@
         </w:rPr>
         <w:t xml:space="preserve">Q5 [</w:t>
       </w:r>
-      <w:del w:author="Tomer Perry" w:id="369" w:date="2026-10-22T15:52:22Z">
+      <w:del w:author="Tomer Perry" w:id="371" w:date="2026-10-22T15:52:22Z">
         <w:r>
           <w:rPr>
             <w:b w:val="1"/>
@@ -21599,7 +22399,7 @@
           <w:delText xml:space="preserve"> Sure, and it was a football on the table at 7:45 when I was clearing the forum plates: blue folder, seal intact, Nia handed it back to the archive. Then everyone went home to be outraged. Hana would say that’s the wrong lesson. Hana would say that about most of my lessons</w:delText>
         </w:r>
       </w:del>
-      <w:ins w:author="Tomer Perry" w:id="369" w:date="2026-10-22T15:52:22Z">
+      <w:ins w:author="Tomer Perry" w:id="371" w:date="2026-10-22T15:52:22Z">
         <w:r>
           <w:rPr>
             <w:b w:val="1"/>
@@ -21640,7 +22440,7 @@
         </w:rPr>
         <w:t xml:space="preserve"> Evan stops wiping the counter. “</w:t>
       </w:r>
-      <w:del w:author="Tomer Perry" w:id="370" w:date="2026-10-22T15:52:22Z">
+      <w:del w:author="Tomer Perry" w:id="372" w:date="2026-10-22T15:52:22Z">
         <w:r>
           <w:rPr>
             <w:rtl w:val="0"/>
@@ -21648,7 +22448,7 @@
           <w:delText xml:space="preserve">You want my observations, then tell me they don’t count. Pick one</w:delText>
         </w:r>
       </w:del>
-      <w:ins w:author="Tomer Perry" w:id="370" w:date="2026-10-22T15:52:22Z">
+      <w:ins w:author="Tomer Perry" w:id="372" w:date="2026-10-22T15:52:22Z">
         <w:r>
           <w:rPr>
             <w:rtl w:val="0"/>
@@ -21662,7 +22462,7 @@
         </w:rPr>
         <w:t xml:space="preserve">.” He goes into the back</w:t>
       </w:r>
-      <w:ins w:author="Tomer Perry" w:id="371" w:date="2026-10-22T15:52:22Z">
+      <w:ins w:author="Tomer Perry" w:id="373" w:date="2026-10-22T15:52:22Z">
         <w:r>
           <w:rPr>
             <w:rtl w:val="0"/>
@@ -21689,7 +22489,7 @@
         </w:rPr>
         <w:t xml:space="preserve">Q7 [</w:t>
       </w:r>
-      <w:del w:author="Tomer Perry" w:id="372" w:date="2026-10-22T15:52:22Z">
+      <w:del w:author="Tomer Perry" w:id="374" w:date="2026-10-22T15:52:22Z">
         <w:r>
           <w:rPr>
             <w:b w:val="1"/>
@@ -21705,7 +22505,7 @@
           <w:delText xml:space="preserve"> Nobody’s. Since you ask fairly: around ten to nine I saw Mira and Jonah talking by the theatre. It looked like two people sorting out where to put something, not an argument. I could be wrong; I was fifty feet away. Nia says everyone in this is on the same side underneath. That’s more generous than I’d be, but she might be</w:delText>
         </w:r>
       </w:del>
-      <w:ins w:author="Tomer Perry" w:id="372" w:date="2026-10-22T15:52:22Z">
+      <w:ins w:author="Tomer Perry" w:id="374" w:date="2026-10-22T15:52:22Z">
         <w:r>
           <w:rPr>
             <w:b w:val="1"/>
@@ -21740,7 +22540,7 @@
         </w:rPr>
         <w:t xml:space="preserve">Q8 [</w:t>
       </w:r>
-      <w:del w:author="Tomer Perry" w:id="373" w:date="2026-10-22T15:52:22Z">
+      <w:del w:author="Tomer Perry" w:id="375" w:date="2026-10-22T15:52:22Z">
         <w:r>
           <w:rPr>
             <w:b w:val="1"/>
@@ -21750,8 +22550,8 @@
           <w:delText xml:space="preserve">R08, red herring; opinion unreceptive</w:delText>
         </w:r>
       </w:del>
-      <w:ins w:author="Tomer Perry" w:id="373" w:date="2026-10-22T15:52:22Z">
-        <w:del w:author="Tomer Perry" w:id="374" w:date="2026-10-22T15:52:22Z">
+      <w:ins w:author="Tomer Perry" w:id="375" w:date="2026-10-22T15:52:22Z">
+        <w:del w:author="Tomer Perry" w:id="376" w:date="2026-10-22T15:52:22Z">
           <w:r>
             <w:rPr>
               <w:b w:val="1"/>
@@ -21762,7 +22562,7 @@
           </w:r>
         </w:del>
       </w:ins>
-      <w:del w:author="Tomer Perry" w:id="374" w:date="2026-10-22T15:52:22Z">
+      <w:del w:author="Tomer Perry" w:id="376" w:date="2026-10-22T15:52:22Z">
         <w:r>
           <w:rPr>
             <w:b w:val="1"/>
@@ -21778,8 +22578,8 @@
           <w:delText xml:space="preserve"> No. I let somebody</w:delText>
         </w:r>
       </w:del>
-      <w:ins w:author="Tomer Perry" w:id="374" w:date="2026-10-22T15:52:22Z">
-        <w:del w:author="Tomer Perry" w:id="375" w:date="2026-10-22T15:52:22Z">
+      <w:ins w:author="Tomer Perry" w:id="376" w:date="2026-10-22T15:52:22Z">
+        <w:del w:author="Tomer Perry" w:id="377" w:date="2026-10-22T15:52:22Z">
           <w:r>
             <w:rPr>
               <w:rtl w:val="0"/>
@@ -21788,7 +22588,7 @@
           </w:r>
         </w:del>
       </w:ins>
-      <w:del w:author="Tomer Perry" w:id="375" w:date="2026-10-22T15:52:22Z">
+      <w:del w:author="Tomer Perry" w:id="377" w:date="2026-10-22T15:52:22Z">
         <w:r>
           <w:rPr>
             <w:rtl w:val="0"/>
@@ -21796,8 +22596,8 @@
           <w:delText xml:space="preserve"> I didn’t recognize use my</w:delText>
         </w:r>
       </w:del>
-      <w:ins w:author="Tomer Perry" w:id="375" w:date="2026-10-22T15:52:22Z">
-        <w:del w:author="Tomer Perry" w:id="375" w:date="2026-10-22T15:52:22Z">
+      <w:ins w:author="Tomer Perry" w:id="377" w:date="2026-10-22T15:52:22Z">
+        <w:del w:author="Tomer Perry" w:id="377" w:date="2026-10-22T15:52:22Z">
           <w:r>
             <w:rPr>
               <w:rtl w:val="0"/>
@@ -21806,7 +22606,7 @@
           </w:r>
         </w:del>
       </w:ins>
-      <w:del w:author="Tomer Perry" w:id="375" w:date="2026-10-22T15:52:22Z">
+      <w:del w:author="Tomer Perry" w:id="377" w:date="2026-10-22T15:52:22Z">
         <w:r>
           <w:rPr>
             <w:rtl w:val="0"/>
@@ -21814,8 +22614,8 @@
           <w:delText xml:space="preserve"> locker around half past eight</w:delText>
         </w:r>
       </w:del>
-      <w:ins w:author="Tomer Perry" w:id="376" w:date="2026-10-22T15:52:22Z">
-        <w:del w:author="Tomer Perry" w:id="375" w:date="2026-10-22T15:52:22Z">
+      <w:ins w:author="Tomer Perry" w:id="378" w:date="2026-10-22T15:52:22Z">
+        <w:del w:author="Tomer Perry" w:id="377" w:date="2026-10-22T15:52:22Z">
           <w:r>
             <w:rPr>
               <w:rtl w:val="0"/>
@@ -21824,7 +22624,7 @@
           </w:r>
         </w:del>
       </w:ins>
-      <w:del w:author="Tomer Perry" w:id="375" w:date="2026-10-22T15:52:22Z">
+      <w:del w:author="Tomer Perry" w:id="377" w:date="2026-10-22T15:52:22Z">
         <w:r>
           <w:rPr>
             <w:rtl w:val="0"/>
@@ -21832,7 +22632,7 @@
           <w:delText xml:space="preserve"> because it was </w:delText>
         </w:r>
       </w:del>
-      <w:del w:author="Tomer Perry" w:id="377" w:date="2026-10-22T15:52:22Z">
+      <w:del w:author="Tomer Perry" w:id="379" w:date="2026-10-22T15:52:22Z">
         <w:r>
           <w:rPr>
             <w:rtl w:val="0"/>
@@ -21840,8 +22640,8 @@
           <w:delText xml:space="preserve">raining</w:delText>
         </w:r>
       </w:del>
-      <w:ins w:author="Tomer Perry" w:id="377" w:date="2026-10-22T15:52:22Z">
-        <w:del w:author="Tomer Perry" w:id="377" w:date="2026-10-22T15:52:22Z">
+      <w:ins w:author="Tomer Perry" w:id="379" w:date="2026-10-22T15:52:22Z">
+        <w:del w:author="Tomer Perry" w:id="379" w:date="2026-10-22T15:52:22Z">
           <w:r>
             <w:rPr>
               <w:rtl w:val="0"/>
@@ -21850,7 +22650,7 @@
           </w:r>
         </w:del>
       </w:ins>
-      <w:del w:author="Tomer Perry" w:id="377" w:date="2026-10-22T15:52:22Z">
+      <w:del w:author="Tomer Perry" w:id="379" w:date="2026-10-22T15:52:22Z">
         <w:r>
           <w:rPr>
             <w:rtl w:val="0"/>
@@ -21858,7 +22658,7 @@
           <w:delText xml:space="preserve"> and I </w:delText>
         </w:r>
       </w:del>
-      <w:del w:author="Tomer Perry" w:id="378" w:date="2026-10-22T15:52:22Z">
+      <w:del w:author="Tomer Perry" w:id="380" w:date="2026-10-22T15:52:22Z">
         <w:r>
           <w:rPr>
             <w:rtl w:val="0"/>
@@ -21866,7 +22666,7 @@
           <w:delText xml:space="preserve">wanted to get back to work. That’s careless, not criminal. Sofia will make it a headline anyway. Sofia would make the rain a headline.</w:delText>
         </w:r>
       </w:del>
-      <w:ins w:author="Tomer Perry" w:id="378" w:date="2026-10-22T15:52:22Z">
+      <w:ins w:author="Tomer Perry" w:id="380" w:date="2026-10-22T15:52:22Z">
         <w:r>
           <w:rPr>
             <w:b w:val="1"/>
@@ -21912,7 +22712,7 @@
         </w:rPr>
         <w:t xml:space="preserve">Q1 [</w:t>
       </w:r>
-      <w:del w:author="Tomer Perry" w:id="379" w:date="2026-10-22T15:52:22Z">
+      <w:del w:author="Tomer Perry" w:id="381" w:date="2026-10-22T15:52:22Z">
         <w:r>
           <w:rPr>
             <w:b w:val="1"/>
@@ -21928,7 +22728,7 @@
           <w:delText xml:space="preserve"> I chaired the forum till 7:45, then the student-government office. On the way I saw Leo cross the Commons lobby, right by the archive corridor, at about 8:35. I don’t think that means anything by itself; he was heading toward the business building. He and I disagree about nearly everything in the plan, and I still think he wants the same thing we all do, which is a building students use.</w:delText>
         </w:r>
       </w:del>
-      <w:ins w:author="Tomer Perry" w:id="379" w:date="2026-10-22T15:52:22Z">
+      <w:ins w:author="Tomer Perry" w:id="381" w:date="2026-10-22T15:52:22Z">
         <w:r>
           <w:rPr>
             <w:b w:val="1"/>
@@ -21962,7 +22762,7 @@
         </w:rPr>
         <w:t xml:space="preserve">Q2 [</w:t>
       </w:r>
-      <w:del w:author="Tomer Perry" w:id="380" w:date="2026-10-22T15:52:22Z">
+      <w:del w:author="Tomer Perry" w:id="382" w:date="2026-10-22T15:52:22Z">
         <w:r>
           <w:rPr>
             <w:b w:val="1"/>
@@ -21978,7 +22778,7 @@
           <w:delText xml:space="preserve"> I think so, though Mira would explain it better. She’s argued for months that the mark is an original comma, which would give students their own required approval. I try to hold that lightly; a lot of us want it to be a comma, and wanting it isn’t evidence. Leo says the whole debate is delay. He has a point about the delay, even if I don’t agree about the debate</w:delText>
         </w:r>
       </w:del>
-      <w:ins w:author="Tomer Perry" w:id="380" w:date="2026-10-22T15:52:22Z">
+      <w:ins w:author="Tomer Perry" w:id="382" w:date="2026-10-22T15:52:22Z">
         <w:r>
           <w:rPr>
             <w:b w:val="1"/>
@@ -22013,7 +22813,7 @@
         </w:rPr>
         <w:t xml:space="preserve">Q3 [</w:t>
       </w:r>
-      <w:del w:author="Tomer Perry" w:id="381" w:date="2026-10-22T15:52:22Z">
+      <w:del w:author="Tomer Perry" w:id="383" w:date="2026-10-22T15:52:22Z">
         <w:r>
           <w:rPr>
             <w:b w:val="1"/>
@@ -22023,8 +22823,8 @@
           <w:delText xml:space="preserve">R22, red herring; opinion receptive</w:delText>
         </w:r>
       </w:del>
-      <w:ins w:author="Tomer Perry" w:id="381" w:date="2026-10-22T15:52:22Z">
-        <w:del w:author="Tomer Perry" w:id="381" w:date="2026-10-22T15:52:22Z">
+      <w:ins w:author="Tomer Perry" w:id="383" w:date="2026-10-22T15:52:22Z">
+        <w:del w:author="Tomer Perry" w:id="383" w:date="2026-10-22T15:52:22Z">
           <w:r>
             <w:rPr>
               <w:b w:val="1"/>
@@ -22035,7 +22835,7 @@
           </w:r>
         </w:del>
       </w:ins>
-      <w:del w:author="Tomer Perry" w:id="381" w:date="2026-10-22T15:52:22Z">
+      <w:del w:author="Tomer Perry" w:id="383" w:date="2026-10-22T15:52:22Z">
         <w:r>
           <w:rPr>
             <w:b w:val="1"/>
@@ -22051,7 +22851,7 @@
           <w:delText xml:space="preserve"> Sofia, and </w:delText>
         </w:r>
       </w:del>
-      <w:del w:author="Tomer Perry" w:id="382" w:date="2026-10-22T15:52:22Z">
+      <w:del w:author="Tomer Perry" w:id="384" w:date="2026-10-22T15:52:22Z">
         <w:r>
           <w:rPr>
             <w:rtl w:val="0"/>
@@ -22059,8 +22859,8 @@
           <w:delText xml:space="preserve">I should own something before it comes out another way</w:delText>
         </w:r>
       </w:del>
-      <w:ins w:author="Tomer Perry" w:id="382" w:date="2026-10-22T15:52:22Z">
-        <w:del w:author="Tomer Perry" w:id="383" w:date="2026-10-22T15:52:22Z">
+      <w:ins w:author="Tomer Perry" w:id="384" w:date="2026-10-22T15:52:22Z">
+        <w:del w:author="Tomer Perry" w:id="385" w:date="2026-10-22T15:52:22Z">
           <w:r>
             <w:rPr>
               <w:rtl w:val="0"/>
@@ -22069,7 +22869,7 @@
           </w:r>
         </w:del>
       </w:ins>
-      <w:del w:author="Tomer Perry" w:id="383" w:date="2026-10-22T15:52:22Z">
+      <w:del w:author="Tomer Perry" w:id="385" w:date="2026-10-22T15:52:22Z">
         <w:r>
           <w:rPr>
             <w:rtl w:val="0"/>
@@ -22077,8 +22877,8 @@
           <w:delText xml:space="preserve">: I gave her the draft resolution that ran this morning. That was my call, and probably a mistake. She showed me</w:delText>
         </w:r>
       </w:del>
-      <w:ins w:author="Tomer Perry" w:id="383" w:date="2026-10-22T15:52:22Z">
-        <w:del w:author="Tomer Perry" w:id="383" w:date="2026-10-22T15:52:22Z">
+      <w:ins w:author="Tomer Perry" w:id="385" w:date="2026-10-22T15:52:22Z">
+        <w:del w:author="Tomer Perry" w:id="385" w:date="2026-10-22T15:52:22Z">
           <w:r>
             <w:rPr>
               <w:rtl w:val="0"/>
@@ -22087,7 +22887,7 @@
           </w:r>
         </w:del>
       </w:ins>
-      <w:del w:author="Tomer Perry" w:id="383" w:date="2026-10-22T15:52:22Z">
+      <w:del w:author="Tomer Perry" w:id="385" w:date="2026-10-22T15:52:22Z">
         <w:r>
           <w:rPr>
             <w:rtl w:val="0"/>
@@ -22095,7 +22895,7 @@
           <w:delText xml:space="preserve"> the envelope she signed for last night</w:delText>
         </w:r>
       </w:del>
-      <w:del w:author="Tomer Perry" w:id="384" w:date="2026-10-22T15:52:22Z">
+      <w:del w:author="Tomer Perry" w:id="386" w:date="2026-10-22T15:52:22Z">
         <w:r>
           <w:rPr>
             <w:rtl w:val="0"/>
@@ -22103,7 +22903,7 @@
           <w:delText xml:space="preserve">; it</w:delText>
         </w:r>
       </w:del>
-      <w:del w:author="Tomer Perry" w:id="385" w:date="2026-10-22T15:52:22Z">
+      <w:del w:author="Tomer Perry" w:id="387" w:date="2026-10-22T15:52:22Z">
         <w:r>
           <w:rPr>
             <w:rtl w:val="0"/>
@@ -22111,8 +22911,8 @@
           <w:delText xml:space="preserve"> was the printer's proof of today's front page, and</w:delText>
         </w:r>
       </w:del>
-      <w:ins w:author="Tomer Perry" w:id="385" w:date="2026-10-22T15:52:22Z">
-        <w:del w:author="Tomer Perry" w:id="385" w:date="2026-10-22T15:52:22Z">
+      <w:ins w:author="Tomer Perry" w:id="387" w:date="2026-10-22T15:52:22Z">
+        <w:del w:author="Tomer Perry" w:id="387" w:date="2026-10-22T15:52:22Z">
           <w:r>
             <w:rPr>
               <w:rtl w:val="0"/>
@@ -22121,7 +22921,7 @@
           </w:r>
         </w:del>
       </w:ins>
-      <w:del w:author="Tomer Perry" w:id="385" w:date="2026-10-22T15:52:22Z">
+      <w:del w:author="Tomer Perry" w:id="387" w:date="2026-10-22T15:52:22Z">
         <w:r>
           <w:rPr>
             <w:rtl w:val="0"/>
@@ -22129,7 +22929,7 @@
           <w:delText xml:space="preserve"> it's pinned on the newsroom wall. Sofia thinks </w:delText>
         </w:r>
       </w:del>
-      <w:del w:author="Tomer Perry" w:id="386" w:date="2026-10-22T15:52:22Z">
+      <w:del w:author="Tomer Perry" w:id="388" w:date="2026-10-22T15:52:22Z">
         <w:r>
           <w:rPr>
             <w:rtl w:val="0"/>
@@ -22137,8 +22937,8 @@
           <w:delText xml:space="preserve">worries like mine are a story. She may be right that it's worth checking; I'd just want to check with people, not around them</w:delText>
         </w:r>
       </w:del>
-      <w:ins w:author="Tomer Perry" w:id="386" w:date="2026-10-22T15:52:22Z">
-        <w:del w:author="Tomer Perry" w:id="386" w:date="2026-10-22T15:52:22Z">
+      <w:ins w:author="Tomer Perry" w:id="388" w:date="2026-10-22T15:52:22Z">
+        <w:del w:author="Tomer Perry" w:id="388" w:date="2026-10-22T15:52:22Z">
           <w:r>
             <w:rPr>
               <w:rtl w:val="0"/>
@@ -22147,7 +22947,7 @@
           </w:r>
         </w:del>
       </w:ins>
-      <w:del w:author="Tomer Perry" w:id="386" w:date="2026-10-22T15:52:22Z">
+      <w:del w:author="Tomer Perry" w:id="388" w:date="2026-10-22T15:52:22Z">
         <w:r>
           <w:rPr>
             <w:rtl w:val="0"/>
@@ -22155,7 +22955,7 @@
           <w:delText xml:space="preserve">.</w:delText>
         </w:r>
       </w:del>
-      <w:ins w:author="Tomer Perry" w:id="387" w:date="2026-10-22T16:02:42Z">
+      <w:ins w:author="Tomer Perry" w:id="389" w:date="2026-10-22T16:02:42Z">
         <w:r>
           <w:rPr>
             <w:b w:val="1"/>
@@ -22189,7 +22989,7 @@
         </w:rPr>
         <w:t xml:space="preserve">Q4 [</w:t>
       </w:r>
-      <w:del w:author="Tomer Perry" w:id="388" w:date="2026-10-22T15:52:22Z">
+      <w:del w:author="Tomer Perry" w:id="390" w:date="2026-10-22T15:52:22Z">
         <w:r>
           <w:rPr>
             <w:b w:val="1"/>
@@ -22205,7 +23005,7 @@
           <w:delText xml:space="preserve"> Possibly. I saw Jonah hand Mira a poster tube near the theatre; I could read ‘Spring Gala’ on the label. I assumed it was for scenery paperwork, and it may have been. Jonah would say the theatre gets blamed for everything, and I can see why he feels that; it’s also probably why he’d be the person you’d ask for a safe place to keep something</w:delText>
         </w:r>
       </w:del>
-      <w:ins w:author="Tomer Perry" w:id="388" w:date="2026-10-22T15:52:22Z">
+      <w:ins w:author="Tomer Perry" w:id="390" w:date="2026-10-22T15:52:22Z">
         <w:r>
           <w:rPr>
             <w:b w:val="1"/>
@@ -22240,7 +23040,7 @@
         </w:rPr>
         <w:t xml:space="preserve">Q5 [</w:t>
       </w:r>
-      <w:del w:author="Tomer Perry" w:id="389" w:date="2026-10-22T15:52:22Z">
+      <w:del w:author="Tomer Perry" w:id="391" w:date="2026-10-22T15:52:22Z">
         <w:r>
           <w:rPr>
             <w:b w:val="1"/>
@@ -22256,7 +23056,7 @@
           <w:delText xml:space="preserve"> No, and I’m tired of hearing it. If you want a real lead, Elise Grant walked out of the Commons with a rigid document portfolio last night and nobody in communications will say what was in it. Sofia at least asks. Everyone else just repeats the word ‘political’ and goes home.</w:delText>
         </w:r>
       </w:del>
-      <w:ins w:author="Tomer Perry" w:id="389" w:date="2026-10-22T15:52:22Z">
+      <w:ins w:author="Tomer Perry" w:id="391" w:date="2026-10-22T15:52:22Z">
         <w:r>
           <w:rPr>
             <w:b w:val="1"/>
@@ -22290,7 +23090,7 @@
         </w:rPr>
         <w:t xml:space="preserve">Q6 [</w:t>
       </w:r>
-      <w:del w:author="Tomer Perry" w:id="390" w:date="2026-10-22T15:52:22Z">
+      <w:del w:author="Tomer Perry" w:id="392" w:date="2026-10-22T15:52:22Z">
         <w:r>
           <w:rPr>
             <w:b w:val="1"/>
@@ -22306,7 +23106,7 @@
           <w:delText xml:space="preserve"> It matters to me because I promised the forum a fair process. Mira told me she’d keep something safe ‘until someone can compare the two’. I’m fairly sure she meant to give it back. I know Sofia would say that’s naïve, and she’s often right about the administration; I’d like to be right about a person for once</w:delText>
         </w:r>
       </w:del>
-      <w:ins w:author="Tomer Perry" w:id="390" w:date="2026-10-22T15:52:22Z">
+      <w:ins w:author="Tomer Perry" w:id="392" w:date="2026-10-22T15:52:22Z">
         <w:r>
           <w:rPr>
             <w:b w:val="1"/>
@@ -22347,7 +23147,7 @@
         </w:rPr>
         <w:t xml:space="preserve"> Nia </w:t>
       </w:r>
-      <w:del w:author="Tomer Perry" w:id="391" w:date="2026-10-22T15:52:22Z">
+      <w:del w:author="Tomer Perry" w:id="393" w:date="2026-10-22T15:52:22Z">
         <w:r>
           <w:rPr>
             <w:rtl w:val="0"/>
@@ -22355,7 +23155,7 @@
           <w:delText xml:space="preserve">flushes. “I’m not answering a loyalty test. I told you what I think</w:delText>
         </w:r>
       </w:del>
-      <w:ins w:author="Tomer Perry" w:id="391" w:date="2026-10-22T15:52:22Z">
+      <w:ins w:author="Tomer Perry" w:id="393" w:date="2026-10-22T15:52:22Z">
         <w:r>
           <w:rPr>
             <w:rtl w:val="0"/>
@@ -22382,7 +23182,7 @@
         </w:rPr>
         <w:t xml:space="preserve">Q8 [</w:t>
       </w:r>
-      <w:del w:author="Tomer Perry" w:id="392" w:date="2026-10-22T15:52:22Z">
+      <w:del w:author="Tomer Perry" w:id="394" w:date="2026-10-22T15:52:22Z">
         <w:r>
           <w:rPr>
             <w:b w:val="1"/>
@@ -22398,7 +23198,7 @@
           <w:delText xml:space="preserve"> No. What I can tell you is that I saw Mira and Jonah talking near the theatre at about ten to nine, and it looked like a practical conversation about where to put something, not a confrontation. I might be misreading it from a distance. Leo would read it as proof. I’d rather ask them; both of them want the Charter kept safe, which is more than the two sides of this fight usually share</w:delText>
         </w:r>
       </w:del>
-      <w:ins w:author="Tomer Perry" w:id="392" w:date="2026-10-22T15:52:22Z">
+      <w:ins w:author="Tomer Perry" w:id="394" w:date="2026-10-22T15:52:22Z">
         <w:r>
           <w:rPr>
             <w:b w:val="1"/>
@@ -22451,7 +23251,7 @@
         </w:rPr>
         <w:t xml:space="preserve"> You name </w:t>
       </w:r>
-      <w:del w:author="Tomer Perry" w:id="393" w:date="2026-10-22T15:52:22Z">
+      <w:del w:author="Tomer Perry" w:id="395" w:date="2026-10-22T15:52:22Z">
         <w:r>
           <w:rPr>
             <w:rtl w:val="0"/>
@@ -22459,7 +23259,7 @@
           <w:delText xml:space="preserve">Mira Shah</w:delText>
         </w:r>
       </w:del>
-      <w:ins w:author="Tomer Perry" w:id="393" w:date="2026-10-22T15:52:22Z">
+      <w:ins w:author="Tomer Perry" w:id="395" w:date="2026-10-22T15:52:22Z">
         <w:r>
           <w:rPr>
             <w:rtl w:val="0"/>
@@ -22473,7 +23273,7 @@
         </w:rPr>
         <w:t xml:space="preserve"> and the </w:t>
       </w:r>
-      <w:del w:author="Tomer Perry" w:id="394" w:date="2026-10-22T15:52:22Z">
+      <w:del w:author="Tomer Perry" w:id="396" w:date="2026-10-22T15:52:22Z">
         <w:r>
           <w:rPr>
             <w:rtl w:val="0"/>
@@ -22481,7 +23281,7 @@
           <w:delText xml:space="preserve">theatre</w:delText>
         </w:r>
       </w:del>
-      <w:ins w:author="Tomer Perry" w:id="394" w:date="2026-10-22T15:52:22Z">
+      <w:ins w:author="Tomer Perry" w:id="396" w:date="2026-10-22T15:52:22Z">
         <w:r>
           <w:rPr>
             <w:rtl w:val="0"/>
@@ -22495,7 +23295,7 @@
         </w:rPr>
         <w:t xml:space="preserve"> scenery loft. The president sends the archivist emeritus, Ruth Halpern, to the loft with you. Inside </w:t>
       </w:r>
-      <w:del w:author="Tomer Perry" w:id="395" w:date="2026-10-22T15:52:22Z">
+      <w:del w:author="Tomer Perry" w:id="397" w:date="2026-10-22T15:52:22Z">
         <w:r>
           <w:rPr>
             <w:rtl w:val="0"/>
@@ -22503,7 +23303,7 @@
           <w:delText xml:space="preserve">the ‘Spring Gala 2023’ tube</w:delText>
         </w:r>
       </w:del>
-      <w:ins w:author="Tomer Perry" w:id="395" w:date="2026-10-22T15:52:22Z">
+      <w:ins w:author="Tomer Perry" w:id="397" w:date="2026-10-22T15:52:22Z">
         <w:r>
           <w:rPr>
             <w:rtl w:val="0"/>
@@ -22517,7 +23317,7 @@
         </w:rPr>
         <w:t xml:space="preserve"> is the Charter</w:t>
       </w:r>
-      <w:del w:author="Tomer Perry" w:id="396" w:date="2026-10-22T15:52:22Z">
+      <w:del w:author="Tomer Perry" w:id="398" w:date="2026-10-22T15:52:22Z">
         <w:r>
           <w:rPr>
             <w:rtl w:val="0"/>
@@ -22525,7 +23325,7 @@
           <w:delText xml:space="preserve"> in its protective sleeve. Mira</w:delText>
         </w:r>
       </w:del>
-      <w:ins w:author="Tomer Perry" w:id="396" w:date="2026-10-22T15:52:22Z">
+      <w:ins w:author="Tomer Perry" w:id="398" w:date="2026-10-22T15:52:22Z">
         <w:r>
           <w:rPr>
             <w:rtl w:val="0"/>
@@ -22539,7 +23339,7 @@
         </w:rPr>
         <w:t xml:space="preserve">, when found, admits </w:t>
       </w:r>
-      <w:del w:author="Tomer Perry" w:id="397" w:date="2026-10-22T15:52:22Z">
+      <w:del w:author="Tomer Perry" w:id="399" w:date="2026-10-22T15:52:22Z">
         <w:r>
           <w:rPr>
             <w:rtl w:val="0"/>
@@ -22547,7 +23347,7 @@
           <w:delText xml:space="preserve">she removed it and edited the log because she believed the examination copy</w:delText>
         </w:r>
       </w:del>
-      <w:ins w:author="Tomer Perry" w:id="397" w:date="2026-10-22T15:52:22Z">
+      <w:ins w:author="Tomer Perry" w:id="399" w:date="2026-10-22T15:52:22Z">
         <w:r>
           <w:rPr>
             <w:rtl w:val="0"/>
@@ -22561,7 +23361,7 @@
         </w:rPr>
         <w:t xml:space="preserve"> was not the original</w:t>
       </w:r>
-      <w:ins w:author="Tomer Perry" w:id="398" w:date="2026-10-22T15:52:22Z">
+      <w:ins w:author="Tomer Perry" w:id="400" w:date="2026-10-22T15:52:22Z">
         <w:r>
           <w:rPr>
             <w:rtl w:val="0"/>
@@ -22575,7 +23375,7 @@
         </w:rPr>
         <w:t xml:space="preserve">. Halpern lays the recovered Charter beside the examination copy. The copy is a near-perfect replica, commissioned at enormous expense by Adrian Vale, Celia Park and Martin Ellison so that the disputed mark would read as a blot and no student vote would ever be required. It was to be displayed in a glass case in the renovated </w:t>
       </w:r>
-      <w:ins w:author="Tomer Perry" w:id="399" w:date="2026-10-22T15:52:22Z">
+      <w:ins w:author="Tomer Perry" w:id="401" w:date="2026-10-22T15:52:22Z">
         <w:r>
           <w:rPr>
             <w:rtl w:val="0"/>
@@ -22589,7 +23389,7 @@
         </w:rPr>
         <w:t xml:space="preserve">center as though it were the original. The examination goes ahead at six with the real Charter on the table. The replica becomes a historical artifact after all, </w:t>
       </w:r>
-      <w:del w:author="Tomer Perry" w:id="400" w:date="2026-10-22T15:52:22Z">
+      <w:del w:author="Tomer Perry" w:id="402" w:date="2026-10-22T15:52:22Z">
         <w:r>
           <w:rPr>
             <w:rtl w:val="0"/>
@@ -22597,7 +23397,7 @@
           <w:delText xml:space="preserve">labelled</w:delText>
         </w:r>
       </w:del>
-      <w:ins w:author="Tomer Perry" w:id="400" w:date="2026-10-22T15:52:22Z">
+      <w:ins w:author="Tomer Perry" w:id="402" w:date="2026-10-22T15:52:22Z">
         <w:r>
           <w:rPr>
             <w:rtl w:val="0"/>
@@ -22788,7 +23588,7 @@
           <w:pgNumType w:start="1"/>
         </w:sectPr>
       </w:pPr>
-      <w:bookmarkStart w:colFirst="0" w:colLast="0" w:name="_bi4ezfntqiif" w:id="13"/>
+      <w:bookmarkStart w:colFirst="0" w:colLast="0" w:name="_xrxvpi47al0r" w:id="13"/>
       <w:bookmarkEnd w:id="13"/>
       <w:r>
         <w:rPr>
@@ -22820,7 +23620,7 @@
         <w:pStyle w:val="Heading1"/>
         <w:rPr/>
       </w:pPr>
-      <w:bookmarkStart w:colFirst="0" w:colLast="0" w:name="_x5wmhhi72iik" w:id="14"/>
+      <w:bookmarkStart w:colFirst="0" w:colLast="0" w:name="_ot1owlca3nsz" w:id="14"/>
       <w:bookmarkEnd w:id="14"/>
       <w:r>
         <w:rPr>
@@ -24074,9 +24874,30 @@
     <w:tblPr>
       <w:tblStyleRowBandSize w:val="1"/>
       <w:tblStyleColBandSize w:val="1"/>
+      <w:tblCellMar>
+        <w:top w:w="0.0" w:type="dxa"/>
+        <w:left w:w="108.0" w:type="dxa"/>
+        <w:bottom w:w="0.0" w:type="dxa"/>
+        <w:right w:w="108.0" w:type="dxa"/>
+      </w:tblCellMar>
+    </w:tblPr>
+    <w:tblStylePr w:type="firstRow">
+      <w:tcPr>
+        <w:tcBorders>
+          <w:bottom w:color="000000" w:space="0" w:sz="0" w:val="nil"/>
+        </w:tcBorders>
+        <w:vAlign w:val="bottom"/>
+      </w:tcPr>
+    </w:tblStylePr>
+  </w:style>
+  <w:style w:type="table" w:styleId="Table6">
+    <w:basedOn w:val="TableNormal"/>
+    <w:tblPr>
+      <w:tblStyleRowBandSize w:val="1"/>
+      <w:tblStyleColBandSize w:val="1"/>
     </w:tblPr>
   </w:style>
-  <w:style w:type="table" w:styleId="Table6">
+  <w:style w:type="table" w:styleId="Table7">
     <w:basedOn w:val="TableNormal"/>
     <w:tblPr>
       <w:tblStyleRowBandSize w:val="1"/>
@@ -24097,7 +24918,7 @@
       </w:tcPr>
     </w:tblStylePr>
   </w:style>
-  <w:style w:type="table" w:styleId="Table7">
+  <w:style w:type="table" w:styleId="Table8">
     <w:basedOn w:val="TableNormal"/>
     <w:tblPr>
       <w:tblStyleRowBandSize w:val="1"/>

--- a/scenarios/commons-comma/The Commons' Comma – Scenario Packet.docx
+++ b/scenarios/commons-comma/The Commons' Comma – Scenario Packet.docx
@@ -41,7 +41,7 @@
           <w:pgNumType w:start="1"/>
         </w:sectPr>
       </w:pPr>
-      <w:bookmarkStart w:colFirst="0" w:colLast="0" w:name="_9m2em46frc1u" w:id="0"/>
+      <w:bookmarkStart w:colFirst="0" w:colLast="0" w:name="_hueux7r8qo2v" w:id="0"/>
       <w:bookmarkEnd w:id="0"/>
       <w:r>
         <w:rPr>
@@ -766,7 +766,7 @@
         <w:rPr>
           <w:rtl w:val="0"/>
         </w:rPr>
-        <w:t xml:space="preserve">If the ink spot is an original comma, students are their own required approver and nobody can sign off on their behalf. If, however, it is ink damage or a later blemish, 'the faculty house masters and students' reads as one bound group, and consulting the house masters can be treated as consulting the students.</w:t>
+        <w:t xml:space="preserve">If the ink spot is an original comma, the Charter indeed requires the approval of students and they would be able to force a vote. If, however, it is ink damage or a later blemish, ‘the faculty house masters and students’ reads as one bound group, and consulting the house masters can be treated as consulting the students.</w:t>
       </w:r>
     </w:p>
     <w:p>
@@ -777,6 +777,12 @@
           <w:iCs w:val="1"/>
         </w:rPr>
       </w:pPr>
+      <w:r>
+        <w:rPr>
+          <w:rtl w:val="0"/>
+        </w:rPr>
+        <w:t xml:space="preserve">Against this background, the university has agreed to do a public examination of the original charter. A committee of five experts appointed by the university and approved by the Coalition, has agreed to publicly examine the document and produce a report that reflects their considered opinion: is there a comma on the Charter or is this just a blot of ink? </w:t>
+      </w:r>
       <w:r>
         <w:rPr>
           <w:rtl w:val="0"/>
@@ -16077,7 +16083,7 @@
         <w:t xml:space="preserve"> Leo checks his watch. “I don’t have time to be cross-examined by the president’s intern.” He walks off.</w:t>
       </w:r>
     </w:p>
-    <w:bookmarkStart w:colFirst="0" w:colLast="0" w:name="er6n6rso27n3" w:id="11"/>
+    <w:bookmarkStart w:colFirst="0" w:colLast="0" w:name="f6s704t7qgga" w:id="11"/>
     <w:bookmarkEnd w:id="11"/>
     <w:p>
       <w:pPr>
@@ -16274,7 +16280,29 @@
         <w:rPr>
           <w:rtl w:val="0"/>
         </w:rPr>
-        <w:t xml:space="preserve"> Jonah picks up a coil of cable. “Ask the committee. They’ve already decided what matters.” He goes back to the loading dock.</w:t>
+        <w:t xml:space="preserve"> Jonah picks up a coil of cable. “Ask the committee. They’ve already decided what matters.” He goes back to the </w:t>
+      </w:r>
+      <w:ins w:author="Tomer Perry" w:id="193" w:date="2026-10-23T06:29:33Z">
+        <w:r>
+          <w:rPr>
+            <w:rtl w:val="0"/>
+          </w:rPr>
+          <w:t xml:space="preserve">loft</w:t>
+        </w:r>
+      </w:ins>
+      <w:del w:author="Tomer Perry" w:id="193" w:date="2026-10-23T06:29:33Z">
+        <w:r>
+          <w:rPr>
+            <w:rtl w:val="0"/>
+          </w:rPr>
+          <w:delText xml:space="preserve">loading dock</w:delText>
+        </w:r>
+      </w:del>
+      <w:r>
+        <w:rPr>
+          <w:rtl w:val="0"/>
+        </w:rPr>
+        <w:t xml:space="preserve">.</w:t>
       </w:r>
     </w:p>
     <w:p>
@@ -16395,7 +16423,7 @@
         </w:rPr>
         <w:t xml:space="preserve"> “You’ve been closer to this story than anyone</w:t>
       </w:r>
-      <w:ins w:author="Tomer Perry" w:id="193" w:date="2026-10-22T16:05:00Z">
+      <w:ins w:author="Tomer Perry" w:id="194" w:date="2026-10-22T16:05:00Z">
         <w:r>
           <w:rPr>
             <w:rtl w:val="0"/>
@@ -16447,7 +16475,7 @@
         </w:rPr>
         <w:t xml:space="preserve"> The good option acknowledges her work</w:t>
       </w:r>
-      <w:ins w:author="Tomer Perry" w:id="194" w:date="2026-10-22T16:05:00Z">
+      <w:ins w:author="Tomer Perry" w:id="195" w:date="2026-10-22T16:05:00Z">
         <w:r>
           <w:rPr>
             <w:rtl w:val="0"/>
@@ -16549,7 +16577,7 @@
         </w:rPr>
         <w:t xml:space="preserve"> The good option acknowledges his view without </w:t>
       </w:r>
-      <w:del w:author="Tomer Perry" w:id="195" w:date="2026-10-22T16:05:00Z">
+      <w:del w:author="Tomer Perry" w:id="196" w:date="2026-10-22T16:05:00Z">
         <w:r>
           <w:rPr>
             <w:rtl w:val="0"/>
@@ -16557,7 +16585,7 @@
           <w:delText xml:space="preserve">judgement</w:delText>
         </w:r>
       </w:del>
-      <w:ins w:author="Tomer Perry" w:id="195" w:date="2026-10-22T16:05:00Z">
+      <w:ins w:author="Tomer Perry" w:id="196" w:date="2026-10-22T16:05:00Z">
         <w:r>
           <w:rPr>
             <w:rtl w:val="0"/>
@@ -16621,7 +16649,7 @@
         </w:rPr>
         <w:t xml:space="preserve"> “It sounds like </w:t>
       </w:r>
-      <w:del w:author="Tomer Perry" w:id="196" w:date="2026-10-22T16:05:00Z">
+      <w:del w:author="Tomer Perry" w:id="197" w:date="2026-10-22T16:05:00Z">
         <w:r>
           <w:rPr>
             <w:rtl w:val="0"/>
@@ -16629,7 +16657,7 @@
           <w:delText xml:space="preserve">you think both sides want a Commons that works for students and disagree about who decides. I might be oversimplifying, so tell me where the compromise you’d propose would still leave people unhappy.</w:delText>
         </w:r>
       </w:del>
-      <w:ins w:author="Tomer Perry" w:id="196" w:date="2026-10-22T16:05:00Z">
+      <w:ins w:author="Tomer Perry" w:id="197" w:date="2026-10-22T16:05:00Z">
         <w:r>
           <w:rPr>
             <w:rtl w:val="0"/>
@@ -16662,7 +16690,7 @@
         </w:rPr>
         <w:t xml:space="preserve"> “</w:t>
       </w:r>
-      <w:del w:author="Tomer Perry" w:id="197" w:date="2026-10-22T16:05:00Z">
+      <w:del w:author="Tomer Perry" w:id="198" w:date="2026-10-22T16:05:00Z">
         <w:r>
           <w:rPr>
             <w:rtl w:val="0"/>
@@ -16670,7 +16698,7 @@
           <w:delText xml:space="preserve">Compromise sounds nice, but somebody has to win. Which side would you pick if you had to</w:delText>
         </w:r>
       </w:del>
-      <w:ins w:author="Tomer Perry" w:id="197" w:date="2026-10-22T16:05:00Z">
+      <w:ins w:author="Tomer Perry" w:id="198" w:date="2026-10-22T16:05:00Z">
         <w:r>
           <w:rPr>
             <w:rtl w:val="0"/>
@@ -16703,7 +16731,7 @@
         </w:rPr>
         <w:t xml:space="preserve"> The good option restates her view accurately (A), </w:t>
       </w:r>
-      <w:del w:author="Tomer Perry" w:id="198" w:date="2026-10-22T16:05:00Z">
+      <w:del w:author="Tomer Perry" w:id="199" w:date="2026-10-22T16:05:00Z">
         <w:r>
           <w:rPr>
             <w:rtl w:val="0"/>
@@ -16711,7 +16739,7 @@
           <w:delText xml:space="preserve">emphasizes</w:delText>
         </w:r>
       </w:del>
-      <w:ins w:author="Tomer Perry" w:id="198" w:date="2026-10-22T16:05:00Z">
+      <w:ins w:author="Tomer Perry" w:id="199" w:date="2026-10-22T16:05:00Z">
         <w:r>
           <w:rPr>
             <w:rtl w:val="0"/>
@@ -16725,7 +16753,7 @@
         </w:rPr>
         <w:t xml:space="preserve"> the agreement </w:t>
       </w:r>
-      <w:del w:author="Tomer Perry" w:id="199" w:date="2026-10-22T16:05:00Z">
+      <w:del w:author="Tomer Perry" w:id="200" w:date="2026-10-22T16:05:00Z">
         <w:r>
           <w:rPr>
             <w:rtl w:val="0"/>
@@ -16733,7 +16761,7 @@
           <w:delText xml:space="preserve">she sees</w:delText>
         </w:r>
       </w:del>
-      <w:ins w:author="Tomer Perry" w:id="199" w:date="2026-10-22T16:05:00Z">
+      <w:ins w:author="Tomer Perry" w:id="200" w:date="2026-10-22T16:05:00Z">
         <w:r>
           <w:rPr>
             <w:rtl w:val="0"/>
@@ -16747,7 +16775,7 @@
         </w:rPr>
         <w:t xml:space="preserve"> (E), hedges the player’s summary (H) and </w:t>
       </w:r>
-      <w:del w:author="Tomer Perry" w:id="200" w:date="2026-10-22T16:05:00Z">
+      <w:del w:author="Tomer Perry" w:id="201" w:date="2026-10-22T16:05:00Z">
         <w:r>
           <w:rPr>
             <w:rtl w:val="0"/>
@@ -16755,7 +16783,7 @@
           <w:delText xml:space="preserve">keeps the framing constructive</w:delText>
         </w:r>
       </w:del>
-      <w:ins w:author="Tomer Perry" w:id="200" w:date="2026-10-22T16:05:00Z">
+      <w:ins w:author="Tomer Perry" w:id="201" w:date="2026-10-22T16:05:00Z">
         <w:r>
           <w:rPr>
             <w:rtl w:val="0"/>
@@ -16769,7 +16797,7 @@
         </w:rPr>
         <w:t xml:space="preserve"> (R). The bad option </w:t>
       </w:r>
-      <w:del w:author="Tomer Perry" w:id="201" w:date="2026-10-22T16:05:00Z">
+      <w:del w:author="Tomer Perry" w:id="202" w:date="2026-10-22T16:05:00Z">
         <w:r>
           <w:rPr>
             <w:rtl w:val="0"/>
@@ -16783,7 +16811,7 @@
         </w:rPr>
         <w:t xml:space="preserve">treats her position as </w:t>
       </w:r>
-      <w:del w:author="Tomer Perry" w:id="202" w:date="2026-10-22T16:05:00Z">
+      <w:del w:author="Tomer Perry" w:id="203" w:date="2026-10-22T16:05:00Z">
         <w:r>
           <w:rPr>
             <w:rtl w:val="0"/>
@@ -16791,7 +16819,7 @@
           <w:delText xml:space="preserve">evasion</w:delText>
         </w:r>
       </w:del>
-      <w:ins w:author="Tomer Perry" w:id="202" w:date="2026-10-22T16:05:00Z">
+      <w:ins w:author="Tomer Perry" w:id="203" w:date="2026-10-22T16:05:00Z">
         <w:r>
           <w:rPr>
             <w:rtl w:val="0"/>
@@ -16824,7 +16852,7 @@
         </w:rPr>
         <w:t xml:space="preserve"> Nia stands. “</w:t>
       </w:r>
-      <w:ins w:author="Tomer Perry" w:id="203" w:date="2026-10-22T16:05:00Z">
+      <w:ins w:author="Tomer Perry" w:id="204" w:date="2026-10-22T16:05:00Z">
         <w:r>
           <w:rPr>
             <w:rtl w:val="0"/>
@@ -16838,7 +16866,7 @@
         </w:rPr>
         <w:t xml:space="preserve">I’m not going to </w:t>
       </w:r>
-      <w:del w:author="Tomer Perry" w:id="204" w:date="2026-10-22T16:05:00Z">
+      <w:del w:author="Tomer Perry" w:id="205" w:date="2026-10-22T16:05:00Z">
         <w:r>
           <w:rPr>
             <w:rtl w:val="0"/>
@@ -16846,7 +16874,7 @@
           <w:delText xml:space="preserve">be sorted into a team for you</w:delText>
         </w:r>
       </w:del>
-      <w:ins w:author="Tomer Perry" w:id="204" w:date="2026-10-22T16:05:00Z">
+      <w:ins w:author="Tomer Perry" w:id="205" w:date="2026-10-22T16:05:00Z">
         <w:r>
           <w:rPr>
             <w:rtl w:val="0"/>
@@ -17099,7 +17127,7 @@
             <w:pPr>
               <w:rPr/>
             </w:pPr>
-            <w:del w:author="Tomer Perry" w:id="205" w:date="2026-10-22T16:05:00Z">
+            <w:del w:author="Tomer Perry" w:id="206" w:date="2026-10-22T16:05:00Z">
               <w:r>
                 <w:rPr>
                   <w:rtl w:val="0"/>
@@ -17107,7 +17135,7 @@
                 <w:delText xml:space="preserve">C02</w:delText>
               </w:r>
             </w:del>
-            <w:ins w:author="Tomer Perry" w:id="205" w:date="2026-10-22T16:05:00Z">
+            <w:ins w:author="Tomer Perry" w:id="206" w:date="2026-10-22T16:05:00Z">
               <w:r>
                 <w:rPr>
                   <w:rtl w:val="0"/>
@@ -17150,7 +17178,7 @@
             <w:pPr>
               <w:rPr/>
             </w:pPr>
-            <w:del w:author="Tomer Perry" w:id="206" w:date="2026-10-22T16:05:00Z">
+            <w:del w:author="Tomer Perry" w:id="207" w:date="2026-10-22T16:05:00Z">
               <w:r>
                 <w:rPr>
                   <w:rtl w:val="0"/>
@@ -17158,7 +17186,7 @@
                 <w:delText xml:space="preserve">C03</w:delText>
               </w:r>
             </w:del>
-            <w:ins w:author="Tomer Perry" w:id="206" w:date="2026-10-22T16:05:00Z">
+            <w:ins w:author="Tomer Perry" w:id="207" w:date="2026-10-22T16:05:00Z">
               <w:r>
                 <w:rPr>
                   <w:rtl w:val="0"/>
@@ -17180,7 +17208,7 @@
             <w:pPr>
               <w:rPr/>
             </w:pPr>
-            <w:del w:author="Tomer Perry" w:id="207" w:date="2026-10-22T16:05:00Z">
+            <w:del w:author="Tomer Perry" w:id="208" w:date="2026-10-22T16:05:00Z">
               <w:r>
                 <w:rPr>
                   <w:rtl w:val="0"/>
@@ -17188,7 +17216,7 @@
                 <w:delText xml:space="preserve">R23</w:delText>
               </w:r>
             </w:del>
-            <w:ins w:author="Tomer Perry" w:id="207" w:date="2026-10-22T16:05:00Z">
+            <w:ins w:author="Tomer Perry" w:id="208" w:date="2026-10-22T16:05:00Z">
               <w:r>
                 <w:rPr>
                   <w:rtl w:val="0"/>
@@ -17210,7 +17238,7 @@
             <w:pPr>
               <w:rPr/>
             </w:pPr>
-            <w:del w:author="Tomer Perry" w:id="208" w:date="2026-10-22T16:05:00Z">
+            <w:del w:author="Tomer Perry" w:id="209" w:date="2026-10-22T16:05:00Z">
               <w:r>
                 <w:rPr>
                   <w:rtl w:val="0"/>
@@ -17218,7 +17246,7 @@
                 <w:delText xml:space="preserve">R12</w:delText>
               </w:r>
             </w:del>
-            <w:ins w:author="Tomer Perry" w:id="208" w:date="2026-10-22T16:05:00Z">
+            <w:ins w:author="Tomer Perry" w:id="209" w:date="2026-10-22T16:05:00Z">
               <w:r>
                 <w:rPr>
                   <w:rtl w:val="0"/>
@@ -17240,7 +17268,7 @@
             <w:pPr>
               <w:rPr/>
             </w:pPr>
-            <w:del w:author="Tomer Perry" w:id="209" w:date="2026-10-22T16:05:00Z">
+            <w:del w:author="Tomer Perry" w:id="210" w:date="2026-10-22T16:05:00Z">
               <w:r>
                 <w:rPr>
                   <w:rtl w:val="0"/>
@@ -17248,7 +17276,7 @@
                 <w:delText xml:space="preserve">R21</w:delText>
               </w:r>
             </w:del>
-            <w:ins w:author="Tomer Perry" w:id="209" w:date="2026-10-22T16:05:00Z">
+            <w:ins w:author="Tomer Perry" w:id="210" w:date="2026-10-22T16:05:00Z">
               <w:r>
                 <w:rPr>
                   <w:rtl w:val="0"/>
@@ -17270,7 +17298,7 @@
             <w:pPr>
               <w:rPr/>
             </w:pPr>
-            <w:del w:author="Tomer Perry" w:id="210" w:date="2026-10-22T16:05:00Z">
+            <w:del w:author="Tomer Perry" w:id="211" w:date="2026-10-22T16:05:00Z">
               <w:r>
                 <w:rPr>
                   <w:rtl w:val="0"/>
@@ -17278,7 +17306,7 @@
                 <w:delText xml:space="preserve">C10 U</w:delText>
               </w:r>
             </w:del>
-            <w:ins w:author="Tomer Perry" w:id="210" w:date="2026-10-22T16:05:00Z">
+            <w:ins w:author="Tomer Perry" w:id="211" w:date="2026-10-22T16:05:00Z">
               <w:r>
                 <w:rPr>
                   <w:rtl w:val="0"/>
@@ -17299,7 +17327,7 @@
             <w:pPr>
               <w:rPr/>
             </w:pPr>
-            <w:del w:author="Tomer Perry" w:id="211" w:date="2026-10-22T16:05:00Z">
+            <w:del w:author="Tomer Perry" w:id="212" w:date="2026-10-22T16:05:00Z">
               <w:r>
                 <w:rPr>
                   <w:rtl w:val="0"/>
@@ -17307,7 +17335,7 @@
                 <w:delText xml:space="preserve">R02 R</w:delText>
               </w:r>
             </w:del>
-            <w:ins w:author="Tomer Perry" w:id="211" w:date="2026-10-22T16:05:00Z">
+            <w:ins w:author="Tomer Perry" w:id="212" w:date="2026-10-22T16:05:00Z">
               <w:r>
                 <w:rPr>
                   <w:rtl w:val="0"/>
@@ -17348,7 +17376,7 @@
             <w:pPr>
               <w:rPr/>
             </w:pPr>
-            <w:del w:author="Tomer Perry" w:id="212" w:date="2026-10-22T16:05:00Z">
+            <w:del w:author="Tomer Perry" w:id="213" w:date="2026-10-22T16:05:00Z">
               <w:r>
                 <w:rPr>
                   <w:rtl w:val="0"/>
@@ -17356,7 +17384,7 @@
                 <w:delText xml:space="preserve">C05</w:delText>
               </w:r>
             </w:del>
-            <w:ins w:author="Tomer Perry" w:id="212" w:date="2026-10-22T16:05:00Z">
+            <w:ins w:author="Tomer Perry" w:id="213" w:date="2026-10-22T16:05:00Z">
               <w:r>
                 <w:rPr>
                   <w:rtl w:val="0"/>
@@ -17378,7 +17406,7 @@
             <w:pPr>
               <w:rPr/>
             </w:pPr>
-            <w:del w:author="Tomer Perry" w:id="213" w:date="2026-10-22T16:05:00Z">
+            <w:del w:author="Tomer Perry" w:id="214" w:date="2026-10-22T16:05:00Z">
               <w:r>
                 <w:rPr>
                   <w:rtl w:val="0"/>
@@ -17386,7 +17414,7 @@
                 <w:delText xml:space="preserve">R05</w:delText>
               </w:r>
             </w:del>
-            <w:ins w:author="Tomer Perry" w:id="213" w:date="2026-10-22T16:05:00Z">
+            <w:ins w:author="Tomer Perry" w:id="214" w:date="2026-10-22T16:05:00Z">
               <w:r>
                 <w:rPr>
                   <w:rtl w:val="0"/>
@@ -17429,7 +17457,7 @@
             <w:pPr>
               <w:rPr/>
             </w:pPr>
-            <w:del w:author="Tomer Perry" w:id="214" w:date="2026-10-22T16:05:00Z">
+            <w:del w:author="Tomer Perry" w:id="215" w:date="2026-10-22T16:05:00Z">
               <w:r>
                 <w:rPr>
                   <w:rtl w:val="0"/>
@@ -17437,7 +17465,7 @@
                 <w:delText xml:space="preserve">C14</w:delText>
               </w:r>
             </w:del>
-            <w:ins w:author="Tomer Perry" w:id="214" w:date="2026-10-22T16:05:00Z">
+            <w:ins w:author="Tomer Perry" w:id="215" w:date="2026-10-22T16:05:00Z">
               <w:r>
                 <w:rPr>
                   <w:rtl w:val="0"/>
@@ -17459,7 +17487,7 @@
             <w:pPr>
               <w:rPr/>
             </w:pPr>
-            <w:del w:author="Tomer Perry" w:id="215" w:date="2026-10-22T16:05:00Z">
+            <w:del w:author="Tomer Perry" w:id="216" w:date="2026-10-22T16:05:00Z">
               <w:r>
                 <w:rPr>
                   <w:rtl w:val="0"/>
@@ -17467,7 +17495,7 @@
                 <w:delText xml:space="preserve">R24</w:delText>
               </w:r>
             </w:del>
-            <w:ins w:author="Tomer Perry" w:id="215" w:date="2026-10-22T16:05:00Z">
+            <w:ins w:author="Tomer Perry" w:id="216" w:date="2026-10-22T16:05:00Z">
               <w:r>
                 <w:rPr>
                   <w:rtl w:val="0"/>
@@ -17489,7 +17517,7 @@
             <w:pPr>
               <w:rPr/>
             </w:pPr>
-            <w:del w:author="Tomer Perry" w:id="216" w:date="2026-10-22T16:05:00Z">
+            <w:del w:author="Tomer Perry" w:id="217" w:date="2026-10-22T16:05:00Z">
               <w:r>
                 <w:rPr>
                   <w:rtl w:val="0"/>
@@ -17497,7 +17525,7 @@
                 <w:delText xml:space="preserve">C06</w:delText>
               </w:r>
             </w:del>
-            <w:ins w:author="Tomer Perry" w:id="216" w:date="2026-10-22T16:05:00Z">
+            <w:ins w:author="Tomer Perry" w:id="217" w:date="2026-10-22T16:05:00Z">
               <w:r>
                 <w:rPr>
                   <w:rtl w:val="0"/>
@@ -17519,7 +17547,7 @@
             <w:pPr>
               <w:rPr/>
             </w:pPr>
-            <w:del w:author="Tomer Perry" w:id="217" w:date="2026-10-22T16:05:00Z">
+            <w:del w:author="Tomer Perry" w:id="218" w:date="2026-10-22T16:05:00Z">
               <w:r>
                 <w:rPr>
                   <w:rtl w:val="0"/>
@@ -17527,7 +17555,7 @@
                 <w:delText xml:space="preserve">R16 U</w:delText>
               </w:r>
             </w:del>
-            <w:ins w:author="Tomer Perry" w:id="217" w:date="2026-10-22T16:05:00Z">
+            <w:ins w:author="Tomer Perry" w:id="218" w:date="2026-10-22T16:05:00Z">
               <w:r>
                 <w:rPr>
                   <w:rtl w:val="0"/>
@@ -17548,7 +17576,7 @@
             <w:pPr>
               <w:rPr/>
             </w:pPr>
-            <w:del w:author="Tomer Perry" w:id="218" w:date="2026-10-22T16:05:00Z">
+            <w:del w:author="Tomer Perry" w:id="219" w:date="2026-10-22T16:05:00Z">
               <w:r>
                 <w:rPr>
                   <w:rtl w:val="0"/>
@@ -17556,7 +17584,7 @@
                 <w:delText xml:space="preserve">C05 R</w:delText>
               </w:r>
             </w:del>
-            <w:ins w:author="Tomer Perry" w:id="218" w:date="2026-10-22T16:05:00Z">
+            <w:ins w:author="Tomer Perry" w:id="219" w:date="2026-10-22T16:05:00Z">
               <w:r>
                 <w:rPr>
                   <w:rtl w:val="0"/>
@@ -17597,7 +17625,7 @@
             <w:pPr>
               <w:rPr/>
             </w:pPr>
-            <w:del w:author="Tomer Perry" w:id="219" w:date="2026-10-22T16:05:00Z">
+            <w:del w:author="Tomer Perry" w:id="220" w:date="2026-10-22T16:05:00Z">
               <w:r>
                 <w:rPr>
                   <w:rtl w:val="0"/>
@@ -17605,7 +17633,7 @@
                 <w:delText xml:space="preserve">R13</w:delText>
               </w:r>
             </w:del>
-            <w:ins w:author="Tomer Perry" w:id="219" w:date="2026-10-22T16:05:00Z">
+            <w:ins w:author="Tomer Perry" w:id="220" w:date="2026-10-22T16:05:00Z">
               <w:r>
                 <w:rPr>
                   <w:rtl w:val="0"/>
@@ -17633,7 +17661,7 @@
               </w:rPr>
               <w:t xml:space="preserve">C04 </w:t>
             </w:r>
-            <w:del w:author="Tomer Perry" w:id="220" w:date="2026-10-22T16:05:00Z">
+            <w:del w:author="Tomer Perry" w:id="221" w:date="2026-10-22T16:05:00Z">
               <w:r>
                 <w:rPr>
                   <w:rtl w:val="0"/>
@@ -17641,7 +17669,7 @@
                 <w:delText xml:space="preserve">U</w:delText>
               </w:r>
             </w:del>
-            <w:ins w:author="Tomer Perry" w:id="220" w:date="2026-10-22T16:05:00Z">
+            <w:ins w:author="Tomer Perry" w:id="221" w:date="2026-10-22T16:05:00Z">
               <w:r>
                 <w:rPr>
                   <w:rtl w:val="0"/>
@@ -17662,7 +17690,7 @@
             <w:pPr>
               <w:rPr/>
             </w:pPr>
-            <w:del w:author="Tomer Perry" w:id="221" w:date="2026-10-22T16:05:00Z">
+            <w:del w:author="Tomer Perry" w:id="222" w:date="2026-10-22T16:05:00Z">
               <w:r>
                 <w:rPr>
                   <w:rtl w:val="0"/>
@@ -17670,7 +17698,7 @@
                 <w:delText xml:space="preserve">C07</w:delText>
               </w:r>
             </w:del>
-            <w:ins w:author="Tomer Perry" w:id="221" w:date="2026-10-22T16:05:00Z">
+            <w:ins w:author="Tomer Perry" w:id="222" w:date="2026-10-22T16:05:00Z">
               <w:r>
                 <w:rPr>
                   <w:rtl w:val="0"/>
@@ -17692,7 +17720,7 @@
             <w:pPr>
               <w:rPr/>
             </w:pPr>
-            <w:del w:author="Tomer Perry" w:id="222" w:date="2026-10-22T16:05:00Z">
+            <w:del w:author="Tomer Perry" w:id="223" w:date="2026-10-22T16:05:00Z">
               <w:r>
                 <w:rPr>
                   <w:rtl w:val="0"/>
@@ -17700,7 +17728,7 @@
                 <w:delText xml:space="preserve">C09</w:delText>
               </w:r>
             </w:del>
-            <w:ins w:author="Tomer Perry" w:id="222" w:date="2026-10-22T16:05:00Z">
+            <w:ins w:author="Tomer Perry" w:id="223" w:date="2026-10-22T16:05:00Z">
               <w:r>
                 <w:rPr>
                   <w:rtl w:val="0"/>
@@ -17722,7 +17750,7 @@
             <w:pPr>
               <w:rPr/>
             </w:pPr>
-            <w:del w:author="Tomer Perry" w:id="223" w:date="2026-10-22T16:05:00Z">
+            <w:del w:author="Tomer Perry" w:id="224" w:date="2026-10-22T16:05:00Z">
               <w:r>
                 <w:rPr>
                   <w:rtl w:val="0"/>
@@ -17730,7 +17758,7 @@
                 <w:delText xml:space="preserve">C08</w:delText>
               </w:r>
             </w:del>
-            <w:ins w:author="Tomer Perry" w:id="223" w:date="2026-10-22T16:05:00Z">
+            <w:ins w:author="Tomer Perry" w:id="224" w:date="2026-10-22T16:05:00Z">
               <w:r>
                 <w:rPr>
                   <w:rtl w:val="0"/>
@@ -17773,7 +17801,7 @@
             <w:pPr>
               <w:rPr/>
             </w:pPr>
-            <w:del w:author="Tomer Perry" w:id="224" w:date="2026-10-22T16:05:00Z">
+            <w:del w:author="Tomer Perry" w:id="225" w:date="2026-10-22T16:05:00Z">
               <w:r>
                 <w:rPr>
                   <w:rtl w:val="0"/>
@@ -17781,7 +17809,7 @@
                 <w:delText xml:space="preserve">C16</w:delText>
               </w:r>
             </w:del>
-            <w:ins w:author="Tomer Perry" w:id="224" w:date="2026-10-22T16:05:00Z">
+            <w:ins w:author="Tomer Perry" w:id="225" w:date="2026-10-22T16:05:00Z">
               <w:r>
                 <w:rPr>
                   <w:rtl w:val="0"/>
@@ -17803,7 +17831,7 @@
             <w:pPr>
               <w:rPr/>
             </w:pPr>
-            <w:del w:author="Tomer Perry" w:id="225" w:date="2026-10-22T16:05:00Z">
+            <w:del w:author="Tomer Perry" w:id="226" w:date="2026-10-22T16:05:00Z">
               <w:r>
                 <w:rPr>
                   <w:rtl w:val="0"/>
@@ -17811,7 +17839,7 @@
                 <w:delText xml:space="preserve">R22 R</w:delText>
               </w:r>
             </w:del>
-            <w:ins w:author="Tomer Perry" w:id="225" w:date="2026-10-22T16:05:00Z">
+            <w:ins w:author="Tomer Perry" w:id="226" w:date="2026-10-22T16:05:00Z">
               <w:r>
                 <w:rPr>
                   <w:rtl w:val="0"/>
@@ -17866,7 +17894,7 @@
             <w:pPr>
               <w:rPr/>
             </w:pPr>
-            <w:del w:author="Tomer Perry" w:id="226" w:date="2026-10-22T16:05:00Z">
+            <w:del w:author="Tomer Perry" w:id="227" w:date="2026-10-22T16:05:00Z">
               <w:r>
                 <w:rPr>
                   <w:rtl w:val="0"/>
@@ -17874,7 +17902,7 @@
                 <w:delText xml:space="preserve">C10</w:delText>
               </w:r>
             </w:del>
-            <w:ins w:author="Tomer Perry" w:id="226" w:date="2026-10-22T16:05:00Z">
+            <w:ins w:author="Tomer Perry" w:id="227" w:date="2026-10-22T16:05:00Z">
               <w:r>
                 <w:rPr>
                   <w:rtl w:val="0"/>
@@ -17931,7 +17959,7 @@
             <w:pPr>
               <w:rPr/>
             </w:pPr>
-            <w:del w:author="Tomer Perry" w:id="227" w:date="2026-10-22T16:05:00Z">
+            <w:del w:author="Tomer Perry" w:id="228" w:date="2026-10-22T16:05:00Z">
               <w:r>
                 <w:rPr>
                   <w:rtl w:val="0"/>
@@ -17939,7 +17967,7 @@
                 <w:delText xml:space="preserve">C12</w:delText>
               </w:r>
             </w:del>
-            <w:ins w:author="Tomer Perry" w:id="227" w:date="2026-10-22T16:05:00Z">
+            <w:ins w:author="Tomer Perry" w:id="228" w:date="2026-10-22T16:05:00Z">
               <w:r>
                 <w:rPr>
                   <w:rtl w:val="0"/>
@@ -17961,7 +17989,7 @@
             <w:pPr>
               <w:rPr/>
             </w:pPr>
-            <w:del w:author="Tomer Perry" w:id="228" w:date="2026-10-22T16:05:00Z">
+            <w:del w:author="Tomer Perry" w:id="229" w:date="2026-10-22T16:05:00Z">
               <w:r>
                 <w:rPr>
                   <w:rtl w:val="0"/>
@@ -17969,7 +17997,7 @@
                 <w:delText xml:space="preserve">C11</w:delText>
               </w:r>
             </w:del>
-            <w:ins w:author="Tomer Perry" w:id="228" w:date="2026-10-22T16:05:00Z">
+            <w:ins w:author="Tomer Perry" w:id="229" w:date="2026-10-22T16:05:00Z">
               <w:r>
                 <w:rPr>
                   <w:rtl w:val="0"/>
@@ -17997,7 +18025,7 @@
               </w:rPr>
               <w:t xml:space="preserve">R17 </w:t>
             </w:r>
-            <w:del w:author="Tomer Perry" w:id="229" w:date="2026-10-22T16:05:00Z">
+            <w:del w:author="Tomer Perry" w:id="230" w:date="2026-10-22T16:05:00Z">
               <w:r>
                 <w:rPr>
                   <w:rtl w:val="0"/>
@@ -18005,7 +18033,7 @@
                 <w:delText xml:space="preserve">U</w:delText>
               </w:r>
             </w:del>
-            <w:ins w:author="Tomer Perry" w:id="229" w:date="2026-10-22T16:05:00Z">
+            <w:ins w:author="Tomer Perry" w:id="230" w:date="2026-10-22T16:05:00Z">
               <w:r>
                 <w:rPr>
                   <w:rtl w:val="0"/>
@@ -18026,7 +18054,7 @@
             <w:pPr>
               <w:rPr/>
             </w:pPr>
-            <w:del w:author="Tomer Perry" w:id="230" w:date="2026-10-22T16:05:00Z">
+            <w:del w:author="Tomer Perry" w:id="231" w:date="2026-10-22T16:05:00Z">
               <w:r>
                 <w:rPr>
                   <w:rtl w:val="0"/>
@@ -18034,7 +18062,7 @@
                 <w:delText xml:space="preserve">C09 R</w:delText>
               </w:r>
             </w:del>
-            <w:ins w:author="Tomer Perry" w:id="230" w:date="2026-10-22T16:05:00Z">
+            <w:ins w:author="Tomer Perry" w:id="231" w:date="2026-10-22T16:05:00Z">
               <w:r>
                 <w:rPr>
                   <w:rtl w:val="0"/>
@@ -18075,7 +18103,7 @@
             <w:pPr>
               <w:rPr/>
             </w:pPr>
-            <w:del w:author="Tomer Perry" w:id="231" w:date="2026-10-22T16:05:00Z">
+            <w:del w:author="Tomer Perry" w:id="232" w:date="2026-10-22T16:05:00Z">
               <w:r>
                 <w:rPr>
                   <w:rtl w:val="0"/>
@@ -18083,7 +18111,7 @@
                 <w:delText xml:space="preserve">C15</w:delText>
               </w:r>
             </w:del>
-            <w:ins w:author="Tomer Perry" w:id="231" w:date="2026-10-22T16:05:00Z">
+            <w:ins w:author="Tomer Perry" w:id="232" w:date="2026-10-22T16:05:00Z">
               <w:r>
                 <w:rPr>
                   <w:rtl w:val="0"/>
@@ -18105,7 +18133,7 @@
             <w:pPr>
               <w:rPr/>
             </w:pPr>
-            <w:del w:author="Tomer Perry" w:id="232" w:date="2026-10-22T16:05:00Z">
+            <w:del w:author="Tomer Perry" w:id="233" w:date="2026-10-22T16:05:00Z">
               <w:r>
                 <w:rPr>
                   <w:rtl w:val="0"/>
@@ -18113,7 +18141,7 @@
                 <w:delText xml:space="preserve">C08</w:delText>
               </w:r>
             </w:del>
-            <w:ins w:author="Tomer Perry" w:id="232" w:date="2026-10-22T16:05:00Z">
+            <w:ins w:author="Tomer Perry" w:id="233" w:date="2026-10-22T16:05:00Z">
               <w:r>
                 <w:rPr>
                   <w:rtl w:val="0"/>
@@ -18135,7 +18163,7 @@
             <w:pPr>
               <w:rPr/>
             </w:pPr>
-            <w:del w:author="Tomer Perry" w:id="233" w:date="2026-10-22T16:05:00Z">
+            <w:del w:author="Tomer Perry" w:id="234" w:date="2026-10-22T16:05:00Z">
               <w:r>
                 <w:rPr>
                   <w:rtl w:val="0"/>
@@ -18143,7 +18171,7 @@
                 <w:delText xml:space="preserve">R03</w:delText>
               </w:r>
             </w:del>
-            <w:ins w:author="Tomer Perry" w:id="233" w:date="2026-10-22T16:05:00Z">
+            <w:ins w:author="Tomer Perry" w:id="234" w:date="2026-10-22T16:05:00Z">
               <w:r>
                 <w:rPr>
                   <w:rtl w:val="0"/>
@@ -18165,7 +18193,7 @@
             <w:pPr>
               <w:rPr/>
             </w:pPr>
-            <w:del w:author="Tomer Perry" w:id="234" w:date="2026-10-22T16:05:00Z">
+            <w:del w:author="Tomer Perry" w:id="235" w:date="2026-10-22T16:05:00Z">
               <w:r>
                 <w:rPr>
                   <w:rtl w:val="0"/>
@@ -18173,7 +18201,7 @@
                 <w:delText xml:space="preserve">R15</w:delText>
               </w:r>
             </w:del>
-            <w:ins w:author="Tomer Perry" w:id="234" w:date="2026-10-22T16:05:00Z">
+            <w:ins w:author="Tomer Perry" w:id="235" w:date="2026-10-22T16:05:00Z">
               <w:r>
                 <w:rPr>
                   <w:rtl w:val="0"/>
@@ -18216,7 +18244,7 @@
             <w:pPr>
               <w:rPr/>
             </w:pPr>
-            <w:del w:author="Tomer Perry" w:id="235" w:date="2026-10-22T16:05:00Z">
+            <w:del w:author="Tomer Perry" w:id="236" w:date="2026-10-22T16:05:00Z">
               <w:r>
                 <w:rPr>
                   <w:rtl w:val="0"/>
@@ -18224,7 +18252,7 @@
                 <w:delText xml:space="preserve">C03</w:delText>
               </w:r>
             </w:del>
-            <w:ins w:author="Tomer Perry" w:id="235" w:date="2026-10-22T16:05:00Z">
+            <w:ins w:author="Tomer Perry" w:id="236" w:date="2026-10-22T16:05:00Z">
               <w:r>
                 <w:rPr>
                   <w:rtl w:val="0"/>
@@ -18246,7 +18274,7 @@
             <w:pPr>
               <w:rPr/>
             </w:pPr>
-            <w:del w:author="Tomer Perry" w:id="236" w:date="2026-10-22T16:05:00Z">
+            <w:del w:author="Tomer Perry" w:id="237" w:date="2026-10-22T16:05:00Z">
               <w:r>
                 <w:rPr>
                   <w:rtl w:val="0"/>
@@ -18254,7 +18282,7 @@
                 <w:delText xml:space="preserve">C01</w:delText>
               </w:r>
             </w:del>
-            <w:ins w:author="Tomer Perry" w:id="236" w:date="2026-10-22T16:05:00Z">
+            <w:ins w:author="Tomer Perry" w:id="237" w:date="2026-10-22T16:05:00Z">
               <w:r>
                 <w:rPr>
                   <w:rtl w:val="0"/>
@@ -18276,7 +18304,7 @@
             <w:pPr>
               <w:rPr/>
             </w:pPr>
-            <w:del w:author="Tomer Perry" w:id="237" w:date="2026-10-22T16:05:00Z">
+            <w:del w:author="Tomer Perry" w:id="238" w:date="2026-10-22T16:05:00Z">
               <w:r>
                 <w:rPr>
                   <w:rtl w:val="0"/>
@@ -18284,7 +18312,7 @@
                 <w:delText xml:space="preserve">R11</w:delText>
               </w:r>
             </w:del>
-            <w:ins w:author="Tomer Perry" w:id="237" w:date="2026-10-22T16:05:00Z">
+            <w:ins w:author="Tomer Perry" w:id="238" w:date="2026-10-22T16:05:00Z">
               <w:r>
                 <w:rPr>
                   <w:rtl w:val="0"/>
@@ -18326,7 +18354,7 @@
             <w:pPr>
               <w:rPr/>
             </w:pPr>
-            <w:del w:author="Tomer Perry" w:id="238" w:date="2026-10-22T16:05:00Z">
+            <w:del w:author="Tomer Perry" w:id="239" w:date="2026-10-22T16:05:00Z">
               <w:r>
                 <w:rPr>
                   <w:rtl w:val="0"/>
@@ -18334,7 +18362,7 @@
                 <w:delText xml:space="preserve">C06</w:delText>
               </w:r>
             </w:del>
-            <w:ins w:author="Tomer Perry" w:id="238" w:date="2026-10-22T16:05:00Z">
+            <w:ins w:author="Tomer Perry" w:id="239" w:date="2026-10-22T16:05:00Z">
               <w:r>
                 <w:rPr>
                   <w:rtl w:val="0"/>
@@ -18370,7 +18398,7 @@
             <w:pPr>
               <w:rPr/>
             </w:pPr>
-            <w:del w:author="Tomer Perry" w:id="239" w:date="2026-10-22T16:05:00Z">
+            <w:del w:author="Tomer Perry" w:id="240" w:date="2026-10-22T16:05:00Z">
               <w:r>
                 <w:rPr>
                   <w:rtl w:val="0"/>
@@ -18378,7 +18406,7 @@
                 <w:delText xml:space="preserve">C04</w:delText>
               </w:r>
             </w:del>
-            <w:ins w:author="Tomer Perry" w:id="239" w:date="2026-10-22T16:05:00Z">
+            <w:ins w:author="Tomer Perry" w:id="240" w:date="2026-10-22T16:05:00Z">
               <w:r>
                 <w:rPr>
                   <w:rtl w:val="0"/>
@@ -18400,7 +18428,7 @@
             <w:pPr>
               <w:rPr/>
             </w:pPr>
-            <w:del w:author="Tomer Perry" w:id="240" w:date="2026-10-22T16:05:00Z">
+            <w:del w:author="Tomer Perry" w:id="241" w:date="2026-10-22T16:05:00Z">
               <w:r>
                 <w:rPr>
                   <w:rtl w:val="0"/>
@@ -18408,7 +18436,7 @@
                 <w:delText xml:space="preserve">C11</w:delText>
               </w:r>
             </w:del>
-            <w:ins w:author="Tomer Perry" w:id="240" w:date="2026-10-22T16:05:00Z">
+            <w:ins w:author="Tomer Perry" w:id="241" w:date="2026-10-22T16:05:00Z">
               <w:r>
                 <w:rPr>
                   <w:rtl w:val="0"/>
@@ -18430,7 +18458,7 @@
             <w:pPr>
               <w:rPr/>
             </w:pPr>
-            <w:del w:author="Tomer Perry" w:id="241" w:date="2026-10-22T16:05:00Z">
+            <w:del w:author="Tomer Perry" w:id="242" w:date="2026-10-22T16:05:00Z">
               <w:r>
                 <w:rPr>
                   <w:rtl w:val="0"/>
@@ -18438,7 +18466,7 @@
                 <w:delText xml:space="preserve">R09</w:delText>
               </w:r>
             </w:del>
-            <w:ins w:author="Tomer Perry" w:id="241" w:date="2026-10-22T16:05:00Z">
+            <w:ins w:author="Tomer Perry" w:id="242" w:date="2026-10-22T16:05:00Z">
               <w:r>
                 <w:rPr>
                   <w:rtl w:val="0"/>
@@ -18460,7 +18488,7 @@
             <w:pPr>
               <w:rPr/>
             </w:pPr>
-            <w:del w:author="Tomer Perry" w:id="242" w:date="2026-10-22T16:05:00Z">
+            <w:del w:author="Tomer Perry" w:id="243" w:date="2026-10-22T16:05:00Z">
               <w:r>
                 <w:rPr>
                   <w:rtl w:val="0"/>
@@ -18468,7 +18496,7 @@
                 <w:delText xml:space="preserve">R14</w:delText>
               </w:r>
             </w:del>
-            <w:ins w:author="Tomer Perry" w:id="242" w:date="2026-10-22T16:05:00Z">
+            <w:ins w:author="Tomer Perry" w:id="243" w:date="2026-10-22T16:05:00Z">
               <w:r>
                 <w:rPr>
                   <w:rtl w:val="0"/>
@@ -18511,7 +18539,7 @@
             <w:pPr>
               <w:rPr/>
             </w:pPr>
-            <w:del w:author="Tomer Perry" w:id="243" w:date="2026-10-22T16:05:00Z">
+            <w:del w:author="Tomer Perry" w:id="244" w:date="2026-10-22T16:05:00Z">
               <w:r>
                 <w:rPr>
                   <w:rtl w:val="0"/>
@@ -18519,7 +18547,7 @@
                 <w:delText xml:space="preserve">C16 R</w:delText>
               </w:r>
             </w:del>
-            <w:ins w:author="Tomer Perry" w:id="243" w:date="2026-10-22T16:05:00Z">
+            <w:ins w:author="Tomer Perry" w:id="244" w:date="2026-10-22T16:05:00Z">
               <w:r>
                 <w:rPr>
                   <w:rtl w:val="0"/>
@@ -18560,7 +18588,7 @@
             <w:pPr>
               <w:rPr/>
             </w:pPr>
-            <w:del w:author="Tomer Perry" w:id="244" w:date="2026-10-22T16:05:00Z">
+            <w:del w:author="Tomer Perry" w:id="245" w:date="2026-10-22T16:05:00Z">
               <w:r>
                 <w:rPr>
                   <w:rtl w:val="0"/>
@@ -18568,7 +18596,7 @@
                 <w:delText xml:space="preserve">R06</w:delText>
               </w:r>
             </w:del>
-            <w:ins w:author="Tomer Perry" w:id="244" w:date="2026-10-22T16:05:00Z">
+            <w:ins w:author="Tomer Perry" w:id="245" w:date="2026-10-22T16:05:00Z">
               <w:r>
                 <w:rPr>
                   <w:rtl w:val="0"/>
@@ -18590,7 +18618,7 @@
             <w:pPr>
               <w:rPr/>
             </w:pPr>
-            <w:del w:author="Tomer Perry" w:id="245" w:date="2026-10-22T16:05:00Z">
+            <w:del w:author="Tomer Perry" w:id="246" w:date="2026-10-22T16:05:00Z">
               <w:r>
                 <w:rPr>
                   <w:rtl w:val="0"/>
@@ -18598,7 +18626,7 @@
                 <w:delText xml:space="preserve">R20 U</w:delText>
               </w:r>
             </w:del>
-            <w:ins w:author="Tomer Perry" w:id="245" w:date="2026-10-22T16:05:00Z">
+            <w:ins w:author="Tomer Perry" w:id="246" w:date="2026-10-22T16:05:00Z">
               <w:r>
                 <w:rPr>
                   <w:rtl w:val="0"/>
@@ -18619,7 +18647,7 @@
             <w:pPr>
               <w:rPr/>
             </w:pPr>
-            <w:del w:author="Tomer Perry" w:id="246" w:date="2026-10-22T16:05:00Z">
+            <w:del w:author="Tomer Perry" w:id="247" w:date="2026-10-22T16:05:00Z">
               <w:r>
                 <w:rPr>
                   <w:rtl w:val="0"/>
@@ -18627,7 +18655,7 @@
                 <w:delText xml:space="preserve">C02</w:delText>
               </w:r>
             </w:del>
-            <w:ins w:author="Tomer Perry" w:id="246" w:date="2026-10-22T16:05:00Z">
+            <w:ins w:author="Tomer Perry" w:id="247" w:date="2026-10-22T16:05:00Z">
               <w:r>
                 <w:rPr>
                   <w:rtl w:val="0"/>
@@ -18649,7 +18677,7 @@
             <w:pPr>
               <w:rPr/>
             </w:pPr>
-            <w:del w:author="Tomer Perry" w:id="247" w:date="2026-10-22T16:05:00Z">
+            <w:del w:author="Tomer Perry" w:id="248" w:date="2026-10-22T16:05:00Z">
               <w:r>
                 <w:rPr>
                   <w:rtl w:val="0"/>
@@ -18657,7 +18685,7 @@
                 <w:delText xml:space="preserve">R07</w:delText>
               </w:r>
             </w:del>
-            <w:ins w:author="Tomer Perry" w:id="247" w:date="2026-10-22T16:05:00Z">
+            <w:ins w:author="Tomer Perry" w:id="248" w:date="2026-10-22T16:05:00Z">
               <w:r>
                 <w:rPr>
                   <w:rtl w:val="0"/>
@@ -18679,7 +18707,7 @@
             <w:pPr>
               <w:rPr/>
             </w:pPr>
-            <w:del w:author="Tomer Perry" w:id="248" w:date="2026-10-22T16:05:00Z">
+            <w:del w:author="Tomer Perry" w:id="249" w:date="2026-10-22T16:05:00Z">
               <w:r>
                 <w:rPr>
                   <w:rtl w:val="0"/>
@@ -18687,7 +18715,7 @@
                 <w:delText xml:space="preserve">C14</w:delText>
               </w:r>
             </w:del>
-            <w:ins w:author="Tomer Perry" w:id="248" w:date="2026-10-22T16:05:00Z">
+            <w:ins w:author="Tomer Perry" w:id="249" w:date="2026-10-22T16:05:00Z">
               <w:r>
                 <w:rPr>
                   <w:rtl w:val="0"/>
@@ -18709,7 +18737,7 @@
             <w:pPr>
               <w:rPr/>
             </w:pPr>
-            <w:del w:author="Tomer Perry" w:id="249" w:date="2026-10-22T16:05:00Z">
+            <w:del w:author="Tomer Perry" w:id="250" w:date="2026-10-22T16:05:00Z">
               <w:r>
                 <w:rPr>
                   <w:rtl w:val="0"/>
@@ -18717,7 +18745,7 @@
                 <w:delText xml:space="preserve">R10</w:delText>
               </w:r>
             </w:del>
-            <w:ins w:author="Tomer Perry" w:id="249" w:date="2026-10-22T16:05:00Z">
+            <w:ins w:author="Tomer Perry" w:id="250" w:date="2026-10-22T16:05:00Z">
               <w:r>
                 <w:rPr>
                   <w:rtl w:val="0"/>
@@ -18739,7 +18767,7 @@
             <w:pPr>
               <w:rPr/>
             </w:pPr>
-            <w:del w:author="Tomer Perry" w:id="250" w:date="2026-10-22T16:05:00Z">
+            <w:del w:author="Tomer Perry" w:id="251" w:date="2026-10-22T16:05:00Z">
               <w:r>
                 <w:rPr>
                   <w:rtl w:val="0"/>
@@ -18747,7 +18775,7 @@
                 <w:delText xml:space="preserve">C13</w:delText>
               </w:r>
             </w:del>
-            <w:ins w:author="Tomer Perry" w:id="250" w:date="2026-10-22T16:05:00Z">
+            <w:ins w:author="Tomer Perry" w:id="251" w:date="2026-10-22T16:05:00Z">
               <w:r>
                 <w:rPr>
                   <w:rtl w:val="0"/>
@@ -18831,7 +18859,7 @@
             <w:pPr>
               <w:rPr/>
             </w:pPr>
-            <w:del w:author="Tomer Perry" w:id="251" w:date="2026-10-22T16:05:00Z">
+            <w:del w:author="Tomer Perry" w:id="252" w:date="2026-10-22T16:05:00Z">
               <w:r>
                 <w:rPr>
                   <w:rtl w:val="0"/>
@@ -18839,7 +18867,7 @@
                 <w:delText xml:space="preserve">C01</w:delText>
               </w:r>
             </w:del>
-            <w:ins w:author="Tomer Perry" w:id="251" w:date="2026-10-22T16:05:00Z">
+            <w:ins w:author="Tomer Perry" w:id="252" w:date="2026-10-22T16:05:00Z">
               <w:r>
                 <w:rPr>
                   <w:rtl w:val="0"/>
@@ -18861,7 +18889,7 @@
             <w:pPr>
               <w:rPr/>
             </w:pPr>
-            <w:del w:author="Tomer Perry" w:id="252" w:date="2026-10-22T16:04:07Z">
+            <w:del w:author="Tomer Perry" w:id="253" w:date="2026-10-22T16:04:07Z">
               <w:r>
                 <w:rPr>
                   <w:rtl w:val="0"/>
@@ -18869,7 +18897,7 @@
                 <w:delText xml:space="preserve">R04</w:delText>
               </w:r>
             </w:del>
-            <w:ins w:author="Tomer Perry" w:id="252" w:date="2026-10-22T16:04:07Z">
+            <w:ins w:author="Tomer Perry" w:id="253" w:date="2026-10-22T16:04:07Z">
               <w:r>
                 <w:rPr>
                   <w:rtl w:val="0"/>
@@ -18891,7 +18919,7 @@
             <w:pPr>
               <w:rPr/>
             </w:pPr>
-            <w:del w:author="Tomer Perry" w:id="253" w:date="2026-10-22T16:04:07Z">
+            <w:del w:author="Tomer Perry" w:id="254" w:date="2026-10-22T16:04:07Z">
               <w:r>
                 <w:rPr>
                   <w:rtl w:val="0"/>
@@ -18899,7 +18927,7 @@
                 <w:delText xml:space="preserve">C12</w:delText>
               </w:r>
             </w:del>
-            <w:ins w:author="Tomer Perry" w:id="253" w:date="2026-10-22T16:04:07Z">
+            <w:ins w:author="Tomer Perry" w:id="254" w:date="2026-10-22T16:04:07Z">
               <w:r>
                 <w:rPr>
                   <w:rtl w:val="0"/>
@@ -18921,7 +18949,7 @@
             <w:pPr>
               <w:rPr/>
             </w:pPr>
-            <w:del w:author="Tomer Perry" w:id="254" w:date="2026-10-22T16:04:07Z">
+            <w:del w:author="Tomer Perry" w:id="255" w:date="2026-10-22T16:04:07Z">
               <w:r>
                 <w:rPr>
                   <w:rtl w:val="0"/>
@@ -18929,7 +18957,7 @@
                 <w:delText xml:space="preserve">C15</w:delText>
               </w:r>
             </w:del>
-            <w:ins w:author="Tomer Perry" w:id="254" w:date="2026-10-22T16:04:07Z">
+            <w:ins w:author="Tomer Perry" w:id="255" w:date="2026-10-22T16:04:07Z">
               <w:r>
                 <w:rPr>
                   <w:rtl w:val="0"/>
@@ -18951,7 +18979,7 @@
             <w:pPr>
               <w:rPr/>
             </w:pPr>
-            <w:del w:author="Tomer Perry" w:id="255" w:date="2026-10-22T16:04:07Z">
+            <w:del w:author="Tomer Perry" w:id="256" w:date="2026-10-22T16:04:07Z">
               <w:r>
                 <w:rPr>
                   <w:rtl w:val="0"/>
@@ -18959,7 +18987,7 @@
                 <w:delText xml:space="preserve">C07</w:delText>
               </w:r>
             </w:del>
-            <w:ins w:author="Tomer Perry" w:id="255" w:date="2026-10-22T16:04:07Z">
+            <w:ins w:author="Tomer Perry" w:id="256" w:date="2026-10-22T16:04:07Z">
               <w:r>
                 <w:rPr>
                   <w:rtl w:val="0"/>
@@ -18981,7 +19009,7 @@
             <w:pPr>
               <w:rPr/>
             </w:pPr>
-            <w:del w:author="Tomer Perry" w:id="256" w:date="2026-10-22T16:04:07Z">
+            <w:del w:author="Tomer Perry" w:id="257" w:date="2026-10-22T16:04:07Z">
               <w:r>
                 <w:rPr>
                   <w:rtl w:val="0"/>
@@ -18989,7 +19017,7 @@
                 <w:delText xml:space="preserve">R08 U</w:delText>
               </w:r>
             </w:del>
-            <w:ins w:author="Tomer Perry" w:id="256" w:date="2026-10-22T16:04:07Z">
+            <w:ins w:author="Tomer Perry" w:id="257" w:date="2026-10-22T16:04:07Z">
               <w:r>
                 <w:rPr>
                   <w:rtl w:val="0"/>
@@ -19010,7 +19038,7 @@
             <w:pPr>
               <w:rPr/>
             </w:pPr>
-            <w:del w:author="Tomer Perry" w:id="257" w:date="2026-10-22T16:04:07Z">
+            <w:del w:author="Tomer Perry" w:id="258" w:date="2026-10-22T16:04:07Z">
               <w:r>
                 <w:rPr>
                   <w:rtl w:val="0"/>
@@ -19018,7 +19046,7 @@
                 <w:delText xml:space="preserve">C13 R</w:delText>
               </w:r>
             </w:del>
-            <w:ins w:author="Tomer Perry" w:id="257" w:date="2026-10-22T16:04:07Z">
+            <w:ins w:author="Tomer Perry" w:id="258" w:date="2026-10-22T16:04:07Z">
               <w:r>
                 <w:rPr>
                   <w:rtl w:val="0"/>
@@ -19070,7 +19098,7 @@
         </w:rPr>
         <w:t xml:space="preserve">Q1 [</w:t>
       </w:r>
-      <w:del w:author="Tomer Perry" w:id="258" w:date="2026-10-22T16:04:07Z">
+      <w:del w:author="Tomer Perry" w:id="259" w:date="2026-10-22T16:04:07Z">
         <w:r>
           <w:rPr>
             <w:b w:val="1"/>
@@ -19080,7 +19108,7 @@
           <w:delText xml:space="preserve">C02</w:delText>
         </w:r>
       </w:del>
-      <w:ins w:author="Tomer Perry" w:id="258" w:date="2026-10-22T16:04:07Z">
+      <w:ins w:author="Tomer Perry" w:id="259" w:date="2026-10-22T16:04:07Z">
         <w:r>
           <w:rPr>
             <w:b w:val="1"/>
@@ -19104,7 +19132,7 @@
         </w:rPr>
         <w:t xml:space="preserve"> I </w:t>
       </w:r>
-      <w:del w:author="Tomer Perry" w:id="259" w:date="2026-10-22T16:04:07Z">
+      <w:del w:author="Tomer Perry" w:id="260" w:date="2026-10-22T16:04:07Z">
         <w:r>
           <w:rPr>
             <w:rtl w:val="0"/>
@@ -19112,7 +19140,7 @@
           <w:delText xml:space="preserve">was</w:delText>
         </w:r>
       </w:del>
-      <w:ins w:author="Tomer Perry" w:id="259" w:date="2026-10-22T16:04:07Z">
+      <w:ins w:author="Tomer Perry" w:id="260" w:date="2026-10-22T16:04:07Z">
         <w:r>
           <w:rPr>
             <w:rtl w:val="0"/>
@@ -19126,7 +19154,7 @@
         </w:rPr>
         <w:t xml:space="preserve"> in the </w:t>
       </w:r>
-      <w:del w:author="Tomer Perry" w:id="260" w:date="2026-10-22T16:04:07Z">
+      <w:del w:author="Tomer Perry" w:id="261" w:date="2026-10-22T16:04:07Z">
         <w:r>
           <w:rPr>
             <w:rtl w:val="0"/>
@@ -19134,7 +19162,7 @@
           <w:delText xml:space="preserve">graduate reading room until about 8:20, then</w:delText>
         </w:r>
       </w:del>
-      <w:ins w:author="Tomer Perry" w:id="260" w:date="2026-10-22T16:04:07Z">
+      <w:ins w:author="Tomer Perry" w:id="261" w:date="2026-10-22T16:04:07Z">
         <w:r>
           <w:rPr>
             <w:rtl w:val="0"/>
@@ -19148,7 +19176,7 @@
         </w:rPr>
         <w:t xml:space="preserve"> I went to the </w:t>
       </w:r>
-      <w:del w:author="Tomer Perry" w:id="261" w:date="2026-10-22T16:04:07Z">
+      <w:del w:author="Tomer Perry" w:id="262" w:date="2026-10-22T16:04:07Z">
         <w:r>
           <w:rPr>
             <w:rtl w:val="0"/>
@@ -19156,7 +19184,7 @@
           <w:delText xml:space="preserve">archive to return my notes. I used my own credential; the system will show me entering at 8:42, and the door and cabinet opened normally</w:delText>
         </w:r>
       </w:del>
-      <w:ins w:author="Tomer Perry" w:id="261" w:date="2026-10-22T16:04:07Z">
+      <w:ins w:author="Tomer Perry" w:id="262" w:date="2026-10-22T16:04:07Z">
         <w:r>
           <w:rPr>
             <w:rtl w:val="0"/>
@@ -19170,7 +19198,7 @@
         </w:rPr>
         <w:t xml:space="preserve">. I know Leo thinks people like me </w:t>
       </w:r>
-      <w:del w:author="Tomer Perry" w:id="262" w:date="2026-10-22T16:04:07Z">
+      <w:del w:author="Tomer Perry" w:id="263" w:date="2026-10-22T16:04:07Z">
         <w:r>
           <w:rPr>
             <w:rtl w:val="0"/>
@@ -19178,7 +19206,7 @@
           <w:delText xml:space="preserve">treat every new room</w:delText>
         </w:r>
       </w:del>
-      <w:ins w:author="Tomer Perry" w:id="262" w:date="2026-10-22T16:04:07Z">
+      <w:ins w:author="Tomer Perry" w:id="263" w:date="2026-10-22T16:04:07Z">
         <w:r>
           <w:rPr>
             <w:rtl w:val="0"/>
@@ -19192,7 +19220,7 @@
         </w:rPr>
         <w:t xml:space="preserve"> as a </w:t>
       </w:r>
-      <w:del w:author="Tomer Perry" w:id="263" w:date="2026-10-22T16:04:07Z">
+      <w:del w:author="Tomer Perry" w:id="264" w:date="2026-10-22T16:04:07Z">
         <w:r>
           <w:rPr>
             <w:rtl w:val="0"/>
@@ -19200,7 +19228,7 @@
           <w:delText xml:space="preserve">threat to history</w:delText>
         </w:r>
       </w:del>
-      <w:ins w:author="Tomer Perry" w:id="263" w:date="2026-10-22T16:04:07Z">
+      <w:ins w:author="Tomer Perry" w:id="264" w:date="2026-10-22T16:04:07Z">
         <w:r>
           <w:rPr>
             <w:rtl w:val="0"/>
@@ -19214,7 +19242,7 @@
         </w:rPr>
         <w:t xml:space="preserve">. That’s a fair worry about some preservationists, and I’d rather we both got a </w:t>
       </w:r>
-      <w:del w:author="Tomer Perry" w:id="264" w:date="2026-10-22T16:04:07Z">
+      <w:del w:author="Tomer Perry" w:id="265" w:date="2026-10-22T16:04:07Z">
         <w:r>
           <w:rPr>
             <w:rtl w:val="0"/>
@@ -19222,7 +19250,7 @@
           <w:delText xml:space="preserve">building</w:delText>
         </w:r>
       </w:del>
-      <w:ins w:author="Tomer Perry" w:id="264" w:date="2026-10-22T16:04:07Z">
+      <w:ins w:author="Tomer Perry" w:id="265" w:date="2026-10-22T16:04:07Z">
         <w:r>
           <w:rPr>
             <w:rtl w:val="0"/>
@@ -19249,7 +19277,7 @@
         </w:rPr>
         <w:t xml:space="preserve">Q2 [</w:t>
       </w:r>
-      <w:del w:author="Tomer Perry" w:id="265" w:date="2026-10-22T16:04:07Z">
+      <w:del w:author="Tomer Perry" w:id="266" w:date="2026-10-22T16:04:07Z">
         <w:r>
           <w:rPr>
             <w:b w:val="1"/>
@@ -19265,7 +19293,7 @@
           <w:delText xml:space="preserve"> I do understand it, though I appreciate you checking rather than assuming. I’ve argued for two years, in seminar and in the student paper, that the mark is an original comma, which makes students their own required approver. I may be wrong; my certainty isn’t proof. Priya would say the same about her access logs, and she’s right that a careful reading beats a confident one</w:delText>
         </w:r>
       </w:del>
-      <w:ins w:author="Tomer Perry" w:id="265" w:date="2026-10-22T16:04:07Z">
+      <w:ins w:author="Tomer Perry" w:id="266" w:date="2026-10-22T16:04:07Z">
         <w:r>
           <w:rPr>
             <w:b w:val="1"/>
@@ -19300,7 +19328,7 @@
         </w:rPr>
         <w:t xml:space="preserve">Q3 [</w:t>
       </w:r>
-      <w:del w:author="Tomer Perry" w:id="266" w:date="2026-10-22T16:04:07Z">
+      <w:del w:author="Tomer Perry" w:id="267" w:date="2026-10-22T16:04:07Z">
         <w:r>
           <w:rPr>
             <w:b w:val="1"/>
@@ -19316,7 +19344,7 @@
           <w:delText xml:space="preserve"> Sofia, mostly. She was in the newsroom late comparing old scans, and she’s the one who printed the photograph. You should know she once ran a detail she hadn’t verified. Anyone who reads her coverage as neutral is kidding themselves. She’s decided the administration is corrupt and she’s looking for facts to fit.</w:delText>
         </w:r>
       </w:del>
-      <w:ins w:author="Tomer Perry" w:id="266" w:date="2026-10-22T16:04:07Z">
+      <w:ins w:author="Tomer Perry" w:id="267" w:date="2026-10-22T16:04:07Z">
         <w:r>
           <w:rPr>
             <w:b w:val="1"/>
@@ -19356,7 +19384,7 @@
         </w:rPr>
         <w:t xml:space="preserve"> </w:t>
       </w:r>
-      <w:del w:author="Tomer Perry" w:id="267" w:date="2026-10-22T15:55:22Z">
+      <w:del w:author="Tomer Perry" w:id="268" w:date="2026-10-22T15:55:22Z">
         <w:r>
           <w:rPr>
             <w:rtl w:val="0"/>
@@ -19364,8 +19392,8 @@
           <w:delText xml:space="preserve">It could be, but not the way you might think. The theatre</w:delText>
         </w:r>
       </w:del>
-      <w:ins w:author="Tomer Perry" w:id="267" w:date="2026-10-22T15:55:22Z">
-        <w:del w:author="Tomer Perry" w:id="267" w:date="2026-10-22T15:55:22Z">
+      <w:ins w:author="Tomer Perry" w:id="268" w:date="2026-10-22T15:55:22Z">
+        <w:del w:author="Tomer Perry" w:id="268" w:date="2026-10-22T15:55:22Z">
           <w:r>
             <w:rPr>
               <w:rtl w:val="0"/>
@@ -19374,7 +19402,7 @@
           </w:r>
         </w:del>
       </w:ins>
-      <w:del w:author="Tomer Perry" w:id="267" w:date="2026-10-22T15:55:22Z">
+      <w:del w:author="Tomer Perry" w:id="268" w:date="2026-10-22T15:55:22Z">
         <w:r>
           <w:rPr>
             <w:rtl w:val="0"/>
@@ -19382,7 +19410,7 @@
           <w:delText xml:space="preserve"> does have</w:delText>
         </w:r>
       </w:del>
-      <w:ins w:author="Tomer Perry" w:id="268" w:date="2026-10-22T16:04:07Z">
+      <w:ins w:author="Tomer Perry" w:id="269" w:date="2026-10-22T16:04:07Z">
         <w:r>
           <w:rPr>
             <w:rtl w:val="0"/>
@@ -19396,7 +19424,7 @@
         </w:rPr>
         <w:t xml:space="preserve"> a </w:t>
       </w:r>
-      <w:del w:author="Tomer Perry" w:id="269" w:date="2026-10-22T15:55:22Z">
+      <w:del w:author="Tomer Perry" w:id="270" w:date="2026-10-22T15:55:22Z">
         <w:r>
           <w:rPr>
             <w:rtl w:val="0"/>
@@ -19404,7 +19432,7 @@
           <w:delText xml:space="preserve">'University</w:delText>
         </w:r>
       </w:del>
-      <w:ins w:author="Tomer Perry" w:id="269" w:date="2026-10-22T15:55:22Z">
+      <w:ins w:author="Tomer Perry" w:id="270" w:date="2026-10-22T15:55:22Z">
         <w:r>
           <w:rPr>
             <w:rtl w:val="0"/>
@@ -19418,7 +19446,7 @@
         </w:rPr>
         <w:t xml:space="preserve"> Charter'</w:t>
       </w:r>
-      <w:del w:author="Tomer Perry" w:id="270" w:date="2026-10-22T16:04:07Z">
+      <w:del w:author="Tomer Perry" w:id="271" w:date="2026-10-22T16:04:07Z">
         <w:r>
           <w:rPr>
             <w:rtl w:val="0"/>
@@ -19426,7 +19454,7 @@
           <w:delText xml:space="preserve">:</w:delText>
         </w:r>
       </w:del>
-      <w:ins w:author="Tomer Perry" w:id="270" w:date="2026-10-22T16:04:07Z">
+      <w:ins w:author="Tomer Perry" w:id="271" w:date="2026-10-22T16:04:07Z">
         <w:r>
           <w:rPr>
             <w:rtl w:val="0"/>
@@ -19440,7 +19468,7 @@
         </w:rPr>
         <w:t xml:space="preserve"> a printed prop from the 2019 Founders' Day play, on modern paper and a third smaller than the real one</w:t>
       </w:r>
-      <w:del w:author="Tomer Perry" w:id="271" w:date="2026-10-22T15:55:22Z">
+      <w:del w:author="Tomer Perry" w:id="272" w:date="2026-10-22T15:55:22Z">
         <w:r>
           <w:rPr>
             <w:rtl w:val="0"/>
@@ -19448,7 +19476,7 @@
           <w:delText xml:space="preserve">. It was signed out for a costume fitting last week, and anyone</w:delText>
         </w:r>
       </w:del>
-      <w:ins w:author="Tomer Perry" w:id="271" w:date="2026-10-22T15:55:22Z">
+      <w:ins w:author="Tomer Perry" w:id="272" w:date="2026-10-22T15:55:22Z">
         <w:r>
           <w:rPr>
             <w:rtl w:val="0"/>
@@ -19462,7 +19490,7 @@
         </w:rPr>
         <w:t xml:space="preserve"> who has handled the original would know the difference across a room. Jonah and I disagree about </w:t>
       </w:r>
-      <w:del w:author="Tomer Perry" w:id="272" w:date="2026-10-22T15:55:22Z">
+      <w:del w:author="Tomer Perry" w:id="273" w:date="2026-10-22T15:55:22Z">
         <w:r>
           <w:rPr>
             <w:rtl w:val="0"/>
@@ -19470,7 +19498,7 @@
           <w:delText xml:space="preserve">whether the theatre should block the whole</w:delText>
         </w:r>
       </w:del>
-      <w:ins w:author="Tomer Perry" w:id="272" w:date="2026-10-22T15:55:22Z">
+      <w:ins w:author="Tomer Perry" w:id="273" w:date="2026-10-22T15:55:22Z">
         <w:r>
           <w:rPr>
             <w:rtl w:val="0"/>
@@ -19484,7 +19512,7 @@
         </w:rPr>
         <w:t xml:space="preserve"> plan, and I think he's right that the </w:t>
       </w:r>
-      <w:del w:author="Tomer Perry" w:id="273" w:date="2026-10-22T15:55:22Z">
+      <w:del w:author="Tomer Perry" w:id="274" w:date="2026-10-22T15:55:22Z">
         <w:r>
           <w:rPr>
             <w:rtl w:val="0"/>
@@ -19492,7 +19520,7 @@
           <w:delText xml:space="preserve">loft</w:delText>
         </w:r>
       </w:del>
-      <w:ins w:author="Tomer Perry" w:id="273" w:date="2026-10-22T15:55:22Z">
+      <w:ins w:author="Tomer Perry" w:id="274" w:date="2026-10-22T15:55:22Z">
         <w:r>
           <w:rPr>
             <w:rtl w:val="0"/>
@@ -19506,7 +19534,7 @@
         </w:rPr>
         <w:t xml:space="preserve"> is one of the few </w:t>
       </w:r>
-      <w:del w:author="Tomer Perry" w:id="274" w:date="2026-10-22T15:55:22Z">
+      <w:del w:author="Tomer Perry" w:id="275" w:date="2026-10-22T15:55:22Z">
         <w:r>
           <w:rPr>
             <w:rtl w:val="0"/>
@@ -19514,7 +19542,7 @@
           <w:delText xml:space="preserve">places</w:delText>
         </w:r>
       </w:del>
-      <w:ins w:author="Tomer Perry" w:id="274" w:date="2026-10-22T15:55:22Z">
+      <w:ins w:author="Tomer Perry" w:id="275" w:date="2026-10-22T15:55:22Z">
         <w:r>
           <w:rPr>
             <w:rtl w:val="0"/>
@@ -19528,7 +19556,7 @@
         </w:rPr>
         <w:t xml:space="preserve"> on campus </w:t>
       </w:r>
-      <w:del w:author="Tomer Perry" w:id="275" w:date="2026-10-22T15:55:22Z">
+      <w:del w:author="Tomer Perry" w:id="276" w:date="2026-10-22T15:55:22Z">
         <w:r>
           <w:rPr>
             <w:rtl w:val="0"/>
@@ -19536,7 +19564,7 @@
           <w:delText xml:space="preserve">that's actually dry and dark</w:delText>
         </w:r>
       </w:del>
-      <w:ins w:author="Tomer Perry" w:id="275" w:date="2026-10-22T15:55:22Z">
+      <w:ins w:author="Tomer Perry" w:id="276" w:date="2026-10-22T15:55:22Z">
         <w:r>
           <w:rPr>
             <w:rtl w:val="0"/>
@@ -19563,7 +19591,7 @@
         </w:rPr>
         <w:t xml:space="preserve">Q5 [</w:t>
       </w:r>
-      <w:del w:author="Tomer Perry" w:id="276" w:date="2026-10-22T15:55:22Z">
+      <w:del w:author="Tomer Perry" w:id="277" w:date="2026-10-22T15:55:22Z">
         <w:r>
           <w:rPr>
             <w:b w:val="1"/>
@@ -19579,7 +19607,7 @@
           <w:delText xml:space="preserve"> No. Calling it a football is what people say when they’d rather not look at the evidence. The steering group doesn’t even hold archive credentials; they go through the archivist’s office, and nobody used that route last night. Hana treats every administrative shortcut as a conspiracy. This one isn’t; it’s just procedure</w:delText>
         </w:r>
       </w:del>
-      <w:ins w:author="Tomer Perry" w:id="276" w:date="2026-10-22T15:55:22Z">
+      <w:ins w:author="Tomer Perry" w:id="277" w:date="2026-10-22T15:55:22Z">
         <w:r>
           <w:rPr>
             <w:b w:val="1"/>
@@ -19614,7 +19642,7 @@
         </w:rPr>
         <w:t xml:space="preserve">Q6 [</w:t>
       </w:r>
-      <w:del w:author="Tomer Perry" w:id="277" w:date="2026-10-22T15:55:22Z">
+      <w:del w:author="Tomer Perry" w:id="278" w:date="2026-10-22T15:55:22Z">
         <w:r>
           <w:rPr>
             <w:b w:val="1"/>
@@ -19630,7 +19658,7 @@
           <w:delText xml:space="preserve"> It matters more than anything I’ve worked on. When I saw the newspaper photograph, the disputed mark had sharper edges and a different paper shadow than the ink around it. I could be reading too much into a printed image, and I understand why the renovation supporters want the examination to go ahead. So do I. I just want the object on the table to be the real one</w:delText>
         </w:r>
       </w:del>
-      <w:ins w:author="Tomer Perry" w:id="277" w:date="2026-10-22T15:55:22Z">
+      <w:ins w:author="Tomer Perry" w:id="278" w:date="2026-10-22T15:55:22Z">
         <w:r>
           <w:rPr>
             <w:b w:val="1"/>
@@ -19665,7 +19693,7 @@
         </w:rPr>
         <w:t xml:space="preserve">Q7 [</w:t>
       </w:r>
-      <w:del w:author="Tomer Perry" w:id="278" w:date="2026-10-22T15:55:22Z">
+      <w:del w:author="Tomer Perry" w:id="279" w:date="2026-10-22T15:55:22Z">
         <w:r>
           <w:rPr>
             <w:b w:val="1"/>
@@ -19681,7 +19709,7 @@
           <w:delText xml:space="preserve"> On the side of the document. People are whispering about Priya because she copied a file from the access system. I’ve read the archive’s rules: that file only holds credential events, and editing the log needs an archive credential she doesn’t have. She and I disagree about facial recognition, but she’s right that we should separate what the system shows from what we fear it shows</w:delText>
         </w:r>
       </w:del>
-      <w:ins w:author="Tomer Perry" w:id="278" w:date="2026-10-22T15:55:22Z">
+      <w:ins w:author="Tomer Perry" w:id="279" w:date="2026-10-22T15:55:22Z">
         <w:r>
           <w:rPr>
             <w:b w:val="1"/>
@@ -19753,7 +19781,7 @@
         </w:rPr>
         <w:t xml:space="preserve"> Leo doesn’t look up from his phone. “</w:t>
       </w:r>
-      <w:del w:author="Tomer Perry" w:id="279" w:date="2026-10-22T15:55:22Z">
+      <w:del w:author="Tomer Perry" w:id="280" w:date="2026-10-22T15:55:22Z">
         <w:r>
           <w:rPr>
             <w:rtl w:val="0"/>
@@ -19761,7 +19789,7 @@
           <w:delText xml:space="preserve">Minute by minute</w:delText>
         </w:r>
       </w:del>
-      <w:ins w:author="Tomer Perry" w:id="279" w:date="2026-10-22T15:55:22Z">
+      <w:ins w:author="Tomer Perry" w:id="280" w:date="2026-10-22T15:55:22Z">
         <w:r>
           <w:rPr>
             <w:rtl w:val="0"/>
@@ -19788,7 +19816,7 @@
         </w:rPr>
         <w:t xml:space="preserve">Q2 [</w:t>
       </w:r>
-      <w:del w:author="Tomer Perry" w:id="280" w:date="2026-10-22T15:55:22Z">
+      <w:del w:author="Tomer Perry" w:id="281" w:date="2026-10-22T15:55:22Z">
         <w:r>
           <w:rPr>
             <w:b w:val="1"/>
@@ -19804,7 +19832,7 @@
           <w:delText xml:space="preserve"> Obviously I understand it. Comma, no comma, students get a veto or they don’t. The people who really understand the mechanics are the tech kids; Priya had the access dashboard open on her second monitor all evening, so if anyone could have touched a log, it’s her. Mira thinks a two-year seminar makes her an expert on ink. It makes her an expert on delay</w:delText>
         </w:r>
       </w:del>
-      <w:ins w:author="Tomer Perry" w:id="280" w:date="2026-10-22T15:55:22Z">
+      <w:ins w:author="Tomer Perry" w:id="281" w:date="2026-10-22T15:55:22Z">
         <w:r>
           <w:rPr>
             <w:b w:val="1"/>
@@ -19839,7 +19867,7 @@
         </w:rPr>
         <w:t xml:space="preserve">Q3 [C04, clue; opinion </w:t>
       </w:r>
-      <w:del w:author="Tomer Perry" w:id="281" w:date="2026-10-22T15:55:22Z">
+      <w:del w:author="Tomer Perry" w:id="282" w:date="2026-10-22T15:55:22Z">
         <w:r>
           <w:rPr>
             <w:b w:val="1"/>
@@ -19855,7 +19883,7 @@
           <w:delText xml:space="preserve"> Ellison, mostly, about the invitations. He told me nobody except Mira Shah’s credential opened the archive between the forum and closing. That should settle it, but it won’t, because Sofia will find a way to make one card swipe into a conspiracy. She’s not a journalist, she’s an activist with a byline.</w:delText>
         </w:r>
       </w:del>
-      <w:ins w:author="Tomer Perry" w:id="281" w:date="2026-10-22T15:55:22Z">
+      <w:ins w:author="Tomer Perry" w:id="282" w:date="2026-10-22T15:55:22Z">
         <w:r>
           <w:rPr>
             <w:b w:val="1"/>
@@ -19889,7 +19917,7 @@
         </w:rPr>
         <w:t xml:space="preserve">Q4 [</w:t>
       </w:r>
-      <w:del w:author="Tomer Perry" w:id="282" w:date="2026-10-22T15:55:22Z">
+      <w:del w:author="Tomer Perry" w:id="283" w:date="2026-10-22T15:55:22Z">
         <w:r>
           <w:rPr>
             <w:b w:val="1"/>
@@ -19905,7 +19933,7 @@
           <w:delText xml:space="preserve"> Probably. Around five to nine I saw someone hauling a long cardboard tube from the Commons toward the theatre; it had paint on one end, the way all Jonah’s tubes do. Theatre people carry tubes constantly, which is exactly why nobody looks. Jonah will tell you the loft is sacred. It’s a fire hazard with a curtain</w:delText>
         </w:r>
       </w:del>
-      <w:ins w:author="Tomer Perry" w:id="282" w:date="2026-10-22T15:55:22Z">
+      <w:ins w:author="Tomer Perry" w:id="283" w:date="2026-10-22T15:55:22Z">
         <w:r>
           <w:rPr>
             <w:b w:val="1"/>
@@ -19940,7 +19968,7 @@
         </w:rPr>
         <w:t xml:space="preserve">Q5 [</w:t>
       </w:r>
-      <w:del w:author="Tomer Perry" w:id="283" w:date="2026-10-22T15:55:22Z">
+      <w:del w:author="Tomer Perry" w:id="284" w:date="2026-10-22T15:55:22Z">
         <w:r>
           <w:rPr>
             <w:b w:val="1"/>
@@ -19956,7 +19984,7 @@
           <w:delText xml:space="preserve"> It’s been a football since the forum. The event materials changed late; first it was an examination of ‘the original Charter’, then just ‘the Charter’, because Celia Park wanted a clean answer for the Board. That’s communications people being communications people. Hana reads it as a plot. Hana reads everything as a plot</w:delText>
         </w:r>
       </w:del>
-      <w:ins w:author="Tomer Perry" w:id="283" w:date="2026-10-22T15:55:22Z">
+      <w:ins w:author="Tomer Perry" w:id="284" w:date="2026-10-22T15:55:22Z">
         <w:r>
           <w:rPr>
             <w:b w:val="1"/>
@@ -19997,7 +20025,7 @@
         </w:rPr>
         <w:t xml:space="preserve"> </w:t>
       </w:r>
-      <w:del w:author="Tomer Perry" w:id="284" w:date="2026-10-22T15:55:22Z">
+      <w:del w:author="Tomer Perry" w:id="285" w:date="2026-10-22T15:55:22Z">
         <w:r>
           <w:rPr>
             <w:rtl w:val="0"/>
@@ -20005,7 +20033,7 @@
           <w:delText xml:space="preserve">Yes, and</w:delText>
         </w:r>
       </w:del>
-      <w:ins w:author="Tomer Perry" w:id="284" w:date="2026-10-22T15:55:22Z">
+      <w:ins w:author="Tomer Perry" w:id="285" w:date="2026-10-22T15:55:22Z">
         <w:r>
           <w:rPr>
             <w:rtl w:val="0"/>
@@ -20019,7 +20047,7 @@
         </w:rPr>
         <w:t xml:space="preserve"> I’ll save you the discovery: the committee </w:t>
       </w:r>
-      <w:del w:author="Tomer Perry" w:id="285" w:date="2026-10-22T15:55:22Z">
+      <w:del w:author="Tomer Perry" w:id="286" w:date="2026-10-22T15:55:22Z">
         <w:r>
           <w:rPr>
             <w:rtl w:val="0"/>
@@ -20027,7 +20055,7 @@
           <w:delText xml:space="preserve">told me the club would get</w:delText>
         </w:r>
       </w:del>
-      <w:ins w:author="Tomer Perry" w:id="285" w:date="2026-10-22T15:55:22Z">
+      <w:ins w:author="Tomer Perry" w:id="286" w:date="2026-10-22T15:55:22Z">
         <w:r>
           <w:rPr>
             <w:rtl w:val="0"/>
@@ -20041,7 +20069,7 @@
         </w:rPr>
         <w:t xml:space="preserve"> first choice of </w:t>
       </w:r>
-      <w:del w:author="Tomer Perry" w:id="286" w:date="2026-10-22T15:55:22Z">
+      <w:del w:author="Tomer Perry" w:id="287" w:date="2026-10-22T15:55:22Z">
         <w:r>
           <w:rPr>
             <w:rtl w:val="0"/>
@@ -20049,7 +20077,7 @@
           <w:delText xml:space="preserve">new office space</w:delText>
         </w:r>
       </w:del>
-      <w:ins w:author="Tomer Perry" w:id="286" w:date="2026-10-22T15:55:22Z">
+      <w:ins w:author="Tomer Perry" w:id="287" w:date="2026-10-22T15:55:22Z">
         <w:r>
           <w:rPr>
             <w:rtl w:val="0"/>
@@ -20063,7 +20091,7 @@
         </w:rPr>
         <w:t xml:space="preserve">. That makes my support look bought. It isn’t. I wanted the building before anyone offered me anything, and </w:t>
       </w:r>
-      <w:del w:author="Tomer Perry" w:id="287" w:date="2026-10-22T15:55:22Z">
+      <w:del w:author="Tomer Perry" w:id="288" w:date="2026-10-22T15:55:22Z">
         <w:r>
           <w:rPr>
             <w:rtl w:val="0"/>
@@ -20071,7 +20099,7 @@
           <w:delText xml:space="preserve">no amount of Nia’s compromise talk changes</w:delText>
         </w:r>
       </w:del>
-      <w:ins w:author="Tomer Perry" w:id="287" w:date="2026-10-22T15:55:22Z">
+      <w:ins w:author="Tomer Perry" w:id="288" w:date="2026-10-22T15:55:22Z">
         <w:r>
           <w:rPr>
             <w:rtl w:val="0"/>
@@ -20085,7 +20113,7 @@
         </w:rPr>
         <w:t xml:space="preserve"> the fact that the </w:t>
       </w:r>
-      <w:del w:author="Tomer Perry" w:id="288" w:date="2026-10-22T15:55:22Z">
+      <w:del w:author="Tomer Perry" w:id="289" w:date="2026-10-22T15:55:22Z">
         <w:r>
           <w:rPr>
             <w:rtl w:val="0"/>
@@ -20099,7 +20127,7 @@
         </w:rPr>
         <w:t xml:space="preserve">Commons is a </w:t>
       </w:r>
-      <w:del w:author="Tomer Perry" w:id="289" w:date="2026-10-22T15:55:22Z">
+      <w:del w:author="Tomer Perry" w:id="290" w:date="2026-10-22T15:55:22Z">
         <w:r>
           <w:rPr>
             <w:rtl w:val="0"/>
@@ -20107,7 +20135,7 @@
           <w:delText xml:space="preserve">museum</w:delText>
         </w:r>
       </w:del>
-      <w:ins w:author="Tomer Perry" w:id="289" w:date="2026-10-22T15:55:22Z">
+      <w:ins w:author="Tomer Perry" w:id="290" w:date="2026-10-22T15:55:22Z">
         <w:r>
           <w:rPr>
             <w:rtl w:val="0"/>
@@ -20134,7 +20162,7 @@
         </w:rPr>
         <w:t xml:space="preserve">Q7 [</w:t>
       </w:r>
-      <w:del w:author="Tomer Perry" w:id="290" w:date="2026-10-22T15:55:22Z">
+      <w:del w:author="Tomer Perry" w:id="291" w:date="2026-10-22T15:55:22Z">
         <w:r>
           <w:rPr>
             <w:b w:val="1"/>
@@ -20150,7 +20178,7 @@
           <w:delText xml:space="preserve"> On the side of getting things built. If you want to know whose side people are on, ask who's feeding Sofia's paper: a draft student-government resolution that only a handful of people had was in this morning's edition. Somebody is passing her documents. I'm not going to pretend, like Nia does, that everyone in this is acting in good faith.</w:delText>
         </w:r>
       </w:del>
-      <w:ins w:author="Tomer Perry" w:id="290" w:date="2026-10-22T15:55:22Z">
+      <w:ins w:author="Tomer Perry" w:id="291" w:date="2026-10-22T15:55:22Z">
         <w:r>
           <w:rPr>
             <w:b w:val="1"/>
@@ -20184,7 +20212,7 @@
         </w:rPr>
         <w:t xml:space="preserve">Q8 [</w:t>
       </w:r>
-      <w:del w:author="Tomer Perry" w:id="291" w:date="2026-10-22T15:55:22Z">
+      <w:del w:author="Tomer Perry" w:id="292" w:date="2026-10-22T15:55:22Z">
         <w:r>
           <w:rPr>
             <w:b w:val="1"/>
@@ -20200,7 +20228,7 @@
           <w:delText xml:space="preserve"> No. I last saw the Charter at the forum at 7:45, in a blue archival folder, seal intact, before it went back to the cabinet. I didn’t touch it. Anyone who thinks I’d risk the Board’s whole process to steal a document I want examined hasn’t thought about it for five seconds. Sofia hasn’t.</w:delText>
         </w:r>
       </w:del>
-      <w:ins w:author="Tomer Perry" w:id="291" w:date="2026-10-22T15:55:22Z">
+      <w:ins w:author="Tomer Perry" w:id="292" w:date="2026-10-22T15:55:22Z">
         <w:r>
           <w:rPr>
             <w:b w:val="1"/>
@@ -20246,7 +20274,7 @@
         </w:rPr>
         <w:t xml:space="preserve">Q1 [</w:t>
       </w:r>
-      <w:del w:author="Tomer Perry" w:id="292" w:date="2026-10-22T15:55:22Z">
+      <w:del w:author="Tomer Perry" w:id="293" w:date="2026-10-22T15:55:22Z">
         <w:r>
           <w:rPr>
             <w:b w:val="1"/>
@@ -20262,7 +20290,7 @@
           <w:delText xml:space="preserve"> I was in the lab until about 8:55 with the access dashboard open. The thing worth your time is this: the archive log was edited at 9:17 p.m., after the archive closed at nine, and edits need an archive credential, not maintenance or admin. Leo thinks logs are trivia. That’s because he’s never read one.</w:delText>
         </w:r>
       </w:del>
-      <w:ins w:author="Tomer Perry" w:id="292" w:date="2026-10-22T15:55:22Z">
+      <w:ins w:author="Tomer Perry" w:id="293" w:date="2026-10-22T15:55:22Z">
         <w:r>
           <w:rPr>
             <w:b w:val="1"/>
@@ -20302,7 +20330,7 @@
         </w:rPr>
         <w:t xml:space="preserve"> Priya’s face goes flat. “</w:t>
       </w:r>
-      <w:del w:author="Tomer Perry" w:id="293" w:date="2026-10-22T15:55:22Z">
+      <w:del w:author="Tomer Perry" w:id="294" w:date="2026-10-22T15:55:22Z">
         <w:r>
           <w:rPr>
             <w:rtl w:val="0"/>
@@ -20310,7 +20338,7 @@
           <w:delText xml:space="preserve">I wrote the explainer. If you need the comma explained to me, we’re finished</w:delText>
         </w:r>
       </w:del>
-      <w:ins w:author="Tomer Perry" w:id="293" w:date="2026-10-22T15:55:22Z">
+      <w:ins w:author="Tomer Perry" w:id="294" w:date="2026-10-22T15:55:22Z">
         <w:r>
           <w:rPr>
             <w:rtl w:val="0"/>
@@ -20337,7 +20365,7 @@
         </w:rPr>
         <w:t xml:space="preserve">Q3 [</w:t>
       </w:r>
-      <w:del w:author="Tomer Perry" w:id="294" w:date="2026-10-22T15:55:22Z">
+      <w:del w:author="Tomer Perry" w:id="295" w:date="2026-10-22T15:55:22Z">
         <w:r>
           <w:rPr>
             <w:b w:val="1"/>
@@ -20353,7 +20381,7 @@
           <w:delText xml:space="preserve"> Mira, a few days ago. She asked me to compare the newspaper photograph with older images of the Charter. I might be wrong about what it means, but a small crease near the mark that shows in the older photographs isn’t in the newspaper one. Mira and I don’t agree about facial recognition, and I still think she’s right that images deserve the same scrutiny as logs</w:delText>
         </w:r>
       </w:del>
-      <w:ins w:author="Tomer Perry" w:id="294" w:date="2026-10-22T15:55:22Z">
+      <w:ins w:author="Tomer Perry" w:id="295" w:date="2026-10-22T15:55:22Z">
         <w:r>
           <w:rPr>
             <w:b w:val="1"/>
@@ -20394,7 +20422,7 @@
         </w:rPr>
         <w:t xml:space="preserve"> </w:t>
       </w:r>
-      <w:del w:author="Tomer Perry" w:id="295" w:date="2026-10-22T16:04:07Z">
+      <w:del w:author="Tomer Perry" w:id="296" w:date="2026-10-22T16:04:07Z">
         <w:r>
           <w:rPr>
             <w:rtl w:val="0"/>
@@ -20402,7 +20430,7 @@
           <w:delText xml:space="preserve">Check the equipment-booking system before you check the gossip. It</w:delText>
         </w:r>
       </w:del>
-      <w:ins w:author="Tomer Perry" w:id="295" w:date="2026-10-22T16:04:07Z">
+      <w:ins w:author="Tomer Perry" w:id="296" w:date="2026-10-22T16:04:07Z">
         <w:r>
           <w:rPr>
             <w:rtl w:val="0"/>
@@ -20416,7 +20444,7 @@
         </w:rPr>
         <w:t xml:space="preserve"> shows the </w:t>
       </w:r>
-      <w:del w:author="Tomer Perry" w:id="296" w:date="2026-10-22T15:54:38Z">
+      <w:del w:author="Tomer Perry" w:id="297" w:date="2026-10-22T15:54:38Z">
         <w:r>
           <w:rPr>
             <w:rtl w:val="0"/>
@@ -20424,7 +20452,7 @@
           <w:delText xml:space="preserve">theatre</w:delText>
         </w:r>
       </w:del>
-      <w:ins w:author="Tomer Perry" w:id="296" w:date="2026-10-22T15:54:38Z">
+      <w:ins w:author="Tomer Perry" w:id="297" w:date="2026-10-22T15:54:38Z">
         <w:r>
           <w:rPr>
             <w:rtl w:val="0"/>
@@ -20438,7 +20466,7 @@
         </w:rPr>
         <w:t xml:space="preserve"> signed out an item called </w:t>
       </w:r>
-      <w:del w:author="Tomer Perry" w:id="297" w:date="2026-10-22T15:54:38Z">
+      <w:del w:author="Tomer Perry" w:id="298" w:date="2026-10-22T15:54:38Z">
         <w:r>
           <w:rPr>
             <w:rtl w:val="0"/>
@@ -20446,7 +20474,7 @@
           <w:delText xml:space="preserve">'University</w:delText>
         </w:r>
       </w:del>
-      <w:ins w:author="Tomer Perry" w:id="297" w:date="2026-10-22T15:54:38Z">
+      <w:ins w:author="Tomer Perry" w:id="298" w:date="2026-10-22T15:54:38Z">
         <w:r>
           <w:rPr>
             <w:rtl w:val="0"/>
@@ -20460,7 +20488,7 @@
         </w:rPr>
         <w:t xml:space="preserve"> Charter' last week, and it hasn't come back. That's a record, not a </w:t>
       </w:r>
-      <w:del w:author="Tomer Perry" w:id="298" w:date="2026-10-22T15:54:38Z">
+      <w:del w:author="Tomer Perry" w:id="299" w:date="2026-10-22T15:54:38Z">
         <w:r>
           <w:rPr>
             <w:rtl w:val="0"/>
@@ -20468,7 +20496,7 @@
           <w:delText xml:space="preserve">rumour</w:delText>
         </w:r>
       </w:del>
-      <w:ins w:author="Tomer Perry" w:id="298" w:date="2026-10-22T15:54:38Z">
+      <w:ins w:author="Tomer Perry" w:id="299" w:date="2026-10-22T15:54:38Z">
         <w:r>
           <w:rPr>
             <w:rtl w:val="0"/>
@@ -20482,7 +20510,7 @@
         </w:rPr>
         <w:t xml:space="preserve">. Jonah acts </w:t>
       </w:r>
-      <w:del w:author="Tomer Perry" w:id="299" w:date="2026-10-22T15:54:38Z">
+      <w:del w:author="Tomer Perry" w:id="300" w:date="2026-10-22T15:54:38Z">
         <w:r>
           <w:rPr>
             <w:rtl w:val="0"/>
@@ -20490,7 +20518,7 @@
           <w:delText xml:space="preserve">like the loft</w:delText>
         </w:r>
       </w:del>
-      <w:ins w:author="Tomer Perry" w:id="299" w:date="2026-10-22T15:54:38Z">
+      <w:ins w:author="Tomer Perry" w:id="300" w:date="2026-10-22T15:54:38Z">
         <w:r>
           <w:rPr>
             <w:rtl w:val="0"/>
@@ -20517,7 +20545,7 @@
         </w:rPr>
         <w:t xml:space="preserve">Q5 [</w:t>
       </w:r>
-      <w:del w:author="Tomer Perry" w:id="300" w:date="2026-10-22T16:04:07Z">
+      <w:del w:author="Tomer Perry" w:id="301" w:date="2026-10-22T16:04:07Z">
         <w:r>
           <w:rPr>
             <w:b w:val="1"/>
@@ -20527,7 +20555,7 @@
           <w:delText xml:space="preserve">R03</w:delText>
         </w:r>
       </w:del>
-      <w:ins w:author="Tomer Perry" w:id="300" w:date="2026-10-22T16:04:07Z">
+      <w:ins w:author="Tomer Perry" w:id="301" w:date="2026-10-22T16:04:07Z">
         <w:r>
           <w:rPr>
             <w:b w:val="1"/>
@@ -20551,7 +20579,7 @@
         </w:rPr>
         <w:t xml:space="preserve"> </w:t>
       </w:r>
-      <w:del w:author="Tomer Perry" w:id="301" w:date="2026-10-22T16:04:07Z">
+      <w:del w:author="Tomer Perry" w:id="302" w:date="2026-10-22T16:04:07Z">
         <w:r>
           <w:rPr>
             <w:rtl w:val="0"/>
@@ -20559,7 +20587,7 @@
           <w:delText xml:space="preserve">It’s an evidence question, not a political one. While people are pointing at Leo, the incubator badge reader has him</w:delText>
         </w:r>
       </w:del>
-      <w:ins w:author="Tomer Perry" w:id="301" w:date="2026-10-22T16:04:07Z">
+      <w:ins w:author="Tomer Perry" w:id="302" w:date="2026-10-22T16:04:07Z">
         <w:r>
           <w:rPr>
             <w:rtl w:val="0"/>
@@ -20573,7 +20601,7 @@
         </w:rPr>
         <w:t xml:space="preserve"> in the </w:t>
       </w:r>
-      <w:del w:author="Tomer Perry" w:id="302" w:date="2026-10-22T15:54:38Z">
+      <w:del w:author="Tomer Perry" w:id="303" w:date="2026-10-22T15:54:38Z">
         <w:r>
           <w:rPr>
             <w:rtl w:val="0"/>
@@ -20581,8 +20609,8 @@
           <w:delText xml:space="preserve">business building from 8:36 until after 9:10. He couldn’t have been in</w:delText>
         </w:r>
       </w:del>
-      <w:ins w:author="Tomer Perry" w:id="302" w:date="2026-10-22T15:54:38Z">
-        <w:del w:author="Tomer Perry" w:id="303" w:date="2026-10-22T15:54:38Z">
+      <w:ins w:author="Tomer Perry" w:id="303" w:date="2026-10-22T15:54:38Z">
+        <w:del w:author="Tomer Perry" w:id="304" w:date="2026-10-22T15:54:38Z">
           <w:r>
             <w:rPr>
               <w:rtl w:val="0"/>
@@ -20591,7 +20619,7 @@
           </w:r>
         </w:del>
       </w:ins>
-      <w:del w:author="Tomer Perry" w:id="303" w:date="2026-10-22T15:54:38Z">
+      <w:del w:author="Tomer Perry" w:id="304" w:date="2026-10-22T15:54:38Z">
         <w:r>
           <w:rPr>
             <w:rtl w:val="0"/>
@@ -20599,7 +20627,7 @@
           <w:delText xml:space="preserve"> the archive at 8:42</w:delText>
         </w:r>
       </w:del>
-      <w:ins w:author="Tomer Perry" w:id="303" w:date="2026-10-22T15:54:38Z">
+      <w:ins w:author="Tomer Perry" w:id="304" w:date="2026-10-22T15:54:38Z">
         <w:r>
           <w:rPr>
             <w:rtl w:val="0"/>
@@ -20607,7 +20635,7 @@
           <w:t xml:space="preserve">Hub</w:t>
         </w:r>
       </w:ins>
-      <w:del w:author="Tomer Perry" w:id="303" w:date="2026-10-22T15:54:38Z">
+      <w:del w:author="Tomer Perry" w:id="304" w:date="2026-10-22T15:54:38Z">
         <w:r>
           <w:rPr>
             <w:rtl w:val="0"/>
@@ -20621,7 +20649,7 @@
         </w:rPr>
         <w:t xml:space="preserve">. Sofia would rather run </w:t>
       </w:r>
-      <w:del w:author="Tomer Perry" w:id="304" w:date="2026-10-22T15:54:38Z">
+      <w:del w:author="Tomer Perry" w:id="305" w:date="2026-10-22T15:54:38Z">
         <w:r>
           <w:rPr>
             <w:rtl w:val="0"/>
@@ -20629,14 +20657,14 @@
           <w:delText xml:space="preserve">the rumour than the</w:delText>
         </w:r>
       </w:del>
-      <w:ins w:author="Tomer Perry" w:id="304" w:date="2026-10-22T15:54:38Z">
+      <w:ins w:author="Tomer Perry" w:id="305" w:date="2026-10-22T15:54:38Z">
         <w:r>
           <w:rPr>
             <w:rtl w:val="0"/>
           </w:rPr>
           <w:t xml:space="preserve">a rumor than </w:t>
         </w:r>
-        <w:del w:author="Tomer Perry" w:id="305" w:date="2026-10-22T16:04:07Z">
+        <w:del w:author="Tomer Perry" w:id="306" w:date="2026-10-22T16:04:07Z">
           <w:r>
             <w:rPr>
               <w:rtl w:val="0"/>
@@ -20645,7 +20673,7 @@
           </w:r>
         </w:del>
       </w:ins>
-      <w:del w:author="Tomer Perry" w:id="305" w:date="2026-10-22T16:04:07Z">
+      <w:del w:author="Tomer Perry" w:id="306" w:date="2026-10-22T16:04:07Z">
         <w:r>
           <w:rPr>
             <w:rtl w:val="0"/>
@@ -20653,7 +20681,7 @@
           <w:delText xml:space="preserve"> log. That’s the difference between us</w:delText>
         </w:r>
       </w:del>
-      <w:ins w:author="Tomer Perry" w:id="305" w:date="2026-10-22T16:04:07Z">
+      <w:ins w:author="Tomer Perry" w:id="306" w:date="2026-10-22T16:04:07Z">
         <w:r>
           <w:rPr>
             <w:rtl w:val="0"/>
@@ -20680,7 +20708,7 @@
         </w:rPr>
         <w:t xml:space="preserve">Q6 [</w:t>
       </w:r>
-      <w:del w:author="Tomer Perry" w:id="306" w:date="2026-10-22T15:54:38Z">
+      <w:del w:author="Tomer Perry" w:id="307" w:date="2026-10-22T15:54:38Z">
         <w:r>
           <w:rPr>
             <w:b w:val="1"/>
@@ -20690,7 +20718,7 @@
           <w:delText xml:space="preserve">C04</w:delText>
         </w:r>
       </w:del>
-      <w:ins w:author="Tomer Perry" w:id="306" w:date="2026-10-22T15:54:38Z">
+      <w:ins w:author="Tomer Perry" w:id="307" w:date="2026-10-22T15:54:38Z">
         <w:r>
           <w:rPr>
             <w:b w:val="1"/>
@@ -20714,7 +20742,7 @@
         </w:rPr>
         <w:t xml:space="preserve"> </w:t>
       </w:r>
-      <w:del w:author="Tomer Perry" w:id="307" w:date="2026-10-22T15:54:38Z">
+      <w:del w:author="Tomer Perry" w:id="308" w:date="2026-10-22T15:54:38Z">
         <w:r>
           <w:rPr>
             <w:rtl w:val="0"/>
@@ -20722,7 +20750,7 @@
           <w:delText xml:space="preserve">It</w:delText>
         </w:r>
       </w:del>
-      <w:ins w:author="Tomer Perry" w:id="307" w:date="2026-10-22T15:54:38Z">
+      <w:ins w:author="Tomer Perry" w:id="308" w:date="2026-10-22T15:54:38Z">
         <w:r>
           <w:rPr>
             <w:rtl w:val="0"/>
@@ -20736,7 +20764,7 @@
         </w:rPr>
         <w:t xml:space="preserve"> matters, though maybe not </w:t>
       </w:r>
-      <w:del w:author="Tomer Perry" w:id="308" w:date="2026-10-22T15:54:38Z">
+      <w:del w:author="Tomer Perry" w:id="309" w:date="2026-10-22T15:54:38Z">
         <w:r>
           <w:rPr>
             <w:rtl w:val="0"/>
@@ -20744,7 +20772,7 @@
           <w:delText xml:space="preserve">in the way you’d expect. I care that the system is read correctly: no credential other than Mira’s opened the archive between the forum and closing. That doesn’t tell you what she did inside</w:delText>
         </w:r>
       </w:del>
-      <w:ins w:author="Tomer Perry" w:id="308" w:date="2026-10-22T15:54:38Z">
+      <w:ins w:author="Tomer Perry" w:id="309" w:date="2026-10-22T15:54:38Z">
         <w:r>
           <w:rPr>
             <w:rtl w:val="0"/>
@@ -20758,7 +20786,7 @@
         </w:rPr>
         <w:t xml:space="preserve">, and I’d want to </w:t>
       </w:r>
-      <w:del w:author="Tomer Perry" w:id="309" w:date="2026-10-22T15:54:38Z">
+      <w:del w:author="Tomer Perry" w:id="310" w:date="2026-10-22T15:54:38Z">
         <w:r>
           <w:rPr>
             <w:rtl w:val="0"/>
@@ -20766,7 +20794,7 @@
           <w:delText xml:space="preserve">hear her account before drawing</w:delText>
         </w:r>
       </w:del>
-      <w:ins w:author="Tomer Perry" w:id="309" w:date="2026-10-22T15:54:38Z">
+      <w:ins w:author="Tomer Perry" w:id="310" w:date="2026-10-22T15:54:38Z">
         <w:r>
           <w:rPr>
             <w:rtl w:val="0"/>
@@ -20780,7 +20808,7 @@
         </w:rPr>
         <w:t xml:space="preserve"> a line from </w:t>
       </w:r>
-      <w:del w:author="Tomer Perry" w:id="310" w:date="2026-10-22T15:54:38Z">
+      <w:del w:author="Tomer Perry" w:id="311" w:date="2026-10-22T15:54:38Z">
         <w:r>
           <w:rPr>
             <w:rtl w:val="0"/>
@@ -20788,7 +20816,7 @@
           <w:delText xml:space="preserve">a swipe to a theft</w:delText>
         </w:r>
       </w:del>
-      <w:ins w:author="Tomer Perry" w:id="310" w:date="2026-10-22T15:54:38Z">
+      <w:ins w:author="Tomer Perry" w:id="311" w:date="2026-10-22T15:54:38Z">
         <w:r>
           <w:rPr>
             <w:rtl w:val="0"/>
@@ -20802,7 +20830,7 @@
         </w:rPr>
         <w:t xml:space="preserve">. Hana’s right that </w:t>
       </w:r>
-      <w:del w:author="Tomer Perry" w:id="311" w:date="2026-10-22T15:54:38Z">
+      <w:del w:author="Tomer Perry" w:id="312" w:date="2026-10-22T15:54:38Z">
         <w:r>
           <w:rPr>
             <w:rtl w:val="0"/>
@@ -20810,7 +20838,7 @@
           <w:delText xml:space="preserve">a log records entry, not intent</w:delText>
         </w:r>
       </w:del>
-      <w:ins w:author="Tomer Perry" w:id="311" w:date="2026-10-22T15:54:38Z">
+      <w:ins w:author="Tomer Perry" w:id="312" w:date="2026-10-22T15:54:38Z">
         <w:r>
           <w:rPr>
             <w:rtl w:val="0"/>
@@ -20837,7 +20865,7 @@
         </w:rPr>
         <w:t xml:space="preserve">Q7 [</w:t>
       </w:r>
-      <w:del w:author="Tomer Perry" w:id="312" w:date="2026-10-22T15:54:38Z">
+      <w:del w:author="Tomer Perry" w:id="313" w:date="2026-10-22T15:54:38Z">
         <w:r>
           <w:rPr>
             <w:b w:val="1"/>
@@ -20853,7 +20881,7 @@
           <w:delText xml:space="preserve"> On the side of what the record shows. Mira’s credential opened the archive at 8:42; an ordinary entry, no forced door. I know Leo reads that as case closed, and he may turn out to be right. I’d just rather we got there by asking what an ordinary entry means when the person has every right to be there.</w:delText>
         </w:r>
       </w:del>
-      <w:ins w:author="Tomer Perry" w:id="312" w:date="2026-10-22T15:54:38Z">
+      <w:ins w:author="Tomer Perry" w:id="313" w:date="2026-10-22T15:54:38Z">
         <w:r>
           <w:rPr>
             <w:b w:val="1"/>
@@ -20887,7 +20915,7 @@
         </w:rPr>
         <w:t xml:space="preserve">Q8 [</w:t>
       </w:r>
-      <w:del w:author="Tomer Perry" w:id="313" w:date="2026-10-22T15:54:38Z">
+      <w:del w:author="Tomer Perry" w:id="314" w:date="2026-10-22T15:54:38Z">
         <w:r>
           <w:rPr>
             <w:b w:val="1"/>
@@ -20903,7 +20931,7 @@
           <w:delText xml:space="preserve"> No. I copied a debugging file from the access system without permission, and I regret it, and it’s going to come out anyway. It has credential events in it, nothing else. Leo will call it a distraction. Leo calls anything he doesn’t understand a distraction</w:delText>
         </w:r>
       </w:del>
-      <w:ins w:author="Tomer Perry" w:id="313" w:date="2026-10-22T15:54:38Z">
+      <w:ins w:author="Tomer Perry" w:id="314" w:date="2026-10-22T15:54:38Z">
         <w:r>
           <w:rPr>
             <w:b w:val="1"/>
@@ -20926,7 +20954,7 @@
         <w:t xml:space="preserve">.</w:t>
       </w:r>
     </w:p>
-    <w:bookmarkStart w:colFirst="0" w:colLast="0" w:name="4sm9j09vxdgu" w:id="12"/>
+    <w:bookmarkStart w:colFirst="0" w:colLast="0" w:name="503af0onvwq7" w:id="12"/>
     <w:bookmarkEnd w:id="12"/>
     <w:p>
       <w:pPr>
@@ -20952,7 +20980,7 @@
         </w:rPr>
         <w:t xml:space="preserve">Q1 [</w:t>
       </w:r>
-      <w:del w:author="Tomer Perry" w:id="314" w:date="2026-10-22T15:54:38Z">
+      <w:del w:author="Tomer Perry" w:id="315" w:date="2026-10-22T15:54:38Z">
         <w:r>
           <w:rPr>
             <w:b w:val="1"/>
@@ -20968,7 +20996,7 @@
           <w:delText xml:space="preserve"> Loading dock from half past seven to nearly nine, wrangling a lighting case. Around twenty to nine Evan slipped out of the café for ten minutes and came back from the direction of the chemistry building, and somebody at the forum had joked that the comma's ink could be tested in a lab tonight. I didn't ask him about it. Leo would say I should have. He might be right; theatre people are so used to things moving that we stop asking.</w:delText>
         </w:r>
       </w:del>
-      <w:ins w:author="Tomer Perry" w:id="314" w:date="2026-10-22T15:54:38Z">
+      <w:ins w:author="Tomer Perry" w:id="315" w:date="2026-10-22T15:54:38Z">
         <w:r>
           <w:rPr>
             <w:b w:val="1"/>
@@ -21002,7 +21030,7 @@
         </w:rPr>
         <w:t xml:space="preserve">Q2 [</w:t>
       </w:r>
-      <w:del w:author="Tomer Perry" w:id="315" w:date="2026-10-22T15:54:38Z">
+      <w:del w:author="Tomer Perry" w:id="316" w:date="2026-10-22T15:54:38Z">
         <w:r>
           <w:rPr>
             <w:b w:val="1"/>
@@ -21018,7 +21046,7 @@
           <w:delText xml:space="preserve"> I understand it well enough to know why Mira cares. We argue about whether the theatre should block the whole plan, and we probably always will, but on one thing we’re the same: the Charter should not get damaged or lost. I might be naïve about the politics. I’m not naïve about paper in a damp building</w:delText>
         </w:r>
       </w:del>
-      <w:ins w:author="Tomer Perry" w:id="315" w:date="2026-10-22T15:54:38Z">
+      <w:ins w:author="Tomer Perry" w:id="316" w:date="2026-10-22T15:54:38Z">
         <w:r>
           <w:rPr>
             <w:b w:val="1"/>
@@ -21053,7 +21081,7 @@
         </w:rPr>
         <w:t xml:space="preserve">Q3 [</w:t>
       </w:r>
-      <w:del w:author="Tomer Perry" w:id="316" w:date="2026-10-22T15:54:38Z">
+      <w:del w:author="Tomer Perry" w:id="317" w:date="2026-10-22T15:54:38Z">
         <w:r>
           <w:rPr>
             <w:b w:val="1"/>
@@ -21069,7 +21097,7 @@
           <w:delText xml:space="preserve"> Mira, last night. She needed a container and I gave her an empty poster tube, the one labelled ‘Spring Gala 2023’. That’s it. Now Sofia is sniffing around the loft as if a cardboard tube proves a conspiracy. She wants a scandal more than she wants an answer</w:delText>
         </w:r>
       </w:del>
-      <w:ins w:author="Tomer Perry" w:id="316" w:date="2026-10-22T15:54:38Z">
+      <w:ins w:author="Tomer Perry" w:id="317" w:date="2026-10-22T15:54:38Z">
         <w:r>
           <w:rPr>
             <w:b w:val="1"/>
@@ -21110,7 +21138,7 @@
         </w:rPr>
         <w:t xml:space="preserve"> </w:t>
       </w:r>
-      <w:del w:author="Tomer Perry" w:id="317" w:date="2026-10-22T15:54:38Z">
+      <w:del w:author="Tomer Perry" w:id="318" w:date="2026-10-22T15:54:38Z">
         <w:r>
           <w:rPr>
             <w:rtl w:val="0"/>
@@ -21118,8 +21146,8 @@
           <w:delText xml:space="preserve">Jonah sets down the cable coil. “So the theatre</w:delText>
         </w:r>
       </w:del>
-      <w:ins w:author="Tomer Perry" w:id="317" w:date="2026-10-22T15:54:38Z">
-        <w:del w:author="Tomer Perry" w:id="318" w:date="2026-10-22T16:04:07Z">
+      <w:ins w:author="Tomer Perry" w:id="318" w:date="2026-10-22T15:54:38Z">
+        <w:del w:author="Tomer Perry" w:id="319" w:date="2026-10-22T16:04:07Z">
           <w:r>
             <w:rPr>
               <w:rtl w:val="0"/>
@@ -21128,7 +21156,7 @@
           </w:r>
         </w:del>
       </w:ins>
-      <w:del w:author="Tomer Perry" w:id="318" w:date="2026-10-22T16:04:07Z">
+      <w:del w:author="Tomer Perry" w:id="319" w:date="2026-10-22T16:04:07Z">
         <w:r>
           <w:rPr>
             <w:rtl w:val="0"/>
@@ -21136,12 +21164,12 @@
           <w:delText xml:space="preserve"> is your suspect. If you have evidence, show it. If not, stay out of my loft.” He walks away</w:delText>
         </w:r>
       </w:del>
-      <w:ins w:author="Tomer Perry" w:id="318" w:date="2026-10-22T16:04:07Z">
-        <w:r>
-          <w:rPr>
-            <w:rtl w:val="0"/>
-          </w:rPr>
-          <w:t xml:space="preserve">Jonah sets down the cable coil. “So it’s the Green Commons now. Two hundred students who care about a lawn, and you’ve made us all suspects.” He walks off toward the loading dock</w:t>
+      <w:ins w:author="Tomer Perry" w:id="319" w:date="2026-10-22T16:04:07Z">
+        <w:r>
+          <w:rPr>
+            <w:rtl w:val="0"/>
+          </w:rPr>
+          <w:t xml:space="preserve">Jonah sets down the cable coil. “So it’s the Green Commons now. Two hundred students who care about a lawn, and you’ve made us all suspects.” He walks off toward the loft</w:t>
         </w:r>
       </w:ins>
       <w:r>
@@ -21163,7 +21191,7 @@
         </w:rPr>
         <w:t xml:space="preserve">Q5 [</w:t>
       </w:r>
-      <w:del w:author="Tomer Perry" w:id="319" w:date="2026-10-22T15:54:38Z">
+      <w:del w:author="Tomer Perry" w:id="320" w:date="2026-10-22T15:54:38Z">
         <w:r>
           <w:rPr>
             <w:b w:val="1"/>
@@ -21179,7 +21207,7 @@
           <w:delText xml:space="preserve"> Everything is a football to the people kicking it. Want something concrete? Hana went into the steering group’s restricted meeting room. I saw her come out with a folder. She’ll tell you it was for accessibility. Maybe. She also never misses a chance to make the administration look bad</w:delText>
         </w:r>
       </w:del>
-      <w:ins w:author="Tomer Perry" w:id="319" w:date="2026-10-22T15:54:38Z">
+      <w:ins w:author="Tomer Perry" w:id="320" w:date="2026-10-22T15:54:38Z">
         <w:r>
           <w:rPr>
             <w:b w:val="1"/>
@@ -21214,7 +21242,7 @@
         </w:rPr>
         <w:t xml:space="preserve">Q6 [</w:t>
       </w:r>
-      <w:del w:author="Tomer Perry" w:id="320" w:date="2026-10-22T15:54:38Z">
+      <w:del w:author="Tomer Perry" w:id="321" w:date="2026-10-22T15:54:38Z">
         <w:r>
           <w:rPr>
             <w:b w:val="1"/>
@@ -21224,7 +21252,7 @@
           <w:delText xml:space="preserve">C11</w:delText>
         </w:r>
       </w:del>
-      <w:ins w:author="Tomer Perry" w:id="320" w:date="2026-10-22T15:54:38Z">
+      <w:ins w:author="Tomer Perry" w:id="321" w:date="2026-10-22T15:54:38Z">
         <w:r>
           <w:rPr>
             <w:b w:val="1"/>
@@ -21248,7 +21276,7 @@
         </w:rPr>
         <w:t xml:space="preserve"> </w:t>
       </w:r>
-      <w:del w:author="Tomer Perry" w:id="321" w:date="2026-10-22T15:54:38Z">
+      <w:del w:author="Tomer Perry" w:id="322" w:date="2026-10-22T15:54:38Z">
         <w:r>
           <w:rPr>
             <w:rtl w:val="0"/>
@@ -21256,7 +21284,7 @@
           <w:delText xml:space="preserve">It matters. That ‘Spring Gala 2023’</w:delText>
         </w:r>
       </w:del>
-      <w:ins w:author="Tomer Perry" w:id="321" w:date="2026-10-22T15:54:38Z">
+      <w:ins w:author="Tomer Perry" w:id="322" w:date="2026-10-22T15:54:38Z">
         <w:r>
           <w:rPr>
             <w:rtl w:val="0"/>
@@ -21270,7 +21298,7 @@
         </w:rPr>
         <w:t xml:space="preserve"> tube </w:t>
       </w:r>
-      <w:del w:author="Tomer Perry" w:id="322" w:date="2026-10-22T16:48:55Z">
+      <w:del w:author="Tomer Perry" w:id="323" w:date="2026-10-22T16:48:55Z">
         <w:r>
           <w:rPr>
             <w:rtl w:val="0"/>
@@ -21278,7 +21306,7 @@
           <w:delText xml:space="preserve">is</w:delText>
         </w:r>
       </w:del>
-      <w:ins w:author="Tomer Perry" w:id="322" w:date="2026-10-22T16:48:55Z">
+      <w:ins w:author="Tomer Perry" w:id="323" w:date="2026-10-22T16:48:55Z">
         <w:r>
           <w:rPr>
             <w:rtl w:val="0"/>
@@ -21292,7 +21320,7 @@
         </w:rPr>
         <w:t xml:space="preserve"> up in the scenery loft now, </w:t>
       </w:r>
-      <w:del w:author="Tomer Perry" w:id="323" w:date="2026-10-22T15:54:38Z">
+      <w:del w:author="Tomer Perry" w:id="324" w:date="2026-10-22T15:54:38Z">
         <w:r>
           <w:rPr>
             <w:rtl w:val="0"/>
@@ -21300,8 +21328,8 @@
           <w:delText xml:space="preserve">and it’s heavier than an empty tube has any business being</w:delText>
         </w:r>
       </w:del>
-      <w:ins w:author="Tomer Perry" w:id="323" w:date="2026-10-22T15:54:38Z">
-        <w:del w:author="Tomer Perry" w:id="323" w:date="2026-10-22T15:54:38Z">
+      <w:ins w:author="Tomer Perry" w:id="324" w:date="2026-10-22T15:54:38Z">
+        <w:del w:author="Tomer Perry" w:id="324" w:date="2026-10-22T15:54:38Z">
           <w:r>
             <w:rPr>
               <w:rtl w:val="0"/>
@@ -21310,7 +21338,7 @@
           </w:r>
         </w:del>
       </w:ins>
-      <w:del w:author="Tomer Perry" w:id="323" w:date="2026-10-22T15:54:38Z">
+      <w:del w:author="Tomer Perry" w:id="324" w:date="2026-10-22T15:54:38Z">
         <w:r>
           <w:rPr>
             <w:rtl w:val="0"/>
@@ -21318,7 +21346,7 @@
           <w:delText xml:space="preserve">. I haven’t opened it.</w:delText>
         </w:r>
       </w:del>
-      <w:del w:author="Tomer Perry" w:id="324" w:date="2026-10-22T15:54:38Z">
+      <w:del w:author="Tomer Perry" w:id="325" w:date="2026-10-22T15:54:38Z">
         <w:r>
           <w:rPr>
             <w:rtl w:val="0"/>
@@ -21326,7 +21354,7 @@
           <w:delText xml:space="preserve"> I should probably admit that Priya’s point about chains of custody applies to my loft as much as to her logs, and that</w:delText>
         </w:r>
       </w:del>
-      <w:del w:author="Tomer Perry" w:id="325" w:date="2026-10-22T16:48:55Z">
+      <w:del w:author="Tomer Perry" w:id="326" w:date="2026-10-22T16:48:55Z">
         <w:r>
           <w:rPr>
             <w:rtl w:val="0"/>
@@ -21334,7 +21362,7 @@
           <w:delText xml:space="preserve"> I’d feel better if someone from the archive looked before anyone else does</w:delText>
         </w:r>
       </w:del>
-      <w:ins w:author="Tomer Perry" w:id="325" w:date="2026-10-22T16:48:55Z">
+      <w:ins w:author="Tomer Perry" w:id="326" w:date="2026-10-22T16:48:55Z">
         <w:r>
           <w:rPr>
             <w:rtl w:val="0"/>
@@ -21361,7 +21389,7 @@
         </w:rPr>
         <w:t xml:space="preserve">Q7 [</w:t>
       </w:r>
-      <w:del w:author="Tomer Perry" w:id="326" w:date="2026-10-22T16:04:07Z">
+      <w:del w:author="Tomer Perry" w:id="327" w:date="2026-10-22T16:04:07Z">
         <w:r>
           <w:rPr>
             <w:b w:val="1"/>
@@ -21371,7 +21399,7 @@
           <w:delText xml:space="preserve">R07</w:delText>
         </w:r>
       </w:del>
-      <w:ins w:author="Tomer Perry" w:id="326" w:date="2026-10-22T16:04:07Z">
+      <w:ins w:author="Tomer Perry" w:id="327" w:date="2026-10-22T16:04:07Z">
         <w:r>
           <w:rPr>
             <w:b w:val="1"/>
@@ -21395,7 +21423,7 @@
         </w:rPr>
         <w:t xml:space="preserve"> </w:t>
       </w:r>
-      <w:del w:author="Tomer Perry" w:id="327" w:date="2026-10-22T15:54:38Z">
+      <w:del w:author="Tomer Perry" w:id="328" w:date="2026-10-22T15:54:38Z">
         <w:r>
           <w:rPr>
             <w:rtl w:val="0"/>
@@ -21403,14 +21431,14 @@
           <w:delText xml:space="preserve">The theatre’s. Since you’re asking whose side</w:delText>
         </w:r>
       </w:del>
-      <w:ins w:author="Tomer Perry" w:id="327" w:date="2026-10-22T15:54:38Z">
+      <w:ins w:author="Tomer Perry" w:id="328" w:date="2026-10-22T15:54:38Z">
         <w:r>
           <w:rPr>
             <w:rtl w:val="0"/>
           </w:rPr>
           <w:t xml:space="preserve">Terrible idea. It bulldozes the spaces students actually use to make things. And </w:t>
         </w:r>
-        <w:del w:author="Tomer Perry" w:id="327" w:date="2026-10-22T15:54:38Z">
+        <w:del w:author="Tomer Perry" w:id="328" w:date="2026-10-22T15:54:38Z">
           <w:r>
             <w:rPr>
               <w:rtl w:val="0"/>
@@ -21419,7 +21447,7 @@
           </w:r>
         </w:del>
       </w:ins>
-      <w:del w:author="Tomer Perry" w:id="327" w:date="2026-10-22T15:54:38Z">
+      <w:del w:author="Tomer Perry" w:id="328" w:date="2026-10-22T15:54:38Z">
         <w:r>
           <w:rPr>
             <w:rtl w:val="0"/>
@@ -21427,7 +21455,7 @@
           <w:delText xml:space="preserve">, ask the café</w:delText>
         </w:r>
       </w:del>
-      <w:del w:author="Tomer Perry" w:id="328" w:date="2026-10-22T15:54:38Z">
+      <w:del w:author="Tomer Perry" w:id="329" w:date="2026-10-22T15:54:38Z">
         <w:r>
           <w:rPr>
             <w:rtl w:val="0"/>
@@ -21435,8 +21463,8 @@
           <w:delText xml:space="preserve">. Evan had a document tube sitting in his</w:delText>
         </w:r>
       </w:del>
-      <w:ins w:author="Tomer Perry" w:id="328" w:date="2026-10-22T15:54:38Z">
-        <w:del w:author="Tomer Perry" w:id="329" w:date="2026-10-22T15:54:38Z">
+      <w:ins w:author="Tomer Perry" w:id="329" w:date="2026-10-22T15:54:38Z">
+        <w:del w:author="Tomer Perry" w:id="330" w:date="2026-10-22T15:54:38Z">
           <w:r>
             <w:rPr>
               <w:rtl w:val="0"/>
@@ -21445,7 +21473,7 @@
           </w:r>
         </w:del>
       </w:ins>
-      <w:del w:author="Tomer Perry" w:id="329" w:date="2026-10-22T15:54:38Z">
+      <w:del w:author="Tomer Perry" w:id="330" w:date="2026-10-22T15:54:38Z">
         <w:r>
           <w:rPr>
             <w:rtl w:val="0"/>
@@ -21453,8 +21481,8 @@
           <w:delText xml:space="preserve"> locker overnight. Nobody’s interrogating him, because Evan</w:delText>
         </w:r>
       </w:del>
-      <w:ins w:author="Tomer Perry" w:id="329" w:date="2026-10-22T15:54:38Z">
-        <w:del w:author="Tomer Perry" w:id="329" w:date="2026-10-22T15:54:38Z">
+      <w:ins w:author="Tomer Perry" w:id="330" w:date="2026-10-22T15:54:38Z">
+        <w:del w:author="Tomer Perry" w:id="330" w:date="2026-10-22T15:54:38Z">
           <w:r>
             <w:rPr>
               <w:rtl w:val="0"/>
@@ -21463,7 +21491,7 @@
           </w:r>
         </w:del>
       </w:ins>
-      <w:del w:author="Tomer Perry" w:id="329" w:date="2026-10-22T15:54:38Z">
+      <w:del w:author="Tomer Perry" w:id="330" w:date="2026-10-22T15:54:38Z">
         <w:r>
           <w:rPr>
             <w:rtl w:val="0"/>
@@ -21471,7 +21499,7 @@
           <w:delText xml:space="preserve"> says he doesn’t care</w:delText>
         </w:r>
       </w:del>
-      <w:ins w:author="Tomer Perry" w:id="330" w:date="2026-10-22T15:54:38Z">
+      <w:ins w:author="Tomer Perry" w:id="331" w:date="2026-10-22T15:54:38Z">
         <w:r>
           <w:rPr>
             <w:rtl w:val="0"/>
@@ -21479,7 +21507,7 @@
           <w:t xml:space="preserve">before anyone blames Priya because she knows the access system: her access is read-only, so she can watch the doors but can’t open anything, and she sat at that table with her laptop all evening</w:t>
         </w:r>
       </w:ins>
-      <w:del w:author="Tomer Perry" w:id="330" w:date="2026-10-22T15:54:38Z">
+      <w:del w:author="Tomer Perry" w:id="331" w:date="2026-10-22T15:54:38Z">
         <w:r>
           <w:rPr>
             <w:rtl w:val="0"/>
@@ -21493,7 +21521,7 @@
         </w:rPr>
         <w:t xml:space="preserve">. Leo would </w:t>
       </w:r>
-      <w:del w:author="Tomer Perry" w:id="331" w:date="2026-10-22T15:54:38Z">
+      <w:del w:author="Tomer Perry" w:id="332" w:date="2026-10-22T15:54:38Z">
         <w:r>
           <w:rPr>
             <w:rtl w:val="0"/>
@@ -21501,14 +21529,14 @@
           <w:delText xml:space="preserve">say that’s proof the theatre’s</w:delText>
         </w:r>
       </w:del>
-      <w:ins w:author="Tomer Perry" w:id="331" w:date="2026-10-22T15:54:38Z">
+      <w:ins w:author="Tomer Perry" w:id="332" w:date="2026-10-22T15:54:38Z">
         <w:r>
           <w:rPr>
             <w:rtl w:val="0"/>
           </w:rPr>
           <w:t xml:space="preserve">call </w:t>
         </w:r>
-        <w:del w:author="Tomer Perry" w:id="331" w:date="2026-10-22T15:54:38Z">
+        <w:del w:author="Tomer Perry" w:id="332" w:date="2026-10-22T15:54:38Z">
           <w:r>
             <w:rPr>
               <w:rtl w:val="0"/>
@@ -21517,7 +21545,7 @@
           </w:r>
         </w:del>
       </w:ins>
-      <w:del w:author="Tomer Perry" w:id="331" w:date="2026-10-22T15:54:38Z">
+      <w:del w:author="Tomer Perry" w:id="332" w:date="2026-10-22T15:54:38Z">
         <w:r>
           <w:rPr>
             <w:rtl w:val="0"/>
@@ -21525,7 +21553,7 @@
           <w:delText xml:space="preserve"> a distraction</w:delText>
         </w:r>
       </w:del>
-      <w:ins w:author="Tomer Perry" w:id="332" w:date="2026-10-22T16:02:42Z">
+      <w:ins w:author="Tomer Perry" w:id="333" w:date="2026-10-22T16:02:42Z">
         <w:r>
           <w:rPr>
             <w:rtl w:val="0"/>
@@ -21539,7 +21567,7 @@
         </w:rPr>
         <w:t xml:space="preserve">. Leo </w:t>
       </w:r>
-      <w:del w:author="Tomer Perry" w:id="333" w:date="2026-10-22T15:54:38Z">
+      <w:del w:author="Tomer Perry" w:id="334" w:date="2026-10-22T15:54:38Z">
         <w:r>
           <w:rPr>
             <w:rtl w:val="0"/>
@@ -21547,7 +21575,7 @@
           <w:delText xml:space="preserve">would say</w:delText>
         </w:r>
       </w:del>
-      <w:ins w:author="Tomer Perry" w:id="333" w:date="2026-10-22T15:54:38Z">
+      <w:ins w:author="Tomer Perry" w:id="334" w:date="2026-10-22T15:54:38Z">
         <w:r>
           <w:rPr>
             <w:rtl w:val="0"/>
@@ -21561,7 +21589,7 @@
         </w:rPr>
         <w:t xml:space="preserve"> anything that </w:t>
       </w:r>
-      <w:del w:author="Tomer Perry" w:id="334" w:date="2026-10-22T15:54:38Z">
+      <w:del w:author="Tomer Perry" w:id="335" w:date="2026-10-22T15:54:38Z">
         <w:r>
           <w:rPr>
             <w:rtl w:val="0"/>
@@ -21569,7 +21597,7 @@
           <w:delText xml:space="preserve">ends the conversation</w:delText>
         </w:r>
       </w:del>
-      <w:ins w:author="Tomer Perry" w:id="334" w:date="2026-10-22T15:54:38Z">
+      <w:ins w:author="Tomer Perry" w:id="335" w:date="2026-10-22T15:54:38Z">
         <w:r>
           <w:rPr>
             <w:rtl w:val="0"/>
@@ -21596,7 +21624,7 @@
         </w:rPr>
         <w:t xml:space="preserve">Q8 [</w:t>
       </w:r>
-      <w:del w:author="Tomer Perry" w:id="335" w:date="2026-10-22T15:54:38Z">
+      <w:del w:author="Tomer Perry" w:id="336" w:date="2026-10-22T15:54:38Z">
         <w:r>
           <w:rPr>
             <w:b w:val="1"/>
@@ -21612,7 +21640,7 @@
           <w:delText xml:space="preserve"> No, and I’ll tell you the thing that makes me look bad: after Mira left I moved several tubes around in the loft to keep rain off the paper stock and never updated the inventory. That’s sloppy, not sinister. Hana’s told me for a year that bad storage and bad access are the same institutional problem. She’s right, and I should have listened sooner</w:delText>
         </w:r>
       </w:del>
-      <w:ins w:author="Tomer Perry" w:id="335" w:date="2026-10-22T15:54:38Z">
+      <w:ins w:author="Tomer Perry" w:id="336" w:date="2026-10-22T15:54:38Z">
         <w:r>
           <w:rPr>
             <w:b w:val="1"/>
@@ -21635,7 +21663,7 @@
         <w:t xml:space="preserve">.</w:t>
       </w:r>
     </w:p>
-    <w:bookmarkStart w:colFirst="0" w:colLast="0" w:name="gef3ba1y69f1" w:id="13"/>
+    <w:bookmarkStart w:colFirst="0" w:colLast="0" w:name="rgeqwn5kh4nl" w:id="13"/>
     <w:bookmarkEnd w:id="13"/>
     <w:p>
       <w:pPr>
@@ -21661,7 +21689,7 @@
         </w:rPr>
         <w:t xml:space="preserve">Q1 [</w:t>
       </w:r>
-      <w:del w:author="Tomer Perry" w:id="336" w:date="2026-10-22T15:54:38Z">
+      <w:del w:author="Tomer Perry" w:id="337" w:date="2026-10-22T15:54:38Z">
         <w:r>
           <w:rPr>
             <w:b w:val="1"/>
@@ -21677,7 +21705,7 @@
           <w:delText xml:space="preserve"> Accessibility office until 8:15, then the forum. On the way I passed Martin Ellison in the administrative corridor signing insurance forms for tonight, and Elise Grant leaving with a portfolio; I could see the printed programs stacked inside. That corridor doesn’t connect to the archive stacks. Leo and I disagree about most of the plan, and he’s right that not every administrator with a folder is up to something</w:delText>
         </w:r>
       </w:del>
-      <w:ins w:author="Tomer Perry" w:id="336" w:date="2026-10-22T15:54:38Z">
+      <w:ins w:author="Tomer Perry" w:id="337" w:date="2026-10-22T15:54:38Z">
         <w:r>
           <w:rPr>
             <w:b w:val="1"/>
@@ -21712,7 +21740,7 @@
         </w:rPr>
         <w:t xml:space="preserve">Q2 [</w:t>
       </w:r>
-      <w:del w:author="Tomer Perry" w:id="337" w:date="2026-10-22T15:54:38Z">
+      <w:del w:author="Tomer Perry" w:id="338" w:date="2026-10-22T15:54:38Z">
         <w:r>
           <w:rPr>
             <w:b w:val="1"/>
@@ -21728,7 +21756,7 @@
           <w:delText xml:space="preserve"> I think I do, though Mira understands it better. I've heard the rumour that someone meant to settle it last night with a chemistry test on the ink. That couldn't happen: dating ink needs a sample scraped from the document and about a week of lab work, and I checked for the audit that every chemistry-building door locks at six on event nights. I can't judge the comma myself. Priya would want the timestamps first, and I think that's the sensible order.</w:delText>
         </w:r>
       </w:del>
-      <w:ins w:author="Tomer Perry" w:id="337" w:date="2026-10-22T15:54:38Z">
+      <w:ins w:author="Tomer Perry" w:id="338" w:date="2026-10-22T15:54:38Z">
         <w:r>
           <w:rPr>
             <w:b w:val="1"/>
@@ -21762,7 +21790,7 @@
         </w:rPr>
         <w:t xml:space="preserve">Q3 [</w:t>
       </w:r>
-      <w:del w:author="Tomer Perry" w:id="338" w:date="2026-10-22T15:53:50Z">
+      <w:del w:author="Tomer Perry" w:id="339" w:date="2026-10-22T15:53:50Z">
         <w:r>
           <w:rPr>
             <w:b w:val="1"/>
@@ -21778,7 +21806,7 @@
           <w:delText xml:space="preserve"> Students at the forum, and one administrator: Celia Park kept asking how the university would describe the result, and pressing for ‘a clean answer’ for the Board. Around the same time the event materials stopped saying ‘the original Charter’ and just said ‘the Charter’. That may be ordinary legal caution, as Leo says; he’s probably right that it isn’t proof of anything by itself</w:delText>
         </w:r>
       </w:del>
-      <w:ins w:author="Tomer Perry" w:id="338" w:date="2026-10-22T15:53:50Z">
+      <w:ins w:author="Tomer Perry" w:id="339" w:date="2026-10-22T15:53:50Z">
         <w:r>
           <w:rPr>
             <w:b w:val="1"/>
@@ -21813,7 +21841,7 @@
         </w:rPr>
         <w:t xml:space="preserve">Q4 [</w:t>
       </w:r>
-      <w:del w:author="Tomer Perry" w:id="339" w:date="2026-10-22T15:53:50Z">
+      <w:del w:author="Tomer Perry" w:id="340" w:date="2026-10-22T15:53:50Z">
         <w:r>
           <w:rPr>
             <w:b w:val="1"/>
@@ -21829,7 +21857,7 @@
           <w:delText xml:space="preserve"> It could be; the loft is dry, which is more than most of the building. I was there for the accessibility audit and noticed tubes had been moved and the inventory sheet didn’t match. Jonah would say the loft isn’t a public room, and he’s right; I’d only add that good storage and good access turn out to be the same problem, which is something he and I agree on.</w:delText>
         </w:r>
       </w:del>
-      <w:ins w:author="Tomer Perry" w:id="339" w:date="2026-10-22T15:53:50Z">
+      <w:ins w:author="Tomer Perry" w:id="340" w:date="2026-10-22T15:53:50Z">
         <w:r>
           <w:rPr>
             <w:b w:val="1"/>
@@ -21869,7 +21897,7 @@
         </w:rPr>
         <w:t xml:space="preserve"> </w:t>
       </w:r>
-      <w:del w:author="Tomer Perry" w:id="340" w:date="2026-10-22T16:02:42Z">
+      <w:del w:author="Tomer Perry" w:id="341" w:date="2026-10-22T16:02:42Z">
         <w:r>
           <w:rPr>
             <w:rtl w:val="0"/>
@@ -21877,8 +21905,8 @@
           <w:delText xml:space="preserve">Hana closes her folder. “It is only ‘political’ to people who won’t be locked out of</w:delText>
         </w:r>
       </w:del>
-      <w:ins w:author="Tomer Perry" w:id="340" w:date="2026-10-22T16:02:42Z">
-        <w:del w:author="Tomer Perry" w:id="340" w:date="2026-10-22T16:02:42Z">
+      <w:ins w:author="Tomer Perry" w:id="341" w:date="2026-10-22T16:02:42Z">
+        <w:del w:author="Tomer Perry" w:id="341" w:date="2026-10-22T16:02:42Z">
           <w:r>
             <w:rPr>
               <w:rtl w:val="0"/>
@@ -21887,7 +21915,7 @@
           </w:r>
         </w:del>
       </w:ins>
-      <w:del w:author="Tomer Perry" w:id="340" w:date="2026-10-22T16:02:42Z">
+      <w:del w:author="Tomer Perry" w:id="341" w:date="2026-10-22T16:02:42Z">
         <w:r>
           <w:rPr>
             <w:rtl w:val="0"/>
@@ -21895,7 +21923,7 @@
           <w:delText xml:space="preserve"> the building. </w:delText>
         </w:r>
       </w:del>
-      <w:del w:author="Tomer Perry" w:id="341" w:date="2026-10-22T16:02:42Z">
+      <w:del w:author="Tomer Perry" w:id="342" w:date="2026-10-22T16:02:42Z">
         <w:r>
           <w:rPr>
             <w:rtl w:val="0"/>
@@ -21903,8 +21931,8 @@
           <w:delText xml:space="preserve">Come</w:delText>
         </w:r>
       </w:del>
-      <w:ins w:author="Tomer Perry" w:id="341" w:date="2026-10-22T16:02:42Z">
-        <w:del w:author="Tomer Perry" w:id="341" w:date="2026-10-22T16:02:42Z">
+      <w:ins w:author="Tomer Perry" w:id="342" w:date="2026-10-22T16:02:42Z">
+        <w:del w:author="Tomer Perry" w:id="342" w:date="2026-10-22T16:02:42Z">
           <w:r>
             <w:rPr>
               <w:rtl w:val="0"/>
@@ -21913,7 +21941,7 @@
           </w:r>
         </w:del>
       </w:ins>
-      <w:del w:author="Tomer Perry" w:id="341" w:date="2026-10-22T16:02:42Z">
+      <w:del w:author="Tomer Perry" w:id="342" w:date="2026-10-22T16:02:42Z">
         <w:r>
           <w:rPr>
             <w:rtl w:val="0"/>
@@ -21921,7 +21949,7 @@
           <w:delText xml:space="preserve"> back when you want to talk about</w:delText>
         </w:r>
       </w:del>
-      <w:ins w:author="Tomer Perry" w:id="342" w:date="2026-10-22T16:48:55Z">
+      <w:ins w:author="Tomer Perry" w:id="343" w:date="2026-10-22T16:48:55Z">
         <w:r>
           <w:rPr>
             <w:rtl w:val="0"/>
@@ -21935,7 +21963,7 @@
         </w:rPr>
         <w:t xml:space="preserve"> the building.” She </w:t>
       </w:r>
-      <w:ins w:author="Tomer Perry" w:id="343" w:date="2026-10-22T16:48:55Z">
+      <w:ins w:author="Tomer Perry" w:id="344" w:date="2026-10-22T16:48:55Z">
         <w:r>
           <w:rPr>
             <w:rtl w:val="0"/>
@@ -21962,7 +21990,7 @@
         </w:rPr>
         <w:t xml:space="preserve">Q6 [</w:t>
       </w:r>
-      <w:del w:author="Tomer Perry" w:id="344" w:date="2026-10-22T15:53:50Z">
+      <w:del w:author="Tomer Perry" w:id="345" w:date="2026-10-22T15:53:50Z">
         <w:r>
           <w:rPr>
             <w:b w:val="1"/>
@@ -21978,7 +22006,7 @@
           <w:delText xml:space="preserve"> It does, though maybe less than the café does to Evan, and that’s fine. Since you’ll hear about it: the tube in Evan’s locker held catering menus and inventory sheets, and it was there before the forum ended. He and I want different things from this building and we both want people treated decently in it.</w:delText>
         </w:r>
       </w:del>
-      <w:ins w:author="Tomer Perry" w:id="344" w:date="2026-10-22T15:53:50Z">
+      <w:ins w:author="Tomer Perry" w:id="345" w:date="2026-10-22T15:53:50Z">
         <w:r>
           <w:rPr>
             <w:b w:val="1"/>
@@ -22012,7 +22040,7 @@
         </w:rPr>
         <w:t xml:space="preserve">Q7 [</w:t>
       </w:r>
-      <w:del w:author="Tomer Perry" w:id="345" w:date="2026-10-22T15:53:50Z">
+      <w:del w:author="Tomer Perry" w:id="346" w:date="2026-10-22T15:53:50Z">
         <w:r>
           <w:rPr>
             <w:b w:val="1"/>
@@ -22028,7 +22056,7 @@
           <w:delText xml:space="preserve"> On the side of a building that lets everyone in. Mira and Jonah are on different sides of the theatre question and I’ve watched them argue about it, but they agree the Charter must not be damaged or lost. I think that’s worth more than either of them realizes, and it’s probably why they trust each other.</w:delText>
         </w:r>
       </w:del>
-      <w:ins w:author="Tomer Perry" w:id="345" w:date="2026-10-22T15:53:50Z">
+      <w:ins w:author="Tomer Perry" w:id="346" w:date="2026-10-22T15:53:50Z">
         <w:r>
           <w:rPr>
             <w:b w:val="1"/>
@@ -22062,7 +22090,7 @@
         </w:rPr>
         <w:t xml:space="preserve">Q8 [</w:t>
       </w:r>
-      <w:del w:author="Tomer Perry" w:id="346" w:date="2026-10-22T15:53:50Z">
+      <w:del w:author="Tomer Perry" w:id="347" w:date="2026-10-22T15:53:50Z">
         <w:r>
           <w:rPr>
             <w:b w:val="1"/>
@@ -22078,7 +22106,7 @@
           <w:delText xml:space="preserve"> No. I’ve checked the other obvious suspicion for you, since it’s the one Sofia keeps raising: steering-group members don’t hold archive credentials at all. They reach the archive through the archivist’s office, and nobody used that route last night. Sofia may still be right about their motives; she’s just wrong about their access</w:delText>
         </w:r>
       </w:del>
-      <w:ins w:author="Tomer Perry" w:id="346" w:date="2026-10-22T15:53:50Z">
+      <w:ins w:author="Tomer Perry" w:id="347" w:date="2026-10-22T15:53:50Z">
         <w:r>
           <w:rPr>
             <w:b w:val="1"/>
@@ -22125,7 +22153,7 @@
         </w:rPr>
         <w:t xml:space="preserve">Q1 [</w:t>
       </w:r>
-      <w:del w:author="Tomer Perry" w:id="347" w:date="2026-10-22T15:53:50Z">
+      <w:del w:author="Tomer Perry" w:id="348" w:date="2026-10-22T15:53:50Z">
         <w:r>
           <w:rPr>
             <w:b w:val="1"/>
@@ -22135,7 +22163,7 @@
           <w:delText xml:space="preserve">R21</w:delText>
         </w:r>
       </w:del>
-      <w:ins w:author="Tomer Perry" w:id="347" w:date="2026-10-22T15:53:50Z">
+      <w:ins w:author="Tomer Perry" w:id="348" w:date="2026-10-22T15:53:50Z">
         <w:r>
           <w:rPr>
             <w:b w:val="1"/>
@@ -22159,7 +22187,7 @@
         </w:rPr>
         <w:t xml:space="preserve"> </w:t>
       </w:r>
-      <w:del w:author="Tomer Perry" w:id="348" w:date="2026-10-22T15:53:50Z">
+      <w:del w:author="Tomer Perry" w:id="349" w:date="2026-10-22T15:53:50Z">
         <w:r>
           <w:rPr>
             <w:rtl w:val="0"/>
@@ -22167,7 +22195,7 @@
           <w:delText xml:space="preserve">Newsroom until ten to nine, comparing old scans, then out for air, then back. At 9:20 a courier dropped off a stiff, document-sized envelope and I signed for it. Who sent it is my business. Leo will tell you that's nothing</w:delText>
         </w:r>
       </w:del>
-      <w:ins w:author="Tomer Perry" w:id="348" w:date="2026-10-22T15:53:50Z">
+      <w:ins w:author="Tomer Perry" w:id="349" w:date="2026-10-22T15:53:50Z">
         <w:r>
           <w:rPr>
             <w:rtl w:val="0"/>
@@ -22181,7 +22209,7 @@
         </w:rPr>
         <w:t xml:space="preserve">. Leo would </w:t>
       </w:r>
-      <w:del w:author="Tomer Perry" w:id="349" w:date="2026-10-22T15:53:50Z">
+      <w:del w:author="Tomer Perry" w:id="350" w:date="2026-10-22T15:53:50Z">
         <w:r>
           <w:rPr>
             <w:rtl w:val="0"/>
@@ -22189,7 +22217,7 @@
           <w:delText xml:space="preserve">tell you a fire alarm was nothing if it interrupted a pitch</w:delText>
         </w:r>
       </w:del>
-      <w:ins w:author="Tomer Perry" w:id="349" w:date="2026-10-22T15:53:50Z">
+      <w:ins w:author="Tomer Perry" w:id="350" w:date="2026-10-22T15:53:50Z">
         <w:r>
           <w:rPr>
             <w:rtl w:val="0"/>
@@ -22216,7 +22244,7 @@
         </w:rPr>
         <w:t xml:space="preserve">Q2 [</w:t>
       </w:r>
-      <w:del w:author="Tomer Perry" w:id="350" w:date="2026-10-22T15:53:50Z">
+      <w:del w:author="Tomer Perry" w:id="351" w:date="2026-10-22T15:53:50Z">
         <w:r>
           <w:rPr>
             <w:b w:val="1"/>
@@ -22232,7 +22260,7 @@
           <w:delText xml:space="preserve"> I understand it, and I’d rather be corrected than assumed to. What I can say is this: in the photograph we printed, the disputed mark has sharper edges and a different paper shadow than the surrounding ink. Mira noticed it before I did. I may be wrong about what it means; she and I disagree about whether the examination should go ahead at all, and she’s right that a careful result would help everyone.</w:delText>
         </w:r>
       </w:del>
-      <w:ins w:author="Tomer Perry" w:id="350" w:date="2026-10-22T15:53:50Z">
+      <w:ins w:author="Tomer Perry" w:id="351" w:date="2026-10-22T15:53:50Z">
         <w:r>
           <w:rPr>
             <w:b w:val="1"/>
@@ -22285,7 +22313,7 @@
         </w:rPr>
         <w:t xml:space="preserve">Q4 [</w:t>
       </w:r>
-      <w:del w:author="Tomer Perry" w:id="351" w:date="2026-10-22T15:53:50Z">
+      <w:del w:author="Tomer Perry" w:id="352" w:date="2026-10-22T15:53:50Z">
         <w:r>
           <w:rPr>
             <w:b w:val="1"/>
@@ -22295,7 +22323,7 @@
           <w:delText xml:space="preserve">C11</w:delText>
         </w:r>
       </w:del>
-      <w:ins w:author="Tomer Perry" w:id="351" w:date="2026-10-22T15:53:50Z">
+      <w:ins w:author="Tomer Perry" w:id="352" w:date="2026-10-22T15:53:50Z">
         <w:r>
           <w:rPr>
             <w:b w:val="1"/>
@@ -22319,7 +22347,7 @@
         </w:rPr>
         <w:t xml:space="preserve"> </w:t>
       </w:r>
-      <w:del w:author="Tomer Perry" w:id="352" w:date="2026-10-22T15:53:50Z">
+      <w:del w:author="Tomer Perry" w:id="353" w:date="2026-10-22T15:53:50Z">
         <w:r>
           <w:rPr>
             <w:rtl w:val="0"/>
@@ -22327,14 +22355,14 @@
           <w:delText xml:space="preserve">Jonah told me</w:delText>
         </w:r>
       </w:del>
-      <w:ins w:author="Tomer Perry" w:id="352" w:date="2026-10-22T15:53:50Z">
+      <w:ins w:author="Tomer Perry" w:id="353" w:date="2026-10-22T15:53:50Z">
         <w:r>
           <w:rPr>
             <w:rtl w:val="0"/>
           </w:rPr>
           <w:t xml:space="preserve">Everyone gains something if there’s no examination today, including the administration. But since you’re asking about the Green Commons: Jonah carried his Pinafore poster tube into the theater late last night, and it’s up in the scenery loft</w:t>
         </w:r>
-        <w:del w:author="Tomer Perry" w:id="353" w:date="2026-10-22T15:53:50Z">
+        <w:del w:author="Tomer Perry" w:id="354" w:date="2026-10-22T15:53:50Z">
           <w:r>
             <w:rPr>
               <w:rtl w:val="0"/>
@@ -22343,7 +22371,7 @@
           </w:r>
         </w:del>
       </w:ins>
-      <w:del w:author="Tomer Perry" w:id="353" w:date="2026-10-22T15:53:50Z">
+      <w:del w:author="Tomer Perry" w:id="354" w:date="2026-10-22T15:53:50Z">
         <w:r>
           <w:rPr>
             <w:rtl w:val="0"/>
@@ -22351,7 +22379,7 @@
           <w:delText xml:space="preserve"> a poster tube in the loft had got heavier since last night</w:delText>
         </w:r>
       </w:del>
-      <w:ins w:author="Tomer Perry" w:id="353" w:date="2026-10-22T15:53:50Z">
+      <w:ins w:author="Tomer Perry" w:id="354" w:date="2026-10-22T15:53:50Z">
         <w:r>
           <w:rPr>
             <w:rtl w:val="0"/>
@@ -22365,7 +22393,7 @@
         </w:rPr>
         <w:t xml:space="preserve">. I asked him </w:t>
       </w:r>
-      <w:del w:author="Tomer Perry" w:id="354" w:date="2026-10-22T15:53:50Z">
+      <w:del w:author="Tomer Perry" w:id="355" w:date="2026-10-22T15:53:50Z">
         <w:r>
           <w:rPr>
             <w:rtl w:val="0"/>
@@ -22373,7 +22401,7 @@
           <w:delText xml:space="preserve">not to move it again. He</w:delText>
         </w:r>
       </w:del>
-      <w:ins w:author="Tomer Perry" w:id="354" w:date="2026-10-22T15:53:50Z">
+      <w:ins w:author="Tomer Perry" w:id="355" w:date="2026-10-22T15:53:50Z">
         <w:r>
           <w:rPr>
             <w:rtl w:val="0"/>
@@ -22387,7 +22415,7 @@
         </w:rPr>
         <w:t xml:space="preserve"> treats the </w:t>
       </w:r>
-      <w:del w:author="Tomer Perry" w:id="355" w:date="2026-10-22T15:53:50Z">
+      <w:del w:author="Tomer Perry" w:id="356" w:date="2026-10-22T15:53:50Z">
         <w:r>
           <w:rPr>
             <w:rtl w:val="0"/>
@@ -22395,7 +22423,7 @@
           <w:delText xml:space="preserve">loft</w:delText>
         </w:r>
       </w:del>
-      <w:ins w:author="Tomer Perry" w:id="355" w:date="2026-10-22T15:53:50Z">
+      <w:ins w:author="Tomer Perry" w:id="356" w:date="2026-10-22T15:53:50Z">
         <w:r>
           <w:rPr>
             <w:rtl w:val="0"/>
@@ -22409,7 +22437,7 @@
         </w:rPr>
         <w:t xml:space="preserve"> like a </w:t>
       </w:r>
-      <w:del w:author="Tomer Perry" w:id="356" w:date="2026-10-22T15:53:50Z">
+      <w:del w:author="Tomer Perry" w:id="357" w:date="2026-10-22T15:53:50Z">
         <w:r>
           <w:rPr>
             <w:rtl w:val="0"/>
@@ -22417,7 +22445,7 @@
           <w:delText xml:space="preserve">chapel, which is charming and useless. If he’d run an inventory like a normal person we wouldn’t be guessing</w:delText>
         </w:r>
       </w:del>
-      <w:ins w:author="Tomer Perry" w:id="356" w:date="2026-10-22T15:53:50Z">
+      <w:ins w:author="Tomer Perry" w:id="357" w:date="2026-10-22T15:53:50Z">
         <w:r>
           <w:rPr>
             <w:rtl w:val="0"/>
@@ -22444,7 +22472,7 @@
         </w:rPr>
         <w:t xml:space="preserve">Q5 [</w:t>
       </w:r>
-      <w:del w:author="Tomer Perry" w:id="357" w:date="2026-10-22T15:53:50Z">
+      <w:del w:author="Tomer Perry" w:id="358" w:date="2026-10-22T15:53:50Z">
         <w:r>
           <w:rPr>
             <w:b w:val="1"/>
@@ -22460,7 +22488,7 @@
           <w:delText xml:space="preserve"> It’s not a football, it’s a record. A source who can read the system tells me the log was edited at 9:17 p.m., after the archive closed. That’s not politics, that’s a timestamp. Hana keeps saying we should wait for the experts. The experts are examining a document nobody can vouch for</w:delText>
         </w:r>
       </w:del>
-      <w:ins w:author="Tomer Perry" w:id="357" w:date="2026-10-22T15:53:50Z">
+      <w:ins w:author="Tomer Perry" w:id="358" w:date="2026-10-22T15:53:50Z">
         <w:r>
           <w:rPr>
             <w:b w:val="1"/>
@@ -22495,7 +22523,7 @@
         </w:rPr>
         <w:t xml:space="preserve">Q6 [</w:t>
       </w:r>
-      <w:del w:author="Tomer Perry" w:id="358" w:date="2026-10-22T15:53:50Z">
+      <w:del w:author="Tomer Perry" w:id="359" w:date="2026-10-22T15:53:50Z">
         <w:r>
           <w:rPr>
             <w:b w:val="1"/>
@@ -22511,7 +22539,7 @@
           <w:delText xml:space="preserve"> It’s the only story that matters this year. And yes, I once printed a committee meeting date I hadn’t verified. I corrected it the same week, and the newsroom badge log shows I never left the building before 8:50. Nia thinks admitting errors makes people trust you. In my experience it gives administrators a stick</w:delText>
         </w:r>
       </w:del>
-      <w:ins w:author="Tomer Perry" w:id="358" w:date="2026-10-22T15:53:50Z">
+      <w:ins w:author="Tomer Perry" w:id="359" w:date="2026-10-22T15:53:50Z">
         <w:r>
           <w:rPr>
             <w:b w:val="1"/>
@@ -22546,7 +22574,7 @@
         </w:rPr>
         <w:t xml:space="preserve">Q7 [</w:t>
       </w:r>
-      <w:del w:author="Tomer Perry" w:id="359" w:date="2026-10-22T15:53:50Z">
+      <w:del w:author="Tomer Perry" w:id="360" w:date="2026-10-22T15:53:50Z">
         <w:r>
           <w:rPr>
             <w:b w:val="1"/>
@@ -22562,7 +22590,7 @@
           <w:delText xml:space="preserve"> The public’s. Which is why I’ll tell you Martin Ellison, the archivist, was hanging around the archive office at half past eight. Nobody in the administration will explain what he was doing. Evan says he saw nothing unusual. Evan wouldn’t notice a fire unless it was in the espresso machine.</w:delText>
         </w:r>
       </w:del>
-      <w:ins w:author="Tomer Perry" w:id="359" w:date="2026-10-22T15:53:50Z">
+      <w:ins w:author="Tomer Perry" w:id="360" w:date="2026-10-22T15:53:50Z">
         <w:r>
           <w:rPr>
             <w:b w:val="1"/>
@@ -22596,7 +22624,7 @@
         </w:rPr>
         <w:t xml:space="preserve">Q8 [</w:t>
       </w:r>
-      <w:del w:author="Tomer Perry" w:id="360" w:date="2026-10-22T15:53:50Z">
+      <w:del w:author="Tomer Perry" w:id="361" w:date="2026-10-22T15:53:50Z">
         <w:r>
           <w:rPr>
             <w:b w:val="1"/>
@@ -22612,7 +22640,7 @@
           <w:delText xml:space="preserve"> No. I have something better: there’s a small crease near the mark in the older photographs of the Charter. It isn’t in the photo we printed last week. Mira flagged it. Priya says an image needs the same care as a log. Fine. The image says what it says</w:delText>
         </w:r>
       </w:del>
-      <w:ins w:author="Tomer Perry" w:id="360" w:date="2026-10-22T15:53:50Z">
+      <w:ins w:author="Tomer Perry" w:id="361" w:date="2026-10-22T15:53:50Z">
         <w:r>
           <w:rPr>
             <w:b w:val="1"/>
@@ -22659,7 +22687,7 @@
         </w:rPr>
         <w:t xml:space="preserve">Q1 [</w:t>
       </w:r>
-      <w:del w:author="Tomer Perry" w:id="361" w:date="2026-10-22T15:53:50Z">
+      <w:del w:author="Tomer Perry" w:id="362" w:date="2026-10-22T15:53:50Z">
         <w:r>
           <w:rPr>
             <w:b w:val="1"/>
@@ -22675,7 +22703,7 @@
           <w:delText xml:space="preserve"> Catered the forum, then the café till close. About five to nine someone carried a long cardboard tube from the Commons toward the theatre; it had theatre paint on one end and nearly took out my sign. Couldn’t see the face. Leo says I should have looked harder. Leo has never worked a counter.</w:delText>
         </w:r>
       </w:del>
-      <w:ins w:author="Tomer Perry" w:id="361" w:date="2026-10-22T15:53:50Z">
+      <w:ins w:author="Tomer Perry" w:id="362" w:date="2026-10-22T15:53:50Z">
         <w:r>
           <w:rPr>
             <w:b w:val="1"/>
@@ -22709,7 +22737,7 @@
         </w:rPr>
         <w:t xml:space="preserve">Q2 [</w:t>
       </w:r>
-      <w:del w:author="Tomer Perry" w:id="362" w:date="2026-10-22T15:53:50Z">
+      <w:del w:author="Tomer Perry" w:id="363" w:date="2026-10-22T15:53:50Z">
         <w:r>
           <w:rPr>
             <w:b w:val="1"/>
@@ -22725,7 +22753,7 @@
           <w:delText xml:space="preserve"> I don’t and I don’t need to. I delivered coffee to the meeting room where they were arguing about it at 7:20, and Hana was signing in to get a folder while the forum was still going. Mira can explain the comma to you for an hour. It won’t make the café stay open.</w:delText>
         </w:r>
       </w:del>
-      <w:ins w:author="Tomer Perry" w:id="362" w:date="2026-10-22T15:53:50Z">
+      <w:ins w:author="Tomer Perry" w:id="363" w:date="2026-10-22T15:53:50Z">
         <w:r>
           <w:rPr>
             <w:b w:val="1"/>
@@ -22759,7 +22787,7 @@
         </w:rPr>
         <w:t xml:space="preserve">Q3 [</w:t>
       </w:r>
-      <w:del w:author="Tomer Perry" w:id="363" w:date="2026-10-22T15:53:50Z">
+      <w:del w:author="Tomer Perry" w:id="364" w:date="2026-10-22T15:53:50Z">
         <w:r>
           <w:rPr>
             <w:b w:val="1"/>
@@ -22775,7 +22803,7 @@
           <w:delText xml:space="preserve"> Mira, at the counter, around ten to nine. She said she’d ‘keep it safe until someone can compare the two’. I didn’t ask what ‘it’ was. Maybe I should have; Sofia would have. She and I want different things from all this, but she’s right that people say important things to whoever’s pouring the tea</w:delText>
         </w:r>
       </w:del>
-      <w:ins w:author="Tomer Perry" w:id="363" w:date="2026-10-22T15:53:50Z">
+      <w:ins w:author="Tomer Perry" w:id="364" w:date="2026-10-22T15:53:50Z">
         <w:r>
           <w:rPr>
             <w:b w:val="1"/>
@@ -22810,7 +22838,7 @@
         </w:rPr>
         <w:t xml:space="preserve">Q4 [R17, red herring; opinion </w:t>
       </w:r>
-      <w:del w:author="Tomer Perry" w:id="364" w:date="2026-10-22T15:52:22Z">
+      <w:del w:author="Tomer Perry" w:id="365" w:date="2026-10-22T15:52:22Z">
         <w:r>
           <w:rPr>
             <w:b w:val="1"/>
@@ -22826,7 +22854,7 @@
           <w:delText xml:space="preserve"> Could be</w:delText>
         </w:r>
       </w:del>
-      <w:ins w:author="Tomer Perry" w:id="364" w:date="2026-10-22T15:52:22Z">
+      <w:ins w:author="Tomer Perry" w:id="365" w:date="2026-10-22T15:52:22Z">
         <w:r>
           <w:rPr>
             <w:b w:val="1"/>
@@ -22841,7 +22869,7 @@
           </w:rPr>
           <w:t xml:space="preserve"> </w:t>
         </w:r>
-        <w:del w:author="Tomer Perry" w:id="365" w:date="2026-10-22T16:02:42Z">
+        <w:del w:author="Tomer Perry" w:id="366" w:date="2026-10-22T16:02:42Z">
           <w:r>
             <w:rPr>
               <w:rtl w:val="0"/>
@@ -22850,7 +22878,7 @@
           </w:r>
         </w:del>
       </w:ins>
-      <w:del w:author="Tomer Perry" w:id="365" w:date="2026-10-22T16:02:42Z">
+      <w:del w:author="Tomer Perry" w:id="366" w:date="2026-10-22T16:02:42Z">
         <w:r>
           <w:rPr>
             <w:rtl w:val="0"/>
@@ -22858,7 +22886,7 @@
           <w:delText xml:space="preserve">. When</w:delText>
         </w:r>
       </w:del>
-      <w:ins w:author="Tomer Perry" w:id="365" w:date="2026-10-22T16:02:42Z">
+      <w:ins w:author="Tomer Perry" w:id="366" w:date="2026-10-22T16:02:42Z">
         <w:r>
           <w:rPr>
             <w:rtl w:val="0"/>
@@ -22872,7 +22900,7 @@
         </w:rPr>
         <w:t xml:space="preserve"> I locked up I saw a rolled parchment that looked just like the Charter lying on the costume trunk by the </w:t>
       </w:r>
-      <w:ins w:author="Tomer Perry" w:id="366" w:date="2026-10-22T15:52:22Z">
+      <w:ins w:author="Tomer Perry" w:id="367" w:date="2026-10-22T15:52:22Z">
         <w:r>
           <w:rPr>
             <w:rtl w:val="0"/>
@@ -22886,7 +22914,7 @@
         </w:rPr>
         <w:t xml:space="preserve">stage door. </w:t>
       </w:r>
-      <w:del w:author="Tomer Perry" w:id="367" w:date="2026-10-22T15:52:22Z">
+      <w:del w:author="Tomer Perry" w:id="368" w:date="2026-10-22T15:52:22Z">
         <w:r>
           <w:rPr>
             <w:rtl w:val="0"/>
@@ -22894,7 +22922,7 @@
           <w:delText xml:space="preserve">Didn't</w:delText>
         </w:r>
       </w:del>
-      <w:ins w:author="Tomer Perry" w:id="367" w:date="2026-10-22T15:52:22Z">
+      <w:ins w:author="Tomer Perry" w:id="368" w:date="2026-10-22T15:52:22Z">
         <w:r>
           <w:rPr>
             <w:rtl w:val="0"/>
@@ -22908,7 +22936,7 @@
         </w:rPr>
         <w:t xml:space="preserve"> touch it. Jonah </w:t>
       </w:r>
-      <w:del w:author="Tomer Perry" w:id="368" w:date="2026-10-22T15:52:22Z">
+      <w:del w:author="Tomer Perry" w:id="369" w:date="2026-10-22T15:52:22Z">
         <w:r>
           <w:rPr>
             <w:rtl w:val="0"/>
@@ -22916,7 +22944,7 @@
           <w:delText xml:space="preserve">thinks the loft is the last honest room on campus. It's a loft with a leak on the north side.</w:delText>
         </w:r>
       </w:del>
-      <w:ins w:author="Tomer Perry" w:id="368" w:date="2026-10-22T15:52:22Z">
+      <w:ins w:author="Tomer Perry" w:id="369" w:date="2026-10-22T15:52:22Z">
         <w:r>
           <w:rPr>
             <w:rtl w:val="0"/>
@@ -22942,7 +22970,7 @@
         </w:rPr>
         <w:t xml:space="preserve">Q5 [</w:t>
       </w:r>
-      <w:del w:author="Tomer Perry" w:id="369" w:date="2026-10-22T15:52:22Z">
+      <w:del w:author="Tomer Perry" w:id="370" w:date="2026-10-22T15:52:22Z">
         <w:r>
           <w:rPr>
             <w:b w:val="1"/>
@@ -22958,7 +22986,7 @@
           <w:delText xml:space="preserve"> Sure, and it was a football on the table at 7:45 when I was clearing the forum plates: blue folder, seal intact, Nia handed it back to the archive. Then everyone went home to be outraged. Hana would say that’s the wrong lesson. Hana would say that about most of my lessons</w:delText>
         </w:r>
       </w:del>
-      <w:ins w:author="Tomer Perry" w:id="369" w:date="2026-10-22T15:52:22Z">
+      <w:ins w:author="Tomer Perry" w:id="370" w:date="2026-10-22T15:52:22Z">
         <w:r>
           <w:rPr>
             <w:b w:val="1"/>
@@ -22999,7 +23027,7 @@
         </w:rPr>
         <w:t xml:space="preserve"> Evan stops wiping the counter. “</w:t>
       </w:r>
-      <w:del w:author="Tomer Perry" w:id="370" w:date="2026-10-22T15:52:22Z">
+      <w:del w:author="Tomer Perry" w:id="371" w:date="2026-10-22T15:52:22Z">
         <w:r>
           <w:rPr>
             <w:rtl w:val="0"/>
@@ -23007,7 +23035,7 @@
           <w:delText xml:space="preserve">You want my observations, then tell me they don’t count. Pick one</w:delText>
         </w:r>
       </w:del>
-      <w:ins w:author="Tomer Perry" w:id="370" w:date="2026-10-22T15:52:22Z">
+      <w:ins w:author="Tomer Perry" w:id="371" w:date="2026-10-22T15:52:22Z">
         <w:r>
           <w:rPr>
             <w:rtl w:val="0"/>
@@ -23021,7 +23049,7 @@
         </w:rPr>
         <w:t xml:space="preserve">.” He goes into the back</w:t>
       </w:r>
-      <w:ins w:author="Tomer Perry" w:id="371" w:date="2026-10-22T15:52:22Z">
+      <w:ins w:author="Tomer Perry" w:id="372" w:date="2026-10-22T15:52:22Z">
         <w:r>
           <w:rPr>
             <w:rtl w:val="0"/>
@@ -23048,7 +23076,7 @@
         </w:rPr>
         <w:t xml:space="preserve">Q7 [</w:t>
       </w:r>
-      <w:del w:author="Tomer Perry" w:id="372" w:date="2026-10-22T15:52:22Z">
+      <w:del w:author="Tomer Perry" w:id="373" w:date="2026-10-22T15:52:22Z">
         <w:r>
           <w:rPr>
             <w:b w:val="1"/>
@@ -23064,7 +23092,7 @@
           <w:delText xml:space="preserve"> Nobody’s. Since you ask fairly: around ten to nine I saw Mira and Jonah talking by the theatre. It looked like two people sorting out where to put something, not an argument. I could be wrong; I was fifty feet away. Nia says everyone in this is on the same side underneath. That’s more generous than I’d be, but she might be</w:delText>
         </w:r>
       </w:del>
-      <w:ins w:author="Tomer Perry" w:id="372" w:date="2026-10-22T15:52:22Z">
+      <w:ins w:author="Tomer Perry" w:id="373" w:date="2026-10-22T15:52:22Z">
         <w:r>
           <w:rPr>
             <w:b w:val="1"/>
@@ -23099,7 +23127,7 @@
         </w:rPr>
         <w:t xml:space="preserve">Q8 [</w:t>
       </w:r>
-      <w:del w:author="Tomer Perry" w:id="373" w:date="2026-10-22T15:52:22Z">
+      <w:del w:author="Tomer Perry" w:id="374" w:date="2026-10-22T15:52:22Z">
         <w:r>
           <w:rPr>
             <w:b w:val="1"/>
@@ -23109,8 +23137,8 @@
           <w:delText xml:space="preserve">R08, red herring; opinion unreceptive</w:delText>
         </w:r>
       </w:del>
-      <w:ins w:author="Tomer Perry" w:id="373" w:date="2026-10-22T15:52:22Z">
-        <w:del w:author="Tomer Perry" w:id="374" w:date="2026-10-22T15:52:22Z">
+      <w:ins w:author="Tomer Perry" w:id="374" w:date="2026-10-22T15:52:22Z">
+        <w:del w:author="Tomer Perry" w:id="375" w:date="2026-10-22T15:52:22Z">
           <w:r>
             <w:rPr>
               <w:b w:val="1"/>
@@ -23121,7 +23149,7 @@
           </w:r>
         </w:del>
       </w:ins>
-      <w:del w:author="Tomer Perry" w:id="374" w:date="2026-10-22T15:52:22Z">
+      <w:del w:author="Tomer Perry" w:id="375" w:date="2026-10-22T15:52:22Z">
         <w:r>
           <w:rPr>
             <w:b w:val="1"/>
@@ -23137,8 +23165,8 @@
           <w:delText xml:space="preserve"> No. I let somebody</w:delText>
         </w:r>
       </w:del>
-      <w:ins w:author="Tomer Perry" w:id="374" w:date="2026-10-22T15:52:22Z">
-        <w:del w:author="Tomer Perry" w:id="375" w:date="2026-10-22T15:52:22Z">
+      <w:ins w:author="Tomer Perry" w:id="375" w:date="2026-10-22T15:52:22Z">
+        <w:del w:author="Tomer Perry" w:id="376" w:date="2026-10-22T15:52:22Z">
           <w:r>
             <w:rPr>
               <w:rtl w:val="0"/>
@@ -23147,7 +23175,7 @@
           </w:r>
         </w:del>
       </w:ins>
-      <w:del w:author="Tomer Perry" w:id="375" w:date="2026-10-22T15:52:22Z">
+      <w:del w:author="Tomer Perry" w:id="376" w:date="2026-10-22T15:52:22Z">
         <w:r>
           <w:rPr>
             <w:rtl w:val="0"/>
@@ -23155,8 +23183,8 @@
           <w:delText xml:space="preserve"> I didn’t recognize use my</w:delText>
         </w:r>
       </w:del>
-      <w:ins w:author="Tomer Perry" w:id="375" w:date="2026-10-22T15:52:22Z">
-        <w:del w:author="Tomer Perry" w:id="375" w:date="2026-10-22T15:52:22Z">
+      <w:ins w:author="Tomer Perry" w:id="376" w:date="2026-10-22T15:52:22Z">
+        <w:del w:author="Tomer Perry" w:id="376" w:date="2026-10-22T15:52:22Z">
           <w:r>
             <w:rPr>
               <w:rtl w:val="0"/>
@@ -23165,7 +23193,7 @@
           </w:r>
         </w:del>
       </w:ins>
-      <w:del w:author="Tomer Perry" w:id="375" w:date="2026-10-22T15:52:22Z">
+      <w:del w:author="Tomer Perry" w:id="376" w:date="2026-10-22T15:52:22Z">
         <w:r>
           <w:rPr>
             <w:rtl w:val="0"/>
@@ -23173,8 +23201,8 @@
           <w:delText xml:space="preserve"> locker around half past eight</w:delText>
         </w:r>
       </w:del>
-      <w:ins w:author="Tomer Perry" w:id="376" w:date="2026-10-22T15:52:22Z">
-        <w:del w:author="Tomer Perry" w:id="375" w:date="2026-10-22T15:52:22Z">
+      <w:ins w:author="Tomer Perry" w:id="377" w:date="2026-10-22T15:52:22Z">
+        <w:del w:author="Tomer Perry" w:id="376" w:date="2026-10-22T15:52:22Z">
           <w:r>
             <w:rPr>
               <w:rtl w:val="0"/>
@@ -23183,7 +23211,7 @@
           </w:r>
         </w:del>
       </w:ins>
-      <w:del w:author="Tomer Perry" w:id="375" w:date="2026-10-22T15:52:22Z">
+      <w:del w:author="Tomer Perry" w:id="376" w:date="2026-10-22T15:52:22Z">
         <w:r>
           <w:rPr>
             <w:rtl w:val="0"/>
@@ -23191,7 +23219,7 @@
           <w:delText xml:space="preserve"> because it was </w:delText>
         </w:r>
       </w:del>
-      <w:del w:author="Tomer Perry" w:id="377" w:date="2026-10-22T15:52:22Z">
+      <w:del w:author="Tomer Perry" w:id="378" w:date="2026-10-22T15:52:22Z">
         <w:r>
           <w:rPr>
             <w:rtl w:val="0"/>
@@ -23199,8 +23227,8 @@
           <w:delText xml:space="preserve">raining</w:delText>
         </w:r>
       </w:del>
-      <w:ins w:author="Tomer Perry" w:id="377" w:date="2026-10-22T15:52:22Z">
-        <w:del w:author="Tomer Perry" w:id="377" w:date="2026-10-22T15:52:22Z">
+      <w:ins w:author="Tomer Perry" w:id="378" w:date="2026-10-22T15:52:22Z">
+        <w:del w:author="Tomer Perry" w:id="378" w:date="2026-10-22T15:52:22Z">
           <w:r>
             <w:rPr>
               <w:rtl w:val="0"/>
@@ -23209,7 +23237,7 @@
           </w:r>
         </w:del>
       </w:ins>
-      <w:del w:author="Tomer Perry" w:id="377" w:date="2026-10-22T15:52:22Z">
+      <w:del w:author="Tomer Perry" w:id="378" w:date="2026-10-22T15:52:22Z">
         <w:r>
           <w:rPr>
             <w:rtl w:val="0"/>
@@ -23217,7 +23245,7 @@
           <w:delText xml:space="preserve"> and I </w:delText>
         </w:r>
       </w:del>
-      <w:del w:author="Tomer Perry" w:id="378" w:date="2026-10-22T15:52:22Z">
+      <w:del w:author="Tomer Perry" w:id="379" w:date="2026-10-22T15:52:22Z">
         <w:r>
           <w:rPr>
             <w:rtl w:val="0"/>
@@ -23225,7 +23253,7 @@
           <w:delText xml:space="preserve">wanted to get back to work. That’s careless, not criminal. Sofia will make it a headline anyway. Sofia would make the rain a headline.</w:delText>
         </w:r>
       </w:del>
-      <w:ins w:author="Tomer Perry" w:id="378" w:date="2026-10-22T15:52:22Z">
+      <w:ins w:author="Tomer Perry" w:id="379" w:date="2026-10-22T15:52:22Z">
         <w:r>
           <w:rPr>
             <w:b w:val="1"/>
@@ -23271,7 +23299,7 @@
         </w:rPr>
         <w:t xml:space="preserve">Q1 [</w:t>
       </w:r>
-      <w:del w:author="Tomer Perry" w:id="379" w:date="2026-10-22T15:52:22Z">
+      <w:del w:author="Tomer Perry" w:id="380" w:date="2026-10-22T15:52:22Z">
         <w:r>
           <w:rPr>
             <w:b w:val="1"/>
@@ -23287,7 +23315,7 @@
           <w:delText xml:space="preserve"> I chaired the forum till 7:45, then the student-government office. On the way I saw Leo cross the Commons lobby, right by the archive corridor, at about 8:35. I don’t think that means anything by itself; he was heading toward the business building. He and I disagree about nearly everything in the plan, and I still think he wants the same thing we all do, which is a building students use.</w:delText>
         </w:r>
       </w:del>
-      <w:ins w:author="Tomer Perry" w:id="379" w:date="2026-10-22T15:52:22Z">
+      <w:ins w:author="Tomer Perry" w:id="380" w:date="2026-10-22T15:52:22Z">
         <w:r>
           <w:rPr>
             <w:b w:val="1"/>
@@ -23321,7 +23349,7 @@
         </w:rPr>
         <w:t xml:space="preserve">Q2 [</w:t>
       </w:r>
-      <w:del w:author="Tomer Perry" w:id="380" w:date="2026-10-22T15:52:22Z">
+      <w:del w:author="Tomer Perry" w:id="381" w:date="2026-10-22T15:52:22Z">
         <w:r>
           <w:rPr>
             <w:b w:val="1"/>
@@ -23337,7 +23365,7 @@
           <w:delText xml:space="preserve"> I think so, though Mira would explain it better. She’s argued for months that the mark is an original comma, which would give students their own required approval. I try to hold that lightly; a lot of us want it to be a comma, and wanting it isn’t evidence. Leo says the whole debate is delay. He has a point about the delay, even if I don’t agree about the debate</w:delText>
         </w:r>
       </w:del>
-      <w:ins w:author="Tomer Perry" w:id="380" w:date="2026-10-22T15:52:22Z">
+      <w:ins w:author="Tomer Perry" w:id="381" w:date="2026-10-22T15:52:22Z">
         <w:r>
           <w:rPr>
             <w:b w:val="1"/>
@@ -23372,7 +23400,7 @@
         </w:rPr>
         <w:t xml:space="preserve">Q3 [</w:t>
       </w:r>
-      <w:del w:author="Tomer Perry" w:id="381" w:date="2026-10-22T15:52:22Z">
+      <w:del w:author="Tomer Perry" w:id="382" w:date="2026-10-22T15:52:22Z">
         <w:r>
           <w:rPr>
             <w:b w:val="1"/>
@@ -23382,8 +23410,8 @@
           <w:delText xml:space="preserve">R22, red herring; opinion receptive</w:delText>
         </w:r>
       </w:del>
-      <w:ins w:author="Tomer Perry" w:id="381" w:date="2026-10-22T15:52:22Z">
-        <w:del w:author="Tomer Perry" w:id="381" w:date="2026-10-22T15:52:22Z">
+      <w:ins w:author="Tomer Perry" w:id="382" w:date="2026-10-22T15:52:22Z">
+        <w:del w:author="Tomer Perry" w:id="382" w:date="2026-10-22T15:52:22Z">
           <w:r>
             <w:rPr>
               <w:b w:val="1"/>
@@ -23394,7 +23422,7 @@
           </w:r>
         </w:del>
       </w:ins>
-      <w:del w:author="Tomer Perry" w:id="381" w:date="2026-10-22T15:52:22Z">
+      <w:del w:author="Tomer Perry" w:id="382" w:date="2026-10-22T15:52:22Z">
         <w:r>
           <w:rPr>
             <w:b w:val="1"/>
@@ -23410,7 +23438,7 @@
           <w:delText xml:space="preserve"> Sofia, and </w:delText>
         </w:r>
       </w:del>
-      <w:del w:author="Tomer Perry" w:id="382" w:date="2026-10-22T15:52:22Z">
+      <w:del w:author="Tomer Perry" w:id="383" w:date="2026-10-22T15:52:22Z">
         <w:r>
           <w:rPr>
             <w:rtl w:val="0"/>
@@ -23418,8 +23446,8 @@
           <w:delText xml:space="preserve">I should own something before it comes out another way</w:delText>
         </w:r>
       </w:del>
-      <w:ins w:author="Tomer Perry" w:id="382" w:date="2026-10-22T15:52:22Z">
-        <w:del w:author="Tomer Perry" w:id="383" w:date="2026-10-22T15:52:22Z">
+      <w:ins w:author="Tomer Perry" w:id="383" w:date="2026-10-22T15:52:22Z">
+        <w:del w:author="Tomer Perry" w:id="384" w:date="2026-10-22T15:52:22Z">
           <w:r>
             <w:rPr>
               <w:rtl w:val="0"/>
@@ -23428,7 +23456,7 @@
           </w:r>
         </w:del>
       </w:ins>
-      <w:del w:author="Tomer Perry" w:id="383" w:date="2026-10-22T15:52:22Z">
+      <w:del w:author="Tomer Perry" w:id="384" w:date="2026-10-22T15:52:22Z">
         <w:r>
           <w:rPr>
             <w:rtl w:val="0"/>
@@ -23436,8 +23464,8 @@
           <w:delText xml:space="preserve">: I gave her the draft resolution that ran this morning. That was my call, and probably a mistake. She showed me</w:delText>
         </w:r>
       </w:del>
-      <w:ins w:author="Tomer Perry" w:id="383" w:date="2026-10-22T15:52:22Z">
-        <w:del w:author="Tomer Perry" w:id="383" w:date="2026-10-22T15:52:22Z">
+      <w:ins w:author="Tomer Perry" w:id="384" w:date="2026-10-22T15:52:22Z">
+        <w:del w:author="Tomer Perry" w:id="384" w:date="2026-10-22T15:52:22Z">
           <w:r>
             <w:rPr>
               <w:rtl w:val="0"/>
@@ -23446,7 +23474,7 @@
           </w:r>
         </w:del>
       </w:ins>
-      <w:del w:author="Tomer Perry" w:id="383" w:date="2026-10-22T15:52:22Z">
+      <w:del w:author="Tomer Perry" w:id="384" w:date="2026-10-22T15:52:22Z">
         <w:r>
           <w:rPr>
             <w:rtl w:val="0"/>
@@ -23454,7 +23482,7 @@
           <w:delText xml:space="preserve"> the envelope she signed for last night</w:delText>
         </w:r>
       </w:del>
-      <w:del w:author="Tomer Perry" w:id="384" w:date="2026-10-22T15:52:22Z">
+      <w:del w:author="Tomer Perry" w:id="385" w:date="2026-10-22T15:52:22Z">
         <w:r>
           <w:rPr>
             <w:rtl w:val="0"/>
@@ -23462,7 +23490,7 @@
           <w:delText xml:space="preserve">; it</w:delText>
         </w:r>
       </w:del>
-      <w:del w:author="Tomer Perry" w:id="385" w:date="2026-10-22T15:52:22Z">
+      <w:del w:author="Tomer Perry" w:id="386" w:date="2026-10-22T15:52:22Z">
         <w:r>
           <w:rPr>
             <w:rtl w:val="0"/>
@@ -23470,8 +23498,8 @@
           <w:delText xml:space="preserve"> was the printer's proof of today's front page, and</w:delText>
         </w:r>
       </w:del>
-      <w:ins w:author="Tomer Perry" w:id="385" w:date="2026-10-22T15:52:22Z">
-        <w:del w:author="Tomer Perry" w:id="385" w:date="2026-10-22T15:52:22Z">
+      <w:ins w:author="Tomer Perry" w:id="386" w:date="2026-10-22T15:52:22Z">
+        <w:del w:author="Tomer Perry" w:id="386" w:date="2026-10-22T15:52:22Z">
           <w:r>
             <w:rPr>
               <w:rtl w:val="0"/>
@@ -23480,7 +23508,7 @@
           </w:r>
         </w:del>
       </w:ins>
-      <w:del w:author="Tomer Perry" w:id="385" w:date="2026-10-22T15:52:22Z">
+      <w:del w:author="Tomer Perry" w:id="386" w:date="2026-10-22T15:52:22Z">
         <w:r>
           <w:rPr>
             <w:rtl w:val="0"/>
@@ -23488,7 +23516,7 @@
           <w:delText xml:space="preserve"> it's pinned on the newsroom wall. Sofia thinks </w:delText>
         </w:r>
       </w:del>
-      <w:del w:author="Tomer Perry" w:id="386" w:date="2026-10-22T15:52:22Z">
+      <w:del w:author="Tomer Perry" w:id="387" w:date="2026-10-22T15:52:22Z">
         <w:r>
           <w:rPr>
             <w:rtl w:val="0"/>
@@ -23496,8 +23524,8 @@
           <w:delText xml:space="preserve">worries like mine are a story. She may be right that it's worth checking; I'd just want to check with people, not around them</w:delText>
         </w:r>
       </w:del>
-      <w:ins w:author="Tomer Perry" w:id="386" w:date="2026-10-22T15:52:22Z">
-        <w:del w:author="Tomer Perry" w:id="386" w:date="2026-10-22T15:52:22Z">
+      <w:ins w:author="Tomer Perry" w:id="387" w:date="2026-10-22T15:52:22Z">
+        <w:del w:author="Tomer Perry" w:id="387" w:date="2026-10-22T15:52:22Z">
           <w:r>
             <w:rPr>
               <w:rtl w:val="0"/>
@@ -23506,7 +23534,7 @@
           </w:r>
         </w:del>
       </w:ins>
-      <w:del w:author="Tomer Perry" w:id="386" w:date="2026-10-22T15:52:22Z">
+      <w:del w:author="Tomer Perry" w:id="387" w:date="2026-10-22T15:52:22Z">
         <w:r>
           <w:rPr>
             <w:rtl w:val="0"/>
@@ -23514,7 +23542,7 @@
           <w:delText xml:space="preserve">.</w:delText>
         </w:r>
       </w:del>
-      <w:ins w:author="Tomer Perry" w:id="387" w:date="2026-10-22T16:02:42Z">
+      <w:ins w:author="Tomer Perry" w:id="388" w:date="2026-10-22T16:02:42Z">
         <w:r>
           <w:rPr>
             <w:b w:val="1"/>
@@ -23548,7 +23576,7 @@
         </w:rPr>
         <w:t xml:space="preserve">Q4 [</w:t>
       </w:r>
-      <w:del w:author="Tomer Perry" w:id="388" w:date="2026-10-22T15:52:22Z">
+      <w:del w:author="Tomer Perry" w:id="389" w:date="2026-10-22T15:52:22Z">
         <w:r>
           <w:rPr>
             <w:b w:val="1"/>
@@ -23564,7 +23592,7 @@
           <w:delText xml:space="preserve"> Possibly. I saw Jonah hand Mira a poster tube near the theatre; I could read ‘Spring Gala’ on the label. I assumed it was for scenery paperwork, and it may have been. Jonah would say the theatre gets blamed for everything, and I can see why he feels that; it’s also probably why he’d be the person you’d ask for a safe place to keep something</w:delText>
         </w:r>
       </w:del>
-      <w:ins w:author="Tomer Perry" w:id="388" w:date="2026-10-22T15:52:22Z">
+      <w:ins w:author="Tomer Perry" w:id="389" w:date="2026-10-22T15:52:22Z">
         <w:r>
           <w:rPr>
             <w:b w:val="1"/>
@@ -23599,7 +23627,7 @@
         </w:rPr>
         <w:t xml:space="preserve">Q5 [</w:t>
       </w:r>
-      <w:del w:author="Tomer Perry" w:id="389" w:date="2026-10-22T15:52:22Z">
+      <w:del w:author="Tomer Perry" w:id="390" w:date="2026-10-22T15:52:22Z">
         <w:r>
           <w:rPr>
             <w:b w:val="1"/>
@@ -23615,7 +23643,7 @@
           <w:delText xml:space="preserve"> No, and I’m tired of hearing it. If you want a real lead, Elise Grant walked out of the Commons with a rigid document portfolio last night and nobody in communications will say what was in it. Sofia at least asks. Everyone else just repeats the word ‘political’ and goes home.</w:delText>
         </w:r>
       </w:del>
-      <w:ins w:author="Tomer Perry" w:id="389" w:date="2026-10-22T15:52:22Z">
+      <w:ins w:author="Tomer Perry" w:id="390" w:date="2026-10-22T15:52:22Z">
         <w:r>
           <w:rPr>
             <w:b w:val="1"/>
@@ -23649,7 +23677,7 @@
         </w:rPr>
         <w:t xml:space="preserve">Q6 [</w:t>
       </w:r>
-      <w:del w:author="Tomer Perry" w:id="390" w:date="2026-10-22T15:52:22Z">
+      <w:del w:author="Tomer Perry" w:id="391" w:date="2026-10-22T15:52:22Z">
         <w:r>
           <w:rPr>
             <w:b w:val="1"/>
@@ -23665,7 +23693,7 @@
           <w:delText xml:space="preserve"> It matters to me because I promised the forum a fair process. Mira told me she’d keep something safe ‘until someone can compare the two’. I’m fairly sure she meant to give it back. I know Sofia would say that’s naïve, and she’s often right about the administration; I’d like to be right about a person for once</w:delText>
         </w:r>
       </w:del>
-      <w:ins w:author="Tomer Perry" w:id="390" w:date="2026-10-22T15:52:22Z">
+      <w:ins w:author="Tomer Perry" w:id="391" w:date="2026-10-22T15:52:22Z">
         <w:r>
           <w:rPr>
             <w:b w:val="1"/>
@@ -23706,7 +23734,7 @@
         </w:rPr>
         <w:t xml:space="preserve"> Nia </w:t>
       </w:r>
-      <w:del w:author="Tomer Perry" w:id="391" w:date="2026-10-22T15:52:22Z">
+      <w:del w:author="Tomer Perry" w:id="392" w:date="2026-10-22T15:52:22Z">
         <w:r>
           <w:rPr>
             <w:rtl w:val="0"/>
@@ -23714,7 +23742,7 @@
           <w:delText xml:space="preserve">flushes. “I’m not answering a loyalty test. I told you what I think</w:delText>
         </w:r>
       </w:del>
-      <w:ins w:author="Tomer Perry" w:id="391" w:date="2026-10-22T15:52:22Z">
+      <w:ins w:author="Tomer Perry" w:id="392" w:date="2026-10-22T15:52:22Z">
         <w:r>
           <w:rPr>
             <w:rtl w:val="0"/>
@@ -23741,7 +23769,7 @@
         </w:rPr>
         <w:t xml:space="preserve">Q8 [</w:t>
       </w:r>
-      <w:del w:author="Tomer Perry" w:id="392" w:date="2026-10-22T15:52:22Z">
+      <w:del w:author="Tomer Perry" w:id="393" w:date="2026-10-22T15:52:22Z">
         <w:r>
           <w:rPr>
             <w:b w:val="1"/>
@@ -23757,7 +23785,7 @@
           <w:delText xml:space="preserve"> No. What I can tell you is that I saw Mira and Jonah talking near the theatre at about ten to nine, and it looked like a practical conversation about where to put something, not a confrontation. I might be misreading it from a distance. Leo would read it as proof. I’d rather ask them; both of them want the Charter kept safe, which is more than the two sides of this fight usually share</w:delText>
         </w:r>
       </w:del>
-      <w:ins w:author="Tomer Perry" w:id="392" w:date="2026-10-22T15:52:22Z">
+      <w:ins w:author="Tomer Perry" w:id="393" w:date="2026-10-22T15:52:22Z">
         <w:r>
           <w:rPr>
             <w:b w:val="1"/>
@@ -23810,7 +23838,7 @@
         </w:rPr>
         <w:t xml:space="preserve"> You name </w:t>
       </w:r>
-      <w:del w:author="Tomer Perry" w:id="393" w:date="2026-10-22T15:52:22Z">
+      <w:del w:author="Tomer Perry" w:id="394" w:date="2026-10-22T15:52:22Z">
         <w:r>
           <w:rPr>
             <w:rtl w:val="0"/>
@@ -23818,7 +23846,7 @@
           <w:delText xml:space="preserve">Mira Shah</w:delText>
         </w:r>
       </w:del>
-      <w:ins w:author="Tomer Perry" w:id="393" w:date="2026-10-22T15:52:22Z">
+      <w:ins w:author="Tomer Perry" w:id="394" w:date="2026-10-22T15:52:22Z">
         <w:r>
           <w:rPr>
             <w:rtl w:val="0"/>
@@ -23832,7 +23860,7 @@
         </w:rPr>
         <w:t xml:space="preserve"> and the </w:t>
       </w:r>
-      <w:del w:author="Tomer Perry" w:id="394" w:date="2026-10-22T15:52:22Z">
+      <w:del w:author="Tomer Perry" w:id="395" w:date="2026-10-22T15:52:22Z">
         <w:r>
           <w:rPr>
             <w:rtl w:val="0"/>
@@ -23840,7 +23868,7 @@
           <w:delText xml:space="preserve">theatre</w:delText>
         </w:r>
       </w:del>
-      <w:ins w:author="Tomer Perry" w:id="394" w:date="2026-10-22T15:52:22Z">
+      <w:ins w:author="Tomer Perry" w:id="395" w:date="2026-10-22T15:52:22Z">
         <w:r>
           <w:rPr>
             <w:rtl w:val="0"/>
@@ -23854,7 +23882,7 @@
         </w:rPr>
         <w:t xml:space="preserve"> scenery loft. The president sends the archivist emeritus, Ruth Halpern, to the loft with you. Inside </w:t>
       </w:r>
-      <w:del w:author="Tomer Perry" w:id="395" w:date="2026-10-22T15:52:22Z">
+      <w:del w:author="Tomer Perry" w:id="396" w:date="2026-10-22T15:52:22Z">
         <w:r>
           <w:rPr>
             <w:rtl w:val="0"/>
@@ -23862,7 +23890,7 @@
           <w:delText xml:space="preserve">the ‘Spring Gala 2023’ tube</w:delText>
         </w:r>
       </w:del>
-      <w:ins w:author="Tomer Perry" w:id="395" w:date="2026-10-22T15:52:22Z">
+      <w:ins w:author="Tomer Perry" w:id="396" w:date="2026-10-22T15:52:22Z">
         <w:r>
           <w:rPr>
             <w:rtl w:val="0"/>
@@ -23876,7 +23904,7 @@
         </w:rPr>
         <w:t xml:space="preserve"> is the Charter</w:t>
       </w:r>
-      <w:del w:author="Tomer Perry" w:id="396" w:date="2026-10-22T15:52:22Z">
+      <w:del w:author="Tomer Perry" w:id="397" w:date="2026-10-22T15:52:22Z">
         <w:r>
           <w:rPr>
             <w:rtl w:val="0"/>
@@ -23884,7 +23912,7 @@
           <w:delText xml:space="preserve"> in its protective sleeve. Mira</w:delText>
         </w:r>
       </w:del>
-      <w:ins w:author="Tomer Perry" w:id="396" w:date="2026-10-22T15:52:22Z">
+      <w:ins w:author="Tomer Perry" w:id="397" w:date="2026-10-22T15:52:22Z">
         <w:r>
           <w:rPr>
             <w:rtl w:val="0"/>
@@ -23898,7 +23926,7 @@
         </w:rPr>
         <w:t xml:space="preserve">, when found, admits </w:t>
       </w:r>
-      <w:del w:author="Tomer Perry" w:id="397" w:date="2026-10-22T15:52:22Z">
+      <w:del w:author="Tomer Perry" w:id="398" w:date="2026-10-22T15:52:22Z">
         <w:r>
           <w:rPr>
             <w:rtl w:val="0"/>
@@ -23906,7 +23934,7 @@
           <w:delText xml:space="preserve">she removed it and edited the log because she believed the examination copy</w:delText>
         </w:r>
       </w:del>
-      <w:ins w:author="Tomer Perry" w:id="397" w:date="2026-10-22T15:52:22Z">
+      <w:ins w:author="Tomer Perry" w:id="398" w:date="2026-10-22T15:52:22Z">
         <w:r>
           <w:rPr>
             <w:rtl w:val="0"/>
@@ -23920,7 +23948,7 @@
         </w:rPr>
         <w:t xml:space="preserve"> was not the original</w:t>
       </w:r>
-      <w:ins w:author="Tomer Perry" w:id="398" w:date="2026-10-22T15:52:22Z">
+      <w:ins w:author="Tomer Perry" w:id="399" w:date="2026-10-22T15:52:22Z">
         <w:r>
           <w:rPr>
             <w:rtl w:val="0"/>
@@ -23934,7 +23962,7 @@
         </w:rPr>
         <w:t xml:space="preserve">. Halpern lays the recovered Charter beside the examination copy. The copy is a near-perfect replica, commissioned at enormous expense by Adrian Vale, Celia Park and Martin Ellison so that the disputed mark would read as a blot and no student vote would ever be required. It was to be displayed in a glass case in the renovated </w:t>
       </w:r>
-      <w:ins w:author="Tomer Perry" w:id="399" w:date="2026-10-22T15:52:22Z">
+      <w:ins w:author="Tomer Perry" w:id="400" w:date="2026-10-22T15:52:22Z">
         <w:r>
           <w:rPr>
             <w:rtl w:val="0"/>
@@ -23948,7 +23976,7 @@
         </w:rPr>
         <w:t xml:space="preserve">center as though it were the original. The examination goes ahead at six with the real Charter on the table. The replica becomes a historical artifact after all, </w:t>
       </w:r>
-      <w:del w:author="Tomer Perry" w:id="400" w:date="2026-10-22T15:52:22Z">
+      <w:del w:author="Tomer Perry" w:id="401" w:date="2026-10-22T15:52:22Z">
         <w:r>
           <w:rPr>
             <w:rtl w:val="0"/>
@@ -23956,7 +23984,7 @@
           <w:delText xml:space="preserve">labelled</w:delText>
         </w:r>
       </w:del>
-      <w:ins w:author="Tomer Perry" w:id="400" w:date="2026-10-22T15:52:22Z">
+      <w:ins w:author="Tomer Perry" w:id="401" w:date="2026-10-22T15:52:22Z">
         <w:r>
           <w:rPr>
             <w:rtl w:val="0"/>
@@ -24147,7 +24175,7 @@
           <w:pgNumType w:start="1"/>
         </w:sectPr>
       </w:pPr>
-      <w:bookmarkStart w:colFirst="0" w:colLast="0" w:name="_9iajdcle1e98" w:id="14"/>
+      <w:bookmarkStart w:colFirst="0" w:colLast="0" w:name="_3a8z81ti9mao" w:id="14"/>
       <w:bookmarkEnd w:id="14"/>
       <w:r>
         <w:rPr>
@@ -24179,7 +24207,7 @@
         <w:pStyle w:val="Heading1"/>
         <w:rPr/>
       </w:pPr>
-      <w:bookmarkStart w:colFirst="0" w:colLast="0" w:name="_ms26zp8qomcx" w:id="15"/>
+      <w:bookmarkStart w:colFirst="0" w:colLast="0" w:name="_m4ybvoiq5fhj" w:id="15"/>
       <w:bookmarkEnd w:id="15"/>
       <w:r>
         <w:rPr>

--- a/scenarios/commons-comma/The Commons' Comma – Scenario Packet.docx
+++ b/scenarios/commons-comma/The Commons' Comma – Scenario Packet.docx
@@ -41,7 +41,7 @@
           <w:pgNumType w:start="1"/>
         </w:sectPr>
       </w:pPr>
-      <w:bookmarkStart w:colFirst="0" w:colLast="0" w:name="_eh7e7itjsgto" w:id="0"/>
+      <w:bookmarkStart w:colFirst="0" w:colLast="0" w:name="_hk3romr9yk3j" w:id="0"/>
       <w:bookmarkEnd w:id="0"/>
       <w:r>
         <w:rPr>
@@ -7266,29 +7266,7 @@
         <w:rPr>
           <w:rtl w:val="0"/>
         </w:rPr>
-        <w:t xml:space="preserve">About 7:50 p.m. — All eight witnesses are at the Commons café, and they stay until late: Mira, Hana and Priya Nwosu at one table, Sofia Alvarez at the corner table, Jonah Reed with his H.M.S. Pinafore poster, Leo Martinez and Nia around the counter, Evan Cho on shift. On the way in, Hana and Priya pass </w:t>
-      </w:r>
-      <w:ins w:author="Tomer Perry" w:id="0" w:date="2026-10-23T06:51:32Z">
-        <w:r>
-          <w:rPr>
-            <w:rtl w:val="0"/>
-          </w:rPr>
-          <w:t xml:space="preserve">Martin Ellison in the administrative corridor with the insurance forms, and see him leave</w:t>
-        </w:r>
-      </w:ins>
-      <w:del w:author="Tomer Perry" w:id="0" w:date="2026-10-23T06:51:32Z">
-        <w:r>
-          <w:rPr>
-            <w:rtl w:val="0"/>
-          </w:rPr>
-          <w:delText xml:space="preserve">Celia Park with the insurance forms in the administrative corridor and Elise Grant leaving</w:delText>
-        </w:r>
-      </w:del>
-      <w:r>
-        <w:rPr>
-          <w:rtl w:val="0"/>
-        </w:rPr>
-        <w:t xml:space="preserve"> with the printed programs.</w:t>
+        <w:t xml:space="preserve">About 7:50 p.m. — All eight witnesses are at the Commons café, and they stay until late: Mira, Hana and Priya Nwosu at one table, Sofia Alvarez at the corner table, Jonah Reed with his H.M.S. Pinafore poster, Leo Martinez and Nia around the counter, Evan Cho on shift. On the way in, Hana and Priya pass Martin Ellison in the administrative corridor with the insurance forms, and see him leave with the printed programs.</w:t>
       </w:r>
     </w:p>
     <w:p>
@@ -8092,35 +8070,7 @@
           <w:bCs w:val="1"/>
           <w:rtl w:val="0"/>
         </w:rPr>
-        <w:t xml:space="preserve">Set S4 — The </w:t>
-      </w:r>
-      <w:ins w:author="Tomer Perry" w:id="1" w:date="2026-10-23T06:51:32Z">
-        <w:r>
-          <w:rPr>
-            <w:b w:val="1"/>
-            <w:bCs w:val="1"/>
-            <w:rtl w:val="0"/>
-          </w:rPr>
-          <w:t xml:space="preserve">archivist after hours</w:t>
-        </w:r>
-      </w:ins>
-      <w:del w:author="Tomer Perry" w:id="1" w:date="2026-10-23T06:51:32Z">
-        <w:r>
-          <w:rPr>
-            <w:b w:val="1"/>
-            <w:bCs w:val="1"/>
-            <w:rtl w:val="0"/>
-          </w:rPr>
-          <w:delText xml:space="preserve">administrators near the archive</w:delText>
-        </w:r>
-      </w:del>
-      <w:r>
-        <w:rPr>
-          <w:b w:val="1"/>
-          <w:bCs w:val="1"/>
-          <w:rtl w:val="0"/>
-        </w:rPr>
-        <w:t xml:space="preserve">.</w:t>
+        <w:t xml:space="preserve">Set S4 — The archivist after hours.</w:t>
       </w:r>
       <w:r>
         <w:rPr>
@@ -8140,73 +8090,7 @@
         <w:rPr>
           <w:rtl w:val="0"/>
         </w:rPr>
-        <w:t xml:space="preserve"> </w:t>
-      </w:r>
-      <w:ins w:author="Tomer Perry" w:id="2" w:date="2026-10-23T06:51:32Z">
-        <w:r>
-          <w:rPr>
-            <w:rtl w:val="0"/>
-          </w:rPr>
-          <w:t xml:space="preserve">The archivist</w:t>
-        </w:r>
-      </w:ins>
-      <w:del w:author="Tomer Perry" w:id="2" w:date="2026-10-23T06:51:32Z">
-        <w:r>
-          <w:rPr>
-            <w:rtl w:val="0"/>
-          </w:rPr>
-          <w:delText xml:space="preserve">Two officials</w:delText>
-        </w:r>
-      </w:del>
-      <w:r>
-        <w:rPr>
-          <w:rtl w:val="0"/>
-        </w:rPr>
-        <w:t xml:space="preserve"> with paperwork, cancelled by where the corridor leads and what </w:t>
-      </w:r>
-      <w:ins w:author="Tomer Perry" w:id="3" w:date="2026-10-23T06:51:32Z">
-        <w:r>
-          <w:rPr>
-            <w:rtl w:val="0"/>
-          </w:rPr>
-          <w:t xml:space="preserve">his</w:t>
-        </w:r>
-      </w:ins>
-      <w:del w:author="Tomer Perry" w:id="3" w:date="2026-10-23T06:51:32Z">
-        <w:r>
-          <w:rPr>
-            <w:rtl w:val="0"/>
-          </w:rPr>
-          <w:delText xml:space="preserve">the</w:delText>
-        </w:r>
-      </w:del>
-      <w:r>
-        <w:rPr>
-          <w:rtl w:val="0"/>
-        </w:rPr>
-        <w:t xml:space="preserve"> portfolio held. </w:t>
-      </w:r>
-      <w:ins w:author="Tomer Perry" w:id="4" w:date="2026-10-23T06:51:32Z">
-        <w:r>
-          <w:rPr>
-            <w:rtl w:val="0"/>
-          </w:rPr>
-          <w:t xml:space="preserve">(Ellison’s</w:t>
-        </w:r>
-      </w:ins>
-      <w:del w:author="Tomer Perry" w:id="4" w:date="2026-10-23T06:51:32Z">
-        <w:r>
-          <w:rPr>
-            <w:rtl w:val="0"/>
-          </w:rPr>
-          <w:delText xml:space="preserve">(Celia Park’s</w:delText>
-        </w:r>
-      </w:del>
-      <w:r>
-        <w:rPr>
-          <w:rtl w:val="0"/>
-        </w:rPr>
-        <w:t xml:space="preserve"> part in the replica is a separate matter, revealed at the end.)</w:t>
+        <w:t xml:space="preserve"> The archivist with paperwork, cancelled by where the corridor leads and what his portfolio held. (Ellison’s part in the replica is a separate matter, revealed at the end.)</w:t>
       </w:r>
     </w:p>
     <w:p>
@@ -8221,43 +8105,7 @@
         <w:rPr>
           <w:rtl w:val="0"/>
         </w:rPr>
-        <w:t xml:space="preserve">R10: </w:t>
-      </w:r>
-      <w:ins w:author="Tomer Perry" w:id="5" w:date="2026-10-23T06:51:32Z">
-        <w:r>
-          <w:rPr>
-            <w:rtl w:val="0"/>
-          </w:rPr>
-          <w:t xml:space="preserve">Martin Ellison, the university archivist,</w:t>
-        </w:r>
-      </w:ins>
-      <w:del w:author="Tomer Perry" w:id="5" w:date="2026-10-23T06:51:32Z">
-        <w:r>
-          <w:rPr>
-            <w:rtl w:val="0"/>
-          </w:rPr>
-          <w:delText xml:space="preserve">Celia Park, the university’s general counsel,</w:delText>
-        </w:r>
-      </w:del>
-      <w:r>
-        <w:rPr>
-          <w:rtl w:val="0"/>
-        </w:rPr>
-        <w:t xml:space="preserve"> was seen in the corridor outside the archive at about 7:50 p.m.</w:t>
-      </w:r>
-      <w:ins w:author="Tomer Perry" w:id="6" w:date="2026-10-23T06:51:32Z">
-        <w:r>
-          <w:rPr>
-            <w:rtl w:val="0"/>
-          </w:rPr>
-          <w:t xml:space="preserve">, after he had locked up and left.</w:t>
-        </w:r>
-      </w:ins>
-      <w:r>
-        <w:rPr>
-          <w:rtl w:val="0"/>
-        </w:rPr>
-        <w:t xml:space="preserve"> </w:t>
+        <w:t xml:space="preserve">R10: Martin Ellison, the university archivist, was seen in the corridor outside the archive at about 7:50 p.m., after he had locked up and left. </w:t>
       </w:r>
       <w:r>
         <w:rPr>
@@ -8285,29 +8133,7 @@
         <w:rPr>
           <w:rtl w:val="0"/>
         </w:rPr>
-        <w:t xml:space="preserve">R11: </w:t>
-      </w:r>
-      <w:ins w:author="Tomer Perry" w:id="7" w:date="2026-10-23T06:51:32Z">
-        <w:r>
-          <w:rPr>
-            <w:rtl w:val="0"/>
-          </w:rPr>
-          <w:t xml:space="preserve">Martin Ellison</w:t>
-        </w:r>
-      </w:ins>
-      <w:del w:author="Tomer Perry" w:id="7" w:date="2026-10-23T06:51:32Z">
-        <w:r>
-          <w:rPr>
-            <w:rtl w:val="0"/>
-          </w:rPr>
-          <w:delText xml:space="preserve">Elise Grant, the communications director,</w:delText>
-        </w:r>
-      </w:del>
-      <w:r>
-        <w:rPr>
-          <w:rtl w:val="0"/>
-        </w:rPr>
-        <w:t xml:space="preserve"> left the Commons last night carrying a rigid document portfolio. </w:t>
+        <w:t xml:space="preserve">R11: Martin Ellison left the Commons last night carrying a rigid document portfolio. </w:t>
       </w:r>
       <w:r>
         <w:rPr>
@@ -8335,51 +8161,7 @@
         <w:rPr>
           <w:rtl w:val="0"/>
         </w:rPr>
-        <w:t xml:space="preserve">R12: </w:t>
-      </w:r>
-      <w:ins w:author="Tomer Perry" w:id="8" w:date="2026-10-23T06:51:32Z">
-        <w:r>
-          <w:rPr>
-            <w:rtl w:val="0"/>
-          </w:rPr>
-          <w:t xml:space="preserve">Ellison</w:t>
-        </w:r>
-      </w:ins>
-      <w:del w:author="Tomer Perry" w:id="8" w:date="2026-10-23T06:51:32Z">
-        <w:r>
-          <w:rPr>
-            <w:rtl w:val="0"/>
-          </w:rPr>
-          <w:delText xml:space="preserve">Park</w:delText>
-        </w:r>
-      </w:del>
-      <w:r>
-        <w:rPr>
-          <w:rtl w:val="0"/>
-        </w:rPr>
-        <w:t xml:space="preserve"> was in the administrative corridor going over the examination’s insurance forms, and that corridor doesn’t connect to the archive. </w:t>
-      </w:r>
-      <w:ins w:author="Tomer Perry" w:id="9" w:date="2026-10-23T06:51:32Z">
-        <w:r>
-          <w:rPr>
-            <w:rtl w:val="0"/>
-          </w:rPr>
-          <w:t xml:space="preserve">His</w:t>
-        </w:r>
-      </w:ins>
-      <w:del w:author="Tomer Perry" w:id="9" w:date="2026-10-23T06:51:32Z">
-        <w:r>
-          <w:rPr>
-            <w:rtl w:val="0"/>
-          </w:rPr>
-          <w:delText xml:space="preserve">Grant’s</w:delText>
-        </w:r>
-      </w:del>
-      <w:r>
-        <w:rPr>
-          <w:rtl w:val="0"/>
-        </w:rPr>
-        <w:t xml:space="preserve"> portfolio held tonight’s printed programs. </w:t>
+        <w:t xml:space="preserve">R12: Ellison was in the administrative corridor going over the examination’s insurance forms, and that corridor doesn’t connect to the archive. His portfolio held tonight’s printed programs. </w:t>
       </w:r>
       <w:r>
         <w:rPr>
@@ -9095,7 +8877,7 @@
         <w:t xml:space="preserve"> Leo checks his watch. “I don’t have time to be cross-examined by the president’s intern.” He walks off.</w:t>
       </w:r>
     </w:p>
-    <w:bookmarkStart w:colFirst="0" w:colLast="0" w:name="i1zwb8pl5xh1" w:id="9"/>
+    <w:bookmarkStart w:colFirst="0" w:colLast="0" w:name="x5vyumsiwgf1" w:id="9"/>
     <w:bookmarkEnd w:id="9"/>
     <w:p>
       <w:pPr>
@@ -11432,29 +11214,7 @@
         <w:rPr>
           <w:rtl w:val="0"/>
         </w:rPr>
-        <w:t xml:space="preserve"> Mostly, yes. I like most of the technology in the plan, and Leo’s right that students need better rooms; I just can’t accept facial-recognition scanners on every door. On my way into the café last night I saw </w:t>
-      </w:r>
-      <w:ins w:author="Tomer Perry" w:id="10" w:date="2026-10-23T06:51:32Z">
-        <w:r>
-          <w:rPr>
-            <w:rtl w:val="0"/>
-          </w:rPr>
-          <w:t xml:space="preserve">Mr. Ellison, the archivist,</w:t>
-        </w:r>
-      </w:ins>
-      <w:del w:author="Tomer Perry" w:id="10" w:date="2026-10-23T06:51:32Z">
-        <w:r>
-          <w:rPr>
-            <w:rtl w:val="0"/>
-          </w:rPr>
-          <w:delText xml:space="preserve">Elise Grant from communications</w:delText>
-        </w:r>
-      </w:del>
-      <w:r>
-        <w:rPr>
-          <w:rtl w:val="0"/>
-        </w:rPr>
-        <w:t xml:space="preserve"> leaving the Commons with a rigid document portfolio. It may be nothing, and I’d want to know before I assumed anything.</w:t>
+        <w:t xml:space="preserve"> Mostly, yes. I like most of the technology in the plan, and Leo’s right that students need better rooms; I just can’t accept facial-recognition scanners on every door. On my way into the café last night I saw Mr. Ellison, the archivist, leaving the Commons with a rigid document portfolio. It may be nothing, and I’d want to know before I assumed anything.</w:t>
       </w:r>
     </w:p>
     <w:p>
@@ -11476,7 +11236,7 @@
         <w:t xml:space="preserve"> Look at the log yourself. At 7:07 this morning someone removed Mira’s 8:42 entry, and the system recorded the removal. At 7:47 the entry was back. The log keeps receipts, which is more than most people do. Leo thinks the access system is just a tool. A tool that remembers everything is never just a tool.</w:t>
       </w:r>
     </w:p>
-    <w:bookmarkStart w:colFirst="0" w:colLast="0" w:name="a8v3kzdvwltj" w:id="10"/>
+    <w:bookmarkStart w:colFirst="0" w:colLast="0" w:name="1tlhmrqe7co5" w:id="10"/>
     <w:bookmarkEnd w:id="10"/>
     <w:p>
       <w:pPr>
@@ -11642,7 +11402,7 @@
         <w:t xml:space="preserve"> No, and I’m the last person you’d want guarding anything; I can’t keep track of my own posters. If you want to know who was where, ask Evan. He watches everyone in that café and knows our habits better than we do. Priya keeps saying the logs tell you everything, and she may be right, but Evan’s memory is better than any log.</w:t>
       </w:r>
     </w:p>
-    <w:bookmarkStart w:colFirst="0" w:colLast="0" w:name="nvr58rylzftq" w:id="11"/>
+    <w:bookmarkStart w:colFirst="0" w:colLast="0" w:name="bcuyc6amiiew" w:id="11"/>
     <w:bookmarkEnd w:id="11"/>
     <w:p>
       <w:pPr>
@@ -11805,51 +11565,7 @@
         <w:rPr>
           <w:rtl w:val="0"/>
         </w:rPr>
-        <w:t xml:space="preserve"> No, I didn’t. I did see something people keep misreading. On my way into the café, </w:t>
-      </w:r>
-      <w:ins w:author="Tomer Perry" w:id="11" w:date="2026-10-23T06:51:32Z">
-        <w:r>
-          <w:rPr>
-            <w:rtl w:val="0"/>
-          </w:rPr>
-          <w:t xml:space="preserve">Mr. Ellison</w:t>
-        </w:r>
-      </w:ins>
-      <w:del w:author="Tomer Perry" w:id="11" w:date="2026-10-23T06:51:32Z">
-        <w:r>
-          <w:rPr>
-            <w:rtl w:val="0"/>
-          </w:rPr>
-          <w:delText xml:space="preserve">Celia Park</w:delText>
-        </w:r>
-      </w:del>
-      <w:r>
-        <w:rPr>
-          <w:rtl w:val="0"/>
-        </w:rPr>
-        <w:t xml:space="preserve"> was in the administrative corridor going over the examination’s insurance forms, and that corridor doesn’t connect to the archive. </w:t>
-      </w:r>
-      <w:ins w:author="Tomer Perry" w:id="12" w:date="2026-10-23T06:51:32Z">
-        <w:r>
-          <w:rPr>
-            <w:rtl w:val="0"/>
-          </w:rPr>
-          <w:t xml:space="preserve">His</w:t>
-        </w:r>
-      </w:ins>
-      <w:del w:author="Tomer Perry" w:id="12" w:date="2026-10-23T06:51:32Z">
-        <w:r>
-          <w:rPr>
-            <w:rtl w:val="0"/>
-          </w:rPr>
-          <w:delText xml:space="preserve">Elise Grant’s</w:delText>
-        </w:r>
-      </w:del>
-      <w:r>
-        <w:rPr>
-          <w:rtl w:val="0"/>
-        </w:rPr>
-        <w:t xml:space="preserve"> portfolio held tonight’s printed programs; I could see them. Sofia’s right to watch the administration closely. I just think we owe them the same accuracy we want from them.</w:t>
+        <w:t xml:space="preserve"> No, I didn’t. I did see something people keep misreading. On my way into the café, Mr. Ellison was in the administrative corridor going over the examination’s insurance forms, and that corridor doesn’t connect to the archive. His portfolio held tonight’s printed programs; I could see them. Sofia’s right to watch the administration closely. I just think we owe them the same accuracy we want from them.</w:t>
       </w:r>
     </w:p>
     <w:p>
@@ -11956,65 +11672,7 @@
         <w:rPr>
           <w:rtl w:val="0"/>
         </w:rPr>
-        <w:t xml:space="preserve"> Because the people deciding it are counting on us graduating before anyone notices. </w:t>
-      </w:r>
-      <w:ins w:author="Tomer Perry" w:id="13" w:date="2026-10-23T06:51:32Z">
-        <w:r>
-          <w:rPr>
-            <w:rtl w:val="0"/>
-          </w:rPr>
-          <w:t xml:space="preserve">Martin Ellison, the archivist,</w:t>
-        </w:r>
-      </w:ins>
-      <w:del w:author="Tomer Perry" w:id="13" w:date="2026-10-23T06:51:32Z">
-        <w:r>
-          <w:rPr>
-            <w:rtl w:val="0"/>
-          </w:rPr>
-          <w:delText xml:space="preserve">Celia Park, the general counsel,</w:delText>
-        </w:r>
-      </w:del>
-      <w:r>
-        <w:rPr>
-          <w:rtl w:val="0"/>
-        </w:rPr>
-        <w:t xml:space="preserve"> was seen in the corridor outside the archive at about 7:50 last night</w:t>
-      </w:r>
-      <w:ins w:author="Tomer Perry" w:id="14" w:date="2026-10-23T06:51:32Z">
-        <w:r>
-          <w:rPr>
-            <w:rtl w:val="0"/>
-          </w:rPr>
-          <w:t xml:space="preserve">, after he’d locked up</w:t>
-        </w:r>
-      </w:ins>
-      <w:r>
-        <w:rPr>
-          <w:rtl w:val="0"/>
-        </w:rPr>
-        <w:t xml:space="preserve">. Nobody will tell me what </w:t>
-      </w:r>
-      <w:ins w:author="Tomer Perry" w:id="15" w:date="2026-10-23T06:51:32Z">
-        <w:r>
-          <w:rPr>
-            <w:rtl w:val="0"/>
-          </w:rPr>
-          <w:t xml:space="preserve">he</w:t>
-        </w:r>
-      </w:ins>
-      <w:del w:author="Tomer Perry" w:id="15" w:date="2026-10-23T06:51:32Z">
-        <w:r>
-          <w:rPr>
-            <w:rtl w:val="0"/>
-          </w:rPr>
-          <w:delText xml:space="preserve">she</w:delText>
-        </w:r>
-      </w:del>
-      <w:r>
-        <w:rPr>
-          <w:rtl w:val="0"/>
-        </w:rPr>
-        <w:t xml:space="preserve"> was doing there. Hana keeps telling me to give them the benefit of the doubt. They’ve used it up.</w:t>
+        <w:t xml:space="preserve"> Because the people deciding it are counting on us graduating before anyone notices. Martin Ellison, the archivist, was seen in the corridor outside the archive at about 7:50 last night, after he’d locked up. Nobody will tell me what he was doing there. Hana keeps telling me to give them the benefit of the doubt. They’ve used it up.</w:t>
       </w:r>
     </w:p>
     <w:p>
@@ -12266,7 +11924,7 @@
         <w:rPr>
           <w:rtl w:val="0"/>
         </w:rPr>
-        <w:t xml:space="preserve"> I dropped off the student-government petition at the archive at 7:40 and watched Mr. Ellison put the Charter back in the cabinet and lock up at 7:45. Then the café, like everyone else, until late. Leo will tell you a petition is a waste of paper. Leo has never read one.</w:t>
+        <w:t xml:space="preserve"> I dropped off the student-government petition at the archive at 7:40 and watched Mr. Ellison put the Charter back in the cabinet and locked it  up at 7:45. Then the café, like everyone else, until late. Leo will tell you a petition is a waste of paper. Leo has never read one.</w:t>
       </w:r>
     </w:p>
     <w:p>
@@ -12609,7 +12267,7 @@
           <w:pgNumType w:start="1"/>
         </w:sectPr>
       </w:pPr>
-      <w:bookmarkStart w:colFirst="0" w:colLast="0" w:name="_3tk2dd572c3z" w:id="12"/>
+      <w:bookmarkStart w:colFirst="0" w:colLast="0" w:name="_ooumv4jq0iqn" w:id="12"/>
       <w:bookmarkEnd w:id="12"/>
       <w:r>
         <w:rPr>
@@ -12641,7 +12299,7 @@
         <w:pStyle w:val="Heading1"/>
         <w:rPr/>
       </w:pPr>
-      <w:bookmarkStart w:colFirst="0" w:colLast="0" w:name="_d8utmea4wqd8" w:id="13"/>
+      <w:bookmarkStart w:colFirst="0" w:colLast="0" w:name="_dmck36mm5uon" w:id="13"/>
       <w:bookmarkEnd w:id="13"/>
       <w:r>
         <w:rPr>

--- a/scenarios/commons-comma/The Commons' Comma – Scenario Packet.docx
+++ b/scenarios/commons-comma/The Commons' Comma – Scenario Packet.docx
@@ -41,7 +41,7 @@
           <w:pgNumType w:start="1"/>
         </w:sectPr>
       </w:pPr>
-      <w:bookmarkStart w:colFirst="0" w:colLast="0" w:name="_uzi3dzjwngyh" w:id="0"/>
+      <w:bookmarkStart w:colFirst="0" w:colLast="0" w:name="_sl0h7b23yizl" w:id="0"/>
       <w:bookmarkEnd w:id="0"/>
       <w:r>
         <w:rPr>
@@ -6014,6 +6014,155 @@
     </w:tbl>
     <w:p>
       <w:pPr>
+        <w:pStyle w:val="Heading1"/>
+        <w:rPr/>
+      </w:pPr>
+      <w:bookmarkStart w:colFirst="0" w:colLast="0" w:name="_e787v1dl3fyj" w:id="7"/>
+      <w:bookmarkEnd w:id="7"/>
+      <w:r>
+        <w:rPr>
+          <w:rtl w:val="0"/>
+        </w:rPr>
+        <w:t xml:space="preserve">The four Major Clues</w:t>
+      </w:r>
+    </w:p>
+    <w:p>
+      <w:pPr>
+        <w:rPr/>
+      </w:pPr>
+      <w:r>
+        <w:rPr>
+          <w:rtl w:val="0"/>
+        </w:rPr>
+        <w:t xml:space="preserve">Revealed in this order regardless of which witness earned them. Each earns the next letter of H-E-A-R.</w:t>
+      </w:r>
+    </w:p>
+    <w:p>
+      <w:pPr>
+        <w:rPr/>
+      </w:pPr>
+      <w:r>
+        <w:rPr>
+          <w:b w:val="1"/>
+          <w:bCs w:val="1"/>
+          <w:rtl w:val="0"/>
+        </w:rPr>
+        <w:t xml:space="preserve">MC1 (H) — The man behind the counter.</w:t>
+      </w:r>
+      <w:r>
+        <w:rPr>
+          <w:rtl w:val="0"/>
+        </w:rPr>
+        <w:t xml:space="preserve"> Synthesizes C01, C02, C03, C04.</w:t>
+      </w:r>
+    </w:p>
+    <w:p>
+      <w:pPr>
+        <w:ind w:left="480" w:right="480" w:firstLine="0"/>
+        <w:rPr/>
+      </w:pPr>
+      <w:r>
+        <w:rPr>
+          <w:rtl w:val="0"/>
+        </w:rPr>
+        <w:t xml:space="preserve">Evan Cho has a crush on Mira and would really want to impress her. From behind the café counter he hears everything said at the tables and knows everyone’s habits: who sits where, who leaves what lying around, how long Mira spends in the bathroom. And he cares, more than he lets on, about honesty. </w:t>
+      </w:r>
+    </w:p>
+    <w:p>
+      <w:pPr>
+        <w:rPr/>
+      </w:pPr>
+      <w:r>
+        <w:rPr>
+          <w:b w:val="1"/>
+          <w:bCs w:val="1"/>
+          <w:rtl w:val="0"/>
+        </w:rPr>
+        <w:t xml:space="preserve">MC2 (E) — Where the tube went.</w:t>
+      </w:r>
+      <w:r>
+        <w:rPr>
+          <w:rtl w:val="0"/>
+        </w:rPr>
+        <w:t xml:space="preserve"> Synthesizes C05, C06, C07, C08.</w:t>
+      </w:r>
+    </w:p>
+    <w:p>
+      <w:pPr>
+        <w:ind w:left="480" w:right="480" w:firstLine="0"/>
+        <w:rPr/>
+      </w:pPr>
+      <w:r>
+        <w:rPr>
+          <w:rtl w:val="0"/>
+        </w:rPr>
+        <w:t xml:space="preserve">Jonah is always leaving things behind. Last night it was his H.M.S. Pinafore poster tube, which sat behind the café counter in Evan’s lost-and-found for about two hours, until Jonah came back late and carried it to the theater. That tube is now in the theater’s scenery loft.</w:t>
+      </w:r>
+    </w:p>
+    <w:p>
+      <w:pPr>
+        <w:rPr/>
+      </w:pPr>
+      <w:r>
+        <w:rPr>
+          <w:b w:val="1"/>
+          <w:bCs w:val="1"/>
+          <w:rtl w:val="0"/>
+        </w:rPr>
+        <w:t xml:space="preserve">MC3 (A) — What Mira knew.</w:t>
+      </w:r>
+      <w:r>
+        <w:rPr>
+          <w:rtl w:val="0"/>
+        </w:rPr>
+        <w:t xml:space="preserve"> Synthesizes C09, C10, C11, C12.</w:t>
+      </w:r>
+    </w:p>
+    <w:p>
+      <w:pPr>
+        <w:ind w:left="480" w:right="480" w:firstLine="0"/>
+        <w:rPr/>
+      </w:pPr>
+      <w:r>
+        <w:rPr>
+          <w:rtl w:val="0"/>
+        </w:rPr>
+        <w:t xml:space="preserve">Mira showed Hana and Priya the newspaper photograph and explained what her research told her: the crease seen in pictures of the Charter for centuries is missing from it. Mira always takes a long time in the bathroom. This morning, frightened, Mira asked Priya to change the entrance log to the archives. Priya tried but didn’t succeed. </w:t>
+      </w:r>
+    </w:p>
+    <w:p>
+      <w:pPr>
+        <w:rPr/>
+      </w:pPr>
+      <w:r>
+        <w:rPr>
+          <w:b w:val="1"/>
+          <w:bCs w:val="1"/>
+          <w:rtl w:val="0"/>
+        </w:rPr>
+        <w:t xml:space="preserve">MC4 (R) — What the log really shows.</w:t>
+      </w:r>
+      <w:r>
+        <w:rPr>
+          <w:rtl w:val="0"/>
+        </w:rPr>
+        <w:t xml:space="preserve"> Synthesizes C13, C14, C15, C16.</w:t>
+      </w:r>
+    </w:p>
+    <w:p>
+      <w:pPr>
+        <w:ind w:left="480" w:right="480" w:firstLine="0"/>
+        <w:rPr/>
+      </w:pPr>
+      <w:r>
+        <w:rPr>
+          <w:rtl w:val="0"/>
+        </w:rPr>
+        <w:t xml:space="preserve">The Charter was in the cabinet at 7:45 p.m. The only entry after that was Mira’s card, at 8:42. She found the Charter gone this morning, saw her own credential in the log and panicked; the 7:07 edit was an attempted cover-up which didn’t work, and so she had it restored at 7:47. </w:t>
+      </w:r>
+    </w:p>
+    <w:p>
+      <w:pPr>
         <w:rPr/>
       </w:pPr>
       <w:r>
@@ -6027,8 +6176,8 @@
         <w:pStyle w:val="Heading2"/>
         <w:rPr/>
       </w:pPr>
-      <w:bookmarkStart w:colFirst="0" w:colLast="0" w:name="_ppaikut7bfml" w:id="7"/>
-      <w:bookmarkEnd w:id="7"/>
+      <w:bookmarkStart w:colFirst="0" w:colLast="0" w:name="_ppaikut7bfml" w:id="8"/>
+      <w:bookmarkEnd w:id="8"/>
       <w:r>
         <w:rPr>
           <w:rtl w:val="0"/>
@@ -6699,8 +6848,8 @@
         <w:pStyle w:val="Heading2"/>
         <w:rPr/>
       </w:pPr>
-      <w:bookmarkStart w:colFirst="0" w:colLast="0" w:name="_hq3g4me0j699" w:id="8"/>
-      <w:bookmarkEnd w:id="8"/>
+      <w:bookmarkStart w:colFirst="0" w:colLast="0" w:name="_hq3g4me0j699" w:id="9"/>
+      <w:bookmarkEnd w:id="9"/>
       <w:r>
         <w:rPr>
           <w:rtl w:val="0"/>
@@ -7548,153 +7697,6 @@
         <w:rPr>
           <w:rtl w:val="0"/>
         </w:rPr>
-        <w:t xml:space="preserve">8. The four Major Clues</w:t>
-      </w:r>
-    </w:p>
-    <w:p>
-      <w:pPr>
-        <w:rPr/>
-      </w:pPr>
-      <w:r>
-        <w:rPr>
-          <w:rtl w:val="0"/>
-        </w:rPr>
-        <w:t xml:space="preserve">Revealed in this order regardless of which witness earned them. Each earns the next letter of H-E-A-R.</w:t>
-      </w:r>
-    </w:p>
-    <w:p>
-      <w:pPr>
-        <w:rPr/>
-      </w:pPr>
-      <w:r>
-        <w:rPr>
-          <w:b w:val="1"/>
-          <w:bCs w:val="1"/>
-          <w:rtl w:val="0"/>
-        </w:rPr>
-        <w:t xml:space="preserve">MC1 (H) — The man behind the counter.</w:t>
-      </w:r>
-      <w:r>
-        <w:rPr>
-          <w:rtl w:val="0"/>
-        </w:rPr>
-        <w:t xml:space="preserve"> Synthesizes C01, C02, C03, C04.</w:t>
-      </w:r>
-    </w:p>
-    <w:p>
-      <w:pPr>
-        <w:ind w:left="480" w:right="480" w:firstLine="0"/>
-        <w:rPr/>
-      </w:pPr>
-      <w:r>
-        <w:rPr>
-          <w:rtl w:val="0"/>
-        </w:rPr>
-        <w:t xml:space="preserve">Evan Cho has a crush on Mira and would really want to impress her. From behind the café counter he hears everything said at the tables and knows everyone’s habits: who sits where, who leaves what lying around, how long Mira spends in the bathroom. And he cares, more than he lets on, about honesty. </w:t>
-      </w:r>
-    </w:p>
-    <w:p>
-      <w:pPr>
-        <w:rPr/>
-      </w:pPr>
-      <w:r>
-        <w:rPr>
-          <w:b w:val="1"/>
-          <w:bCs w:val="1"/>
-          <w:rtl w:val="0"/>
-        </w:rPr>
-        <w:t xml:space="preserve">MC2 (E) — Where the tube went.</w:t>
-      </w:r>
-      <w:r>
-        <w:rPr>
-          <w:rtl w:val="0"/>
-        </w:rPr>
-        <w:t xml:space="preserve"> Synthesizes C05, C06, C07, C08.</w:t>
-      </w:r>
-    </w:p>
-    <w:p>
-      <w:pPr>
-        <w:ind w:left="480" w:right="480" w:firstLine="0"/>
-        <w:rPr/>
-      </w:pPr>
-      <w:r>
-        <w:rPr>
-          <w:rtl w:val="0"/>
-        </w:rPr>
-        <w:t xml:space="preserve">Jonah is always leaving things behind. Last night it was his H.M.S. Pinafore poster tube, which sat behind the café counter in Evan’s lost-and-found for about two hours, until Jonah came back late and carried it to the theater. That tube is now in the theater’s scenery loft.</w:t>
-      </w:r>
-    </w:p>
-    <w:p>
-      <w:pPr>
-        <w:rPr/>
-      </w:pPr>
-      <w:r>
-        <w:rPr>
-          <w:b w:val="1"/>
-          <w:bCs w:val="1"/>
-          <w:rtl w:val="0"/>
-        </w:rPr>
-        <w:t xml:space="preserve">MC3 (A) — What Mira knew.</w:t>
-      </w:r>
-      <w:r>
-        <w:rPr>
-          <w:rtl w:val="0"/>
-        </w:rPr>
-        <w:t xml:space="preserve"> Synthesizes C09, C10, C11, C12.</w:t>
-      </w:r>
-    </w:p>
-    <w:p>
-      <w:pPr>
-        <w:ind w:left="480" w:right="480" w:firstLine="0"/>
-        <w:rPr/>
-      </w:pPr>
-      <w:r>
-        <w:rPr>
-          <w:rtl w:val="0"/>
-        </w:rPr>
-        <w:t xml:space="preserve">Mira showed Hana and Priya the newspaper photograph and explained what her research told her: the crease seen in pictures of the Charter for centuries is missing from it. Mira always takes a long time in the bathroom. This morning, frightened, Mira asked Priya to change the entrance log to the archives. Priya tried but  didn’t succeed. </w:t>
-      </w:r>
-    </w:p>
-    <w:p>
-      <w:pPr>
-        <w:rPr/>
-      </w:pPr>
-      <w:r>
-        <w:rPr>
-          <w:b w:val="1"/>
-          <w:bCs w:val="1"/>
-          <w:rtl w:val="0"/>
-        </w:rPr>
-        <w:t xml:space="preserve">MC4 (R) — What the log really shows.</w:t>
-      </w:r>
-      <w:r>
-        <w:rPr>
-          <w:rtl w:val="0"/>
-        </w:rPr>
-        <w:t xml:space="preserve"> Synthesizes C13, C14, C15, C16.</w:t>
-      </w:r>
-    </w:p>
-    <w:p>
-      <w:pPr>
-        <w:ind w:left="480" w:right="480" w:firstLine="0"/>
-        <w:rPr/>
-      </w:pPr>
-      <w:r>
-        <w:rPr>
-          <w:rtl w:val="0"/>
-        </w:rPr>
-        <w:t xml:space="preserve">The Charter was in the cabinet at 7:45 p.m. The only entry after that was Mira’s card, at 8:42. She found the Charter gone this morning, saw her own credential in the log and panicked; the 7:07 edit was an attempted cover-up which didn’t work. </w:t>
-      </w:r>
-    </w:p>
-    <w:p>
-      <w:pPr>
-        <w:pStyle w:val="Heading1"/>
-        <w:rPr/>
-      </w:pPr>
-      <w:r>
-        <w:rPr>
-          <w:rtl w:val="0"/>
-        </w:rPr>
         <w:t xml:space="preserve">9. The 24 Red Herrings and their sets</w:t>
       </w:r>
     </w:p>
@@ -8767,7 +8769,7 @@
         <w:rPr>
           <w:rtl w:val="0"/>
         </w:rPr>
-        <w:t xml:space="preserve"> The good option acknowledges Mira’s expertise (A)  and frames the disagreement as an open question rather than an accusation (R). The bad option asserts a motive as fact and turns her view into a character flaw.</w:t>
+        <w:t xml:space="preserve"> The good option acknowledges Mira’s expertise (A) and frames the disagreement as an open question rather than an accusation (R). The bad option asserts a motive as fact and turns her view into a character flaw.</w:t>
       </w:r>
     </w:p>
     <w:p>
@@ -8817,7 +8819,7 @@
         <w:rPr>
           <w:rtl w:val="0"/>
         </w:rPr>
-        <w:t xml:space="preserve"> “We both want a Commons that students would actually use, so I take your point about the need for space. But if so many of them are protesting, isn’t it at least a signal that they prefer the commons over having more space?”</w:t>
+        <w:t xml:space="preserve"> “We both want a Commons that students would actually use, so I take your point about the need for space. But if so many of them are protesting, isn’t it at least a signal that they prefer the Commons over having more space?”</w:t>
       </w:r>
     </w:p>
     <w:p>
@@ -8905,7 +8907,7 @@
         <w:rPr>
           <w:rtl w:val="0"/>
         </w:rPr>
-        <w:t xml:space="preserve"> “I may be missing something, so correct me: you want the commons to be equipped with the most advanced technologies but not facial recognition. Where do you draw the line?”</w:t>
+        <w:t xml:space="preserve"> “I may be missing something, so correct me: you want the Commons to be equipped with the most advanced technologies but not facial recognition. Where do you draw the line?”</w:t>
       </w:r>
     </w:p>
     <w:p>
@@ -8924,7 +8926,7 @@
         <w:rPr>
           <w:rtl w:val="0"/>
         </w:rPr>
-        <w:t xml:space="preserve"> “Why is it that computer science students are always the ones that are anti technology? I thought you guys like computers. ”</w:t>
+        <w:t xml:space="preserve"> “Why is it that computer science students are always the ones that are anti technology? I thought you guys like computers.”</w:t>
       </w:r>
     </w:p>
     <w:p>
@@ -11234,8 +11236,8 @@
         <w:t xml:space="preserve"> Look at the log yourself. At 7:07 this morning someone removed Mira’s 8:42 entry, and the system recorded the removal. At 7:47 the entry was back. The log keeps receipts, which is more than most people do. Leo thinks the access system is just a tool. A tool that remembers everything is never just a tool.</w:t>
       </w:r>
     </w:p>
-    <w:bookmarkStart w:colFirst="0" w:colLast="0" w:name="ra8mfxddn04b" w:id="9"/>
-    <w:bookmarkEnd w:id="9"/>
+    <w:bookmarkStart w:colFirst="0" w:colLast="0" w:name="suyypdyuglid" w:id="10"/>
+    <w:bookmarkEnd w:id="10"/>
     <w:p>
       <w:pPr>
         <w:pStyle w:val="Heading2"/>
@@ -12263,8 +12265,8 @@
           <w:pgNumType w:start="1"/>
         </w:sectPr>
       </w:pPr>
-      <w:bookmarkStart w:colFirst="0" w:colLast="0" w:name="_9kqlop4dxiaj" w:id="10"/>
-      <w:bookmarkEnd w:id="10"/>
+      <w:bookmarkStart w:colFirst="0" w:colLast="0" w:name="_di6u5bs69re8" w:id="11"/>
+      <w:bookmarkEnd w:id="11"/>
       <w:r>
         <w:rPr>
           <w:rFonts w:ascii="EB Garamond" w:cs="EB Garamond" w:eastAsia="EB Garamond" w:hAnsi="EB Garamond"/>
@@ -12295,8 +12297,8 @@
         <w:pStyle w:val="Heading1"/>
         <w:rPr/>
       </w:pPr>
-      <w:bookmarkStart w:colFirst="0" w:colLast="0" w:name="_wlieqlrf55e5" w:id="11"/>
-      <w:bookmarkEnd w:id="11"/>
+      <w:bookmarkStart w:colFirst="0" w:colLast="0" w:name="_krwiojf13pm" w:id="12"/>
+      <w:bookmarkEnd w:id="12"/>
       <w:r>
         <w:rPr>
           <w:rtl w:val="0"/>

--- a/scenarios/commons-comma/The Commons' Comma – Scenario Packet.docx
+++ b/scenarios/commons-comma/The Commons' Comma – Scenario Packet.docx
@@ -14788,7 +14788,7 @@
           <w:szCs w:val="24"/>
           <w:rtl w:val="0"/>
         </w:rPr>
-        <w:t xml:space="preserve"> I closed up the reading room with Mr. Ellison. At 7:45 he put the Charter back in the archive cabinet himself, locked up and left; I watched him do it. Then I went to the café with Hana and Priya, and we were there until late, like half the campus. I know Leo thinks people like me would keep the Commons as a museum. That’s a fair worry about some preservationists, and I’d rather we both got a campus that works than that I won the argument.</w:t>
+        <w:t xml:space="preserve"> I closed up the reading room with Mr. Ellison. At 7:45 he put the Charter back in the archive cabinet himself, locked up and left; I watched him do it. Then I went to the café with Hana and Priya, and we were there until late. So many other students were there with us… Leo would tell you that there aren’t enough spaces for students but he always hangs out with us at the Cafe and he seems pretty happy with it. .</w:t>
       </w:r>
     </w:p>
     <w:p>
@@ -15529,7 +15529,7 @@
         <w:t xml:space="preserve"> Look at the log yourself. At 7:07 this morning someone removed Mira’s 8:42 entry, and the system recorded the removal. At 7:47 the entry was back. The log keeps receipts, which is more than most people do. Leo thinks the access system is just a tool. A tool that remembers everything is never just a tool.</w:t>
       </w:r>
     </w:p>
-    <w:bookmarkStart w:colFirst="0" w:colLast="0" w:name="gqms57p3ab2e" w:id="9"/>
+    <w:bookmarkStart w:colFirst="0" w:colLast="0" w:name="iu89c32topee" w:id="9"/>
     <w:bookmarkEnd w:id="9"/>
     <w:p>
       <w:pPr>
@@ -17127,7 +17127,7 @@
         <w:pStyle w:val="Heading1"/>
         <w:rPr/>
       </w:pPr>
-      <w:bookmarkStart w:colFirst="0" w:colLast="0" w:name="_57rfdlsgdsw2" w:id="10"/>
+      <w:bookmarkStart w:colFirst="0" w:colLast="0" w:name="_lap2mc4wnn9d" w:id="10"/>
       <w:bookmarkEnd w:id="10"/>
       <w:r>
         <w:rPr>

--- a/scenarios/commons-comma/The Commons' Comma – Scenario Packet.docx
+++ b/scenarios/commons-comma/The Commons' Comma – Scenario Packet.docx
@@ -41,7 +41,7 @@
           <w:pgNumType w:start="1"/>
         </w:sectPr>
       </w:pPr>
-      <w:bookmarkStart w:colFirst="0" w:colLast="0" w:name="_al32ougwc56p" w:id="0"/>
+      <w:bookmarkStart w:colFirst="0" w:colLast="0" w:name="_mwflt322dw25" w:id="0"/>
       <w:bookmarkEnd w:id="0"/>
       <w:r>
         <w:rPr>
@@ -10772,7 +10772,7 @@
         <w:rPr>
           <w:rtl w:val="0"/>
         </w:rPr>
-        <w:t xml:space="preserve"> I closed up the reading room with Mr. Ellison. At 7:45 he put the Charter back in the archive cabinet himself, locked up and left; I watched him do it. Then I went to the café with Hana and Priya, and we were there until late. So many other students were there with us… Leo would tell you that there aren’t enough spaces for students but he always hangs out with us at the Cafe and he seems pretty happy with it. .</w:t>
+        <w:t xml:space="preserve"> I closed up the reading room with Mr. Ellison. At 7:45 he put the Charter back in the archive cabinet himself, locked up and left; I watched him do it. Then I went to the café with Hana and Priya, and we were there until late. So many other students were there with us… Leo would tell you that there aren’t enough spaces for students but he always hangs out with us at the café and he seems pretty happy with it.</w:t>
       </w:r>
     </w:p>
     <w:p>
@@ -11236,7 +11236,7 @@
         <w:t xml:space="preserve"> Look at the log yourself. At 7:07 this morning someone removed Mira’s 8:42 entry, and the system recorded the removal. At 7:47 the entry was back. The log keeps receipts, which is more than most people do. Leo thinks the access system is just a tool. A tool that remembers everything is never just a tool.</w:t>
       </w:r>
     </w:p>
-    <w:bookmarkStart w:colFirst="0" w:colLast="0" w:name="qldxflpe710g" w:id="10"/>
+    <w:bookmarkStart w:colFirst="0" w:colLast="0" w:name="bf4smskinahh" w:id="10"/>
     <w:bookmarkEnd w:id="10"/>
     <w:p>
       <w:pPr>
@@ -12265,7 +12265,7 @@
           <w:pgNumType w:start="1"/>
         </w:sectPr>
       </w:pPr>
-      <w:bookmarkStart w:colFirst="0" w:colLast="0" w:name="_xzxmzmey111m" w:id="11"/>
+      <w:bookmarkStart w:colFirst="0" w:colLast="0" w:name="_dusvrr3veq34" w:id="11"/>
       <w:bookmarkEnd w:id="11"/>
       <w:r>
         <w:rPr>
@@ -12297,7 +12297,7 @@
         <w:pStyle w:val="Heading1"/>
         <w:rPr/>
       </w:pPr>
-      <w:bookmarkStart w:colFirst="0" w:colLast="0" w:name="_dxf4q3ep3c62" w:id="12"/>
+      <w:bookmarkStart w:colFirst="0" w:colLast="0" w:name="_ltcderp8iumj" w:id="12"/>
       <w:bookmarkEnd w:id="12"/>
       <w:r>
         <w:rPr>

--- a/scenarios/commons-comma/The Commons' Comma – Scenario Packet.docx
+++ b/scenarios/commons-comma/The Commons' Comma – Scenario Packet.docx
@@ -129,7 +129,7 @@
           <w:szCs w:val="24"/>
           <w:rtl w:val="0"/>
         </w:rPr>
-        <w:t xml:space="preserve">Scenario ID:</w:t>
+        <w:t xml:space="preserve">URL:</w:t>
       </w:r>
       <w:r>
         <w:rPr>
@@ -140,22 +140,19 @@
         </w:rPr>
         <w:t xml:space="preserve"> </w:t>
       </w:r>
-      <w:r>
-        <w:rPr>
-          <w:rFonts w:ascii="Consolas" w:cs="Consolas" w:eastAsia="Consolas" w:hAnsi="Consolas"/>
-          <w:rtl w:val="0"/>
-        </w:rPr>
-        <w:t xml:space="preserve">commons-comma</w:t>
-      </w:r>
-      <w:r>
-        <w:rPr>
-          <w:rFonts w:ascii="EB Garamond" w:cs="EB Garamond" w:eastAsia="EB Garamond" w:hAnsi="EB Garamond"/>
-          <w:sz w:val="24"/>
-          <w:szCs w:val="24"/>
-          <w:rtl w:val="0"/>
-        </w:rPr>
-        <w:br w:type="textWrapping"/>
-      </w:r>
+      <w:hyperlink r:id="rId6">
+        <w:r>
+          <w:rPr>
+            <w:rFonts w:ascii="EB Garamond" w:cs="EB Garamond" w:eastAsia="EB Garamond" w:hAnsi="EB Garamond"/>
+            <w:color w:val="1155cc"/>
+            <w:sz w:val="24"/>
+            <w:szCs w:val="24"/>
+            <w:u w:val="single"/>
+            <w:rtl w:val="0"/>
+          </w:rPr>
+          <w:t xml:space="preserve">https://holytispoon.github.io/HEARsay-Mysteries/commons-comma/</w:t>
+        </w:r>
+      </w:hyperlink>
       <w:r>
         <w:rPr>
           <w:rFonts w:ascii="EB Garamond" w:cs="EB Garamond" w:eastAsia="EB Garamond" w:hAnsi="EB Garamond"/>
@@ -165,6 +162,7 @@
           <w:szCs w:val="24"/>
           <w:rtl w:val="0"/>
         </w:rPr>
+        <w:br w:type="textWrapping"/>
         <w:t xml:space="preserve">Budget:</w:t>
       </w:r>
       <w:r>
@@ -175,6 +173,63 @@
           <w:rtl w:val="0"/>
         </w:rPr>
         <w:t xml:space="preserve"> 30 questions.</w:t>
+      </w:r>
+      <w:r>
+        <w:rPr>
+          <w:rFonts w:ascii="EB Garamond" w:cs="EB Garamond" w:eastAsia="EB Garamond" w:hAnsi="EB Garamond"/>
+          <w:b w:val="1"/>
+          <w:bCs w:val="1"/>
+          <w:sz w:val="24"/>
+          <w:szCs w:val="24"/>
+          <w:rtl w:val="0"/>
+        </w:rPr>
+        <w:br w:type="textWrapping"/>
+        <w:t xml:space="preserve">Scenario ID:</w:t>
+      </w:r>
+      <w:r>
+        <w:rPr>
+          <w:rFonts w:ascii="EB Garamond" w:cs="EB Garamond" w:eastAsia="EB Garamond" w:hAnsi="EB Garamond"/>
+          <w:sz w:val="24"/>
+          <w:szCs w:val="24"/>
+          <w:rtl w:val="0"/>
+        </w:rPr>
+        <w:t xml:space="preserve"> </w:t>
+      </w:r>
+      <w:r>
+        <w:rPr>
+          <w:rFonts w:ascii="Consolas" w:cs="Consolas" w:eastAsia="Consolas" w:hAnsi="Consolas"/>
+          <w:rtl w:val="0"/>
+        </w:rPr>
+        <w:t xml:space="preserve">commons-comma</w:t>
+      </w:r>
+      <w:r>
+        <w:rPr>
+          <w:rFonts w:ascii="EB Garamond" w:cs="EB Garamond" w:eastAsia="EB Garamond" w:hAnsi="EB Garamond"/>
+          <w:sz w:val="24"/>
+          <w:szCs w:val="24"/>
+          <w:rtl w:val="0"/>
+        </w:rPr>
+        <w:br w:type="textWrapping"/>
+      </w:r>
+      <w:r>
+        <w:rPr>
+          <w:rFonts w:ascii="EB Garamond" w:cs="EB Garamond" w:eastAsia="EB Garamond" w:hAnsi="EB Garamond"/>
+          <w:b w:val="1"/>
+          <w:bCs w:val="1"/>
+          <w:sz w:val="24"/>
+          <w:szCs w:val="24"/>
+          <w:rtl w:val="0"/>
+        </w:rPr>
+        <w:t xml:space="preserve">IFID:</w:t>
+      </w:r>
+      <w:r>
+        <w:rPr>
+          <w:rFonts w:ascii="EB Garamond" w:cs="EB Garamond" w:eastAsia="EB Garamond" w:hAnsi="EB Garamond"/>
+          <w:sz w:val="24"/>
+          <w:szCs w:val="24"/>
+          <w:rtl w:val="0"/>
+        </w:rPr>
+        <w:t xml:space="preserve"> 61186C66-1FEC-4296-99AD-81162A1EF015</w:t>
       </w:r>
     </w:p>
     <w:p>
@@ -1013,7 +1068,7 @@
         </w:rPr>
         <w:t xml:space="preserve">The students demanded a vote and were getting ready to file a lawsuit when the university discovered a quirk in the original document: a blot of ink smearing the comma after the word ‘masters’ which generated some doubt as to whether that was an original comma or just a misprint. This gave the university an opening to claim that the Commons Clause does not actually mean that any renovation of the common requires students’ consent but rather it requires the approval of ‘house masters and students’ which they believed they can satisfy by getting the approval of the house masters. This position seemed ridiculous to many until they learned that </w:t>
       </w:r>
-      <w:hyperlink r:id="rId6">
+      <w:hyperlink r:id="rId7">
         <w:r>
           <w:rPr>
             <w:rFonts w:ascii="EB Garamond" w:cs="EB Garamond" w:eastAsia="EB Garamond" w:hAnsi="EB Garamond"/>
@@ -1035,7 +1090,7 @@
         </w:rPr>
         <w:t xml:space="preserve"> in Maine in a similar case about </w:t>
       </w:r>
-      <w:hyperlink r:id="rId7">
+      <w:hyperlink r:id="rId8">
         <w:r>
           <w:rPr>
             <w:rFonts w:ascii="EB Garamond" w:cs="EB Garamond" w:eastAsia="EB Garamond" w:hAnsi="EB Garamond"/>
@@ -8934,7 +8989,7 @@
                 <w:szCs w:val="24"/>
                 <w:rtl w:val="0"/>
               </w:rPr>
-              <w:t xml:space="preserve">Who?</w:t>
+              <w:t xml:space="preserve">Who removed it?</w:t>
             </w:r>
           </w:p>
         </w:tc>
@@ -8963,7 +9018,7 @@
                 <w:szCs w:val="24"/>
                 <w:rtl w:val="0"/>
               </w:rPr>
-              <w:t xml:space="preserve">Where?</w:t>
+              <w:t xml:space="preserve">Where is it now?</w:t>
             </w:r>
           </w:p>
         </w:tc>
@@ -9013,7 +9068,7 @@
                 <w:szCs w:val="24"/>
                 <w:rtl w:val="0"/>
               </w:rPr>
-              <w:t xml:space="preserve">The theater loft</w:t>
+              <w:t xml:space="preserve">The theater loft (correct)</w:t>
             </w:r>
           </w:p>
         </w:tc>
@@ -9302,7 +9357,7 @@
                 <w:szCs w:val="24"/>
                 <w:rtl w:val="0"/>
               </w:rPr>
-              <w:t xml:space="preserve">Evan Cho</w:t>
+              <w:t xml:space="preserve">Evan Cho (correct)</w:t>
             </w:r>
           </w:p>
         </w:tc>
@@ -14788,7 +14843,7 @@
           <w:szCs w:val="24"/>
           <w:rtl w:val="0"/>
         </w:rPr>
-        <w:t xml:space="preserve"> I closed up the reading room with Mr. Ellison. At 7:45 he put the Charter back in the archive cabinet himself, locked up and left; I watched him do it. Then I went to the café with Hana and Priya, and we were there until late. So many other students were there with us… Leo would tell you that there aren’t enough spaces for students but he always hangs out with us at the café and he seems pretty happy with it.</w:t>
+        <w:t xml:space="preserve"> I closed up the reading room with Mr. Ellison. At 7:45 he put the Charter back in the archive cabinet himself, locked up and left; I watched him do it. Then I went to the café with Hana and Priya, and we were there until late. So many other students were there with us… Leo was there too. He says there aren’t enough spaces for students, and I totally get where he’s coming from, and at the same time - we’re currently making the best of the spaces we have and we have kind of a nice crew here at the café. </w:t>
       </w:r>
     </w:p>
     <w:p>
@@ -15529,8 +15584,6 @@
         <w:t xml:space="preserve"> Look at the log yourself. At 7:07 this morning someone removed Mira’s 8:42 entry, and the system recorded the removal. At 7:47 the entry was back. The log keeps receipts, which is more than most people do. Leo thinks the access system is just a tool. A tool that remembers everything is never just a tool.</w:t>
       </w:r>
     </w:p>
-    <w:bookmarkStart w:colFirst="0" w:colLast="0" w:name="xou3bud0m5xc" w:id="9"/>
-    <w:bookmarkEnd w:id="9"/>
     <w:p>
       <w:pPr>
         <w:pStyle w:val="Heading2"/>
@@ -16932,7 +16985,7 @@
           <w:szCs w:val="24"/>
           <w:rtl w:val="0"/>
         </w:rPr>
-        <w:t xml:space="preserve"> You identify who removed the Charter but not where it is. The examination begins at six without the original, and the replica is examined as though it were genuine.</w:t>
+        <w:t xml:space="preserve"> You identify who removed the Charter but not where it is. The examination cannot proceed without the document. </w:t>
       </w:r>
     </w:p>
     <w:p>
@@ -17119,7 +17172,7 @@
           <w:szCs w:val="24"/>
           <w:rtl w:val="0"/>
         </w:rPr>
-        <w:t xml:space="preserve"> for each of the eight witnesses (390×390 PNG, no embedded text). The map is a compressed copy of the original Assets/campus-map.png. Logo file: blank-university-logo.png (Blank University's logo, from the engine's shared assets). Masthead file: the-blank-masthead.png (The Blank's masthead, from the engine's shared assets). Start image file: founding-charter.jpg (the Founding Charter, shown on Start, from the scenario's Assets folder). Newspaper illustration file: newspaper-illustration.svg (the drawing of the smeared mark on the printed newspaper article, from the scenario's Assets folder). The contact sheet in that folder shows all ten original portraits; Caleb Brooks and Thomas Okafor are not used in this scenario.</w:t>
+        <w:t xml:space="preserve"> for each of the eight witnesses (390×390 PNG, no embedded text). The map is a compressed copy of the original Assets/campus-map.png. Map file: campus-map.jpg (the campus map, from the scenario's Assets folder). Logo file: blank-university-logo.png (Blank University's logo, from the engine's shared assets). Masthead file: the-blank-masthead.png (The Blank's masthead, from the engine's shared assets). Start image file: founding-charter.jpg (the Founding Charter, shown on Start, from the scenario's Assets folder). Newspaper illustration file: newspaper-illustration.svg (the drawing of the smeared mark on the printed newspaper article, from the scenario's Assets folder). The contact sheet in that folder shows all ten original portraits; Caleb Brooks and Thomas Okafor are not used in this scenario.</w:t>
       </w:r>
     </w:p>
     <w:p>
@@ -17127,8 +17180,8 @@
         <w:pStyle w:val="Heading1"/>
         <w:rPr/>
       </w:pPr>
-      <w:bookmarkStart w:colFirst="0" w:colLast="0" w:name="_2y4rmjc42kv" w:id="10"/>
-      <w:bookmarkEnd w:id="10"/>
+      <w:bookmarkStart w:colFirst="0" w:colLast="0" w:name="_s30t3zdhdaob" w:id="9"/>
+      <w:bookmarkEnd w:id="9"/>
       <w:r>
         <w:rPr>
           <w:rtl w:val="0"/>
@@ -17268,7 +17321,7 @@
         </w:rPr>
         <w:t xml:space="preserve">Things were looking grim for the commons renovation project but then the university discovered that the transcript of the charter hides an ambiguity - the comma after the word ‘masters’ is in parenthesis because there was some doubt whether it is, after all, a comma. The ink around the supposed comma is smeared and so the comma appeared more like a little blot of ink, and so the transcript of the charter has always placed the comma in parenthesis. This gave the university an opening to claim that the Commons Clause does not actually mean that any renovation of the common requires students’ consent but rather it requires the approval of ‘house masters and students’ which they believed they can satisfy by getting the approval of the house masters. This position seemed ridiculous to many until they learned that </w:t>
       </w:r>
-      <w:hyperlink r:id="rId8">
+      <w:hyperlink r:id="rId9">
         <w:r>
           <w:rPr>
             <w:color w:val="1155cc"/>
@@ -17284,7 +17337,7 @@
         </w:rPr>
         <w:t xml:space="preserve"> in Maine in a similar case about </w:t>
       </w:r>
-      <w:hyperlink r:id="rId9">
+      <w:hyperlink r:id="rId10">
         <w:r>
           <w:rPr>
             <w:color w:val="1155cc"/>
